--- a/docs/docx/概要设计说明书.docx
+++ b/docs/docx/概要设计说明书.docx
@@ -232,6 +232,7 @@
         <w:tblStyle w:val="TableGrid"/>
         <w:tblW w:type="auto" w:w="0"/>
         <w:jc w:val="center"/>
+        <w:tblLayout w:type="fixed"/>
         <w:tblLook w:firstColumn="1" w:firstRow="1" w:lastColumn="0" w:lastRow="0" w:noHBand="0" w:noVBand="1" w:val="04A0"/>
       </w:tblPr>
       <w:tblGrid>
@@ -242,7 +243,7 @@
       <w:tr>
         <w:tc>
           <w:tcPr>
-            <w:tcW w:type="dxa" w:w="3024"/>
+            <w:tcW w:type="dxa" w:w="2540"/>
           </w:tcPr>
           <w:p>
             <w:r>
@@ -257,7 +258,7 @@
         </w:tc>
         <w:tc>
           <w:tcPr>
-            <w:tcW w:type="dxa" w:w="3024"/>
+            <w:tcW w:type="dxa" w:w="2540"/>
           </w:tcPr>
           <w:p>
             <w:r>
@@ -272,7 +273,7 @@
         </w:tc>
         <w:tc>
           <w:tcPr>
-            <w:tcW w:type="dxa" w:w="3024"/>
+            <w:tcW w:type="dxa" w:w="3991"/>
           </w:tcPr>
           <w:p>
             <w:r>
@@ -289,7 +290,7 @@
       <w:tr>
         <w:tc>
           <w:tcPr>
-            <w:tcW w:type="dxa" w:w="3024"/>
+            <w:tcW w:type="dxa" w:w="2540"/>
           </w:tcPr>
           <w:p>
             <w:r>
@@ -303,7 +304,7 @@
         </w:tc>
         <w:tc>
           <w:tcPr>
-            <w:tcW w:type="dxa" w:w="3024"/>
+            <w:tcW w:type="dxa" w:w="2540"/>
           </w:tcPr>
           <w:p>
             <w:r>
@@ -317,7 +318,7 @@
         </w:tc>
         <w:tc>
           <w:tcPr>
-            <w:tcW w:type="dxa" w:w="3024"/>
+            <w:tcW w:type="dxa" w:w="3991"/>
           </w:tcPr>
           <w:p>
             <w:r>
@@ -333,7 +334,7 @@
       <w:tr>
         <w:tc>
           <w:tcPr>
-            <w:tcW w:type="dxa" w:w="3024"/>
+            <w:tcW w:type="dxa" w:w="2540"/>
           </w:tcPr>
           <w:p>
             <w:r>
@@ -347,7 +348,7 @@
         </w:tc>
         <w:tc>
           <w:tcPr>
-            <w:tcW w:type="dxa" w:w="3024"/>
+            <w:tcW w:type="dxa" w:w="2540"/>
           </w:tcPr>
           <w:p>
             <w:r>
@@ -361,7 +362,7 @@
         </w:tc>
         <w:tc>
           <w:tcPr>
-            <w:tcW w:type="dxa" w:w="3024"/>
+            <w:tcW w:type="dxa" w:w="3991"/>
           </w:tcPr>
           <w:p>
             <w:r>
@@ -377,7 +378,7 @@
       <w:tr>
         <w:tc>
           <w:tcPr>
-            <w:tcW w:type="dxa" w:w="3024"/>
+            <w:tcW w:type="dxa" w:w="2540"/>
           </w:tcPr>
           <w:p>
             <w:r>
@@ -391,7 +392,7 @@
         </w:tc>
         <w:tc>
           <w:tcPr>
-            <w:tcW w:type="dxa" w:w="3024"/>
+            <w:tcW w:type="dxa" w:w="2540"/>
           </w:tcPr>
           <w:p>
             <w:r>
@@ -405,7 +406,7 @@
         </w:tc>
         <w:tc>
           <w:tcPr>
-            <w:tcW w:type="dxa" w:w="3024"/>
+            <w:tcW w:type="dxa" w:w="3991"/>
           </w:tcPr>
           <w:p>
             <w:r>
@@ -421,7 +422,7 @@
       <w:tr>
         <w:tc>
           <w:tcPr>
-            <w:tcW w:type="dxa" w:w="3024"/>
+            <w:tcW w:type="dxa" w:w="2540"/>
           </w:tcPr>
           <w:p>
             <w:r>
@@ -435,7 +436,7 @@
         </w:tc>
         <w:tc>
           <w:tcPr>
-            <w:tcW w:type="dxa" w:w="3024"/>
+            <w:tcW w:type="dxa" w:w="2540"/>
           </w:tcPr>
           <w:p>
             <w:r>
@@ -449,7 +450,7 @@
         </w:tc>
         <w:tc>
           <w:tcPr>
-            <w:tcW w:type="dxa" w:w="3024"/>
+            <w:tcW w:type="dxa" w:w="3991"/>
           </w:tcPr>
           <w:p>
             <w:r>
@@ -465,7 +466,7 @@
       <w:tr>
         <w:tc>
           <w:tcPr>
-            <w:tcW w:type="dxa" w:w="3024"/>
+            <w:tcW w:type="dxa" w:w="2540"/>
           </w:tcPr>
           <w:p>
             <w:r>
@@ -479,7 +480,7 @@
         </w:tc>
         <w:tc>
           <w:tcPr>
-            <w:tcW w:type="dxa" w:w="3024"/>
+            <w:tcW w:type="dxa" w:w="2540"/>
           </w:tcPr>
           <w:p>
             <w:r>
@@ -493,7 +494,7 @@
         </w:tc>
         <w:tc>
           <w:tcPr>
-            <w:tcW w:type="dxa" w:w="3024"/>
+            <w:tcW w:type="dxa" w:w="3991"/>
           </w:tcPr>
           <w:p>
             <w:r>
@@ -509,7 +510,7 @@
       <w:tr>
         <w:tc>
           <w:tcPr>
-            <w:tcW w:type="dxa" w:w="3024"/>
+            <w:tcW w:type="dxa" w:w="2540"/>
           </w:tcPr>
           <w:p>
             <w:r>
@@ -523,7 +524,7 @@
         </w:tc>
         <w:tc>
           <w:tcPr>
-            <w:tcW w:type="dxa" w:w="3024"/>
+            <w:tcW w:type="dxa" w:w="2540"/>
           </w:tcPr>
           <w:p>
             <w:r>
@@ -537,7 +538,7 @@
         </w:tc>
         <w:tc>
           <w:tcPr>
-            <w:tcW w:type="dxa" w:w="3024"/>
+            <w:tcW w:type="dxa" w:w="3991"/>
           </w:tcPr>
           <w:p>
             <w:r>
@@ -553,7 +554,7 @@
       <w:tr>
         <w:tc>
           <w:tcPr>
-            <w:tcW w:type="dxa" w:w="3024"/>
+            <w:tcW w:type="dxa" w:w="2540"/>
           </w:tcPr>
           <w:p>
             <w:r>
@@ -567,7 +568,7 @@
         </w:tc>
         <w:tc>
           <w:tcPr>
-            <w:tcW w:type="dxa" w:w="3024"/>
+            <w:tcW w:type="dxa" w:w="2540"/>
           </w:tcPr>
           <w:p>
             <w:r>
@@ -581,7 +582,7 @@
         </w:tc>
         <w:tc>
           <w:tcPr>
-            <w:tcW w:type="dxa" w:w="3024"/>
+            <w:tcW w:type="dxa" w:w="3991"/>
           </w:tcPr>
           <w:p>
             <w:r>
@@ -618,6 +619,7 @@
         <w:tblStyle w:val="TableGrid"/>
         <w:tblW w:type="auto" w:w="0"/>
         <w:jc w:val="center"/>
+        <w:tblLayout w:type="fixed"/>
         <w:tblLook w:firstColumn="1" w:firstRow="1" w:lastColumn="0" w:lastRow="0" w:noHBand="0" w:noVBand="1" w:val="04A0"/>
       </w:tblPr>
       <w:tblGrid>
@@ -628,7 +630,7 @@
       <w:tr>
         <w:tc>
           <w:tcPr>
-            <w:tcW w:type="dxa" w:w="3024"/>
+            <w:tcW w:type="dxa" w:w="1099"/>
           </w:tcPr>
           <w:p>
             <w:r>
@@ -643,7 +645,7 @@
         </w:tc>
         <w:tc>
           <w:tcPr>
-            <w:tcW w:type="dxa" w:w="3024"/>
+            <w:tcW w:type="dxa" w:w="2749"/>
           </w:tcPr>
           <w:p>
             <w:r>
@@ -658,7 +660,7 @@
         </w:tc>
         <w:tc>
           <w:tcPr>
-            <w:tcW w:type="dxa" w:w="3024"/>
+            <w:tcW w:type="dxa" w:w="5223"/>
           </w:tcPr>
           <w:p>
             <w:r>
@@ -675,7 +677,7 @@
       <w:tr>
         <w:tc>
           <w:tcPr>
-            <w:tcW w:type="dxa" w:w="3024"/>
+            <w:tcW w:type="dxa" w:w="1099"/>
           </w:tcPr>
           <w:p>
             <w:r>
@@ -689,7 +691,7 @@
         </w:tc>
         <w:tc>
           <w:tcPr>
-            <w:tcW w:type="dxa" w:w="3024"/>
+            <w:tcW w:type="dxa" w:w="2749"/>
           </w:tcPr>
           <w:p>
             <w:r>
@@ -703,7 +705,7 @@
         </w:tc>
         <w:tc>
           <w:tcPr>
-            <w:tcW w:type="dxa" w:w="3024"/>
+            <w:tcW w:type="dxa" w:w="5223"/>
           </w:tcPr>
           <w:p>
             <w:r>
@@ -719,7 +721,7 @@
       <w:tr>
         <w:tc>
           <w:tcPr>
-            <w:tcW w:type="dxa" w:w="3024"/>
+            <w:tcW w:type="dxa" w:w="1099"/>
           </w:tcPr>
           <w:p>
             <w:r>
@@ -733,7 +735,7 @@
         </w:tc>
         <w:tc>
           <w:tcPr>
-            <w:tcW w:type="dxa" w:w="3024"/>
+            <w:tcW w:type="dxa" w:w="2749"/>
           </w:tcPr>
           <w:p>
             <w:r>
@@ -747,7 +749,7 @@
         </w:tc>
         <w:tc>
           <w:tcPr>
-            <w:tcW w:type="dxa" w:w="3024"/>
+            <w:tcW w:type="dxa" w:w="5223"/>
           </w:tcPr>
           <w:p>
             <w:r>
@@ -763,7 +765,7 @@
       <w:tr>
         <w:tc>
           <w:tcPr>
-            <w:tcW w:type="dxa" w:w="3024"/>
+            <w:tcW w:type="dxa" w:w="1099"/>
           </w:tcPr>
           <w:p>
             <w:r>
@@ -777,7 +779,7 @@
         </w:tc>
         <w:tc>
           <w:tcPr>
-            <w:tcW w:type="dxa" w:w="3024"/>
+            <w:tcW w:type="dxa" w:w="2749"/>
           </w:tcPr>
           <w:p>
             <w:r>
@@ -791,7 +793,7 @@
         </w:tc>
         <w:tc>
           <w:tcPr>
-            <w:tcW w:type="dxa" w:w="3024"/>
+            <w:tcW w:type="dxa" w:w="5223"/>
           </w:tcPr>
           <w:p>
             <w:r>
@@ -807,7 +809,7 @@
       <w:tr>
         <w:tc>
           <w:tcPr>
-            <w:tcW w:type="dxa" w:w="3024"/>
+            <w:tcW w:type="dxa" w:w="1099"/>
           </w:tcPr>
           <w:p>
             <w:r>
@@ -821,7 +823,7 @@
         </w:tc>
         <w:tc>
           <w:tcPr>
-            <w:tcW w:type="dxa" w:w="3024"/>
+            <w:tcW w:type="dxa" w:w="2749"/>
           </w:tcPr>
           <w:p>
             <w:r>
@@ -835,7 +837,7 @@
         </w:tc>
         <w:tc>
           <w:tcPr>
-            <w:tcW w:type="dxa" w:w="3024"/>
+            <w:tcW w:type="dxa" w:w="5223"/>
           </w:tcPr>
           <w:p>
             <w:r>
@@ -851,7 +853,7 @@
       <w:tr>
         <w:tc>
           <w:tcPr>
-            <w:tcW w:type="dxa" w:w="3024"/>
+            <w:tcW w:type="dxa" w:w="1099"/>
           </w:tcPr>
           <w:p>
             <w:r>
@@ -865,7 +867,7 @@
         </w:tc>
         <w:tc>
           <w:tcPr>
-            <w:tcW w:type="dxa" w:w="3024"/>
+            <w:tcW w:type="dxa" w:w="2749"/>
           </w:tcPr>
           <w:p>
             <w:r>
@@ -879,7 +881,7 @@
         </w:tc>
         <w:tc>
           <w:tcPr>
-            <w:tcW w:type="dxa" w:w="3024"/>
+            <w:tcW w:type="dxa" w:w="5223"/>
           </w:tcPr>
           <w:p>
             <w:r>
@@ -895,7 +897,7 @@
       <w:tr>
         <w:tc>
           <w:tcPr>
-            <w:tcW w:type="dxa" w:w="3024"/>
+            <w:tcW w:type="dxa" w:w="1099"/>
           </w:tcPr>
           <w:p>
             <w:r>
@@ -909,7 +911,7 @@
         </w:tc>
         <w:tc>
           <w:tcPr>
-            <w:tcW w:type="dxa" w:w="3024"/>
+            <w:tcW w:type="dxa" w:w="2749"/>
           </w:tcPr>
           <w:p>
             <w:r>
@@ -923,7 +925,7 @@
         </w:tc>
         <w:tc>
           <w:tcPr>
-            <w:tcW w:type="dxa" w:w="3024"/>
+            <w:tcW w:type="dxa" w:w="5223"/>
           </w:tcPr>
           <w:p>
             <w:r>
@@ -939,7 +941,7 @@
       <w:tr>
         <w:tc>
           <w:tcPr>
-            <w:tcW w:type="dxa" w:w="3024"/>
+            <w:tcW w:type="dxa" w:w="1099"/>
           </w:tcPr>
           <w:p>
             <w:r>
@@ -953,7 +955,7 @@
         </w:tc>
         <w:tc>
           <w:tcPr>
-            <w:tcW w:type="dxa" w:w="3024"/>
+            <w:tcW w:type="dxa" w:w="2749"/>
           </w:tcPr>
           <w:p>
             <w:r>
@@ -967,7 +969,7 @@
         </w:tc>
         <w:tc>
           <w:tcPr>
-            <w:tcW w:type="dxa" w:w="3024"/>
+            <w:tcW w:type="dxa" w:w="5223"/>
           </w:tcPr>
           <w:p>
             <w:r>
@@ -983,7 +985,7 @@
       <w:tr>
         <w:tc>
           <w:tcPr>
-            <w:tcW w:type="dxa" w:w="3024"/>
+            <w:tcW w:type="dxa" w:w="1099"/>
           </w:tcPr>
           <w:p>
             <w:r>
@@ -997,7 +999,7 @@
         </w:tc>
         <w:tc>
           <w:tcPr>
-            <w:tcW w:type="dxa" w:w="3024"/>
+            <w:tcW w:type="dxa" w:w="2749"/>
           </w:tcPr>
           <w:p>
             <w:r>
@@ -1011,7 +1013,7 @@
         </w:tc>
         <w:tc>
           <w:tcPr>
-            <w:tcW w:type="dxa" w:w="3024"/>
+            <w:tcW w:type="dxa" w:w="5223"/>
           </w:tcPr>
           <w:p>
             <w:r>
@@ -1027,7 +1029,7 @@
       <w:tr>
         <w:tc>
           <w:tcPr>
-            <w:tcW w:type="dxa" w:w="3024"/>
+            <w:tcW w:type="dxa" w:w="1099"/>
           </w:tcPr>
           <w:p>
             <w:r>
@@ -1041,7 +1043,7 @@
         </w:tc>
         <w:tc>
           <w:tcPr>
-            <w:tcW w:type="dxa" w:w="3024"/>
+            <w:tcW w:type="dxa" w:w="2749"/>
           </w:tcPr>
           <w:p>
             <w:r>
@@ -1055,7 +1057,7 @@
         </w:tc>
         <w:tc>
           <w:tcPr>
-            <w:tcW w:type="dxa" w:w="3024"/>
+            <w:tcW w:type="dxa" w:w="5223"/>
           </w:tcPr>
           <w:p>
             <w:r>
@@ -1071,7 +1073,7 @@
       <w:tr>
         <w:tc>
           <w:tcPr>
-            <w:tcW w:type="dxa" w:w="3024"/>
+            <w:tcW w:type="dxa" w:w="1099"/>
           </w:tcPr>
           <w:p>
             <w:r>
@@ -1085,7 +1087,7 @@
         </w:tc>
         <w:tc>
           <w:tcPr>
-            <w:tcW w:type="dxa" w:w="3024"/>
+            <w:tcW w:type="dxa" w:w="2749"/>
           </w:tcPr>
           <w:p>
             <w:r>
@@ -1099,7 +1101,7 @@
         </w:tc>
         <w:tc>
           <w:tcPr>
-            <w:tcW w:type="dxa" w:w="3024"/>
+            <w:tcW w:type="dxa" w:w="5223"/>
           </w:tcPr>
           <w:p>
             <w:r>
@@ -1224,6 +1226,7 @@
         <w:tblStyle w:val="TableGrid"/>
         <w:tblW w:type="auto" w:w="0"/>
         <w:jc w:val="center"/>
+        <w:tblLayout w:type="fixed"/>
         <w:tblLook w:firstColumn="1" w:firstRow="1" w:lastColumn="0" w:lastRow="0" w:noHBand="0" w:noVBand="1" w:val="04A0"/>
       </w:tblPr>
       <w:tblGrid>
@@ -1234,7 +1237,7 @@
       <w:tr>
         <w:tc>
           <w:tcPr>
-            <w:tcW w:type="dxa" w:w="3024"/>
+            <w:tcW w:type="dxa" w:w="5521"/>
           </w:tcPr>
           <w:p>
             <w:r>
@@ -1249,7 +1252,7 @@
         </w:tc>
         <w:tc>
           <w:tcPr>
-            <w:tcW w:type="dxa" w:w="3024"/>
+            <w:tcW w:type="dxa" w:w="1972"/>
           </w:tcPr>
           <w:p>
             <w:r>
@@ -1264,7 +1267,7 @@
         </w:tc>
         <w:tc>
           <w:tcPr>
-            <w:tcW w:type="dxa" w:w="3024"/>
+            <w:tcW w:type="dxa" w:w="1578"/>
           </w:tcPr>
           <w:p>
             <w:r>
@@ -1281,7 +1284,7 @@
       <w:tr>
         <w:tc>
           <w:tcPr>
-            <w:tcW w:type="dxa" w:w="3024"/>
+            <w:tcW w:type="dxa" w:w="5521"/>
           </w:tcPr>
           <w:p>
             <w:r>
@@ -1295,7 +1298,7 @@
         </w:tc>
         <w:tc>
           <w:tcPr>
-            <w:tcW w:type="dxa" w:w="3024"/>
+            <w:tcW w:type="dxa" w:w="1972"/>
           </w:tcPr>
           <w:p>
             <w:r>
@@ -1309,7 +1312,7 @@
         </w:tc>
         <w:tc>
           <w:tcPr>
-            <w:tcW w:type="dxa" w:w="3024"/>
+            <w:tcW w:type="dxa" w:w="1578"/>
           </w:tcPr>
           <w:p>
             <w:r>
@@ -1325,7 +1328,7 @@
       <w:tr>
         <w:tc>
           <w:tcPr>
-            <w:tcW w:type="dxa" w:w="3024"/>
+            <w:tcW w:type="dxa" w:w="5521"/>
           </w:tcPr>
           <w:p>
             <w:r>
@@ -1339,7 +1342,7 @@
         </w:tc>
         <w:tc>
           <w:tcPr>
-            <w:tcW w:type="dxa" w:w="3024"/>
+            <w:tcW w:type="dxa" w:w="1972"/>
           </w:tcPr>
           <w:p>
             <w:r>
@@ -1353,7 +1356,7 @@
         </w:tc>
         <w:tc>
           <w:tcPr>
-            <w:tcW w:type="dxa" w:w="3024"/>
+            <w:tcW w:type="dxa" w:w="1578"/>
           </w:tcPr>
           <w:p>
             <w:r>
@@ -1369,7 +1372,7 @@
       <w:tr>
         <w:tc>
           <w:tcPr>
-            <w:tcW w:type="dxa" w:w="3024"/>
+            <w:tcW w:type="dxa" w:w="5521"/>
           </w:tcPr>
           <w:p>
             <w:r>
@@ -1383,7 +1386,7 @@
         </w:tc>
         <w:tc>
           <w:tcPr>
-            <w:tcW w:type="dxa" w:w="3024"/>
+            <w:tcW w:type="dxa" w:w="1972"/>
           </w:tcPr>
           <w:p>
             <w:r>
@@ -1397,7 +1400,7 @@
         </w:tc>
         <w:tc>
           <w:tcPr>
-            <w:tcW w:type="dxa" w:w="3024"/>
+            <w:tcW w:type="dxa" w:w="1578"/>
           </w:tcPr>
           <w:p>
             <w:r>
@@ -1413,7 +1416,7 @@
       <w:tr>
         <w:tc>
           <w:tcPr>
-            <w:tcW w:type="dxa" w:w="3024"/>
+            <w:tcW w:type="dxa" w:w="5521"/>
           </w:tcPr>
           <w:p>
             <w:r>
@@ -1427,7 +1430,7 @@
         </w:tc>
         <w:tc>
           <w:tcPr>
-            <w:tcW w:type="dxa" w:w="3024"/>
+            <w:tcW w:type="dxa" w:w="1972"/>
           </w:tcPr>
           <w:p>
             <w:r>
@@ -1441,7 +1444,7 @@
         </w:tc>
         <w:tc>
           <w:tcPr>
-            <w:tcW w:type="dxa" w:w="3024"/>
+            <w:tcW w:type="dxa" w:w="1578"/>
           </w:tcPr>
           <w:p>
             <w:r>
@@ -1457,7 +1460,7 @@
       <w:tr>
         <w:tc>
           <w:tcPr>
-            <w:tcW w:type="dxa" w:w="3024"/>
+            <w:tcW w:type="dxa" w:w="5521"/>
           </w:tcPr>
           <w:p>
             <w:r>
@@ -1471,7 +1474,7 @@
         </w:tc>
         <w:tc>
           <w:tcPr>
-            <w:tcW w:type="dxa" w:w="3024"/>
+            <w:tcW w:type="dxa" w:w="1972"/>
           </w:tcPr>
           <w:p>
             <w:r>
@@ -1485,7 +1488,7 @@
         </w:tc>
         <w:tc>
           <w:tcPr>
-            <w:tcW w:type="dxa" w:w="3024"/>
+            <w:tcW w:type="dxa" w:w="1578"/>
           </w:tcPr>
           <w:p>
             <w:r>
@@ -1501,7 +1504,7 @@
       <w:tr>
         <w:tc>
           <w:tcPr>
-            <w:tcW w:type="dxa" w:w="3024"/>
+            <w:tcW w:type="dxa" w:w="5521"/>
           </w:tcPr>
           <w:p>
             <w:r>
@@ -1515,7 +1518,7 @@
         </w:tc>
         <w:tc>
           <w:tcPr>
-            <w:tcW w:type="dxa" w:w="3024"/>
+            <w:tcW w:type="dxa" w:w="1972"/>
           </w:tcPr>
           <w:p>
             <w:r>
@@ -1529,7 +1532,7 @@
         </w:tc>
         <w:tc>
           <w:tcPr>
-            <w:tcW w:type="dxa" w:w="3024"/>
+            <w:tcW w:type="dxa" w:w="1578"/>
           </w:tcPr>
           <w:p>
             <w:r>
@@ -1545,7 +1548,7 @@
       <w:tr>
         <w:tc>
           <w:tcPr>
-            <w:tcW w:type="dxa" w:w="3024"/>
+            <w:tcW w:type="dxa" w:w="5521"/>
           </w:tcPr>
           <w:p>
             <w:r>
@@ -1559,7 +1562,7 @@
         </w:tc>
         <w:tc>
           <w:tcPr>
-            <w:tcW w:type="dxa" w:w="3024"/>
+            <w:tcW w:type="dxa" w:w="1972"/>
           </w:tcPr>
           <w:p>
             <w:r>
@@ -1573,7 +1576,7 @@
         </w:tc>
         <w:tc>
           <w:tcPr>
-            <w:tcW w:type="dxa" w:w="3024"/>
+            <w:tcW w:type="dxa" w:w="1578"/>
           </w:tcPr>
           <w:p>
             <w:r>
@@ -1589,7 +1592,7 @@
       <w:tr>
         <w:tc>
           <w:tcPr>
-            <w:tcW w:type="dxa" w:w="3024"/>
+            <w:tcW w:type="dxa" w:w="5521"/>
           </w:tcPr>
           <w:p>
             <w:r>
@@ -1603,7 +1606,7 @@
         </w:tc>
         <w:tc>
           <w:tcPr>
-            <w:tcW w:type="dxa" w:w="3024"/>
+            <w:tcW w:type="dxa" w:w="1972"/>
           </w:tcPr>
           <w:p>
             <w:r>
@@ -1617,7 +1620,7 @@
         </w:tc>
         <w:tc>
           <w:tcPr>
-            <w:tcW w:type="dxa" w:w="3024"/>
+            <w:tcW w:type="dxa" w:w="1578"/>
           </w:tcPr>
           <w:p>
             <w:r>
@@ -1653,6 +1656,7 @@
         <w:tblStyle w:val="TableGrid"/>
         <w:tblW w:type="auto" w:w="0"/>
         <w:jc w:val="center"/>
+        <w:tblLayout w:type="fixed"/>
         <w:tblLook w:firstColumn="1" w:firstRow="1" w:lastColumn="0" w:lastRow="0" w:noHBand="0" w:noVBand="1" w:val="04A0"/>
       </w:tblPr>
       <w:tblGrid>
@@ -1665,7 +1669,7 @@
       <w:tr>
         <w:tc>
           <w:tcPr>
-            <w:tcW w:type="dxa" w:w="1814"/>
+            <w:tcW w:type="dxa" w:w="1440"/>
           </w:tcPr>
           <w:p>
             <w:r>
@@ -1680,7 +1684,7 @@
         </w:tc>
         <w:tc>
           <w:tcPr>
-            <w:tcW w:type="dxa" w:w="1814"/>
+            <w:tcW w:type="dxa" w:w="4463"/>
           </w:tcPr>
           <w:p>
             <w:r>
@@ -1695,7 +1699,7 @@
         </w:tc>
         <w:tc>
           <w:tcPr>
-            <w:tcW w:type="dxa" w:w="1814"/>
+            <w:tcW w:type="dxa" w:w="432"/>
           </w:tcPr>
           <w:p>
             <w:r>
@@ -1710,7 +1714,7 @@
         </w:tc>
         <w:tc>
           <w:tcPr>
-            <w:tcW w:type="dxa" w:w="1814"/>
+            <w:tcW w:type="dxa" w:w="864"/>
           </w:tcPr>
           <w:p>
             <w:r>
@@ -1725,7 +1729,7 @@
         </w:tc>
         <w:tc>
           <w:tcPr>
-            <w:tcW w:type="dxa" w:w="1814"/>
+            <w:tcW w:type="dxa" w:w="1872"/>
           </w:tcPr>
           <w:p>
             <w:r>
@@ -1742,7 +1746,7 @@
       <w:tr>
         <w:tc>
           <w:tcPr>
-            <w:tcW w:type="dxa" w:w="1814"/>
+            <w:tcW w:type="dxa" w:w="1440"/>
           </w:tcPr>
           <w:p>
             <w:r>
@@ -1756,7 +1760,7 @@
         </w:tc>
         <w:tc>
           <w:tcPr>
-            <w:tcW w:type="dxa" w:w="1814"/>
+            <w:tcW w:type="dxa" w:w="4463"/>
           </w:tcPr>
           <w:p>
             <w:r>
@@ -1770,7 +1774,7 @@
         </w:tc>
         <w:tc>
           <w:tcPr>
-            <w:tcW w:type="dxa" w:w="1814"/>
+            <w:tcW w:type="dxa" w:w="432"/>
           </w:tcPr>
           <w:p>
             <w:r>
@@ -1784,7 +1788,7 @@
         </w:tc>
         <w:tc>
           <w:tcPr>
-            <w:tcW w:type="dxa" w:w="1814"/>
+            <w:tcW w:type="dxa" w:w="864"/>
           </w:tcPr>
           <w:p>
             <w:r>
@@ -1798,7 +1802,7 @@
         </w:tc>
         <w:tc>
           <w:tcPr>
-            <w:tcW w:type="dxa" w:w="1814"/>
+            <w:tcW w:type="dxa" w:w="1872"/>
           </w:tcPr>
           <w:p>
             <w:r>
@@ -1814,7 +1818,7 @@
       <w:tr>
         <w:tc>
           <w:tcPr>
-            <w:tcW w:type="dxa" w:w="1814"/>
+            <w:tcW w:type="dxa" w:w="1440"/>
           </w:tcPr>
           <w:p>
             <w:r>
@@ -1828,7 +1832,7 @@
         </w:tc>
         <w:tc>
           <w:tcPr>
-            <w:tcW w:type="dxa" w:w="1814"/>
+            <w:tcW w:type="dxa" w:w="4463"/>
           </w:tcPr>
           <w:p>
             <w:r>
@@ -1842,7 +1846,7 @@
         </w:tc>
         <w:tc>
           <w:tcPr>
-            <w:tcW w:type="dxa" w:w="1814"/>
+            <w:tcW w:type="dxa" w:w="432"/>
           </w:tcPr>
           <w:p>
             <w:r>
@@ -1856,7 +1860,7 @@
         </w:tc>
         <w:tc>
           <w:tcPr>
-            <w:tcW w:type="dxa" w:w="1814"/>
+            <w:tcW w:type="dxa" w:w="864"/>
           </w:tcPr>
           <w:p>
             <w:r>
@@ -1870,7 +1874,7 @@
         </w:tc>
         <w:tc>
           <w:tcPr>
-            <w:tcW w:type="dxa" w:w="1814"/>
+            <w:tcW w:type="dxa" w:w="1872"/>
           </w:tcPr>
           <w:p>
             <w:r>
@@ -1886,7 +1890,7 @@
       <w:tr>
         <w:tc>
           <w:tcPr>
-            <w:tcW w:type="dxa" w:w="1814"/>
+            <w:tcW w:type="dxa" w:w="1440"/>
           </w:tcPr>
           <w:p>
             <w:r>
@@ -1900,7 +1904,7 @@
         </w:tc>
         <w:tc>
           <w:tcPr>
-            <w:tcW w:type="dxa" w:w="1814"/>
+            <w:tcW w:type="dxa" w:w="4463"/>
           </w:tcPr>
           <w:p>
             <w:r>
@@ -1914,7 +1918,7 @@
         </w:tc>
         <w:tc>
           <w:tcPr>
-            <w:tcW w:type="dxa" w:w="1814"/>
+            <w:tcW w:type="dxa" w:w="432"/>
           </w:tcPr>
           <w:p>
             <w:r>
@@ -1928,20 +1932,20 @@
         </w:tc>
         <w:tc>
           <w:tcPr>
-            <w:tcW w:type="dxa" w:w="1814"/>
-          </w:tcPr>
-          <w:p>
-            <w:r>
-              <w:rPr>
-                <w:rFonts w:ascii="Times New Roman" w:hAnsi="Times New Roman" w:eastAsia="宋体"/>
-                <w:sz w:val="20"/>
-              </w:rPr>
-            </w:r>
-          </w:p>
-        </w:tc>
-        <w:tc>
-          <w:tcPr>
-            <w:tcW w:type="dxa" w:w="1814"/>
+            <w:tcW w:type="dxa" w:w="864"/>
+          </w:tcPr>
+          <w:p>
+            <w:r>
+              <w:rPr>
+                <w:rFonts w:ascii="Times New Roman" w:hAnsi="Times New Roman" w:eastAsia="宋体"/>
+                <w:sz w:val="20"/>
+              </w:rPr>
+            </w:r>
+          </w:p>
+        </w:tc>
+        <w:tc>
+          <w:tcPr>
+            <w:tcW w:type="dxa" w:w="1872"/>
           </w:tcPr>
           <w:p>
             <w:r>
@@ -1957,7 +1961,7 @@
       <w:tr>
         <w:tc>
           <w:tcPr>
-            <w:tcW w:type="dxa" w:w="1814"/>
+            <w:tcW w:type="dxa" w:w="1440"/>
           </w:tcPr>
           <w:p>
             <w:r>
@@ -1971,7 +1975,7 @@
         </w:tc>
         <w:tc>
           <w:tcPr>
-            <w:tcW w:type="dxa" w:w="1814"/>
+            <w:tcW w:type="dxa" w:w="4463"/>
           </w:tcPr>
           <w:p>
             <w:r>
@@ -1985,7 +1989,7 @@
         </w:tc>
         <w:tc>
           <w:tcPr>
-            <w:tcW w:type="dxa" w:w="1814"/>
+            <w:tcW w:type="dxa" w:w="432"/>
           </w:tcPr>
           <w:p>
             <w:r>
@@ -1999,20 +2003,20 @@
         </w:tc>
         <w:tc>
           <w:tcPr>
-            <w:tcW w:type="dxa" w:w="1814"/>
-          </w:tcPr>
-          <w:p>
-            <w:r>
-              <w:rPr>
-                <w:rFonts w:ascii="Times New Roman" w:hAnsi="Times New Roman" w:eastAsia="宋体"/>
-                <w:sz w:val="20"/>
-              </w:rPr>
-            </w:r>
-          </w:p>
-        </w:tc>
-        <w:tc>
-          <w:tcPr>
-            <w:tcW w:type="dxa" w:w="1814"/>
+            <w:tcW w:type="dxa" w:w="864"/>
+          </w:tcPr>
+          <w:p>
+            <w:r>
+              <w:rPr>
+                <w:rFonts w:ascii="Times New Roman" w:hAnsi="Times New Roman" w:eastAsia="宋体"/>
+                <w:sz w:val="20"/>
+              </w:rPr>
+            </w:r>
+          </w:p>
+        </w:tc>
+        <w:tc>
+          <w:tcPr>
+            <w:tcW w:type="dxa" w:w="1872"/>
           </w:tcPr>
           <w:p>
             <w:r>
@@ -2028,7 +2032,7 @@
       <w:tr>
         <w:tc>
           <w:tcPr>
-            <w:tcW w:type="dxa" w:w="1814"/>
+            <w:tcW w:type="dxa" w:w="1440"/>
           </w:tcPr>
           <w:p>
             <w:r>
@@ -2042,7 +2046,7 @@
         </w:tc>
         <w:tc>
           <w:tcPr>
-            <w:tcW w:type="dxa" w:w="1814"/>
+            <w:tcW w:type="dxa" w:w="4463"/>
           </w:tcPr>
           <w:p>
             <w:r>
@@ -2056,7 +2060,7 @@
         </w:tc>
         <w:tc>
           <w:tcPr>
-            <w:tcW w:type="dxa" w:w="1814"/>
+            <w:tcW w:type="dxa" w:w="432"/>
           </w:tcPr>
           <w:p>
             <w:r>
@@ -2070,20 +2074,20 @@
         </w:tc>
         <w:tc>
           <w:tcPr>
-            <w:tcW w:type="dxa" w:w="1814"/>
-          </w:tcPr>
-          <w:p>
-            <w:r>
-              <w:rPr>
-                <w:rFonts w:ascii="Times New Roman" w:hAnsi="Times New Roman" w:eastAsia="宋体"/>
-                <w:sz w:val="20"/>
-              </w:rPr>
-            </w:r>
-          </w:p>
-        </w:tc>
-        <w:tc>
-          <w:tcPr>
-            <w:tcW w:type="dxa" w:w="1814"/>
+            <w:tcW w:type="dxa" w:w="864"/>
+          </w:tcPr>
+          <w:p>
+            <w:r>
+              <w:rPr>
+                <w:rFonts w:ascii="Times New Roman" w:hAnsi="Times New Roman" w:eastAsia="宋体"/>
+                <w:sz w:val="20"/>
+              </w:rPr>
+            </w:r>
+          </w:p>
+        </w:tc>
+        <w:tc>
+          <w:tcPr>
+            <w:tcW w:type="dxa" w:w="1872"/>
           </w:tcPr>
           <w:p>
             <w:r>
@@ -2099,7 +2103,7 @@
       <w:tr>
         <w:tc>
           <w:tcPr>
-            <w:tcW w:type="dxa" w:w="1814"/>
+            <w:tcW w:type="dxa" w:w="1440"/>
           </w:tcPr>
           <w:p>
             <w:r>
@@ -2113,7 +2117,7 @@
         </w:tc>
         <w:tc>
           <w:tcPr>
-            <w:tcW w:type="dxa" w:w="1814"/>
+            <w:tcW w:type="dxa" w:w="4463"/>
           </w:tcPr>
           <w:p>
             <w:r>
@@ -2127,7 +2131,7 @@
         </w:tc>
         <w:tc>
           <w:tcPr>
-            <w:tcW w:type="dxa" w:w="1814"/>
+            <w:tcW w:type="dxa" w:w="432"/>
           </w:tcPr>
           <w:p>
             <w:r>
@@ -2141,20 +2145,20 @@
         </w:tc>
         <w:tc>
           <w:tcPr>
-            <w:tcW w:type="dxa" w:w="1814"/>
-          </w:tcPr>
-          <w:p>
-            <w:r>
-              <w:rPr>
-                <w:rFonts w:ascii="Times New Roman" w:hAnsi="Times New Roman" w:eastAsia="宋体"/>
-                <w:sz w:val="20"/>
-              </w:rPr>
-            </w:r>
-          </w:p>
-        </w:tc>
-        <w:tc>
-          <w:tcPr>
-            <w:tcW w:type="dxa" w:w="1814"/>
+            <w:tcW w:type="dxa" w:w="864"/>
+          </w:tcPr>
+          <w:p>
+            <w:r>
+              <w:rPr>
+                <w:rFonts w:ascii="Times New Roman" w:hAnsi="Times New Roman" w:eastAsia="宋体"/>
+                <w:sz w:val="20"/>
+              </w:rPr>
+            </w:r>
+          </w:p>
+        </w:tc>
+        <w:tc>
+          <w:tcPr>
+            <w:tcW w:type="dxa" w:w="1872"/>
           </w:tcPr>
           <w:p>
             <w:r>
@@ -2170,7 +2174,7 @@
       <w:tr>
         <w:tc>
           <w:tcPr>
-            <w:tcW w:type="dxa" w:w="1814"/>
+            <w:tcW w:type="dxa" w:w="1440"/>
           </w:tcPr>
           <w:p>
             <w:r>
@@ -2184,7 +2188,7 @@
         </w:tc>
         <w:tc>
           <w:tcPr>
-            <w:tcW w:type="dxa" w:w="1814"/>
+            <w:tcW w:type="dxa" w:w="4463"/>
           </w:tcPr>
           <w:p>
             <w:r>
@@ -2198,7 +2202,7 @@
         </w:tc>
         <w:tc>
           <w:tcPr>
-            <w:tcW w:type="dxa" w:w="1814"/>
+            <w:tcW w:type="dxa" w:w="432"/>
           </w:tcPr>
           <w:p>
             <w:r>
@@ -2212,20 +2216,20 @@
         </w:tc>
         <w:tc>
           <w:tcPr>
-            <w:tcW w:type="dxa" w:w="1814"/>
-          </w:tcPr>
-          <w:p>
-            <w:r>
-              <w:rPr>
-                <w:rFonts w:ascii="Times New Roman" w:hAnsi="Times New Roman" w:eastAsia="宋体"/>
-                <w:sz w:val="20"/>
-              </w:rPr>
-            </w:r>
-          </w:p>
-        </w:tc>
-        <w:tc>
-          <w:tcPr>
-            <w:tcW w:type="dxa" w:w="1814"/>
+            <w:tcW w:type="dxa" w:w="864"/>
+          </w:tcPr>
+          <w:p>
+            <w:r>
+              <w:rPr>
+                <w:rFonts w:ascii="Times New Roman" w:hAnsi="Times New Roman" w:eastAsia="宋体"/>
+                <w:sz w:val="20"/>
+              </w:rPr>
+            </w:r>
+          </w:p>
+        </w:tc>
+        <w:tc>
+          <w:tcPr>
+            <w:tcW w:type="dxa" w:w="1872"/>
           </w:tcPr>
           <w:p>
             <w:r>
@@ -2241,7 +2245,7 @@
       <w:tr>
         <w:tc>
           <w:tcPr>
-            <w:tcW w:type="dxa" w:w="1814"/>
+            <w:tcW w:type="dxa" w:w="1440"/>
           </w:tcPr>
           <w:p>
             <w:r>
@@ -2255,7 +2259,7 @@
         </w:tc>
         <w:tc>
           <w:tcPr>
-            <w:tcW w:type="dxa" w:w="1814"/>
+            <w:tcW w:type="dxa" w:w="4463"/>
           </w:tcPr>
           <w:p>
             <w:r>
@@ -2269,7 +2273,7 @@
         </w:tc>
         <w:tc>
           <w:tcPr>
-            <w:tcW w:type="dxa" w:w="1814"/>
+            <w:tcW w:type="dxa" w:w="432"/>
           </w:tcPr>
           <w:p>
             <w:r>
@@ -2283,20 +2287,20 @@
         </w:tc>
         <w:tc>
           <w:tcPr>
-            <w:tcW w:type="dxa" w:w="1814"/>
-          </w:tcPr>
-          <w:p>
-            <w:r>
-              <w:rPr>
-                <w:rFonts w:ascii="Times New Roman" w:hAnsi="Times New Roman" w:eastAsia="宋体"/>
-                <w:sz w:val="20"/>
-              </w:rPr>
-            </w:r>
-          </w:p>
-        </w:tc>
-        <w:tc>
-          <w:tcPr>
-            <w:tcW w:type="dxa" w:w="1814"/>
+            <w:tcW w:type="dxa" w:w="864"/>
+          </w:tcPr>
+          <w:p>
+            <w:r>
+              <w:rPr>
+                <w:rFonts w:ascii="Times New Roman" w:hAnsi="Times New Roman" w:eastAsia="宋体"/>
+                <w:sz w:val="20"/>
+              </w:rPr>
+            </w:r>
+          </w:p>
+        </w:tc>
+        <w:tc>
+          <w:tcPr>
+            <w:tcW w:type="dxa" w:w="1872"/>
           </w:tcPr>
           <w:p>
             <w:r>
@@ -2312,7 +2316,7 @@
       <w:tr>
         <w:tc>
           <w:tcPr>
-            <w:tcW w:type="dxa" w:w="1814"/>
+            <w:tcW w:type="dxa" w:w="1440"/>
           </w:tcPr>
           <w:p>
             <w:r>
@@ -2326,7 +2330,7 @@
         </w:tc>
         <w:tc>
           <w:tcPr>
-            <w:tcW w:type="dxa" w:w="1814"/>
+            <w:tcW w:type="dxa" w:w="4463"/>
           </w:tcPr>
           <w:p>
             <w:r>
@@ -2340,7 +2344,7 @@
         </w:tc>
         <w:tc>
           <w:tcPr>
-            <w:tcW w:type="dxa" w:w="1814"/>
+            <w:tcW w:type="dxa" w:w="432"/>
           </w:tcPr>
           <w:p>
             <w:r>
@@ -2354,20 +2358,20 @@
         </w:tc>
         <w:tc>
           <w:tcPr>
-            <w:tcW w:type="dxa" w:w="1814"/>
-          </w:tcPr>
-          <w:p>
-            <w:r>
-              <w:rPr>
-                <w:rFonts w:ascii="Times New Roman" w:hAnsi="Times New Roman" w:eastAsia="宋体"/>
-                <w:sz w:val="20"/>
-              </w:rPr>
-            </w:r>
-          </w:p>
-        </w:tc>
-        <w:tc>
-          <w:tcPr>
-            <w:tcW w:type="dxa" w:w="1814"/>
+            <w:tcW w:type="dxa" w:w="864"/>
+          </w:tcPr>
+          <w:p>
+            <w:r>
+              <w:rPr>
+                <w:rFonts w:ascii="Times New Roman" w:hAnsi="Times New Roman" w:eastAsia="宋体"/>
+                <w:sz w:val="20"/>
+              </w:rPr>
+            </w:r>
+          </w:p>
+        </w:tc>
+        <w:tc>
+          <w:tcPr>
+            <w:tcW w:type="dxa" w:w="1872"/>
           </w:tcPr>
           <w:p>
             <w:r>
@@ -2383,7 +2387,7 @@
       <w:tr>
         <w:tc>
           <w:tcPr>
-            <w:tcW w:type="dxa" w:w="1814"/>
+            <w:tcW w:type="dxa" w:w="1440"/>
           </w:tcPr>
           <w:p>
             <w:r>
@@ -2397,7 +2401,7 @@
         </w:tc>
         <w:tc>
           <w:tcPr>
-            <w:tcW w:type="dxa" w:w="1814"/>
+            <w:tcW w:type="dxa" w:w="4463"/>
           </w:tcPr>
           <w:p>
             <w:r>
@@ -2411,7 +2415,7 @@
         </w:tc>
         <w:tc>
           <w:tcPr>
-            <w:tcW w:type="dxa" w:w="1814"/>
+            <w:tcW w:type="dxa" w:w="432"/>
           </w:tcPr>
           <w:p>
             <w:r>
@@ -2425,20 +2429,20 @@
         </w:tc>
         <w:tc>
           <w:tcPr>
-            <w:tcW w:type="dxa" w:w="1814"/>
-          </w:tcPr>
-          <w:p>
-            <w:r>
-              <w:rPr>
-                <w:rFonts w:ascii="Times New Roman" w:hAnsi="Times New Roman" w:eastAsia="宋体"/>
-                <w:sz w:val="20"/>
-              </w:rPr>
-            </w:r>
-          </w:p>
-        </w:tc>
-        <w:tc>
-          <w:tcPr>
-            <w:tcW w:type="dxa" w:w="1814"/>
+            <w:tcW w:type="dxa" w:w="864"/>
+          </w:tcPr>
+          <w:p>
+            <w:r>
+              <w:rPr>
+                <w:rFonts w:ascii="Times New Roman" w:hAnsi="Times New Roman" w:eastAsia="宋体"/>
+                <w:sz w:val="20"/>
+              </w:rPr>
+            </w:r>
+          </w:p>
+        </w:tc>
+        <w:tc>
+          <w:tcPr>
+            <w:tcW w:type="dxa" w:w="1872"/>
           </w:tcPr>
           <w:p>
             <w:r>
@@ -2454,7 +2458,7 @@
       <w:tr>
         <w:tc>
           <w:tcPr>
-            <w:tcW w:type="dxa" w:w="1814"/>
+            <w:tcW w:type="dxa" w:w="1440"/>
           </w:tcPr>
           <w:p>
             <w:r>
@@ -2468,7 +2472,7 @@
         </w:tc>
         <w:tc>
           <w:tcPr>
-            <w:tcW w:type="dxa" w:w="1814"/>
+            <w:tcW w:type="dxa" w:w="4463"/>
           </w:tcPr>
           <w:p>
             <w:r>
@@ -2482,7 +2486,7 @@
         </w:tc>
         <w:tc>
           <w:tcPr>
-            <w:tcW w:type="dxa" w:w="1814"/>
+            <w:tcW w:type="dxa" w:w="432"/>
           </w:tcPr>
           <w:p>
             <w:r>
@@ -2496,20 +2500,20 @@
         </w:tc>
         <w:tc>
           <w:tcPr>
-            <w:tcW w:type="dxa" w:w="1814"/>
-          </w:tcPr>
-          <w:p>
-            <w:r>
-              <w:rPr>
-                <w:rFonts w:ascii="Times New Roman" w:hAnsi="Times New Roman" w:eastAsia="宋体"/>
-                <w:sz w:val="20"/>
-              </w:rPr>
-            </w:r>
-          </w:p>
-        </w:tc>
-        <w:tc>
-          <w:tcPr>
-            <w:tcW w:type="dxa" w:w="1814"/>
+            <w:tcW w:type="dxa" w:w="864"/>
+          </w:tcPr>
+          <w:p>
+            <w:r>
+              <w:rPr>
+                <w:rFonts w:ascii="Times New Roman" w:hAnsi="Times New Roman" w:eastAsia="宋体"/>
+                <w:sz w:val="20"/>
+              </w:rPr>
+            </w:r>
+          </w:p>
+        </w:tc>
+        <w:tc>
+          <w:tcPr>
+            <w:tcW w:type="dxa" w:w="1872"/>
           </w:tcPr>
           <w:p>
             <w:r>
@@ -2537,6 +2541,7 @@
         <w:tblStyle w:val="TableGrid"/>
         <w:tblW w:type="auto" w:w="0"/>
         <w:jc w:val="center"/>
+        <w:tblLayout w:type="fixed"/>
         <w:tblLook w:firstColumn="1" w:firstRow="1" w:lastColumn="0" w:lastRow="0" w:noHBand="0" w:noVBand="1" w:val="04A0"/>
       </w:tblPr>
       <w:tblGrid>
@@ -2549,7 +2554,7 @@
       <w:tr>
         <w:tc>
           <w:tcPr>
-            <w:tcW w:type="dxa" w:w="1814"/>
+            <w:tcW w:type="dxa" w:w="2129"/>
           </w:tcPr>
           <w:p>
             <w:r>
@@ -2564,7 +2569,7 @@
         </w:tc>
         <w:tc>
           <w:tcPr>
-            <w:tcW w:type="dxa" w:w="1814"/>
+            <w:tcW w:type="dxa" w:w="4721"/>
           </w:tcPr>
           <w:p>
             <w:r>
@@ -2579,7 +2584,7 @@
         </w:tc>
         <w:tc>
           <w:tcPr>
-            <w:tcW w:type="dxa" w:w="1814"/>
+            <w:tcW w:type="dxa" w:w="278"/>
           </w:tcPr>
           <w:p>
             <w:r>
@@ -2594,7 +2599,7 @@
         </w:tc>
         <w:tc>
           <w:tcPr>
-            <w:tcW w:type="dxa" w:w="1814"/>
+            <w:tcW w:type="dxa" w:w="555"/>
           </w:tcPr>
           <w:p>
             <w:r>
@@ -2609,7 +2614,7 @@
         </w:tc>
         <w:tc>
           <w:tcPr>
-            <w:tcW w:type="dxa" w:w="1814"/>
+            <w:tcW w:type="dxa" w:w="1388"/>
           </w:tcPr>
           <w:p>
             <w:r>
@@ -2626,7 +2631,7 @@
       <w:tr>
         <w:tc>
           <w:tcPr>
-            <w:tcW w:type="dxa" w:w="1814"/>
+            <w:tcW w:type="dxa" w:w="2129"/>
           </w:tcPr>
           <w:p>
             <w:r>
@@ -2640,7 +2645,7 @@
         </w:tc>
         <w:tc>
           <w:tcPr>
-            <w:tcW w:type="dxa" w:w="1814"/>
+            <w:tcW w:type="dxa" w:w="4721"/>
           </w:tcPr>
           <w:p>
             <w:r>
@@ -2654,7 +2659,7 @@
         </w:tc>
         <w:tc>
           <w:tcPr>
-            <w:tcW w:type="dxa" w:w="1814"/>
+            <w:tcW w:type="dxa" w:w="278"/>
           </w:tcPr>
           <w:p>
             <w:r>
@@ -2668,7 +2673,7 @@
         </w:tc>
         <w:tc>
           <w:tcPr>
-            <w:tcW w:type="dxa" w:w="1814"/>
+            <w:tcW w:type="dxa" w:w="555"/>
           </w:tcPr>
           <w:p>
             <w:r>
@@ -2682,7 +2687,7 @@
         </w:tc>
         <w:tc>
           <w:tcPr>
-            <w:tcW w:type="dxa" w:w="1814"/>
+            <w:tcW w:type="dxa" w:w="1388"/>
           </w:tcPr>
           <w:p>
             <w:r>
@@ -2698,7 +2703,7 @@
       <w:tr>
         <w:tc>
           <w:tcPr>
-            <w:tcW w:type="dxa" w:w="1814"/>
+            <w:tcW w:type="dxa" w:w="2129"/>
           </w:tcPr>
           <w:p>
             <w:r>
@@ -2712,7 +2717,7 @@
         </w:tc>
         <w:tc>
           <w:tcPr>
-            <w:tcW w:type="dxa" w:w="1814"/>
+            <w:tcW w:type="dxa" w:w="4721"/>
           </w:tcPr>
           <w:p>
             <w:r>
@@ -2726,7 +2731,7 @@
         </w:tc>
         <w:tc>
           <w:tcPr>
-            <w:tcW w:type="dxa" w:w="1814"/>
+            <w:tcW w:type="dxa" w:w="278"/>
           </w:tcPr>
           <w:p>
             <w:r>
@@ -2740,20 +2745,20 @@
         </w:tc>
         <w:tc>
           <w:tcPr>
-            <w:tcW w:type="dxa" w:w="1814"/>
-          </w:tcPr>
-          <w:p>
-            <w:r>
-              <w:rPr>
-                <w:rFonts w:ascii="Times New Roman" w:hAnsi="Times New Roman" w:eastAsia="宋体"/>
-                <w:sz w:val="20"/>
-              </w:rPr>
-            </w:r>
-          </w:p>
-        </w:tc>
-        <w:tc>
-          <w:tcPr>
-            <w:tcW w:type="dxa" w:w="1814"/>
+            <w:tcW w:type="dxa" w:w="555"/>
+          </w:tcPr>
+          <w:p>
+            <w:r>
+              <w:rPr>
+                <w:rFonts w:ascii="Times New Roman" w:hAnsi="Times New Roman" w:eastAsia="宋体"/>
+                <w:sz w:val="20"/>
+              </w:rPr>
+            </w:r>
+          </w:p>
+        </w:tc>
+        <w:tc>
+          <w:tcPr>
+            <w:tcW w:type="dxa" w:w="1388"/>
           </w:tcPr>
           <w:p>
             <w:r>
@@ -2769,7 +2774,7 @@
       <w:tr>
         <w:tc>
           <w:tcPr>
-            <w:tcW w:type="dxa" w:w="1814"/>
+            <w:tcW w:type="dxa" w:w="2129"/>
           </w:tcPr>
           <w:p>
             <w:r>
@@ -2783,7 +2788,7 @@
         </w:tc>
         <w:tc>
           <w:tcPr>
-            <w:tcW w:type="dxa" w:w="1814"/>
+            <w:tcW w:type="dxa" w:w="4721"/>
           </w:tcPr>
           <w:p>
             <w:r>
@@ -2797,7 +2802,7 @@
         </w:tc>
         <w:tc>
           <w:tcPr>
-            <w:tcW w:type="dxa" w:w="1814"/>
+            <w:tcW w:type="dxa" w:w="278"/>
           </w:tcPr>
           <w:p>
             <w:r>
@@ -2811,20 +2816,20 @@
         </w:tc>
         <w:tc>
           <w:tcPr>
-            <w:tcW w:type="dxa" w:w="1814"/>
-          </w:tcPr>
-          <w:p>
-            <w:r>
-              <w:rPr>
-                <w:rFonts w:ascii="Times New Roman" w:hAnsi="Times New Roman" w:eastAsia="宋体"/>
-                <w:sz w:val="20"/>
-              </w:rPr>
-            </w:r>
-          </w:p>
-        </w:tc>
-        <w:tc>
-          <w:tcPr>
-            <w:tcW w:type="dxa" w:w="1814"/>
+            <w:tcW w:type="dxa" w:w="555"/>
+          </w:tcPr>
+          <w:p>
+            <w:r>
+              <w:rPr>
+                <w:rFonts w:ascii="Times New Roman" w:hAnsi="Times New Roman" w:eastAsia="宋体"/>
+                <w:sz w:val="20"/>
+              </w:rPr>
+            </w:r>
+          </w:p>
+        </w:tc>
+        <w:tc>
+          <w:tcPr>
+            <w:tcW w:type="dxa" w:w="1388"/>
           </w:tcPr>
           <w:p>
             <w:r>
@@ -2840,7 +2845,7 @@
       <w:tr>
         <w:tc>
           <w:tcPr>
-            <w:tcW w:type="dxa" w:w="1814"/>
+            <w:tcW w:type="dxa" w:w="2129"/>
           </w:tcPr>
           <w:p>
             <w:r>
@@ -2854,7 +2859,7 @@
         </w:tc>
         <w:tc>
           <w:tcPr>
-            <w:tcW w:type="dxa" w:w="1814"/>
+            <w:tcW w:type="dxa" w:w="4721"/>
           </w:tcPr>
           <w:p>
             <w:r>
@@ -2868,7 +2873,7 @@
         </w:tc>
         <w:tc>
           <w:tcPr>
-            <w:tcW w:type="dxa" w:w="1814"/>
+            <w:tcW w:type="dxa" w:w="278"/>
           </w:tcPr>
           <w:p>
             <w:r>
@@ -2882,20 +2887,20 @@
         </w:tc>
         <w:tc>
           <w:tcPr>
-            <w:tcW w:type="dxa" w:w="1814"/>
-          </w:tcPr>
-          <w:p>
-            <w:r>
-              <w:rPr>
-                <w:rFonts w:ascii="Times New Roman" w:hAnsi="Times New Roman" w:eastAsia="宋体"/>
-                <w:sz w:val="20"/>
-              </w:rPr>
-            </w:r>
-          </w:p>
-        </w:tc>
-        <w:tc>
-          <w:tcPr>
-            <w:tcW w:type="dxa" w:w="1814"/>
+            <w:tcW w:type="dxa" w:w="555"/>
+          </w:tcPr>
+          <w:p>
+            <w:r>
+              <w:rPr>
+                <w:rFonts w:ascii="Times New Roman" w:hAnsi="Times New Roman" w:eastAsia="宋体"/>
+                <w:sz w:val="20"/>
+              </w:rPr>
+            </w:r>
+          </w:p>
+        </w:tc>
+        <w:tc>
+          <w:tcPr>
+            <w:tcW w:type="dxa" w:w="1388"/>
           </w:tcPr>
           <w:p>
             <w:r>
@@ -2911,7 +2916,7 @@
       <w:tr>
         <w:tc>
           <w:tcPr>
-            <w:tcW w:type="dxa" w:w="1814"/>
+            <w:tcW w:type="dxa" w:w="2129"/>
           </w:tcPr>
           <w:p>
             <w:r>
@@ -2925,7 +2930,7 @@
         </w:tc>
         <w:tc>
           <w:tcPr>
-            <w:tcW w:type="dxa" w:w="1814"/>
+            <w:tcW w:type="dxa" w:w="4721"/>
           </w:tcPr>
           <w:p>
             <w:r>
@@ -2939,7 +2944,7 @@
         </w:tc>
         <w:tc>
           <w:tcPr>
-            <w:tcW w:type="dxa" w:w="1814"/>
+            <w:tcW w:type="dxa" w:w="278"/>
           </w:tcPr>
           <w:p>
             <w:r>
@@ -2953,20 +2958,20 @@
         </w:tc>
         <w:tc>
           <w:tcPr>
-            <w:tcW w:type="dxa" w:w="1814"/>
-          </w:tcPr>
-          <w:p>
-            <w:r>
-              <w:rPr>
-                <w:rFonts w:ascii="Times New Roman" w:hAnsi="Times New Roman" w:eastAsia="宋体"/>
-                <w:sz w:val="20"/>
-              </w:rPr>
-            </w:r>
-          </w:p>
-        </w:tc>
-        <w:tc>
-          <w:tcPr>
-            <w:tcW w:type="dxa" w:w="1814"/>
+            <w:tcW w:type="dxa" w:w="555"/>
+          </w:tcPr>
+          <w:p>
+            <w:r>
+              <w:rPr>
+                <w:rFonts w:ascii="Times New Roman" w:hAnsi="Times New Roman" w:eastAsia="宋体"/>
+                <w:sz w:val="20"/>
+              </w:rPr>
+            </w:r>
+          </w:p>
+        </w:tc>
+        <w:tc>
+          <w:tcPr>
+            <w:tcW w:type="dxa" w:w="1388"/>
           </w:tcPr>
           <w:p>
             <w:r>
@@ -2982,7 +2987,7 @@
       <w:tr>
         <w:tc>
           <w:tcPr>
-            <w:tcW w:type="dxa" w:w="1814"/>
+            <w:tcW w:type="dxa" w:w="2129"/>
           </w:tcPr>
           <w:p>
             <w:r>
@@ -2996,7 +3001,7 @@
         </w:tc>
         <w:tc>
           <w:tcPr>
-            <w:tcW w:type="dxa" w:w="1814"/>
+            <w:tcW w:type="dxa" w:w="4721"/>
           </w:tcPr>
           <w:p>
             <w:r>
@@ -3010,7 +3015,7 @@
         </w:tc>
         <w:tc>
           <w:tcPr>
-            <w:tcW w:type="dxa" w:w="1814"/>
+            <w:tcW w:type="dxa" w:w="278"/>
           </w:tcPr>
           <w:p>
             <w:r>
@@ -3024,20 +3029,20 @@
         </w:tc>
         <w:tc>
           <w:tcPr>
-            <w:tcW w:type="dxa" w:w="1814"/>
-          </w:tcPr>
-          <w:p>
-            <w:r>
-              <w:rPr>
-                <w:rFonts w:ascii="Times New Roman" w:hAnsi="Times New Roman" w:eastAsia="宋体"/>
-                <w:sz w:val="20"/>
-              </w:rPr>
-            </w:r>
-          </w:p>
-        </w:tc>
-        <w:tc>
-          <w:tcPr>
-            <w:tcW w:type="dxa" w:w="1814"/>
+            <w:tcW w:type="dxa" w:w="555"/>
+          </w:tcPr>
+          <w:p>
+            <w:r>
+              <w:rPr>
+                <w:rFonts w:ascii="Times New Roman" w:hAnsi="Times New Roman" w:eastAsia="宋体"/>
+                <w:sz w:val="20"/>
+              </w:rPr>
+            </w:r>
+          </w:p>
+        </w:tc>
+        <w:tc>
+          <w:tcPr>
+            <w:tcW w:type="dxa" w:w="1388"/>
           </w:tcPr>
           <w:p>
             <w:r>
@@ -3053,7 +3058,7 @@
       <w:tr>
         <w:tc>
           <w:tcPr>
-            <w:tcW w:type="dxa" w:w="1814"/>
+            <w:tcW w:type="dxa" w:w="2129"/>
           </w:tcPr>
           <w:p>
             <w:r>
@@ -3067,7 +3072,7 @@
         </w:tc>
         <w:tc>
           <w:tcPr>
-            <w:tcW w:type="dxa" w:w="1814"/>
+            <w:tcW w:type="dxa" w:w="4721"/>
           </w:tcPr>
           <w:p>
             <w:r>
@@ -3081,7 +3086,7 @@
         </w:tc>
         <w:tc>
           <w:tcPr>
-            <w:tcW w:type="dxa" w:w="1814"/>
+            <w:tcW w:type="dxa" w:w="278"/>
           </w:tcPr>
           <w:p>
             <w:r>
@@ -3095,20 +3100,20 @@
         </w:tc>
         <w:tc>
           <w:tcPr>
-            <w:tcW w:type="dxa" w:w="1814"/>
-          </w:tcPr>
-          <w:p>
-            <w:r>
-              <w:rPr>
-                <w:rFonts w:ascii="Times New Roman" w:hAnsi="Times New Roman" w:eastAsia="宋体"/>
-                <w:sz w:val="20"/>
-              </w:rPr>
-            </w:r>
-          </w:p>
-        </w:tc>
-        <w:tc>
-          <w:tcPr>
-            <w:tcW w:type="dxa" w:w="1814"/>
+            <w:tcW w:type="dxa" w:w="555"/>
+          </w:tcPr>
+          <w:p>
+            <w:r>
+              <w:rPr>
+                <w:rFonts w:ascii="Times New Roman" w:hAnsi="Times New Roman" w:eastAsia="宋体"/>
+                <w:sz w:val="20"/>
+              </w:rPr>
+            </w:r>
+          </w:p>
+        </w:tc>
+        <w:tc>
+          <w:tcPr>
+            <w:tcW w:type="dxa" w:w="1388"/>
           </w:tcPr>
           <w:p>
             <w:r>
@@ -3124,7 +3129,7 @@
       <w:tr>
         <w:tc>
           <w:tcPr>
-            <w:tcW w:type="dxa" w:w="1814"/>
+            <w:tcW w:type="dxa" w:w="2129"/>
           </w:tcPr>
           <w:p>
             <w:r>
@@ -3138,7 +3143,7 @@
         </w:tc>
         <w:tc>
           <w:tcPr>
-            <w:tcW w:type="dxa" w:w="1814"/>
+            <w:tcW w:type="dxa" w:w="4721"/>
           </w:tcPr>
           <w:p>
             <w:r>
@@ -3152,7 +3157,7 @@
         </w:tc>
         <w:tc>
           <w:tcPr>
-            <w:tcW w:type="dxa" w:w="1814"/>
+            <w:tcW w:type="dxa" w:w="278"/>
           </w:tcPr>
           <w:p>
             <w:r>
@@ -3166,20 +3171,20 @@
         </w:tc>
         <w:tc>
           <w:tcPr>
-            <w:tcW w:type="dxa" w:w="1814"/>
-          </w:tcPr>
-          <w:p>
-            <w:r>
-              <w:rPr>
-                <w:rFonts w:ascii="Times New Roman" w:hAnsi="Times New Roman" w:eastAsia="宋体"/>
-                <w:sz w:val="20"/>
-              </w:rPr>
-            </w:r>
-          </w:p>
-        </w:tc>
-        <w:tc>
-          <w:tcPr>
-            <w:tcW w:type="dxa" w:w="1814"/>
+            <w:tcW w:type="dxa" w:w="555"/>
+          </w:tcPr>
+          <w:p>
+            <w:r>
+              <w:rPr>
+                <w:rFonts w:ascii="Times New Roman" w:hAnsi="Times New Roman" w:eastAsia="宋体"/>
+                <w:sz w:val="20"/>
+              </w:rPr>
+            </w:r>
+          </w:p>
+        </w:tc>
+        <w:tc>
+          <w:tcPr>
+            <w:tcW w:type="dxa" w:w="1388"/>
           </w:tcPr>
           <w:p>
             <w:r>
@@ -3195,7 +3200,7 @@
       <w:tr>
         <w:tc>
           <w:tcPr>
-            <w:tcW w:type="dxa" w:w="1814"/>
+            <w:tcW w:type="dxa" w:w="2129"/>
           </w:tcPr>
           <w:p>
             <w:r>
@@ -3209,7 +3214,7 @@
         </w:tc>
         <w:tc>
           <w:tcPr>
-            <w:tcW w:type="dxa" w:w="1814"/>
+            <w:tcW w:type="dxa" w:w="4721"/>
           </w:tcPr>
           <w:p>
             <w:r>
@@ -3223,7 +3228,7 @@
         </w:tc>
         <w:tc>
           <w:tcPr>
-            <w:tcW w:type="dxa" w:w="1814"/>
+            <w:tcW w:type="dxa" w:w="278"/>
           </w:tcPr>
           <w:p>
             <w:r>
@@ -3237,20 +3242,20 @@
         </w:tc>
         <w:tc>
           <w:tcPr>
-            <w:tcW w:type="dxa" w:w="1814"/>
-          </w:tcPr>
-          <w:p>
-            <w:r>
-              <w:rPr>
-                <w:rFonts w:ascii="Times New Roman" w:hAnsi="Times New Roman" w:eastAsia="宋体"/>
-                <w:sz w:val="20"/>
-              </w:rPr>
-            </w:r>
-          </w:p>
-        </w:tc>
-        <w:tc>
-          <w:tcPr>
-            <w:tcW w:type="dxa" w:w="1814"/>
+            <w:tcW w:type="dxa" w:w="555"/>
+          </w:tcPr>
+          <w:p>
+            <w:r>
+              <w:rPr>
+                <w:rFonts w:ascii="Times New Roman" w:hAnsi="Times New Roman" w:eastAsia="宋体"/>
+                <w:sz w:val="20"/>
+              </w:rPr>
+            </w:r>
+          </w:p>
+        </w:tc>
+        <w:tc>
+          <w:tcPr>
+            <w:tcW w:type="dxa" w:w="1388"/>
           </w:tcPr>
           <w:p>
             <w:r>
@@ -3266,7 +3271,7 @@
       <w:tr>
         <w:tc>
           <w:tcPr>
-            <w:tcW w:type="dxa" w:w="1814"/>
+            <w:tcW w:type="dxa" w:w="2129"/>
           </w:tcPr>
           <w:p>
             <w:r>
@@ -3280,7 +3285,7 @@
         </w:tc>
         <w:tc>
           <w:tcPr>
-            <w:tcW w:type="dxa" w:w="1814"/>
+            <w:tcW w:type="dxa" w:w="4721"/>
           </w:tcPr>
           <w:p>
             <w:r>
@@ -3294,7 +3299,7 @@
         </w:tc>
         <w:tc>
           <w:tcPr>
-            <w:tcW w:type="dxa" w:w="1814"/>
+            <w:tcW w:type="dxa" w:w="278"/>
           </w:tcPr>
           <w:p>
             <w:r>
@@ -3308,20 +3313,20 @@
         </w:tc>
         <w:tc>
           <w:tcPr>
-            <w:tcW w:type="dxa" w:w="1814"/>
-          </w:tcPr>
-          <w:p>
-            <w:r>
-              <w:rPr>
-                <w:rFonts w:ascii="Times New Roman" w:hAnsi="Times New Roman" w:eastAsia="宋体"/>
-                <w:sz w:val="20"/>
-              </w:rPr>
-            </w:r>
-          </w:p>
-        </w:tc>
-        <w:tc>
-          <w:tcPr>
-            <w:tcW w:type="dxa" w:w="1814"/>
+            <w:tcW w:type="dxa" w:w="555"/>
+          </w:tcPr>
+          <w:p>
+            <w:r>
+              <w:rPr>
+                <w:rFonts w:ascii="Times New Roman" w:hAnsi="Times New Roman" w:eastAsia="宋体"/>
+                <w:sz w:val="20"/>
+              </w:rPr>
+            </w:r>
+          </w:p>
+        </w:tc>
+        <w:tc>
+          <w:tcPr>
+            <w:tcW w:type="dxa" w:w="1388"/>
           </w:tcPr>
           <w:p>
             <w:r>
@@ -3337,7 +3342,7 @@
       <w:tr>
         <w:tc>
           <w:tcPr>
-            <w:tcW w:type="dxa" w:w="1814"/>
+            <w:tcW w:type="dxa" w:w="2129"/>
           </w:tcPr>
           <w:p>
             <w:r>
@@ -3351,7 +3356,7 @@
         </w:tc>
         <w:tc>
           <w:tcPr>
-            <w:tcW w:type="dxa" w:w="1814"/>
+            <w:tcW w:type="dxa" w:w="4721"/>
           </w:tcPr>
           <w:p>
             <w:r>
@@ -3365,7 +3370,7 @@
         </w:tc>
         <w:tc>
           <w:tcPr>
-            <w:tcW w:type="dxa" w:w="1814"/>
+            <w:tcW w:type="dxa" w:w="278"/>
           </w:tcPr>
           <w:p>
             <w:r>
@@ -3379,20 +3384,20 @@
         </w:tc>
         <w:tc>
           <w:tcPr>
-            <w:tcW w:type="dxa" w:w="1814"/>
-          </w:tcPr>
-          <w:p>
-            <w:r>
-              <w:rPr>
-                <w:rFonts w:ascii="Times New Roman" w:hAnsi="Times New Roman" w:eastAsia="宋体"/>
-                <w:sz w:val="20"/>
-              </w:rPr>
-            </w:r>
-          </w:p>
-        </w:tc>
-        <w:tc>
-          <w:tcPr>
-            <w:tcW w:type="dxa" w:w="1814"/>
+            <w:tcW w:type="dxa" w:w="555"/>
+          </w:tcPr>
+          <w:p>
+            <w:r>
+              <w:rPr>
+                <w:rFonts w:ascii="Times New Roman" w:hAnsi="Times New Roman" w:eastAsia="宋体"/>
+                <w:sz w:val="20"/>
+              </w:rPr>
+            </w:r>
+          </w:p>
+        </w:tc>
+        <w:tc>
+          <w:tcPr>
+            <w:tcW w:type="dxa" w:w="1388"/>
           </w:tcPr>
           <w:p>
             <w:r>
@@ -3408,7 +3413,7 @@
       <w:tr>
         <w:tc>
           <w:tcPr>
-            <w:tcW w:type="dxa" w:w="1814"/>
+            <w:tcW w:type="dxa" w:w="2129"/>
           </w:tcPr>
           <w:p>
             <w:r>
@@ -3422,7 +3427,7 @@
         </w:tc>
         <w:tc>
           <w:tcPr>
-            <w:tcW w:type="dxa" w:w="1814"/>
+            <w:tcW w:type="dxa" w:w="4721"/>
           </w:tcPr>
           <w:p>
             <w:r>
@@ -3436,7 +3441,7 @@
         </w:tc>
         <w:tc>
           <w:tcPr>
-            <w:tcW w:type="dxa" w:w="1814"/>
+            <w:tcW w:type="dxa" w:w="278"/>
           </w:tcPr>
           <w:p>
             <w:r>
@@ -3450,20 +3455,20 @@
         </w:tc>
         <w:tc>
           <w:tcPr>
-            <w:tcW w:type="dxa" w:w="1814"/>
-          </w:tcPr>
-          <w:p>
-            <w:r>
-              <w:rPr>
-                <w:rFonts w:ascii="Times New Roman" w:hAnsi="Times New Roman" w:eastAsia="宋体"/>
-                <w:sz w:val="20"/>
-              </w:rPr>
-            </w:r>
-          </w:p>
-        </w:tc>
-        <w:tc>
-          <w:tcPr>
-            <w:tcW w:type="dxa" w:w="1814"/>
+            <w:tcW w:type="dxa" w:w="555"/>
+          </w:tcPr>
+          <w:p>
+            <w:r>
+              <w:rPr>
+                <w:rFonts w:ascii="Times New Roman" w:hAnsi="Times New Roman" w:eastAsia="宋体"/>
+                <w:sz w:val="20"/>
+              </w:rPr>
+            </w:r>
+          </w:p>
+        </w:tc>
+        <w:tc>
+          <w:tcPr>
+            <w:tcW w:type="dxa" w:w="1388"/>
           </w:tcPr>
           <w:p>
             <w:r>
@@ -3479,7 +3484,7 @@
       <w:tr>
         <w:tc>
           <w:tcPr>
-            <w:tcW w:type="dxa" w:w="1814"/>
+            <w:tcW w:type="dxa" w:w="2129"/>
           </w:tcPr>
           <w:p>
             <w:r>
@@ -3493,7 +3498,7 @@
         </w:tc>
         <w:tc>
           <w:tcPr>
-            <w:tcW w:type="dxa" w:w="1814"/>
+            <w:tcW w:type="dxa" w:w="4721"/>
           </w:tcPr>
           <w:p>
             <w:r>
@@ -3507,7 +3512,7 @@
         </w:tc>
         <w:tc>
           <w:tcPr>
-            <w:tcW w:type="dxa" w:w="1814"/>
+            <w:tcW w:type="dxa" w:w="278"/>
           </w:tcPr>
           <w:p>
             <w:r>
@@ -3521,20 +3526,20 @@
         </w:tc>
         <w:tc>
           <w:tcPr>
-            <w:tcW w:type="dxa" w:w="1814"/>
-          </w:tcPr>
-          <w:p>
-            <w:r>
-              <w:rPr>
-                <w:rFonts w:ascii="Times New Roman" w:hAnsi="Times New Roman" w:eastAsia="宋体"/>
-                <w:sz w:val="20"/>
-              </w:rPr>
-            </w:r>
-          </w:p>
-        </w:tc>
-        <w:tc>
-          <w:tcPr>
-            <w:tcW w:type="dxa" w:w="1814"/>
+            <w:tcW w:type="dxa" w:w="555"/>
+          </w:tcPr>
+          <w:p>
+            <w:r>
+              <w:rPr>
+                <w:rFonts w:ascii="Times New Roman" w:hAnsi="Times New Roman" w:eastAsia="宋体"/>
+                <w:sz w:val="20"/>
+              </w:rPr>
+            </w:r>
+          </w:p>
+        </w:tc>
+        <w:tc>
+          <w:tcPr>
+            <w:tcW w:type="dxa" w:w="1388"/>
           </w:tcPr>
           <w:p>
             <w:r>
@@ -3550,7 +3555,7 @@
       <w:tr>
         <w:tc>
           <w:tcPr>
-            <w:tcW w:type="dxa" w:w="1814"/>
+            <w:tcW w:type="dxa" w:w="2129"/>
           </w:tcPr>
           <w:p>
             <w:r>
@@ -3564,7 +3569,7 @@
         </w:tc>
         <w:tc>
           <w:tcPr>
-            <w:tcW w:type="dxa" w:w="1814"/>
+            <w:tcW w:type="dxa" w:w="4721"/>
           </w:tcPr>
           <w:p>
             <w:r>
@@ -3578,7 +3583,7 @@
         </w:tc>
         <w:tc>
           <w:tcPr>
-            <w:tcW w:type="dxa" w:w="1814"/>
+            <w:tcW w:type="dxa" w:w="278"/>
           </w:tcPr>
           <w:p>
             <w:r>
@@ -3592,20 +3597,20 @@
         </w:tc>
         <w:tc>
           <w:tcPr>
-            <w:tcW w:type="dxa" w:w="1814"/>
-          </w:tcPr>
-          <w:p>
-            <w:r>
-              <w:rPr>
-                <w:rFonts w:ascii="Times New Roman" w:hAnsi="Times New Roman" w:eastAsia="宋体"/>
-                <w:sz w:val="20"/>
-              </w:rPr>
-            </w:r>
-          </w:p>
-        </w:tc>
-        <w:tc>
-          <w:tcPr>
-            <w:tcW w:type="dxa" w:w="1814"/>
+            <w:tcW w:type="dxa" w:w="555"/>
+          </w:tcPr>
+          <w:p>
+            <w:r>
+              <w:rPr>
+                <w:rFonts w:ascii="Times New Roman" w:hAnsi="Times New Roman" w:eastAsia="宋体"/>
+                <w:sz w:val="20"/>
+              </w:rPr>
+            </w:r>
+          </w:p>
+        </w:tc>
+        <w:tc>
+          <w:tcPr>
+            <w:tcW w:type="dxa" w:w="1388"/>
           </w:tcPr>
           <w:p>
             <w:r>
@@ -3621,7 +3626,7 @@
       <w:tr>
         <w:tc>
           <w:tcPr>
-            <w:tcW w:type="dxa" w:w="1814"/>
+            <w:tcW w:type="dxa" w:w="2129"/>
           </w:tcPr>
           <w:p>
             <w:r>
@@ -3635,7 +3640,7 @@
         </w:tc>
         <w:tc>
           <w:tcPr>
-            <w:tcW w:type="dxa" w:w="1814"/>
+            <w:tcW w:type="dxa" w:w="4721"/>
           </w:tcPr>
           <w:p>
             <w:r>
@@ -3649,7 +3654,7 @@
         </w:tc>
         <w:tc>
           <w:tcPr>
-            <w:tcW w:type="dxa" w:w="1814"/>
+            <w:tcW w:type="dxa" w:w="278"/>
           </w:tcPr>
           <w:p>
             <w:r>
@@ -3663,20 +3668,20 @@
         </w:tc>
         <w:tc>
           <w:tcPr>
-            <w:tcW w:type="dxa" w:w="1814"/>
-          </w:tcPr>
-          <w:p>
-            <w:r>
-              <w:rPr>
-                <w:rFonts w:ascii="Times New Roman" w:hAnsi="Times New Roman" w:eastAsia="宋体"/>
-                <w:sz w:val="20"/>
-              </w:rPr>
-            </w:r>
-          </w:p>
-        </w:tc>
-        <w:tc>
-          <w:tcPr>
-            <w:tcW w:type="dxa" w:w="1814"/>
+            <w:tcW w:type="dxa" w:w="555"/>
+          </w:tcPr>
+          <w:p>
+            <w:r>
+              <w:rPr>
+                <w:rFonts w:ascii="Times New Roman" w:hAnsi="Times New Roman" w:eastAsia="宋体"/>
+                <w:sz w:val="20"/>
+              </w:rPr>
+            </w:r>
+          </w:p>
+        </w:tc>
+        <w:tc>
+          <w:tcPr>
+            <w:tcW w:type="dxa" w:w="1388"/>
           </w:tcPr>
           <w:p>
             <w:r>
@@ -3692,7 +3697,7 @@
       <w:tr>
         <w:tc>
           <w:tcPr>
-            <w:tcW w:type="dxa" w:w="1814"/>
+            <w:tcW w:type="dxa" w:w="2129"/>
           </w:tcPr>
           <w:p>
             <w:r>
@@ -3706,7 +3711,7 @@
         </w:tc>
         <w:tc>
           <w:tcPr>
-            <w:tcW w:type="dxa" w:w="1814"/>
+            <w:tcW w:type="dxa" w:w="4721"/>
           </w:tcPr>
           <w:p>
             <w:r>
@@ -3720,7 +3725,7 @@
         </w:tc>
         <w:tc>
           <w:tcPr>
-            <w:tcW w:type="dxa" w:w="1814"/>
+            <w:tcW w:type="dxa" w:w="278"/>
           </w:tcPr>
           <w:p>
             <w:r>
@@ -3734,20 +3739,20 @@
         </w:tc>
         <w:tc>
           <w:tcPr>
-            <w:tcW w:type="dxa" w:w="1814"/>
-          </w:tcPr>
-          <w:p>
-            <w:r>
-              <w:rPr>
-                <w:rFonts w:ascii="Times New Roman" w:hAnsi="Times New Roman" w:eastAsia="宋体"/>
-                <w:sz w:val="20"/>
-              </w:rPr>
-            </w:r>
-          </w:p>
-        </w:tc>
-        <w:tc>
-          <w:tcPr>
-            <w:tcW w:type="dxa" w:w="1814"/>
+            <w:tcW w:type="dxa" w:w="555"/>
+          </w:tcPr>
+          <w:p>
+            <w:r>
+              <w:rPr>
+                <w:rFonts w:ascii="Times New Roman" w:hAnsi="Times New Roman" w:eastAsia="宋体"/>
+                <w:sz w:val="20"/>
+              </w:rPr>
+            </w:r>
+          </w:p>
+        </w:tc>
+        <w:tc>
+          <w:tcPr>
+            <w:tcW w:type="dxa" w:w="1388"/>
           </w:tcPr>
           <w:p>
             <w:r>
@@ -3763,7 +3768,7 @@
       <w:tr>
         <w:tc>
           <w:tcPr>
-            <w:tcW w:type="dxa" w:w="1814"/>
+            <w:tcW w:type="dxa" w:w="2129"/>
           </w:tcPr>
           <w:p>
             <w:r>
@@ -3777,7 +3782,7 @@
         </w:tc>
         <w:tc>
           <w:tcPr>
-            <w:tcW w:type="dxa" w:w="1814"/>
+            <w:tcW w:type="dxa" w:w="4721"/>
           </w:tcPr>
           <w:p>
             <w:r>
@@ -3791,7 +3796,7 @@
         </w:tc>
         <w:tc>
           <w:tcPr>
-            <w:tcW w:type="dxa" w:w="1814"/>
+            <w:tcW w:type="dxa" w:w="278"/>
           </w:tcPr>
           <w:p>
             <w:r>
@@ -3805,20 +3810,20 @@
         </w:tc>
         <w:tc>
           <w:tcPr>
-            <w:tcW w:type="dxa" w:w="1814"/>
-          </w:tcPr>
-          <w:p>
-            <w:r>
-              <w:rPr>
-                <w:rFonts w:ascii="Times New Roman" w:hAnsi="Times New Roman" w:eastAsia="宋体"/>
-                <w:sz w:val="20"/>
-              </w:rPr>
-            </w:r>
-          </w:p>
-        </w:tc>
-        <w:tc>
-          <w:tcPr>
-            <w:tcW w:type="dxa" w:w="1814"/>
+            <w:tcW w:type="dxa" w:w="555"/>
+          </w:tcPr>
+          <w:p>
+            <w:r>
+              <w:rPr>
+                <w:rFonts w:ascii="Times New Roman" w:hAnsi="Times New Roman" w:eastAsia="宋体"/>
+                <w:sz w:val="20"/>
+              </w:rPr>
+            </w:r>
+          </w:p>
+        </w:tc>
+        <w:tc>
+          <w:tcPr>
+            <w:tcW w:type="dxa" w:w="1388"/>
           </w:tcPr>
           <w:p>
             <w:r>
@@ -3834,7 +3839,7 @@
       <w:tr>
         <w:tc>
           <w:tcPr>
-            <w:tcW w:type="dxa" w:w="1814"/>
+            <w:tcW w:type="dxa" w:w="2129"/>
           </w:tcPr>
           <w:p>
             <w:r>
@@ -3848,7 +3853,7 @@
         </w:tc>
         <w:tc>
           <w:tcPr>
-            <w:tcW w:type="dxa" w:w="1814"/>
+            <w:tcW w:type="dxa" w:w="4721"/>
           </w:tcPr>
           <w:p>
             <w:r>
@@ -3862,7 +3867,7 @@
         </w:tc>
         <w:tc>
           <w:tcPr>
-            <w:tcW w:type="dxa" w:w="1814"/>
+            <w:tcW w:type="dxa" w:w="278"/>
           </w:tcPr>
           <w:p>
             <w:r>
@@ -3876,7 +3881,7 @@
         </w:tc>
         <w:tc>
           <w:tcPr>
-            <w:tcW w:type="dxa" w:w="1814"/>
+            <w:tcW w:type="dxa" w:w="555"/>
           </w:tcPr>
           <w:p>
             <w:r>
@@ -3890,7 +3895,7 @@
         </w:tc>
         <w:tc>
           <w:tcPr>
-            <w:tcW w:type="dxa" w:w="1814"/>
+            <w:tcW w:type="dxa" w:w="1388"/>
           </w:tcPr>
           <w:p>
             <w:r>
@@ -3906,7 +3911,7 @@
       <w:tr>
         <w:tc>
           <w:tcPr>
-            <w:tcW w:type="dxa" w:w="1814"/>
+            <w:tcW w:type="dxa" w:w="2129"/>
           </w:tcPr>
           <w:p>
             <w:r>
@@ -3920,7 +3925,7 @@
         </w:tc>
         <w:tc>
           <w:tcPr>
-            <w:tcW w:type="dxa" w:w="1814"/>
+            <w:tcW w:type="dxa" w:w="4721"/>
           </w:tcPr>
           <w:p>
             <w:r>
@@ -3934,7 +3939,7 @@
         </w:tc>
         <w:tc>
           <w:tcPr>
-            <w:tcW w:type="dxa" w:w="1814"/>
+            <w:tcW w:type="dxa" w:w="278"/>
           </w:tcPr>
           <w:p>
             <w:r>
@@ -3948,7 +3953,7 @@
         </w:tc>
         <w:tc>
           <w:tcPr>
-            <w:tcW w:type="dxa" w:w="1814"/>
+            <w:tcW w:type="dxa" w:w="555"/>
           </w:tcPr>
           <w:p>
             <w:r>
@@ -3962,7 +3967,7 @@
         </w:tc>
         <w:tc>
           <w:tcPr>
-            <w:tcW w:type="dxa" w:w="1814"/>
+            <w:tcW w:type="dxa" w:w="1388"/>
           </w:tcPr>
           <w:p>
             <w:r>
@@ -3978,7 +3983,7 @@
       <w:tr>
         <w:tc>
           <w:tcPr>
-            <w:tcW w:type="dxa" w:w="1814"/>
+            <w:tcW w:type="dxa" w:w="2129"/>
           </w:tcPr>
           <w:p>
             <w:r>
@@ -3992,7 +3997,7 @@
         </w:tc>
         <w:tc>
           <w:tcPr>
-            <w:tcW w:type="dxa" w:w="1814"/>
+            <w:tcW w:type="dxa" w:w="4721"/>
           </w:tcPr>
           <w:p>
             <w:r>
@@ -4006,7 +4011,7 @@
         </w:tc>
         <w:tc>
           <w:tcPr>
-            <w:tcW w:type="dxa" w:w="1814"/>
+            <w:tcW w:type="dxa" w:w="278"/>
           </w:tcPr>
           <w:p>
             <w:r>
@@ -4020,7 +4025,7 @@
         </w:tc>
         <w:tc>
           <w:tcPr>
-            <w:tcW w:type="dxa" w:w="1814"/>
+            <w:tcW w:type="dxa" w:w="555"/>
           </w:tcPr>
           <w:p>
             <w:r>
@@ -4034,7 +4039,7 @@
         </w:tc>
         <w:tc>
           <w:tcPr>
-            <w:tcW w:type="dxa" w:w="1814"/>
+            <w:tcW w:type="dxa" w:w="1388"/>
           </w:tcPr>
           <w:p>
             <w:r>
@@ -4050,7 +4055,7 @@
       <w:tr>
         <w:tc>
           <w:tcPr>
-            <w:tcW w:type="dxa" w:w="1814"/>
+            <w:tcW w:type="dxa" w:w="2129"/>
           </w:tcPr>
           <w:p>
             <w:r>
@@ -4064,7 +4069,7 @@
         </w:tc>
         <w:tc>
           <w:tcPr>
-            <w:tcW w:type="dxa" w:w="1814"/>
+            <w:tcW w:type="dxa" w:w="4721"/>
           </w:tcPr>
           <w:p>
             <w:r>
@@ -4078,7 +4083,7 @@
         </w:tc>
         <w:tc>
           <w:tcPr>
-            <w:tcW w:type="dxa" w:w="1814"/>
+            <w:tcW w:type="dxa" w:w="278"/>
           </w:tcPr>
           <w:p>
             <w:r>
@@ -4092,20 +4097,20 @@
         </w:tc>
         <w:tc>
           <w:tcPr>
-            <w:tcW w:type="dxa" w:w="1814"/>
-          </w:tcPr>
-          <w:p>
-            <w:r>
-              <w:rPr>
-                <w:rFonts w:ascii="Times New Roman" w:hAnsi="Times New Roman" w:eastAsia="宋体"/>
-                <w:sz w:val="20"/>
-              </w:rPr>
-            </w:r>
-          </w:p>
-        </w:tc>
-        <w:tc>
-          <w:tcPr>
-            <w:tcW w:type="dxa" w:w="1814"/>
+            <w:tcW w:type="dxa" w:w="555"/>
+          </w:tcPr>
+          <w:p>
+            <w:r>
+              <w:rPr>
+                <w:rFonts w:ascii="Times New Roman" w:hAnsi="Times New Roman" w:eastAsia="宋体"/>
+                <w:sz w:val="20"/>
+              </w:rPr>
+            </w:r>
+          </w:p>
+        </w:tc>
+        <w:tc>
+          <w:tcPr>
+            <w:tcW w:type="dxa" w:w="1388"/>
           </w:tcPr>
           <w:p>
             <w:r>
@@ -4121,7 +4126,7 @@
       <w:tr>
         <w:tc>
           <w:tcPr>
-            <w:tcW w:type="dxa" w:w="1814"/>
+            <w:tcW w:type="dxa" w:w="2129"/>
           </w:tcPr>
           <w:p>
             <w:r>
@@ -4135,7 +4140,7 @@
         </w:tc>
         <w:tc>
           <w:tcPr>
-            <w:tcW w:type="dxa" w:w="1814"/>
+            <w:tcW w:type="dxa" w:w="4721"/>
           </w:tcPr>
           <w:p>
             <w:r>
@@ -4149,7 +4154,7 @@
         </w:tc>
         <w:tc>
           <w:tcPr>
-            <w:tcW w:type="dxa" w:w="1814"/>
+            <w:tcW w:type="dxa" w:w="278"/>
           </w:tcPr>
           <w:p>
             <w:r>
@@ -4163,20 +4168,20 @@
         </w:tc>
         <w:tc>
           <w:tcPr>
-            <w:tcW w:type="dxa" w:w="1814"/>
-          </w:tcPr>
-          <w:p>
-            <w:r>
-              <w:rPr>
-                <w:rFonts w:ascii="Times New Roman" w:hAnsi="Times New Roman" w:eastAsia="宋体"/>
-                <w:sz w:val="20"/>
-              </w:rPr>
-            </w:r>
-          </w:p>
-        </w:tc>
-        <w:tc>
-          <w:tcPr>
-            <w:tcW w:type="dxa" w:w="1814"/>
+            <w:tcW w:type="dxa" w:w="555"/>
+          </w:tcPr>
+          <w:p>
+            <w:r>
+              <w:rPr>
+                <w:rFonts w:ascii="Times New Roman" w:hAnsi="Times New Roman" w:eastAsia="宋体"/>
+                <w:sz w:val="20"/>
+              </w:rPr>
+            </w:r>
+          </w:p>
+        </w:tc>
+        <w:tc>
+          <w:tcPr>
+            <w:tcW w:type="dxa" w:w="1388"/>
           </w:tcPr>
           <w:p>
             <w:r>
@@ -4192,7 +4197,7 @@
       <w:tr>
         <w:tc>
           <w:tcPr>
-            <w:tcW w:type="dxa" w:w="1814"/>
+            <w:tcW w:type="dxa" w:w="2129"/>
           </w:tcPr>
           <w:p>
             <w:r>
@@ -4206,7 +4211,7 @@
         </w:tc>
         <w:tc>
           <w:tcPr>
-            <w:tcW w:type="dxa" w:w="1814"/>
+            <w:tcW w:type="dxa" w:w="4721"/>
           </w:tcPr>
           <w:p>
             <w:r>
@@ -4220,7 +4225,7 @@
         </w:tc>
         <w:tc>
           <w:tcPr>
-            <w:tcW w:type="dxa" w:w="1814"/>
+            <w:tcW w:type="dxa" w:w="278"/>
           </w:tcPr>
           <w:p>
             <w:r>
@@ -4234,20 +4239,20 @@
         </w:tc>
         <w:tc>
           <w:tcPr>
-            <w:tcW w:type="dxa" w:w="1814"/>
-          </w:tcPr>
-          <w:p>
-            <w:r>
-              <w:rPr>
-                <w:rFonts w:ascii="Times New Roman" w:hAnsi="Times New Roman" w:eastAsia="宋体"/>
-                <w:sz w:val="20"/>
-              </w:rPr>
-            </w:r>
-          </w:p>
-        </w:tc>
-        <w:tc>
-          <w:tcPr>
-            <w:tcW w:type="dxa" w:w="1814"/>
+            <w:tcW w:type="dxa" w:w="555"/>
+          </w:tcPr>
+          <w:p>
+            <w:r>
+              <w:rPr>
+                <w:rFonts w:ascii="Times New Roman" w:hAnsi="Times New Roman" w:eastAsia="宋体"/>
+                <w:sz w:val="20"/>
+              </w:rPr>
+            </w:r>
+          </w:p>
+        </w:tc>
+        <w:tc>
+          <w:tcPr>
+            <w:tcW w:type="dxa" w:w="1388"/>
           </w:tcPr>
           <w:p>
             <w:r>
@@ -4263,7 +4268,7 @@
       <w:tr>
         <w:tc>
           <w:tcPr>
-            <w:tcW w:type="dxa" w:w="1814"/>
+            <w:tcW w:type="dxa" w:w="2129"/>
           </w:tcPr>
           <w:p>
             <w:r>
@@ -4277,7 +4282,7 @@
         </w:tc>
         <w:tc>
           <w:tcPr>
-            <w:tcW w:type="dxa" w:w="1814"/>
+            <w:tcW w:type="dxa" w:w="4721"/>
           </w:tcPr>
           <w:p>
             <w:r>
@@ -4291,7 +4296,7 @@
         </w:tc>
         <w:tc>
           <w:tcPr>
-            <w:tcW w:type="dxa" w:w="1814"/>
+            <w:tcW w:type="dxa" w:w="278"/>
           </w:tcPr>
           <w:p>
             <w:r>
@@ -4305,20 +4310,20 @@
         </w:tc>
         <w:tc>
           <w:tcPr>
-            <w:tcW w:type="dxa" w:w="1814"/>
-          </w:tcPr>
-          <w:p>
-            <w:r>
-              <w:rPr>
-                <w:rFonts w:ascii="Times New Roman" w:hAnsi="Times New Roman" w:eastAsia="宋体"/>
-                <w:sz w:val="20"/>
-              </w:rPr>
-            </w:r>
-          </w:p>
-        </w:tc>
-        <w:tc>
-          <w:tcPr>
-            <w:tcW w:type="dxa" w:w="1814"/>
+            <w:tcW w:type="dxa" w:w="555"/>
+          </w:tcPr>
+          <w:p>
+            <w:r>
+              <w:rPr>
+                <w:rFonts w:ascii="Times New Roman" w:hAnsi="Times New Roman" w:eastAsia="宋体"/>
+                <w:sz w:val="20"/>
+              </w:rPr>
+            </w:r>
+          </w:p>
+        </w:tc>
+        <w:tc>
+          <w:tcPr>
+            <w:tcW w:type="dxa" w:w="1388"/>
           </w:tcPr>
           <w:p>
             <w:r>
@@ -4334,7 +4339,7 @@
       <w:tr>
         <w:tc>
           <w:tcPr>
-            <w:tcW w:type="dxa" w:w="1814"/>
+            <w:tcW w:type="dxa" w:w="2129"/>
           </w:tcPr>
           <w:p>
             <w:r>
@@ -4348,7 +4353,7 @@
         </w:tc>
         <w:tc>
           <w:tcPr>
-            <w:tcW w:type="dxa" w:w="1814"/>
+            <w:tcW w:type="dxa" w:w="4721"/>
           </w:tcPr>
           <w:p>
             <w:r>
@@ -4362,7 +4367,7 @@
         </w:tc>
         <w:tc>
           <w:tcPr>
-            <w:tcW w:type="dxa" w:w="1814"/>
+            <w:tcW w:type="dxa" w:w="278"/>
           </w:tcPr>
           <w:p>
             <w:r>
@@ -4376,20 +4381,20 @@
         </w:tc>
         <w:tc>
           <w:tcPr>
-            <w:tcW w:type="dxa" w:w="1814"/>
-          </w:tcPr>
-          <w:p>
-            <w:r>
-              <w:rPr>
-                <w:rFonts w:ascii="Times New Roman" w:hAnsi="Times New Roman" w:eastAsia="宋体"/>
-                <w:sz w:val="20"/>
-              </w:rPr>
-            </w:r>
-          </w:p>
-        </w:tc>
-        <w:tc>
-          <w:tcPr>
-            <w:tcW w:type="dxa" w:w="1814"/>
+            <w:tcW w:type="dxa" w:w="555"/>
+          </w:tcPr>
+          <w:p>
+            <w:r>
+              <w:rPr>
+                <w:rFonts w:ascii="Times New Roman" w:hAnsi="Times New Roman" w:eastAsia="宋体"/>
+                <w:sz w:val="20"/>
+              </w:rPr>
+            </w:r>
+          </w:p>
+        </w:tc>
+        <w:tc>
+          <w:tcPr>
+            <w:tcW w:type="dxa" w:w="1388"/>
           </w:tcPr>
           <w:p>
             <w:r>
@@ -4405,7 +4410,7 @@
       <w:tr>
         <w:tc>
           <w:tcPr>
-            <w:tcW w:type="dxa" w:w="1814"/>
+            <w:tcW w:type="dxa" w:w="2129"/>
           </w:tcPr>
           <w:p>
             <w:r>
@@ -4419,7 +4424,7 @@
         </w:tc>
         <w:tc>
           <w:tcPr>
-            <w:tcW w:type="dxa" w:w="1814"/>
+            <w:tcW w:type="dxa" w:w="4721"/>
           </w:tcPr>
           <w:p>
             <w:r>
@@ -4433,7 +4438,7 @@
         </w:tc>
         <w:tc>
           <w:tcPr>
-            <w:tcW w:type="dxa" w:w="1814"/>
+            <w:tcW w:type="dxa" w:w="278"/>
           </w:tcPr>
           <w:p>
             <w:r>
@@ -4447,20 +4452,20 @@
         </w:tc>
         <w:tc>
           <w:tcPr>
-            <w:tcW w:type="dxa" w:w="1814"/>
-          </w:tcPr>
-          <w:p>
-            <w:r>
-              <w:rPr>
-                <w:rFonts w:ascii="Times New Roman" w:hAnsi="Times New Roman" w:eastAsia="宋体"/>
-                <w:sz w:val="20"/>
-              </w:rPr>
-            </w:r>
-          </w:p>
-        </w:tc>
-        <w:tc>
-          <w:tcPr>
-            <w:tcW w:type="dxa" w:w="1814"/>
+            <w:tcW w:type="dxa" w:w="555"/>
+          </w:tcPr>
+          <w:p>
+            <w:r>
+              <w:rPr>
+                <w:rFonts w:ascii="Times New Roman" w:hAnsi="Times New Roman" w:eastAsia="宋体"/>
+                <w:sz w:val="20"/>
+              </w:rPr>
+            </w:r>
+          </w:p>
+        </w:tc>
+        <w:tc>
+          <w:tcPr>
+            <w:tcW w:type="dxa" w:w="1388"/>
           </w:tcPr>
           <w:p>
             <w:r>
@@ -4476,7 +4481,7 @@
       <w:tr>
         <w:tc>
           <w:tcPr>
-            <w:tcW w:type="dxa" w:w="1814"/>
+            <w:tcW w:type="dxa" w:w="2129"/>
           </w:tcPr>
           <w:p>
             <w:r>
@@ -4490,7 +4495,7 @@
         </w:tc>
         <w:tc>
           <w:tcPr>
-            <w:tcW w:type="dxa" w:w="1814"/>
+            <w:tcW w:type="dxa" w:w="4721"/>
           </w:tcPr>
           <w:p>
             <w:r>
@@ -4504,7 +4509,7 @@
         </w:tc>
         <w:tc>
           <w:tcPr>
-            <w:tcW w:type="dxa" w:w="1814"/>
+            <w:tcW w:type="dxa" w:w="278"/>
           </w:tcPr>
           <w:p>
             <w:r>
@@ -4518,20 +4523,20 @@
         </w:tc>
         <w:tc>
           <w:tcPr>
-            <w:tcW w:type="dxa" w:w="1814"/>
-          </w:tcPr>
-          <w:p>
-            <w:r>
-              <w:rPr>
-                <w:rFonts w:ascii="Times New Roman" w:hAnsi="Times New Roman" w:eastAsia="宋体"/>
-                <w:sz w:val="20"/>
-              </w:rPr>
-            </w:r>
-          </w:p>
-        </w:tc>
-        <w:tc>
-          <w:tcPr>
-            <w:tcW w:type="dxa" w:w="1814"/>
+            <w:tcW w:type="dxa" w:w="555"/>
+          </w:tcPr>
+          <w:p>
+            <w:r>
+              <w:rPr>
+                <w:rFonts w:ascii="Times New Roman" w:hAnsi="Times New Roman" w:eastAsia="宋体"/>
+                <w:sz w:val="20"/>
+              </w:rPr>
+            </w:r>
+          </w:p>
+        </w:tc>
+        <w:tc>
+          <w:tcPr>
+            <w:tcW w:type="dxa" w:w="1388"/>
           </w:tcPr>
           <w:p>
             <w:r>
@@ -4547,7 +4552,7 @@
       <w:tr>
         <w:tc>
           <w:tcPr>
-            <w:tcW w:type="dxa" w:w="1814"/>
+            <w:tcW w:type="dxa" w:w="2129"/>
           </w:tcPr>
           <w:p>
             <w:r>
@@ -4561,7 +4566,7 @@
         </w:tc>
         <w:tc>
           <w:tcPr>
-            <w:tcW w:type="dxa" w:w="1814"/>
+            <w:tcW w:type="dxa" w:w="4721"/>
           </w:tcPr>
           <w:p>
             <w:r>
@@ -4575,7 +4580,7 @@
         </w:tc>
         <w:tc>
           <w:tcPr>
-            <w:tcW w:type="dxa" w:w="1814"/>
+            <w:tcW w:type="dxa" w:w="278"/>
           </w:tcPr>
           <w:p>
             <w:r>
@@ -4589,20 +4594,20 @@
         </w:tc>
         <w:tc>
           <w:tcPr>
-            <w:tcW w:type="dxa" w:w="1814"/>
-          </w:tcPr>
-          <w:p>
-            <w:r>
-              <w:rPr>
-                <w:rFonts w:ascii="Times New Roman" w:hAnsi="Times New Roman" w:eastAsia="宋体"/>
-                <w:sz w:val="20"/>
-              </w:rPr>
-            </w:r>
-          </w:p>
-        </w:tc>
-        <w:tc>
-          <w:tcPr>
-            <w:tcW w:type="dxa" w:w="1814"/>
+            <w:tcW w:type="dxa" w:w="555"/>
+          </w:tcPr>
+          <w:p>
+            <w:r>
+              <w:rPr>
+                <w:rFonts w:ascii="Times New Roman" w:hAnsi="Times New Roman" w:eastAsia="宋体"/>
+                <w:sz w:val="20"/>
+              </w:rPr>
+            </w:r>
+          </w:p>
+        </w:tc>
+        <w:tc>
+          <w:tcPr>
+            <w:tcW w:type="dxa" w:w="1388"/>
           </w:tcPr>
           <w:p>
             <w:r>
@@ -4618,7 +4623,7 @@
       <w:tr>
         <w:tc>
           <w:tcPr>
-            <w:tcW w:type="dxa" w:w="1814"/>
+            <w:tcW w:type="dxa" w:w="2129"/>
           </w:tcPr>
           <w:p>
             <w:r>
@@ -4632,7 +4637,7 @@
         </w:tc>
         <w:tc>
           <w:tcPr>
-            <w:tcW w:type="dxa" w:w="1814"/>
+            <w:tcW w:type="dxa" w:w="4721"/>
           </w:tcPr>
           <w:p>
             <w:r>
@@ -4646,7 +4651,7 @@
         </w:tc>
         <w:tc>
           <w:tcPr>
-            <w:tcW w:type="dxa" w:w="1814"/>
+            <w:tcW w:type="dxa" w:w="278"/>
           </w:tcPr>
           <w:p>
             <w:r>
@@ -4660,7 +4665,7 @@
         </w:tc>
         <w:tc>
           <w:tcPr>
-            <w:tcW w:type="dxa" w:w="1814"/>
+            <w:tcW w:type="dxa" w:w="555"/>
           </w:tcPr>
           <w:p>
             <w:r>
@@ -4674,7 +4679,7 @@
         </w:tc>
         <w:tc>
           <w:tcPr>
-            <w:tcW w:type="dxa" w:w="1814"/>
+            <w:tcW w:type="dxa" w:w="1388"/>
           </w:tcPr>
           <w:p>
             <w:r>
@@ -4690,7 +4695,7 @@
       <w:tr>
         <w:tc>
           <w:tcPr>
-            <w:tcW w:type="dxa" w:w="1814"/>
+            <w:tcW w:type="dxa" w:w="2129"/>
           </w:tcPr>
           <w:p>
             <w:r>
@@ -4704,7 +4709,7 @@
         </w:tc>
         <w:tc>
           <w:tcPr>
-            <w:tcW w:type="dxa" w:w="1814"/>
+            <w:tcW w:type="dxa" w:w="4721"/>
           </w:tcPr>
           <w:p>
             <w:r>
@@ -4718,7 +4723,7 @@
         </w:tc>
         <w:tc>
           <w:tcPr>
-            <w:tcW w:type="dxa" w:w="1814"/>
+            <w:tcW w:type="dxa" w:w="278"/>
           </w:tcPr>
           <w:p>
             <w:r>
@@ -4732,20 +4737,20 @@
         </w:tc>
         <w:tc>
           <w:tcPr>
-            <w:tcW w:type="dxa" w:w="1814"/>
-          </w:tcPr>
-          <w:p>
-            <w:r>
-              <w:rPr>
-                <w:rFonts w:ascii="Times New Roman" w:hAnsi="Times New Roman" w:eastAsia="宋体"/>
-                <w:sz w:val="20"/>
-              </w:rPr>
-            </w:r>
-          </w:p>
-        </w:tc>
-        <w:tc>
-          <w:tcPr>
-            <w:tcW w:type="dxa" w:w="1814"/>
+            <w:tcW w:type="dxa" w:w="555"/>
+          </w:tcPr>
+          <w:p>
+            <w:r>
+              <w:rPr>
+                <w:rFonts w:ascii="Times New Roman" w:hAnsi="Times New Roman" w:eastAsia="宋体"/>
+                <w:sz w:val="20"/>
+              </w:rPr>
+            </w:r>
+          </w:p>
+        </w:tc>
+        <w:tc>
+          <w:tcPr>
+            <w:tcW w:type="dxa" w:w="1388"/>
           </w:tcPr>
           <w:p>
             <w:r>
@@ -4761,7 +4766,7 @@
       <w:tr>
         <w:tc>
           <w:tcPr>
-            <w:tcW w:type="dxa" w:w="1814"/>
+            <w:tcW w:type="dxa" w:w="2129"/>
           </w:tcPr>
           <w:p>
             <w:r>
@@ -4775,7 +4780,7 @@
         </w:tc>
         <w:tc>
           <w:tcPr>
-            <w:tcW w:type="dxa" w:w="1814"/>
+            <w:tcW w:type="dxa" w:w="4721"/>
           </w:tcPr>
           <w:p>
             <w:r>
@@ -4789,7 +4794,7 @@
         </w:tc>
         <w:tc>
           <w:tcPr>
-            <w:tcW w:type="dxa" w:w="1814"/>
+            <w:tcW w:type="dxa" w:w="278"/>
           </w:tcPr>
           <w:p>
             <w:r>
@@ -4803,20 +4808,20 @@
         </w:tc>
         <w:tc>
           <w:tcPr>
-            <w:tcW w:type="dxa" w:w="1814"/>
-          </w:tcPr>
-          <w:p>
-            <w:r>
-              <w:rPr>
-                <w:rFonts w:ascii="Times New Roman" w:hAnsi="Times New Roman" w:eastAsia="宋体"/>
-                <w:sz w:val="20"/>
-              </w:rPr>
-            </w:r>
-          </w:p>
-        </w:tc>
-        <w:tc>
-          <w:tcPr>
-            <w:tcW w:type="dxa" w:w="1814"/>
+            <w:tcW w:type="dxa" w:w="555"/>
+          </w:tcPr>
+          <w:p>
+            <w:r>
+              <w:rPr>
+                <w:rFonts w:ascii="Times New Roman" w:hAnsi="Times New Roman" w:eastAsia="宋体"/>
+                <w:sz w:val="20"/>
+              </w:rPr>
+            </w:r>
+          </w:p>
+        </w:tc>
+        <w:tc>
+          <w:tcPr>
+            <w:tcW w:type="dxa" w:w="1388"/>
           </w:tcPr>
           <w:p>
             <w:r>
@@ -4832,7 +4837,7 @@
       <w:tr>
         <w:tc>
           <w:tcPr>
-            <w:tcW w:type="dxa" w:w="1814"/>
+            <w:tcW w:type="dxa" w:w="2129"/>
           </w:tcPr>
           <w:p>
             <w:r>
@@ -4846,7 +4851,7 @@
         </w:tc>
         <w:tc>
           <w:tcPr>
-            <w:tcW w:type="dxa" w:w="1814"/>
+            <w:tcW w:type="dxa" w:w="4721"/>
           </w:tcPr>
           <w:p>
             <w:r>
@@ -4860,7 +4865,7 @@
         </w:tc>
         <w:tc>
           <w:tcPr>
-            <w:tcW w:type="dxa" w:w="1814"/>
+            <w:tcW w:type="dxa" w:w="278"/>
           </w:tcPr>
           <w:p>
             <w:r>
@@ -4874,20 +4879,20 @@
         </w:tc>
         <w:tc>
           <w:tcPr>
-            <w:tcW w:type="dxa" w:w="1814"/>
-          </w:tcPr>
-          <w:p>
-            <w:r>
-              <w:rPr>
-                <w:rFonts w:ascii="Times New Roman" w:hAnsi="Times New Roman" w:eastAsia="宋体"/>
-                <w:sz w:val="20"/>
-              </w:rPr>
-            </w:r>
-          </w:p>
-        </w:tc>
-        <w:tc>
-          <w:tcPr>
-            <w:tcW w:type="dxa" w:w="1814"/>
+            <w:tcW w:type="dxa" w:w="555"/>
+          </w:tcPr>
+          <w:p>
+            <w:r>
+              <w:rPr>
+                <w:rFonts w:ascii="Times New Roman" w:hAnsi="Times New Roman" w:eastAsia="宋体"/>
+                <w:sz w:val="20"/>
+              </w:rPr>
+            </w:r>
+          </w:p>
+        </w:tc>
+        <w:tc>
+          <w:tcPr>
+            <w:tcW w:type="dxa" w:w="1388"/>
           </w:tcPr>
           <w:p>
             <w:r>
@@ -4915,6 +4920,7 @@
         <w:tblStyle w:val="TableGrid"/>
         <w:tblW w:type="auto" w:w="0"/>
         <w:jc w:val="center"/>
+        <w:tblLayout w:type="fixed"/>
         <w:tblLook w:firstColumn="1" w:firstRow="1" w:lastColumn="0" w:lastRow="0" w:noHBand="0" w:noVBand="1" w:val="04A0"/>
       </w:tblPr>
       <w:tblGrid>
@@ -4927,7 +4933,7 @@
       <w:tr>
         <w:tc>
           <w:tcPr>
-            <w:tcW w:type="dxa" w:w="1814"/>
+            <w:tcW w:type="dxa" w:w="2629"/>
           </w:tcPr>
           <w:p>
             <w:r>
@@ -4942,7 +4948,7 @@
         </w:tc>
         <w:tc>
           <w:tcPr>
-            <w:tcW w:type="dxa" w:w="1814"/>
+            <w:tcW w:type="dxa" w:w="4864"/>
           </w:tcPr>
           <w:p>
             <w:r>
@@ -4957,7 +4963,7 @@
         </w:tc>
         <w:tc>
           <w:tcPr>
-            <w:tcW w:type="dxa" w:w="1814"/>
+            <w:tcW w:type="dxa" w:w="394"/>
           </w:tcPr>
           <w:p>
             <w:r>
@@ -4972,7 +4978,7 @@
         </w:tc>
         <w:tc>
           <w:tcPr>
-            <w:tcW w:type="dxa" w:w="1814"/>
+            <w:tcW w:type="dxa" w:w="263"/>
           </w:tcPr>
           <w:p>
             <w:r>
@@ -4987,7 +4993,7 @@
         </w:tc>
         <w:tc>
           <w:tcPr>
-            <w:tcW w:type="dxa" w:w="1814"/>
+            <w:tcW w:type="dxa" w:w="920"/>
           </w:tcPr>
           <w:p>
             <w:r>
@@ -5004,7 +5010,7 @@
       <w:tr>
         <w:tc>
           <w:tcPr>
-            <w:tcW w:type="dxa" w:w="1814"/>
+            <w:tcW w:type="dxa" w:w="2629"/>
           </w:tcPr>
           <w:p>
             <w:r>
@@ -5018,7 +5024,7 @@
         </w:tc>
         <w:tc>
           <w:tcPr>
-            <w:tcW w:type="dxa" w:w="1814"/>
+            <w:tcW w:type="dxa" w:w="4864"/>
           </w:tcPr>
           <w:p>
             <w:r>
@@ -5032,7 +5038,7 @@
         </w:tc>
         <w:tc>
           <w:tcPr>
-            <w:tcW w:type="dxa" w:w="1814"/>
+            <w:tcW w:type="dxa" w:w="394"/>
           </w:tcPr>
           <w:p>
             <w:r>
@@ -5046,7 +5052,7 @@
         </w:tc>
         <w:tc>
           <w:tcPr>
-            <w:tcW w:type="dxa" w:w="1814"/>
+            <w:tcW w:type="dxa" w:w="263"/>
           </w:tcPr>
           <w:p>
             <w:r>
@@ -5060,7 +5066,7 @@
         </w:tc>
         <w:tc>
           <w:tcPr>
-            <w:tcW w:type="dxa" w:w="1814"/>
+            <w:tcW w:type="dxa" w:w="920"/>
           </w:tcPr>
           <w:p>
             <w:r>
@@ -5076,7 +5082,7 @@
       <w:tr>
         <w:tc>
           <w:tcPr>
-            <w:tcW w:type="dxa" w:w="1814"/>
+            <w:tcW w:type="dxa" w:w="2629"/>
           </w:tcPr>
           <w:p>
             <w:r>
@@ -5090,7 +5096,7 @@
         </w:tc>
         <w:tc>
           <w:tcPr>
-            <w:tcW w:type="dxa" w:w="1814"/>
+            <w:tcW w:type="dxa" w:w="4864"/>
           </w:tcPr>
           <w:p>
             <w:r>
@@ -5104,7 +5110,7 @@
         </w:tc>
         <w:tc>
           <w:tcPr>
-            <w:tcW w:type="dxa" w:w="1814"/>
+            <w:tcW w:type="dxa" w:w="394"/>
           </w:tcPr>
           <w:p>
             <w:r>
@@ -5118,7 +5124,7 @@
         </w:tc>
         <w:tc>
           <w:tcPr>
-            <w:tcW w:type="dxa" w:w="1814"/>
+            <w:tcW w:type="dxa" w:w="263"/>
           </w:tcPr>
           <w:p>
             <w:r>
@@ -5132,7 +5138,7 @@
         </w:tc>
         <w:tc>
           <w:tcPr>
-            <w:tcW w:type="dxa" w:w="1814"/>
+            <w:tcW w:type="dxa" w:w="920"/>
           </w:tcPr>
           <w:p>
             <w:r>
@@ -5148,7 +5154,7 @@
       <w:tr>
         <w:tc>
           <w:tcPr>
-            <w:tcW w:type="dxa" w:w="1814"/>
+            <w:tcW w:type="dxa" w:w="2629"/>
           </w:tcPr>
           <w:p>
             <w:r>
@@ -5162,7 +5168,7 @@
         </w:tc>
         <w:tc>
           <w:tcPr>
-            <w:tcW w:type="dxa" w:w="1814"/>
+            <w:tcW w:type="dxa" w:w="4864"/>
           </w:tcPr>
           <w:p>
             <w:r>
@@ -5176,7 +5182,7 @@
         </w:tc>
         <w:tc>
           <w:tcPr>
-            <w:tcW w:type="dxa" w:w="1814"/>
+            <w:tcW w:type="dxa" w:w="394"/>
           </w:tcPr>
           <w:p>
             <w:r>
@@ -5190,7 +5196,7 @@
         </w:tc>
         <w:tc>
           <w:tcPr>
-            <w:tcW w:type="dxa" w:w="1814"/>
+            <w:tcW w:type="dxa" w:w="263"/>
           </w:tcPr>
           <w:p>
             <w:r>
@@ -5204,7 +5210,7 @@
         </w:tc>
         <w:tc>
           <w:tcPr>
-            <w:tcW w:type="dxa" w:w="1814"/>
+            <w:tcW w:type="dxa" w:w="920"/>
           </w:tcPr>
           <w:p>
             <w:r>
@@ -5220,7 +5226,7 @@
       <w:tr>
         <w:tc>
           <w:tcPr>
-            <w:tcW w:type="dxa" w:w="1814"/>
+            <w:tcW w:type="dxa" w:w="2629"/>
           </w:tcPr>
           <w:p>
             <w:r>
@@ -5234,7 +5240,7 @@
         </w:tc>
         <w:tc>
           <w:tcPr>
-            <w:tcW w:type="dxa" w:w="1814"/>
+            <w:tcW w:type="dxa" w:w="4864"/>
           </w:tcPr>
           <w:p>
             <w:r>
@@ -5248,7 +5254,7 @@
         </w:tc>
         <w:tc>
           <w:tcPr>
-            <w:tcW w:type="dxa" w:w="1814"/>
+            <w:tcW w:type="dxa" w:w="394"/>
           </w:tcPr>
           <w:p>
             <w:r>
@@ -5262,20 +5268,20 @@
         </w:tc>
         <w:tc>
           <w:tcPr>
-            <w:tcW w:type="dxa" w:w="1814"/>
-          </w:tcPr>
-          <w:p>
-            <w:r>
-              <w:rPr>
-                <w:rFonts w:ascii="Times New Roman" w:hAnsi="Times New Roman" w:eastAsia="宋体"/>
-                <w:sz w:val="20"/>
-              </w:rPr>
-            </w:r>
-          </w:p>
-        </w:tc>
-        <w:tc>
-          <w:tcPr>
-            <w:tcW w:type="dxa" w:w="1814"/>
+            <w:tcW w:type="dxa" w:w="263"/>
+          </w:tcPr>
+          <w:p>
+            <w:r>
+              <w:rPr>
+                <w:rFonts w:ascii="Times New Roman" w:hAnsi="Times New Roman" w:eastAsia="宋体"/>
+                <w:sz w:val="20"/>
+              </w:rPr>
+            </w:r>
+          </w:p>
+        </w:tc>
+        <w:tc>
+          <w:tcPr>
+            <w:tcW w:type="dxa" w:w="920"/>
           </w:tcPr>
           <w:p>
             <w:r>
@@ -5291,7 +5297,7 @@
       <w:tr>
         <w:tc>
           <w:tcPr>
-            <w:tcW w:type="dxa" w:w="1814"/>
+            <w:tcW w:type="dxa" w:w="2629"/>
           </w:tcPr>
           <w:p>
             <w:r>
@@ -5305,7 +5311,7 @@
         </w:tc>
         <w:tc>
           <w:tcPr>
-            <w:tcW w:type="dxa" w:w="1814"/>
+            <w:tcW w:type="dxa" w:w="4864"/>
           </w:tcPr>
           <w:p>
             <w:r>
@@ -5319,7 +5325,7 @@
         </w:tc>
         <w:tc>
           <w:tcPr>
-            <w:tcW w:type="dxa" w:w="1814"/>
+            <w:tcW w:type="dxa" w:w="394"/>
           </w:tcPr>
           <w:p>
             <w:r>
@@ -5333,20 +5339,20 @@
         </w:tc>
         <w:tc>
           <w:tcPr>
-            <w:tcW w:type="dxa" w:w="1814"/>
-          </w:tcPr>
-          <w:p>
-            <w:r>
-              <w:rPr>
-                <w:rFonts w:ascii="Times New Roman" w:hAnsi="Times New Roman" w:eastAsia="宋体"/>
-                <w:sz w:val="20"/>
-              </w:rPr>
-            </w:r>
-          </w:p>
-        </w:tc>
-        <w:tc>
-          <w:tcPr>
-            <w:tcW w:type="dxa" w:w="1814"/>
+            <w:tcW w:type="dxa" w:w="263"/>
+          </w:tcPr>
+          <w:p>
+            <w:r>
+              <w:rPr>
+                <w:rFonts w:ascii="Times New Roman" w:hAnsi="Times New Roman" w:eastAsia="宋体"/>
+                <w:sz w:val="20"/>
+              </w:rPr>
+            </w:r>
+          </w:p>
+        </w:tc>
+        <w:tc>
+          <w:tcPr>
+            <w:tcW w:type="dxa" w:w="920"/>
           </w:tcPr>
           <w:p>
             <w:r>
@@ -5362,7 +5368,7 @@
       <w:tr>
         <w:tc>
           <w:tcPr>
-            <w:tcW w:type="dxa" w:w="1814"/>
+            <w:tcW w:type="dxa" w:w="2629"/>
           </w:tcPr>
           <w:p>
             <w:r>
@@ -5376,7 +5382,7 @@
         </w:tc>
         <w:tc>
           <w:tcPr>
-            <w:tcW w:type="dxa" w:w="1814"/>
+            <w:tcW w:type="dxa" w:w="4864"/>
           </w:tcPr>
           <w:p>
             <w:r>
@@ -5390,7 +5396,7 @@
         </w:tc>
         <w:tc>
           <w:tcPr>
-            <w:tcW w:type="dxa" w:w="1814"/>
+            <w:tcW w:type="dxa" w:w="394"/>
           </w:tcPr>
           <w:p>
             <w:r>
@@ -5404,20 +5410,20 @@
         </w:tc>
         <w:tc>
           <w:tcPr>
-            <w:tcW w:type="dxa" w:w="1814"/>
-          </w:tcPr>
-          <w:p>
-            <w:r>
-              <w:rPr>
-                <w:rFonts w:ascii="Times New Roman" w:hAnsi="Times New Roman" w:eastAsia="宋体"/>
-                <w:sz w:val="20"/>
-              </w:rPr>
-            </w:r>
-          </w:p>
-        </w:tc>
-        <w:tc>
-          <w:tcPr>
-            <w:tcW w:type="dxa" w:w="1814"/>
+            <w:tcW w:type="dxa" w:w="263"/>
+          </w:tcPr>
+          <w:p>
+            <w:r>
+              <w:rPr>
+                <w:rFonts w:ascii="Times New Roman" w:hAnsi="Times New Roman" w:eastAsia="宋体"/>
+                <w:sz w:val="20"/>
+              </w:rPr>
+            </w:r>
+          </w:p>
+        </w:tc>
+        <w:tc>
+          <w:tcPr>
+            <w:tcW w:type="dxa" w:w="920"/>
           </w:tcPr>
           <w:p>
             <w:r>
@@ -5433,7 +5439,7 @@
       <w:tr>
         <w:tc>
           <w:tcPr>
-            <w:tcW w:type="dxa" w:w="1814"/>
+            <w:tcW w:type="dxa" w:w="2629"/>
           </w:tcPr>
           <w:p>
             <w:r>
@@ -5447,7 +5453,7 @@
         </w:tc>
         <w:tc>
           <w:tcPr>
-            <w:tcW w:type="dxa" w:w="1814"/>
+            <w:tcW w:type="dxa" w:w="4864"/>
           </w:tcPr>
           <w:p>
             <w:r>
@@ -5461,7 +5467,7 @@
         </w:tc>
         <w:tc>
           <w:tcPr>
-            <w:tcW w:type="dxa" w:w="1814"/>
+            <w:tcW w:type="dxa" w:w="394"/>
           </w:tcPr>
           <w:p>
             <w:r>
@@ -5475,20 +5481,20 @@
         </w:tc>
         <w:tc>
           <w:tcPr>
-            <w:tcW w:type="dxa" w:w="1814"/>
-          </w:tcPr>
-          <w:p>
-            <w:r>
-              <w:rPr>
-                <w:rFonts w:ascii="Times New Roman" w:hAnsi="Times New Roman" w:eastAsia="宋体"/>
-                <w:sz w:val="20"/>
-              </w:rPr>
-            </w:r>
-          </w:p>
-        </w:tc>
-        <w:tc>
-          <w:tcPr>
-            <w:tcW w:type="dxa" w:w="1814"/>
+            <w:tcW w:type="dxa" w:w="263"/>
+          </w:tcPr>
+          <w:p>
+            <w:r>
+              <w:rPr>
+                <w:rFonts w:ascii="Times New Roman" w:hAnsi="Times New Roman" w:eastAsia="宋体"/>
+                <w:sz w:val="20"/>
+              </w:rPr>
+            </w:r>
+          </w:p>
+        </w:tc>
+        <w:tc>
+          <w:tcPr>
+            <w:tcW w:type="dxa" w:w="920"/>
           </w:tcPr>
           <w:p>
             <w:r>
@@ -5504,7 +5510,7 @@
       <w:tr>
         <w:tc>
           <w:tcPr>
-            <w:tcW w:type="dxa" w:w="1814"/>
+            <w:tcW w:type="dxa" w:w="2629"/>
           </w:tcPr>
           <w:p>
             <w:r>
@@ -5518,7 +5524,7 @@
         </w:tc>
         <w:tc>
           <w:tcPr>
-            <w:tcW w:type="dxa" w:w="1814"/>
+            <w:tcW w:type="dxa" w:w="4864"/>
           </w:tcPr>
           <w:p>
             <w:r>
@@ -5532,7 +5538,7 @@
         </w:tc>
         <w:tc>
           <w:tcPr>
-            <w:tcW w:type="dxa" w:w="1814"/>
+            <w:tcW w:type="dxa" w:w="394"/>
           </w:tcPr>
           <w:p>
             <w:r>
@@ -5546,20 +5552,20 @@
         </w:tc>
         <w:tc>
           <w:tcPr>
-            <w:tcW w:type="dxa" w:w="1814"/>
-          </w:tcPr>
-          <w:p>
-            <w:r>
-              <w:rPr>
-                <w:rFonts w:ascii="Times New Roman" w:hAnsi="Times New Roman" w:eastAsia="宋体"/>
-                <w:sz w:val="20"/>
-              </w:rPr>
-            </w:r>
-          </w:p>
-        </w:tc>
-        <w:tc>
-          <w:tcPr>
-            <w:tcW w:type="dxa" w:w="1814"/>
+            <w:tcW w:type="dxa" w:w="263"/>
+          </w:tcPr>
+          <w:p>
+            <w:r>
+              <w:rPr>
+                <w:rFonts w:ascii="Times New Roman" w:hAnsi="Times New Roman" w:eastAsia="宋体"/>
+                <w:sz w:val="20"/>
+              </w:rPr>
+            </w:r>
+          </w:p>
+        </w:tc>
+        <w:tc>
+          <w:tcPr>
+            <w:tcW w:type="dxa" w:w="920"/>
           </w:tcPr>
           <w:p>
             <w:r>
@@ -5575,7 +5581,7 @@
       <w:tr>
         <w:tc>
           <w:tcPr>
-            <w:tcW w:type="dxa" w:w="1814"/>
+            <w:tcW w:type="dxa" w:w="2629"/>
           </w:tcPr>
           <w:p>
             <w:r>
@@ -5589,7 +5595,7 @@
         </w:tc>
         <w:tc>
           <w:tcPr>
-            <w:tcW w:type="dxa" w:w="1814"/>
+            <w:tcW w:type="dxa" w:w="4864"/>
           </w:tcPr>
           <w:p>
             <w:r>
@@ -5603,7 +5609,7 @@
         </w:tc>
         <w:tc>
           <w:tcPr>
-            <w:tcW w:type="dxa" w:w="1814"/>
+            <w:tcW w:type="dxa" w:w="394"/>
           </w:tcPr>
           <w:p>
             <w:r>
@@ -5617,7 +5623,7 @@
         </w:tc>
         <w:tc>
           <w:tcPr>
-            <w:tcW w:type="dxa" w:w="1814"/>
+            <w:tcW w:type="dxa" w:w="263"/>
           </w:tcPr>
           <w:p>
             <w:r>
@@ -5631,7 +5637,7 @@
         </w:tc>
         <w:tc>
           <w:tcPr>
-            <w:tcW w:type="dxa" w:w="1814"/>
+            <w:tcW w:type="dxa" w:w="920"/>
           </w:tcPr>
           <w:p>
             <w:r>
@@ -5647,7 +5653,7 @@
       <w:tr>
         <w:tc>
           <w:tcPr>
-            <w:tcW w:type="dxa" w:w="1814"/>
+            <w:tcW w:type="dxa" w:w="2629"/>
           </w:tcPr>
           <w:p>
             <w:r>
@@ -5661,7 +5667,7 @@
         </w:tc>
         <w:tc>
           <w:tcPr>
-            <w:tcW w:type="dxa" w:w="1814"/>
+            <w:tcW w:type="dxa" w:w="4864"/>
           </w:tcPr>
           <w:p>
             <w:r>
@@ -5675,7 +5681,7 @@
         </w:tc>
         <w:tc>
           <w:tcPr>
-            <w:tcW w:type="dxa" w:w="1814"/>
+            <w:tcW w:type="dxa" w:w="394"/>
           </w:tcPr>
           <w:p>
             <w:r>
@@ -5689,20 +5695,20 @@
         </w:tc>
         <w:tc>
           <w:tcPr>
-            <w:tcW w:type="dxa" w:w="1814"/>
-          </w:tcPr>
-          <w:p>
-            <w:r>
-              <w:rPr>
-                <w:rFonts w:ascii="Times New Roman" w:hAnsi="Times New Roman" w:eastAsia="宋体"/>
-                <w:sz w:val="20"/>
-              </w:rPr>
-            </w:r>
-          </w:p>
-        </w:tc>
-        <w:tc>
-          <w:tcPr>
-            <w:tcW w:type="dxa" w:w="1814"/>
+            <w:tcW w:type="dxa" w:w="263"/>
+          </w:tcPr>
+          <w:p>
+            <w:r>
+              <w:rPr>
+                <w:rFonts w:ascii="Times New Roman" w:hAnsi="Times New Roman" w:eastAsia="宋体"/>
+                <w:sz w:val="20"/>
+              </w:rPr>
+            </w:r>
+          </w:p>
+        </w:tc>
+        <w:tc>
+          <w:tcPr>
+            <w:tcW w:type="dxa" w:w="920"/>
           </w:tcPr>
           <w:p>
             <w:r>
@@ -5718,7 +5724,7 @@
       <w:tr>
         <w:tc>
           <w:tcPr>
-            <w:tcW w:type="dxa" w:w="1814"/>
+            <w:tcW w:type="dxa" w:w="2629"/>
           </w:tcPr>
           <w:p>
             <w:r>
@@ -5732,7 +5738,7 @@
         </w:tc>
         <w:tc>
           <w:tcPr>
-            <w:tcW w:type="dxa" w:w="1814"/>
+            <w:tcW w:type="dxa" w:w="4864"/>
           </w:tcPr>
           <w:p>
             <w:r>
@@ -5746,7 +5752,7 @@
         </w:tc>
         <w:tc>
           <w:tcPr>
-            <w:tcW w:type="dxa" w:w="1814"/>
+            <w:tcW w:type="dxa" w:w="394"/>
           </w:tcPr>
           <w:p>
             <w:r>
@@ -5760,20 +5766,20 @@
         </w:tc>
         <w:tc>
           <w:tcPr>
-            <w:tcW w:type="dxa" w:w="1814"/>
-          </w:tcPr>
-          <w:p>
-            <w:r>
-              <w:rPr>
-                <w:rFonts w:ascii="Times New Roman" w:hAnsi="Times New Roman" w:eastAsia="宋体"/>
-                <w:sz w:val="20"/>
-              </w:rPr>
-            </w:r>
-          </w:p>
-        </w:tc>
-        <w:tc>
-          <w:tcPr>
-            <w:tcW w:type="dxa" w:w="1814"/>
+            <w:tcW w:type="dxa" w:w="263"/>
+          </w:tcPr>
+          <w:p>
+            <w:r>
+              <w:rPr>
+                <w:rFonts w:ascii="Times New Roman" w:hAnsi="Times New Roman" w:eastAsia="宋体"/>
+                <w:sz w:val="20"/>
+              </w:rPr>
+            </w:r>
+          </w:p>
+        </w:tc>
+        <w:tc>
+          <w:tcPr>
+            <w:tcW w:type="dxa" w:w="920"/>
           </w:tcPr>
           <w:p>
             <w:r>
@@ -5789,7 +5795,7 @@
       <w:tr>
         <w:tc>
           <w:tcPr>
-            <w:tcW w:type="dxa" w:w="1814"/>
+            <w:tcW w:type="dxa" w:w="2629"/>
           </w:tcPr>
           <w:p>
             <w:r>
@@ -5803,7 +5809,7 @@
         </w:tc>
         <w:tc>
           <w:tcPr>
-            <w:tcW w:type="dxa" w:w="1814"/>
+            <w:tcW w:type="dxa" w:w="4864"/>
           </w:tcPr>
           <w:p>
             <w:r>
@@ -5817,7 +5823,7 @@
         </w:tc>
         <w:tc>
           <w:tcPr>
-            <w:tcW w:type="dxa" w:w="1814"/>
+            <w:tcW w:type="dxa" w:w="394"/>
           </w:tcPr>
           <w:p>
             <w:r>
@@ -5831,20 +5837,20 @@
         </w:tc>
         <w:tc>
           <w:tcPr>
-            <w:tcW w:type="dxa" w:w="1814"/>
-          </w:tcPr>
-          <w:p>
-            <w:r>
-              <w:rPr>
-                <w:rFonts w:ascii="Times New Roman" w:hAnsi="Times New Roman" w:eastAsia="宋体"/>
-                <w:sz w:val="20"/>
-              </w:rPr>
-            </w:r>
-          </w:p>
-        </w:tc>
-        <w:tc>
-          <w:tcPr>
-            <w:tcW w:type="dxa" w:w="1814"/>
+            <w:tcW w:type="dxa" w:w="263"/>
+          </w:tcPr>
+          <w:p>
+            <w:r>
+              <w:rPr>
+                <w:rFonts w:ascii="Times New Roman" w:hAnsi="Times New Roman" w:eastAsia="宋体"/>
+                <w:sz w:val="20"/>
+              </w:rPr>
+            </w:r>
+          </w:p>
+        </w:tc>
+        <w:tc>
+          <w:tcPr>
+            <w:tcW w:type="dxa" w:w="920"/>
           </w:tcPr>
           <w:p>
             <w:r>
@@ -5872,6 +5878,7 @@
         <w:tblStyle w:val="TableGrid"/>
         <w:tblW w:type="auto" w:w="0"/>
         <w:jc w:val="center"/>
+        <w:tblLayout w:type="fixed"/>
         <w:tblLook w:firstColumn="1" w:firstRow="1" w:lastColumn="0" w:lastRow="0" w:noHBand="0" w:noVBand="1" w:val="04A0"/>
       </w:tblPr>
       <w:tblGrid>
@@ -5884,7 +5891,7 @@
       <w:tr>
         <w:tc>
           <w:tcPr>
-            <w:tcW w:type="dxa" w:w="1814"/>
+            <w:tcW w:type="dxa" w:w="3024"/>
           </w:tcPr>
           <w:p>
             <w:r>
@@ -5899,7 +5906,7 @@
         </w:tc>
         <w:tc>
           <w:tcPr>
-            <w:tcW w:type="dxa" w:w="1814"/>
+            <w:tcW w:type="dxa" w:w="2419"/>
           </w:tcPr>
           <w:p>
             <w:r>
@@ -5914,7 +5921,7 @@
         </w:tc>
         <w:tc>
           <w:tcPr>
-            <w:tcW w:type="dxa" w:w="1814"/>
+            <w:tcW w:type="dxa" w:w="907"/>
           </w:tcPr>
           <w:p>
             <w:r>
@@ -5929,7 +5936,7 @@
         </w:tc>
         <w:tc>
           <w:tcPr>
-            <w:tcW w:type="dxa" w:w="1814"/>
+            <w:tcW w:type="dxa" w:w="605"/>
           </w:tcPr>
           <w:p>
             <w:r>
@@ -5944,7 +5951,7 @@
         </w:tc>
         <w:tc>
           <w:tcPr>
-            <w:tcW w:type="dxa" w:w="1814"/>
+            <w:tcW w:type="dxa" w:w="2117"/>
           </w:tcPr>
           <w:p>
             <w:r>
@@ -5961,7 +5968,7 @@
       <w:tr>
         <w:tc>
           <w:tcPr>
-            <w:tcW w:type="dxa" w:w="1814"/>
+            <w:tcW w:type="dxa" w:w="3024"/>
           </w:tcPr>
           <w:p>
             <w:r>
@@ -5975,7 +5982,7 @@
         </w:tc>
         <w:tc>
           <w:tcPr>
-            <w:tcW w:type="dxa" w:w="1814"/>
+            <w:tcW w:type="dxa" w:w="2419"/>
           </w:tcPr>
           <w:p>
             <w:r>
@@ -5989,7 +5996,7 @@
         </w:tc>
         <w:tc>
           <w:tcPr>
-            <w:tcW w:type="dxa" w:w="1814"/>
+            <w:tcW w:type="dxa" w:w="907"/>
           </w:tcPr>
           <w:p>
             <w:r>
@@ -6003,7 +6010,7 @@
         </w:tc>
         <w:tc>
           <w:tcPr>
-            <w:tcW w:type="dxa" w:w="1814"/>
+            <w:tcW w:type="dxa" w:w="605"/>
           </w:tcPr>
           <w:p>
             <w:r>
@@ -6017,7 +6024,7 @@
         </w:tc>
         <w:tc>
           <w:tcPr>
-            <w:tcW w:type="dxa" w:w="1814"/>
+            <w:tcW w:type="dxa" w:w="2117"/>
           </w:tcPr>
           <w:p>
             <w:r>
@@ -6033,7 +6040,7 @@
       <w:tr>
         <w:tc>
           <w:tcPr>
-            <w:tcW w:type="dxa" w:w="1814"/>
+            <w:tcW w:type="dxa" w:w="3024"/>
           </w:tcPr>
           <w:p>
             <w:r>
@@ -6047,7 +6054,7 @@
         </w:tc>
         <w:tc>
           <w:tcPr>
-            <w:tcW w:type="dxa" w:w="1814"/>
+            <w:tcW w:type="dxa" w:w="2419"/>
           </w:tcPr>
           <w:p>
             <w:r>
@@ -6061,7 +6068,7 @@
         </w:tc>
         <w:tc>
           <w:tcPr>
-            <w:tcW w:type="dxa" w:w="1814"/>
+            <w:tcW w:type="dxa" w:w="907"/>
           </w:tcPr>
           <w:p>
             <w:r>
@@ -6075,7 +6082,7 @@
         </w:tc>
         <w:tc>
           <w:tcPr>
-            <w:tcW w:type="dxa" w:w="1814"/>
+            <w:tcW w:type="dxa" w:w="605"/>
           </w:tcPr>
           <w:p>
             <w:r>
@@ -6089,7 +6096,7 @@
         </w:tc>
         <w:tc>
           <w:tcPr>
-            <w:tcW w:type="dxa" w:w="1814"/>
+            <w:tcW w:type="dxa" w:w="2117"/>
           </w:tcPr>
           <w:p>
             <w:r>
@@ -6105,7 +6112,7 @@
       <w:tr>
         <w:tc>
           <w:tcPr>
-            <w:tcW w:type="dxa" w:w="1814"/>
+            <w:tcW w:type="dxa" w:w="3024"/>
           </w:tcPr>
           <w:p>
             <w:r>
@@ -6119,7 +6126,7 @@
         </w:tc>
         <w:tc>
           <w:tcPr>
-            <w:tcW w:type="dxa" w:w="1814"/>
+            <w:tcW w:type="dxa" w:w="2419"/>
           </w:tcPr>
           <w:p>
             <w:r>
@@ -6133,7 +6140,7 @@
         </w:tc>
         <w:tc>
           <w:tcPr>
-            <w:tcW w:type="dxa" w:w="1814"/>
+            <w:tcW w:type="dxa" w:w="907"/>
           </w:tcPr>
           <w:p>
             <w:r>
@@ -6147,7 +6154,7 @@
         </w:tc>
         <w:tc>
           <w:tcPr>
-            <w:tcW w:type="dxa" w:w="1814"/>
+            <w:tcW w:type="dxa" w:w="605"/>
           </w:tcPr>
           <w:p>
             <w:r>
@@ -6161,7 +6168,7 @@
         </w:tc>
         <w:tc>
           <w:tcPr>
-            <w:tcW w:type="dxa" w:w="1814"/>
+            <w:tcW w:type="dxa" w:w="2117"/>
           </w:tcPr>
           <w:p>
             <w:r>
@@ -6177,7 +6184,7 @@
       <w:tr>
         <w:tc>
           <w:tcPr>
-            <w:tcW w:type="dxa" w:w="1814"/>
+            <w:tcW w:type="dxa" w:w="3024"/>
           </w:tcPr>
           <w:p>
             <w:r>
@@ -6191,7 +6198,7 @@
         </w:tc>
         <w:tc>
           <w:tcPr>
-            <w:tcW w:type="dxa" w:w="1814"/>
+            <w:tcW w:type="dxa" w:w="2419"/>
           </w:tcPr>
           <w:p>
             <w:r>
@@ -6205,7 +6212,7 @@
         </w:tc>
         <w:tc>
           <w:tcPr>
-            <w:tcW w:type="dxa" w:w="1814"/>
+            <w:tcW w:type="dxa" w:w="907"/>
           </w:tcPr>
           <w:p>
             <w:r>
@@ -6219,20 +6226,20 @@
         </w:tc>
         <w:tc>
           <w:tcPr>
-            <w:tcW w:type="dxa" w:w="1814"/>
-          </w:tcPr>
-          <w:p>
-            <w:r>
-              <w:rPr>
-                <w:rFonts w:ascii="Times New Roman" w:hAnsi="Times New Roman" w:eastAsia="宋体"/>
-                <w:sz w:val="20"/>
-              </w:rPr>
-            </w:r>
-          </w:p>
-        </w:tc>
-        <w:tc>
-          <w:tcPr>
-            <w:tcW w:type="dxa" w:w="1814"/>
+            <w:tcW w:type="dxa" w:w="605"/>
+          </w:tcPr>
+          <w:p>
+            <w:r>
+              <w:rPr>
+                <w:rFonts w:ascii="Times New Roman" w:hAnsi="Times New Roman" w:eastAsia="宋体"/>
+                <w:sz w:val="20"/>
+              </w:rPr>
+            </w:r>
+          </w:p>
+        </w:tc>
+        <w:tc>
+          <w:tcPr>
+            <w:tcW w:type="dxa" w:w="2117"/>
           </w:tcPr>
           <w:p>
             <w:r>
@@ -6248,7 +6255,7 @@
       <w:tr>
         <w:tc>
           <w:tcPr>
-            <w:tcW w:type="dxa" w:w="1814"/>
+            <w:tcW w:type="dxa" w:w="3024"/>
           </w:tcPr>
           <w:p>
             <w:r>
@@ -6262,7 +6269,7 @@
         </w:tc>
         <w:tc>
           <w:tcPr>
-            <w:tcW w:type="dxa" w:w="1814"/>
+            <w:tcW w:type="dxa" w:w="2419"/>
           </w:tcPr>
           <w:p>
             <w:r>
@@ -6276,7 +6283,7 @@
         </w:tc>
         <w:tc>
           <w:tcPr>
-            <w:tcW w:type="dxa" w:w="1814"/>
+            <w:tcW w:type="dxa" w:w="907"/>
           </w:tcPr>
           <w:p>
             <w:r>
@@ -6290,20 +6297,20 @@
         </w:tc>
         <w:tc>
           <w:tcPr>
-            <w:tcW w:type="dxa" w:w="1814"/>
-          </w:tcPr>
-          <w:p>
-            <w:r>
-              <w:rPr>
-                <w:rFonts w:ascii="Times New Roman" w:hAnsi="Times New Roman" w:eastAsia="宋体"/>
-                <w:sz w:val="20"/>
-              </w:rPr>
-            </w:r>
-          </w:p>
-        </w:tc>
-        <w:tc>
-          <w:tcPr>
-            <w:tcW w:type="dxa" w:w="1814"/>
+            <w:tcW w:type="dxa" w:w="605"/>
+          </w:tcPr>
+          <w:p>
+            <w:r>
+              <w:rPr>
+                <w:rFonts w:ascii="Times New Roman" w:hAnsi="Times New Roman" w:eastAsia="宋体"/>
+                <w:sz w:val="20"/>
+              </w:rPr>
+            </w:r>
+          </w:p>
+        </w:tc>
+        <w:tc>
+          <w:tcPr>
+            <w:tcW w:type="dxa" w:w="2117"/>
           </w:tcPr>
           <w:p>
             <w:r>
@@ -6331,6 +6338,7 @@
         <w:tblStyle w:val="TableGrid"/>
         <w:tblW w:type="auto" w:w="0"/>
         <w:jc w:val="center"/>
+        <w:tblLayout w:type="fixed"/>
         <w:tblLook w:firstColumn="1" w:firstRow="1" w:lastColumn="0" w:lastRow="0" w:noHBand="0" w:noVBand="1" w:val="04A0"/>
       </w:tblPr>
       <w:tblGrid>
@@ -6343,7 +6351,7 @@
       <w:tr>
         <w:tc>
           <w:tcPr>
-            <w:tcW w:type="dxa" w:w="1814"/>
+            <w:tcW w:type="dxa" w:w="1194"/>
           </w:tcPr>
           <w:p>
             <w:r>
@@ -6358,7 +6366,7 @@
         </w:tc>
         <w:tc>
           <w:tcPr>
-            <w:tcW w:type="dxa" w:w="1814"/>
+            <w:tcW w:type="dxa" w:w="6684"/>
           </w:tcPr>
           <w:p>
             <w:r>
@@ -6373,7 +6381,7 @@
         </w:tc>
         <w:tc>
           <w:tcPr>
-            <w:tcW w:type="dxa" w:w="1814"/>
+            <w:tcW w:type="dxa" w:w="358"/>
           </w:tcPr>
           <w:p>
             <w:r>
@@ -6388,7 +6396,7 @@
         </w:tc>
         <w:tc>
           <w:tcPr>
-            <w:tcW w:type="dxa" w:w="1814"/>
+            <w:tcW w:type="dxa" w:w="239"/>
           </w:tcPr>
           <w:p>
             <w:r>
@@ -6403,7 +6411,7 @@
         </w:tc>
         <w:tc>
           <w:tcPr>
-            <w:tcW w:type="dxa" w:w="1814"/>
+            <w:tcW w:type="dxa" w:w="597"/>
           </w:tcPr>
           <w:p>
             <w:r>
@@ -6420,7 +6428,7 @@
       <w:tr>
         <w:tc>
           <w:tcPr>
-            <w:tcW w:type="dxa" w:w="1814"/>
+            <w:tcW w:type="dxa" w:w="1194"/>
           </w:tcPr>
           <w:p>
             <w:r>
@@ -6434,7 +6442,7 @@
         </w:tc>
         <w:tc>
           <w:tcPr>
-            <w:tcW w:type="dxa" w:w="1814"/>
+            <w:tcW w:type="dxa" w:w="6684"/>
           </w:tcPr>
           <w:p>
             <w:r>
@@ -6448,7 +6456,7 @@
         </w:tc>
         <w:tc>
           <w:tcPr>
-            <w:tcW w:type="dxa" w:w="1814"/>
+            <w:tcW w:type="dxa" w:w="358"/>
           </w:tcPr>
           <w:p>
             <w:r>
@@ -6462,7 +6470,7 @@
         </w:tc>
         <w:tc>
           <w:tcPr>
-            <w:tcW w:type="dxa" w:w="1814"/>
+            <w:tcW w:type="dxa" w:w="239"/>
           </w:tcPr>
           <w:p>
             <w:r>
@@ -6476,7 +6484,7 @@
         </w:tc>
         <w:tc>
           <w:tcPr>
-            <w:tcW w:type="dxa" w:w="1814"/>
+            <w:tcW w:type="dxa" w:w="597"/>
           </w:tcPr>
           <w:p>
             <w:r>
@@ -6492,7 +6500,7 @@
       <w:tr>
         <w:tc>
           <w:tcPr>
-            <w:tcW w:type="dxa" w:w="1814"/>
+            <w:tcW w:type="dxa" w:w="1194"/>
           </w:tcPr>
           <w:p>
             <w:r>
@@ -6506,7 +6514,7 @@
         </w:tc>
         <w:tc>
           <w:tcPr>
-            <w:tcW w:type="dxa" w:w="1814"/>
+            <w:tcW w:type="dxa" w:w="6684"/>
           </w:tcPr>
           <w:p>
             <w:r>
@@ -6520,7 +6528,7 @@
         </w:tc>
         <w:tc>
           <w:tcPr>
-            <w:tcW w:type="dxa" w:w="1814"/>
+            <w:tcW w:type="dxa" w:w="358"/>
           </w:tcPr>
           <w:p>
             <w:r>
@@ -6534,7 +6542,7 @@
         </w:tc>
         <w:tc>
           <w:tcPr>
-            <w:tcW w:type="dxa" w:w="1814"/>
+            <w:tcW w:type="dxa" w:w="239"/>
           </w:tcPr>
           <w:p>
             <w:r>
@@ -6548,7 +6556,7 @@
         </w:tc>
         <w:tc>
           <w:tcPr>
-            <w:tcW w:type="dxa" w:w="1814"/>
+            <w:tcW w:type="dxa" w:w="597"/>
           </w:tcPr>
           <w:p>
             <w:r>
@@ -6564,7 +6572,7 @@
       <w:tr>
         <w:tc>
           <w:tcPr>
-            <w:tcW w:type="dxa" w:w="1814"/>
+            <w:tcW w:type="dxa" w:w="1194"/>
           </w:tcPr>
           <w:p>
             <w:r>
@@ -6578,7 +6586,7 @@
         </w:tc>
         <w:tc>
           <w:tcPr>
-            <w:tcW w:type="dxa" w:w="1814"/>
+            <w:tcW w:type="dxa" w:w="6684"/>
           </w:tcPr>
           <w:p>
             <w:r>
@@ -6592,7 +6600,7 @@
         </w:tc>
         <w:tc>
           <w:tcPr>
-            <w:tcW w:type="dxa" w:w="1814"/>
+            <w:tcW w:type="dxa" w:w="358"/>
           </w:tcPr>
           <w:p>
             <w:r>
@@ -6606,7 +6614,7 @@
         </w:tc>
         <w:tc>
           <w:tcPr>
-            <w:tcW w:type="dxa" w:w="1814"/>
+            <w:tcW w:type="dxa" w:w="239"/>
           </w:tcPr>
           <w:p>
             <w:r>
@@ -6620,7 +6628,7 @@
         </w:tc>
         <w:tc>
           <w:tcPr>
-            <w:tcW w:type="dxa" w:w="1814"/>
+            <w:tcW w:type="dxa" w:w="597"/>
           </w:tcPr>
           <w:p>
             <w:r>
@@ -6636,7 +6644,7 @@
       <w:tr>
         <w:tc>
           <w:tcPr>
-            <w:tcW w:type="dxa" w:w="1814"/>
+            <w:tcW w:type="dxa" w:w="1194"/>
           </w:tcPr>
           <w:p>
             <w:r>
@@ -6650,7 +6658,7 @@
         </w:tc>
         <w:tc>
           <w:tcPr>
-            <w:tcW w:type="dxa" w:w="1814"/>
+            <w:tcW w:type="dxa" w:w="6684"/>
           </w:tcPr>
           <w:p>
             <w:r>
@@ -6664,7 +6672,7 @@
         </w:tc>
         <w:tc>
           <w:tcPr>
-            <w:tcW w:type="dxa" w:w="1814"/>
+            <w:tcW w:type="dxa" w:w="358"/>
           </w:tcPr>
           <w:p>
             <w:r>
@@ -6678,20 +6686,20 @@
         </w:tc>
         <w:tc>
           <w:tcPr>
-            <w:tcW w:type="dxa" w:w="1814"/>
-          </w:tcPr>
-          <w:p>
-            <w:r>
-              <w:rPr>
-                <w:rFonts w:ascii="Times New Roman" w:hAnsi="Times New Roman" w:eastAsia="宋体"/>
-                <w:sz w:val="20"/>
-              </w:rPr>
-            </w:r>
-          </w:p>
-        </w:tc>
-        <w:tc>
-          <w:tcPr>
-            <w:tcW w:type="dxa" w:w="1814"/>
+            <w:tcW w:type="dxa" w:w="239"/>
+          </w:tcPr>
+          <w:p>
+            <w:r>
+              <w:rPr>
+                <w:rFonts w:ascii="Times New Roman" w:hAnsi="Times New Roman" w:eastAsia="宋体"/>
+                <w:sz w:val="20"/>
+              </w:rPr>
+            </w:r>
+          </w:p>
+        </w:tc>
+        <w:tc>
+          <w:tcPr>
+            <w:tcW w:type="dxa" w:w="597"/>
           </w:tcPr>
           <w:p>
             <w:r>
@@ -6707,7 +6715,7 @@
       <w:tr>
         <w:tc>
           <w:tcPr>
-            <w:tcW w:type="dxa" w:w="1814"/>
+            <w:tcW w:type="dxa" w:w="1194"/>
           </w:tcPr>
           <w:p>
             <w:r>
@@ -6721,7 +6729,7 @@
         </w:tc>
         <w:tc>
           <w:tcPr>
-            <w:tcW w:type="dxa" w:w="1814"/>
+            <w:tcW w:type="dxa" w:w="6684"/>
           </w:tcPr>
           <w:p>
             <w:r>
@@ -6735,7 +6743,7 @@
         </w:tc>
         <w:tc>
           <w:tcPr>
-            <w:tcW w:type="dxa" w:w="1814"/>
+            <w:tcW w:type="dxa" w:w="358"/>
           </w:tcPr>
           <w:p>
             <w:r>
@@ -6749,20 +6757,20 @@
         </w:tc>
         <w:tc>
           <w:tcPr>
-            <w:tcW w:type="dxa" w:w="1814"/>
-          </w:tcPr>
-          <w:p>
-            <w:r>
-              <w:rPr>
-                <w:rFonts w:ascii="Times New Roman" w:hAnsi="Times New Roman" w:eastAsia="宋体"/>
-                <w:sz w:val="20"/>
-              </w:rPr>
-            </w:r>
-          </w:p>
-        </w:tc>
-        <w:tc>
-          <w:tcPr>
-            <w:tcW w:type="dxa" w:w="1814"/>
+            <w:tcW w:type="dxa" w:w="239"/>
+          </w:tcPr>
+          <w:p>
+            <w:r>
+              <w:rPr>
+                <w:rFonts w:ascii="Times New Roman" w:hAnsi="Times New Roman" w:eastAsia="宋体"/>
+                <w:sz w:val="20"/>
+              </w:rPr>
+            </w:r>
+          </w:p>
+        </w:tc>
+        <w:tc>
+          <w:tcPr>
+            <w:tcW w:type="dxa" w:w="597"/>
           </w:tcPr>
           <w:p>
             <w:r>
@@ -6778,7 +6786,7 @@
       <w:tr>
         <w:tc>
           <w:tcPr>
-            <w:tcW w:type="dxa" w:w="1814"/>
+            <w:tcW w:type="dxa" w:w="1194"/>
           </w:tcPr>
           <w:p>
             <w:r>
@@ -6792,7 +6800,7 @@
         </w:tc>
         <w:tc>
           <w:tcPr>
-            <w:tcW w:type="dxa" w:w="1814"/>
+            <w:tcW w:type="dxa" w:w="6684"/>
           </w:tcPr>
           <w:p>
             <w:r>
@@ -6806,7 +6814,7 @@
         </w:tc>
         <w:tc>
           <w:tcPr>
-            <w:tcW w:type="dxa" w:w="1814"/>
+            <w:tcW w:type="dxa" w:w="358"/>
           </w:tcPr>
           <w:p>
             <w:r>
@@ -6820,20 +6828,20 @@
         </w:tc>
         <w:tc>
           <w:tcPr>
-            <w:tcW w:type="dxa" w:w="1814"/>
-          </w:tcPr>
-          <w:p>
-            <w:r>
-              <w:rPr>
-                <w:rFonts w:ascii="Times New Roman" w:hAnsi="Times New Roman" w:eastAsia="宋体"/>
-                <w:sz w:val="20"/>
-              </w:rPr>
-            </w:r>
-          </w:p>
-        </w:tc>
-        <w:tc>
-          <w:tcPr>
-            <w:tcW w:type="dxa" w:w="1814"/>
+            <w:tcW w:type="dxa" w:w="239"/>
+          </w:tcPr>
+          <w:p>
+            <w:r>
+              <w:rPr>
+                <w:rFonts w:ascii="Times New Roman" w:hAnsi="Times New Roman" w:eastAsia="宋体"/>
+                <w:sz w:val="20"/>
+              </w:rPr>
+            </w:r>
+          </w:p>
+        </w:tc>
+        <w:tc>
+          <w:tcPr>
+            <w:tcW w:type="dxa" w:w="597"/>
           </w:tcPr>
           <w:p>
             <w:r>
@@ -6861,6 +6869,7 @@
         <w:tblStyle w:val="TableGrid"/>
         <w:tblW w:type="auto" w:w="0"/>
         <w:jc w:val="center"/>
+        <w:tblLayout w:type="fixed"/>
         <w:tblLook w:firstColumn="1" w:firstRow="1" w:lastColumn="0" w:lastRow="0" w:noHBand="0" w:noVBand="1" w:val="04A0"/>
       </w:tblPr>
       <w:tblGrid>
@@ -6873,7 +6882,7 @@
       <w:tr>
         <w:tc>
           <w:tcPr>
-            <w:tcW w:type="dxa" w:w="1814"/>
+            <w:tcW w:type="dxa" w:w="3024"/>
           </w:tcPr>
           <w:p>
             <w:r>
@@ -6888,7 +6897,7 @@
         </w:tc>
         <w:tc>
           <w:tcPr>
-            <w:tcW w:type="dxa" w:w="1814"/>
+            <w:tcW w:type="dxa" w:w="2419"/>
           </w:tcPr>
           <w:p>
             <w:r>
@@ -6903,7 +6912,7 @@
         </w:tc>
         <w:tc>
           <w:tcPr>
-            <w:tcW w:type="dxa" w:w="1814"/>
+            <w:tcW w:type="dxa" w:w="907"/>
           </w:tcPr>
           <w:p>
             <w:r>
@@ -6918,7 +6927,7 @@
         </w:tc>
         <w:tc>
           <w:tcPr>
-            <w:tcW w:type="dxa" w:w="1814"/>
+            <w:tcW w:type="dxa" w:w="605"/>
           </w:tcPr>
           <w:p>
             <w:r>
@@ -6933,7 +6942,7 @@
         </w:tc>
         <w:tc>
           <w:tcPr>
-            <w:tcW w:type="dxa" w:w="1814"/>
+            <w:tcW w:type="dxa" w:w="2117"/>
           </w:tcPr>
           <w:p>
             <w:r>
@@ -6950,7 +6959,7 @@
       <w:tr>
         <w:tc>
           <w:tcPr>
-            <w:tcW w:type="dxa" w:w="1814"/>
+            <w:tcW w:type="dxa" w:w="3024"/>
           </w:tcPr>
           <w:p>
             <w:r>
@@ -6964,7 +6973,7 @@
         </w:tc>
         <w:tc>
           <w:tcPr>
-            <w:tcW w:type="dxa" w:w="1814"/>
+            <w:tcW w:type="dxa" w:w="2419"/>
           </w:tcPr>
           <w:p>
             <w:r>
@@ -6978,7 +6987,7 @@
         </w:tc>
         <w:tc>
           <w:tcPr>
-            <w:tcW w:type="dxa" w:w="1814"/>
+            <w:tcW w:type="dxa" w:w="907"/>
           </w:tcPr>
           <w:p>
             <w:r>
@@ -6992,7 +7001,7 @@
         </w:tc>
         <w:tc>
           <w:tcPr>
-            <w:tcW w:type="dxa" w:w="1814"/>
+            <w:tcW w:type="dxa" w:w="605"/>
           </w:tcPr>
           <w:p>
             <w:r>
@@ -7006,7 +7015,7 @@
         </w:tc>
         <w:tc>
           <w:tcPr>
-            <w:tcW w:type="dxa" w:w="1814"/>
+            <w:tcW w:type="dxa" w:w="2117"/>
           </w:tcPr>
           <w:p>
             <w:r>
@@ -7022,7 +7031,7 @@
       <w:tr>
         <w:tc>
           <w:tcPr>
-            <w:tcW w:type="dxa" w:w="1814"/>
+            <w:tcW w:type="dxa" w:w="3024"/>
           </w:tcPr>
           <w:p>
             <w:r>
@@ -7036,7 +7045,7 @@
         </w:tc>
         <w:tc>
           <w:tcPr>
-            <w:tcW w:type="dxa" w:w="1814"/>
+            <w:tcW w:type="dxa" w:w="2419"/>
           </w:tcPr>
           <w:p>
             <w:r>
@@ -7050,7 +7059,7 @@
         </w:tc>
         <w:tc>
           <w:tcPr>
-            <w:tcW w:type="dxa" w:w="1814"/>
+            <w:tcW w:type="dxa" w:w="907"/>
           </w:tcPr>
           <w:p>
             <w:r>
@@ -7064,7 +7073,7 @@
         </w:tc>
         <w:tc>
           <w:tcPr>
-            <w:tcW w:type="dxa" w:w="1814"/>
+            <w:tcW w:type="dxa" w:w="605"/>
           </w:tcPr>
           <w:p>
             <w:r>
@@ -7078,7 +7087,7 @@
         </w:tc>
         <w:tc>
           <w:tcPr>
-            <w:tcW w:type="dxa" w:w="1814"/>
+            <w:tcW w:type="dxa" w:w="2117"/>
           </w:tcPr>
           <w:p>
             <w:r>
@@ -7094,7 +7103,7 @@
       <w:tr>
         <w:tc>
           <w:tcPr>
-            <w:tcW w:type="dxa" w:w="1814"/>
+            <w:tcW w:type="dxa" w:w="3024"/>
           </w:tcPr>
           <w:p>
             <w:r>
@@ -7108,7 +7117,7 @@
         </w:tc>
         <w:tc>
           <w:tcPr>
-            <w:tcW w:type="dxa" w:w="1814"/>
+            <w:tcW w:type="dxa" w:w="2419"/>
           </w:tcPr>
           <w:p>
             <w:r>
@@ -7122,7 +7131,7 @@
         </w:tc>
         <w:tc>
           <w:tcPr>
-            <w:tcW w:type="dxa" w:w="1814"/>
+            <w:tcW w:type="dxa" w:w="907"/>
           </w:tcPr>
           <w:p>
             <w:r>
@@ -7136,7 +7145,7 @@
         </w:tc>
         <w:tc>
           <w:tcPr>
-            <w:tcW w:type="dxa" w:w="1814"/>
+            <w:tcW w:type="dxa" w:w="605"/>
           </w:tcPr>
           <w:p>
             <w:r>
@@ -7150,7 +7159,7 @@
         </w:tc>
         <w:tc>
           <w:tcPr>
-            <w:tcW w:type="dxa" w:w="1814"/>
+            <w:tcW w:type="dxa" w:w="2117"/>
           </w:tcPr>
           <w:p>
             <w:r>
@@ -7166,7 +7175,7 @@
       <w:tr>
         <w:tc>
           <w:tcPr>
-            <w:tcW w:type="dxa" w:w="1814"/>
+            <w:tcW w:type="dxa" w:w="3024"/>
           </w:tcPr>
           <w:p>
             <w:r>
@@ -7180,7 +7189,7 @@
         </w:tc>
         <w:tc>
           <w:tcPr>
-            <w:tcW w:type="dxa" w:w="1814"/>
+            <w:tcW w:type="dxa" w:w="2419"/>
           </w:tcPr>
           <w:p>
             <w:r>
@@ -7194,7 +7203,7 @@
         </w:tc>
         <w:tc>
           <w:tcPr>
-            <w:tcW w:type="dxa" w:w="1814"/>
+            <w:tcW w:type="dxa" w:w="907"/>
           </w:tcPr>
           <w:p>
             <w:r>
@@ -7208,20 +7217,20 @@
         </w:tc>
         <w:tc>
           <w:tcPr>
-            <w:tcW w:type="dxa" w:w="1814"/>
-          </w:tcPr>
-          <w:p>
-            <w:r>
-              <w:rPr>
-                <w:rFonts w:ascii="Times New Roman" w:hAnsi="Times New Roman" w:eastAsia="宋体"/>
-                <w:sz w:val="20"/>
-              </w:rPr>
-            </w:r>
-          </w:p>
-        </w:tc>
-        <w:tc>
-          <w:tcPr>
-            <w:tcW w:type="dxa" w:w="1814"/>
+            <w:tcW w:type="dxa" w:w="605"/>
+          </w:tcPr>
+          <w:p>
+            <w:r>
+              <w:rPr>
+                <w:rFonts w:ascii="Times New Roman" w:hAnsi="Times New Roman" w:eastAsia="宋体"/>
+                <w:sz w:val="20"/>
+              </w:rPr>
+            </w:r>
+          </w:p>
+        </w:tc>
+        <w:tc>
+          <w:tcPr>
+            <w:tcW w:type="dxa" w:w="2117"/>
           </w:tcPr>
           <w:p>
             <w:r>
@@ -7258,6 +7267,7 @@
         <w:tblStyle w:val="TableGrid"/>
         <w:tblW w:type="auto" w:w="0"/>
         <w:jc w:val="center"/>
+        <w:tblLayout w:type="fixed"/>
         <w:tblLook w:firstColumn="1" w:firstRow="1" w:lastColumn="0" w:lastRow="0" w:noHBand="0" w:noVBand="1" w:val="04A0"/>
       </w:tblPr>
       <w:tblGrid>
@@ -7270,7 +7280,7 @@
       <w:tr>
         <w:tc>
           <w:tcPr>
-            <w:tcW w:type="dxa" w:w="1814"/>
+            <w:tcW w:type="dxa" w:w="3240"/>
           </w:tcPr>
           <w:p>
             <w:r>
@@ -7285,7 +7295,7 @@
         </w:tc>
         <w:tc>
           <w:tcPr>
-            <w:tcW w:type="dxa" w:w="1814"/>
+            <w:tcW w:type="dxa" w:w="2592"/>
           </w:tcPr>
           <w:p>
             <w:r>
@@ -7300,7 +7310,7 @@
         </w:tc>
         <w:tc>
           <w:tcPr>
-            <w:tcW w:type="dxa" w:w="1814"/>
+            <w:tcW w:type="dxa" w:w="972"/>
           </w:tcPr>
           <w:p>
             <w:r>
@@ -7315,7 +7325,7 @@
         </w:tc>
         <w:tc>
           <w:tcPr>
-            <w:tcW w:type="dxa" w:w="1814"/>
+            <w:tcW w:type="dxa" w:w="648"/>
           </w:tcPr>
           <w:p>
             <w:r>
@@ -7330,7 +7340,7 @@
         </w:tc>
         <w:tc>
           <w:tcPr>
-            <w:tcW w:type="dxa" w:w="1814"/>
+            <w:tcW w:type="dxa" w:w="1620"/>
           </w:tcPr>
           <w:p>
             <w:r>
@@ -7347,7 +7357,7 @@
       <w:tr>
         <w:tc>
           <w:tcPr>
-            <w:tcW w:type="dxa" w:w="1814"/>
+            <w:tcW w:type="dxa" w:w="3240"/>
           </w:tcPr>
           <w:p>
             <w:r>
@@ -7361,7 +7371,7 @@
         </w:tc>
         <w:tc>
           <w:tcPr>
-            <w:tcW w:type="dxa" w:w="1814"/>
+            <w:tcW w:type="dxa" w:w="2592"/>
           </w:tcPr>
           <w:p>
             <w:r>
@@ -7375,7 +7385,7 @@
         </w:tc>
         <w:tc>
           <w:tcPr>
-            <w:tcW w:type="dxa" w:w="1814"/>
+            <w:tcW w:type="dxa" w:w="972"/>
           </w:tcPr>
           <w:p>
             <w:r>
@@ -7389,7 +7399,7 @@
         </w:tc>
         <w:tc>
           <w:tcPr>
-            <w:tcW w:type="dxa" w:w="1814"/>
+            <w:tcW w:type="dxa" w:w="648"/>
           </w:tcPr>
           <w:p>
             <w:r>
@@ -7403,7 +7413,7 @@
         </w:tc>
         <w:tc>
           <w:tcPr>
-            <w:tcW w:type="dxa" w:w="1814"/>
+            <w:tcW w:type="dxa" w:w="1620"/>
           </w:tcPr>
           <w:p>
             <w:r>
@@ -7419,7 +7429,7 @@
       <w:tr>
         <w:tc>
           <w:tcPr>
-            <w:tcW w:type="dxa" w:w="1814"/>
+            <w:tcW w:type="dxa" w:w="3240"/>
           </w:tcPr>
           <w:p>
             <w:r>
@@ -7433,7 +7443,7 @@
         </w:tc>
         <w:tc>
           <w:tcPr>
-            <w:tcW w:type="dxa" w:w="1814"/>
+            <w:tcW w:type="dxa" w:w="2592"/>
           </w:tcPr>
           <w:p>
             <w:r>
@@ -7447,7 +7457,7 @@
         </w:tc>
         <w:tc>
           <w:tcPr>
-            <w:tcW w:type="dxa" w:w="1814"/>
+            <w:tcW w:type="dxa" w:w="972"/>
           </w:tcPr>
           <w:p>
             <w:r>
@@ -7461,7 +7471,7 @@
         </w:tc>
         <w:tc>
           <w:tcPr>
-            <w:tcW w:type="dxa" w:w="1814"/>
+            <w:tcW w:type="dxa" w:w="648"/>
           </w:tcPr>
           <w:p>
             <w:r>
@@ -7475,7 +7485,7 @@
         </w:tc>
         <w:tc>
           <w:tcPr>
-            <w:tcW w:type="dxa" w:w="1814"/>
+            <w:tcW w:type="dxa" w:w="1620"/>
           </w:tcPr>
           <w:p>
             <w:r>
@@ -7491,7 +7501,7 @@
       <w:tr>
         <w:tc>
           <w:tcPr>
-            <w:tcW w:type="dxa" w:w="1814"/>
+            <w:tcW w:type="dxa" w:w="3240"/>
           </w:tcPr>
           <w:p>
             <w:r>
@@ -7505,7 +7515,7 @@
         </w:tc>
         <w:tc>
           <w:tcPr>
-            <w:tcW w:type="dxa" w:w="1814"/>
+            <w:tcW w:type="dxa" w:w="2592"/>
           </w:tcPr>
           <w:p>
             <w:r>
@@ -7519,7 +7529,7 @@
         </w:tc>
         <w:tc>
           <w:tcPr>
-            <w:tcW w:type="dxa" w:w="1814"/>
+            <w:tcW w:type="dxa" w:w="972"/>
           </w:tcPr>
           <w:p>
             <w:r>
@@ -7533,7 +7543,7 @@
         </w:tc>
         <w:tc>
           <w:tcPr>
-            <w:tcW w:type="dxa" w:w="1814"/>
+            <w:tcW w:type="dxa" w:w="648"/>
           </w:tcPr>
           <w:p>
             <w:r>
@@ -7547,7 +7557,7 @@
         </w:tc>
         <w:tc>
           <w:tcPr>
-            <w:tcW w:type="dxa" w:w="1814"/>
+            <w:tcW w:type="dxa" w:w="1620"/>
           </w:tcPr>
           <w:p>
             <w:r>
@@ -7563,7 +7573,7 @@
       <w:tr>
         <w:tc>
           <w:tcPr>
-            <w:tcW w:type="dxa" w:w="1814"/>
+            <w:tcW w:type="dxa" w:w="3240"/>
           </w:tcPr>
           <w:p>
             <w:r>
@@ -7577,7 +7587,7 @@
         </w:tc>
         <w:tc>
           <w:tcPr>
-            <w:tcW w:type="dxa" w:w="1814"/>
+            <w:tcW w:type="dxa" w:w="2592"/>
           </w:tcPr>
           <w:p>
             <w:r>
@@ -7591,7 +7601,7 @@
         </w:tc>
         <w:tc>
           <w:tcPr>
-            <w:tcW w:type="dxa" w:w="1814"/>
+            <w:tcW w:type="dxa" w:w="972"/>
           </w:tcPr>
           <w:p>
             <w:r>
@@ -7605,20 +7615,20 @@
         </w:tc>
         <w:tc>
           <w:tcPr>
-            <w:tcW w:type="dxa" w:w="1814"/>
-          </w:tcPr>
-          <w:p>
-            <w:r>
-              <w:rPr>
-                <w:rFonts w:ascii="Times New Roman" w:hAnsi="Times New Roman" w:eastAsia="宋体"/>
-                <w:sz w:val="20"/>
-              </w:rPr>
-            </w:r>
-          </w:p>
-        </w:tc>
-        <w:tc>
-          <w:tcPr>
-            <w:tcW w:type="dxa" w:w="1814"/>
+            <w:tcW w:type="dxa" w:w="648"/>
+          </w:tcPr>
+          <w:p>
+            <w:r>
+              <w:rPr>
+                <w:rFonts w:ascii="Times New Roman" w:hAnsi="Times New Roman" w:eastAsia="宋体"/>
+                <w:sz w:val="20"/>
+              </w:rPr>
+            </w:r>
+          </w:p>
+        </w:tc>
+        <w:tc>
+          <w:tcPr>
+            <w:tcW w:type="dxa" w:w="1620"/>
           </w:tcPr>
           <w:p>
             <w:r>
@@ -7655,6 +7665,7 @@
         <w:tblStyle w:val="TableGrid"/>
         <w:tblW w:type="auto" w:w="0"/>
         <w:jc w:val="center"/>
+        <w:tblLayout w:type="fixed"/>
         <w:tblLook w:firstColumn="1" w:firstRow="1" w:lastColumn="0" w:lastRow="0" w:noHBand="0" w:noVBand="1" w:val="04A0"/>
       </w:tblPr>
       <w:tblGrid>
@@ -7667,7 +7678,7 @@
       <w:tr>
         <w:tc>
           <w:tcPr>
-            <w:tcW w:type="dxa" w:w="1814"/>
+            <w:tcW w:type="dxa" w:w="2387"/>
           </w:tcPr>
           <w:p>
             <w:r>
@@ -7682,7 +7693,7 @@
         </w:tc>
         <w:tc>
           <w:tcPr>
-            <w:tcW w:type="dxa" w:w="1814"/>
+            <w:tcW w:type="dxa" w:w="1910"/>
           </w:tcPr>
           <w:p>
             <w:r>
@@ -7697,7 +7708,7 @@
         </w:tc>
         <w:tc>
           <w:tcPr>
-            <w:tcW w:type="dxa" w:w="1814"/>
+            <w:tcW w:type="dxa" w:w="716"/>
           </w:tcPr>
           <w:p>
             <w:r>
@@ -7712,7 +7723,7 @@
         </w:tc>
         <w:tc>
           <w:tcPr>
-            <w:tcW w:type="dxa" w:w="1814"/>
+            <w:tcW w:type="dxa" w:w="2387"/>
           </w:tcPr>
           <w:p>
             <w:r>
@@ -7727,7 +7738,7 @@
         </w:tc>
         <w:tc>
           <w:tcPr>
-            <w:tcW w:type="dxa" w:w="1814"/>
+            <w:tcW w:type="dxa" w:w="1671"/>
           </w:tcPr>
           <w:p>
             <w:r>
@@ -7744,7 +7755,7 @@
       <w:tr>
         <w:tc>
           <w:tcPr>
-            <w:tcW w:type="dxa" w:w="1814"/>
+            <w:tcW w:type="dxa" w:w="2387"/>
           </w:tcPr>
           <w:p>
             <w:r>
@@ -7758,7 +7769,7 @@
         </w:tc>
         <w:tc>
           <w:tcPr>
-            <w:tcW w:type="dxa" w:w="1814"/>
+            <w:tcW w:type="dxa" w:w="1910"/>
           </w:tcPr>
           <w:p>
             <w:r>
@@ -7772,7 +7783,7 @@
         </w:tc>
         <w:tc>
           <w:tcPr>
-            <w:tcW w:type="dxa" w:w="1814"/>
+            <w:tcW w:type="dxa" w:w="716"/>
           </w:tcPr>
           <w:p>
             <w:r>
@@ -7786,7 +7797,7 @@
         </w:tc>
         <w:tc>
           <w:tcPr>
-            <w:tcW w:type="dxa" w:w="1814"/>
+            <w:tcW w:type="dxa" w:w="2387"/>
           </w:tcPr>
           <w:p>
             <w:r>
@@ -7800,7 +7811,7 @@
         </w:tc>
         <w:tc>
           <w:tcPr>
-            <w:tcW w:type="dxa" w:w="1814"/>
+            <w:tcW w:type="dxa" w:w="1671"/>
           </w:tcPr>
           <w:p>
             <w:r>
@@ -7816,7 +7827,7 @@
       <w:tr>
         <w:tc>
           <w:tcPr>
-            <w:tcW w:type="dxa" w:w="1814"/>
+            <w:tcW w:type="dxa" w:w="2387"/>
           </w:tcPr>
           <w:p>
             <w:r>
@@ -7830,7 +7841,7 @@
         </w:tc>
         <w:tc>
           <w:tcPr>
-            <w:tcW w:type="dxa" w:w="1814"/>
+            <w:tcW w:type="dxa" w:w="1910"/>
           </w:tcPr>
           <w:p>
             <w:r>
@@ -7844,7 +7855,7 @@
         </w:tc>
         <w:tc>
           <w:tcPr>
-            <w:tcW w:type="dxa" w:w="1814"/>
+            <w:tcW w:type="dxa" w:w="716"/>
           </w:tcPr>
           <w:p>
             <w:r>
@@ -7858,7 +7869,7 @@
         </w:tc>
         <w:tc>
           <w:tcPr>
-            <w:tcW w:type="dxa" w:w="1814"/>
+            <w:tcW w:type="dxa" w:w="2387"/>
           </w:tcPr>
           <w:p>
             <w:r>
@@ -7872,7 +7883,7 @@
         </w:tc>
         <w:tc>
           <w:tcPr>
-            <w:tcW w:type="dxa" w:w="1814"/>
+            <w:tcW w:type="dxa" w:w="1671"/>
           </w:tcPr>
           <w:p>
             <w:r>
@@ -7888,7 +7899,7 @@
       <w:tr>
         <w:tc>
           <w:tcPr>
-            <w:tcW w:type="dxa" w:w="1814"/>
+            <w:tcW w:type="dxa" w:w="2387"/>
           </w:tcPr>
           <w:p>
             <w:r>
@@ -7902,7 +7913,7 @@
         </w:tc>
         <w:tc>
           <w:tcPr>
-            <w:tcW w:type="dxa" w:w="1814"/>
+            <w:tcW w:type="dxa" w:w="1910"/>
           </w:tcPr>
           <w:p>
             <w:r>
@@ -7916,7 +7927,7 @@
         </w:tc>
         <w:tc>
           <w:tcPr>
-            <w:tcW w:type="dxa" w:w="1814"/>
+            <w:tcW w:type="dxa" w:w="716"/>
           </w:tcPr>
           <w:p>
             <w:r>
@@ -7930,7 +7941,7 @@
         </w:tc>
         <w:tc>
           <w:tcPr>
-            <w:tcW w:type="dxa" w:w="1814"/>
+            <w:tcW w:type="dxa" w:w="2387"/>
           </w:tcPr>
           <w:p>
             <w:r>
@@ -7944,7 +7955,7 @@
         </w:tc>
         <w:tc>
           <w:tcPr>
-            <w:tcW w:type="dxa" w:w="1814"/>
+            <w:tcW w:type="dxa" w:w="1671"/>
           </w:tcPr>
           <w:p>
             <w:r>
@@ -7960,7 +7971,7 @@
       <w:tr>
         <w:tc>
           <w:tcPr>
-            <w:tcW w:type="dxa" w:w="1814"/>
+            <w:tcW w:type="dxa" w:w="2387"/>
           </w:tcPr>
           <w:p>
             <w:r>
@@ -7974,7 +7985,7 @@
         </w:tc>
         <w:tc>
           <w:tcPr>
-            <w:tcW w:type="dxa" w:w="1814"/>
+            <w:tcW w:type="dxa" w:w="1910"/>
           </w:tcPr>
           <w:p>
             <w:r>
@@ -7988,7 +7999,7 @@
         </w:tc>
         <w:tc>
           <w:tcPr>
-            <w:tcW w:type="dxa" w:w="1814"/>
+            <w:tcW w:type="dxa" w:w="716"/>
           </w:tcPr>
           <w:p>
             <w:r>
@@ -8002,7 +8013,7 @@
         </w:tc>
         <w:tc>
           <w:tcPr>
-            <w:tcW w:type="dxa" w:w="1814"/>
+            <w:tcW w:type="dxa" w:w="2387"/>
           </w:tcPr>
           <w:p>
             <w:r>
@@ -8016,7 +8027,7 @@
         </w:tc>
         <w:tc>
           <w:tcPr>
-            <w:tcW w:type="dxa" w:w="1814"/>
+            <w:tcW w:type="dxa" w:w="1671"/>
           </w:tcPr>
           <w:p>
             <w:r>
@@ -8032,7 +8043,7 @@
       <w:tr>
         <w:tc>
           <w:tcPr>
-            <w:tcW w:type="dxa" w:w="1814"/>
+            <w:tcW w:type="dxa" w:w="2387"/>
           </w:tcPr>
           <w:p>
             <w:r>
@@ -8046,7 +8057,7 @@
         </w:tc>
         <w:tc>
           <w:tcPr>
-            <w:tcW w:type="dxa" w:w="1814"/>
+            <w:tcW w:type="dxa" w:w="1910"/>
           </w:tcPr>
           <w:p>
             <w:r>
@@ -8060,7 +8071,7 @@
         </w:tc>
         <w:tc>
           <w:tcPr>
-            <w:tcW w:type="dxa" w:w="1814"/>
+            <w:tcW w:type="dxa" w:w="716"/>
           </w:tcPr>
           <w:p>
             <w:r>
@@ -8074,7 +8085,7 @@
         </w:tc>
         <w:tc>
           <w:tcPr>
-            <w:tcW w:type="dxa" w:w="1814"/>
+            <w:tcW w:type="dxa" w:w="2387"/>
           </w:tcPr>
           <w:p>
             <w:r>
@@ -8088,7 +8099,7 @@
         </w:tc>
         <w:tc>
           <w:tcPr>
-            <w:tcW w:type="dxa" w:w="1814"/>
+            <w:tcW w:type="dxa" w:w="1671"/>
           </w:tcPr>
           <w:p>
             <w:r>
@@ -8104,7 +8115,7 @@
       <w:tr>
         <w:tc>
           <w:tcPr>
-            <w:tcW w:type="dxa" w:w="1814"/>
+            <w:tcW w:type="dxa" w:w="2387"/>
           </w:tcPr>
           <w:p>
             <w:r>
@@ -8118,7 +8129,7 @@
         </w:tc>
         <w:tc>
           <w:tcPr>
-            <w:tcW w:type="dxa" w:w="1814"/>
+            <w:tcW w:type="dxa" w:w="1910"/>
           </w:tcPr>
           <w:p>
             <w:r>
@@ -8132,7 +8143,7 @@
         </w:tc>
         <w:tc>
           <w:tcPr>
-            <w:tcW w:type="dxa" w:w="1814"/>
+            <w:tcW w:type="dxa" w:w="716"/>
           </w:tcPr>
           <w:p>
             <w:r>
@@ -8146,7 +8157,7 @@
         </w:tc>
         <w:tc>
           <w:tcPr>
-            <w:tcW w:type="dxa" w:w="1814"/>
+            <w:tcW w:type="dxa" w:w="2387"/>
           </w:tcPr>
           <w:p>
             <w:r>
@@ -8160,7 +8171,7 @@
         </w:tc>
         <w:tc>
           <w:tcPr>
-            <w:tcW w:type="dxa" w:w="1814"/>
+            <w:tcW w:type="dxa" w:w="1671"/>
           </w:tcPr>
           <w:p>
             <w:r>
@@ -8176,7 +8187,7 @@
       <w:tr>
         <w:tc>
           <w:tcPr>
-            <w:tcW w:type="dxa" w:w="1814"/>
+            <w:tcW w:type="dxa" w:w="2387"/>
           </w:tcPr>
           <w:p>
             <w:r>
@@ -8190,7 +8201,7 @@
         </w:tc>
         <w:tc>
           <w:tcPr>
-            <w:tcW w:type="dxa" w:w="1814"/>
+            <w:tcW w:type="dxa" w:w="1910"/>
           </w:tcPr>
           <w:p>
             <w:r>
@@ -8204,7 +8215,7 @@
         </w:tc>
         <w:tc>
           <w:tcPr>
-            <w:tcW w:type="dxa" w:w="1814"/>
+            <w:tcW w:type="dxa" w:w="716"/>
           </w:tcPr>
           <w:p>
             <w:r>
@@ -8218,7 +8229,7 @@
         </w:tc>
         <w:tc>
           <w:tcPr>
-            <w:tcW w:type="dxa" w:w="1814"/>
+            <w:tcW w:type="dxa" w:w="2387"/>
           </w:tcPr>
           <w:p>
             <w:r>
@@ -8232,7 +8243,7 @@
         </w:tc>
         <w:tc>
           <w:tcPr>
-            <w:tcW w:type="dxa" w:w="1814"/>
+            <w:tcW w:type="dxa" w:w="1671"/>
           </w:tcPr>
           <w:p>
             <w:r>
@@ -8248,7 +8259,7 @@
       <w:tr>
         <w:tc>
           <w:tcPr>
-            <w:tcW w:type="dxa" w:w="1814"/>
+            <w:tcW w:type="dxa" w:w="2387"/>
           </w:tcPr>
           <w:p>
             <w:r>
@@ -8262,7 +8273,7 @@
         </w:tc>
         <w:tc>
           <w:tcPr>
-            <w:tcW w:type="dxa" w:w="1814"/>
+            <w:tcW w:type="dxa" w:w="1910"/>
           </w:tcPr>
           <w:p>
             <w:r>
@@ -8276,7 +8287,7 @@
         </w:tc>
         <w:tc>
           <w:tcPr>
-            <w:tcW w:type="dxa" w:w="1814"/>
+            <w:tcW w:type="dxa" w:w="716"/>
           </w:tcPr>
           <w:p>
             <w:r>
@@ -8290,7 +8301,7 @@
         </w:tc>
         <w:tc>
           <w:tcPr>
-            <w:tcW w:type="dxa" w:w="1814"/>
+            <w:tcW w:type="dxa" w:w="2387"/>
           </w:tcPr>
           <w:p>
             <w:r>
@@ -8304,7 +8315,7 @@
         </w:tc>
         <w:tc>
           <w:tcPr>
-            <w:tcW w:type="dxa" w:w="1814"/>
+            <w:tcW w:type="dxa" w:w="1671"/>
           </w:tcPr>
           <w:p>
             <w:r>
@@ -8320,7 +8331,7 @@
       <w:tr>
         <w:tc>
           <w:tcPr>
-            <w:tcW w:type="dxa" w:w="1814"/>
+            <w:tcW w:type="dxa" w:w="2387"/>
           </w:tcPr>
           <w:p>
             <w:r>
@@ -8334,7 +8345,7 @@
         </w:tc>
         <w:tc>
           <w:tcPr>
-            <w:tcW w:type="dxa" w:w="1814"/>
+            <w:tcW w:type="dxa" w:w="1910"/>
           </w:tcPr>
           <w:p>
             <w:r>
@@ -8348,7 +8359,7 @@
         </w:tc>
         <w:tc>
           <w:tcPr>
-            <w:tcW w:type="dxa" w:w="1814"/>
+            <w:tcW w:type="dxa" w:w="716"/>
           </w:tcPr>
           <w:p>
             <w:r>
@@ -8362,20 +8373,20 @@
         </w:tc>
         <w:tc>
           <w:tcPr>
-            <w:tcW w:type="dxa" w:w="1814"/>
-          </w:tcPr>
-          <w:p>
-            <w:r>
-              <w:rPr>
-                <w:rFonts w:ascii="Times New Roman" w:hAnsi="Times New Roman" w:eastAsia="宋体"/>
-                <w:sz w:val="20"/>
-              </w:rPr>
-            </w:r>
-          </w:p>
-        </w:tc>
-        <w:tc>
-          <w:tcPr>
-            <w:tcW w:type="dxa" w:w="1814"/>
+            <w:tcW w:type="dxa" w:w="2387"/>
+          </w:tcPr>
+          <w:p>
+            <w:r>
+              <w:rPr>
+                <w:rFonts w:ascii="Times New Roman" w:hAnsi="Times New Roman" w:eastAsia="宋体"/>
+                <w:sz w:val="20"/>
+              </w:rPr>
+            </w:r>
+          </w:p>
+        </w:tc>
+        <w:tc>
+          <w:tcPr>
+            <w:tcW w:type="dxa" w:w="1671"/>
           </w:tcPr>
           <w:p>
             <w:r>
@@ -8517,6 +8528,7 @@
         <w:tblStyle w:val="TableGrid"/>
         <w:tblW w:type="auto" w:w="0"/>
         <w:jc w:val="center"/>
+        <w:tblLayout w:type="fixed"/>
         <w:tblLook w:firstColumn="1" w:firstRow="1" w:lastColumn="0" w:lastRow="0" w:noHBand="0" w:noVBand="1" w:val="04A0"/>
       </w:tblPr>
       <w:tblGrid>
@@ -8528,6 +8540,36 @@
       <w:tr>
         <w:tc>
           <w:tcPr>
+            <w:tcW w:type="dxa" w:w="945"/>
+          </w:tcPr>
+          <w:p>
+            <w:r>
+              <w:rPr>
+                <w:rFonts w:ascii="Times New Roman" w:hAnsi="Times New Roman" w:eastAsia="宋体"/>
+                <w:b/>
+                <w:sz w:val="20"/>
+              </w:rPr>
+              <w:t>主实体</w:t>
+            </w:r>
+          </w:p>
+        </w:tc>
+        <w:tc>
+          <w:tcPr>
+            <w:tcW w:type="dxa" w:w="945"/>
+          </w:tcPr>
+          <w:p>
+            <w:r>
+              <w:rPr>
+                <w:rFonts w:ascii="Times New Roman" w:hAnsi="Times New Roman" w:eastAsia="宋体"/>
+                <w:b/>
+                <w:sz w:val="20"/>
+              </w:rPr>
+              <w:t>关系</w:t>
+            </w:r>
+          </w:p>
+        </w:tc>
+        <w:tc>
+          <w:tcPr>
             <w:tcW w:type="dxa" w:w="2268"/>
           </w:tcPr>
           <w:p>
@@ -8537,43 +8579,13 @@
                 <w:b/>
                 <w:sz w:val="20"/>
               </w:rPr>
-              <w:t>主实体</w:t>
-            </w:r>
-          </w:p>
-        </w:tc>
-        <w:tc>
-          <w:tcPr>
-            <w:tcW w:type="dxa" w:w="2268"/>
-          </w:tcPr>
-          <w:p>
-            <w:r>
-              <w:rPr>
-                <w:rFonts w:ascii="Times New Roman" w:hAnsi="Times New Roman" w:eastAsia="宋体"/>
-                <w:b/>
-                <w:sz w:val="20"/>
-              </w:rPr>
-              <w:t>关系</w:t>
-            </w:r>
-          </w:p>
-        </w:tc>
-        <w:tc>
-          <w:tcPr>
-            <w:tcW w:type="dxa" w:w="2268"/>
-          </w:tcPr>
-          <w:p>
-            <w:r>
-              <w:rPr>
-                <w:rFonts w:ascii="Times New Roman" w:hAnsi="Times New Roman" w:eastAsia="宋体"/>
-                <w:b/>
-                <w:sz w:val="20"/>
-              </w:rPr>
               <w:t>从实体</w:t>
             </w:r>
           </w:p>
         </w:tc>
         <w:tc>
           <w:tcPr>
-            <w:tcW w:type="dxa" w:w="2268"/>
+            <w:tcW w:type="dxa" w:w="4913"/>
           </w:tcPr>
           <w:p>
             <w:r>
@@ -8590,6 +8602,34 @@
       <w:tr>
         <w:tc>
           <w:tcPr>
+            <w:tcW w:type="dxa" w:w="945"/>
+          </w:tcPr>
+          <w:p>
+            <w:r>
+              <w:rPr>
+                <w:rFonts w:ascii="Times New Roman" w:hAnsi="Times New Roman" w:eastAsia="宋体"/>
+                <w:sz w:val="20"/>
+              </w:rPr>
+              <w:t>user</w:t>
+            </w:r>
+          </w:p>
+        </w:tc>
+        <w:tc>
+          <w:tcPr>
+            <w:tcW w:type="dxa" w:w="945"/>
+          </w:tcPr>
+          <w:p>
+            <w:r>
+              <w:rPr>
+                <w:rFonts w:ascii="Times New Roman" w:hAnsi="Times New Roman" w:eastAsia="宋体"/>
+                <w:sz w:val="20"/>
+              </w:rPr>
+              <w:t>1 → N</w:t>
+            </w:r>
+          </w:p>
+        </w:tc>
+        <w:tc>
+          <w:tcPr>
             <w:tcW w:type="dxa" w:w="2268"/>
           </w:tcPr>
           <w:p>
@@ -8598,41 +8638,13 @@
                 <w:rFonts w:ascii="Times New Roman" w:hAnsi="Times New Roman" w:eastAsia="宋体"/>
                 <w:sz w:val="20"/>
               </w:rPr>
-              <w:t>user</w:t>
-            </w:r>
-          </w:p>
-        </w:tc>
-        <w:tc>
-          <w:tcPr>
-            <w:tcW w:type="dxa" w:w="2268"/>
-          </w:tcPr>
-          <w:p>
-            <w:r>
-              <w:rPr>
-                <w:rFonts w:ascii="Times New Roman" w:hAnsi="Times New Roman" w:eastAsia="宋体"/>
-                <w:sz w:val="20"/>
-              </w:rPr>
-              <w:t>1 → N</w:t>
-            </w:r>
-          </w:p>
-        </w:tc>
-        <w:tc>
-          <w:tcPr>
-            <w:tcW w:type="dxa" w:w="2268"/>
-          </w:tcPr>
-          <w:p>
-            <w:r>
-              <w:rPr>
-                <w:rFonts w:ascii="Times New Roman" w:hAnsi="Times New Roman" w:eastAsia="宋体"/>
-                <w:sz w:val="20"/>
-              </w:rPr>
               <w:t>photo</w:t>
             </w:r>
           </w:p>
         </w:tc>
         <w:tc>
           <w:tcPr>
-            <w:tcW w:type="dxa" w:w="2268"/>
+            <w:tcW w:type="dxa" w:w="4913"/>
           </w:tcPr>
           <w:p>
             <w:r>
@@ -8648,6 +8660,34 @@
       <w:tr>
         <w:tc>
           <w:tcPr>
+            <w:tcW w:type="dxa" w:w="945"/>
+          </w:tcPr>
+          <w:p>
+            <w:r>
+              <w:rPr>
+                <w:rFonts w:ascii="Times New Roman" w:hAnsi="Times New Roman" w:eastAsia="宋体"/>
+                <w:sz w:val="20"/>
+              </w:rPr>
+              <w:t>user</w:t>
+            </w:r>
+          </w:p>
+        </w:tc>
+        <w:tc>
+          <w:tcPr>
+            <w:tcW w:type="dxa" w:w="945"/>
+          </w:tcPr>
+          <w:p>
+            <w:r>
+              <w:rPr>
+                <w:rFonts w:ascii="Times New Roman" w:hAnsi="Times New Roman" w:eastAsia="宋体"/>
+                <w:sz w:val="20"/>
+              </w:rPr>
+              <w:t>1 → N</w:t>
+            </w:r>
+          </w:p>
+        </w:tc>
+        <w:tc>
+          <w:tcPr>
             <w:tcW w:type="dxa" w:w="2268"/>
           </w:tcPr>
           <w:p>
@@ -8656,41 +8696,13 @@
                 <w:rFonts w:ascii="Times New Roman" w:hAnsi="Times New Roman" w:eastAsia="宋体"/>
                 <w:sz w:val="20"/>
               </w:rPr>
-              <w:t>user</w:t>
-            </w:r>
-          </w:p>
-        </w:tc>
-        <w:tc>
-          <w:tcPr>
-            <w:tcW w:type="dxa" w:w="2268"/>
-          </w:tcPr>
-          <w:p>
-            <w:r>
-              <w:rPr>
-                <w:rFonts w:ascii="Times New Roman" w:hAnsi="Times New Roman" w:eastAsia="宋体"/>
-                <w:sz w:val="20"/>
-              </w:rPr>
-              <w:t>1 → N</w:t>
-            </w:r>
-          </w:p>
-        </w:tc>
-        <w:tc>
-          <w:tcPr>
-            <w:tcW w:type="dxa" w:w="2268"/>
-          </w:tcPr>
-          <w:p>
-            <w:r>
-              <w:rPr>
-                <w:rFonts w:ascii="Times New Roman" w:hAnsi="Times New Roman" w:eastAsia="宋体"/>
-                <w:sz w:val="20"/>
-              </w:rPr>
               <w:t>comment</w:t>
             </w:r>
           </w:p>
         </w:tc>
         <w:tc>
           <w:tcPr>
-            <w:tcW w:type="dxa" w:w="2268"/>
+            <w:tcW w:type="dxa" w:w="4913"/>
           </w:tcPr>
           <w:p>
             <w:r>
@@ -8706,6 +8718,34 @@
       <w:tr>
         <w:tc>
           <w:tcPr>
+            <w:tcW w:type="dxa" w:w="945"/>
+          </w:tcPr>
+          <w:p>
+            <w:r>
+              <w:rPr>
+                <w:rFonts w:ascii="Times New Roman" w:hAnsi="Times New Roman" w:eastAsia="宋体"/>
+                <w:sz w:val="20"/>
+              </w:rPr>
+              <w:t>user</w:t>
+            </w:r>
+          </w:p>
+        </w:tc>
+        <w:tc>
+          <w:tcPr>
+            <w:tcW w:type="dxa" w:w="945"/>
+          </w:tcPr>
+          <w:p>
+            <w:r>
+              <w:rPr>
+                <w:rFonts w:ascii="Times New Roman" w:hAnsi="Times New Roman" w:eastAsia="宋体"/>
+                <w:sz w:val="20"/>
+              </w:rPr>
+              <w:t>1 → N</w:t>
+            </w:r>
+          </w:p>
+        </w:tc>
+        <w:tc>
+          <w:tcPr>
             <w:tcW w:type="dxa" w:w="2268"/>
           </w:tcPr>
           <w:p>
@@ -8714,41 +8754,13 @@
                 <w:rFonts w:ascii="Times New Roman" w:hAnsi="Times New Roman" w:eastAsia="宋体"/>
                 <w:sz w:val="20"/>
               </w:rPr>
-              <w:t>user</w:t>
-            </w:r>
-          </w:p>
-        </w:tc>
-        <w:tc>
-          <w:tcPr>
-            <w:tcW w:type="dxa" w:w="2268"/>
-          </w:tcPr>
-          <w:p>
-            <w:r>
-              <w:rPr>
-                <w:rFonts w:ascii="Times New Roman" w:hAnsi="Times New Roman" w:eastAsia="宋体"/>
-                <w:sz w:val="20"/>
-              </w:rPr>
-              <w:t>1 → N</w:t>
-            </w:r>
-          </w:p>
-        </w:tc>
-        <w:tc>
-          <w:tcPr>
-            <w:tcW w:type="dxa" w:w="2268"/>
-          </w:tcPr>
-          <w:p>
-            <w:r>
-              <w:rPr>
-                <w:rFonts w:ascii="Times New Roman" w:hAnsi="Times New Roman" w:eastAsia="宋体"/>
-                <w:sz w:val="20"/>
-              </w:rPr>
               <w:t>activity_log</w:t>
             </w:r>
           </w:p>
         </w:tc>
         <w:tc>
           <w:tcPr>
-            <w:tcW w:type="dxa" w:w="2268"/>
+            <w:tcW w:type="dxa" w:w="4913"/>
           </w:tcPr>
           <w:p>
             <w:r>
@@ -8764,6 +8776,34 @@
       <w:tr>
         <w:tc>
           <w:tcPr>
+            <w:tcW w:type="dxa" w:w="945"/>
+          </w:tcPr>
+          <w:p>
+            <w:r>
+              <w:rPr>
+                <w:rFonts w:ascii="Times New Roman" w:hAnsi="Times New Roman" w:eastAsia="宋体"/>
+                <w:sz w:val="20"/>
+              </w:rPr>
+              <w:t>user</w:t>
+            </w:r>
+          </w:p>
+        </w:tc>
+        <w:tc>
+          <w:tcPr>
+            <w:tcW w:type="dxa" w:w="945"/>
+          </w:tcPr>
+          <w:p>
+            <w:r>
+              <w:rPr>
+                <w:rFonts w:ascii="Times New Roman" w:hAnsi="Times New Roman" w:eastAsia="宋体"/>
+                <w:sz w:val="20"/>
+              </w:rPr>
+              <w:t>1 → N</w:t>
+            </w:r>
+          </w:p>
+        </w:tc>
+        <w:tc>
+          <w:tcPr>
             <w:tcW w:type="dxa" w:w="2268"/>
           </w:tcPr>
           <w:p>
@@ -8772,41 +8812,13 @@
                 <w:rFonts w:ascii="Times New Roman" w:hAnsi="Times New Roman" w:eastAsia="宋体"/>
                 <w:sz w:val="20"/>
               </w:rPr>
-              <w:t>user</w:t>
-            </w:r>
-          </w:p>
-        </w:tc>
-        <w:tc>
-          <w:tcPr>
-            <w:tcW w:type="dxa" w:w="2268"/>
-          </w:tcPr>
-          <w:p>
-            <w:r>
-              <w:rPr>
-                <w:rFonts w:ascii="Times New Roman" w:hAnsi="Times New Roman" w:eastAsia="宋体"/>
-                <w:sz w:val="20"/>
-              </w:rPr>
-              <w:t>1 → N</w:t>
-            </w:r>
-          </w:p>
-        </w:tc>
-        <w:tc>
-          <w:tcPr>
-            <w:tcW w:type="dxa" w:w="2268"/>
-          </w:tcPr>
-          <w:p>
-            <w:r>
-              <w:rPr>
-                <w:rFonts w:ascii="Times New Roman" w:hAnsi="Times New Roman" w:eastAsia="宋体"/>
-                <w:sz w:val="20"/>
-              </w:rPr>
               <w:t>photo_like</w:t>
             </w:r>
           </w:p>
         </w:tc>
         <w:tc>
           <w:tcPr>
-            <w:tcW w:type="dxa" w:w="2268"/>
+            <w:tcW w:type="dxa" w:w="4913"/>
           </w:tcPr>
           <w:p>
             <w:r>
@@ -8822,6 +8834,34 @@
       <w:tr>
         <w:tc>
           <w:tcPr>
+            <w:tcW w:type="dxa" w:w="945"/>
+          </w:tcPr>
+          <w:p>
+            <w:r>
+              <w:rPr>
+                <w:rFonts w:ascii="Times New Roman" w:hAnsi="Times New Roman" w:eastAsia="宋体"/>
+                <w:sz w:val="20"/>
+              </w:rPr>
+              <w:t>user</w:t>
+            </w:r>
+          </w:p>
+        </w:tc>
+        <w:tc>
+          <w:tcPr>
+            <w:tcW w:type="dxa" w:w="945"/>
+          </w:tcPr>
+          <w:p>
+            <w:r>
+              <w:rPr>
+                <w:rFonts w:ascii="Times New Roman" w:hAnsi="Times New Roman" w:eastAsia="宋体"/>
+                <w:sz w:val="20"/>
+              </w:rPr>
+              <w:t>1 → N</w:t>
+            </w:r>
+          </w:p>
+        </w:tc>
+        <w:tc>
+          <w:tcPr>
             <w:tcW w:type="dxa" w:w="2268"/>
           </w:tcPr>
           <w:p>
@@ -8830,41 +8870,13 @@
                 <w:rFonts w:ascii="Times New Roman" w:hAnsi="Times New Roman" w:eastAsia="宋体"/>
                 <w:sz w:val="20"/>
               </w:rPr>
-              <w:t>user</w:t>
-            </w:r>
-          </w:p>
-        </w:tc>
-        <w:tc>
-          <w:tcPr>
-            <w:tcW w:type="dxa" w:w="2268"/>
-          </w:tcPr>
-          <w:p>
-            <w:r>
-              <w:rPr>
-                <w:rFonts w:ascii="Times New Roman" w:hAnsi="Times New Roman" w:eastAsia="宋体"/>
-                <w:sz w:val="20"/>
-              </w:rPr>
-              <w:t>1 → N</w:t>
-            </w:r>
-          </w:p>
-        </w:tc>
-        <w:tc>
-          <w:tcPr>
-            <w:tcW w:type="dxa" w:w="2268"/>
-          </w:tcPr>
-          <w:p>
-            <w:r>
-              <w:rPr>
-                <w:rFonts w:ascii="Times New Roman" w:hAnsi="Times New Roman" w:eastAsia="宋体"/>
-                <w:sz w:val="20"/>
-              </w:rPr>
               <w:t>cat_follow</w:t>
             </w:r>
           </w:p>
         </w:tc>
         <w:tc>
           <w:tcPr>
-            <w:tcW w:type="dxa" w:w="2268"/>
+            <w:tcW w:type="dxa" w:w="4913"/>
           </w:tcPr>
           <w:p>
             <w:r>
@@ -8880,6 +8892,34 @@
       <w:tr>
         <w:tc>
           <w:tcPr>
+            <w:tcW w:type="dxa" w:w="945"/>
+          </w:tcPr>
+          <w:p>
+            <w:r>
+              <w:rPr>
+                <w:rFonts w:ascii="Times New Roman" w:hAnsi="Times New Roman" w:eastAsia="宋体"/>
+                <w:sz w:val="20"/>
+              </w:rPr>
+              <w:t>user</w:t>
+            </w:r>
+          </w:p>
+        </w:tc>
+        <w:tc>
+          <w:tcPr>
+            <w:tcW w:type="dxa" w:w="945"/>
+          </w:tcPr>
+          <w:p>
+            <w:r>
+              <w:rPr>
+                <w:rFonts w:ascii="Times New Roman" w:hAnsi="Times New Roman" w:eastAsia="宋体"/>
+                <w:sz w:val="20"/>
+              </w:rPr>
+              <w:t>1 → N</w:t>
+            </w:r>
+          </w:p>
+        </w:tc>
+        <w:tc>
+          <w:tcPr>
             <w:tcW w:type="dxa" w:w="2268"/>
           </w:tcPr>
           <w:p>
@@ -8888,41 +8928,13 @@
                 <w:rFonts w:ascii="Times New Roman" w:hAnsi="Times New Roman" w:eastAsia="宋体"/>
                 <w:sz w:val="20"/>
               </w:rPr>
-              <w:t>user</w:t>
-            </w:r>
-          </w:p>
-        </w:tc>
-        <w:tc>
-          <w:tcPr>
-            <w:tcW w:type="dxa" w:w="2268"/>
-          </w:tcPr>
-          <w:p>
-            <w:r>
-              <w:rPr>
-                <w:rFonts w:ascii="Times New Roman" w:hAnsi="Times New Roman" w:eastAsia="宋体"/>
-                <w:sz w:val="20"/>
-              </w:rPr>
-              <w:t>1 → N</w:t>
-            </w:r>
-          </w:p>
-        </w:tc>
-        <w:tc>
-          <w:tcPr>
-            <w:tcW w:type="dxa" w:w="2268"/>
-          </w:tcPr>
-          <w:p>
-            <w:r>
-              <w:rPr>
-                <w:rFonts w:ascii="Times New Roman" w:hAnsi="Times New Roman" w:eastAsia="宋体"/>
-                <w:sz w:val="20"/>
-              </w:rPr>
               <w:t>cat_rating</w:t>
             </w:r>
           </w:p>
         </w:tc>
         <w:tc>
           <w:tcPr>
-            <w:tcW w:type="dxa" w:w="2268"/>
+            <w:tcW w:type="dxa" w:w="4913"/>
           </w:tcPr>
           <w:p>
             <w:r>
@@ -8938,6 +8950,34 @@
       <w:tr>
         <w:tc>
           <w:tcPr>
+            <w:tcW w:type="dxa" w:w="945"/>
+          </w:tcPr>
+          <w:p>
+            <w:r>
+              <w:rPr>
+                <w:rFonts w:ascii="Times New Roman" w:hAnsi="Times New Roman" w:eastAsia="宋体"/>
+                <w:sz w:val="20"/>
+              </w:rPr>
+              <w:t>cat</w:t>
+            </w:r>
+          </w:p>
+        </w:tc>
+        <w:tc>
+          <w:tcPr>
+            <w:tcW w:type="dxa" w:w="945"/>
+          </w:tcPr>
+          <w:p>
+            <w:r>
+              <w:rPr>
+                <w:rFonts w:ascii="Times New Roman" w:hAnsi="Times New Roman" w:eastAsia="宋体"/>
+                <w:sz w:val="20"/>
+              </w:rPr>
+              <w:t>1 → N</w:t>
+            </w:r>
+          </w:p>
+        </w:tc>
+        <w:tc>
+          <w:tcPr>
             <w:tcW w:type="dxa" w:w="2268"/>
           </w:tcPr>
           <w:p>
@@ -8946,41 +8986,13 @@
                 <w:rFonts w:ascii="Times New Roman" w:hAnsi="Times New Roman" w:eastAsia="宋体"/>
                 <w:sz w:val="20"/>
               </w:rPr>
-              <w:t>cat</w:t>
-            </w:r>
-          </w:p>
-        </w:tc>
-        <w:tc>
-          <w:tcPr>
-            <w:tcW w:type="dxa" w:w="2268"/>
-          </w:tcPr>
-          <w:p>
-            <w:r>
-              <w:rPr>
-                <w:rFonts w:ascii="Times New Roman" w:hAnsi="Times New Roman" w:eastAsia="宋体"/>
-                <w:sz w:val="20"/>
-              </w:rPr>
-              <w:t>1 → N</w:t>
-            </w:r>
-          </w:p>
-        </w:tc>
-        <w:tc>
-          <w:tcPr>
-            <w:tcW w:type="dxa" w:w="2268"/>
-          </w:tcPr>
-          <w:p>
-            <w:r>
-              <w:rPr>
-                <w:rFonts w:ascii="Times New Roman" w:hAnsi="Times New Roman" w:eastAsia="宋体"/>
-                <w:sz w:val="20"/>
-              </w:rPr>
               <w:t>photo</w:t>
             </w:r>
           </w:p>
         </w:tc>
         <w:tc>
           <w:tcPr>
-            <w:tcW w:type="dxa" w:w="2268"/>
+            <w:tcW w:type="dxa" w:w="4913"/>
           </w:tcPr>
           <w:p>
             <w:r>
@@ -8996,6 +9008,34 @@
       <w:tr>
         <w:tc>
           <w:tcPr>
+            <w:tcW w:type="dxa" w:w="945"/>
+          </w:tcPr>
+          <w:p>
+            <w:r>
+              <w:rPr>
+                <w:rFonts w:ascii="Times New Roman" w:hAnsi="Times New Roman" w:eastAsia="宋体"/>
+                <w:sz w:val="20"/>
+              </w:rPr>
+              <w:t>cat</w:t>
+            </w:r>
+          </w:p>
+        </w:tc>
+        <w:tc>
+          <w:tcPr>
+            <w:tcW w:type="dxa" w:w="945"/>
+          </w:tcPr>
+          <w:p>
+            <w:r>
+              <w:rPr>
+                <w:rFonts w:ascii="Times New Roman" w:hAnsi="Times New Roman" w:eastAsia="宋体"/>
+                <w:sz w:val="20"/>
+              </w:rPr>
+              <w:t>1 → N</w:t>
+            </w:r>
+          </w:p>
+        </w:tc>
+        <w:tc>
+          <w:tcPr>
             <w:tcW w:type="dxa" w:w="2268"/>
           </w:tcPr>
           <w:p>
@@ -9004,41 +9044,13 @@
                 <w:rFonts w:ascii="Times New Roman" w:hAnsi="Times New Roman" w:eastAsia="宋体"/>
                 <w:sz w:val="20"/>
               </w:rPr>
-              <w:t>cat</w:t>
-            </w:r>
-          </w:p>
-        </w:tc>
-        <w:tc>
-          <w:tcPr>
-            <w:tcW w:type="dxa" w:w="2268"/>
-          </w:tcPr>
-          <w:p>
-            <w:r>
-              <w:rPr>
-                <w:rFonts w:ascii="Times New Roman" w:hAnsi="Times New Roman" w:eastAsia="宋体"/>
-                <w:sz w:val="20"/>
-              </w:rPr>
-              <w:t>1 → N</w:t>
-            </w:r>
-          </w:p>
-        </w:tc>
-        <w:tc>
-          <w:tcPr>
-            <w:tcW w:type="dxa" w:w="2268"/>
-          </w:tcPr>
-          <w:p>
-            <w:r>
-              <w:rPr>
-                <w:rFonts w:ascii="Times New Roman" w:hAnsi="Times New Roman" w:eastAsia="宋体"/>
-                <w:sz w:val="20"/>
-              </w:rPr>
               <w:t>comment</w:t>
             </w:r>
           </w:p>
         </w:tc>
         <w:tc>
           <w:tcPr>
-            <w:tcW w:type="dxa" w:w="2268"/>
+            <w:tcW w:type="dxa" w:w="4913"/>
           </w:tcPr>
           <w:p>
             <w:r>
@@ -9054,6 +9066,34 @@
       <w:tr>
         <w:tc>
           <w:tcPr>
+            <w:tcW w:type="dxa" w:w="945"/>
+          </w:tcPr>
+          <w:p>
+            <w:r>
+              <w:rPr>
+                <w:rFonts w:ascii="Times New Roman" w:hAnsi="Times New Roman" w:eastAsia="宋体"/>
+                <w:sz w:val="20"/>
+              </w:rPr>
+              <w:t>cat</w:t>
+            </w:r>
+          </w:p>
+        </w:tc>
+        <w:tc>
+          <w:tcPr>
+            <w:tcW w:type="dxa" w:w="945"/>
+          </w:tcPr>
+          <w:p>
+            <w:r>
+              <w:rPr>
+                <w:rFonts w:ascii="Times New Roman" w:hAnsi="Times New Roman" w:eastAsia="宋体"/>
+                <w:sz w:val="20"/>
+              </w:rPr>
+              <w:t>1 → N</w:t>
+            </w:r>
+          </w:p>
+        </w:tc>
+        <w:tc>
+          <w:tcPr>
             <w:tcW w:type="dxa" w:w="2268"/>
           </w:tcPr>
           <w:p>
@@ -9062,41 +9102,13 @@
                 <w:rFonts w:ascii="Times New Roman" w:hAnsi="Times New Roman" w:eastAsia="宋体"/>
                 <w:sz w:val="20"/>
               </w:rPr>
-              <w:t>cat</w:t>
-            </w:r>
-          </w:p>
-        </w:tc>
-        <w:tc>
-          <w:tcPr>
-            <w:tcW w:type="dxa" w:w="2268"/>
-          </w:tcPr>
-          <w:p>
-            <w:r>
-              <w:rPr>
-                <w:rFonts w:ascii="Times New Roman" w:hAnsi="Times New Roman" w:eastAsia="宋体"/>
-                <w:sz w:val="20"/>
-              </w:rPr>
-              <w:t>1 → N</w:t>
-            </w:r>
-          </w:p>
-        </w:tc>
-        <w:tc>
-          <w:tcPr>
-            <w:tcW w:type="dxa" w:w="2268"/>
-          </w:tcPr>
-          <w:p>
-            <w:r>
-              <w:rPr>
-                <w:rFonts w:ascii="Times New Roman" w:hAnsi="Times New Roman" w:eastAsia="宋体"/>
-                <w:sz w:val="20"/>
-              </w:rPr>
               <w:t>activity_log</w:t>
             </w:r>
           </w:p>
         </w:tc>
         <w:tc>
           <w:tcPr>
-            <w:tcW w:type="dxa" w:w="2268"/>
+            <w:tcW w:type="dxa" w:w="4913"/>
           </w:tcPr>
           <w:p>
             <w:r>
@@ -9112,6 +9124,34 @@
       <w:tr>
         <w:tc>
           <w:tcPr>
+            <w:tcW w:type="dxa" w:w="945"/>
+          </w:tcPr>
+          <w:p>
+            <w:r>
+              <w:rPr>
+                <w:rFonts w:ascii="Times New Roman" w:hAnsi="Times New Roman" w:eastAsia="宋体"/>
+                <w:sz w:val="20"/>
+              </w:rPr>
+              <w:t>cat</w:t>
+            </w:r>
+          </w:p>
+        </w:tc>
+        <w:tc>
+          <w:tcPr>
+            <w:tcW w:type="dxa" w:w="945"/>
+          </w:tcPr>
+          <w:p>
+            <w:r>
+              <w:rPr>
+                <w:rFonts w:ascii="Times New Roman" w:hAnsi="Times New Roman" w:eastAsia="宋体"/>
+                <w:sz w:val="20"/>
+              </w:rPr>
+              <w:t>1 → N</w:t>
+            </w:r>
+          </w:p>
+        </w:tc>
+        <w:tc>
+          <w:tcPr>
             <w:tcW w:type="dxa" w:w="2268"/>
           </w:tcPr>
           <w:p>
@@ -9120,41 +9160,13 @@
                 <w:rFonts w:ascii="Times New Roman" w:hAnsi="Times New Roman" w:eastAsia="宋体"/>
                 <w:sz w:val="20"/>
               </w:rPr>
-              <w:t>cat</w:t>
-            </w:r>
-          </w:p>
-        </w:tc>
-        <w:tc>
-          <w:tcPr>
-            <w:tcW w:type="dxa" w:w="2268"/>
-          </w:tcPr>
-          <w:p>
-            <w:r>
-              <w:rPr>
-                <w:rFonts w:ascii="Times New Roman" w:hAnsi="Times New Roman" w:eastAsia="宋体"/>
-                <w:sz w:val="20"/>
-              </w:rPr>
-              <w:t>1 → N</w:t>
-            </w:r>
-          </w:p>
-        </w:tc>
-        <w:tc>
-          <w:tcPr>
-            <w:tcW w:type="dxa" w:w="2268"/>
-          </w:tcPr>
-          <w:p>
-            <w:r>
-              <w:rPr>
-                <w:rFonts w:ascii="Times New Roman" w:hAnsi="Times New Roman" w:eastAsia="宋体"/>
-                <w:sz w:val="20"/>
-              </w:rPr>
               <w:t>cat_follow</w:t>
             </w:r>
           </w:p>
         </w:tc>
         <w:tc>
           <w:tcPr>
-            <w:tcW w:type="dxa" w:w="2268"/>
+            <w:tcW w:type="dxa" w:w="4913"/>
           </w:tcPr>
           <w:p>
             <w:r>
@@ -9170,6 +9182,34 @@
       <w:tr>
         <w:tc>
           <w:tcPr>
+            <w:tcW w:type="dxa" w:w="945"/>
+          </w:tcPr>
+          <w:p>
+            <w:r>
+              <w:rPr>
+                <w:rFonts w:ascii="Times New Roman" w:hAnsi="Times New Roman" w:eastAsia="宋体"/>
+                <w:sz w:val="20"/>
+              </w:rPr>
+              <w:t>cat</w:t>
+            </w:r>
+          </w:p>
+        </w:tc>
+        <w:tc>
+          <w:tcPr>
+            <w:tcW w:type="dxa" w:w="945"/>
+          </w:tcPr>
+          <w:p>
+            <w:r>
+              <w:rPr>
+                <w:rFonts w:ascii="Times New Roman" w:hAnsi="Times New Roman" w:eastAsia="宋体"/>
+                <w:sz w:val="20"/>
+              </w:rPr>
+              <w:t>1 → N</w:t>
+            </w:r>
+          </w:p>
+        </w:tc>
+        <w:tc>
+          <w:tcPr>
             <w:tcW w:type="dxa" w:w="2268"/>
           </w:tcPr>
           <w:p>
@@ -9178,41 +9218,13 @@
                 <w:rFonts w:ascii="Times New Roman" w:hAnsi="Times New Roman" w:eastAsia="宋体"/>
                 <w:sz w:val="20"/>
               </w:rPr>
-              <w:t>cat</w:t>
-            </w:r>
-          </w:p>
-        </w:tc>
-        <w:tc>
-          <w:tcPr>
-            <w:tcW w:type="dxa" w:w="2268"/>
-          </w:tcPr>
-          <w:p>
-            <w:r>
-              <w:rPr>
-                <w:rFonts w:ascii="Times New Roman" w:hAnsi="Times New Roman" w:eastAsia="宋体"/>
-                <w:sz w:val="20"/>
-              </w:rPr>
-              <w:t>1 → N</w:t>
-            </w:r>
-          </w:p>
-        </w:tc>
-        <w:tc>
-          <w:tcPr>
-            <w:tcW w:type="dxa" w:w="2268"/>
-          </w:tcPr>
-          <w:p>
-            <w:r>
-              <w:rPr>
-                <w:rFonts w:ascii="Times New Roman" w:hAnsi="Times New Roman" w:eastAsia="宋体"/>
-                <w:sz w:val="20"/>
-              </w:rPr>
               <w:t>cat_rating</w:t>
             </w:r>
           </w:p>
         </w:tc>
         <w:tc>
           <w:tcPr>
-            <w:tcW w:type="dxa" w:w="2268"/>
+            <w:tcW w:type="dxa" w:w="4913"/>
           </w:tcPr>
           <w:p>
             <w:r>
@@ -9228,6 +9240,34 @@
       <w:tr>
         <w:tc>
           <w:tcPr>
+            <w:tcW w:type="dxa" w:w="945"/>
+          </w:tcPr>
+          <w:p>
+            <w:r>
+              <w:rPr>
+                <w:rFonts w:ascii="Times New Roman" w:hAnsi="Times New Roman" w:eastAsia="宋体"/>
+                <w:sz w:val="20"/>
+              </w:rPr>
+              <w:t>photo</w:t>
+            </w:r>
+          </w:p>
+        </w:tc>
+        <w:tc>
+          <w:tcPr>
+            <w:tcW w:type="dxa" w:w="945"/>
+          </w:tcPr>
+          <w:p>
+            <w:r>
+              <w:rPr>
+                <w:rFonts w:ascii="Times New Roman" w:hAnsi="Times New Roman" w:eastAsia="宋体"/>
+                <w:sz w:val="20"/>
+              </w:rPr>
+              <w:t>1 → N</w:t>
+            </w:r>
+          </w:p>
+        </w:tc>
+        <w:tc>
+          <w:tcPr>
             <w:tcW w:type="dxa" w:w="2268"/>
           </w:tcPr>
           <w:p>
@@ -9236,41 +9276,13 @@
                 <w:rFonts w:ascii="Times New Roman" w:hAnsi="Times New Roman" w:eastAsia="宋体"/>
                 <w:sz w:val="20"/>
               </w:rPr>
-              <w:t>photo</w:t>
-            </w:r>
-          </w:p>
-        </w:tc>
-        <w:tc>
-          <w:tcPr>
-            <w:tcW w:type="dxa" w:w="2268"/>
-          </w:tcPr>
-          <w:p>
-            <w:r>
-              <w:rPr>
-                <w:rFonts w:ascii="Times New Roman" w:hAnsi="Times New Roman" w:eastAsia="宋体"/>
-                <w:sz w:val="20"/>
-              </w:rPr>
-              <w:t>1 → N</w:t>
-            </w:r>
-          </w:p>
-        </w:tc>
-        <w:tc>
-          <w:tcPr>
-            <w:tcW w:type="dxa" w:w="2268"/>
-          </w:tcPr>
-          <w:p>
-            <w:r>
-              <w:rPr>
-                <w:rFonts w:ascii="Times New Roman" w:hAnsi="Times New Roman" w:eastAsia="宋体"/>
-                <w:sz w:val="20"/>
-              </w:rPr>
               <w:t>photo_like</w:t>
             </w:r>
           </w:p>
         </w:tc>
         <w:tc>
           <w:tcPr>
-            <w:tcW w:type="dxa" w:w="2268"/>
+            <w:tcW w:type="dxa" w:w="4913"/>
           </w:tcPr>
           <w:p>
             <w:r>
@@ -9286,6 +9298,34 @@
       <w:tr>
         <w:tc>
           <w:tcPr>
+            <w:tcW w:type="dxa" w:w="945"/>
+          </w:tcPr>
+          <w:p>
+            <w:r>
+              <w:rPr>
+                <w:rFonts w:ascii="Times New Roman" w:hAnsi="Times New Roman" w:eastAsia="宋体"/>
+                <w:sz w:val="20"/>
+              </w:rPr>
+              <w:t>cat</w:t>
+            </w:r>
+          </w:p>
+        </w:tc>
+        <w:tc>
+          <w:tcPr>
+            <w:tcW w:type="dxa" w:w="945"/>
+          </w:tcPr>
+          <w:p>
+            <w:r>
+              <w:rPr>
+                <w:rFonts w:ascii="Times New Roman" w:hAnsi="Times New Roman" w:eastAsia="宋体"/>
+                <w:sz w:val="20"/>
+              </w:rPr>
+              <w:t>1 → N</w:t>
+            </w:r>
+          </w:p>
+        </w:tc>
+        <w:tc>
+          <w:tcPr>
             <w:tcW w:type="dxa" w:w="2268"/>
           </w:tcPr>
           <w:p>
@@ -9300,35 +9340,7 @@
         </w:tc>
         <w:tc>
           <w:tcPr>
-            <w:tcW w:type="dxa" w:w="2268"/>
-          </w:tcPr>
-          <w:p>
-            <w:r>
-              <w:rPr>
-                <w:rFonts w:ascii="Times New Roman" w:hAnsi="Times New Roman" w:eastAsia="宋体"/>
-                <w:sz w:val="20"/>
-              </w:rPr>
-              <w:t>1 → N</w:t>
-            </w:r>
-          </w:p>
-        </w:tc>
-        <w:tc>
-          <w:tcPr>
-            <w:tcW w:type="dxa" w:w="2268"/>
-          </w:tcPr>
-          <w:p>
-            <w:r>
-              <w:rPr>
-                <w:rFonts w:ascii="Times New Roman" w:hAnsi="Times New Roman" w:eastAsia="宋体"/>
-                <w:sz w:val="20"/>
-              </w:rPr>
-              <w:t>cat</w:t>
-            </w:r>
-          </w:p>
-        </w:tc>
-        <w:tc>
-          <w:tcPr>
-            <w:tcW w:type="dxa" w:w="2268"/>
+            <w:tcW w:type="dxa" w:w="4913"/>
           </w:tcPr>
           <w:p>
             <w:r>
@@ -9530,6 +9542,7 @@
         <w:tblStyle w:val="TableGrid"/>
         <w:tblW w:type="auto" w:w="0"/>
         <w:jc w:val="center"/>
+        <w:tblLayout w:type="fixed"/>
         <w:tblLook w:firstColumn="1" w:firstRow="1" w:lastColumn="0" w:lastRow="0" w:noHBand="0" w:noVBand="1" w:val="04A0"/>
       </w:tblPr>
       <w:tblGrid>
@@ -9541,7 +9554,7 @@
       <w:tr>
         <w:tc>
           <w:tcPr>
-            <w:tcW w:type="dxa" w:w="2268"/>
+            <w:tcW w:type="dxa" w:w="227"/>
           </w:tcPr>
           <w:p>
             <w:r>
@@ -9556,7 +9569,7 @@
         </w:tc>
         <w:tc>
           <w:tcPr>
-            <w:tcW w:type="dxa" w:w="2268"/>
+            <w:tcW w:type="dxa" w:w="2494"/>
           </w:tcPr>
           <w:p>
             <w:r>
@@ -9571,7 +9584,7 @@
         </w:tc>
         <w:tc>
           <w:tcPr>
-            <w:tcW w:type="dxa" w:w="2268"/>
+            <w:tcW w:type="dxa" w:w="2494"/>
           </w:tcPr>
           <w:p>
             <w:r>
@@ -9586,7 +9599,7 @@
         </w:tc>
         <w:tc>
           <w:tcPr>
-            <w:tcW w:type="dxa" w:w="2268"/>
+            <w:tcW w:type="dxa" w:w="3855"/>
           </w:tcPr>
           <w:p>
             <w:r>
@@ -9603,7 +9616,7 @@
       <w:tr>
         <w:tc>
           <w:tcPr>
-            <w:tcW w:type="dxa" w:w="2268"/>
+            <w:tcW w:type="dxa" w:w="227"/>
           </w:tcPr>
           <w:p>
             <w:r>
@@ -9617,7 +9630,7 @@
         </w:tc>
         <w:tc>
           <w:tcPr>
-            <w:tcW w:type="dxa" w:w="2268"/>
+            <w:tcW w:type="dxa" w:w="2494"/>
           </w:tcPr>
           <w:p>
             <w:r>
@@ -9631,7 +9644,7 @@
         </w:tc>
         <w:tc>
           <w:tcPr>
-            <w:tcW w:type="dxa" w:w="2268"/>
+            <w:tcW w:type="dxa" w:w="2494"/>
           </w:tcPr>
           <w:p>
             <w:r>
@@ -9645,7 +9658,7 @@
         </w:tc>
         <w:tc>
           <w:tcPr>
-            <w:tcW w:type="dxa" w:w="2268"/>
+            <w:tcW w:type="dxa" w:w="3855"/>
           </w:tcPr>
           <w:p>
             <w:r>
@@ -9661,7 +9674,7 @@
       <w:tr>
         <w:tc>
           <w:tcPr>
-            <w:tcW w:type="dxa" w:w="2268"/>
+            <w:tcW w:type="dxa" w:w="227"/>
           </w:tcPr>
           <w:p>
             <w:r>
@@ -9675,7 +9688,7 @@
         </w:tc>
         <w:tc>
           <w:tcPr>
-            <w:tcW w:type="dxa" w:w="2268"/>
+            <w:tcW w:type="dxa" w:w="2494"/>
           </w:tcPr>
           <w:p>
             <w:r>
@@ -9689,7 +9702,7 @@
         </w:tc>
         <w:tc>
           <w:tcPr>
-            <w:tcW w:type="dxa" w:w="2268"/>
+            <w:tcW w:type="dxa" w:w="2494"/>
           </w:tcPr>
           <w:p>
             <w:r>
@@ -9703,7 +9716,7 @@
         </w:tc>
         <w:tc>
           <w:tcPr>
-            <w:tcW w:type="dxa" w:w="2268"/>
+            <w:tcW w:type="dxa" w:w="3855"/>
           </w:tcPr>
           <w:p>
             <w:r>
@@ -9719,7 +9732,7 @@
       <w:tr>
         <w:tc>
           <w:tcPr>
-            <w:tcW w:type="dxa" w:w="2268"/>
+            <w:tcW w:type="dxa" w:w="227"/>
           </w:tcPr>
           <w:p>
             <w:r>
@@ -9733,7 +9746,7 @@
         </w:tc>
         <w:tc>
           <w:tcPr>
-            <w:tcW w:type="dxa" w:w="2268"/>
+            <w:tcW w:type="dxa" w:w="2494"/>
           </w:tcPr>
           <w:p>
             <w:r>
@@ -9747,7 +9760,7 @@
         </w:tc>
         <w:tc>
           <w:tcPr>
-            <w:tcW w:type="dxa" w:w="2268"/>
+            <w:tcW w:type="dxa" w:w="2494"/>
           </w:tcPr>
           <w:p>
             <w:r>
@@ -9761,7 +9774,7 @@
         </w:tc>
         <w:tc>
           <w:tcPr>
-            <w:tcW w:type="dxa" w:w="2268"/>
+            <w:tcW w:type="dxa" w:w="3855"/>
           </w:tcPr>
           <w:p>
             <w:r>
@@ -9777,7 +9790,7 @@
       <w:tr>
         <w:tc>
           <w:tcPr>
-            <w:tcW w:type="dxa" w:w="2268"/>
+            <w:tcW w:type="dxa" w:w="227"/>
           </w:tcPr>
           <w:p>
             <w:r>
@@ -9791,7 +9804,7 @@
         </w:tc>
         <w:tc>
           <w:tcPr>
-            <w:tcW w:type="dxa" w:w="2268"/>
+            <w:tcW w:type="dxa" w:w="2494"/>
           </w:tcPr>
           <w:p>
             <w:r>
@@ -9805,7 +9818,7 @@
         </w:tc>
         <w:tc>
           <w:tcPr>
-            <w:tcW w:type="dxa" w:w="2268"/>
+            <w:tcW w:type="dxa" w:w="2494"/>
           </w:tcPr>
           <w:p>
             <w:r>
@@ -9819,7 +9832,7 @@
         </w:tc>
         <w:tc>
           <w:tcPr>
-            <w:tcW w:type="dxa" w:w="2268"/>
+            <w:tcW w:type="dxa" w:w="3855"/>
           </w:tcPr>
           <w:p>
             <w:r>
@@ -9835,7 +9848,7 @@
       <w:tr>
         <w:tc>
           <w:tcPr>
-            <w:tcW w:type="dxa" w:w="2268"/>
+            <w:tcW w:type="dxa" w:w="227"/>
           </w:tcPr>
           <w:p>
             <w:r>
@@ -9849,7 +9862,7 @@
         </w:tc>
         <w:tc>
           <w:tcPr>
-            <w:tcW w:type="dxa" w:w="2268"/>
+            <w:tcW w:type="dxa" w:w="2494"/>
           </w:tcPr>
           <w:p>
             <w:r>
@@ -9863,7 +9876,7 @@
         </w:tc>
         <w:tc>
           <w:tcPr>
-            <w:tcW w:type="dxa" w:w="2268"/>
+            <w:tcW w:type="dxa" w:w="2494"/>
           </w:tcPr>
           <w:p>
             <w:r>
@@ -9877,7 +9890,7 @@
         </w:tc>
         <w:tc>
           <w:tcPr>
-            <w:tcW w:type="dxa" w:w="2268"/>
+            <w:tcW w:type="dxa" w:w="3855"/>
           </w:tcPr>
           <w:p>
             <w:r>
@@ -9893,7 +9906,7 @@
       <w:tr>
         <w:tc>
           <w:tcPr>
-            <w:tcW w:type="dxa" w:w="2268"/>
+            <w:tcW w:type="dxa" w:w="227"/>
           </w:tcPr>
           <w:p>
             <w:r>
@@ -9907,7 +9920,7 @@
         </w:tc>
         <w:tc>
           <w:tcPr>
-            <w:tcW w:type="dxa" w:w="2268"/>
+            <w:tcW w:type="dxa" w:w="2494"/>
           </w:tcPr>
           <w:p>
             <w:r>
@@ -9921,7 +9934,7 @@
         </w:tc>
         <w:tc>
           <w:tcPr>
-            <w:tcW w:type="dxa" w:w="2268"/>
+            <w:tcW w:type="dxa" w:w="2494"/>
           </w:tcPr>
           <w:p>
             <w:r>
@@ -9935,7 +9948,7 @@
         </w:tc>
         <w:tc>
           <w:tcPr>
-            <w:tcW w:type="dxa" w:w="2268"/>
+            <w:tcW w:type="dxa" w:w="3855"/>
           </w:tcPr>
           <w:p>
             <w:r>
@@ -9951,7 +9964,7 @@
       <w:tr>
         <w:tc>
           <w:tcPr>
-            <w:tcW w:type="dxa" w:w="2268"/>
+            <w:tcW w:type="dxa" w:w="227"/>
           </w:tcPr>
           <w:p>
             <w:r>
@@ -9965,7 +9978,7 @@
         </w:tc>
         <w:tc>
           <w:tcPr>
-            <w:tcW w:type="dxa" w:w="2268"/>
+            <w:tcW w:type="dxa" w:w="2494"/>
           </w:tcPr>
           <w:p>
             <w:r>
@@ -9979,7 +9992,7 @@
         </w:tc>
         <w:tc>
           <w:tcPr>
-            <w:tcW w:type="dxa" w:w="2268"/>
+            <w:tcW w:type="dxa" w:w="2494"/>
           </w:tcPr>
           <w:p>
             <w:r>
@@ -9993,7 +10006,7 @@
         </w:tc>
         <w:tc>
           <w:tcPr>
-            <w:tcW w:type="dxa" w:w="2268"/>
+            <w:tcW w:type="dxa" w:w="3855"/>
           </w:tcPr>
           <w:p>
             <w:r>
@@ -10009,7 +10022,7 @@
       <w:tr>
         <w:tc>
           <w:tcPr>
-            <w:tcW w:type="dxa" w:w="2268"/>
+            <w:tcW w:type="dxa" w:w="227"/>
           </w:tcPr>
           <w:p>
             <w:r>
@@ -10023,7 +10036,7 @@
         </w:tc>
         <w:tc>
           <w:tcPr>
-            <w:tcW w:type="dxa" w:w="2268"/>
+            <w:tcW w:type="dxa" w:w="2494"/>
           </w:tcPr>
           <w:p>
             <w:r>
@@ -10037,7 +10050,7 @@
         </w:tc>
         <w:tc>
           <w:tcPr>
-            <w:tcW w:type="dxa" w:w="2268"/>
+            <w:tcW w:type="dxa" w:w="2494"/>
           </w:tcPr>
           <w:p>
             <w:r>
@@ -10051,7 +10064,7 @@
         </w:tc>
         <w:tc>
           <w:tcPr>
-            <w:tcW w:type="dxa" w:w="2268"/>
+            <w:tcW w:type="dxa" w:w="3855"/>
           </w:tcPr>
           <w:p>
             <w:r>
@@ -10067,7 +10080,7 @@
       <w:tr>
         <w:tc>
           <w:tcPr>
-            <w:tcW w:type="dxa" w:w="2268"/>
+            <w:tcW w:type="dxa" w:w="227"/>
           </w:tcPr>
           <w:p>
             <w:r>
@@ -10081,7 +10094,7 @@
         </w:tc>
         <w:tc>
           <w:tcPr>
-            <w:tcW w:type="dxa" w:w="2268"/>
+            <w:tcW w:type="dxa" w:w="2494"/>
           </w:tcPr>
           <w:p>
             <w:r>
@@ -10095,7 +10108,7 @@
         </w:tc>
         <w:tc>
           <w:tcPr>
-            <w:tcW w:type="dxa" w:w="2268"/>
+            <w:tcW w:type="dxa" w:w="2494"/>
           </w:tcPr>
           <w:p>
             <w:r>
@@ -10109,7 +10122,7 @@
         </w:tc>
         <w:tc>
           <w:tcPr>
-            <w:tcW w:type="dxa" w:w="2268"/>
+            <w:tcW w:type="dxa" w:w="3855"/>
           </w:tcPr>
           <w:p>
             <w:r>
@@ -10125,7 +10138,7 @@
       <w:tr>
         <w:tc>
           <w:tcPr>
-            <w:tcW w:type="dxa" w:w="2268"/>
+            <w:tcW w:type="dxa" w:w="227"/>
           </w:tcPr>
           <w:p>
             <w:r>
@@ -10139,7 +10152,7 @@
         </w:tc>
         <w:tc>
           <w:tcPr>
-            <w:tcW w:type="dxa" w:w="2268"/>
+            <w:tcW w:type="dxa" w:w="2494"/>
           </w:tcPr>
           <w:p>
             <w:r>
@@ -10153,7 +10166,7 @@
         </w:tc>
         <w:tc>
           <w:tcPr>
-            <w:tcW w:type="dxa" w:w="2268"/>
+            <w:tcW w:type="dxa" w:w="2494"/>
           </w:tcPr>
           <w:p>
             <w:r>
@@ -10167,7 +10180,7 @@
         </w:tc>
         <w:tc>
           <w:tcPr>
-            <w:tcW w:type="dxa" w:w="2268"/>
+            <w:tcW w:type="dxa" w:w="3855"/>
           </w:tcPr>
           <w:p>
             <w:r>
@@ -10183,7 +10196,7 @@
       <w:tr>
         <w:tc>
           <w:tcPr>
-            <w:tcW w:type="dxa" w:w="2268"/>
+            <w:tcW w:type="dxa" w:w="227"/>
           </w:tcPr>
           <w:p>
             <w:r>
@@ -10197,7 +10210,7 @@
         </w:tc>
         <w:tc>
           <w:tcPr>
-            <w:tcW w:type="dxa" w:w="2268"/>
+            <w:tcW w:type="dxa" w:w="2494"/>
           </w:tcPr>
           <w:p>
             <w:r>
@@ -10211,7 +10224,7 @@
         </w:tc>
         <w:tc>
           <w:tcPr>
-            <w:tcW w:type="dxa" w:w="2268"/>
+            <w:tcW w:type="dxa" w:w="2494"/>
           </w:tcPr>
           <w:p>
             <w:r>
@@ -10225,7 +10238,7 @@
         </w:tc>
         <w:tc>
           <w:tcPr>
-            <w:tcW w:type="dxa" w:w="2268"/>
+            <w:tcW w:type="dxa" w:w="3855"/>
           </w:tcPr>
           <w:p>
             <w:r>
@@ -10241,7 +10254,7 @@
       <w:tr>
         <w:tc>
           <w:tcPr>
-            <w:tcW w:type="dxa" w:w="2268"/>
+            <w:tcW w:type="dxa" w:w="227"/>
           </w:tcPr>
           <w:p>
             <w:r>
@@ -10255,7 +10268,7 @@
         </w:tc>
         <w:tc>
           <w:tcPr>
-            <w:tcW w:type="dxa" w:w="2268"/>
+            <w:tcW w:type="dxa" w:w="2494"/>
           </w:tcPr>
           <w:p>
             <w:r>
@@ -10269,7 +10282,7 @@
         </w:tc>
         <w:tc>
           <w:tcPr>
-            <w:tcW w:type="dxa" w:w="2268"/>
+            <w:tcW w:type="dxa" w:w="2494"/>
           </w:tcPr>
           <w:p>
             <w:r>
@@ -10283,7 +10296,7 @@
         </w:tc>
         <w:tc>
           <w:tcPr>
-            <w:tcW w:type="dxa" w:w="2268"/>
+            <w:tcW w:type="dxa" w:w="3855"/>
           </w:tcPr>
           <w:p>
             <w:r>
@@ -10299,7 +10312,7 @@
       <w:tr>
         <w:tc>
           <w:tcPr>
-            <w:tcW w:type="dxa" w:w="2268"/>
+            <w:tcW w:type="dxa" w:w="227"/>
           </w:tcPr>
           <w:p>
             <w:r>
@@ -10313,7 +10326,7 @@
         </w:tc>
         <w:tc>
           <w:tcPr>
-            <w:tcW w:type="dxa" w:w="2268"/>
+            <w:tcW w:type="dxa" w:w="2494"/>
           </w:tcPr>
           <w:p>
             <w:r>
@@ -10327,7 +10340,7 @@
         </w:tc>
         <w:tc>
           <w:tcPr>
-            <w:tcW w:type="dxa" w:w="2268"/>
+            <w:tcW w:type="dxa" w:w="2494"/>
           </w:tcPr>
           <w:p>
             <w:r>
@@ -10341,7 +10354,7 @@
         </w:tc>
         <w:tc>
           <w:tcPr>
-            <w:tcW w:type="dxa" w:w="2268"/>
+            <w:tcW w:type="dxa" w:w="3855"/>
           </w:tcPr>
           <w:p>
             <w:r>
@@ -10357,7 +10370,7 @@
       <w:tr>
         <w:tc>
           <w:tcPr>
-            <w:tcW w:type="dxa" w:w="2268"/>
+            <w:tcW w:type="dxa" w:w="227"/>
           </w:tcPr>
           <w:p>
             <w:r>
@@ -10371,7 +10384,7 @@
         </w:tc>
         <w:tc>
           <w:tcPr>
-            <w:tcW w:type="dxa" w:w="2268"/>
+            <w:tcW w:type="dxa" w:w="2494"/>
           </w:tcPr>
           <w:p>
             <w:r>
@@ -10385,7 +10398,7 @@
         </w:tc>
         <w:tc>
           <w:tcPr>
-            <w:tcW w:type="dxa" w:w="2268"/>
+            <w:tcW w:type="dxa" w:w="2494"/>
           </w:tcPr>
           <w:p>
             <w:r>
@@ -10399,7 +10412,7 @@
         </w:tc>
         <w:tc>
           <w:tcPr>
-            <w:tcW w:type="dxa" w:w="2268"/>
+            <w:tcW w:type="dxa" w:w="3855"/>
           </w:tcPr>
           <w:p>
             <w:r>
@@ -10415,7 +10428,7 @@
       <w:tr>
         <w:tc>
           <w:tcPr>
-            <w:tcW w:type="dxa" w:w="2268"/>
+            <w:tcW w:type="dxa" w:w="227"/>
           </w:tcPr>
           <w:p>
             <w:r>
@@ -10429,7 +10442,7 @@
         </w:tc>
         <w:tc>
           <w:tcPr>
-            <w:tcW w:type="dxa" w:w="2268"/>
+            <w:tcW w:type="dxa" w:w="2494"/>
           </w:tcPr>
           <w:p>
             <w:r>
@@ -10443,7 +10456,7 @@
         </w:tc>
         <w:tc>
           <w:tcPr>
-            <w:tcW w:type="dxa" w:w="2268"/>
+            <w:tcW w:type="dxa" w:w="2494"/>
           </w:tcPr>
           <w:p>
             <w:r>
@@ -10457,7 +10470,7 @@
         </w:tc>
         <w:tc>
           <w:tcPr>
-            <w:tcW w:type="dxa" w:w="2268"/>
+            <w:tcW w:type="dxa" w:w="3855"/>
           </w:tcPr>
           <w:p>
             <w:r>
@@ -10473,7 +10486,7 @@
       <w:tr>
         <w:tc>
           <w:tcPr>
-            <w:tcW w:type="dxa" w:w="2268"/>
+            <w:tcW w:type="dxa" w:w="227"/>
           </w:tcPr>
           <w:p>
             <w:r>
@@ -10487,7 +10500,7 @@
         </w:tc>
         <w:tc>
           <w:tcPr>
-            <w:tcW w:type="dxa" w:w="2268"/>
+            <w:tcW w:type="dxa" w:w="2494"/>
           </w:tcPr>
           <w:p>
             <w:r>
@@ -10501,7 +10514,7 @@
         </w:tc>
         <w:tc>
           <w:tcPr>
-            <w:tcW w:type="dxa" w:w="2268"/>
+            <w:tcW w:type="dxa" w:w="2494"/>
           </w:tcPr>
           <w:p>
             <w:r>
@@ -10515,7 +10528,7 @@
         </w:tc>
         <w:tc>
           <w:tcPr>
-            <w:tcW w:type="dxa" w:w="2268"/>
+            <w:tcW w:type="dxa" w:w="3855"/>
           </w:tcPr>
           <w:p>
             <w:r>
@@ -10634,6 +10647,7 @@
         <w:tblStyle w:val="TableGrid"/>
         <w:tblW w:type="auto" w:w="0"/>
         <w:jc w:val="center"/>
+        <w:tblLayout w:type="fixed"/>
         <w:tblLook w:firstColumn="1" w:firstRow="1" w:lastColumn="0" w:lastRow="0" w:noHBand="0" w:noVBand="1" w:val="04A0"/>
       </w:tblPr>
       <w:tblGrid>
@@ -10645,7 +10659,7 @@
       <w:tr>
         <w:tc>
           <w:tcPr>
-            <w:tcW w:type="dxa" w:w="2268"/>
+            <w:tcW w:type="dxa" w:w="513"/>
           </w:tcPr>
           <w:p>
             <w:r>
@@ -10660,7 +10674,7 @@
         </w:tc>
         <w:tc>
           <w:tcPr>
-            <w:tcW w:type="dxa" w:w="2268"/>
+            <w:tcW w:type="dxa" w:w="3594"/>
           </w:tcPr>
           <w:p>
             <w:r>
@@ -10675,7 +10689,7 @@
         </w:tc>
         <w:tc>
           <w:tcPr>
-            <w:tcW w:type="dxa" w:w="2268"/>
+            <w:tcW w:type="dxa" w:w="1883"/>
           </w:tcPr>
           <w:p>
             <w:r>
@@ -10690,7 +10704,7 @@
         </w:tc>
         <w:tc>
           <w:tcPr>
-            <w:tcW w:type="dxa" w:w="2268"/>
+            <w:tcW w:type="dxa" w:w="3081"/>
           </w:tcPr>
           <w:p>
             <w:r>
@@ -10707,7 +10721,7 @@
       <w:tr>
         <w:tc>
           <w:tcPr>
-            <w:tcW w:type="dxa" w:w="2268"/>
+            <w:tcW w:type="dxa" w:w="513"/>
           </w:tcPr>
           <w:p>
             <w:r>
@@ -10721,7 +10735,7 @@
         </w:tc>
         <w:tc>
           <w:tcPr>
-            <w:tcW w:type="dxa" w:w="2268"/>
+            <w:tcW w:type="dxa" w:w="3594"/>
           </w:tcPr>
           <w:p>
             <w:r>
@@ -10735,7 +10749,7 @@
         </w:tc>
         <w:tc>
           <w:tcPr>
-            <w:tcW w:type="dxa" w:w="2268"/>
+            <w:tcW w:type="dxa" w:w="1883"/>
           </w:tcPr>
           <w:p>
             <w:r>
@@ -10749,7 +10763,7 @@
         </w:tc>
         <w:tc>
           <w:tcPr>
-            <w:tcW w:type="dxa" w:w="2268"/>
+            <w:tcW w:type="dxa" w:w="3081"/>
           </w:tcPr>
           <w:p/>
         </w:tc>
@@ -10757,7 +10771,7 @@
       <w:tr>
         <w:tc>
           <w:tcPr>
-            <w:tcW w:type="dxa" w:w="2268"/>
+            <w:tcW w:type="dxa" w:w="513"/>
           </w:tcPr>
           <w:p>
             <w:r>
@@ -10771,7 +10785,7 @@
         </w:tc>
         <w:tc>
           <w:tcPr>
-            <w:tcW w:type="dxa" w:w="2268"/>
+            <w:tcW w:type="dxa" w:w="3594"/>
           </w:tcPr>
           <w:p>
             <w:r>
@@ -10785,7 +10799,7 @@
         </w:tc>
         <w:tc>
           <w:tcPr>
-            <w:tcW w:type="dxa" w:w="2268"/>
+            <w:tcW w:type="dxa" w:w="1883"/>
           </w:tcPr>
           <w:p>
             <w:r>
@@ -10799,7 +10813,7 @@
         </w:tc>
         <w:tc>
           <w:tcPr>
-            <w:tcW w:type="dxa" w:w="2268"/>
+            <w:tcW w:type="dxa" w:w="3081"/>
           </w:tcPr>
           <w:p>
             <w:r>
@@ -10815,7 +10829,7 @@
       <w:tr>
         <w:tc>
           <w:tcPr>
-            <w:tcW w:type="dxa" w:w="2268"/>
+            <w:tcW w:type="dxa" w:w="513"/>
           </w:tcPr>
           <w:p>
             <w:r>
@@ -10829,7 +10843,7 @@
         </w:tc>
         <w:tc>
           <w:tcPr>
-            <w:tcW w:type="dxa" w:w="2268"/>
+            <w:tcW w:type="dxa" w:w="3594"/>
           </w:tcPr>
           <w:p>
             <w:r>
@@ -10843,7 +10857,7 @@
         </w:tc>
         <w:tc>
           <w:tcPr>
-            <w:tcW w:type="dxa" w:w="2268"/>
+            <w:tcW w:type="dxa" w:w="1883"/>
           </w:tcPr>
           <w:p>
             <w:r>
@@ -10857,7 +10871,7 @@
         </w:tc>
         <w:tc>
           <w:tcPr>
-            <w:tcW w:type="dxa" w:w="2268"/>
+            <w:tcW w:type="dxa" w:w="3081"/>
           </w:tcPr>
           <w:p>
             <w:r>
@@ -10873,7 +10887,7 @@
       <w:tr>
         <w:tc>
           <w:tcPr>
-            <w:tcW w:type="dxa" w:w="2268"/>
+            <w:tcW w:type="dxa" w:w="513"/>
           </w:tcPr>
           <w:p>
             <w:r>
@@ -10887,7 +10901,7 @@
         </w:tc>
         <w:tc>
           <w:tcPr>
-            <w:tcW w:type="dxa" w:w="2268"/>
+            <w:tcW w:type="dxa" w:w="3594"/>
           </w:tcPr>
           <w:p>
             <w:r>
@@ -10901,7 +10915,7 @@
         </w:tc>
         <w:tc>
           <w:tcPr>
-            <w:tcW w:type="dxa" w:w="2268"/>
+            <w:tcW w:type="dxa" w:w="1883"/>
           </w:tcPr>
           <w:p>
             <w:r>
@@ -10915,7 +10929,7 @@
         </w:tc>
         <w:tc>
           <w:tcPr>
-            <w:tcW w:type="dxa" w:w="2268"/>
+            <w:tcW w:type="dxa" w:w="3081"/>
           </w:tcPr>
           <w:p>
             <w:r>
@@ -10931,7 +10945,7 @@
       <w:tr>
         <w:tc>
           <w:tcPr>
-            <w:tcW w:type="dxa" w:w="2268"/>
+            <w:tcW w:type="dxa" w:w="513"/>
           </w:tcPr>
           <w:p>
             <w:r>
@@ -10945,7 +10959,7 @@
         </w:tc>
         <w:tc>
           <w:tcPr>
-            <w:tcW w:type="dxa" w:w="2268"/>
+            <w:tcW w:type="dxa" w:w="3594"/>
           </w:tcPr>
           <w:p>
             <w:r>
@@ -10959,7 +10973,7 @@
         </w:tc>
         <w:tc>
           <w:tcPr>
-            <w:tcW w:type="dxa" w:w="2268"/>
+            <w:tcW w:type="dxa" w:w="1883"/>
           </w:tcPr>
           <w:p>
             <w:r>
@@ -10973,7 +10987,7 @@
         </w:tc>
         <w:tc>
           <w:tcPr>
-            <w:tcW w:type="dxa" w:w="2268"/>
+            <w:tcW w:type="dxa" w:w="3081"/>
           </w:tcPr>
           <w:p>
             <w:r>
@@ -11019,6 +11033,7 @@
         <w:tblStyle w:val="TableGrid"/>
         <w:tblW w:type="auto" w:w="0"/>
         <w:jc w:val="center"/>
+        <w:tblLayout w:type="fixed"/>
         <w:tblLook w:firstColumn="1" w:firstRow="1" w:lastColumn="0" w:lastRow="0" w:noHBand="0" w:noVBand="1" w:val="04A0"/>
       </w:tblPr>
       <w:tblGrid>
@@ -11030,7 +11045,7 @@
       <w:tr>
         <w:tc>
           <w:tcPr>
-            <w:tcW w:type="dxa" w:w="2268"/>
+            <w:tcW w:type="dxa" w:w="709"/>
           </w:tcPr>
           <w:p>
             <w:r>
@@ -11045,7 +11060,7 @@
         </w:tc>
         <w:tc>
           <w:tcPr>
-            <w:tcW w:type="dxa" w:w="2268"/>
+            <w:tcW w:type="dxa" w:w="2976"/>
           </w:tcPr>
           <w:p>
             <w:r>
@@ -11060,7 +11075,7 @@
         </w:tc>
         <w:tc>
           <w:tcPr>
-            <w:tcW w:type="dxa" w:w="2268"/>
+            <w:tcW w:type="dxa" w:w="1559"/>
           </w:tcPr>
           <w:p>
             <w:r>
@@ -11075,7 +11090,7 @@
         </w:tc>
         <w:tc>
           <w:tcPr>
-            <w:tcW w:type="dxa" w:w="2268"/>
+            <w:tcW w:type="dxa" w:w="3827"/>
           </w:tcPr>
           <w:p>
             <w:r>
@@ -11092,7 +11107,7 @@
       <w:tr>
         <w:tc>
           <w:tcPr>
-            <w:tcW w:type="dxa" w:w="2268"/>
+            <w:tcW w:type="dxa" w:w="709"/>
           </w:tcPr>
           <w:p>
             <w:r>
@@ -11106,7 +11121,7 @@
         </w:tc>
         <w:tc>
           <w:tcPr>
-            <w:tcW w:type="dxa" w:w="2268"/>
+            <w:tcW w:type="dxa" w:w="2976"/>
           </w:tcPr>
           <w:p>
             <w:r>
@@ -11120,7 +11135,7 @@
         </w:tc>
         <w:tc>
           <w:tcPr>
-            <w:tcW w:type="dxa" w:w="2268"/>
+            <w:tcW w:type="dxa" w:w="1559"/>
           </w:tcPr>
           <w:p>
             <w:r>
@@ -11134,7 +11149,7 @@
         </w:tc>
         <w:tc>
           <w:tcPr>
-            <w:tcW w:type="dxa" w:w="2268"/>
+            <w:tcW w:type="dxa" w:w="3827"/>
           </w:tcPr>
           <w:p/>
         </w:tc>
@@ -11142,7 +11157,7 @@
       <w:tr>
         <w:tc>
           <w:tcPr>
-            <w:tcW w:type="dxa" w:w="2268"/>
+            <w:tcW w:type="dxa" w:w="709"/>
           </w:tcPr>
           <w:p>
             <w:r>
@@ -11156,7 +11171,7 @@
         </w:tc>
         <w:tc>
           <w:tcPr>
-            <w:tcW w:type="dxa" w:w="2268"/>
+            <w:tcW w:type="dxa" w:w="2976"/>
           </w:tcPr>
           <w:p>
             <w:r>
@@ -11170,7 +11185,7 @@
         </w:tc>
         <w:tc>
           <w:tcPr>
-            <w:tcW w:type="dxa" w:w="2268"/>
+            <w:tcW w:type="dxa" w:w="1559"/>
           </w:tcPr>
           <w:p>
             <w:r>
@@ -11184,7 +11199,7 @@
         </w:tc>
         <w:tc>
           <w:tcPr>
-            <w:tcW w:type="dxa" w:w="2268"/>
+            <w:tcW w:type="dxa" w:w="3827"/>
           </w:tcPr>
           <w:p>
             <w:r>
@@ -11200,7 +11215,7 @@
       <w:tr>
         <w:tc>
           <w:tcPr>
-            <w:tcW w:type="dxa" w:w="2268"/>
+            <w:tcW w:type="dxa" w:w="709"/>
           </w:tcPr>
           <w:p>
             <w:r>
@@ -11214,7 +11229,7 @@
         </w:tc>
         <w:tc>
           <w:tcPr>
-            <w:tcW w:type="dxa" w:w="2268"/>
+            <w:tcW w:type="dxa" w:w="2976"/>
           </w:tcPr>
           <w:p>
             <w:r>
@@ -11228,7 +11243,7 @@
         </w:tc>
         <w:tc>
           <w:tcPr>
-            <w:tcW w:type="dxa" w:w="2268"/>
+            <w:tcW w:type="dxa" w:w="1559"/>
           </w:tcPr>
           <w:p>
             <w:r>
@@ -11242,7 +11257,7 @@
         </w:tc>
         <w:tc>
           <w:tcPr>
-            <w:tcW w:type="dxa" w:w="2268"/>
+            <w:tcW w:type="dxa" w:w="3827"/>
           </w:tcPr>
           <w:p>
             <w:r>
@@ -11258,7 +11273,7 @@
       <w:tr>
         <w:tc>
           <w:tcPr>
-            <w:tcW w:type="dxa" w:w="2268"/>
+            <w:tcW w:type="dxa" w:w="709"/>
           </w:tcPr>
           <w:p>
             <w:r>
@@ -11272,7 +11287,7 @@
         </w:tc>
         <w:tc>
           <w:tcPr>
-            <w:tcW w:type="dxa" w:w="2268"/>
+            <w:tcW w:type="dxa" w:w="2976"/>
           </w:tcPr>
           <w:p>
             <w:r>
@@ -11286,7 +11301,7 @@
         </w:tc>
         <w:tc>
           <w:tcPr>
-            <w:tcW w:type="dxa" w:w="2268"/>
+            <w:tcW w:type="dxa" w:w="1559"/>
           </w:tcPr>
           <w:p>
             <w:r>
@@ -11300,7 +11315,7 @@
         </w:tc>
         <w:tc>
           <w:tcPr>
-            <w:tcW w:type="dxa" w:w="2268"/>
+            <w:tcW w:type="dxa" w:w="3827"/>
           </w:tcPr>
           <w:p>
             <w:r>
@@ -11316,7 +11331,7 @@
       <w:tr>
         <w:tc>
           <w:tcPr>
-            <w:tcW w:type="dxa" w:w="2268"/>
+            <w:tcW w:type="dxa" w:w="709"/>
           </w:tcPr>
           <w:p>
             <w:r>
@@ -11330,7 +11345,7 @@
         </w:tc>
         <w:tc>
           <w:tcPr>
-            <w:tcW w:type="dxa" w:w="2268"/>
+            <w:tcW w:type="dxa" w:w="2976"/>
           </w:tcPr>
           <w:p>
             <w:r>
@@ -11344,7 +11359,7 @@
         </w:tc>
         <w:tc>
           <w:tcPr>
-            <w:tcW w:type="dxa" w:w="2268"/>
+            <w:tcW w:type="dxa" w:w="1559"/>
           </w:tcPr>
           <w:p>
             <w:r>
@@ -11358,7 +11373,7 @@
         </w:tc>
         <w:tc>
           <w:tcPr>
-            <w:tcW w:type="dxa" w:w="2268"/>
+            <w:tcW w:type="dxa" w:w="3827"/>
           </w:tcPr>
           <w:p>
             <w:r>
@@ -11374,7 +11389,7 @@
       <w:tr>
         <w:tc>
           <w:tcPr>
-            <w:tcW w:type="dxa" w:w="2268"/>
+            <w:tcW w:type="dxa" w:w="709"/>
           </w:tcPr>
           <w:p>
             <w:r>
@@ -11388,7 +11403,7 @@
         </w:tc>
         <w:tc>
           <w:tcPr>
-            <w:tcW w:type="dxa" w:w="2268"/>
+            <w:tcW w:type="dxa" w:w="2976"/>
           </w:tcPr>
           <w:p>
             <w:r>
@@ -11402,7 +11417,7 @@
         </w:tc>
         <w:tc>
           <w:tcPr>
-            <w:tcW w:type="dxa" w:w="2268"/>
+            <w:tcW w:type="dxa" w:w="1559"/>
           </w:tcPr>
           <w:p>
             <w:r>
@@ -11416,7 +11431,7 @@
         </w:tc>
         <w:tc>
           <w:tcPr>
-            <w:tcW w:type="dxa" w:w="2268"/>
+            <w:tcW w:type="dxa" w:w="3827"/>
           </w:tcPr>
           <w:p>
             <w:r>
@@ -11432,7 +11447,7 @@
       <w:tr>
         <w:tc>
           <w:tcPr>
-            <w:tcW w:type="dxa" w:w="2268"/>
+            <w:tcW w:type="dxa" w:w="709"/>
           </w:tcPr>
           <w:p>
             <w:r>
@@ -11446,7 +11461,7 @@
         </w:tc>
         <w:tc>
           <w:tcPr>
-            <w:tcW w:type="dxa" w:w="2268"/>
+            <w:tcW w:type="dxa" w:w="2976"/>
           </w:tcPr>
           <w:p>
             <w:r>
@@ -11460,7 +11475,7 @@
         </w:tc>
         <w:tc>
           <w:tcPr>
-            <w:tcW w:type="dxa" w:w="2268"/>
+            <w:tcW w:type="dxa" w:w="1559"/>
           </w:tcPr>
           <w:p>
             <w:r>
@@ -11474,7 +11489,7 @@
         </w:tc>
         <w:tc>
           <w:tcPr>
-            <w:tcW w:type="dxa" w:w="2268"/>
+            <w:tcW w:type="dxa" w:w="3827"/>
           </w:tcPr>
           <w:p>
             <w:r>

--- a/docs/docx/概要设计说明书.docx
+++ b/docs/docx/概要设计说明书.docx
@@ -246,6 +246,9 @@
             <w:tcW w:type="dxa" w:w="2540"/>
           </w:tcPr>
           <w:p>
+            <w:pPr>
+              <w:ind w:firstLine="0"/>
+            </w:pPr>
             <w:r>
               <w:rPr>
                 <w:rFonts w:ascii="Times New Roman" w:hAnsi="Times New Roman" w:eastAsia="宋体"/>
@@ -261,6 +264,9 @@
             <w:tcW w:type="dxa" w:w="2540"/>
           </w:tcPr>
           <w:p>
+            <w:pPr>
+              <w:ind w:firstLine="0"/>
+            </w:pPr>
             <w:r>
               <w:rPr>
                 <w:rFonts w:ascii="Times New Roman" w:hAnsi="Times New Roman" w:eastAsia="宋体"/>
@@ -276,6 +282,9 @@
             <w:tcW w:type="dxa" w:w="3991"/>
           </w:tcPr>
           <w:p>
+            <w:pPr>
+              <w:ind w:firstLine="0"/>
+            </w:pPr>
             <w:r>
               <w:rPr>
                 <w:rFonts w:ascii="Times New Roman" w:hAnsi="Times New Roman" w:eastAsia="宋体"/>
@@ -293,6 +302,9 @@
             <w:tcW w:type="dxa" w:w="2540"/>
           </w:tcPr>
           <w:p>
+            <w:pPr>
+              <w:ind w:firstLine="0"/>
+            </w:pPr>
             <w:r>
               <w:rPr>
                 <w:rFonts w:ascii="Times New Roman" w:hAnsi="Times New Roman" w:eastAsia="宋体"/>
@@ -307,6 +319,9 @@
             <w:tcW w:type="dxa" w:w="2540"/>
           </w:tcPr>
           <w:p>
+            <w:pPr>
+              <w:ind w:firstLine="0"/>
+            </w:pPr>
             <w:r>
               <w:rPr>
                 <w:rFonts w:ascii="Times New Roman" w:hAnsi="Times New Roman" w:eastAsia="宋体"/>
@@ -321,6 +336,9 @@
             <w:tcW w:type="dxa" w:w="3991"/>
           </w:tcPr>
           <w:p>
+            <w:pPr>
+              <w:ind w:firstLine="0"/>
+            </w:pPr>
             <w:r>
               <w:rPr>
                 <w:rFonts w:ascii="Times New Roman" w:hAnsi="Times New Roman" w:eastAsia="宋体"/>
@@ -337,6 +355,9 @@
             <w:tcW w:type="dxa" w:w="2540"/>
           </w:tcPr>
           <w:p>
+            <w:pPr>
+              <w:ind w:firstLine="0"/>
+            </w:pPr>
             <w:r>
               <w:rPr>
                 <w:rFonts w:ascii="Times New Roman" w:hAnsi="Times New Roman" w:eastAsia="宋体"/>
@@ -351,6 +372,9 @@
             <w:tcW w:type="dxa" w:w="2540"/>
           </w:tcPr>
           <w:p>
+            <w:pPr>
+              <w:ind w:firstLine="0"/>
+            </w:pPr>
             <w:r>
               <w:rPr>
                 <w:rFonts w:ascii="Times New Roman" w:hAnsi="Times New Roman" w:eastAsia="宋体"/>
@@ -365,6 +389,9 @@
             <w:tcW w:type="dxa" w:w="3991"/>
           </w:tcPr>
           <w:p>
+            <w:pPr>
+              <w:ind w:firstLine="0"/>
+            </w:pPr>
             <w:r>
               <w:rPr>
                 <w:rFonts w:ascii="Times New Roman" w:hAnsi="Times New Roman" w:eastAsia="宋体"/>
@@ -381,6 +408,9 @@
             <w:tcW w:type="dxa" w:w="2540"/>
           </w:tcPr>
           <w:p>
+            <w:pPr>
+              <w:ind w:firstLine="0"/>
+            </w:pPr>
             <w:r>
               <w:rPr>
                 <w:rFonts w:ascii="Times New Roman" w:hAnsi="Times New Roman" w:eastAsia="宋体"/>
@@ -395,6 +425,9 @@
             <w:tcW w:type="dxa" w:w="2540"/>
           </w:tcPr>
           <w:p>
+            <w:pPr>
+              <w:ind w:firstLine="0"/>
+            </w:pPr>
             <w:r>
               <w:rPr>
                 <w:rFonts w:ascii="Times New Roman" w:hAnsi="Times New Roman" w:eastAsia="宋体"/>
@@ -409,6 +442,9 @@
             <w:tcW w:type="dxa" w:w="3991"/>
           </w:tcPr>
           <w:p>
+            <w:pPr>
+              <w:ind w:firstLine="0"/>
+            </w:pPr>
             <w:r>
               <w:rPr>
                 <w:rFonts w:ascii="Times New Roman" w:hAnsi="Times New Roman" w:eastAsia="宋体"/>
@@ -425,6 +461,9 @@
             <w:tcW w:type="dxa" w:w="2540"/>
           </w:tcPr>
           <w:p>
+            <w:pPr>
+              <w:ind w:firstLine="0"/>
+            </w:pPr>
             <w:r>
               <w:rPr>
                 <w:rFonts w:ascii="Times New Roman" w:hAnsi="Times New Roman" w:eastAsia="宋体"/>
@@ -439,6 +478,9 @@
             <w:tcW w:type="dxa" w:w="2540"/>
           </w:tcPr>
           <w:p>
+            <w:pPr>
+              <w:ind w:firstLine="0"/>
+            </w:pPr>
             <w:r>
               <w:rPr>
                 <w:rFonts w:ascii="Times New Roman" w:hAnsi="Times New Roman" w:eastAsia="宋体"/>
@@ -453,6 +495,9 @@
             <w:tcW w:type="dxa" w:w="3991"/>
           </w:tcPr>
           <w:p>
+            <w:pPr>
+              <w:ind w:firstLine="0"/>
+            </w:pPr>
             <w:r>
               <w:rPr>
                 <w:rFonts w:ascii="Times New Roman" w:hAnsi="Times New Roman" w:eastAsia="宋体"/>
@@ -469,6 +514,9 @@
             <w:tcW w:type="dxa" w:w="2540"/>
           </w:tcPr>
           <w:p>
+            <w:pPr>
+              <w:ind w:firstLine="0"/>
+            </w:pPr>
             <w:r>
               <w:rPr>
                 <w:rFonts w:ascii="Times New Roman" w:hAnsi="Times New Roman" w:eastAsia="宋体"/>
@@ -483,6 +531,9 @@
             <w:tcW w:type="dxa" w:w="2540"/>
           </w:tcPr>
           <w:p>
+            <w:pPr>
+              <w:ind w:firstLine="0"/>
+            </w:pPr>
             <w:r>
               <w:rPr>
                 <w:rFonts w:ascii="Times New Roman" w:hAnsi="Times New Roman" w:eastAsia="宋体"/>
@@ -497,6 +548,9 @@
             <w:tcW w:type="dxa" w:w="3991"/>
           </w:tcPr>
           <w:p>
+            <w:pPr>
+              <w:ind w:firstLine="0"/>
+            </w:pPr>
             <w:r>
               <w:rPr>
                 <w:rFonts w:ascii="Times New Roman" w:hAnsi="Times New Roman" w:eastAsia="宋体"/>
@@ -513,6 +567,9 @@
             <w:tcW w:type="dxa" w:w="2540"/>
           </w:tcPr>
           <w:p>
+            <w:pPr>
+              <w:ind w:firstLine="0"/>
+            </w:pPr>
             <w:r>
               <w:rPr>
                 <w:rFonts w:ascii="Times New Roman" w:hAnsi="Times New Roman" w:eastAsia="宋体"/>
@@ -527,6 +584,9 @@
             <w:tcW w:type="dxa" w:w="2540"/>
           </w:tcPr>
           <w:p>
+            <w:pPr>
+              <w:ind w:firstLine="0"/>
+            </w:pPr>
             <w:r>
               <w:rPr>
                 <w:rFonts w:ascii="Times New Roman" w:hAnsi="Times New Roman" w:eastAsia="宋体"/>
@@ -541,6 +601,9 @@
             <w:tcW w:type="dxa" w:w="3991"/>
           </w:tcPr>
           <w:p>
+            <w:pPr>
+              <w:ind w:firstLine="0"/>
+            </w:pPr>
             <w:r>
               <w:rPr>
                 <w:rFonts w:ascii="Times New Roman" w:hAnsi="Times New Roman" w:eastAsia="宋体"/>
@@ -557,6 +620,9 @@
             <w:tcW w:type="dxa" w:w="2540"/>
           </w:tcPr>
           <w:p>
+            <w:pPr>
+              <w:ind w:firstLine="0"/>
+            </w:pPr>
             <w:r>
               <w:rPr>
                 <w:rFonts w:ascii="Times New Roman" w:hAnsi="Times New Roman" w:eastAsia="宋体"/>
@@ -571,6 +637,9 @@
             <w:tcW w:type="dxa" w:w="2540"/>
           </w:tcPr>
           <w:p>
+            <w:pPr>
+              <w:ind w:firstLine="0"/>
+            </w:pPr>
             <w:r>
               <w:rPr>
                 <w:rFonts w:ascii="Times New Roman" w:hAnsi="Times New Roman" w:eastAsia="宋体"/>
@@ -585,6 +654,9 @@
             <w:tcW w:type="dxa" w:w="3991"/>
           </w:tcPr>
           <w:p>
+            <w:pPr>
+              <w:ind w:firstLine="0"/>
+            </w:pPr>
             <w:r>
               <w:rPr>
                 <w:rFonts w:ascii="Times New Roman" w:hAnsi="Times New Roman" w:eastAsia="宋体"/>
@@ -633,6 +705,9 @@
             <w:tcW w:type="dxa" w:w="1099"/>
           </w:tcPr>
           <w:p>
+            <w:pPr>
+              <w:ind w:firstLine="0"/>
+            </w:pPr>
             <w:r>
               <w:rPr>
                 <w:rFonts w:ascii="Times New Roman" w:hAnsi="Times New Roman" w:eastAsia="宋体"/>
@@ -648,6 +723,9 @@
             <w:tcW w:type="dxa" w:w="2749"/>
           </w:tcPr>
           <w:p>
+            <w:pPr>
+              <w:ind w:firstLine="0"/>
+            </w:pPr>
             <w:r>
               <w:rPr>
                 <w:rFonts w:ascii="Times New Roman" w:hAnsi="Times New Roman" w:eastAsia="宋体"/>
@@ -663,6 +741,9 @@
             <w:tcW w:type="dxa" w:w="5223"/>
           </w:tcPr>
           <w:p>
+            <w:pPr>
+              <w:ind w:firstLine="0"/>
+            </w:pPr>
             <w:r>
               <w:rPr>
                 <w:rFonts w:ascii="Times New Roman" w:hAnsi="Times New Roman" w:eastAsia="宋体"/>
@@ -680,6 +761,9 @@
             <w:tcW w:type="dxa" w:w="1099"/>
           </w:tcPr>
           <w:p>
+            <w:pPr>
+              <w:ind w:firstLine="0"/>
+            </w:pPr>
             <w:r>
               <w:rPr>
                 <w:rFonts w:ascii="Times New Roman" w:hAnsi="Times New Roman" w:eastAsia="宋体"/>
@@ -694,6 +778,9 @@
             <w:tcW w:type="dxa" w:w="2749"/>
           </w:tcPr>
           <w:p>
+            <w:pPr>
+              <w:ind w:firstLine="0"/>
+            </w:pPr>
             <w:r>
               <w:rPr>
                 <w:rFonts w:ascii="Times New Roman" w:hAnsi="Times New Roman" w:eastAsia="宋体"/>
@@ -708,6 +795,9 @@
             <w:tcW w:type="dxa" w:w="5223"/>
           </w:tcPr>
           <w:p>
+            <w:pPr>
+              <w:ind w:firstLine="0"/>
+            </w:pPr>
             <w:r>
               <w:rPr>
                 <w:rFonts w:ascii="Times New Roman" w:hAnsi="Times New Roman" w:eastAsia="宋体"/>
@@ -724,6 +814,9 @@
             <w:tcW w:type="dxa" w:w="1099"/>
           </w:tcPr>
           <w:p>
+            <w:pPr>
+              <w:ind w:firstLine="0"/>
+            </w:pPr>
             <w:r>
               <w:rPr>
                 <w:rFonts w:ascii="Times New Roman" w:hAnsi="Times New Roman" w:eastAsia="宋体"/>
@@ -738,6 +831,9 @@
             <w:tcW w:type="dxa" w:w="2749"/>
           </w:tcPr>
           <w:p>
+            <w:pPr>
+              <w:ind w:firstLine="0"/>
+            </w:pPr>
             <w:r>
               <w:rPr>
                 <w:rFonts w:ascii="Times New Roman" w:hAnsi="Times New Roman" w:eastAsia="宋体"/>
@@ -752,6 +848,9 @@
             <w:tcW w:type="dxa" w:w="5223"/>
           </w:tcPr>
           <w:p>
+            <w:pPr>
+              <w:ind w:firstLine="0"/>
+            </w:pPr>
             <w:r>
               <w:rPr>
                 <w:rFonts w:ascii="Times New Roman" w:hAnsi="Times New Roman" w:eastAsia="宋体"/>
@@ -768,6 +867,9 @@
             <w:tcW w:type="dxa" w:w="1099"/>
           </w:tcPr>
           <w:p>
+            <w:pPr>
+              <w:ind w:firstLine="0"/>
+            </w:pPr>
             <w:r>
               <w:rPr>
                 <w:rFonts w:ascii="Times New Roman" w:hAnsi="Times New Roman" w:eastAsia="宋体"/>
@@ -782,6 +884,9 @@
             <w:tcW w:type="dxa" w:w="2749"/>
           </w:tcPr>
           <w:p>
+            <w:pPr>
+              <w:ind w:firstLine="0"/>
+            </w:pPr>
             <w:r>
               <w:rPr>
                 <w:rFonts w:ascii="Times New Roman" w:hAnsi="Times New Roman" w:eastAsia="宋体"/>
@@ -796,6 +901,9 @@
             <w:tcW w:type="dxa" w:w="5223"/>
           </w:tcPr>
           <w:p>
+            <w:pPr>
+              <w:ind w:firstLine="0"/>
+            </w:pPr>
             <w:r>
               <w:rPr>
                 <w:rFonts w:ascii="Times New Roman" w:hAnsi="Times New Roman" w:eastAsia="宋体"/>
@@ -812,6 +920,9 @@
             <w:tcW w:type="dxa" w:w="1099"/>
           </w:tcPr>
           <w:p>
+            <w:pPr>
+              <w:ind w:firstLine="0"/>
+            </w:pPr>
             <w:r>
               <w:rPr>
                 <w:rFonts w:ascii="Times New Roman" w:hAnsi="Times New Roman" w:eastAsia="宋体"/>
@@ -826,6 +937,9 @@
             <w:tcW w:type="dxa" w:w="2749"/>
           </w:tcPr>
           <w:p>
+            <w:pPr>
+              <w:ind w:firstLine="0"/>
+            </w:pPr>
             <w:r>
               <w:rPr>
                 <w:rFonts w:ascii="Times New Roman" w:hAnsi="Times New Roman" w:eastAsia="宋体"/>
@@ -840,6 +954,9 @@
             <w:tcW w:type="dxa" w:w="5223"/>
           </w:tcPr>
           <w:p>
+            <w:pPr>
+              <w:ind w:firstLine="0"/>
+            </w:pPr>
             <w:r>
               <w:rPr>
                 <w:rFonts w:ascii="Times New Roman" w:hAnsi="Times New Roman" w:eastAsia="宋体"/>
@@ -856,6 +973,9 @@
             <w:tcW w:type="dxa" w:w="1099"/>
           </w:tcPr>
           <w:p>
+            <w:pPr>
+              <w:ind w:firstLine="0"/>
+            </w:pPr>
             <w:r>
               <w:rPr>
                 <w:rFonts w:ascii="Times New Roman" w:hAnsi="Times New Roman" w:eastAsia="宋体"/>
@@ -870,6 +990,9 @@
             <w:tcW w:type="dxa" w:w="2749"/>
           </w:tcPr>
           <w:p>
+            <w:pPr>
+              <w:ind w:firstLine="0"/>
+            </w:pPr>
             <w:r>
               <w:rPr>
                 <w:rFonts w:ascii="Times New Roman" w:hAnsi="Times New Roman" w:eastAsia="宋体"/>
@@ -884,6 +1007,9 @@
             <w:tcW w:type="dxa" w:w="5223"/>
           </w:tcPr>
           <w:p>
+            <w:pPr>
+              <w:ind w:firstLine="0"/>
+            </w:pPr>
             <w:r>
               <w:rPr>
                 <w:rFonts w:ascii="Times New Roman" w:hAnsi="Times New Roman" w:eastAsia="宋体"/>
@@ -900,6 +1026,9 @@
             <w:tcW w:type="dxa" w:w="1099"/>
           </w:tcPr>
           <w:p>
+            <w:pPr>
+              <w:ind w:firstLine="0"/>
+            </w:pPr>
             <w:r>
               <w:rPr>
                 <w:rFonts w:ascii="Times New Roman" w:hAnsi="Times New Roman" w:eastAsia="宋体"/>
@@ -914,6 +1043,9 @@
             <w:tcW w:type="dxa" w:w="2749"/>
           </w:tcPr>
           <w:p>
+            <w:pPr>
+              <w:ind w:firstLine="0"/>
+            </w:pPr>
             <w:r>
               <w:rPr>
                 <w:rFonts w:ascii="Times New Roman" w:hAnsi="Times New Roman" w:eastAsia="宋体"/>
@@ -928,6 +1060,9 @@
             <w:tcW w:type="dxa" w:w="5223"/>
           </w:tcPr>
           <w:p>
+            <w:pPr>
+              <w:ind w:firstLine="0"/>
+            </w:pPr>
             <w:r>
               <w:rPr>
                 <w:rFonts w:ascii="Times New Roman" w:hAnsi="Times New Roman" w:eastAsia="宋体"/>
@@ -944,6 +1079,9 @@
             <w:tcW w:type="dxa" w:w="1099"/>
           </w:tcPr>
           <w:p>
+            <w:pPr>
+              <w:ind w:firstLine="0"/>
+            </w:pPr>
             <w:r>
               <w:rPr>
                 <w:rFonts w:ascii="Times New Roman" w:hAnsi="Times New Roman" w:eastAsia="宋体"/>
@@ -958,6 +1096,9 @@
             <w:tcW w:type="dxa" w:w="2749"/>
           </w:tcPr>
           <w:p>
+            <w:pPr>
+              <w:ind w:firstLine="0"/>
+            </w:pPr>
             <w:r>
               <w:rPr>
                 <w:rFonts w:ascii="Times New Roman" w:hAnsi="Times New Roman" w:eastAsia="宋体"/>
@@ -972,6 +1113,9 @@
             <w:tcW w:type="dxa" w:w="5223"/>
           </w:tcPr>
           <w:p>
+            <w:pPr>
+              <w:ind w:firstLine="0"/>
+            </w:pPr>
             <w:r>
               <w:rPr>
                 <w:rFonts w:ascii="Times New Roman" w:hAnsi="Times New Roman" w:eastAsia="宋体"/>
@@ -988,6 +1132,9 @@
             <w:tcW w:type="dxa" w:w="1099"/>
           </w:tcPr>
           <w:p>
+            <w:pPr>
+              <w:ind w:firstLine="0"/>
+            </w:pPr>
             <w:r>
               <w:rPr>
                 <w:rFonts w:ascii="Times New Roman" w:hAnsi="Times New Roman" w:eastAsia="宋体"/>
@@ -1002,6 +1149,9 @@
             <w:tcW w:type="dxa" w:w="2749"/>
           </w:tcPr>
           <w:p>
+            <w:pPr>
+              <w:ind w:firstLine="0"/>
+            </w:pPr>
             <w:r>
               <w:rPr>
                 <w:rFonts w:ascii="Times New Roman" w:hAnsi="Times New Roman" w:eastAsia="宋体"/>
@@ -1016,6 +1166,9 @@
             <w:tcW w:type="dxa" w:w="5223"/>
           </w:tcPr>
           <w:p>
+            <w:pPr>
+              <w:ind w:firstLine="0"/>
+            </w:pPr>
             <w:r>
               <w:rPr>
                 <w:rFonts w:ascii="Times New Roman" w:hAnsi="Times New Roman" w:eastAsia="宋体"/>
@@ -1032,6 +1185,9 @@
             <w:tcW w:type="dxa" w:w="1099"/>
           </w:tcPr>
           <w:p>
+            <w:pPr>
+              <w:ind w:firstLine="0"/>
+            </w:pPr>
             <w:r>
               <w:rPr>
                 <w:rFonts w:ascii="Times New Roman" w:hAnsi="Times New Roman" w:eastAsia="宋体"/>
@@ -1046,6 +1202,9 @@
             <w:tcW w:type="dxa" w:w="2749"/>
           </w:tcPr>
           <w:p>
+            <w:pPr>
+              <w:ind w:firstLine="0"/>
+            </w:pPr>
             <w:r>
               <w:rPr>
                 <w:rFonts w:ascii="Times New Roman" w:hAnsi="Times New Roman" w:eastAsia="宋体"/>
@@ -1060,6 +1219,9 @@
             <w:tcW w:type="dxa" w:w="5223"/>
           </w:tcPr>
           <w:p>
+            <w:pPr>
+              <w:ind w:firstLine="0"/>
+            </w:pPr>
             <w:r>
               <w:rPr>
                 <w:rFonts w:ascii="Times New Roman" w:hAnsi="Times New Roman" w:eastAsia="宋体"/>
@@ -1076,6 +1238,9 @@
             <w:tcW w:type="dxa" w:w="1099"/>
           </w:tcPr>
           <w:p>
+            <w:pPr>
+              <w:ind w:firstLine="0"/>
+            </w:pPr>
             <w:r>
               <w:rPr>
                 <w:rFonts w:ascii="Times New Roman" w:hAnsi="Times New Roman" w:eastAsia="宋体"/>
@@ -1090,6 +1255,9 @@
             <w:tcW w:type="dxa" w:w="2749"/>
           </w:tcPr>
           <w:p>
+            <w:pPr>
+              <w:ind w:firstLine="0"/>
+            </w:pPr>
             <w:r>
               <w:rPr>
                 <w:rFonts w:ascii="Times New Roman" w:hAnsi="Times New Roman" w:eastAsia="宋体"/>
@@ -1104,6 +1272,9 @@
             <w:tcW w:type="dxa" w:w="5223"/>
           </w:tcPr>
           <w:p>
+            <w:pPr>
+              <w:ind w:firstLine="0"/>
+            </w:pPr>
             <w:r>
               <w:rPr>
                 <w:rFonts w:ascii="Times New Roman" w:hAnsi="Times New Roman" w:eastAsia="宋体"/>
@@ -1240,6 +1411,9 @@
             <w:tcW w:type="dxa" w:w="5521"/>
           </w:tcPr>
           <w:p>
+            <w:pPr>
+              <w:ind w:firstLine="0"/>
+            </w:pPr>
             <w:r>
               <w:rPr>
                 <w:rFonts w:ascii="Times New Roman" w:hAnsi="Times New Roman" w:eastAsia="宋体"/>
@@ -1255,6 +1429,9 @@
             <w:tcW w:type="dxa" w:w="1972"/>
           </w:tcPr>
           <w:p>
+            <w:pPr>
+              <w:ind w:firstLine="0"/>
+            </w:pPr>
             <w:r>
               <w:rPr>
                 <w:rFonts w:ascii="Times New Roman" w:hAnsi="Times New Roman" w:eastAsia="宋体"/>
@@ -1270,6 +1447,9 @@
             <w:tcW w:type="dxa" w:w="1578"/>
           </w:tcPr>
           <w:p>
+            <w:pPr>
+              <w:ind w:firstLine="0"/>
+            </w:pPr>
             <w:r>
               <w:rPr>
                 <w:rFonts w:ascii="Times New Roman" w:hAnsi="Times New Roman" w:eastAsia="宋体"/>
@@ -1287,6 +1467,9 @@
             <w:tcW w:type="dxa" w:w="5521"/>
           </w:tcPr>
           <w:p>
+            <w:pPr>
+              <w:ind w:firstLine="0"/>
+            </w:pPr>
             <w:r>
               <w:rPr>
                 <w:rFonts w:ascii="Times New Roman" w:hAnsi="Times New Roman" w:eastAsia="宋体"/>
@@ -1301,6 +1484,9 @@
             <w:tcW w:type="dxa" w:w="1972"/>
           </w:tcPr>
           <w:p>
+            <w:pPr>
+              <w:ind w:firstLine="0"/>
+            </w:pPr>
             <w:r>
               <w:rPr>
                 <w:rFonts w:ascii="Times New Roman" w:hAnsi="Times New Roman" w:eastAsia="宋体"/>
@@ -1315,6 +1501,9 @@
             <w:tcW w:type="dxa" w:w="1578"/>
           </w:tcPr>
           <w:p>
+            <w:pPr>
+              <w:ind w:firstLine="0"/>
+            </w:pPr>
             <w:r>
               <w:rPr>
                 <w:rFonts w:ascii="Times New Roman" w:hAnsi="Times New Roman" w:eastAsia="宋体"/>
@@ -1331,6 +1520,9 @@
             <w:tcW w:type="dxa" w:w="5521"/>
           </w:tcPr>
           <w:p>
+            <w:pPr>
+              <w:ind w:firstLine="0"/>
+            </w:pPr>
             <w:r>
               <w:rPr>
                 <w:rFonts w:ascii="Times New Roman" w:hAnsi="Times New Roman" w:eastAsia="宋体"/>
@@ -1345,6 +1537,9 @@
             <w:tcW w:type="dxa" w:w="1972"/>
           </w:tcPr>
           <w:p>
+            <w:pPr>
+              <w:ind w:firstLine="0"/>
+            </w:pPr>
             <w:r>
               <w:rPr>
                 <w:rFonts w:ascii="Times New Roman" w:hAnsi="Times New Roman" w:eastAsia="宋体"/>
@@ -1359,6 +1554,9 @@
             <w:tcW w:type="dxa" w:w="1578"/>
           </w:tcPr>
           <w:p>
+            <w:pPr>
+              <w:ind w:firstLine="0"/>
+            </w:pPr>
             <w:r>
               <w:rPr>
                 <w:rFonts w:ascii="Times New Roman" w:hAnsi="Times New Roman" w:eastAsia="宋体"/>
@@ -1375,6 +1573,9 @@
             <w:tcW w:type="dxa" w:w="5521"/>
           </w:tcPr>
           <w:p>
+            <w:pPr>
+              <w:ind w:firstLine="0"/>
+            </w:pPr>
             <w:r>
               <w:rPr>
                 <w:rFonts w:ascii="Times New Roman" w:hAnsi="Times New Roman" w:eastAsia="宋体"/>
@@ -1389,6 +1590,9 @@
             <w:tcW w:type="dxa" w:w="1972"/>
           </w:tcPr>
           <w:p>
+            <w:pPr>
+              <w:ind w:firstLine="0"/>
+            </w:pPr>
             <w:r>
               <w:rPr>
                 <w:rFonts w:ascii="Times New Roman" w:hAnsi="Times New Roman" w:eastAsia="宋体"/>
@@ -1403,6 +1607,9 @@
             <w:tcW w:type="dxa" w:w="1578"/>
           </w:tcPr>
           <w:p>
+            <w:pPr>
+              <w:ind w:firstLine="0"/>
+            </w:pPr>
             <w:r>
               <w:rPr>
                 <w:rFonts w:ascii="Times New Roman" w:hAnsi="Times New Roman" w:eastAsia="宋体"/>
@@ -1419,6 +1626,9 @@
             <w:tcW w:type="dxa" w:w="5521"/>
           </w:tcPr>
           <w:p>
+            <w:pPr>
+              <w:ind w:firstLine="0"/>
+            </w:pPr>
             <w:r>
               <w:rPr>
                 <w:rFonts w:ascii="Times New Roman" w:hAnsi="Times New Roman" w:eastAsia="宋体"/>
@@ -1433,6 +1643,9 @@
             <w:tcW w:type="dxa" w:w="1972"/>
           </w:tcPr>
           <w:p>
+            <w:pPr>
+              <w:ind w:firstLine="0"/>
+            </w:pPr>
             <w:r>
               <w:rPr>
                 <w:rFonts w:ascii="Times New Roman" w:hAnsi="Times New Roman" w:eastAsia="宋体"/>
@@ -1447,6 +1660,9 @@
             <w:tcW w:type="dxa" w:w="1578"/>
           </w:tcPr>
           <w:p>
+            <w:pPr>
+              <w:ind w:firstLine="0"/>
+            </w:pPr>
             <w:r>
               <w:rPr>
                 <w:rFonts w:ascii="Times New Roman" w:hAnsi="Times New Roman" w:eastAsia="宋体"/>
@@ -1463,6 +1679,9 @@
             <w:tcW w:type="dxa" w:w="5521"/>
           </w:tcPr>
           <w:p>
+            <w:pPr>
+              <w:ind w:firstLine="0"/>
+            </w:pPr>
             <w:r>
               <w:rPr>
                 <w:rFonts w:ascii="Times New Roman" w:hAnsi="Times New Roman" w:eastAsia="宋体"/>
@@ -1477,6 +1696,9 @@
             <w:tcW w:type="dxa" w:w="1972"/>
           </w:tcPr>
           <w:p>
+            <w:pPr>
+              <w:ind w:firstLine="0"/>
+            </w:pPr>
             <w:r>
               <w:rPr>
                 <w:rFonts w:ascii="Times New Roman" w:hAnsi="Times New Roman" w:eastAsia="宋体"/>
@@ -1491,6 +1713,9 @@
             <w:tcW w:type="dxa" w:w="1578"/>
           </w:tcPr>
           <w:p>
+            <w:pPr>
+              <w:ind w:firstLine="0"/>
+            </w:pPr>
             <w:r>
               <w:rPr>
                 <w:rFonts w:ascii="Times New Roman" w:hAnsi="Times New Roman" w:eastAsia="宋体"/>
@@ -1507,6 +1732,9 @@
             <w:tcW w:type="dxa" w:w="5521"/>
           </w:tcPr>
           <w:p>
+            <w:pPr>
+              <w:ind w:firstLine="0"/>
+            </w:pPr>
             <w:r>
               <w:rPr>
                 <w:rFonts w:ascii="Times New Roman" w:hAnsi="Times New Roman" w:eastAsia="宋体"/>
@@ -1521,6 +1749,9 @@
             <w:tcW w:type="dxa" w:w="1972"/>
           </w:tcPr>
           <w:p>
+            <w:pPr>
+              <w:ind w:firstLine="0"/>
+            </w:pPr>
             <w:r>
               <w:rPr>
                 <w:rFonts w:ascii="Times New Roman" w:hAnsi="Times New Roman" w:eastAsia="宋体"/>
@@ -1535,6 +1766,9 @@
             <w:tcW w:type="dxa" w:w="1578"/>
           </w:tcPr>
           <w:p>
+            <w:pPr>
+              <w:ind w:firstLine="0"/>
+            </w:pPr>
             <w:r>
               <w:rPr>
                 <w:rFonts w:ascii="Times New Roman" w:hAnsi="Times New Roman" w:eastAsia="宋体"/>
@@ -1551,6 +1785,9 @@
             <w:tcW w:type="dxa" w:w="5521"/>
           </w:tcPr>
           <w:p>
+            <w:pPr>
+              <w:ind w:firstLine="0"/>
+            </w:pPr>
             <w:r>
               <w:rPr>
                 <w:rFonts w:ascii="Times New Roman" w:hAnsi="Times New Roman" w:eastAsia="宋体"/>
@@ -1565,6 +1802,9 @@
             <w:tcW w:type="dxa" w:w="1972"/>
           </w:tcPr>
           <w:p>
+            <w:pPr>
+              <w:ind w:firstLine="0"/>
+            </w:pPr>
             <w:r>
               <w:rPr>
                 <w:rFonts w:ascii="Times New Roman" w:hAnsi="Times New Roman" w:eastAsia="宋体"/>
@@ -1579,6 +1819,9 @@
             <w:tcW w:type="dxa" w:w="1578"/>
           </w:tcPr>
           <w:p>
+            <w:pPr>
+              <w:ind w:firstLine="0"/>
+            </w:pPr>
             <w:r>
               <w:rPr>
                 <w:rFonts w:ascii="Times New Roman" w:hAnsi="Times New Roman" w:eastAsia="宋体"/>
@@ -1595,6 +1838,9 @@
             <w:tcW w:type="dxa" w:w="5521"/>
           </w:tcPr>
           <w:p>
+            <w:pPr>
+              <w:ind w:firstLine="0"/>
+            </w:pPr>
             <w:r>
               <w:rPr>
                 <w:rFonts w:ascii="Times New Roman" w:hAnsi="Times New Roman" w:eastAsia="宋体"/>
@@ -1609,6 +1855,9 @@
             <w:tcW w:type="dxa" w:w="1972"/>
           </w:tcPr>
           <w:p>
+            <w:pPr>
+              <w:ind w:firstLine="0"/>
+            </w:pPr>
             <w:r>
               <w:rPr>
                 <w:rFonts w:ascii="Times New Roman" w:hAnsi="Times New Roman" w:eastAsia="宋体"/>
@@ -1623,6 +1872,9 @@
             <w:tcW w:type="dxa" w:w="1578"/>
           </w:tcPr>
           <w:p>
+            <w:pPr>
+              <w:ind w:firstLine="0"/>
+            </w:pPr>
             <w:r>
               <w:rPr>
                 <w:rFonts w:ascii="Times New Roman" w:hAnsi="Times New Roman" w:eastAsia="宋体"/>
@@ -1672,6 +1924,9 @@
             <w:tcW w:type="dxa" w:w="1440"/>
           </w:tcPr>
           <w:p>
+            <w:pPr>
+              <w:ind w:firstLine="0"/>
+            </w:pPr>
             <w:r>
               <w:rPr>
                 <w:rFonts w:ascii="Times New Roman" w:hAnsi="Times New Roman" w:eastAsia="宋体"/>
@@ -1687,6 +1942,9 @@
             <w:tcW w:type="dxa" w:w="4463"/>
           </w:tcPr>
           <w:p>
+            <w:pPr>
+              <w:ind w:firstLine="0"/>
+            </w:pPr>
             <w:r>
               <w:rPr>
                 <w:rFonts w:ascii="Times New Roman" w:hAnsi="Times New Roman" w:eastAsia="宋体"/>
@@ -1702,6 +1960,9 @@
             <w:tcW w:type="dxa" w:w="432"/>
           </w:tcPr>
           <w:p>
+            <w:pPr>
+              <w:ind w:firstLine="0"/>
+            </w:pPr>
             <w:r>
               <w:rPr>
                 <w:rFonts w:ascii="Times New Roman" w:hAnsi="Times New Roman" w:eastAsia="宋体"/>
@@ -1717,6 +1978,9 @@
             <w:tcW w:type="dxa" w:w="864"/>
           </w:tcPr>
           <w:p>
+            <w:pPr>
+              <w:ind w:firstLine="0"/>
+            </w:pPr>
             <w:r>
               <w:rPr>
                 <w:rFonts w:ascii="Times New Roman" w:hAnsi="Times New Roman" w:eastAsia="宋体"/>
@@ -1732,6 +1996,9 @@
             <w:tcW w:type="dxa" w:w="1872"/>
           </w:tcPr>
           <w:p>
+            <w:pPr>
+              <w:ind w:firstLine="0"/>
+            </w:pPr>
             <w:r>
               <w:rPr>
                 <w:rFonts w:ascii="Times New Roman" w:hAnsi="Times New Roman" w:eastAsia="宋体"/>
@@ -1749,6 +2016,9 @@
             <w:tcW w:type="dxa" w:w="1440"/>
           </w:tcPr>
           <w:p>
+            <w:pPr>
+              <w:ind w:firstLine="0"/>
+            </w:pPr>
             <w:r>
               <w:rPr>
                 <w:rFonts w:ascii="Times New Roman" w:hAnsi="Times New Roman" w:eastAsia="宋体"/>
@@ -1763,6 +2033,9 @@
             <w:tcW w:type="dxa" w:w="4463"/>
           </w:tcPr>
           <w:p>
+            <w:pPr>
+              <w:ind w:firstLine="0"/>
+            </w:pPr>
             <w:r>
               <w:rPr>
                 <w:rFonts w:ascii="Times New Roman" w:hAnsi="Times New Roman" w:eastAsia="宋体"/>
@@ -1777,6 +2050,9 @@
             <w:tcW w:type="dxa" w:w="432"/>
           </w:tcPr>
           <w:p>
+            <w:pPr>
+              <w:ind w:firstLine="0"/>
+            </w:pPr>
             <w:r>
               <w:rPr>
                 <w:rFonts w:ascii="Times New Roman" w:hAnsi="Times New Roman" w:eastAsia="宋体"/>
@@ -1791,6 +2067,9 @@
             <w:tcW w:type="dxa" w:w="864"/>
           </w:tcPr>
           <w:p>
+            <w:pPr>
+              <w:ind w:firstLine="0"/>
+            </w:pPr>
             <w:r>
               <w:rPr>
                 <w:rFonts w:ascii="Times New Roman" w:hAnsi="Times New Roman" w:eastAsia="宋体"/>
@@ -1805,6 +2084,9 @@
             <w:tcW w:type="dxa" w:w="1872"/>
           </w:tcPr>
           <w:p>
+            <w:pPr>
+              <w:ind w:firstLine="0"/>
+            </w:pPr>
             <w:r>
               <w:rPr>
                 <w:rFonts w:ascii="Times New Roman" w:hAnsi="Times New Roman" w:eastAsia="宋体"/>
@@ -1821,6 +2103,9 @@
             <w:tcW w:type="dxa" w:w="1440"/>
           </w:tcPr>
           <w:p>
+            <w:pPr>
+              <w:ind w:firstLine="0"/>
+            </w:pPr>
             <w:r>
               <w:rPr>
                 <w:rFonts w:ascii="Times New Roman" w:hAnsi="Times New Roman" w:eastAsia="宋体"/>
@@ -1835,6 +2120,9 @@
             <w:tcW w:type="dxa" w:w="4463"/>
           </w:tcPr>
           <w:p>
+            <w:pPr>
+              <w:ind w:firstLine="0"/>
+            </w:pPr>
             <w:r>
               <w:rPr>
                 <w:rFonts w:ascii="Times New Roman" w:hAnsi="Times New Roman" w:eastAsia="宋体"/>
@@ -1849,6 +2137,9 @@
             <w:tcW w:type="dxa" w:w="432"/>
           </w:tcPr>
           <w:p>
+            <w:pPr>
+              <w:ind w:firstLine="0"/>
+            </w:pPr>
             <w:r>
               <w:rPr>
                 <w:rFonts w:ascii="Times New Roman" w:hAnsi="Times New Roman" w:eastAsia="宋体"/>
@@ -1863,6 +2154,9 @@
             <w:tcW w:type="dxa" w:w="864"/>
           </w:tcPr>
           <w:p>
+            <w:pPr>
+              <w:ind w:firstLine="0"/>
+            </w:pPr>
             <w:r>
               <w:rPr>
                 <w:rFonts w:ascii="Times New Roman" w:hAnsi="Times New Roman" w:eastAsia="宋体"/>
@@ -1877,6 +2171,9 @@
             <w:tcW w:type="dxa" w:w="1872"/>
           </w:tcPr>
           <w:p>
+            <w:pPr>
+              <w:ind w:firstLine="0"/>
+            </w:pPr>
             <w:r>
               <w:rPr>
                 <w:rFonts w:ascii="Times New Roman" w:hAnsi="Times New Roman" w:eastAsia="宋体"/>
@@ -1893,6 +2190,9 @@
             <w:tcW w:type="dxa" w:w="1440"/>
           </w:tcPr>
           <w:p>
+            <w:pPr>
+              <w:ind w:firstLine="0"/>
+            </w:pPr>
             <w:r>
               <w:rPr>
                 <w:rFonts w:ascii="Times New Roman" w:hAnsi="Times New Roman" w:eastAsia="宋体"/>
@@ -1907,6 +2207,9 @@
             <w:tcW w:type="dxa" w:w="4463"/>
           </w:tcPr>
           <w:p>
+            <w:pPr>
+              <w:ind w:firstLine="0"/>
+            </w:pPr>
             <w:r>
               <w:rPr>
                 <w:rFonts w:ascii="Times New Roman" w:hAnsi="Times New Roman" w:eastAsia="宋体"/>
@@ -1921,6 +2224,9 @@
             <w:tcW w:type="dxa" w:w="432"/>
           </w:tcPr>
           <w:p>
+            <w:pPr>
+              <w:ind w:firstLine="0"/>
+            </w:pPr>
             <w:r>
               <w:rPr>
                 <w:rFonts w:ascii="Times New Roman" w:hAnsi="Times New Roman" w:eastAsia="宋体"/>
@@ -1935,6 +2241,9 @@
             <w:tcW w:type="dxa" w:w="864"/>
           </w:tcPr>
           <w:p>
+            <w:pPr>
+              <w:ind w:firstLine="0"/>
+            </w:pPr>
             <w:r>
               <w:rPr>
                 <w:rFonts w:ascii="Times New Roman" w:hAnsi="Times New Roman" w:eastAsia="宋体"/>
@@ -1948,6 +2257,9 @@
             <w:tcW w:type="dxa" w:w="1872"/>
           </w:tcPr>
           <w:p>
+            <w:pPr>
+              <w:ind w:firstLine="0"/>
+            </w:pPr>
             <w:r>
               <w:rPr>
                 <w:rFonts w:ascii="Times New Roman" w:hAnsi="Times New Roman" w:eastAsia="宋体"/>
@@ -1964,6 +2276,9 @@
             <w:tcW w:type="dxa" w:w="1440"/>
           </w:tcPr>
           <w:p>
+            <w:pPr>
+              <w:ind w:firstLine="0"/>
+            </w:pPr>
             <w:r>
               <w:rPr>
                 <w:rFonts w:ascii="Times New Roman" w:hAnsi="Times New Roman" w:eastAsia="宋体"/>
@@ -1978,6 +2293,9 @@
             <w:tcW w:type="dxa" w:w="4463"/>
           </w:tcPr>
           <w:p>
+            <w:pPr>
+              <w:ind w:firstLine="0"/>
+            </w:pPr>
             <w:r>
               <w:rPr>
                 <w:rFonts w:ascii="Times New Roman" w:hAnsi="Times New Roman" w:eastAsia="宋体"/>
@@ -1992,6 +2310,9 @@
             <w:tcW w:type="dxa" w:w="432"/>
           </w:tcPr>
           <w:p>
+            <w:pPr>
+              <w:ind w:firstLine="0"/>
+            </w:pPr>
             <w:r>
               <w:rPr>
                 <w:rFonts w:ascii="Times New Roman" w:hAnsi="Times New Roman" w:eastAsia="宋体"/>
@@ -2006,6 +2327,9 @@
             <w:tcW w:type="dxa" w:w="864"/>
           </w:tcPr>
           <w:p>
+            <w:pPr>
+              <w:ind w:firstLine="0"/>
+            </w:pPr>
             <w:r>
               <w:rPr>
                 <w:rFonts w:ascii="Times New Roman" w:hAnsi="Times New Roman" w:eastAsia="宋体"/>
@@ -2019,6 +2343,9 @@
             <w:tcW w:type="dxa" w:w="1872"/>
           </w:tcPr>
           <w:p>
+            <w:pPr>
+              <w:ind w:firstLine="0"/>
+            </w:pPr>
             <w:r>
               <w:rPr>
                 <w:rFonts w:ascii="Times New Roman" w:hAnsi="Times New Roman" w:eastAsia="宋体"/>
@@ -2035,6 +2362,9 @@
             <w:tcW w:type="dxa" w:w="1440"/>
           </w:tcPr>
           <w:p>
+            <w:pPr>
+              <w:ind w:firstLine="0"/>
+            </w:pPr>
             <w:r>
               <w:rPr>
                 <w:rFonts w:ascii="Times New Roman" w:hAnsi="Times New Roman" w:eastAsia="宋体"/>
@@ -2049,6 +2379,9 @@
             <w:tcW w:type="dxa" w:w="4463"/>
           </w:tcPr>
           <w:p>
+            <w:pPr>
+              <w:ind w:firstLine="0"/>
+            </w:pPr>
             <w:r>
               <w:rPr>
                 <w:rFonts w:ascii="Times New Roman" w:hAnsi="Times New Roman" w:eastAsia="宋体"/>
@@ -2063,6 +2396,9 @@
             <w:tcW w:type="dxa" w:w="432"/>
           </w:tcPr>
           <w:p>
+            <w:pPr>
+              <w:ind w:firstLine="0"/>
+            </w:pPr>
             <w:r>
               <w:rPr>
                 <w:rFonts w:ascii="Times New Roman" w:hAnsi="Times New Roman" w:eastAsia="宋体"/>
@@ -2077,6 +2413,9 @@
             <w:tcW w:type="dxa" w:w="864"/>
           </w:tcPr>
           <w:p>
+            <w:pPr>
+              <w:ind w:firstLine="0"/>
+            </w:pPr>
             <w:r>
               <w:rPr>
                 <w:rFonts w:ascii="Times New Roman" w:hAnsi="Times New Roman" w:eastAsia="宋体"/>
@@ -2090,6 +2429,9 @@
             <w:tcW w:type="dxa" w:w="1872"/>
           </w:tcPr>
           <w:p>
+            <w:pPr>
+              <w:ind w:firstLine="0"/>
+            </w:pPr>
             <w:r>
               <w:rPr>
                 <w:rFonts w:ascii="Times New Roman" w:hAnsi="Times New Roman" w:eastAsia="宋体"/>
@@ -2106,6 +2448,9 @@
             <w:tcW w:type="dxa" w:w="1440"/>
           </w:tcPr>
           <w:p>
+            <w:pPr>
+              <w:ind w:firstLine="0"/>
+            </w:pPr>
             <w:r>
               <w:rPr>
                 <w:rFonts w:ascii="Times New Roman" w:hAnsi="Times New Roman" w:eastAsia="宋体"/>
@@ -2120,6 +2465,9 @@
             <w:tcW w:type="dxa" w:w="4463"/>
           </w:tcPr>
           <w:p>
+            <w:pPr>
+              <w:ind w:firstLine="0"/>
+            </w:pPr>
             <w:r>
               <w:rPr>
                 <w:rFonts w:ascii="Times New Roman" w:hAnsi="Times New Roman" w:eastAsia="宋体"/>
@@ -2134,6 +2482,9 @@
             <w:tcW w:type="dxa" w:w="432"/>
           </w:tcPr>
           <w:p>
+            <w:pPr>
+              <w:ind w:firstLine="0"/>
+            </w:pPr>
             <w:r>
               <w:rPr>
                 <w:rFonts w:ascii="Times New Roman" w:hAnsi="Times New Roman" w:eastAsia="宋体"/>
@@ -2148,6 +2499,9 @@
             <w:tcW w:type="dxa" w:w="864"/>
           </w:tcPr>
           <w:p>
+            <w:pPr>
+              <w:ind w:firstLine="0"/>
+            </w:pPr>
             <w:r>
               <w:rPr>
                 <w:rFonts w:ascii="Times New Roman" w:hAnsi="Times New Roman" w:eastAsia="宋体"/>
@@ -2161,6 +2515,9 @@
             <w:tcW w:type="dxa" w:w="1872"/>
           </w:tcPr>
           <w:p>
+            <w:pPr>
+              <w:ind w:firstLine="0"/>
+            </w:pPr>
             <w:r>
               <w:rPr>
                 <w:rFonts w:ascii="Times New Roman" w:hAnsi="Times New Roman" w:eastAsia="宋体"/>
@@ -2177,6 +2534,9 @@
             <w:tcW w:type="dxa" w:w="1440"/>
           </w:tcPr>
           <w:p>
+            <w:pPr>
+              <w:ind w:firstLine="0"/>
+            </w:pPr>
             <w:r>
               <w:rPr>
                 <w:rFonts w:ascii="Times New Roman" w:hAnsi="Times New Roman" w:eastAsia="宋体"/>
@@ -2191,6 +2551,9 @@
             <w:tcW w:type="dxa" w:w="4463"/>
           </w:tcPr>
           <w:p>
+            <w:pPr>
+              <w:ind w:firstLine="0"/>
+            </w:pPr>
             <w:r>
               <w:rPr>
                 <w:rFonts w:ascii="Times New Roman" w:hAnsi="Times New Roman" w:eastAsia="宋体"/>
@@ -2205,6 +2568,9 @@
             <w:tcW w:type="dxa" w:w="432"/>
           </w:tcPr>
           <w:p>
+            <w:pPr>
+              <w:ind w:firstLine="0"/>
+            </w:pPr>
             <w:r>
               <w:rPr>
                 <w:rFonts w:ascii="Times New Roman" w:hAnsi="Times New Roman" w:eastAsia="宋体"/>
@@ -2219,6 +2585,9 @@
             <w:tcW w:type="dxa" w:w="864"/>
           </w:tcPr>
           <w:p>
+            <w:pPr>
+              <w:ind w:firstLine="0"/>
+            </w:pPr>
             <w:r>
               <w:rPr>
                 <w:rFonts w:ascii="Times New Roman" w:hAnsi="Times New Roman" w:eastAsia="宋体"/>
@@ -2232,6 +2601,9 @@
             <w:tcW w:type="dxa" w:w="1872"/>
           </w:tcPr>
           <w:p>
+            <w:pPr>
+              <w:ind w:firstLine="0"/>
+            </w:pPr>
             <w:r>
               <w:rPr>
                 <w:rFonts w:ascii="Times New Roman" w:hAnsi="Times New Roman" w:eastAsia="宋体"/>
@@ -2248,6 +2620,9 @@
             <w:tcW w:type="dxa" w:w="1440"/>
           </w:tcPr>
           <w:p>
+            <w:pPr>
+              <w:ind w:firstLine="0"/>
+            </w:pPr>
             <w:r>
               <w:rPr>
                 <w:rFonts w:ascii="Times New Roman" w:hAnsi="Times New Roman" w:eastAsia="宋体"/>
@@ -2262,6 +2637,9 @@
             <w:tcW w:type="dxa" w:w="4463"/>
           </w:tcPr>
           <w:p>
+            <w:pPr>
+              <w:ind w:firstLine="0"/>
+            </w:pPr>
             <w:r>
               <w:rPr>
                 <w:rFonts w:ascii="Times New Roman" w:hAnsi="Times New Roman" w:eastAsia="宋体"/>
@@ -2276,6 +2654,9 @@
             <w:tcW w:type="dxa" w:w="432"/>
           </w:tcPr>
           <w:p>
+            <w:pPr>
+              <w:ind w:firstLine="0"/>
+            </w:pPr>
             <w:r>
               <w:rPr>
                 <w:rFonts w:ascii="Times New Roman" w:hAnsi="Times New Roman" w:eastAsia="宋体"/>
@@ -2290,6 +2671,9 @@
             <w:tcW w:type="dxa" w:w="864"/>
           </w:tcPr>
           <w:p>
+            <w:pPr>
+              <w:ind w:firstLine="0"/>
+            </w:pPr>
             <w:r>
               <w:rPr>
                 <w:rFonts w:ascii="Times New Roman" w:hAnsi="Times New Roman" w:eastAsia="宋体"/>
@@ -2303,6 +2687,9 @@
             <w:tcW w:type="dxa" w:w="1872"/>
           </w:tcPr>
           <w:p>
+            <w:pPr>
+              <w:ind w:firstLine="0"/>
+            </w:pPr>
             <w:r>
               <w:rPr>
                 <w:rFonts w:ascii="Times New Roman" w:hAnsi="Times New Roman" w:eastAsia="宋体"/>
@@ -2319,6 +2706,9 @@
             <w:tcW w:type="dxa" w:w="1440"/>
           </w:tcPr>
           <w:p>
+            <w:pPr>
+              <w:ind w:firstLine="0"/>
+            </w:pPr>
             <w:r>
               <w:rPr>
                 <w:rFonts w:ascii="Times New Roman" w:hAnsi="Times New Roman" w:eastAsia="宋体"/>
@@ -2333,6 +2723,9 @@
             <w:tcW w:type="dxa" w:w="4463"/>
           </w:tcPr>
           <w:p>
+            <w:pPr>
+              <w:ind w:firstLine="0"/>
+            </w:pPr>
             <w:r>
               <w:rPr>
                 <w:rFonts w:ascii="Times New Roman" w:hAnsi="Times New Roman" w:eastAsia="宋体"/>
@@ -2347,6 +2740,9 @@
             <w:tcW w:type="dxa" w:w="432"/>
           </w:tcPr>
           <w:p>
+            <w:pPr>
+              <w:ind w:firstLine="0"/>
+            </w:pPr>
             <w:r>
               <w:rPr>
                 <w:rFonts w:ascii="Times New Roman" w:hAnsi="Times New Roman" w:eastAsia="宋体"/>
@@ -2361,6 +2757,9 @@
             <w:tcW w:type="dxa" w:w="864"/>
           </w:tcPr>
           <w:p>
+            <w:pPr>
+              <w:ind w:firstLine="0"/>
+            </w:pPr>
             <w:r>
               <w:rPr>
                 <w:rFonts w:ascii="Times New Roman" w:hAnsi="Times New Roman" w:eastAsia="宋体"/>
@@ -2374,6 +2773,9 @@
             <w:tcW w:type="dxa" w:w="1872"/>
           </w:tcPr>
           <w:p>
+            <w:pPr>
+              <w:ind w:firstLine="0"/>
+            </w:pPr>
             <w:r>
               <w:rPr>
                 <w:rFonts w:ascii="Times New Roman" w:hAnsi="Times New Roman" w:eastAsia="宋体"/>
@@ -2390,6 +2792,9 @@
             <w:tcW w:type="dxa" w:w="1440"/>
           </w:tcPr>
           <w:p>
+            <w:pPr>
+              <w:ind w:firstLine="0"/>
+            </w:pPr>
             <w:r>
               <w:rPr>
                 <w:rFonts w:ascii="Times New Roman" w:hAnsi="Times New Roman" w:eastAsia="宋体"/>
@@ -2404,6 +2809,9 @@
             <w:tcW w:type="dxa" w:w="4463"/>
           </w:tcPr>
           <w:p>
+            <w:pPr>
+              <w:ind w:firstLine="0"/>
+            </w:pPr>
             <w:r>
               <w:rPr>
                 <w:rFonts w:ascii="Times New Roman" w:hAnsi="Times New Roman" w:eastAsia="宋体"/>
@@ -2418,6 +2826,9 @@
             <w:tcW w:type="dxa" w:w="432"/>
           </w:tcPr>
           <w:p>
+            <w:pPr>
+              <w:ind w:firstLine="0"/>
+            </w:pPr>
             <w:r>
               <w:rPr>
                 <w:rFonts w:ascii="Times New Roman" w:hAnsi="Times New Roman" w:eastAsia="宋体"/>
@@ -2432,6 +2843,9 @@
             <w:tcW w:type="dxa" w:w="864"/>
           </w:tcPr>
           <w:p>
+            <w:pPr>
+              <w:ind w:firstLine="0"/>
+            </w:pPr>
             <w:r>
               <w:rPr>
                 <w:rFonts w:ascii="Times New Roman" w:hAnsi="Times New Roman" w:eastAsia="宋体"/>
@@ -2445,6 +2859,9 @@
             <w:tcW w:type="dxa" w:w="1872"/>
           </w:tcPr>
           <w:p>
+            <w:pPr>
+              <w:ind w:firstLine="0"/>
+            </w:pPr>
             <w:r>
               <w:rPr>
                 <w:rFonts w:ascii="Times New Roman" w:hAnsi="Times New Roman" w:eastAsia="宋体"/>
@@ -2461,6 +2878,9 @@
             <w:tcW w:type="dxa" w:w="1440"/>
           </w:tcPr>
           <w:p>
+            <w:pPr>
+              <w:ind w:firstLine="0"/>
+            </w:pPr>
             <w:r>
               <w:rPr>
                 <w:rFonts w:ascii="Times New Roman" w:hAnsi="Times New Roman" w:eastAsia="宋体"/>
@@ -2475,6 +2895,9 @@
             <w:tcW w:type="dxa" w:w="4463"/>
           </w:tcPr>
           <w:p>
+            <w:pPr>
+              <w:ind w:firstLine="0"/>
+            </w:pPr>
             <w:r>
               <w:rPr>
                 <w:rFonts w:ascii="Times New Roman" w:hAnsi="Times New Roman" w:eastAsia="宋体"/>
@@ -2489,6 +2912,9 @@
             <w:tcW w:type="dxa" w:w="432"/>
           </w:tcPr>
           <w:p>
+            <w:pPr>
+              <w:ind w:firstLine="0"/>
+            </w:pPr>
             <w:r>
               <w:rPr>
                 <w:rFonts w:ascii="Times New Roman" w:hAnsi="Times New Roman" w:eastAsia="宋体"/>
@@ -2503,6 +2929,9 @@
             <w:tcW w:type="dxa" w:w="864"/>
           </w:tcPr>
           <w:p>
+            <w:pPr>
+              <w:ind w:firstLine="0"/>
+            </w:pPr>
             <w:r>
               <w:rPr>
                 <w:rFonts w:ascii="Times New Roman" w:hAnsi="Times New Roman" w:eastAsia="宋体"/>
@@ -2516,6 +2945,9 @@
             <w:tcW w:type="dxa" w:w="1872"/>
           </w:tcPr>
           <w:p>
+            <w:pPr>
+              <w:ind w:firstLine="0"/>
+            </w:pPr>
             <w:r>
               <w:rPr>
                 <w:rFonts w:ascii="Times New Roman" w:hAnsi="Times New Roman" w:eastAsia="宋体"/>
@@ -2557,6 +2989,9 @@
             <w:tcW w:type="dxa" w:w="2129"/>
           </w:tcPr>
           <w:p>
+            <w:pPr>
+              <w:ind w:firstLine="0"/>
+            </w:pPr>
             <w:r>
               <w:rPr>
                 <w:rFonts w:ascii="Times New Roman" w:hAnsi="Times New Roman" w:eastAsia="宋体"/>
@@ -2572,6 +3007,9 @@
             <w:tcW w:type="dxa" w:w="4721"/>
           </w:tcPr>
           <w:p>
+            <w:pPr>
+              <w:ind w:firstLine="0"/>
+            </w:pPr>
             <w:r>
               <w:rPr>
                 <w:rFonts w:ascii="Times New Roman" w:hAnsi="Times New Roman" w:eastAsia="宋体"/>
@@ -2587,6 +3025,9 @@
             <w:tcW w:type="dxa" w:w="278"/>
           </w:tcPr>
           <w:p>
+            <w:pPr>
+              <w:ind w:firstLine="0"/>
+            </w:pPr>
             <w:r>
               <w:rPr>
                 <w:rFonts w:ascii="Times New Roman" w:hAnsi="Times New Roman" w:eastAsia="宋体"/>
@@ -2602,6 +3043,9 @@
             <w:tcW w:type="dxa" w:w="555"/>
           </w:tcPr>
           <w:p>
+            <w:pPr>
+              <w:ind w:firstLine="0"/>
+            </w:pPr>
             <w:r>
               <w:rPr>
                 <w:rFonts w:ascii="Times New Roman" w:hAnsi="Times New Roman" w:eastAsia="宋体"/>
@@ -2617,6 +3061,9 @@
             <w:tcW w:type="dxa" w:w="1388"/>
           </w:tcPr>
           <w:p>
+            <w:pPr>
+              <w:ind w:firstLine="0"/>
+            </w:pPr>
             <w:r>
               <w:rPr>
                 <w:rFonts w:ascii="Times New Roman" w:hAnsi="Times New Roman" w:eastAsia="宋体"/>
@@ -2634,6 +3081,9 @@
             <w:tcW w:type="dxa" w:w="2129"/>
           </w:tcPr>
           <w:p>
+            <w:pPr>
+              <w:ind w:firstLine="0"/>
+            </w:pPr>
             <w:r>
               <w:rPr>
                 <w:rFonts w:ascii="Times New Roman" w:hAnsi="Times New Roman" w:eastAsia="宋体"/>
@@ -2648,6 +3098,9 @@
             <w:tcW w:type="dxa" w:w="4721"/>
           </w:tcPr>
           <w:p>
+            <w:pPr>
+              <w:ind w:firstLine="0"/>
+            </w:pPr>
             <w:r>
               <w:rPr>
                 <w:rFonts w:ascii="Times New Roman" w:hAnsi="Times New Roman" w:eastAsia="宋体"/>
@@ -2662,6 +3115,9 @@
             <w:tcW w:type="dxa" w:w="278"/>
           </w:tcPr>
           <w:p>
+            <w:pPr>
+              <w:ind w:firstLine="0"/>
+            </w:pPr>
             <w:r>
               <w:rPr>
                 <w:rFonts w:ascii="Times New Roman" w:hAnsi="Times New Roman" w:eastAsia="宋体"/>
@@ -2676,6 +3132,9 @@
             <w:tcW w:type="dxa" w:w="555"/>
           </w:tcPr>
           <w:p>
+            <w:pPr>
+              <w:ind w:firstLine="0"/>
+            </w:pPr>
             <w:r>
               <w:rPr>
                 <w:rFonts w:ascii="Times New Roman" w:hAnsi="Times New Roman" w:eastAsia="宋体"/>
@@ -2690,6 +3149,9 @@
             <w:tcW w:type="dxa" w:w="1388"/>
           </w:tcPr>
           <w:p>
+            <w:pPr>
+              <w:ind w:firstLine="0"/>
+            </w:pPr>
             <w:r>
               <w:rPr>
                 <w:rFonts w:ascii="Times New Roman" w:hAnsi="Times New Roman" w:eastAsia="宋体"/>
@@ -2706,6 +3168,9 @@
             <w:tcW w:type="dxa" w:w="2129"/>
           </w:tcPr>
           <w:p>
+            <w:pPr>
+              <w:ind w:firstLine="0"/>
+            </w:pPr>
             <w:r>
               <w:rPr>
                 <w:rFonts w:ascii="Times New Roman" w:hAnsi="Times New Roman" w:eastAsia="宋体"/>
@@ -2720,6 +3185,9 @@
             <w:tcW w:type="dxa" w:w="4721"/>
           </w:tcPr>
           <w:p>
+            <w:pPr>
+              <w:ind w:firstLine="0"/>
+            </w:pPr>
             <w:r>
               <w:rPr>
                 <w:rFonts w:ascii="Times New Roman" w:hAnsi="Times New Roman" w:eastAsia="宋体"/>
@@ -2734,6 +3202,9 @@
             <w:tcW w:type="dxa" w:w="278"/>
           </w:tcPr>
           <w:p>
+            <w:pPr>
+              <w:ind w:firstLine="0"/>
+            </w:pPr>
             <w:r>
               <w:rPr>
                 <w:rFonts w:ascii="Times New Roman" w:hAnsi="Times New Roman" w:eastAsia="宋体"/>
@@ -2748,6 +3219,9 @@
             <w:tcW w:type="dxa" w:w="555"/>
           </w:tcPr>
           <w:p>
+            <w:pPr>
+              <w:ind w:firstLine="0"/>
+            </w:pPr>
             <w:r>
               <w:rPr>
                 <w:rFonts w:ascii="Times New Roman" w:hAnsi="Times New Roman" w:eastAsia="宋体"/>
@@ -2761,6 +3235,9 @@
             <w:tcW w:type="dxa" w:w="1388"/>
           </w:tcPr>
           <w:p>
+            <w:pPr>
+              <w:ind w:firstLine="0"/>
+            </w:pPr>
             <w:r>
               <w:rPr>
                 <w:rFonts w:ascii="Times New Roman" w:hAnsi="Times New Roman" w:eastAsia="宋体"/>
@@ -2777,6 +3254,9 @@
             <w:tcW w:type="dxa" w:w="2129"/>
           </w:tcPr>
           <w:p>
+            <w:pPr>
+              <w:ind w:firstLine="0"/>
+            </w:pPr>
             <w:r>
               <w:rPr>
                 <w:rFonts w:ascii="Times New Roman" w:hAnsi="Times New Roman" w:eastAsia="宋体"/>
@@ -2791,6 +3271,9 @@
             <w:tcW w:type="dxa" w:w="4721"/>
           </w:tcPr>
           <w:p>
+            <w:pPr>
+              <w:ind w:firstLine="0"/>
+            </w:pPr>
             <w:r>
               <w:rPr>
                 <w:rFonts w:ascii="Times New Roman" w:hAnsi="Times New Roman" w:eastAsia="宋体"/>
@@ -2805,6 +3288,9 @@
             <w:tcW w:type="dxa" w:w="278"/>
           </w:tcPr>
           <w:p>
+            <w:pPr>
+              <w:ind w:firstLine="0"/>
+            </w:pPr>
             <w:r>
               <w:rPr>
                 <w:rFonts w:ascii="Times New Roman" w:hAnsi="Times New Roman" w:eastAsia="宋体"/>
@@ -2819,6 +3305,9 @@
             <w:tcW w:type="dxa" w:w="555"/>
           </w:tcPr>
           <w:p>
+            <w:pPr>
+              <w:ind w:firstLine="0"/>
+            </w:pPr>
             <w:r>
               <w:rPr>
                 <w:rFonts w:ascii="Times New Roman" w:hAnsi="Times New Roman" w:eastAsia="宋体"/>
@@ -2832,6 +3321,9 @@
             <w:tcW w:type="dxa" w:w="1388"/>
           </w:tcPr>
           <w:p>
+            <w:pPr>
+              <w:ind w:firstLine="0"/>
+            </w:pPr>
             <w:r>
               <w:rPr>
                 <w:rFonts w:ascii="Times New Roman" w:hAnsi="Times New Roman" w:eastAsia="宋体"/>
@@ -2848,6 +3340,9 @@
             <w:tcW w:type="dxa" w:w="2129"/>
           </w:tcPr>
           <w:p>
+            <w:pPr>
+              <w:ind w:firstLine="0"/>
+            </w:pPr>
             <w:r>
               <w:rPr>
                 <w:rFonts w:ascii="Times New Roman" w:hAnsi="Times New Roman" w:eastAsia="宋体"/>
@@ -2862,6 +3357,9 @@
             <w:tcW w:type="dxa" w:w="4721"/>
           </w:tcPr>
           <w:p>
+            <w:pPr>
+              <w:ind w:firstLine="0"/>
+            </w:pPr>
             <w:r>
               <w:rPr>
                 <w:rFonts w:ascii="Times New Roman" w:hAnsi="Times New Roman" w:eastAsia="宋体"/>
@@ -2876,6 +3374,9 @@
             <w:tcW w:type="dxa" w:w="278"/>
           </w:tcPr>
           <w:p>
+            <w:pPr>
+              <w:ind w:firstLine="0"/>
+            </w:pPr>
             <w:r>
               <w:rPr>
                 <w:rFonts w:ascii="Times New Roman" w:hAnsi="Times New Roman" w:eastAsia="宋体"/>
@@ -2890,6 +3391,9 @@
             <w:tcW w:type="dxa" w:w="555"/>
           </w:tcPr>
           <w:p>
+            <w:pPr>
+              <w:ind w:firstLine="0"/>
+            </w:pPr>
             <w:r>
               <w:rPr>
                 <w:rFonts w:ascii="Times New Roman" w:hAnsi="Times New Roman" w:eastAsia="宋体"/>
@@ -2903,6 +3407,9 @@
             <w:tcW w:type="dxa" w:w="1388"/>
           </w:tcPr>
           <w:p>
+            <w:pPr>
+              <w:ind w:firstLine="0"/>
+            </w:pPr>
             <w:r>
               <w:rPr>
                 <w:rFonts w:ascii="Times New Roman" w:hAnsi="Times New Roman" w:eastAsia="宋体"/>
@@ -2919,6 +3426,9 @@
             <w:tcW w:type="dxa" w:w="2129"/>
           </w:tcPr>
           <w:p>
+            <w:pPr>
+              <w:ind w:firstLine="0"/>
+            </w:pPr>
             <w:r>
               <w:rPr>
                 <w:rFonts w:ascii="Times New Roman" w:hAnsi="Times New Roman" w:eastAsia="宋体"/>
@@ -2933,6 +3443,9 @@
             <w:tcW w:type="dxa" w:w="4721"/>
           </w:tcPr>
           <w:p>
+            <w:pPr>
+              <w:ind w:firstLine="0"/>
+            </w:pPr>
             <w:r>
               <w:rPr>
                 <w:rFonts w:ascii="Times New Roman" w:hAnsi="Times New Roman" w:eastAsia="宋体"/>
@@ -2947,6 +3460,9 @@
             <w:tcW w:type="dxa" w:w="278"/>
           </w:tcPr>
           <w:p>
+            <w:pPr>
+              <w:ind w:firstLine="0"/>
+            </w:pPr>
             <w:r>
               <w:rPr>
                 <w:rFonts w:ascii="Times New Roman" w:hAnsi="Times New Roman" w:eastAsia="宋体"/>
@@ -2961,6 +3477,9 @@
             <w:tcW w:type="dxa" w:w="555"/>
           </w:tcPr>
           <w:p>
+            <w:pPr>
+              <w:ind w:firstLine="0"/>
+            </w:pPr>
             <w:r>
               <w:rPr>
                 <w:rFonts w:ascii="Times New Roman" w:hAnsi="Times New Roman" w:eastAsia="宋体"/>
@@ -2974,6 +3493,9 @@
             <w:tcW w:type="dxa" w:w="1388"/>
           </w:tcPr>
           <w:p>
+            <w:pPr>
+              <w:ind w:firstLine="0"/>
+            </w:pPr>
             <w:r>
               <w:rPr>
                 <w:rFonts w:ascii="Times New Roman" w:hAnsi="Times New Roman" w:eastAsia="宋体"/>
@@ -2990,6 +3512,9 @@
             <w:tcW w:type="dxa" w:w="2129"/>
           </w:tcPr>
           <w:p>
+            <w:pPr>
+              <w:ind w:firstLine="0"/>
+            </w:pPr>
             <w:r>
               <w:rPr>
                 <w:rFonts w:ascii="Times New Roman" w:hAnsi="Times New Roman" w:eastAsia="宋体"/>
@@ -3004,6 +3529,9 @@
             <w:tcW w:type="dxa" w:w="4721"/>
           </w:tcPr>
           <w:p>
+            <w:pPr>
+              <w:ind w:firstLine="0"/>
+            </w:pPr>
             <w:r>
               <w:rPr>
                 <w:rFonts w:ascii="Times New Roman" w:hAnsi="Times New Roman" w:eastAsia="宋体"/>
@@ -3018,6 +3546,9 @@
             <w:tcW w:type="dxa" w:w="278"/>
           </w:tcPr>
           <w:p>
+            <w:pPr>
+              <w:ind w:firstLine="0"/>
+            </w:pPr>
             <w:r>
               <w:rPr>
                 <w:rFonts w:ascii="Times New Roman" w:hAnsi="Times New Roman" w:eastAsia="宋体"/>
@@ -3032,6 +3563,9 @@
             <w:tcW w:type="dxa" w:w="555"/>
           </w:tcPr>
           <w:p>
+            <w:pPr>
+              <w:ind w:firstLine="0"/>
+            </w:pPr>
             <w:r>
               <w:rPr>
                 <w:rFonts w:ascii="Times New Roman" w:hAnsi="Times New Roman" w:eastAsia="宋体"/>
@@ -3045,6 +3579,9 @@
             <w:tcW w:type="dxa" w:w="1388"/>
           </w:tcPr>
           <w:p>
+            <w:pPr>
+              <w:ind w:firstLine="0"/>
+            </w:pPr>
             <w:r>
               <w:rPr>
                 <w:rFonts w:ascii="Times New Roman" w:hAnsi="Times New Roman" w:eastAsia="宋体"/>
@@ -3061,6 +3598,9 @@
             <w:tcW w:type="dxa" w:w="2129"/>
           </w:tcPr>
           <w:p>
+            <w:pPr>
+              <w:ind w:firstLine="0"/>
+            </w:pPr>
             <w:r>
               <w:rPr>
                 <w:rFonts w:ascii="Times New Roman" w:hAnsi="Times New Roman" w:eastAsia="宋体"/>
@@ -3075,6 +3615,9 @@
             <w:tcW w:type="dxa" w:w="4721"/>
           </w:tcPr>
           <w:p>
+            <w:pPr>
+              <w:ind w:firstLine="0"/>
+            </w:pPr>
             <w:r>
               <w:rPr>
                 <w:rFonts w:ascii="Times New Roman" w:hAnsi="Times New Roman" w:eastAsia="宋体"/>
@@ -3089,6 +3632,9 @@
             <w:tcW w:type="dxa" w:w="278"/>
           </w:tcPr>
           <w:p>
+            <w:pPr>
+              <w:ind w:firstLine="0"/>
+            </w:pPr>
             <w:r>
               <w:rPr>
                 <w:rFonts w:ascii="Times New Roman" w:hAnsi="Times New Roman" w:eastAsia="宋体"/>
@@ -3103,6 +3649,9 @@
             <w:tcW w:type="dxa" w:w="555"/>
           </w:tcPr>
           <w:p>
+            <w:pPr>
+              <w:ind w:firstLine="0"/>
+            </w:pPr>
             <w:r>
               <w:rPr>
                 <w:rFonts w:ascii="Times New Roman" w:hAnsi="Times New Roman" w:eastAsia="宋体"/>
@@ -3116,6 +3665,9 @@
             <w:tcW w:type="dxa" w:w="1388"/>
           </w:tcPr>
           <w:p>
+            <w:pPr>
+              <w:ind w:firstLine="0"/>
+            </w:pPr>
             <w:r>
               <w:rPr>
                 <w:rFonts w:ascii="Times New Roman" w:hAnsi="Times New Roman" w:eastAsia="宋体"/>
@@ -3132,6 +3684,9 @@
             <w:tcW w:type="dxa" w:w="2129"/>
           </w:tcPr>
           <w:p>
+            <w:pPr>
+              <w:ind w:firstLine="0"/>
+            </w:pPr>
             <w:r>
               <w:rPr>
                 <w:rFonts w:ascii="Times New Roman" w:hAnsi="Times New Roman" w:eastAsia="宋体"/>
@@ -3146,6 +3701,9 @@
             <w:tcW w:type="dxa" w:w="4721"/>
           </w:tcPr>
           <w:p>
+            <w:pPr>
+              <w:ind w:firstLine="0"/>
+            </w:pPr>
             <w:r>
               <w:rPr>
                 <w:rFonts w:ascii="Times New Roman" w:hAnsi="Times New Roman" w:eastAsia="宋体"/>
@@ -3160,6 +3718,9 @@
             <w:tcW w:type="dxa" w:w="278"/>
           </w:tcPr>
           <w:p>
+            <w:pPr>
+              <w:ind w:firstLine="0"/>
+            </w:pPr>
             <w:r>
               <w:rPr>
                 <w:rFonts w:ascii="Times New Roman" w:hAnsi="Times New Roman" w:eastAsia="宋体"/>
@@ -3174,6 +3735,9 @@
             <w:tcW w:type="dxa" w:w="555"/>
           </w:tcPr>
           <w:p>
+            <w:pPr>
+              <w:ind w:firstLine="0"/>
+            </w:pPr>
             <w:r>
               <w:rPr>
                 <w:rFonts w:ascii="Times New Roman" w:hAnsi="Times New Roman" w:eastAsia="宋体"/>
@@ -3187,6 +3751,9 @@
             <w:tcW w:type="dxa" w:w="1388"/>
           </w:tcPr>
           <w:p>
+            <w:pPr>
+              <w:ind w:firstLine="0"/>
+            </w:pPr>
             <w:r>
               <w:rPr>
                 <w:rFonts w:ascii="Times New Roman" w:hAnsi="Times New Roman" w:eastAsia="宋体"/>
@@ -3203,6 +3770,9 @@
             <w:tcW w:type="dxa" w:w="2129"/>
           </w:tcPr>
           <w:p>
+            <w:pPr>
+              <w:ind w:firstLine="0"/>
+            </w:pPr>
             <w:r>
               <w:rPr>
                 <w:rFonts w:ascii="Times New Roman" w:hAnsi="Times New Roman" w:eastAsia="宋体"/>
@@ -3217,6 +3787,9 @@
             <w:tcW w:type="dxa" w:w="4721"/>
           </w:tcPr>
           <w:p>
+            <w:pPr>
+              <w:ind w:firstLine="0"/>
+            </w:pPr>
             <w:r>
               <w:rPr>
                 <w:rFonts w:ascii="Times New Roman" w:hAnsi="Times New Roman" w:eastAsia="宋体"/>
@@ -3231,6 +3804,9 @@
             <w:tcW w:type="dxa" w:w="278"/>
           </w:tcPr>
           <w:p>
+            <w:pPr>
+              <w:ind w:firstLine="0"/>
+            </w:pPr>
             <w:r>
               <w:rPr>
                 <w:rFonts w:ascii="Times New Roman" w:hAnsi="Times New Roman" w:eastAsia="宋体"/>
@@ -3245,6 +3821,9 @@
             <w:tcW w:type="dxa" w:w="555"/>
           </w:tcPr>
           <w:p>
+            <w:pPr>
+              <w:ind w:firstLine="0"/>
+            </w:pPr>
             <w:r>
               <w:rPr>
                 <w:rFonts w:ascii="Times New Roman" w:hAnsi="Times New Roman" w:eastAsia="宋体"/>
@@ -3258,6 +3837,9 @@
             <w:tcW w:type="dxa" w:w="1388"/>
           </w:tcPr>
           <w:p>
+            <w:pPr>
+              <w:ind w:firstLine="0"/>
+            </w:pPr>
             <w:r>
               <w:rPr>
                 <w:rFonts w:ascii="Times New Roman" w:hAnsi="Times New Roman" w:eastAsia="宋体"/>
@@ -3274,6 +3856,9 @@
             <w:tcW w:type="dxa" w:w="2129"/>
           </w:tcPr>
           <w:p>
+            <w:pPr>
+              <w:ind w:firstLine="0"/>
+            </w:pPr>
             <w:r>
               <w:rPr>
                 <w:rFonts w:ascii="Times New Roman" w:hAnsi="Times New Roman" w:eastAsia="宋体"/>
@@ -3288,6 +3873,9 @@
             <w:tcW w:type="dxa" w:w="4721"/>
           </w:tcPr>
           <w:p>
+            <w:pPr>
+              <w:ind w:firstLine="0"/>
+            </w:pPr>
             <w:r>
               <w:rPr>
                 <w:rFonts w:ascii="Times New Roman" w:hAnsi="Times New Roman" w:eastAsia="宋体"/>
@@ -3302,6 +3890,9 @@
             <w:tcW w:type="dxa" w:w="278"/>
           </w:tcPr>
           <w:p>
+            <w:pPr>
+              <w:ind w:firstLine="0"/>
+            </w:pPr>
             <w:r>
               <w:rPr>
                 <w:rFonts w:ascii="Times New Roman" w:hAnsi="Times New Roman" w:eastAsia="宋体"/>
@@ -3316,6 +3907,9 @@
             <w:tcW w:type="dxa" w:w="555"/>
           </w:tcPr>
           <w:p>
+            <w:pPr>
+              <w:ind w:firstLine="0"/>
+            </w:pPr>
             <w:r>
               <w:rPr>
                 <w:rFonts w:ascii="Times New Roman" w:hAnsi="Times New Roman" w:eastAsia="宋体"/>
@@ -3329,6 +3923,9 @@
             <w:tcW w:type="dxa" w:w="1388"/>
           </w:tcPr>
           <w:p>
+            <w:pPr>
+              <w:ind w:firstLine="0"/>
+            </w:pPr>
             <w:r>
               <w:rPr>
                 <w:rFonts w:ascii="Times New Roman" w:hAnsi="Times New Roman" w:eastAsia="宋体"/>
@@ -3345,6 +3942,9 @@
             <w:tcW w:type="dxa" w:w="2129"/>
           </w:tcPr>
           <w:p>
+            <w:pPr>
+              <w:ind w:firstLine="0"/>
+            </w:pPr>
             <w:r>
               <w:rPr>
                 <w:rFonts w:ascii="Times New Roman" w:hAnsi="Times New Roman" w:eastAsia="宋体"/>
@@ -3359,6 +3959,9 @@
             <w:tcW w:type="dxa" w:w="4721"/>
           </w:tcPr>
           <w:p>
+            <w:pPr>
+              <w:ind w:firstLine="0"/>
+            </w:pPr>
             <w:r>
               <w:rPr>
                 <w:rFonts w:ascii="Times New Roman" w:hAnsi="Times New Roman" w:eastAsia="宋体"/>
@@ -3373,6 +3976,9 @@
             <w:tcW w:type="dxa" w:w="278"/>
           </w:tcPr>
           <w:p>
+            <w:pPr>
+              <w:ind w:firstLine="0"/>
+            </w:pPr>
             <w:r>
               <w:rPr>
                 <w:rFonts w:ascii="Times New Roman" w:hAnsi="Times New Roman" w:eastAsia="宋体"/>
@@ -3387,6 +3993,9 @@
             <w:tcW w:type="dxa" w:w="555"/>
           </w:tcPr>
           <w:p>
+            <w:pPr>
+              <w:ind w:firstLine="0"/>
+            </w:pPr>
             <w:r>
               <w:rPr>
                 <w:rFonts w:ascii="Times New Roman" w:hAnsi="Times New Roman" w:eastAsia="宋体"/>
@@ -3400,6 +4009,9 @@
             <w:tcW w:type="dxa" w:w="1388"/>
           </w:tcPr>
           <w:p>
+            <w:pPr>
+              <w:ind w:firstLine="0"/>
+            </w:pPr>
             <w:r>
               <w:rPr>
                 <w:rFonts w:ascii="Times New Roman" w:hAnsi="Times New Roman" w:eastAsia="宋体"/>
@@ -3416,6 +4028,9 @@
             <w:tcW w:type="dxa" w:w="2129"/>
           </w:tcPr>
           <w:p>
+            <w:pPr>
+              <w:ind w:firstLine="0"/>
+            </w:pPr>
             <w:r>
               <w:rPr>
                 <w:rFonts w:ascii="Times New Roman" w:hAnsi="Times New Roman" w:eastAsia="宋体"/>
@@ -3430,6 +4045,9 @@
             <w:tcW w:type="dxa" w:w="4721"/>
           </w:tcPr>
           <w:p>
+            <w:pPr>
+              <w:ind w:firstLine="0"/>
+            </w:pPr>
             <w:r>
               <w:rPr>
                 <w:rFonts w:ascii="Times New Roman" w:hAnsi="Times New Roman" w:eastAsia="宋体"/>
@@ -3444,6 +4062,9 @@
             <w:tcW w:type="dxa" w:w="278"/>
           </w:tcPr>
           <w:p>
+            <w:pPr>
+              <w:ind w:firstLine="0"/>
+            </w:pPr>
             <w:r>
               <w:rPr>
                 <w:rFonts w:ascii="Times New Roman" w:hAnsi="Times New Roman" w:eastAsia="宋体"/>
@@ -3458,6 +4079,9 @@
             <w:tcW w:type="dxa" w:w="555"/>
           </w:tcPr>
           <w:p>
+            <w:pPr>
+              <w:ind w:firstLine="0"/>
+            </w:pPr>
             <w:r>
               <w:rPr>
                 <w:rFonts w:ascii="Times New Roman" w:hAnsi="Times New Roman" w:eastAsia="宋体"/>
@@ -3471,6 +4095,9 @@
             <w:tcW w:type="dxa" w:w="1388"/>
           </w:tcPr>
           <w:p>
+            <w:pPr>
+              <w:ind w:firstLine="0"/>
+            </w:pPr>
             <w:r>
               <w:rPr>
                 <w:rFonts w:ascii="Times New Roman" w:hAnsi="Times New Roman" w:eastAsia="宋体"/>
@@ -3487,6 +4114,9 @@
             <w:tcW w:type="dxa" w:w="2129"/>
           </w:tcPr>
           <w:p>
+            <w:pPr>
+              <w:ind w:firstLine="0"/>
+            </w:pPr>
             <w:r>
               <w:rPr>
                 <w:rFonts w:ascii="Times New Roman" w:hAnsi="Times New Roman" w:eastAsia="宋体"/>
@@ -3501,6 +4131,9 @@
             <w:tcW w:type="dxa" w:w="4721"/>
           </w:tcPr>
           <w:p>
+            <w:pPr>
+              <w:ind w:firstLine="0"/>
+            </w:pPr>
             <w:r>
               <w:rPr>
                 <w:rFonts w:ascii="Times New Roman" w:hAnsi="Times New Roman" w:eastAsia="宋体"/>
@@ -3515,6 +4148,9 @@
             <w:tcW w:type="dxa" w:w="278"/>
           </w:tcPr>
           <w:p>
+            <w:pPr>
+              <w:ind w:firstLine="0"/>
+            </w:pPr>
             <w:r>
               <w:rPr>
                 <w:rFonts w:ascii="Times New Roman" w:hAnsi="Times New Roman" w:eastAsia="宋体"/>
@@ -3529,6 +4165,9 @@
             <w:tcW w:type="dxa" w:w="555"/>
           </w:tcPr>
           <w:p>
+            <w:pPr>
+              <w:ind w:firstLine="0"/>
+            </w:pPr>
             <w:r>
               <w:rPr>
                 <w:rFonts w:ascii="Times New Roman" w:hAnsi="Times New Roman" w:eastAsia="宋体"/>
@@ -3542,6 +4181,9 @@
             <w:tcW w:type="dxa" w:w="1388"/>
           </w:tcPr>
           <w:p>
+            <w:pPr>
+              <w:ind w:firstLine="0"/>
+            </w:pPr>
             <w:r>
               <w:rPr>
                 <w:rFonts w:ascii="Times New Roman" w:hAnsi="Times New Roman" w:eastAsia="宋体"/>
@@ -3558,6 +4200,9 @@
             <w:tcW w:type="dxa" w:w="2129"/>
           </w:tcPr>
           <w:p>
+            <w:pPr>
+              <w:ind w:firstLine="0"/>
+            </w:pPr>
             <w:r>
               <w:rPr>
                 <w:rFonts w:ascii="Times New Roman" w:hAnsi="Times New Roman" w:eastAsia="宋体"/>
@@ -3572,6 +4217,9 @@
             <w:tcW w:type="dxa" w:w="4721"/>
           </w:tcPr>
           <w:p>
+            <w:pPr>
+              <w:ind w:firstLine="0"/>
+            </w:pPr>
             <w:r>
               <w:rPr>
                 <w:rFonts w:ascii="Times New Roman" w:hAnsi="Times New Roman" w:eastAsia="宋体"/>
@@ -3586,6 +4234,9 @@
             <w:tcW w:type="dxa" w:w="278"/>
           </w:tcPr>
           <w:p>
+            <w:pPr>
+              <w:ind w:firstLine="0"/>
+            </w:pPr>
             <w:r>
               <w:rPr>
                 <w:rFonts w:ascii="Times New Roman" w:hAnsi="Times New Roman" w:eastAsia="宋体"/>
@@ -3600,6 +4251,9 @@
             <w:tcW w:type="dxa" w:w="555"/>
           </w:tcPr>
           <w:p>
+            <w:pPr>
+              <w:ind w:firstLine="0"/>
+            </w:pPr>
             <w:r>
               <w:rPr>
                 <w:rFonts w:ascii="Times New Roman" w:hAnsi="Times New Roman" w:eastAsia="宋体"/>
@@ -3613,6 +4267,9 @@
             <w:tcW w:type="dxa" w:w="1388"/>
           </w:tcPr>
           <w:p>
+            <w:pPr>
+              <w:ind w:firstLine="0"/>
+            </w:pPr>
             <w:r>
               <w:rPr>
                 <w:rFonts w:ascii="Times New Roman" w:hAnsi="Times New Roman" w:eastAsia="宋体"/>
@@ -3629,6 +4286,9 @@
             <w:tcW w:type="dxa" w:w="2129"/>
           </w:tcPr>
           <w:p>
+            <w:pPr>
+              <w:ind w:firstLine="0"/>
+            </w:pPr>
             <w:r>
               <w:rPr>
                 <w:rFonts w:ascii="Times New Roman" w:hAnsi="Times New Roman" w:eastAsia="宋体"/>
@@ -3643,6 +4303,9 @@
             <w:tcW w:type="dxa" w:w="4721"/>
           </w:tcPr>
           <w:p>
+            <w:pPr>
+              <w:ind w:firstLine="0"/>
+            </w:pPr>
             <w:r>
               <w:rPr>
                 <w:rFonts w:ascii="Times New Roman" w:hAnsi="Times New Roman" w:eastAsia="宋体"/>
@@ -3657,6 +4320,9 @@
             <w:tcW w:type="dxa" w:w="278"/>
           </w:tcPr>
           <w:p>
+            <w:pPr>
+              <w:ind w:firstLine="0"/>
+            </w:pPr>
             <w:r>
               <w:rPr>
                 <w:rFonts w:ascii="Times New Roman" w:hAnsi="Times New Roman" w:eastAsia="宋体"/>
@@ -3671,6 +4337,9 @@
             <w:tcW w:type="dxa" w:w="555"/>
           </w:tcPr>
           <w:p>
+            <w:pPr>
+              <w:ind w:firstLine="0"/>
+            </w:pPr>
             <w:r>
               <w:rPr>
                 <w:rFonts w:ascii="Times New Roman" w:hAnsi="Times New Roman" w:eastAsia="宋体"/>
@@ -3684,6 +4353,9 @@
             <w:tcW w:type="dxa" w:w="1388"/>
           </w:tcPr>
           <w:p>
+            <w:pPr>
+              <w:ind w:firstLine="0"/>
+            </w:pPr>
             <w:r>
               <w:rPr>
                 <w:rFonts w:ascii="Times New Roman" w:hAnsi="Times New Roman" w:eastAsia="宋体"/>
@@ -3700,6 +4372,9 @@
             <w:tcW w:type="dxa" w:w="2129"/>
           </w:tcPr>
           <w:p>
+            <w:pPr>
+              <w:ind w:firstLine="0"/>
+            </w:pPr>
             <w:r>
               <w:rPr>
                 <w:rFonts w:ascii="Times New Roman" w:hAnsi="Times New Roman" w:eastAsia="宋体"/>
@@ -3714,6 +4389,9 @@
             <w:tcW w:type="dxa" w:w="4721"/>
           </w:tcPr>
           <w:p>
+            <w:pPr>
+              <w:ind w:firstLine="0"/>
+            </w:pPr>
             <w:r>
               <w:rPr>
                 <w:rFonts w:ascii="Times New Roman" w:hAnsi="Times New Roman" w:eastAsia="宋体"/>
@@ -3728,6 +4406,9 @@
             <w:tcW w:type="dxa" w:w="278"/>
           </w:tcPr>
           <w:p>
+            <w:pPr>
+              <w:ind w:firstLine="0"/>
+            </w:pPr>
             <w:r>
               <w:rPr>
                 <w:rFonts w:ascii="Times New Roman" w:hAnsi="Times New Roman" w:eastAsia="宋体"/>
@@ -3742,6 +4423,9 @@
             <w:tcW w:type="dxa" w:w="555"/>
           </w:tcPr>
           <w:p>
+            <w:pPr>
+              <w:ind w:firstLine="0"/>
+            </w:pPr>
             <w:r>
               <w:rPr>
                 <w:rFonts w:ascii="Times New Roman" w:hAnsi="Times New Roman" w:eastAsia="宋体"/>
@@ -3755,6 +4439,9 @@
             <w:tcW w:type="dxa" w:w="1388"/>
           </w:tcPr>
           <w:p>
+            <w:pPr>
+              <w:ind w:firstLine="0"/>
+            </w:pPr>
             <w:r>
               <w:rPr>
                 <w:rFonts w:ascii="Times New Roman" w:hAnsi="Times New Roman" w:eastAsia="宋体"/>
@@ -3771,6 +4458,9 @@
             <w:tcW w:type="dxa" w:w="2129"/>
           </w:tcPr>
           <w:p>
+            <w:pPr>
+              <w:ind w:firstLine="0"/>
+            </w:pPr>
             <w:r>
               <w:rPr>
                 <w:rFonts w:ascii="Times New Roman" w:hAnsi="Times New Roman" w:eastAsia="宋体"/>
@@ -3785,6 +4475,9 @@
             <w:tcW w:type="dxa" w:w="4721"/>
           </w:tcPr>
           <w:p>
+            <w:pPr>
+              <w:ind w:firstLine="0"/>
+            </w:pPr>
             <w:r>
               <w:rPr>
                 <w:rFonts w:ascii="Times New Roman" w:hAnsi="Times New Roman" w:eastAsia="宋体"/>
@@ -3799,6 +4492,9 @@
             <w:tcW w:type="dxa" w:w="278"/>
           </w:tcPr>
           <w:p>
+            <w:pPr>
+              <w:ind w:firstLine="0"/>
+            </w:pPr>
             <w:r>
               <w:rPr>
                 <w:rFonts w:ascii="Times New Roman" w:hAnsi="Times New Roman" w:eastAsia="宋体"/>
@@ -3813,6 +4509,9 @@
             <w:tcW w:type="dxa" w:w="555"/>
           </w:tcPr>
           <w:p>
+            <w:pPr>
+              <w:ind w:firstLine="0"/>
+            </w:pPr>
             <w:r>
               <w:rPr>
                 <w:rFonts w:ascii="Times New Roman" w:hAnsi="Times New Roman" w:eastAsia="宋体"/>
@@ -3826,6 +4525,9 @@
             <w:tcW w:type="dxa" w:w="1388"/>
           </w:tcPr>
           <w:p>
+            <w:pPr>
+              <w:ind w:firstLine="0"/>
+            </w:pPr>
             <w:r>
               <w:rPr>
                 <w:rFonts w:ascii="Times New Roman" w:hAnsi="Times New Roman" w:eastAsia="宋体"/>
@@ -3842,6 +4544,9 @@
             <w:tcW w:type="dxa" w:w="2129"/>
           </w:tcPr>
           <w:p>
+            <w:pPr>
+              <w:ind w:firstLine="0"/>
+            </w:pPr>
             <w:r>
               <w:rPr>
                 <w:rFonts w:ascii="Times New Roman" w:hAnsi="Times New Roman" w:eastAsia="宋体"/>
@@ -3856,6 +4561,9 @@
             <w:tcW w:type="dxa" w:w="4721"/>
           </w:tcPr>
           <w:p>
+            <w:pPr>
+              <w:ind w:firstLine="0"/>
+            </w:pPr>
             <w:r>
               <w:rPr>
                 <w:rFonts w:ascii="Times New Roman" w:hAnsi="Times New Roman" w:eastAsia="宋体"/>
@@ -3870,6 +4578,9 @@
             <w:tcW w:type="dxa" w:w="278"/>
           </w:tcPr>
           <w:p>
+            <w:pPr>
+              <w:ind w:firstLine="0"/>
+            </w:pPr>
             <w:r>
               <w:rPr>
                 <w:rFonts w:ascii="Times New Roman" w:hAnsi="Times New Roman" w:eastAsia="宋体"/>
@@ -3884,6 +4595,9 @@
             <w:tcW w:type="dxa" w:w="555"/>
           </w:tcPr>
           <w:p>
+            <w:pPr>
+              <w:ind w:firstLine="0"/>
+            </w:pPr>
             <w:r>
               <w:rPr>
                 <w:rFonts w:ascii="Times New Roman" w:hAnsi="Times New Roman" w:eastAsia="宋体"/>
@@ -3898,6 +4612,9 @@
             <w:tcW w:type="dxa" w:w="1388"/>
           </w:tcPr>
           <w:p>
+            <w:pPr>
+              <w:ind w:firstLine="0"/>
+            </w:pPr>
             <w:r>
               <w:rPr>
                 <w:rFonts w:ascii="Times New Roman" w:hAnsi="Times New Roman" w:eastAsia="宋体"/>
@@ -3914,6 +4631,9 @@
             <w:tcW w:type="dxa" w:w="2129"/>
           </w:tcPr>
           <w:p>
+            <w:pPr>
+              <w:ind w:firstLine="0"/>
+            </w:pPr>
             <w:r>
               <w:rPr>
                 <w:rFonts w:ascii="Times New Roman" w:hAnsi="Times New Roman" w:eastAsia="宋体"/>
@@ -3928,6 +4648,9 @@
             <w:tcW w:type="dxa" w:w="4721"/>
           </w:tcPr>
           <w:p>
+            <w:pPr>
+              <w:ind w:firstLine="0"/>
+            </w:pPr>
             <w:r>
               <w:rPr>
                 <w:rFonts w:ascii="Times New Roman" w:hAnsi="Times New Roman" w:eastAsia="宋体"/>
@@ -3942,6 +4665,9 @@
             <w:tcW w:type="dxa" w:w="278"/>
           </w:tcPr>
           <w:p>
+            <w:pPr>
+              <w:ind w:firstLine="0"/>
+            </w:pPr>
             <w:r>
               <w:rPr>
                 <w:rFonts w:ascii="Times New Roman" w:hAnsi="Times New Roman" w:eastAsia="宋体"/>
@@ -3956,6 +4682,9 @@
             <w:tcW w:type="dxa" w:w="555"/>
           </w:tcPr>
           <w:p>
+            <w:pPr>
+              <w:ind w:firstLine="0"/>
+            </w:pPr>
             <w:r>
               <w:rPr>
                 <w:rFonts w:ascii="Times New Roman" w:hAnsi="Times New Roman" w:eastAsia="宋体"/>
@@ -3970,6 +4699,9 @@
             <w:tcW w:type="dxa" w:w="1388"/>
           </w:tcPr>
           <w:p>
+            <w:pPr>
+              <w:ind w:firstLine="0"/>
+            </w:pPr>
             <w:r>
               <w:rPr>
                 <w:rFonts w:ascii="Times New Roman" w:hAnsi="Times New Roman" w:eastAsia="宋体"/>
@@ -3986,6 +4718,9 @@
             <w:tcW w:type="dxa" w:w="2129"/>
           </w:tcPr>
           <w:p>
+            <w:pPr>
+              <w:ind w:firstLine="0"/>
+            </w:pPr>
             <w:r>
               <w:rPr>
                 <w:rFonts w:ascii="Times New Roman" w:hAnsi="Times New Roman" w:eastAsia="宋体"/>
@@ -4000,6 +4735,9 @@
             <w:tcW w:type="dxa" w:w="4721"/>
           </w:tcPr>
           <w:p>
+            <w:pPr>
+              <w:ind w:firstLine="0"/>
+            </w:pPr>
             <w:r>
               <w:rPr>
                 <w:rFonts w:ascii="Times New Roman" w:hAnsi="Times New Roman" w:eastAsia="宋体"/>
@@ -4014,6 +4752,9 @@
             <w:tcW w:type="dxa" w:w="278"/>
           </w:tcPr>
           <w:p>
+            <w:pPr>
+              <w:ind w:firstLine="0"/>
+            </w:pPr>
             <w:r>
               <w:rPr>
                 <w:rFonts w:ascii="Times New Roman" w:hAnsi="Times New Roman" w:eastAsia="宋体"/>
@@ -4028,6 +4769,9 @@
             <w:tcW w:type="dxa" w:w="555"/>
           </w:tcPr>
           <w:p>
+            <w:pPr>
+              <w:ind w:firstLine="0"/>
+            </w:pPr>
             <w:r>
               <w:rPr>
                 <w:rFonts w:ascii="Times New Roman" w:hAnsi="Times New Roman" w:eastAsia="宋体"/>
@@ -4042,6 +4786,9 @@
             <w:tcW w:type="dxa" w:w="1388"/>
           </w:tcPr>
           <w:p>
+            <w:pPr>
+              <w:ind w:firstLine="0"/>
+            </w:pPr>
             <w:r>
               <w:rPr>
                 <w:rFonts w:ascii="Times New Roman" w:hAnsi="Times New Roman" w:eastAsia="宋体"/>
@@ -4058,6 +4805,9 @@
             <w:tcW w:type="dxa" w:w="2129"/>
           </w:tcPr>
           <w:p>
+            <w:pPr>
+              <w:ind w:firstLine="0"/>
+            </w:pPr>
             <w:r>
               <w:rPr>
                 <w:rFonts w:ascii="Times New Roman" w:hAnsi="Times New Roman" w:eastAsia="宋体"/>
@@ -4072,6 +4822,9 @@
             <w:tcW w:type="dxa" w:w="4721"/>
           </w:tcPr>
           <w:p>
+            <w:pPr>
+              <w:ind w:firstLine="0"/>
+            </w:pPr>
             <w:r>
               <w:rPr>
                 <w:rFonts w:ascii="Times New Roman" w:hAnsi="Times New Roman" w:eastAsia="宋体"/>
@@ -4086,6 +4839,9 @@
             <w:tcW w:type="dxa" w:w="278"/>
           </w:tcPr>
           <w:p>
+            <w:pPr>
+              <w:ind w:firstLine="0"/>
+            </w:pPr>
             <w:r>
               <w:rPr>
                 <w:rFonts w:ascii="Times New Roman" w:hAnsi="Times New Roman" w:eastAsia="宋体"/>
@@ -4100,6 +4856,9 @@
             <w:tcW w:type="dxa" w:w="555"/>
           </w:tcPr>
           <w:p>
+            <w:pPr>
+              <w:ind w:firstLine="0"/>
+            </w:pPr>
             <w:r>
               <w:rPr>
                 <w:rFonts w:ascii="Times New Roman" w:hAnsi="Times New Roman" w:eastAsia="宋体"/>
@@ -4113,6 +4872,9 @@
             <w:tcW w:type="dxa" w:w="1388"/>
           </w:tcPr>
           <w:p>
+            <w:pPr>
+              <w:ind w:firstLine="0"/>
+            </w:pPr>
             <w:r>
               <w:rPr>
                 <w:rFonts w:ascii="Times New Roman" w:hAnsi="Times New Roman" w:eastAsia="宋体"/>
@@ -4129,6 +4891,9 @@
             <w:tcW w:type="dxa" w:w="2129"/>
           </w:tcPr>
           <w:p>
+            <w:pPr>
+              <w:ind w:firstLine="0"/>
+            </w:pPr>
             <w:r>
               <w:rPr>
                 <w:rFonts w:ascii="Times New Roman" w:hAnsi="Times New Roman" w:eastAsia="宋体"/>
@@ -4143,6 +4908,9 @@
             <w:tcW w:type="dxa" w:w="4721"/>
           </w:tcPr>
           <w:p>
+            <w:pPr>
+              <w:ind w:firstLine="0"/>
+            </w:pPr>
             <w:r>
               <w:rPr>
                 <w:rFonts w:ascii="Times New Roman" w:hAnsi="Times New Roman" w:eastAsia="宋体"/>
@@ -4157,6 +4925,9 @@
             <w:tcW w:type="dxa" w:w="278"/>
           </w:tcPr>
           <w:p>
+            <w:pPr>
+              <w:ind w:firstLine="0"/>
+            </w:pPr>
             <w:r>
               <w:rPr>
                 <w:rFonts w:ascii="Times New Roman" w:hAnsi="Times New Roman" w:eastAsia="宋体"/>
@@ -4171,6 +4942,9 @@
             <w:tcW w:type="dxa" w:w="555"/>
           </w:tcPr>
           <w:p>
+            <w:pPr>
+              <w:ind w:firstLine="0"/>
+            </w:pPr>
             <w:r>
               <w:rPr>
                 <w:rFonts w:ascii="Times New Roman" w:hAnsi="Times New Roman" w:eastAsia="宋体"/>
@@ -4184,6 +4958,9 @@
             <w:tcW w:type="dxa" w:w="1388"/>
           </w:tcPr>
           <w:p>
+            <w:pPr>
+              <w:ind w:firstLine="0"/>
+            </w:pPr>
             <w:r>
               <w:rPr>
                 <w:rFonts w:ascii="Times New Roman" w:hAnsi="Times New Roman" w:eastAsia="宋体"/>
@@ -4200,6 +4977,9 @@
             <w:tcW w:type="dxa" w:w="2129"/>
           </w:tcPr>
           <w:p>
+            <w:pPr>
+              <w:ind w:firstLine="0"/>
+            </w:pPr>
             <w:r>
               <w:rPr>
                 <w:rFonts w:ascii="Times New Roman" w:hAnsi="Times New Roman" w:eastAsia="宋体"/>
@@ -4214,6 +4994,9 @@
             <w:tcW w:type="dxa" w:w="4721"/>
           </w:tcPr>
           <w:p>
+            <w:pPr>
+              <w:ind w:firstLine="0"/>
+            </w:pPr>
             <w:r>
               <w:rPr>
                 <w:rFonts w:ascii="Times New Roman" w:hAnsi="Times New Roman" w:eastAsia="宋体"/>
@@ -4228,6 +5011,9 @@
             <w:tcW w:type="dxa" w:w="278"/>
           </w:tcPr>
           <w:p>
+            <w:pPr>
+              <w:ind w:firstLine="0"/>
+            </w:pPr>
             <w:r>
               <w:rPr>
                 <w:rFonts w:ascii="Times New Roman" w:hAnsi="Times New Roman" w:eastAsia="宋体"/>
@@ -4242,6 +5028,9 @@
             <w:tcW w:type="dxa" w:w="555"/>
           </w:tcPr>
           <w:p>
+            <w:pPr>
+              <w:ind w:firstLine="0"/>
+            </w:pPr>
             <w:r>
               <w:rPr>
                 <w:rFonts w:ascii="Times New Roman" w:hAnsi="Times New Roman" w:eastAsia="宋体"/>
@@ -4255,6 +5044,9 @@
             <w:tcW w:type="dxa" w:w="1388"/>
           </w:tcPr>
           <w:p>
+            <w:pPr>
+              <w:ind w:firstLine="0"/>
+            </w:pPr>
             <w:r>
               <w:rPr>
                 <w:rFonts w:ascii="Times New Roman" w:hAnsi="Times New Roman" w:eastAsia="宋体"/>
@@ -4271,6 +5063,9 @@
             <w:tcW w:type="dxa" w:w="2129"/>
           </w:tcPr>
           <w:p>
+            <w:pPr>
+              <w:ind w:firstLine="0"/>
+            </w:pPr>
             <w:r>
               <w:rPr>
                 <w:rFonts w:ascii="Times New Roman" w:hAnsi="Times New Roman" w:eastAsia="宋体"/>
@@ -4285,6 +5080,9 @@
             <w:tcW w:type="dxa" w:w="4721"/>
           </w:tcPr>
           <w:p>
+            <w:pPr>
+              <w:ind w:firstLine="0"/>
+            </w:pPr>
             <w:r>
               <w:rPr>
                 <w:rFonts w:ascii="Times New Roman" w:hAnsi="Times New Roman" w:eastAsia="宋体"/>
@@ -4299,6 +5097,9 @@
             <w:tcW w:type="dxa" w:w="278"/>
           </w:tcPr>
           <w:p>
+            <w:pPr>
+              <w:ind w:firstLine="0"/>
+            </w:pPr>
             <w:r>
               <w:rPr>
                 <w:rFonts w:ascii="Times New Roman" w:hAnsi="Times New Roman" w:eastAsia="宋体"/>
@@ -4313,6 +5114,9 @@
             <w:tcW w:type="dxa" w:w="555"/>
           </w:tcPr>
           <w:p>
+            <w:pPr>
+              <w:ind w:firstLine="0"/>
+            </w:pPr>
             <w:r>
               <w:rPr>
                 <w:rFonts w:ascii="Times New Roman" w:hAnsi="Times New Roman" w:eastAsia="宋体"/>
@@ -4326,6 +5130,9 @@
             <w:tcW w:type="dxa" w:w="1388"/>
           </w:tcPr>
           <w:p>
+            <w:pPr>
+              <w:ind w:firstLine="0"/>
+            </w:pPr>
             <w:r>
               <w:rPr>
                 <w:rFonts w:ascii="Times New Roman" w:hAnsi="Times New Roman" w:eastAsia="宋体"/>
@@ -4342,6 +5149,9 @@
             <w:tcW w:type="dxa" w:w="2129"/>
           </w:tcPr>
           <w:p>
+            <w:pPr>
+              <w:ind w:firstLine="0"/>
+            </w:pPr>
             <w:r>
               <w:rPr>
                 <w:rFonts w:ascii="Times New Roman" w:hAnsi="Times New Roman" w:eastAsia="宋体"/>
@@ -4356,6 +5166,9 @@
             <w:tcW w:type="dxa" w:w="4721"/>
           </w:tcPr>
           <w:p>
+            <w:pPr>
+              <w:ind w:firstLine="0"/>
+            </w:pPr>
             <w:r>
               <w:rPr>
                 <w:rFonts w:ascii="Times New Roman" w:hAnsi="Times New Roman" w:eastAsia="宋体"/>
@@ -4370,6 +5183,9 @@
             <w:tcW w:type="dxa" w:w="278"/>
           </w:tcPr>
           <w:p>
+            <w:pPr>
+              <w:ind w:firstLine="0"/>
+            </w:pPr>
             <w:r>
               <w:rPr>
                 <w:rFonts w:ascii="Times New Roman" w:hAnsi="Times New Roman" w:eastAsia="宋体"/>
@@ -4384,6 +5200,9 @@
             <w:tcW w:type="dxa" w:w="555"/>
           </w:tcPr>
           <w:p>
+            <w:pPr>
+              <w:ind w:firstLine="0"/>
+            </w:pPr>
             <w:r>
               <w:rPr>
                 <w:rFonts w:ascii="Times New Roman" w:hAnsi="Times New Roman" w:eastAsia="宋体"/>
@@ -4397,6 +5216,9 @@
             <w:tcW w:type="dxa" w:w="1388"/>
           </w:tcPr>
           <w:p>
+            <w:pPr>
+              <w:ind w:firstLine="0"/>
+            </w:pPr>
             <w:r>
               <w:rPr>
                 <w:rFonts w:ascii="Times New Roman" w:hAnsi="Times New Roman" w:eastAsia="宋体"/>
@@ -4413,6 +5235,9 @@
             <w:tcW w:type="dxa" w:w="2129"/>
           </w:tcPr>
           <w:p>
+            <w:pPr>
+              <w:ind w:firstLine="0"/>
+            </w:pPr>
             <w:r>
               <w:rPr>
                 <w:rFonts w:ascii="Times New Roman" w:hAnsi="Times New Roman" w:eastAsia="宋体"/>
@@ -4427,6 +5252,9 @@
             <w:tcW w:type="dxa" w:w="4721"/>
           </w:tcPr>
           <w:p>
+            <w:pPr>
+              <w:ind w:firstLine="0"/>
+            </w:pPr>
             <w:r>
               <w:rPr>
                 <w:rFonts w:ascii="Times New Roman" w:hAnsi="Times New Roman" w:eastAsia="宋体"/>
@@ -4441,6 +5269,9 @@
             <w:tcW w:type="dxa" w:w="278"/>
           </w:tcPr>
           <w:p>
+            <w:pPr>
+              <w:ind w:firstLine="0"/>
+            </w:pPr>
             <w:r>
               <w:rPr>
                 <w:rFonts w:ascii="Times New Roman" w:hAnsi="Times New Roman" w:eastAsia="宋体"/>
@@ -4455,6 +5286,9 @@
             <w:tcW w:type="dxa" w:w="555"/>
           </w:tcPr>
           <w:p>
+            <w:pPr>
+              <w:ind w:firstLine="0"/>
+            </w:pPr>
             <w:r>
               <w:rPr>
                 <w:rFonts w:ascii="Times New Roman" w:hAnsi="Times New Roman" w:eastAsia="宋体"/>
@@ -4468,6 +5302,9 @@
             <w:tcW w:type="dxa" w:w="1388"/>
           </w:tcPr>
           <w:p>
+            <w:pPr>
+              <w:ind w:firstLine="0"/>
+            </w:pPr>
             <w:r>
               <w:rPr>
                 <w:rFonts w:ascii="Times New Roman" w:hAnsi="Times New Roman" w:eastAsia="宋体"/>
@@ -4484,6 +5321,9 @@
             <w:tcW w:type="dxa" w:w="2129"/>
           </w:tcPr>
           <w:p>
+            <w:pPr>
+              <w:ind w:firstLine="0"/>
+            </w:pPr>
             <w:r>
               <w:rPr>
                 <w:rFonts w:ascii="Times New Roman" w:hAnsi="Times New Roman" w:eastAsia="宋体"/>
@@ -4498,6 +5338,9 @@
             <w:tcW w:type="dxa" w:w="4721"/>
           </w:tcPr>
           <w:p>
+            <w:pPr>
+              <w:ind w:firstLine="0"/>
+            </w:pPr>
             <w:r>
               <w:rPr>
                 <w:rFonts w:ascii="Times New Roman" w:hAnsi="Times New Roman" w:eastAsia="宋体"/>
@@ -4512,6 +5355,9 @@
             <w:tcW w:type="dxa" w:w="278"/>
           </w:tcPr>
           <w:p>
+            <w:pPr>
+              <w:ind w:firstLine="0"/>
+            </w:pPr>
             <w:r>
               <w:rPr>
                 <w:rFonts w:ascii="Times New Roman" w:hAnsi="Times New Roman" w:eastAsia="宋体"/>
@@ -4526,6 +5372,9 @@
             <w:tcW w:type="dxa" w:w="555"/>
           </w:tcPr>
           <w:p>
+            <w:pPr>
+              <w:ind w:firstLine="0"/>
+            </w:pPr>
             <w:r>
               <w:rPr>
                 <w:rFonts w:ascii="Times New Roman" w:hAnsi="Times New Roman" w:eastAsia="宋体"/>
@@ -4539,6 +5388,9 @@
             <w:tcW w:type="dxa" w:w="1388"/>
           </w:tcPr>
           <w:p>
+            <w:pPr>
+              <w:ind w:firstLine="0"/>
+            </w:pPr>
             <w:r>
               <w:rPr>
                 <w:rFonts w:ascii="Times New Roman" w:hAnsi="Times New Roman" w:eastAsia="宋体"/>
@@ -4555,6 +5407,9 @@
             <w:tcW w:type="dxa" w:w="2129"/>
           </w:tcPr>
           <w:p>
+            <w:pPr>
+              <w:ind w:firstLine="0"/>
+            </w:pPr>
             <w:r>
               <w:rPr>
                 <w:rFonts w:ascii="Times New Roman" w:hAnsi="Times New Roman" w:eastAsia="宋体"/>
@@ -4569,6 +5424,9 @@
             <w:tcW w:type="dxa" w:w="4721"/>
           </w:tcPr>
           <w:p>
+            <w:pPr>
+              <w:ind w:firstLine="0"/>
+            </w:pPr>
             <w:r>
               <w:rPr>
                 <w:rFonts w:ascii="Times New Roman" w:hAnsi="Times New Roman" w:eastAsia="宋体"/>
@@ -4583,6 +5441,9 @@
             <w:tcW w:type="dxa" w:w="278"/>
           </w:tcPr>
           <w:p>
+            <w:pPr>
+              <w:ind w:firstLine="0"/>
+            </w:pPr>
             <w:r>
               <w:rPr>
                 <w:rFonts w:ascii="Times New Roman" w:hAnsi="Times New Roman" w:eastAsia="宋体"/>
@@ -4597,6 +5458,9 @@
             <w:tcW w:type="dxa" w:w="555"/>
           </w:tcPr>
           <w:p>
+            <w:pPr>
+              <w:ind w:firstLine="0"/>
+            </w:pPr>
             <w:r>
               <w:rPr>
                 <w:rFonts w:ascii="Times New Roman" w:hAnsi="Times New Roman" w:eastAsia="宋体"/>
@@ -4610,6 +5474,9 @@
             <w:tcW w:type="dxa" w:w="1388"/>
           </w:tcPr>
           <w:p>
+            <w:pPr>
+              <w:ind w:firstLine="0"/>
+            </w:pPr>
             <w:r>
               <w:rPr>
                 <w:rFonts w:ascii="Times New Roman" w:hAnsi="Times New Roman" w:eastAsia="宋体"/>
@@ -4626,6 +5493,9 @@
             <w:tcW w:type="dxa" w:w="2129"/>
           </w:tcPr>
           <w:p>
+            <w:pPr>
+              <w:ind w:firstLine="0"/>
+            </w:pPr>
             <w:r>
               <w:rPr>
                 <w:rFonts w:ascii="Times New Roman" w:hAnsi="Times New Roman" w:eastAsia="宋体"/>
@@ -4640,6 +5510,9 @@
             <w:tcW w:type="dxa" w:w="4721"/>
           </w:tcPr>
           <w:p>
+            <w:pPr>
+              <w:ind w:firstLine="0"/>
+            </w:pPr>
             <w:r>
               <w:rPr>
                 <w:rFonts w:ascii="Times New Roman" w:hAnsi="Times New Roman" w:eastAsia="宋体"/>
@@ -4654,6 +5527,9 @@
             <w:tcW w:type="dxa" w:w="278"/>
           </w:tcPr>
           <w:p>
+            <w:pPr>
+              <w:ind w:firstLine="0"/>
+            </w:pPr>
             <w:r>
               <w:rPr>
                 <w:rFonts w:ascii="Times New Roman" w:hAnsi="Times New Roman" w:eastAsia="宋体"/>
@@ -4668,6 +5544,9 @@
             <w:tcW w:type="dxa" w:w="555"/>
           </w:tcPr>
           <w:p>
+            <w:pPr>
+              <w:ind w:firstLine="0"/>
+            </w:pPr>
             <w:r>
               <w:rPr>
                 <w:rFonts w:ascii="Times New Roman" w:hAnsi="Times New Roman" w:eastAsia="宋体"/>
@@ -4682,6 +5561,9 @@
             <w:tcW w:type="dxa" w:w="1388"/>
           </w:tcPr>
           <w:p>
+            <w:pPr>
+              <w:ind w:firstLine="0"/>
+            </w:pPr>
             <w:r>
               <w:rPr>
                 <w:rFonts w:ascii="Times New Roman" w:hAnsi="Times New Roman" w:eastAsia="宋体"/>
@@ -4698,6 +5580,9 @@
             <w:tcW w:type="dxa" w:w="2129"/>
           </w:tcPr>
           <w:p>
+            <w:pPr>
+              <w:ind w:firstLine="0"/>
+            </w:pPr>
             <w:r>
               <w:rPr>
                 <w:rFonts w:ascii="Times New Roman" w:hAnsi="Times New Roman" w:eastAsia="宋体"/>
@@ -4712,6 +5597,9 @@
             <w:tcW w:type="dxa" w:w="4721"/>
           </w:tcPr>
           <w:p>
+            <w:pPr>
+              <w:ind w:firstLine="0"/>
+            </w:pPr>
             <w:r>
               <w:rPr>
                 <w:rFonts w:ascii="Times New Roman" w:hAnsi="Times New Roman" w:eastAsia="宋体"/>
@@ -4726,6 +5614,9 @@
             <w:tcW w:type="dxa" w:w="278"/>
           </w:tcPr>
           <w:p>
+            <w:pPr>
+              <w:ind w:firstLine="0"/>
+            </w:pPr>
             <w:r>
               <w:rPr>
                 <w:rFonts w:ascii="Times New Roman" w:hAnsi="Times New Roman" w:eastAsia="宋体"/>
@@ -4740,6 +5631,9 @@
             <w:tcW w:type="dxa" w:w="555"/>
           </w:tcPr>
           <w:p>
+            <w:pPr>
+              <w:ind w:firstLine="0"/>
+            </w:pPr>
             <w:r>
               <w:rPr>
                 <w:rFonts w:ascii="Times New Roman" w:hAnsi="Times New Roman" w:eastAsia="宋体"/>
@@ -4753,6 +5647,9 @@
             <w:tcW w:type="dxa" w:w="1388"/>
           </w:tcPr>
           <w:p>
+            <w:pPr>
+              <w:ind w:firstLine="0"/>
+            </w:pPr>
             <w:r>
               <w:rPr>
                 <w:rFonts w:ascii="Times New Roman" w:hAnsi="Times New Roman" w:eastAsia="宋体"/>
@@ -4769,6 +5666,9 @@
             <w:tcW w:type="dxa" w:w="2129"/>
           </w:tcPr>
           <w:p>
+            <w:pPr>
+              <w:ind w:firstLine="0"/>
+            </w:pPr>
             <w:r>
               <w:rPr>
                 <w:rFonts w:ascii="Times New Roman" w:hAnsi="Times New Roman" w:eastAsia="宋体"/>
@@ -4783,6 +5683,9 @@
             <w:tcW w:type="dxa" w:w="4721"/>
           </w:tcPr>
           <w:p>
+            <w:pPr>
+              <w:ind w:firstLine="0"/>
+            </w:pPr>
             <w:r>
               <w:rPr>
                 <w:rFonts w:ascii="Times New Roman" w:hAnsi="Times New Roman" w:eastAsia="宋体"/>
@@ -4797,6 +5700,9 @@
             <w:tcW w:type="dxa" w:w="278"/>
           </w:tcPr>
           <w:p>
+            <w:pPr>
+              <w:ind w:firstLine="0"/>
+            </w:pPr>
             <w:r>
               <w:rPr>
                 <w:rFonts w:ascii="Times New Roman" w:hAnsi="Times New Roman" w:eastAsia="宋体"/>
@@ -4811,6 +5717,9 @@
             <w:tcW w:type="dxa" w:w="555"/>
           </w:tcPr>
           <w:p>
+            <w:pPr>
+              <w:ind w:firstLine="0"/>
+            </w:pPr>
             <w:r>
               <w:rPr>
                 <w:rFonts w:ascii="Times New Roman" w:hAnsi="Times New Roman" w:eastAsia="宋体"/>
@@ -4824,6 +5733,9 @@
             <w:tcW w:type="dxa" w:w="1388"/>
           </w:tcPr>
           <w:p>
+            <w:pPr>
+              <w:ind w:firstLine="0"/>
+            </w:pPr>
             <w:r>
               <w:rPr>
                 <w:rFonts w:ascii="Times New Roman" w:hAnsi="Times New Roman" w:eastAsia="宋体"/>
@@ -4840,6 +5752,9 @@
             <w:tcW w:type="dxa" w:w="2129"/>
           </w:tcPr>
           <w:p>
+            <w:pPr>
+              <w:ind w:firstLine="0"/>
+            </w:pPr>
             <w:r>
               <w:rPr>
                 <w:rFonts w:ascii="Times New Roman" w:hAnsi="Times New Roman" w:eastAsia="宋体"/>
@@ -4854,6 +5769,9 @@
             <w:tcW w:type="dxa" w:w="4721"/>
           </w:tcPr>
           <w:p>
+            <w:pPr>
+              <w:ind w:firstLine="0"/>
+            </w:pPr>
             <w:r>
               <w:rPr>
                 <w:rFonts w:ascii="Times New Roman" w:hAnsi="Times New Roman" w:eastAsia="宋体"/>
@@ -4868,6 +5786,9 @@
             <w:tcW w:type="dxa" w:w="278"/>
           </w:tcPr>
           <w:p>
+            <w:pPr>
+              <w:ind w:firstLine="0"/>
+            </w:pPr>
             <w:r>
               <w:rPr>
                 <w:rFonts w:ascii="Times New Roman" w:hAnsi="Times New Roman" w:eastAsia="宋体"/>
@@ -4882,6 +5803,9 @@
             <w:tcW w:type="dxa" w:w="555"/>
           </w:tcPr>
           <w:p>
+            <w:pPr>
+              <w:ind w:firstLine="0"/>
+            </w:pPr>
             <w:r>
               <w:rPr>
                 <w:rFonts w:ascii="Times New Roman" w:hAnsi="Times New Roman" w:eastAsia="宋体"/>
@@ -4895,6 +5819,9 @@
             <w:tcW w:type="dxa" w:w="1388"/>
           </w:tcPr>
           <w:p>
+            <w:pPr>
+              <w:ind w:firstLine="0"/>
+            </w:pPr>
             <w:r>
               <w:rPr>
                 <w:rFonts w:ascii="Times New Roman" w:hAnsi="Times New Roman" w:eastAsia="宋体"/>
@@ -4936,6 +5863,9 @@
             <w:tcW w:type="dxa" w:w="2629"/>
           </w:tcPr>
           <w:p>
+            <w:pPr>
+              <w:ind w:firstLine="0"/>
+            </w:pPr>
             <w:r>
               <w:rPr>
                 <w:rFonts w:ascii="Times New Roman" w:hAnsi="Times New Roman" w:eastAsia="宋体"/>
@@ -4951,6 +5881,9 @@
             <w:tcW w:type="dxa" w:w="4864"/>
           </w:tcPr>
           <w:p>
+            <w:pPr>
+              <w:ind w:firstLine="0"/>
+            </w:pPr>
             <w:r>
               <w:rPr>
                 <w:rFonts w:ascii="Times New Roman" w:hAnsi="Times New Roman" w:eastAsia="宋体"/>
@@ -4966,6 +5899,9 @@
             <w:tcW w:type="dxa" w:w="394"/>
           </w:tcPr>
           <w:p>
+            <w:pPr>
+              <w:ind w:firstLine="0"/>
+            </w:pPr>
             <w:r>
               <w:rPr>
                 <w:rFonts w:ascii="Times New Roman" w:hAnsi="Times New Roman" w:eastAsia="宋体"/>
@@ -4981,6 +5917,9 @@
             <w:tcW w:type="dxa" w:w="263"/>
           </w:tcPr>
           <w:p>
+            <w:pPr>
+              <w:ind w:firstLine="0"/>
+            </w:pPr>
             <w:r>
               <w:rPr>
                 <w:rFonts w:ascii="Times New Roman" w:hAnsi="Times New Roman" w:eastAsia="宋体"/>
@@ -4996,6 +5935,9 @@
             <w:tcW w:type="dxa" w:w="920"/>
           </w:tcPr>
           <w:p>
+            <w:pPr>
+              <w:ind w:firstLine="0"/>
+            </w:pPr>
             <w:r>
               <w:rPr>
                 <w:rFonts w:ascii="Times New Roman" w:hAnsi="Times New Roman" w:eastAsia="宋体"/>
@@ -5013,6 +5955,9 @@
             <w:tcW w:type="dxa" w:w="2629"/>
           </w:tcPr>
           <w:p>
+            <w:pPr>
+              <w:ind w:firstLine="0"/>
+            </w:pPr>
             <w:r>
               <w:rPr>
                 <w:rFonts w:ascii="Times New Roman" w:hAnsi="Times New Roman" w:eastAsia="宋体"/>
@@ -5027,6 +5972,9 @@
             <w:tcW w:type="dxa" w:w="4864"/>
           </w:tcPr>
           <w:p>
+            <w:pPr>
+              <w:ind w:firstLine="0"/>
+            </w:pPr>
             <w:r>
               <w:rPr>
                 <w:rFonts w:ascii="Times New Roman" w:hAnsi="Times New Roman" w:eastAsia="宋体"/>
@@ -5041,6 +5989,9 @@
             <w:tcW w:type="dxa" w:w="394"/>
           </w:tcPr>
           <w:p>
+            <w:pPr>
+              <w:ind w:firstLine="0"/>
+            </w:pPr>
             <w:r>
               <w:rPr>
                 <w:rFonts w:ascii="Times New Roman" w:hAnsi="Times New Roman" w:eastAsia="宋体"/>
@@ -5055,6 +6006,9 @@
             <w:tcW w:type="dxa" w:w="263"/>
           </w:tcPr>
           <w:p>
+            <w:pPr>
+              <w:ind w:firstLine="0"/>
+            </w:pPr>
             <w:r>
               <w:rPr>
                 <w:rFonts w:ascii="Times New Roman" w:hAnsi="Times New Roman" w:eastAsia="宋体"/>
@@ -5069,6 +6023,9 @@
             <w:tcW w:type="dxa" w:w="920"/>
           </w:tcPr>
           <w:p>
+            <w:pPr>
+              <w:ind w:firstLine="0"/>
+            </w:pPr>
             <w:r>
               <w:rPr>
                 <w:rFonts w:ascii="Times New Roman" w:hAnsi="Times New Roman" w:eastAsia="宋体"/>
@@ -5085,6 +6042,9 @@
             <w:tcW w:type="dxa" w:w="2629"/>
           </w:tcPr>
           <w:p>
+            <w:pPr>
+              <w:ind w:firstLine="0"/>
+            </w:pPr>
             <w:r>
               <w:rPr>
                 <w:rFonts w:ascii="Times New Roman" w:hAnsi="Times New Roman" w:eastAsia="宋体"/>
@@ -5099,6 +6059,9 @@
             <w:tcW w:type="dxa" w:w="4864"/>
           </w:tcPr>
           <w:p>
+            <w:pPr>
+              <w:ind w:firstLine="0"/>
+            </w:pPr>
             <w:r>
               <w:rPr>
                 <w:rFonts w:ascii="Times New Roman" w:hAnsi="Times New Roman" w:eastAsia="宋体"/>
@@ -5113,6 +6076,9 @@
             <w:tcW w:type="dxa" w:w="394"/>
           </w:tcPr>
           <w:p>
+            <w:pPr>
+              <w:ind w:firstLine="0"/>
+            </w:pPr>
             <w:r>
               <w:rPr>
                 <w:rFonts w:ascii="Times New Roman" w:hAnsi="Times New Roman" w:eastAsia="宋体"/>
@@ -5127,6 +6093,9 @@
             <w:tcW w:type="dxa" w:w="263"/>
           </w:tcPr>
           <w:p>
+            <w:pPr>
+              <w:ind w:firstLine="0"/>
+            </w:pPr>
             <w:r>
               <w:rPr>
                 <w:rFonts w:ascii="Times New Roman" w:hAnsi="Times New Roman" w:eastAsia="宋体"/>
@@ -5141,6 +6110,9 @@
             <w:tcW w:type="dxa" w:w="920"/>
           </w:tcPr>
           <w:p>
+            <w:pPr>
+              <w:ind w:firstLine="0"/>
+            </w:pPr>
             <w:r>
               <w:rPr>
                 <w:rFonts w:ascii="Times New Roman" w:hAnsi="Times New Roman" w:eastAsia="宋体"/>
@@ -5157,6 +6129,9 @@
             <w:tcW w:type="dxa" w:w="2629"/>
           </w:tcPr>
           <w:p>
+            <w:pPr>
+              <w:ind w:firstLine="0"/>
+            </w:pPr>
             <w:r>
               <w:rPr>
                 <w:rFonts w:ascii="Times New Roman" w:hAnsi="Times New Roman" w:eastAsia="宋体"/>
@@ -5171,6 +6146,9 @@
             <w:tcW w:type="dxa" w:w="4864"/>
           </w:tcPr>
           <w:p>
+            <w:pPr>
+              <w:ind w:firstLine="0"/>
+            </w:pPr>
             <w:r>
               <w:rPr>
                 <w:rFonts w:ascii="Times New Roman" w:hAnsi="Times New Roman" w:eastAsia="宋体"/>
@@ -5185,6 +6163,9 @@
             <w:tcW w:type="dxa" w:w="394"/>
           </w:tcPr>
           <w:p>
+            <w:pPr>
+              <w:ind w:firstLine="0"/>
+            </w:pPr>
             <w:r>
               <w:rPr>
                 <w:rFonts w:ascii="Times New Roman" w:hAnsi="Times New Roman" w:eastAsia="宋体"/>
@@ -5199,6 +6180,9 @@
             <w:tcW w:type="dxa" w:w="263"/>
           </w:tcPr>
           <w:p>
+            <w:pPr>
+              <w:ind w:firstLine="0"/>
+            </w:pPr>
             <w:r>
               <w:rPr>
                 <w:rFonts w:ascii="Times New Roman" w:hAnsi="Times New Roman" w:eastAsia="宋体"/>
@@ -5213,6 +6197,9 @@
             <w:tcW w:type="dxa" w:w="920"/>
           </w:tcPr>
           <w:p>
+            <w:pPr>
+              <w:ind w:firstLine="0"/>
+            </w:pPr>
             <w:r>
               <w:rPr>
                 <w:rFonts w:ascii="Times New Roman" w:hAnsi="Times New Roman" w:eastAsia="宋体"/>
@@ -5229,6 +6216,9 @@
             <w:tcW w:type="dxa" w:w="2629"/>
           </w:tcPr>
           <w:p>
+            <w:pPr>
+              <w:ind w:firstLine="0"/>
+            </w:pPr>
             <w:r>
               <w:rPr>
                 <w:rFonts w:ascii="Times New Roman" w:hAnsi="Times New Roman" w:eastAsia="宋体"/>
@@ -5243,6 +6233,9 @@
             <w:tcW w:type="dxa" w:w="4864"/>
           </w:tcPr>
           <w:p>
+            <w:pPr>
+              <w:ind w:firstLine="0"/>
+            </w:pPr>
             <w:r>
               <w:rPr>
                 <w:rFonts w:ascii="Times New Roman" w:hAnsi="Times New Roman" w:eastAsia="宋体"/>
@@ -5257,6 +6250,9 @@
             <w:tcW w:type="dxa" w:w="394"/>
           </w:tcPr>
           <w:p>
+            <w:pPr>
+              <w:ind w:firstLine="0"/>
+            </w:pPr>
             <w:r>
               <w:rPr>
                 <w:rFonts w:ascii="Times New Roman" w:hAnsi="Times New Roman" w:eastAsia="宋体"/>
@@ -5271,6 +6267,9 @@
             <w:tcW w:type="dxa" w:w="263"/>
           </w:tcPr>
           <w:p>
+            <w:pPr>
+              <w:ind w:firstLine="0"/>
+            </w:pPr>
             <w:r>
               <w:rPr>
                 <w:rFonts w:ascii="Times New Roman" w:hAnsi="Times New Roman" w:eastAsia="宋体"/>
@@ -5284,6 +6283,9 @@
             <w:tcW w:type="dxa" w:w="920"/>
           </w:tcPr>
           <w:p>
+            <w:pPr>
+              <w:ind w:firstLine="0"/>
+            </w:pPr>
             <w:r>
               <w:rPr>
                 <w:rFonts w:ascii="Times New Roman" w:hAnsi="Times New Roman" w:eastAsia="宋体"/>
@@ -5300,6 +6302,9 @@
             <w:tcW w:type="dxa" w:w="2629"/>
           </w:tcPr>
           <w:p>
+            <w:pPr>
+              <w:ind w:firstLine="0"/>
+            </w:pPr>
             <w:r>
               <w:rPr>
                 <w:rFonts w:ascii="Times New Roman" w:hAnsi="Times New Roman" w:eastAsia="宋体"/>
@@ -5314,6 +6319,9 @@
             <w:tcW w:type="dxa" w:w="4864"/>
           </w:tcPr>
           <w:p>
+            <w:pPr>
+              <w:ind w:firstLine="0"/>
+            </w:pPr>
             <w:r>
               <w:rPr>
                 <w:rFonts w:ascii="Times New Roman" w:hAnsi="Times New Roman" w:eastAsia="宋体"/>
@@ -5328,6 +6336,9 @@
             <w:tcW w:type="dxa" w:w="394"/>
           </w:tcPr>
           <w:p>
+            <w:pPr>
+              <w:ind w:firstLine="0"/>
+            </w:pPr>
             <w:r>
               <w:rPr>
                 <w:rFonts w:ascii="Times New Roman" w:hAnsi="Times New Roman" w:eastAsia="宋体"/>
@@ -5342,6 +6353,9 @@
             <w:tcW w:type="dxa" w:w="263"/>
           </w:tcPr>
           <w:p>
+            <w:pPr>
+              <w:ind w:firstLine="0"/>
+            </w:pPr>
             <w:r>
               <w:rPr>
                 <w:rFonts w:ascii="Times New Roman" w:hAnsi="Times New Roman" w:eastAsia="宋体"/>
@@ -5355,6 +6369,9 @@
             <w:tcW w:type="dxa" w:w="920"/>
           </w:tcPr>
           <w:p>
+            <w:pPr>
+              <w:ind w:firstLine="0"/>
+            </w:pPr>
             <w:r>
               <w:rPr>
                 <w:rFonts w:ascii="Times New Roman" w:hAnsi="Times New Roman" w:eastAsia="宋体"/>
@@ -5371,6 +6388,9 @@
             <w:tcW w:type="dxa" w:w="2629"/>
           </w:tcPr>
           <w:p>
+            <w:pPr>
+              <w:ind w:firstLine="0"/>
+            </w:pPr>
             <w:r>
               <w:rPr>
                 <w:rFonts w:ascii="Times New Roman" w:hAnsi="Times New Roman" w:eastAsia="宋体"/>
@@ -5385,6 +6405,9 @@
             <w:tcW w:type="dxa" w:w="4864"/>
           </w:tcPr>
           <w:p>
+            <w:pPr>
+              <w:ind w:firstLine="0"/>
+            </w:pPr>
             <w:r>
               <w:rPr>
                 <w:rFonts w:ascii="Times New Roman" w:hAnsi="Times New Roman" w:eastAsia="宋体"/>
@@ -5399,6 +6422,9 @@
             <w:tcW w:type="dxa" w:w="394"/>
           </w:tcPr>
           <w:p>
+            <w:pPr>
+              <w:ind w:firstLine="0"/>
+            </w:pPr>
             <w:r>
               <w:rPr>
                 <w:rFonts w:ascii="Times New Roman" w:hAnsi="Times New Roman" w:eastAsia="宋体"/>
@@ -5413,6 +6439,9 @@
             <w:tcW w:type="dxa" w:w="263"/>
           </w:tcPr>
           <w:p>
+            <w:pPr>
+              <w:ind w:firstLine="0"/>
+            </w:pPr>
             <w:r>
               <w:rPr>
                 <w:rFonts w:ascii="Times New Roman" w:hAnsi="Times New Roman" w:eastAsia="宋体"/>
@@ -5426,6 +6455,9 @@
             <w:tcW w:type="dxa" w:w="920"/>
           </w:tcPr>
           <w:p>
+            <w:pPr>
+              <w:ind w:firstLine="0"/>
+            </w:pPr>
             <w:r>
               <w:rPr>
                 <w:rFonts w:ascii="Times New Roman" w:hAnsi="Times New Roman" w:eastAsia="宋体"/>
@@ -5442,6 +6474,9 @@
             <w:tcW w:type="dxa" w:w="2629"/>
           </w:tcPr>
           <w:p>
+            <w:pPr>
+              <w:ind w:firstLine="0"/>
+            </w:pPr>
             <w:r>
               <w:rPr>
                 <w:rFonts w:ascii="Times New Roman" w:hAnsi="Times New Roman" w:eastAsia="宋体"/>
@@ -5456,6 +6491,9 @@
             <w:tcW w:type="dxa" w:w="4864"/>
           </w:tcPr>
           <w:p>
+            <w:pPr>
+              <w:ind w:firstLine="0"/>
+            </w:pPr>
             <w:r>
               <w:rPr>
                 <w:rFonts w:ascii="Times New Roman" w:hAnsi="Times New Roman" w:eastAsia="宋体"/>
@@ -5470,6 +6508,9 @@
             <w:tcW w:type="dxa" w:w="394"/>
           </w:tcPr>
           <w:p>
+            <w:pPr>
+              <w:ind w:firstLine="0"/>
+            </w:pPr>
             <w:r>
               <w:rPr>
                 <w:rFonts w:ascii="Times New Roman" w:hAnsi="Times New Roman" w:eastAsia="宋体"/>
@@ -5484,6 +6525,9 @@
             <w:tcW w:type="dxa" w:w="263"/>
           </w:tcPr>
           <w:p>
+            <w:pPr>
+              <w:ind w:firstLine="0"/>
+            </w:pPr>
             <w:r>
               <w:rPr>
                 <w:rFonts w:ascii="Times New Roman" w:hAnsi="Times New Roman" w:eastAsia="宋体"/>
@@ -5497,6 +6541,9 @@
             <w:tcW w:type="dxa" w:w="920"/>
           </w:tcPr>
           <w:p>
+            <w:pPr>
+              <w:ind w:firstLine="0"/>
+            </w:pPr>
             <w:r>
               <w:rPr>
                 <w:rFonts w:ascii="Times New Roman" w:hAnsi="Times New Roman" w:eastAsia="宋体"/>
@@ -5513,6 +6560,9 @@
             <w:tcW w:type="dxa" w:w="2629"/>
           </w:tcPr>
           <w:p>
+            <w:pPr>
+              <w:ind w:firstLine="0"/>
+            </w:pPr>
             <w:r>
               <w:rPr>
                 <w:rFonts w:ascii="Times New Roman" w:hAnsi="Times New Roman" w:eastAsia="宋体"/>
@@ -5527,6 +6577,9 @@
             <w:tcW w:type="dxa" w:w="4864"/>
           </w:tcPr>
           <w:p>
+            <w:pPr>
+              <w:ind w:firstLine="0"/>
+            </w:pPr>
             <w:r>
               <w:rPr>
                 <w:rFonts w:ascii="Times New Roman" w:hAnsi="Times New Roman" w:eastAsia="宋体"/>
@@ -5541,6 +6594,9 @@
             <w:tcW w:type="dxa" w:w="394"/>
           </w:tcPr>
           <w:p>
+            <w:pPr>
+              <w:ind w:firstLine="0"/>
+            </w:pPr>
             <w:r>
               <w:rPr>
                 <w:rFonts w:ascii="Times New Roman" w:hAnsi="Times New Roman" w:eastAsia="宋体"/>
@@ -5555,6 +6611,9 @@
             <w:tcW w:type="dxa" w:w="263"/>
           </w:tcPr>
           <w:p>
+            <w:pPr>
+              <w:ind w:firstLine="0"/>
+            </w:pPr>
             <w:r>
               <w:rPr>
                 <w:rFonts w:ascii="Times New Roman" w:hAnsi="Times New Roman" w:eastAsia="宋体"/>
@@ -5568,6 +6627,9 @@
             <w:tcW w:type="dxa" w:w="920"/>
           </w:tcPr>
           <w:p>
+            <w:pPr>
+              <w:ind w:firstLine="0"/>
+            </w:pPr>
             <w:r>
               <w:rPr>
                 <w:rFonts w:ascii="Times New Roman" w:hAnsi="Times New Roman" w:eastAsia="宋体"/>
@@ -5584,6 +6646,9 @@
             <w:tcW w:type="dxa" w:w="2629"/>
           </w:tcPr>
           <w:p>
+            <w:pPr>
+              <w:ind w:firstLine="0"/>
+            </w:pPr>
             <w:r>
               <w:rPr>
                 <w:rFonts w:ascii="Times New Roman" w:hAnsi="Times New Roman" w:eastAsia="宋体"/>
@@ -5598,6 +6663,9 @@
             <w:tcW w:type="dxa" w:w="4864"/>
           </w:tcPr>
           <w:p>
+            <w:pPr>
+              <w:ind w:firstLine="0"/>
+            </w:pPr>
             <w:r>
               <w:rPr>
                 <w:rFonts w:ascii="Times New Roman" w:hAnsi="Times New Roman" w:eastAsia="宋体"/>
@@ -5612,6 +6680,9 @@
             <w:tcW w:type="dxa" w:w="394"/>
           </w:tcPr>
           <w:p>
+            <w:pPr>
+              <w:ind w:firstLine="0"/>
+            </w:pPr>
             <w:r>
               <w:rPr>
                 <w:rFonts w:ascii="Times New Roman" w:hAnsi="Times New Roman" w:eastAsia="宋体"/>
@@ -5626,6 +6697,9 @@
             <w:tcW w:type="dxa" w:w="263"/>
           </w:tcPr>
           <w:p>
+            <w:pPr>
+              <w:ind w:firstLine="0"/>
+            </w:pPr>
             <w:r>
               <w:rPr>
                 <w:rFonts w:ascii="Times New Roman" w:hAnsi="Times New Roman" w:eastAsia="宋体"/>
@@ -5640,6 +6714,9 @@
             <w:tcW w:type="dxa" w:w="920"/>
           </w:tcPr>
           <w:p>
+            <w:pPr>
+              <w:ind w:firstLine="0"/>
+            </w:pPr>
             <w:r>
               <w:rPr>
                 <w:rFonts w:ascii="Times New Roman" w:hAnsi="Times New Roman" w:eastAsia="宋体"/>
@@ -5656,6 +6733,9 @@
             <w:tcW w:type="dxa" w:w="2629"/>
           </w:tcPr>
           <w:p>
+            <w:pPr>
+              <w:ind w:firstLine="0"/>
+            </w:pPr>
             <w:r>
               <w:rPr>
                 <w:rFonts w:ascii="Times New Roman" w:hAnsi="Times New Roman" w:eastAsia="宋体"/>
@@ -5670,6 +6750,9 @@
             <w:tcW w:type="dxa" w:w="4864"/>
           </w:tcPr>
           <w:p>
+            <w:pPr>
+              <w:ind w:firstLine="0"/>
+            </w:pPr>
             <w:r>
               <w:rPr>
                 <w:rFonts w:ascii="Times New Roman" w:hAnsi="Times New Roman" w:eastAsia="宋体"/>
@@ -5684,6 +6767,9 @@
             <w:tcW w:type="dxa" w:w="394"/>
           </w:tcPr>
           <w:p>
+            <w:pPr>
+              <w:ind w:firstLine="0"/>
+            </w:pPr>
             <w:r>
               <w:rPr>
                 <w:rFonts w:ascii="Times New Roman" w:hAnsi="Times New Roman" w:eastAsia="宋体"/>
@@ -5698,6 +6784,9 @@
             <w:tcW w:type="dxa" w:w="263"/>
           </w:tcPr>
           <w:p>
+            <w:pPr>
+              <w:ind w:firstLine="0"/>
+            </w:pPr>
             <w:r>
               <w:rPr>
                 <w:rFonts w:ascii="Times New Roman" w:hAnsi="Times New Roman" w:eastAsia="宋体"/>
@@ -5711,6 +6800,9 @@
             <w:tcW w:type="dxa" w:w="920"/>
           </w:tcPr>
           <w:p>
+            <w:pPr>
+              <w:ind w:firstLine="0"/>
+            </w:pPr>
             <w:r>
               <w:rPr>
                 <w:rFonts w:ascii="Times New Roman" w:hAnsi="Times New Roman" w:eastAsia="宋体"/>
@@ -5727,6 +6819,9 @@
             <w:tcW w:type="dxa" w:w="2629"/>
           </w:tcPr>
           <w:p>
+            <w:pPr>
+              <w:ind w:firstLine="0"/>
+            </w:pPr>
             <w:r>
               <w:rPr>
                 <w:rFonts w:ascii="Times New Roman" w:hAnsi="Times New Roman" w:eastAsia="宋体"/>
@@ -5741,6 +6836,9 @@
             <w:tcW w:type="dxa" w:w="4864"/>
           </w:tcPr>
           <w:p>
+            <w:pPr>
+              <w:ind w:firstLine="0"/>
+            </w:pPr>
             <w:r>
               <w:rPr>
                 <w:rFonts w:ascii="Times New Roman" w:hAnsi="Times New Roman" w:eastAsia="宋体"/>
@@ -5755,6 +6853,9 @@
             <w:tcW w:type="dxa" w:w="394"/>
           </w:tcPr>
           <w:p>
+            <w:pPr>
+              <w:ind w:firstLine="0"/>
+            </w:pPr>
             <w:r>
               <w:rPr>
                 <w:rFonts w:ascii="Times New Roman" w:hAnsi="Times New Roman" w:eastAsia="宋体"/>
@@ -5769,6 +6870,9 @@
             <w:tcW w:type="dxa" w:w="263"/>
           </w:tcPr>
           <w:p>
+            <w:pPr>
+              <w:ind w:firstLine="0"/>
+            </w:pPr>
             <w:r>
               <w:rPr>
                 <w:rFonts w:ascii="Times New Roman" w:hAnsi="Times New Roman" w:eastAsia="宋体"/>
@@ -5782,6 +6886,9 @@
             <w:tcW w:type="dxa" w:w="920"/>
           </w:tcPr>
           <w:p>
+            <w:pPr>
+              <w:ind w:firstLine="0"/>
+            </w:pPr>
             <w:r>
               <w:rPr>
                 <w:rFonts w:ascii="Times New Roman" w:hAnsi="Times New Roman" w:eastAsia="宋体"/>
@@ -5798,6 +6905,9 @@
             <w:tcW w:type="dxa" w:w="2629"/>
           </w:tcPr>
           <w:p>
+            <w:pPr>
+              <w:ind w:firstLine="0"/>
+            </w:pPr>
             <w:r>
               <w:rPr>
                 <w:rFonts w:ascii="Times New Roman" w:hAnsi="Times New Roman" w:eastAsia="宋体"/>
@@ -5812,6 +6922,9 @@
             <w:tcW w:type="dxa" w:w="4864"/>
           </w:tcPr>
           <w:p>
+            <w:pPr>
+              <w:ind w:firstLine="0"/>
+            </w:pPr>
             <w:r>
               <w:rPr>
                 <w:rFonts w:ascii="Times New Roman" w:hAnsi="Times New Roman" w:eastAsia="宋体"/>
@@ -5826,6 +6939,9 @@
             <w:tcW w:type="dxa" w:w="394"/>
           </w:tcPr>
           <w:p>
+            <w:pPr>
+              <w:ind w:firstLine="0"/>
+            </w:pPr>
             <w:r>
               <w:rPr>
                 <w:rFonts w:ascii="Times New Roman" w:hAnsi="Times New Roman" w:eastAsia="宋体"/>
@@ -5840,6 +6956,9 @@
             <w:tcW w:type="dxa" w:w="263"/>
           </w:tcPr>
           <w:p>
+            <w:pPr>
+              <w:ind w:firstLine="0"/>
+            </w:pPr>
             <w:r>
               <w:rPr>
                 <w:rFonts w:ascii="Times New Roman" w:hAnsi="Times New Roman" w:eastAsia="宋体"/>
@@ -5853,6 +6972,9 @@
             <w:tcW w:type="dxa" w:w="920"/>
           </w:tcPr>
           <w:p>
+            <w:pPr>
+              <w:ind w:firstLine="0"/>
+            </w:pPr>
             <w:r>
               <w:rPr>
                 <w:rFonts w:ascii="Times New Roman" w:hAnsi="Times New Roman" w:eastAsia="宋体"/>
@@ -5894,6 +7016,9 @@
             <w:tcW w:type="dxa" w:w="3024"/>
           </w:tcPr>
           <w:p>
+            <w:pPr>
+              <w:ind w:firstLine="0"/>
+            </w:pPr>
             <w:r>
               <w:rPr>
                 <w:rFonts w:ascii="Times New Roman" w:hAnsi="Times New Roman" w:eastAsia="宋体"/>
@@ -5909,6 +7034,9 @@
             <w:tcW w:type="dxa" w:w="2419"/>
           </w:tcPr>
           <w:p>
+            <w:pPr>
+              <w:ind w:firstLine="0"/>
+            </w:pPr>
             <w:r>
               <w:rPr>
                 <w:rFonts w:ascii="Times New Roman" w:hAnsi="Times New Roman" w:eastAsia="宋体"/>
@@ -5924,6 +7052,9 @@
             <w:tcW w:type="dxa" w:w="907"/>
           </w:tcPr>
           <w:p>
+            <w:pPr>
+              <w:ind w:firstLine="0"/>
+            </w:pPr>
             <w:r>
               <w:rPr>
                 <w:rFonts w:ascii="Times New Roman" w:hAnsi="Times New Roman" w:eastAsia="宋体"/>
@@ -5939,6 +7070,9 @@
             <w:tcW w:type="dxa" w:w="605"/>
           </w:tcPr>
           <w:p>
+            <w:pPr>
+              <w:ind w:firstLine="0"/>
+            </w:pPr>
             <w:r>
               <w:rPr>
                 <w:rFonts w:ascii="Times New Roman" w:hAnsi="Times New Roman" w:eastAsia="宋体"/>
@@ -5954,6 +7088,9 @@
             <w:tcW w:type="dxa" w:w="2117"/>
           </w:tcPr>
           <w:p>
+            <w:pPr>
+              <w:ind w:firstLine="0"/>
+            </w:pPr>
             <w:r>
               <w:rPr>
                 <w:rFonts w:ascii="Times New Roman" w:hAnsi="Times New Roman" w:eastAsia="宋体"/>
@@ -5971,6 +7108,9 @@
             <w:tcW w:type="dxa" w:w="3024"/>
           </w:tcPr>
           <w:p>
+            <w:pPr>
+              <w:ind w:firstLine="0"/>
+            </w:pPr>
             <w:r>
               <w:rPr>
                 <w:rFonts w:ascii="Times New Roman" w:hAnsi="Times New Roman" w:eastAsia="宋体"/>
@@ -5985,6 +7125,9 @@
             <w:tcW w:type="dxa" w:w="2419"/>
           </w:tcPr>
           <w:p>
+            <w:pPr>
+              <w:ind w:firstLine="0"/>
+            </w:pPr>
             <w:r>
               <w:rPr>
                 <w:rFonts w:ascii="Times New Roman" w:hAnsi="Times New Roman" w:eastAsia="宋体"/>
@@ -5999,6 +7142,9 @@
             <w:tcW w:type="dxa" w:w="907"/>
           </w:tcPr>
           <w:p>
+            <w:pPr>
+              <w:ind w:firstLine="0"/>
+            </w:pPr>
             <w:r>
               <w:rPr>
                 <w:rFonts w:ascii="Times New Roman" w:hAnsi="Times New Roman" w:eastAsia="宋体"/>
@@ -6013,6 +7159,9 @@
             <w:tcW w:type="dxa" w:w="605"/>
           </w:tcPr>
           <w:p>
+            <w:pPr>
+              <w:ind w:firstLine="0"/>
+            </w:pPr>
             <w:r>
               <w:rPr>
                 <w:rFonts w:ascii="Times New Roman" w:hAnsi="Times New Roman" w:eastAsia="宋体"/>
@@ -6027,6 +7176,9 @@
             <w:tcW w:type="dxa" w:w="2117"/>
           </w:tcPr>
           <w:p>
+            <w:pPr>
+              <w:ind w:firstLine="0"/>
+            </w:pPr>
             <w:r>
               <w:rPr>
                 <w:rFonts w:ascii="Times New Roman" w:hAnsi="Times New Roman" w:eastAsia="宋体"/>
@@ -6043,6 +7195,9 @@
             <w:tcW w:type="dxa" w:w="3024"/>
           </w:tcPr>
           <w:p>
+            <w:pPr>
+              <w:ind w:firstLine="0"/>
+            </w:pPr>
             <w:r>
               <w:rPr>
                 <w:rFonts w:ascii="Times New Roman" w:hAnsi="Times New Roman" w:eastAsia="宋体"/>
@@ -6057,6 +7212,9 @@
             <w:tcW w:type="dxa" w:w="2419"/>
           </w:tcPr>
           <w:p>
+            <w:pPr>
+              <w:ind w:firstLine="0"/>
+            </w:pPr>
             <w:r>
               <w:rPr>
                 <w:rFonts w:ascii="Times New Roman" w:hAnsi="Times New Roman" w:eastAsia="宋体"/>
@@ -6071,6 +7229,9 @@
             <w:tcW w:type="dxa" w:w="907"/>
           </w:tcPr>
           <w:p>
+            <w:pPr>
+              <w:ind w:firstLine="0"/>
+            </w:pPr>
             <w:r>
               <w:rPr>
                 <w:rFonts w:ascii="Times New Roman" w:hAnsi="Times New Roman" w:eastAsia="宋体"/>
@@ -6085,6 +7246,9 @@
             <w:tcW w:type="dxa" w:w="605"/>
           </w:tcPr>
           <w:p>
+            <w:pPr>
+              <w:ind w:firstLine="0"/>
+            </w:pPr>
             <w:r>
               <w:rPr>
                 <w:rFonts w:ascii="Times New Roman" w:hAnsi="Times New Roman" w:eastAsia="宋体"/>
@@ -6099,6 +7263,9 @@
             <w:tcW w:type="dxa" w:w="2117"/>
           </w:tcPr>
           <w:p>
+            <w:pPr>
+              <w:ind w:firstLine="0"/>
+            </w:pPr>
             <w:r>
               <w:rPr>
                 <w:rFonts w:ascii="Times New Roman" w:hAnsi="Times New Roman" w:eastAsia="宋体"/>
@@ -6115,6 +7282,9 @@
             <w:tcW w:type="dxa" w:w="3024"/>
           </w:tcPr>
           <w:p>
+            <w:pPr>
+              <w:ind w:firstLine="0"/>
+            </w:pPr>
             <w:r>
               <w:rPr>
                 <w:rFonts w:ascii="Times New Roman" w:hAnsi="Times New Roman" w:eastAsia="宋体"/>
@@ -6129,6 +7299,9 @@
             <w:tcW w:type="dxa" w:w="2419"/>
           </w:tcPr>
           <w:p>
+            <w:pPr>
+              <w:ind w:firstLine="0"/>
+            </w:pPr>
             <w:r>
               <w:rPr>
                 <w:rFonts w:ascii="Times New Roman" w:hAnsi="Times New Roman" w:eastAsia="宋体"/>
@@ -6143,6 +7316,9 @@
             <w:tcW w:type="dxa" w:w="907"/>
           </w:tcPr>
           <w:p>
+            <w:pPr>
+              <w:ind w:firstLine="0"/>
+            </w:pPr>
             <w:r>
               <w:rPr>
                 <w:rFonts w:ascii="Times New Roman" w:hAnsi="Times New Roman" w:eastAsia="宋体"/>
@@ -6157,6 +7333,9 @@
             <w:tcW w:type="dxa" w:w="605"/>
           </w:tcPr>
           <w:p>
+            <w:pPr>
+              <w:ind w:firstLine="0"/>
+            </w:pPr>
             <w:r>
               <w:rPr>
                 <w:rFonts w:ascii="Times New Roman" w:hAnsi="Times New Roman" w:eastAsia="宋体"/>
@@ -6171,6 +7350,9 @@
             <w:tcW w:type="dxa" w:w="2117"/>
           </w:tcPr>
           <w:p>
+            <w:pPr>
+              <w:ind w:firstLine="0"/>
+            </w:pPr>
             <w:r>
               <w:rPr>
                 <w:rFonts w:ascii="Times New Roman" w:hAnsi="Times New Roman" w:eastAsia="宋体"/>
@@ -6187,6 +7369,9 @@
             <w:tcW w:type="dxa" w:w="3024"/>
           </w:tcPr>
           <w:p>
+            <w:pPr>
+              <w:ind w:firstLine="0"/>
+            </w:pPr>
             <w:r>
               <w:rPr>
                 <w:rFonts w:ascii="Times New Roman" w:hAnsi="Times New Roman" w:eastAsia="宋体"/>
@@ -6201,6 +7386,9 @@
             <w:tcW w:type="dxa" w:w="2419"/>
           </w:tcPr>
           <w:p>
+            <w:pPr>
+              <w:ind w:firstLine="0"/>
+            </w:pPr>
             <w:r>
               <w:rPr>
                 <w:rFonts w:ascii="Times New Roman" w:hAnsi="Times New Roman" w:eastAsia="宋体"/>
@@ -6215,6 +7403,9 @@
             <w:tcW w:type="dxa" w:w="907"/>
           </w:tcPr>
           <w:p>
+            <w:pPr>
+              <w:ind w:firstLine="0"/>
+            </w:pPr>
             <w:r>
               <w:rPr>
                 <w:rFonts w:ascii="Times New Roman" w:hAnsi="Times New Roman" w:eastAsia="宋体"/>
@@ -6229,6 +7420,9 @@
             <w:tcW w:type="dxa" w:w="605"/>
           </w:tcPr>
           <w:p>
+            <w:pPr>
+              <w:ind w:firstLine="0"/>
+            </w:pPr>
             <w:r>
               <w:rPr>
                 <w:rFonts w:ascii="Times New Roman" w:hAnsi="Times New Roman" w:eastAsia="宋体"/>
@@ -6242,6 +7436,9 @@
             <w:tcW w:type="dxa" w:w="2117"/>
           </w:tcPr>
           <w:p>
+            <w:pPr>
+              <w:ind w:firstLine="0"/>
+            </w:pPr>
             <w:r>
               <w:rPr>
                 <w:rFonts w:ascii="Times New Roman" w:hAnsi="Times New Roman" w:eastAsia="宋体"/>
@@ -6258,6 +7455,9 @@
             <w:tcW w:type="dxa" w:w="3024"/>
           </w:tcPr>
           <w:p>
+            <w:pPr>
+              <w:ind w:firstLine="0"/>
+            </w:pPr>
             <w:r>
               <w:rPr>
                 <w:rFonts w:ascii="Times New Roman" w:hAnsi="Times New Roman" w:eastAsia="宋体"/>
@@ -6272,6 +7472,9 @@
             <w:tcW w:type="dxa" w:w="2419"/>
           </w:tcPr>
           <w:p>
+            <w:pPr>
+              <w:ind w:firstLine="0"/>
+            </w:pPr>
             <w:r>
               <w:rPr>
                 <w:rFonts w:ascii="Times New Roman" w:hAnsi="Times New Roman" w:eastAsia="宋体"/>
@@ -6286,6 +7489,9 @@
             <w:tcW w:type="dxa" w:w="907"/>
           </w:tcPr>
           <w:p>
+            <w:pPr>
+              <w:ind w:firstLine="0"/>
+            </w:pPr>
             <w:r>
               <w:rPr>
                 <w:rFonts w:ascii="Times New Roman" w:hAnsi="Times New Roman" w:eastAsia="宋体"/>
@@ -6300,6 +7506,9 @@
             <w:tcW w:type="dxa" w:w="605"/>
           </w:tcPr>
           <w:p>
+            <w:pPr>
+              <w:ind w:firstLine="0"/>
+            </w:pPr>
             <w:r>
               <w:rPr>
                 <w:rFonts w:ascii="Times New Roman" w:hAnsi="Times New Roman" w:eastAsia="宋体"/>
@@ -6313,6 +7522,9 @@
             <w:tcW w:type="dxa" w:w="2117"/>
           </w:tcPr>
           <w:p>
+            <w:pPr>
+              <w:ind w:firstLine="0"/>
+            </w:pPr>
             <w:r>
               <w:rPr>
                 <w:rFonts w:ascii="Times New Roman" w:hAnsi="Times New Roman" w:eastAsia="宋体"/>
@@ -6354,6 +7566,9 @@
             <w:tcW w:type="dxa" w:w="1194"/>
           </w:tcPr>
           <w:p>
+            <w:pPr>
+              <w:ind w:firstLine="0"/>
+            </w:pPr>
             <w:r>
               <w:rPr>
                 <w:rFonts w:ascii="Times New Roman" w:hAnsi="Times New Roman" w:eastAsia="宋体"/>
@@ -6369,6 +7584,9 @@
             <w:tcW w:type="dxa" w:w="6684"/>
           </w:tcPr>
           <w:p>
+            <w:pPr>
+              <w:ind w:firstLine="0"/>
+            </w:pPr>
             <w:r>
               <w:rPr>
                 <w:rFonts w:ascii="Times New Roman" w:hAnsi="Times New Roman" w:eastAsia="宋体"/>
@@ -6384,6 +7602,9 @@
             <w:tcW w:type="dxa" w:w="358"/>
           </w:tcPr>
           <w:p>
+            <w:pPr>
+              <w:ind w:firstLine="0"/>
+            </w:pPr>
             <w:r>
               <w:rPr>
                 <w:rFonts w:ascii="Times New Roman" w:hAnsi="Times New Roman" w:eastAsia="宋体"/>
@@ -6399,6 +7620,9 @@
             <w:tcW w:type="dxa" w:w="239"/>
           </w:tcPr>
           <w:p>
+            <w:pPr>
+              <w:ind w:firstLine="0"/>
+            </w:pPr>
             <w:r>
               <w:rPr>
                 <w:rFonts w:ascii="Times New Roman" w:hAnsi="Times New Roman" w:eastAsia="宋体"/>
@@ -6414,6 +7638,9 @@
             <w:tcW w:type="dxa" w:w="597"/>
           </w:tcPr>
           <w:p>
+            <w:pPr>
+              <w:ind w:firstLine="0"/>
+            </w:pPr>
             <w:r>
               <w:rPr>
                 <w:rFonts w:ascii="Times New Roman" w:hAnsi="Times New Roman" w:eastAsia="宋体"/>
@@ -6431,6 +7658,9 @@
             <w:tcW w:type="dxa" w:w="1194"/>
           </w:tcPr>
           <w:p>
+            <w:pPr>
+              <w:ind w:firstLine="0"/>
+            </w:pPr>
             <w:r>
               <w:rPr>
                 <w:rFonts w:ascii="Times New Roman" w:hAnsi="Times New Roman" w:eastAsia="宋体"/>
@@ -6445,6 +7675,9 @@
             <w:tcW w:type="dxa" w:w="6684"/>
           </w:tcPr>
           <w:p>
+            <w:pPr>
+              <w:ind w:firstLine="0"/>
+            </w:pPr>
             <w:r>
               <w:rPr>
                 <w:rFonts w:ascii="Times New Roman" w:hAnsi="Times New Roman" w:eastAsia="宋体"/>
@@ -6459,6 +7692,9 @@
             <w:tcW w:type="dxa" w:w="358"/>
           </w:tcPr>
           <w:p>
+            <w:pPr>
+              <w:ind w:firstLine="0"/>
+            </w:pPr>
             <w:r>
               <w:rPr>
                 <w:rFonts w:ascii="Times New Roman" w:hAnsi="Times New Roman" w:eastAsia="宋体"/>
@@ -6473,6 +7709,9 @@
             <w:tcW w:type="dxa" w:w="239"/>
           </w:tcPr>
           <w:p>
+            <w:pPr>
+              <w:ind w:firstLine="0"/>
+            </w:pPr>
             <w:r>
               <w:rPr>
                 <w:rFonts w:ascii="Times New Roman" w:hAnsi="Times New Roman" w:eastAsia="宋体"/>
@@ -6487,6 +7726,9 @@
             <w:tcW w:type="dxa" w:w="597"/>
           </w:tcPr>
           <w:p>
+            <w:pPr>
+              <w:ind w:firstLine="0"/>
+            </w:pPr>
             <w:r>
               <w:rPr>
                 <w:rFonts w:ascii="Times New Roman" w:hAnsi="Times New Roman" w:eastAsia="宋体"/>
@@ -6503,6 +7745,9 @@
             <w:tcW w:type="dxa" w:w="1194"/>
           </w:tcPr>
           <w:p>
+            <w:pPr>
+              <w:ind w:firstLine="0"/>
+            </w:pPr>
             <w:r>
               <w:rPr>
                 <w:rFonts w:ascii="Times New Roman" w:hAnsi="Times New Roman" w:eastAsia="宋体"/>
@@ -6517,6 +7762,9 @@
             <w:tcW w:type="dxa" w:w="6684"/>
           </w:tcPr>
           <w:p>
+            <w:pPr>
+              <w:ind w:firstLine="0"/>
+            </w:pPr>
             <w:r>
               <w:rPr>
                 <w:rFonts w:ascii="Times New Roman" w:hAnsi="Times New Roman" w:eastAsia="宋体"/>
@@ -6531,6 +7779,9 @@
             <w:tcW w:type="dxa" w:w="358"/>
           </w:tcPr>
           <w:p>
+            <w:pPr>
+              <w:ind w:firstLine="0"/>
+            </w:pPr>
             <w:r>
               <w:rPr>
                 <w:rFonts w:ascii="Times New Roman" w:hAnsi="Times New Roman" w:eastAsia="宋体"/>
@@ -6545,6 +7796,9 @@
             <w:tcW w:type="dxa" w:w="239"/>
           </w:tcPr>
           <w:p>
+            <w:pPr>
+              <w:ind w:firstLine="0"/>
+            </w:pPr>
             <w:r>
               <w:rPr>
                 <w:rFonts w:ascii="Times New Roman" w:hAnsi="Times New Roman" w:eastAsia="宋体"/>
@@ -6559,6 +7813,9 @@
             <w:tcW w:type="dxa" w:w="597"/>
           </w:tcPr>
           <w:p>
+            <w:pPr>
+              <w:ind w:firstLine="0"/>
+            </w:pPr>
             <w:r>
               <w:rPr>
                 <w:rFonts w:ascii="Times New Roman" w:hAnsi="Times New Roman" w:eastAsia="宋体"/>
@@ -6575,6 +7832,9 @@
             <w:tcW w:type="dxa" w:w="1194"/>
           </w:tcPr>
           <w:p>
+            <w:pPr>
+              <w:ind w:firstLine="0"/>
+            </w:pPr>
             <w:r>
               <w:rPr>
                 <w:rFonts w:ascii="Times New Roman" w:hAnsi="Times New Roman" w:eastAsia="宋体"/>
@@ -6589,6 +7849,9 @@
             <w:tcW w:type="dxa" w:w="6684"/>
           </w:tcPr>
           <w:p>
+            <w:pPr>
+              <w:ind w:firstLine="0"/>
+            </w:pPr>
             <w:r>
               <w:rPr>
                 <w:rFonts w:ascii="Times New Roman" w:hAnsi="Times New Roman" w:eastAsia="宋体"/>
@@ -6603,6 +7866,9 @@
             <w:tcW w:type="dxa" w:w="358"/>
           </w:tcPr>
           <w:p>
+            <w:pPr>
+              <w:ind w:firstLine="0"/>
+            </w:pPr>
             <w:r>
               <w:rPr>
                 <w:rFonts w:ascii="Times New Roman" w:hAnsi="Times New Roman" w:eastAsia="宋体"/>
@@ -6617,6 +7883,9 @@
             <w:tcW w:type="dxa" w:w="239"/>
           </w:tcPr>
           <w:p>
+            <w:pPr>
+              <w:ind w:firstLine="0"/>
+            </w:pPr>
             <w:r>
               <w:rPr>
                 <w:rFonts w:ascii="Times New Roman" w:hAnsi="Times New Roman" w:eastAsia="宋体"/>
@@ -6631,6 +7900,9 @@
             <w:tcW w:type="dxa" w:w="597"/>
           </w:tcPr>
           <w:p>
+            <w:pPr>
+              <w:ind w:firstLine="0"/>
+            </w:pPr>
             <w:r>
               <w:rPr>
                 <w:rFonts w:ascii="Times New Roman" w:hAnsi="Times New Roman" w:eastAsia="宋体"/>
@@ -6647,6 +7919,9 @@
             <w:tcW w:type="dxa" w:w="1194"/>
           </w:tcPr>
           <w:p>
+            <w:pPr>
+              <w:ind w:firstLine="0"/>
+            </w:pPr>
             <w:r>
               <w:rPr>
                 <w:rFonts w:ascii="Times New Roman" w:hAnsi="Times New Roman" w:eastAsia="宋体"/>
@@ -6661,6 +7936,9 @@
             <w:tcW w:type="dxa" w:w="6684"/>
           </w:tcPr>
           <w:p>
+            <w:pPr>
+              <w:ind w:firstLine="0"/>
+            </w:pPr>
             <w:r>
               <w:rPr>
                 <w:rFonts w:ascii="Times New Roman" w:hAnsi="Times New Roman" w:eastAsia="宋体"/>
@@ -6675,6 +7953,9 @@
             <w:tcW w:type="dxa" w:w="358"/>
           </w:tcPr>
           <w:p>
+            <w:pPr>
+              <w:ind w:firstLine="0"/>
+            </w:pPr>
             <w:r>
               <w:rPr>
                 <w:rFonts w:ascii="Times New Roman" w:hAnsi="Times New Roman" w:eastAsia="宋体"/>
@@ -6689,6 +7970,9 @@
             <w:tcW w:type="dxa" w:w="239"/>
           </w:tcPr>
           <w:p>
+            <w:pPr>
+              <w:ind w:firstLine="0"/>
+            </w:pPr>
             <w:r>
               <w:rPr>
                 <w:rFonts w:ascii="Times New Roman" w:hAnsi="Times New Roman" w:eastAsia="宋体"/>
@@ -6702,6 +7986,9 @@
             <w:tcW w:type="dxa" w:w="597"/>
           </w:tcPr>
           <w:p>
+            <w:pPr>
+              <w:ind w:firstLine="0"/>
+            </w:pPr>
             <w:r>
               <w:rPr>
                 <w:rFonts w:ascii="Times New Roman" w:hAnsi="Times New Roman" w:eastAsia="宋体"/>
@@ -6718,6 +8005,9 @@
             <w:tcW w:type="dxa" w:w="1194"/>
           </w:tcPr>
           <w:p>
+            <w:pPr>
+              <w:ind w:firstLine="0"/>
+            </w:pPr>
             <w:r>
               <w:rPr>
                 <w:rFonts w:ascii="Times New Roman" w:hAnsi="Times New Roman" w:eastAsia="宋体"/>
@@ -6732,6 +8022,9 @@
             <w:tcW w:type="dxa" w:w="6684"/>
           </w:tcPr>
           <w:p>
+            <w:pPr>
+              <w:ind w:firstLine="0"/>
+            </w:pPr>
             <w:r>
               <w:rPr>
                 <w:rFonts w:ascii="Times New Roman" w:hAnsi="Times New Roman" w:eastAsia="宋体"/>
@@ -6746,6 +8039,9 @@
             <w:tcW w:type="dxa" w:w="358"/>
           </w:tcPr>
           <w:p>
+            <w:pPr>
+              <w:ind w:firstLine="0"/>
+            </w:pPr>
             <w:r>
               <w:rPr>
                 <w:rFonts w:ascii="Times New Roman" w:hAnsi="Times New Roman" w:eastAsia="宋体"/>
@@ -6760,6 +8056,9 @@
             <w:tcW w:type="dxa" w:w="239"/>
           </w:tcPr>
           <w:p>
+            <w:pPr>
+              <w:ind w:firstLine="0"/>
+            </w:pPr>
             <w:r>
               <w:rPr>
                 <w:rFonts w:ascii="Times New Roman" w:hAnsi="Times New Roman" w:eastAsia="宋体"/>
@@ -6773,6 +8072,9 @@
             <w:tcW w:type="dxa" w:w="597"/>
           </w:tcPr>
           <w:p>
+            <w:pPr>
+              <w:ind w:firstLine="0"/>
+            </w:pPr>
             <w:r>
               <w:rPr>
                 <w:rFonts w:ascii="Times New Roman" w:hAnsi="Times New Roman" w:eastAsia="宋体"/>
@@ -6789,6 +8091,9 @@
             <w:tcW w:type="dxa" w:w="1194"/>
           </w:tcPr>
           <w:p>
+            <w:pPr>
+              <w:ind w:firstLine="0"/>
+            </w:pPr>
             <w:r>
               <w:rPr>
                 <w:rFonts w:ascii="Times New Roman" w:hAnsi="Times New Roman" w:eastAsia="宋体"/>
@@ -6803,6 +8108,9 @@
             <w:tcW w:type="dxa" w:w="6684"/>
           </w:tcPr>
           <w:p>
+            <w:pPr>
+              <w:ind w:firstLine="0"/>
+            </w:pPr>
             <w:r>
               <w:rPr>
                 <w:rFonts w:ascii="Times New Roman" w:hAnsi="Times New Roman" w:eastAsia="宋体"/>
@@ -6817,6 +8125,9 @@
             <w:tcW w:type="dxa" w:w="358"/>
           </w:tcPr>
           <w:p>
+            <w:pPr>
+              <w:ind w:firstLine="0"/>
+            </w:pPr>
             <w:r>
               <w:rPr>
                 <w:rFonts w:ascii="Times New Roman" w:hAnsi="Times New Roman" w:eastAsia="宋体"/>
@@ -6831,6 +8142,9 @@
             <w:tcW w:type="dxa" w:w="239"/>
           </w:tcPr>
           <w:p>
+            <w:pPr>
+              <w:ind w:firstLine="0"/>
+            </w:pPr>
             <w:r>
               <w:rPr>
                 <w:rFonts w:ascii="Times New Roman" w:hAnsi="Times New Roman" w:eastAsia="宋体"/>
@@ -6844,6 +8158,9 @@
             <w:tcW w:type="dxa" w:w="597"/>
           </w:tcPr>
           <w:p>
+            <w:pPr>
+              <w:ind w:firstLine="0"/>
+            </w:pPr>
             <w:r>
               <w:rPr>
                 <w:rFonts w:ascii="Times New Roman" w:hAnsi="Times New Roman" w:eastAsia="宋体"/>
@@ -6885,6 +8202,9 @@
             <w:tcW w:type="dxa" w:w="3024"/>
           </w:tcPr>
           <w:p>
+            <w:pPr>
+              <w:ind w:firstLine="0"/>
+            </w:pPr>
             <w:r>
               <w:rPr>
                 <w:rFonts w:ascii="Times New Roman" w:hAnsi="Times New Roman" w:eastAsia="宋体"/>
@@ -6900,6 +8220,9 @@
             <w:tcW w:type="dxa" w:w="2419"/>
           </w:tcPr>
           <w:p>
+            <w:pPr>
+              <w:ind w:firstLine="0"/>
+            </w:pPr>
             <w:r>
               <w:rPr>
                 <w:rFonts w:ascii="Times New Roman" w:hAnsi="Times New Roman" w:eastAsia="宋体"/>
@@ -6915,6 +8238,9 @@
             <w:tcW w:type="dxa" w:w="907"/>
           </w:tcPr>
           <w:p>
+            <w:pPr>
+              <w:ind w:firstLine="0"/>
+            </w:pPr>
             <w:r>
               <w:rPr>
                 <w:rFonts w:ascii="Times New Roman" w:hAnsi="Times New Roman" w:eastAsia="宋体"/>
@@ -6930,6 +8256,9 @@
             <w:tcW w:type="dxa" w:w="605"/>
           </w:tcPr>
           <w:p>
+            <w:pPr>
+              <w:ind w:firstLine="0"/>
+            </w:pPr>
             <w:r>
               <w:rPr>
                 <w:rFonts w:ascii="Times New Roman" w:hAnsi="Times New Roman" w:eastAsia="宋体"/>
@@ -6945,6 +8274,9 @@
             <w:tcW w:type="dxa" w:w="2117"/>
           </w:tcPr>
           <w:p>
+            <w:pPr>
+              <w:ind w:firstLine="0"/>
+            </w:pPr>
             <w:r>
               <w:rPr>
                 <w:rFonts w:ascii="Times New Roman" w:hAnsi="Times New Roman" w:eastAsia="宋体"/>
@@ -6962,6 +8294,9 @@
             <w:tcW w:type="dxa" w:w="3024"/>
           </w:tcPr>
           <w:p>
+            <w:pPr>
+              <w:ind w:firstLine="0"/>
+            </w:pPr>
             <w:r>
               <w:rPr>
                 <w:rFonts w:ascii="Times New Roman" w:hAnsi="Times New Roman" w:eastAsia="宋体"/>
@@ -6976,6 +8311,9 @@
             <w:tcW w:type="dxa" w:w="2419"/>
           </w:tcPr>
           <w:p>
+            <w:pPr>
+              <w:ind w:firstLine="0"/>
+            </w:pPr>
             <w:r>
               <w:rPr>
                 <w:rFonts w:ascii="Times New Roman" w:hAnsi="Times New Roman" w:eastAsia="宋体"/>
@@ -6990,6 +8328,9 @@
             <w:tcW w:type="dxa" w:w="907"/>
           </w:tcPr>
           <w:p>
+            <w:pPr>
+              <w:ind w:firstLine="0"/>
+            </w:pPr>
             <w:r>
               <w:rPr>
                 <w:rFonts w:ascii="Times New Roman" w:hAnsi="Times New Roman" w:eastAsia="宋体"/>
@@ -7004,6 +8345,9 @@
             <w:tcW w:type="dxa" w:w="605"/>
           </w:tcPr>
           <w:p>
+            <w:pPr>
+              <w:ind w:firstLine="0"/>
+            </w:pPr>
             <w:r>
               <w:rPr>
                 <w:rFonts w:ascii="Times New Roman" w:hAnsi="Times New Roman" w:eastAsia="宋体"/>
@@ -7018,6 +8362,9 @@
             <w:tcW w:type="dxa" w:w="2117"/>
           </w:tcPr>
           <w:p>
+            <w:pPr>
+              <w:ind w:firstLine="0"/>
+            </w:pPr>
             <w:r>
               <w:rPr>
                 <w:rFonts w:ascii="Times New Roman" w:hAnsi="Times New Roman" w:eastAsia="宋体"/>
@@ -7034,6 +8381,9 @@
             <w:tcW w:type="dxa" w:w="3024"/>
           </w:tcPr>
           <w:p>
+            <w:pPr>
+              <w:ind w:firstLine="0"/>
+            </w:pPr>
             <w:r>
               <w:rPr>
                 <w:rFonts w:ascii="Times New Roman" w:hAnsi="Times New Roman" w:eastAsia="宋体"/>
@@ -7048,6 +8398,9 @@
             <w:tcW w:type="dxa" w:w="2419"/>
           </w:tcPr>
           <w:p>
+            <w:pPr>
+              <w:ind w:firstLine="0"/>
+            </w:pPr>
             <w:r>
               <w:rPr>
                 <w:rFonts w:ascii="Times New Roman" w:hAnsi="Times New Roman" w:eastAsia="宋体"/>
@@ -7062,6 +8415,9 @@
             <w:tcW w:type="dxa" w:w="907"/>
           </w:tcPr>
           <w:p>
+            <w:pPr>
+              <w:ind w:firstLine="0"/>
+            </w:pPr>
             <w:r>
               <w:rPr>
                 <w:rFonts w:ascii="Times New Roman" w:hAnsi="Times New Roman" w:eastAsia="宋体"/>
@@ -7076,6 +8432,9 @@
             <w:tcW w:type="dxa" w:w="605"/>
           </w:tcPr>
           <w:p>
+            <w:pPr>
+              <w:ind w:firstLine="0"/>
+            </w:pPr>
             <w:r>
               <w:rPr>
                 <w:rFonts w:ascii="Times New Roman" w:hAnsi="Times New Roman" w:eastAsia="宋体"/>
@@ -7090,6 +8449,9 @@
             <w:tcW w:type="dxa" w:w="2117"/>
           </w:tcPr>
           <w:p>
+            <w:pPr>
+              <w:ind w:firstLine="0"/>
+            </w:pPr>
             <w:r>
               <w:rPr>
                 <w:rFonts w:ascii="Times New Roman" w:hAnsi="Times New Roman" w:eastAsia="宋体"/>
@@ -7106,6 +8468,9 @@
             <w:tcW w:type="dxa" w:w="3024"/>
           </w:tcPr>
           <w:p>
+            <w:pPr>
+              <w:ind w:firstLine="0"/>
+            </w:pPr>
             <w:r>
               <w:rPr>
                 <w:rFonts w:ascii="Times New Roman" w:hAnsi="Times New Roman" w:eastAsia="宋体"/>
@@ -7120,6 +8485,9 @@
             <w:tcW w:type="dxa" w:w="2419"/>
           </w:tcPr>
           <w:p>
+            <w:pPr>
+              <w:ind w:firstLine="0"/>
+            </w:pPr>
             <w:r>
               <w:rPr>
                 <w:rFonts w:ascii="Times New Roman" w:hAnsi="Times New Roman" w:eastAsia="宋体"/>
@@ -7134,6 +8502,9 @@
             <w:tcW w:type="dxa" w:w="907"/>
           </w:tcPr>
           <w:p>
+            <w:pPr>
+              <w:ind w:firstLine="0"/>
+            </w:pPr>
             <w:r>
               <w:rPr>
                 <w:rFonts w:ascii="Times New Roman" w:hAnsi="Times New Roman" w:eastAsia="宋体"/>
@@ -7148,6 +8519,9 @@
             <w:tcW w:type="dxa" w:w="605"/>
           </w:tcPr>
           <w:p>
+            <w:pPr>
+              <w:ind w:firstLine="0"/>
+            </w:pPr>
             <w:r>
               <w:rPr>
                 <w:rFonts w:ascii="Times New Roman" w:hAnsi="Times New Roman" w:eastAsia="宋体"/>
@@ -7162,6 +8536,9 @@
             <w:tcW w:type="dxa" w:w="2117"/>
           </w:tcPr>
           <w:p>
+            <w:pPr>
+              <w:ind w:firstLine="0"/>
+            </w:pPr>
             <w:r>
               <w:rPr>
                 <w:rFonts w:ascii="Times New Roman" w:hAnsi="Times New Roman" w:eastAsia="宋体"/>
@@ -7178,6 +8555,9 @@
             <w:tcW w:type="dxa" w:w="3024"/>
           </w:tcPr>
           <w:p>
+            <w:pPr>
+              <w:ind w:firstLine="0"/>
+            </w:pPr>
             <w:r>
               <w:rPr>
                 <w:rFonts w:ascii="Times New Roman" w:hAnsi="Times New Roman" w:eastAsia="宋体"/>
@@ -7192,6 +8572,9 @@
             <w:tcW w:type="dxa" w:w="2419"/>
           </w:tcPr>
           <w:p>
+            <w:pPr>
+              <w:ind w:firstLine="0"/>
+            </w:pPr>
             <w:r>
               <w:rPr>
                 <w:rFonts w:ascii="Times New Roman" w:hAnsi="Times New Roman" w:eastAsia="宋体"/>
@@ -7206,6 +8589,9 @@
             <w:tcW w:type="dxa" w:w="907"/>
           </w:tcPr>
           <w:p>
+            <w:pPr>
+              <w:ind w:firstLine="0"/>
+            </w:pPr>
             <w:r>
               <w:rPr>
                 <w:rFonts w:ascii="Times New Roman" w:hAnsi="Times New Roman" w:eastAsia="宋体"/>
@@ -7220,6 +8606,9 @@
             <w:tcW w:type="dxa" w:w="605"/>
           </w:tcPr>
           <w:p>
+            <w:pPr>
+              <w:ind w:firstLine="0"/>
+            </w:pPr>
             <w:r>
               <w:rPr>
                 <w:rFonts w:ascii="Times New Roman" w:hAnsi="Times New Roman" w:eastAsia="宋体"/>
@@ -7233,6 +8622,9 @@
             <w:tcW w:type="dxa" w:w="2117"/>
           </w:tcPr>
           <w:p>
+            <w:pPr>
+              <w:ind w:firstLine="0"/>
+            </w:pPr>
             <w:r>
               <w:rPr>
                 <w:rFonts w:ascii="Times New Roman" w:hAnsi="Times New Roman" w:eastAsia="宋体"/>
@@ -7283,6 +8675,9 @@
             <w:tcW w:type="dxa" w:w="3240"/>
           </w:tcPr>
           <w:p>
+            <w:pPr>
+              <w:ind w:firstLine="0"/>
+            </w:pPr>
             <w:r>
               <w:rPr>
                 <w:rFonts w:ascii="Times New Roman" w:hAnsi="Times New Roman" w:eastAsia="宋体"/>
@@ -7298,6 +8693,9 @@
             <w:tcW w:type="dxa" w:w="2592"/>
           </w:tcPr>
           <w:p>
+            <w:pPr>
+              <w:ind w:firstLine="0"/>
+            </w:pPr>
             <w:r>
               <w:rPr>
                 <w:rFonts w:ascii="Times New Roman" w:hAnsi="Times New Roman" w:eastAsia="宋体"/>
@@ -7313,6 +8711,9 @@
             <w:tcW w:type="dxa" w:w="972"/>
           </w:tcPr>
           <w:p>
+            <w:pPr>
+              <w:ind w:firstLine="0"/>
+            </w:pPr>
             <w:r>
               <w:rPr>
                 <w:rFonts w:ascii="Times New Roman" w:hAnsi="Times New Roman" w:eastAsia="宋体"/>
@@ -7328,6 +8729,9 @@
             <w:tcW w:type="dxa" w:w="648"/>
           </w:tcPr>
           <w:p>
+            <w:pPr>
+              <w:ind w:firstLine="0"/>
+            </w:pPr>
             <w:r>
               <w:rPr>
                 <w:rFonts w:ascii="Times New Roman" w:hAnsi="Times New Roman" w:eastAsia="宋体"/>
@@ -7343,6 +8747,9 @@
             <w:tcW w:type="dxa" w:w="1620"/>
           </w:tcPr>
           <w:p>
+            <w:pPr>
+              <w:ind w:firstLine="0"/>
+            </w:pPr>
             <w:r>
               <w:rPr>
                 <w:rFonts w:ascii="Times New Roman" w:hAnsi="Times New Roman" w:eastAsia="宋体"/>
@@ -7360,6 +8767,9 @@
             <w:tcW w:type="dxa" w:w="3240"/>
           </w:tcPr>
           <w:p>
+            <w:pPr>
+              <w:ind w:firstLine="0"/>
+            </w:pPr>
             <w:r>
               <w:rPr>
                 <w:rFonts w:ascii="Times New Roman" w:hAnsi="Times New Roman" w:eastAsia="宋体"/>
@@ -7374,6 +8784,9 @@
             <w:tcW w:type="dxa" w:w="2592"/>
           </w:tcPr>
           <w:p>
+            <w:pPr>
+              <w:ind w:firstLine="0"/>
+            </w:pPr>
             <w:r>
               <w:rPr>
                 <w:rFonts w:ascii="Times New Roman" w:hAnsi="Times New Roman" w:eastAsia="宋体"/>
@@ -7388,6 +8801,9 @@
             <w:tcW w:type="dxa" w:w="972"/>
           </w:tcPr>
           <w:p>
+            <w:pPr>
+              <w:ind w:firstLine="0"/>
+            </w:pPr>
             <w:r>
               <w:rPr>
                 <w:rFonts w:ascii="Times New Roman" w:hAnsi="Times New Roman" w:eastAsia="宋体"/>
@@ -7402,6 +8818,9 @@
             <w:tcW w:type="dxa" w:w="648"/>
           </w:tcPr>
           <w:p>
+            <w:pPr>
+              <w:ind w:firstLine="0"/>
+            </w:pPr>
             <w:r>
               <w:rPr>
                 <w:rFonts w:ascii="Times New Roman" w:hAnsi="Times New Roman" w:eastAsia="宋体"/>
@@ -7416,6 +8835,9 @@
             <w:tcW w:type="dxa" w:w="1620"/>
           </w:tcPr>
           <w:p>
+            <w:pPr>
+              <w:ind w:firstLine="0"/>
+            </w:pPr>
             <w:r>
               <w:rPr>
                 <w:rFonts w:ascii="Times New Roman" w:hAnsi="Times New Roman" w:eastAsia="宋体"/>
@@ -7432,6 +8854,9 @@
             <w:tcW w:type="dxa" w:w="3240"/>
           </w:tcPr>
           <w:p>
+            <w:pPr>
+              <w:ind w:firstLine="0"/>
+            </w:pPr>
             <w:r>
               <w:rPr>
                 <w:rFonts w:ascii="Times New Roman" w:hAnsi="Times New Roman" w:eastAsia="宋体"/>
@@ -7446,6 +8871,9 @@
             <w:tcW w:type="dxa" w:w="2592"/>
           </w:tcPr>
           <w:p>
+            <w:pPr>
+              <w:ind w:firstLine="0"/>
+            </w:pPr>
             <w:r>
               <w:rPr>
                 <w:rFonts w:ascii="Times New Roman" w:hAnsi="Times New Roman" w:eastAsia="宋体"/>
@@ -7460,6 +8888,9 @@
             <w:tcW w:type="dxa" w:w="972"/>
           </w:tcPr>
           <w:p>
+            <w:pPr>
+              <w:ind w:firstLine="0"/>
+            </w:pPr>
             <w:r>
               <w:rPr>
                 <w:rFonts w:ascii="Times New Roman" w:hAnsi="Times New Roman" w:eastAsia="宋体"/>
@@ -7474,6 +8905,9 @@
             <w:tcW w:type="dxa" w:w="648"/>
           </w:tcPr>
           <w:p>
+            <w:pPr>
+              <w:ind w:firstLine="0"/>
+            </w:pPr>
             <w:r>
               <w:rPr>
                 <w:rFonts w:ascii="Times New Roman" w:hAnsi="Times New Roman" w:eastAsia="宋体"/>
@@ -7488,6 +8922,9 @@
             <w:tcW w:type="dxa" w:w="1620"/>
           </w:tcPr>
           <w:p>
+            <w:pPr>
+              <w:ind w:firstLine="0"/>
+            </w:pPr>
             <w:r>
               <w:rPr>
                 <w:rFonts w:ascii="Times New Roman" w:hAnsi="Times New Roman" w:eastAsia="宋体"/>
@@ -7504,6 +8941,9 @@
             <w:tcW w:type="dxa" w:w="3240"/>
           </w:tcPr>
           <w:p>
+            <w:pPr>
+              <w:ind w:firstLine="0"/>
+            </w:pPr>
             <w:r>
               <w:rPr>
                 <w:rFonts w:ascii="Times New Roman" w:hAnsi="Times New Roman" w:eastAsia="宋体"/>
@@ -7518,6 +8958,9 @@
             <w:tcW w:type="dxa" w:w="2592"/>
           </w:tcPr>
           <w:p>
+            <w:pPr>
+              <w:ind w:firstLine="0"/>
+            </w:pPr>
             <w:r>
               <w:rPr>
                 <w:rFonts w:ascii="Times New Roman" w:hAnsi="Times New Roman" w:eastAsia="宋体"/>
@@ -7532,6 +8975,9 @@
             <w:tcW w:type="dxa" w:w="972"/>
           </w:tcPr>
           <w:p>
+            <w:pPr>
+              <w:ind w:firstLine="0"/>
+            </w:pPr>
             <w:r>
               <w:rPr>
                 <w:rFonts w:ascii="Times New Roman" w:hAnsi="Times New Roman" w:eastAsia="宋体"/>
@@ -7546,6 +8992,9 @@
             <w:tcW w:type="dxa" w:w="648"/>
           </w:tcPr>
           <w:p>
+            <w:pPr>
+              <w:ind w:firstLine="0"/>
+            </w:pPr>
             <w:r>
               <w:rPr>
                 <w:rFonts w:ascii="Times New Roman" w:hAnsi="Times New Roman" w:eastAsia="宋体"/>
@@ -7560,6 +9009,9 @@
             <w:tcW w:type="dxa" w:w="1620"/>
           </w:tcPr>
           <w:p>
+            <w:pPr>
+              <w:ind w:firstLine="0"/>
+            </w:pPr>
             <w:r>
               <w:rPr>
                 <w:rFonts w:ascii="Times New Roman" w:hAnsi="Times New Roman" w:eastAsia="宋体"/>
@@ -7576,6 +9028,9 @@
             <w:tcW w:type="dxa" w:w="3240"/>
           </w:tcPr>
           <w:p>
+            <w:pPr>
+              <w:ind w:firstLine="0"/>
+            </w:pPr>
             <w:r>
               <w:rPr>
                 <w:rFonts w:ascii="Times New Roman" w:hAnsi="Times New Roman" w:eastAsia="宋体"/>
@@ -7590,6 +9045,9 @@
             <w:tcW w:type="dxa" w:w="2592"/>
           </w:tcPr>
           <w:p>
+            <w:pPr>
+              <w:ind w:firstLine="0"/>
+            </w:pPr>
             <w:r>
               <w:rPr>
                 <w:rFonts w:ascii="Times New Roman" w:hAnsi="Times New Roman" w:eastAsia="宋体"/>
@@ -7604,6 +9062,9 @@
             <w:tcW w:type="dxa" w:w="972"/>
           </w:tcPr>
           <w:p>
+            <w:pPr>
+              <w:ind w:firstLine="0"/>
+            </w:pPr>
             <w:r>
               <w:rPr>
                 <w:rFonts w:ascii="Times New Roman" w:hAnsi="Times New Roman" w:eastAsia="宋体"/>
@@ -7618,6 +9079,9 @@
             <w:tcW w:type="dxa" w:w="648"/>
           </w:tcPr>
           <w:p>
+            <w:pPr>
+              <w:ind w:firstLine="0"/>
+            </w:pPr>
             <w:r>
               <w:rPr>
                 <w:rFonts w:ascii="Times New Roman" w:hAnsi="Times New Roman" w:eastAsia="宋体"/>
@@ -7631,6 +9095,9 @@
             <w:tcW w:type="dxa" w:w="1620"/>
           </w:tcPr>
           <w:p>
+            <w:pPr>
+              <w:ind w:firstLine="0"/>
+            </w:pPr>
             <w:r>
               <w:rPr>
                 <w:rFonts w:ascii="Times New Roman" w:hAnsi="Times New Roman" w:eastAsia="宋体"/>
@@ -7681,6 +9148,9 @@
             <w:tcW w:type="dxa" w:w="2387"/>
           </w:tcPr>
           <w:p>
+            <w:pPr>
+              <w:ind w:firstLine="0"/>
+            </w:pPr>
             <w:r>
               <w:rPr>
                 <w:rFonts w:ascii="Times New Roman" w:hAnsi="Times New Roman" w:eastAsia="宋体"/>
@@ -7696,6 +9166,9 @@
             <w:tcW w:type="dxa" w:w="1910"/>
           </w:tcPr>
           <w:p>
+            <w:pPr>
+              <w:ind w:firstLine="0"/>
+            </w:pPr>
             <w:r>
               <w:rPr>
                 <w:rFonts w:ascii="Times New Roman" w:hAnsi="Times New Roman" w:eastAsia="宋体"/>
@@ -7711,6 +9184,9 @@
             <w:tcW w:type="dxa" w:w="716"/>
           </w:tcPr>
           <w:p>
+            <w:pPr>
+              <w:ind w:firstLine="0"/>
+            </w:pPr>
             <w:r>
               <w:rPr>
                 <w:rFonts w:ascii="Times New Roman" w:hAnsi="Times New Roman" w:eastAsia="宋体"/>
@@ -7726,6 +9202,9 @@
             <w:tcW w:type="dxa" w:w="2387"/>
           </w:tcPr>
           <w:p>
+            <w:pPr>
+              <w:ind w:firstLine="0"/>
+            </w:pPr>
             <w:r>
               <w:rPr>
                 <w:rFonts w:ascii="Times New Roman" w:hAnsi="Times New Roman" w:eastAsia="宋体"/>
@@ -7741,6 +9220,9 @@
             <w:tcW w:type="dxa" w:w="1671"/>
           </w:tcPr>
           <w:p>
+            <w:pPr>
+              <w:ind w:firstLine="0"/>
+            </w:pPr>
             <w:r>
               <w:rPr>
                 <w:rFonts w:ascii="Times New Roman" w:hAnsi="Times New Roman" w:eastAsia="宋体"/>
@@ -7758,6 +9240,9 @@
             <w:tcW w:type="dxa" w:w="2387"/>
           </w:tcPr>
           <w:p>
+            <w:pPr>
+              <w:ind w:firstLine="0"/>
+            </w:pPr>
             <w:r>
               <w:rPr>
                 <w:rFonts w:ascii="Times New Roman" w:hAnsi="Times New Roman" w:eastAsia="宋体"/>
@@ -7772,6 +9257,9 @@
             <w:tcW w:type="dxa" w:w="1910"/>
           </w:tcPr>
           <w:p>
+            <w:pPr>
+              <w:ind w:firstLine="0"/>
+            </w:pPr>
             <w:r>
               <w:rPr>
                 <w:rFonts w:ascii="Times New Roman" w:hAnsi="Times New Roman" w:eastAsia="宋体"/>
@@ -7786,6 +9274,9 @@
             <w:tcW w:type="dxa" w:w="716"/>
           </w:tcPr>
           <w:p>
+            <w:pPr>
+              <w:ind w:firstLine="0"/>
+            </w:pPr>
             <w:r>
               <w:rPr>
                 <w:rFonts w:ascii="Times New Roman" w:hAnsi="Times New Roman" w:eastAsia="宋体"/>
@@ -7800,6 +9291,9 @@
             <w:tcW w:type="dxa" w:w="2387"/>
           </w:tcPr>
           <w:p>
+            <w:pPr>
+              <w:ind w:firstLine="0"/>
+            </w:pPr>
             <w:r>
               <w:rPr>
                 <w:rFonts w:ascii="Times New Roman" w:hAnsi="Times New Roman" w:eastAsia="宋体"/>
@@ -7814,6 +9308,9 @@
             <w:tcW w:type="dxa" w:w="1671"/>
           </w:tcPr>
           <w:p>
+            <w:pPr>
+              <w:ind w:firstLine="0"/>
+            </w:pPr>
             <w:r>
               <w:rPr>
                 <w:rFonts w:ascii="Times New Roman" w:hAnsi="Times New Roman" w:eastAsia="宋体"/>
@@ -7830,6 +9327,9 @@
             <w:tcW w:type="dxa" w:w="2387"/>
           </w:tcPr>
           <w:p>
+            <w:pPr>
+              <w:ind w:firstLine="0"/>
+            </w:pPr>
             <w:r>
               <w:rPr>
                 <w:rFonts w:ascii="Times New Roman" w:hAnsi="Times New Roman" w:eastAsia="宋体"/>
@@ -7844,6 +9344,9 @@
             <w:tcW w:type="dxa" w:w="1910"/>
           </w:tcPr>
           <w:p>
+            <w:pPr>
+              <w:ind w:firstLine="0"/>
+            </w:pPr>
             <w:r>
               <w:rPr>
                 <w:rFonts w:ascii="Times New Roman" w:hAnsi="Times New Roman" w:eastAsia="宋体"/>
@@ -7858,6 +9361,9 @@
             <w:tcW w:type="dxa" w:w="716"/>
           </w:tcPr>
           <w:p>
+            <w:pPr>
+              <w:ind w:firstLine="0"/>
+            </w:pPr>
             <w:r>
               <w:rPr>
                 <w:rFonts w:ascii="Times New Roman" w:hAnsi="Times New Roman" w:eastAsia="宋体"/>
@@ -7872,6 +9378,9 @@
             <w:tcW w:type="dxa" w:w="2387"/>
           </w:tcPr>
           <w:p>
+            <w:pPr>
+              <w:ind w:firstLine="0"/>
+            </w:pPr>
             <w:r>
               <w:rPr>
                 <w:rFonts w:ascii="Times New Roman" w:hAnsi="Times New Roman" w:eastAsia="宋体"/>
@@ -7886,6 +9395,9 @@
             <w:tcW w:type="dxa" w:w="1671"/>
           </w:tcPr>
           <w:p>
+            <w:pPr>
+              <w:ind w:firstLine="0"/>
+            </w:pPr>
             <w:r>
               <w:rPr>
                 <w:rFonts w:ascii="Times New Roman" w:hAnsi="Times New Roman" w:eastAsia="宋体"/>
@@ -7902,6 +9414,9 @@
             <w:tcW w:type="dxa" w:w="2387"/>
           </w:tcPr>
           <w:p>
+            <w:pPr>
+              <w:ind w:firstLine="0"/>
+            </w:pPr>
             <w:r>
               <w:rPr>
                 <w:rFonts w:ascii="Times New Roman" w:hAnsi="Times New Roman" w:eastAsia="宋体"/>
@@ -7916,6 +9431,9 @@
             <w:tcW w:type="dxa" w:w="1910"/>
           </w:tcPr>
           <w:p>
+            <w:pPr>
+              <w:ind w:firstLine="0"/>
+            </w:pPr>
             <w:r>
               <w:rPr>
                 <w:rFonts w:ascii="Times New Roman" w:hAnsi="Times New Roman" w:eastAsia="宋体"/>
@@ -7930,6 +9448,9 @@
             <w:tcW w:type="dxa" w:w="716"/>
           </w:tcPr>
           <w:p>
+            <w:pPr>
+              <w:ind w:firstLine="0"/>
+            </w:pPr>
             <w:r>
               <w:rPr>
                 <w:rFonts w:ascii="Times New Roman" w:hAnsi="Times New Roman" w:eastAsia="宋体"/>
@@ -7944,6 +9465,9 @@
             <w:tcW w:type="dxa" w:w="2387"/>
           </w:tcPr>
           <w:p>
+            <w:pPr>
+              <w:ind w:firstLine="0"/>
+            </w:pPr>
             <w:r>
               <w:rPr>
                 <w:rFonts w:ascii="Times New Roman" w:hAnsi="Times New Roman" w:eastAsia="宋体"/>
@@ -7958,6 +9482,9 @@
             <w:tcW w:type="dxa" w:w="1671"/>
           </w:tcPr>
           <w:p>
+            <w:pPr>
+              <w:ind w:firstLine="0"/>
+            </w:pPr>
             <w:r>
               <w:rPr>
                 <w:rFonts w:ascii="Times New Roman" w:hAnsi="Times New Roman" w:eastAsia="宋体"/>
@@ -7974,6 +9501,9 @@
             <w:tcW w:type="dxa" w:w="2387"/>
           </w:tcPr>
           <w:p>
+            <w:pPr>
+              <w:ind w:firstLine="0"/>
+            </w:pPr>
             <w:r>
               <w:rPr>
                 <w:rFonts w:ascii="Times New Roman" w:hAnsi="Times New Roman" w:eastAsia="宋体"/>
@@ -7988,6 +9518,9 @@
             <w:tcW w:type="dxa" w:w="1910"/>
           </w:tcPr>
           <w:p>
+            <w:pPr>
+              <w:ind w:firstLine="0"/>
+            </w:pPr>
             <w:r>
               <w:rPr>
                 <w:rFonts w:ascii="Times New Roman" w:hAnsi="Times New Roman" w:eastAsia="宋体"/>
@@ -8002,6 +9535,9 @@
             <w:tcW w:type="dxa" w:w="716"/>
           </w:tcPr>
           <w:p>
+            <w:pPr>
+              <w:ind w:firstLine="0"/>
+            </w:pPr>
             <w:r>
               <w:rPr>
                 <w:rFonts w:ascii="Times New Roman" w:hAnsi="Times New Roman" w:eastAsia="宋体"/>
@@ -8016,6 +9552,9 @@
             <w:tcW w:type="dxa" w:w="2387"/>
           </w:tcPr>
           <w:p>
+            <w:pPr>
+              <w:ind w:firstLine="0"/>
+            </w:pPr>
             <w:r>
               <w:rPr>
                 <w:rFonts w:ascii="Times New Roman" w:hAnsi="Times New Roman" w:eastAsia="宋体"/>
@@ -8030,6 +9569,9 @@
             <w:tcW w:type="dxa" w:w="1671"/>
           </w:tcPr>
           <w:p>
+            <w:pPr>
+              <w:ind w:firstLine="0"/>
+            </w:pPr>
             <w:r>
               <w:rPr>
                 <w:rFonts w:ascii="Times New Roman" w:hAnsi="Times New Roman" w:eastAsia="宋体"/>
@@ -8046,6 +9588,9 @@
             <w:tcW w:type="dxa" w:w="2387"/>
           </w:tcPr>
           <w:p>
+            <w:pPr>
+              <w:ind w:firstLine="0"/>
+            </w:pPr>
             <w:r>
               <w:rPr>
                 <w:rFonts w:ascii="Times New Roman" w:hAnsi="Times New Roman" w:eastAsia="宋体"/>
@@ -8060,6 +9605,9 @@
             <w:tcW w:type="dxa" w:w="1910"/>
           </w:tcPr>
           <w:p>
+            <w:pPr>
+              <w:ind w:firstLine="0"/>
+            </w:pPr>
             <w:r>
               <w:rPr>
                 <w:rFonts w:ascii="Times New Roman" w:hAnsi="Times New Roman" w:eastAsia="宋体"/>
@@ -8074,6 +9622,9 @@
             <w:tcW w:type="dxa" w:w="716"/>
           </w:tcPr>
           <w:p>
+            <w:pPr>
+              <w:ind w:firstLine="0"/>
+            </w:pPr>
             <w:r>
               <w:rPr>
                 <w:rFonts w:ascii="Times New Roman" w:hAnsi="Times New Roman" w:eastAsia="宋体"/>
@@ -8088,6 +9639,9 @@
             <w:tcW w:type="dxa" w:w="2387"/>
           </w:tcPr>
           <w:p>
+            <w:pPr>
+              <w:ind w:firstLine="0"/>
+            </w:pPr>
             <w:r>
               <w:rPr>
                 <w:rFonts w:ascii="Times New Roman" w:hAnsi="Times New Roman" w:eastAsia="宋体"/>
@@ -8102,6 +9656,9 @@
             <w:tcW w:type="dxa" w:w="1671"/>
           </w:tcPr>
           <w:p>
+            <w:pPr>
+              <w:ind w:firstLine="0"/>
+            </w:pPr>
             <w:r>
               <w:rPr>
                 <w:rFonts w:ascii="Times New Roman" w:hAnsi="Times New Roman" w:eastAsia="宋体"/>
@@ -8118,6 +9675,9 @@
             <w:tcW w:type="dxa" w:w="2387"/>
           </w:tcPr>
           <w:p>
+            <w:pPr>
+              <w:ind w:firstLine="0"/>
+            </w:pPr>
             <w:r>
               <w:rPr>
                 <w:rFonts w:ascii="Times New Roman" w:hAnsi="Times New Roman" w:eastAsia="宋体"/>
@@ -8132,6 +9692,9 @@
             <w:tcW w:type="dxa" w:w="1910"/>
           </w:tcPr>
           <w:p>
+            <w:pPr>
+              <w:ind w:firstLine="0"/>
+            </w:pPr>
             <w:r>
               <w:rPr>
                 <w:rFonts w:ascii="Times New Roman" w:hAnsi="Times New Roman" w:eastAsia="宋体"/>
@@ -8146,6 +9709,9 @@
             <w:tcW w:type="dxa" w:w="716"/>
           </w:tcPr>
           <w:p>
+            <w:pPr>
+              <w:ind w:firstLine="0"/>
+            </w:pPr>
             <w:r>
               <w:rPr>
                 <w:rFonts w:ascii="Times New Roman" w:hAnsi="Times New Roman" w:eastAsia="宋体"/>
@@ -8160,6 +9726,9 @@
             <w:tcW w:type="dxa" w:w="2387"/>
           </w:tcPr>
           <w:p>
+            <w:pPr>
+              <w:ind w:firstLine="0"/>
+            </w:pPr>
             <w:r>
               <w:rPr>
                 <w:rFonts w:ascii="Times New Roman" w:hAnsi="Times New Roman" w:eastAsia="宋体"/>
@@ -8174,6 +9743,9 @@
             <w:tcW w:type="dxa" w:w="1671"/>
           </w:tcPr>
           <w:p>
+            <w:pPr>
+              <w:ind w:firstLine="0"/>
+            </w:pPr>
             <w:r>
               <w:rPr>
                 <w:rFonts w:ascii="Times New Roman" w:hAnsi="Times New Roman" w:eastAsia="宋体"/>
@@ -8190,6 +9762,9 @@
             <w:tcW w:type="dxa" w:w="2387"/>
           </w:tcPr>
           <w:p>
+            <w:pPr>
+              <w:ind w:firstLine="0"/>
+            </w:pPr>
             <w:r>
               <w:rPr>
                 <w:rFonts w:ascii="Times New Roman" w:hAnsi="Times New Roman" w:eastAsia="宋体"/>
@@ -8204,6 +9779,9 @@
             <w:tcW w:type="dxa" w:w="1910"/>
           </w:tcPr>
           <w:p>
+            <w:pPr>
+              <w:ind w:firstLine="0"/>
+            </w:pPr>
             <w:r>
               <w:rPr>
                 <w:rFonts w:ascii="Times New Roman" w:hAnsi="Times New Roman" w:eastAsia="宋体"/>
@@ -8218,6 +9796,9 @@
             <w:tcW w:type="dxa" w:w="716"/>
           </w:tcPr>
           <w:p>
+            <w:pPr>
+              <w:ind w:firstLine="0"/>
+            </w:pPr>
             <w:r>
               <w:rPr>
                 <w:rFonts w:ascii="Times New Roman" w:hAnsi="Times New Roman" w:eastAsia="宋体"/>
@@ -8232,6 +9813,9 @@
             <w:tcW w:type="dxa" w:w="2387"/>
           </w:tcPr>
           <w:p>
+            <w:pPr>
+              <w:ind w:firstLine="0"/>
+            </w:pPr>
             <w:r>
               <w:rPr>
                 <w:rFonts w:ascii="Times New Roman" w:hAnsi="Times New Roman" w:eastAsia="宋体"/>
@@ -8246,6 +9830,9 @@
             <w:tcW w:type="dxa" w:w="1671"/>
           </w:tcPr>
           <w:p>
+            <w:pPr>
+              <w:ind w:firstLine="0"/>
+            </w:pPr>
             <w:r>
               <w:rPr>
                 <w:rFonts w:ascii="Times New Roman" w:hAnsi="Times New Roman" w:eastAsia="宋体"/>
@@ -8262,6 +9849,9 @@
             <w:tcW w:type="dxa" w:w="2387"/>
           </w:tcPr>
           <w:p>
+            <w:pPr>
+              <w:ind w:firstLine="0"/>
+            </w:pPr>
             <w:r>
               <w:rPr>
                 <w:rFonts w:ascii="Times New Roman" w:hAnsi="Times New Roman" w:eastAsia="宋体"/>
@@ -8276,6 +9866,9 @@
             <w:tcW w:type="dxa" w:w="1910"/>
           </w:tcPr>
           <w:p>
+            <w:pPr>
+              <w:ind w:firstLine="0"/>
+            </w:pPr>
             <w:r>
               <w:rPr>
                 <w:rFonts w:ascii="Times New Roman" w:hAnsi="Times New Roman" w:eastAsia="宋体"/>
@@ -8290,6 +9883,9 @@
             <w:tcW w:type="dxa" w:w="716"/>
           </w:tcPr>
           <w:p>
+            <w:pPr>
+              <w:ind w:firstLine="0"/>
+            </w:pPr>
             <w:r>
               <w:rPr>
                 <w:rFonts w:ascii="Times New Roman" w:hAnsi="Times New Roman" w:eastAsia="宋体"/>
@@ -8304,6 +9900,9 @@
             <w:tcW w:type="dxa" w:w="2387"/>
           </w:tcPr>
           <w:p>
+            <w:pPr>
+              <w:ind w:firstLine="0"/>
+            </w:pPr>
             <w:r>
               <w:rPr>
                 <w:rFonts w:ascii="Times New Roman" w:hAnsi="Times New Roman" w:eastAsia="宋体"/>
@@ -8318,6 +9917,9 @@
             <w:tcW w:type="dxa" w:w="1671"/>
           </w:tcPr>
           <w:p>
+            <w:pPr>
+              <w:ind w:firstLine="0"/>
+            </w:pPr>
             <w:r>
               <w:rPr>
                 <w:rFonts w:ascii="Times New Roman" w:hAnsi="Times New Roman" w:eastAsia="宋体"/>
@@ -8334,6 +9936,9 @@
             <w:tcW w:type="dxa" w:w="2387"/>
           </w:tcPr>
           <w:p>
+            <w:pPr>
+              <w:ind w:firstLine="0"/>
+            </w:pPr>
             <w:r>
               <w:rPr>
                 <w:rFonts w:ascii="Times New Roman" w:hAnsi="Times New Roman" w:eastAsia="宋体"/>
@@ -8348,6 +9953,9 @@
             <w:tcW w:type="dxa" w:w="1910"/>
           </w:tcPr>
           <w:p>
+            <w:pPr>
+              <w:ind w:firstLine="0"/>
+            </w:pPr>
             <w:r>
               <w:rPr>
                 <w:rFonts w:ascii="Times New Roman" w:hAnsi="Times New Roman" w:eastAsia="宋体"/>
@@ -8362,6 +9970,9 @@
             <w:tcW w:type="dxa" w:w="716"/>
           </w:tcPr>
           <w:p>
+            <w:pPr>
+              <w:ind w:firstLine="0"/>
+            </w:pPr>
             <w:r>
               <w:rPr>
                 <w:rFonts w:ascii="Times New Roman" w:hAnsi="Times New Roman" w:eastAsia="宋体"/>
@@ -8376,6 +9987,9 @@
             <w:tcW w:type="dxa" w:w="2387"/>
           </w:tcPr>
           <w:p>
+            <w:pPr>
+              <w:ind w:firstLine="0"/>
+            </w:pPr>
             <w:r>
               <w:rPr>
                 <w:rFonts w:ascii="Times New Roman" w:hAnsi="Times New Roman" w:eastAsia="宋体"/>
@@ -8389,6 +10003,9 @@
             <w:tcW w:type="dxa" w:w="1671"/>
           </w:tcPr>
           <w:p>
+            <w:pPr>
+              <w:ind w:firstLine="0"/>
+            </w:pPr>
             <w:r>
               <w:rPr>
                 <w:rFonts w:ascii="Times New Roman" w:hAnsi="Times New Roman" w:eastAsia="宋体"/>
@@ -8543,6 +10160,9 @@
             <w:tcW w:type="dxa" w:w="945"/>
           </w:tcPr>
           <w:p>
+            <w:pPr>
+              <w:ind w:firstLine="0"/>
+            </w:pPr>
             <w:r>
               <w:rPr>
                 <w:rFonts w:ascii="Times New Roman" w:hAnsi="Times New Roman" w:eastAsia="宋体"/>
@@ -8558,6 +10178,9 @@
             <w:tcW w:type="dxa" w:w="945"/>
           </w:tcPr>
           <w:p>
+            <w:pPr>
+              <w:ind w:firstLine="0"/>
+            </w:pPr>
             <w:r>
               <w:rPr>
                 <w:rFonts w:ascii="Times New Roman" w:hAnsi="Times New Roman" w:eastAsia="宋体"/>
@@ -8573,6 +10196,9 @@
             <w:tcW w:type="dxa" w:w="2268"/>
           </w:tcPr>
           <w:p>
+            <w:pPr>
+              <w:ind w:firstLine="0"/>
+            </w:pPr>
             <w:r>
               <w:rPr>
                 <w:rFonts w:ascii="Times New Roman" w:hAnsi="Times New Roman" w:eastAsia="宋体"/>
@@ -8588,6 +10214,9 @@
             <w:tcW w:type="dxa" w:w="4913"/>
           </w:tcPr>
           <w:p>
+            <w:pPr>
+              <w:ind w:firstLine="0"/>
+            </w:pPr>
             <w:r>
               <w:rPr>
                 <w:rFonts w:ascii="Times New Roman" w:hAnsi="Times New Roman" w:eastAsia="宋体"/>
@@ -8605,6 +10234,9 @@
             <w:tcW w:type="dxa" w:w="945"/>
           </w:tcPr>
           <w:p>
+            <w:pPr>
+              <w:ind w:firstLine="0"/>
+            </w:pPr>
             <w:r>
               <w:rPr>
                 <w:rFonts w:ascii="Times New Roman" w:hAnsi="Times New Roman" w:eastAsia="宋体"/>
@@ -8619,6 +10251,9 @@
             <w:tcW w:type="dxa" w:w="945"/>
           </w:tcPr>
           <w:p>
+            <w:pPr>
+              <w:ind w:firstLine="0"/>
+            </w:pPr>
             <w:r>
               <w:rPr>
                 <w:rFonts w:ascii="Times New Roman" w:hAnsi="Times New Roman" w:eastAsia="宋体"/>
@@ -8633,6 +10268,9 @@
             <w:tcW w:type="dxa" w:w="2268"/>
           </w:tcPr>
           <w:p>
+            <w:pPr>
+              <w:ind w:firstLine="0"/>
+            </w:pPr>
             <w:r>
               <w:rPr>
                 <w:rFonts w:ascii="Times New Roman" w:hAnsi="Times New Roman" w:eastAsia="宋体"/>
@@ -8647,6 +10285,9 @@
             <w:tcW w:type="dxa" w:w="4913"/>
           </w:tcPr>
           <w:p>
+            <w:pPr>
+              <w:ind w:firstLine="0"/>
+            </w:pPr>
             <w:r>
               <w:rPr>
                 <w:rFonts w:ascii="Times New Roman" w:hAnsi="Times New Roman" w:eastAsia="宋体"/>
@@ -8663,6 +10304,9 @@
             <w:tcW w:type="dxa" w:w="945"/>
           </w:tcPr>
           <w:p>
+            <w:pPr>
+              <w:ind w:firstLine="0"/>
+            </w:pPr>
             <w:r>
               <w:rPr>
                 <w:rFonts w:ascii="Times New Roman" w:hAnsi="Times New Roman" w:eastAsia="宋体"/>
@@ -8677,6 +10321,9 @@
             <w:tcW w:type="dxa" w:w="945"/>
           </w:tcPr>
           <w:p>
+            <w:pPr>
+              <w:ind w:firstLine="0"/>
+            </w:pPr>
             <w:r>
               <w:rPr>
                 <w:rFonts w:ascii="Times New Roman" w:hAnsi="Times New Roman" w:eastAsia="宋体"/>
@@ -8691,6 +10338,9 @@
             <w:tcW w:type="dxa" w:w="2268"/>
           </w:tcPr>
           <w:p>
+            <w:pPr>
+              <w:ind w:firstLine="0"/>
+            </w:pPr>
             <w:r>
               <w:rPr>
                 <w:rFonts w:ascii="Times New Roman" w:hAnsi="Times New Roman" w:eastAsia="宋体"/>
@@ -8705,6 +10355,9 @@
             <w:tcW w:type="dxa" w:w="4913"/>
           </w:tcPr>
           <w:p>
+            <w:pPr>
+              <w:ind w:firstLine="0"/>
+            </w:pPr>
             <w:r>
               <w:rPr>
                 <w:rFonts w:ascii="Times New Roman" w:hAnsi="Times New Roman" w:eastAsia="宋体"/>
@@ -8721,6 +10374,9 @@
             <w:tcW w:type="dxa" w:w="945"/>
           </w:tcPr>
           <w:p>
+            <w:pPr>
+              <w:ind w:firstLine="0"/>
+            </w:pPr>
             <w:r>
               <w:rPr>
                 <w:rFonts w:ascii="Times New Roman" w:hAnsi="Times New Roman" w:eastAsia="宋体"/>
@@ -8735,6 +10391,9 @@
             <w:tcW w:type="dxa" w:w="945"/>
           </w:tcPr>
           <w:p>
+            <w:pPr>
+              <w:ind w:firstLine="0"/>
+            </w:pPr>
             <w:r>
               <w:rPr>
                 <w:rFonts w:ascii="Times New Roman" w:hAnsi="Times New Roman" w:eastAsia="宋体"/>
@@ -8749,6 +10408,9 @@
             <w:tcW w:type="dxa" w:w="2268"/>
           </w:tcPr>
           <w:p>
+            <w:pPr>
+              <w:ind w:firstLine="0"/>
+            </w:pPr>
             <w:r>
               <w:rPr>
                 <w:rFonts w:ascii="Times New Roman" w:hAnsi="Times New Roman" w:eastAsia="宋体"/>
@@ -8763,6 +10425,9 @@
             <w:tcW w:type="dxa" w:w="4913"/>
           </w:tcPr>
           <w:p>
+            <w:pPr>
+              <w:ind w:firstLine="0"/>
+            </w:pPr>
             <w:r>
               <w:rPr>
                 <w:rFonts w:ascii="Times New Roman" w:hAnsi="Times New Roman" w:eastAsia="宋体"/>
@@ -8779,6 +10444,9 @@
             <w:tcW w:type="dxa" w:w="945"/>
           </w:tcPr>
           <w:p>
+            <w:pPr>
+              <w:ind w:firstLine="0"/>
+            </w:pPr>
             <w:r>
               <w:rPr>
                 <w:rFonts w:ascii="Times New Roman" w:hAnsi="Times New Roman" w:eastAsia="宋体"/>
@@ -8793,6 +10461,9 @@
             <w:tcW w:type="dxa" w:w="945"/>
           </w:tcPr>
           <w:p>
+            <w:pPr>
+              <w:ind w:firstLine="0"/>
+            </w:pPr>
             <w:r>
               <w:rPr>
                 <w:rFonts w:ascii="Times New Roman" w:hAnsi="Times New Roman" w:eastAsia="宋体"/>
@@ -8807,6 +10478,9 @@
             <w:tcW w:type="dxa" w:w="2268"/>
           </w:tcPr>
           <w:p>
+            <w:pPr>
+              <w:ind w:firstLine="0"/>
+            </w:pPr>
             <w:r>
               <w:rPr>
                 <w:rFonts w:ascii="Times New Roman" w:hAnsi="Times New Roman" w:eastAsia="宋体"/>
@@ -8821,6 +10495,9 @@
             <w:tcW w:type="dxa" w:w="4913"/>
           </w:tcPr>
           <w:p>
+            <w:pPr>
+              <w:ind w:firstLine="0"/>
+            </w:pPr>
             <w:r>
               <w:rPr>
                 <w:rFonts w:ascii="Times New Roman" w:hAnsi="Times New Roman" w:eastAsia="宋体"/>
@@ -8837,6 +10514,9 @@
             <w:tcW w:type="dxa" w:w="945"/>
           </w:tcPr>
           <w:p>
+            <w:pPr>
+              <w:ind w:firstLine="0"/>
+            </w:pPr>
             <w:r>
               <w:rPr>
                 <w:rFonts w:ascii="Times New Roman" w:hAnsi="Times New Roman" w:eastAsia="宋体"/>
@@ -8851,6 +10531,9 @@
             <w:tcW w:type="dxa" w:w="945"/>
           </w:tcPr>
           <w:p>
+            <w:pPr>
+              <w:ind w:firstLine="0"/>
+            </w:pPr>
             <w:r>
               <w:rPr>
                 <w:rFonts w:ascii="Times New Roman" w:hAnsi="Times New Roman" w:eastAsia="宋体"/>
@@ -8865,6 +10548,9 @@
             <w:tcW w:type="dxa" w:w="2268"/>
           </w:tcPr>
           <w:p>
+            <w:pPr>
+              <w:ind w:firstLine="0"/>
+            </w:pPr>
             <w:r>
               <w:rPr>
                 <w:rFonts w:ascii="Times New Roman" w:hAnsi="Times New Roman" w:eastAsia="宋体"/>
@@ -8879,6 +10565,9 @@
             <w:tcW w:type="dxa" w:w="4913"/>
           </w:tcPr>
           <w:p>
+            <w:pPr>
+              <w:ind w:firstLine="0"/>
+            </w:pPr>
             <w:r>
               <w:rPr>
                 <w:rFonts w:ascii="Times New Roman" w:hAnsi="Times New Roman" w:eastAsia="宋体"/>
@@ -8895,6 +10584,9 @@
             <w:tcW w:type="dxa" w:w="945"/>
           </w:tcPr>
           <w:p>
+            <w:pPr>
+              <w:ind w:firstLine="0"/>
+            </w:pPr>
             <w:r>
               <w:rPr>
                 <w:rFonts w:ascii="Times New Roman" w:hAnsi="Times New Roman" w:eastAsia="宋体"/>
@@ -8909,6 +10601,9 @@
             <w:tcW w:type="dxa" w:w="945"/>
           </w:tcPr>
           <w:p>
+            <w:pPr>
+              <w:ind w:firstLine="0"/>
+            </w:pPr>
             <w:r>
               <w:rPr>
                 <w:rFonts w:ascii="Times New Roman" w:hAnsi="Times New Roman" w:eastAsia="宋体"/>
@@ -8923,6 +10618,9 @@
             <w:tcW w:type="dxa" w:w="2268"/>
           </w:tcPr>
           <w:p>
+            <w:pPr>
+              <w:ind w:firstLine="0"/>
+            </w:pPr>
             <w:r>
               <w:rPr>
                 <w:rFonts w:ascii="Times New Roman" w:hAnsi="Times New Roman" w:eastAsia="宋体"/>
@@ -8937,6 +10635,9 @@
             <w:tcW w:type="dxa" w:w="4913"/>
           </w:tcPr>
           <w:p>
+            <w:pPr>
+              <w:ind w:firstLine="0"/>
+            </w:pPr>
             <w:r>
               <w:rPr>
                 <w:rFonts w:ascii="Times New Roman" w:hAnsi="Times New Roman" w:eastAsia="宋体"/>
@@ -8953,6 +10654,9 @@
             <w:tcW w:type="dxa" w:w="945"/>
           </w:tcPr>
           <w:p>
+            <w:pPr>
+              <w:ind w:firstLine="0"/>
+            </w:pPr>
             <w:r>
               <w:rPr>
                 <w:rFonts w:ascii="Times New Roman" w:hAnsi="Times New Roman" w:eastAsia="宋体"/>
@@ -8967,6 +10671,9 @@
             <w:tcW w:type="dxa" w:w="945"/>
           </w:tcPr>
           <w:p>
+            <w:pPr>
+              <w:ind w:firstLine="0"/>
+            </w:pPr>
             <w:r>
               <w:rPr>
                 <w:rFonts w:ascii="Times New Roman" w:hAnsi="Times New Roman" w:eastAsia="宋体"/>
@@ -8981,6 +10688,9 @@
             <w:tcW w:type="dxa" w:w="2268"/>
           </w:tcPr>
           <w:p>
+            <w:pPr>
+              <w:ind w:firstLine="0"/>
+            </w:pPr>
             <w:r>
               <w:rPr>
                 <w:rFonts w:ascii="Times New Roman" w:hAnsi="Times New Roman" w:eastAsia="宋体"/>
@@ -8995,6 +10705,9 @@
             <w:tcW w:type="dxa" w:w="4913"/>
           </w:tcPr>
           <w:p>
+            <w:pPr>
+              <w:ind w:firstLine="0"/>
+            </w:pPr>
             <w:r>
               <w:rPr>
                 <w:rFonts w:ascii="Times New Roman" w:hAnsi="Times New Roman" w:eastAsia="宋体"/>
@@ -9011,6 +10724,9 @@
             <w:tcW w:type="dxa" w:w="945"/>
           </w:tcPr>
           <w:p>
+            <w:pPr>
+              <w:ind w:firstLine="0"/>
+            </w:pPr>
             <w:r>
               <w:rPr>
                 <w:rFonts w:ascii="Times New Roman" w:hAnsi="Times New Roman" w:eastAsia="宋体"/>
@@ -9025,6 +10741,9 @@
             <w:tcW w:type="dxa" w:w="945"/>
           </w:tcPr>
           <w:p>
+            <w:pPr>
+              <w:ind w:firstLine="0"/>
+            </w:pPr>
             <w:r>
               <w:rPr>
                 <w:rFonts w:ascii="Times New Roman" w:hAnsi="Times New Roman" w:eastAsia="宋体"/>
@@ -9039,6 +10758,9 @@
             <w:tcW w:type="dxa" w:w="2268"/>
           </w:tcPr>
           <w:p>
+            <w:pPr>
+              <w:ind w:firstLine="0"/>
+            </w:pPr>
             <w:r>
               <w:rPr>
                 <w:rFonts w:ascii="Times New Roman" w:hAnsi="Times New Roman" w:eastAsia="宋体"/>
@@ -9053,6 +10775,9 @@
             <w:tcW w:type="dxa" w:w="4913"/>
           </w:tcPr>
           <w:p>
+            <w:pPr>
+              <w:ind w:firstLine="0"/>
+            </w:pPr>
             <w:r>
               <w:rPr>
                 <w:rFonts w:ascii="Times New Roman" w:hAnsi="Times New Roman" w:eastAsia="宋体"/>
@@ -9069,6 +10794,9 @@
             <w:tcW w:type="dxa" w:w="945"/>
           </w:tcPr>
           <w:p>
+            <w:pPr>
+              <w:ind w:firstLine="0"/>
+            </w:pPr>
             <w:r>
               <w:rPr>
                 <w:rFonts w:ascii="Times New Roman" w:hAnsi="Times New Roman" w:eastAsia="宋体"/>
@@ -9083,6 +10811,9 @@
             <w:tcW w:type="dxa" w:w="945"/>
           </w:tcPr>
           <w:p>
+            <w:pPr>
+              <w:ind w:firstLine="0"/>
+            </w:pPr>
             <w:r>
               <w:rPr>
                 <w:rFonts w:ascii="Times New Roman" w:hAnsi="Times New Roman" w:eastAsia="宋体"/>
@@ -9097,6 +10828,9 @@
             <w:tcW w:type="dxa" w:w="2268"/>
           </w:tcPr>
           <w:p>
+            <w:pPr>
+              <w:ind w:firstLine="0"/>
+            </w:pPr>
             <w:r>
               <w:rPr>
                 <w:rFonts w:ascii="Times New Roman" w:hAnsi="Times New Roman" w:eastAsia="宋体"/>
@@ -9111,6 +10845,9 @@
             <w:tcW w:type="dxa" w:w="4913"/>
           </w:tcPr>
           <w:p>
+            <w:pPr>
+              <w:ind w:firstLine="0"/>
+            </w:pPr>
             <w:r>
               <w:rPr>
                 <w:rFonts w:ascii="Times New Roman" w:hAnsi="Times New Roman" w:eastAsia="宋体"/>
@@ -9127,6 +10864,9 @@
             <w:tcW w:type="dxa" w:w="945"/>
           </w:tcPr>
           <w:p>
+            <w:pPr>
+              <w:ind w:firstLine="0"/>
+            </w:pPr>
             <w:r>
               <w:rPr>
                 <w:rFonts w:ascii="Times New Roman" w:hAnsi="Times New Roman" w:eastAsia="宋体"/>
@@ -9141,6 +10881,9 @@
             <w:tcW w:type="dxa" w:w="945"/>
           </w:tcPr>
           <w:p>
+            <w:pPr>
+              <w:ind w:firstLine="0"/>
+            </w:pPr>
             <w:r>
               <w:rPr>
                 <w:rFonts w:ascii="Times New Roman" w:hAnsi="Times New Roman" w:eastAsia="宋体"/>
@@ -9155,6 +10898,9 @@
             <w:tcW w:type="dxa" w:w="2268"/>
           </w:tcPr>
           <w:p>
+            <w:pPr>
+              <w:ind w:firstLine="0"/>
+            </w:pPr>
             <w:r>
               <w:rPr>
                 <w:rFonts w:ascii="Times New Roman" w:hAnsi="Times New Roman" w:eastAsia="宋体"/>
@@ -9169,6 +10915,9 @@
             <w:tcW w:type="dxa" w:w="4913"/>
           </w:tcPr>
           <w:p>
+            <w:pPr>
+              <w:ind w:firstLine="0"/>
+            </w:pPr>
             <w:r>
               <w:rPr>
                 <w:rFonts w:ascii="Times New Roman" w:hAnsi="Times New Roman" w:eastAsia="宋体"/>
@@ -9185,6 +10934,9 @@
             <w:tcW w:type="dxa" w:w="945"/>
           </w:tcPr>
           <w:p>
+            <w:pPr>
+              <w:ind w:firstLine="0"/>
+            </w:pPr>
             <w:r>
               <w:rPr>
                 <w:rFonts w:ascii="Times New Roman" w:hAnsi="Times New Roman" w:eastAsia="宋体"/>
@@ -9199,6 +10951,9 @@
             <w:tcW w:type="dxa" w:w="945"/>
           </w:tcPr>
           <w:p>
+            <w:pPr>
+              <w:ind w:firstLine="0"/>
+            </w:pPr>
             <w:r>
               <w:rPr>
                 <w:rFonts w:ascii="Times New Roman" w:hAnsi="Times New Roman" w:eastAsia="宋体"/>
@@ -9213,6 +10968,9 @@
             <w:tcW w:type="dxa" w:w="2268"/>
           </w:tcPr>
           <w:p>
+            <w:pPr>
+              <w:ind w:firstLine="0"/>
+            </w:pPr>
             <w:r>
               <w:rPr>
                 <w:rFonts w:ascii="Times New Roman" w:hAnsi="Times New Roman" w:eastAsia="宋体"/>
@@ -9227,6 +10985,9 @@
             <w:tcW w:type="dxa" w:w="4913"/>
           </w:tcPr>
           <w:p>
+            <w:pPr>
+              <w:ind w:firstLine="0"/>
+            </w:pPr>
             <w:r>
               <w:rPr>
                 <w:rFonts w:ascii="Times New Roman" w:hAnsi="Times New Roman" w:eastAsia="宋体"/>
@@ -9243,6 +11004,9 @@
             <w:tcW w:type="dxa" w:w="945"/>
           </w:tcPr>
           <w:p>
+            <w:pPr>
+              <w:ind w:firstLine="0"/>
+            </w:pPr>
             <w:r>
               <w:rPr>
                 <w:rFonts w:ascii="Times New Roman" w:hAnsi="Times New Roman" w:eastAsia="宋体"/>
@@ -9257,6 +11021,9 @@
             <w:tcW w:type="dxa" w:w="945"/>
           </w:tcPr>
           <w:p>
+            <w:pPr>
+              <w:ind w:firstLine="0"/>
+            </w:pPr>
             <w:r>
               <w:rPr>
                 <w:rFonts w:ascii="Times New Roman" w:hAnsi="Times New Roman" w:eastAsia="宋体"/>
@@ -9271,6 +11038,9 @@
             <w:tcW w:type="dxa" w:w="2268"/>
           </w:tcPr>
           <w:p>
+            <w:pPr>
+              <w:ind w:firstLine="0"/>
+            </w:pPr>
             <w:r>
               <w:rPr>
                 <w:rFonts w:ascii="Times New Roman" w:hAnsi="Times New Roman" w:eastAsia="宋体"/>
@@ -9285,6 +11055,9 @@
             <w:tcW w:type="dxa" w:w="4913"/>
           </w:tcPr>
           <w:p>
+            <w:pPr>
+              <w:ind w:firstLine="0"/>
+            </w:pPr>
             <w:r>
               <w:rPr>
                 <w:rFonts w:ascii="Times New Roman" w:hAnsi="Times New Roman" w:eastAsia="宋体"/>
@@ -9301,6 +11074,9 @@
             <w:tcW w:type="dxa" w:w="945"/>
           </w:tcPr>
           <w:p>
+            <w:pPr>
+              <w:ind w:firstLine="0"/>
+            </w:pPr>
             <w:r>
               <w:rPr>
                 <w:rFonts w:ascii="Times New Roman" w:hAnsi="Times New Roman" w:eastAsia="宋体"/>
@@ -9315,6 +11091,9 @@
             <w:tcW w:type="dxa" w:w="945"/>
           </w:tcPr>
           <w:p>
+            <w:pPr>
+              <w:ind w:firstLine="0"/>
+            </w:pPr>
             <w:r>
               <w:rPr>
                 <w:rFonts w:ascii="Times New Roman" w:hAnsi="Times New Roman" w:eastAsia="宋体"/>
@@ -9329,6 +11108,9 @@
             <w:tcW w:type="dxa" w:w="2268"/>
           </w:tcPr>
           <w:p>
+            <w:pPr>
+              <w:ind w:firstLine="0"/>
+            </w:pPr>
             <w:r>
               <w:rPr>
                 <w:rFonts w:ascii="Times New Roman" w:hAnsi="Times New Roman" w:eastAsia="宋体"/>
@@ -9343,6 +11125,9 @@
             <w:tcW w:type="dxa" w:w="4913"/>
           </w:tcPr>
           <w:p>
+            <w:pPr>
+              <w:ind w:firstLine="0"/>
+            </w:pPr>
             <w:r>
               <w:rPr>
                 <w:rFonts w:ascii="Times New Roman" w:hAnsi="Times New Roman" w:eastAsia="宋体"/>
@@ -9557,6 +11342,9 @@
             <w:tcW w:type="dxa" w:w="227"/>
           </w:tcPr>
           <w:p>
+            <w:pPr>
+              <w:ind w:firstLine="0"/>
+            </w:pPr>
             <w:r>
               <w:rPr>
                 <w:rFonts w:ascii="Times New Roman" w:hAnsi="Times New Roman" w:eastAsia="宋体"/>
@@ -9572,6 +11360,9 @@
             <w:tcW w:type="dxa" w:w="2494"/>
           </w:tcPr>
           <w:p>
+            <w:pPr>
+              <w:ind w:firstLine="0"/>
+            </w:pPr>
             <w:r>
               <w:rPr>
                 <w:rFonts w:ascii="Times New Roman" w:hAnsi="Times New Roman" w:eastAsia="宋体"/>
@@ -9587,6 +11378,9 @@
             <w:tcW w:type="dxa" w:w="2494"/>
           </w:tcPr>
           <w:p>
+            <w:pPr>
+              <w:ind w:firstLine="0"/>
+            </w:pPr>
             <w:r>
               <w:rPr>
                 <w:rFonts w:ascii="Times New Roman" w:hAnsi="Times New Roman" w:eastAsia="宋体"/>
@@ -9602,6 +11396,9 @@
             <w:tcW w:type="dxa" w:w="3855"/>
           </w:tcPr>
           <w:p>
+            <w:pPr>
+              <w:ind w:firstLine="0"/>
+            </w:pPr>
             <w:r>
               <w:rPr>
                 <w:rFonts w:ascii="Times New Roman" w:hAnsi="Times New Roman" w:eastAsia="宋体"/>
@@ -9619,6 +11416,9 @@
             <w:tcW w:type="dxa" w:w="227"/>
           </w:tcPr>
           <w:p>
+            <w:pPr>
+              <w:ind w:firstLine="0"/>
+            </w:pPr>
             <w:r>
               <w:rPr>
                 <w:rFonts w:ascii="Times New Roman" w:hAnsi="Times New Roman" w:eastAsia="宋体"/>
@@ -9633,6 +11433,9 @@
             <w:tcW w:type="dxa" w:w="2494"/>
           </w:tcPr>
           <w:p>
+            <w:pPr>
+              <w:ind w:firstLine="0"/>
+            </w:pPr>
             <w:r>
               <w:rPr>
                 <w:rFonts w:ascii="Times New Roman" w:hAnsi="Times New Roman" w:eastAsia="宋体"/>
@@ -9647,6 +11450,9 @@
             <w:tcW w:type="dxa" w:w="2494"/>
           </w:tcPr>
           <w:p>
+            <w:pPr>
+              <w:ind w:firstLine="0"/>
+            </w:pPr>
             <w:r>
               <w:rPr>
                 <w:rFonts w:ascii="Times New Roman" w:hAnsi="Times New Roman" w:eastAsia="宋体"/>
@@ -9661,6 +11467,9 @@
             <w:tcW w:type="dxa" w:w="3855"/>
           </w:tcPr>
           <w:p>
+            <w:pPr>
+              <w:ind w:firstLine="0"/>
+            </w:pPr>
             <w:r>
               <w:rPr>
                 <w:rFonts w:ascii="Times New Roman" w:hAnsi="Times New Roman" w:eastAsia="宋体"/>
@@ -9677,6 +11486,9 @@
             <w:tcW w:type="dxa" w:w="227"/>
           </w:tcPr>
           <w:p>
+            <w:pPr>
+              <w:ind w:firstLine="0"/>
+            </w:pPr>
             <w:r>
               <w:rPr>
                 <w:rFonts w:ascii="Times New Roman" w:hAnsi="Times New Roman" w:eastAsia="宋体"/>
@@ -9691,6 +11503,9 @@
             <w:tcW w:type="dxa" w:w="2494"/>
           </w:tcPr>
           <w:p>
+            <w:pPr>
+              <w:ind w:firstLine="0"/>
+            </w:pPr>
             <w:r>
               <w:rPr>
                 <w:rFonts w:ascii="Times New Roman" w:hAnsi="Times New Roman" w:eastAsia="宋体"/>
@@ -9705,6 +11520,9 @@
             <w:tcW w:type="dxa" w:w="2494"/>
           </w:tcPr>
           <w:p>
+            <w:pPr>
+              <w:ind w:firstLine="0"/>
+            </w:pPr>
             <w:r>
               <w:rPr>
                 <w:rFonts w:ascii="Times New Roman" w:hAnsi="Times New Roman" w:eastAsia="宋体"/>
@@ -9719,6 +11537,9 @@
             <w:tcW w:type="dxa" w:w="3855"/>
           </w:tcPr>
           <w:p>
+            <w:pPr>
+              <w:ind w:firstLine="0"/>
+            </w:pPr>
             <w:r>
               <w:rPr>
                 <w:rFonts w:ascii="Times New Roman" w:hAnsi="Times New Roman" w:eastAsia="宋体"/>
@@ -9735,6 +11556,9 @@
             <w:tcW w:type="dxa" w:w="227"/>
           </w:tcPr>
           <w:p>
+            <w:pPr>
+              <w:ind w:firstLine="0"/>
+            </w:pPr>
             <w:r>
               <w:rPr>
                 <w:rFonts w:ascii="Times New Roman" w:hAnsi="Times New Roman" w:eastAsia="宋体"/>
@@ -9749,6 +11573,9 @@
             <w:tcW w:type="dxa" w:w="2494"/>
           </w:tcPr>
           <w:p>
+            <w:pPr>
+              <w:ind w:firstLine="0"/>
+            </w:pPr>
             <w:r>
               <w:rPr>
                 <w:rFonts w:ascii="Times New Roman" w:hAnsi="Times New Roman" w:eastAsia="宋体"/>
@@ -9763,6 +11590,9 @@
             <w:tcW w:type="dxa" w:w="2494"/>
           </w:tcPr>
           <w:p>
+            <w:pPr>
+              <w:ind w:firstLine="0"/>
+            </w:pPr>
             <w:r>
               <w:rPr>
                 <w:rFonts w:ascii="Times New Roman" w:hAnsi="Times New Roman" w:eastAsia="宋体"/>
@@ -9777,6 +11607,9 @@
             <w:tcW w:type="dxa" w:w="3855"/>
           </w:tcPr>
           <w:p>
+            <w:pPr>
+              <w:ind w:firstLine="0"/>
+            </w:pPr>
             <w:r>
               <w:rPr>
                 <w:rFonts w:ascii="Times New Roman" w:hAnsi="Times New Roman" w:eastAsia="宋体"/>
@@ -9793,6 +11626,9 @@
             <w:tcW w:type="dxa" w:w="227"/>
           </w:tcPr>
           <w:p>
+            <w:pPr>
+              <w:ind w:firstLine="0"/>
+            </w:pPr>
             <w:r>
               <w:rPr>
                 <w:rFonts w:ascii="Times New Roman" w:hAnsi="Times New Roman" w:eastAsia="宋体"/>
@@ -9807,6 +11643,9 @@
             <w:tcW w:type="dxa" w:w="2494"/>
           </w:tcPr>
           <w:p>
+            <w:pPr>
+              <w:ind w:firstLine="0"/>
+            </w:pPr>
             <w:r>
               <w:rPr>
                 <w:rFonts w:ascii="Times New Roman" w:hAnsi="Times New Roman" w:eastAsia="宋体"/>
@@ -9821,6 +11660,9 @@
             <w:tcW w:type="dxa" w:w="2494"/>
           </w:tcPr>
           <w:p>
+            <w:pPr>
+              <w:ind w:firstLine="0"/>
+            </w:pPr>
             <w:r>
               <w:rPr>
                 <w:rFonts w:ascii="Times New Roman" w:hAnsi="Times New Roman" w:eastAsia="宋体"/>
@@ -9835,6 +11677,9 @@
             <w:tcW w:type="dxa" w:w="3855"/>
           </w:tcPr>
           <w:p>
+            <w:pPr>
+              <w:ind w:firstLine="0"/>
+            </w:pPr>
             <w:r>
               <w:rPr>
                 <w:rFonts w:ascii="Times New Roman" w:hAnsi="Times New Roman" w:eastAsia="宋体"/>
@@ -9851,6 +11696,9 @@
             <w:tcW w:type="dxa" w:w="227"/>
           </w:tcPr>
           <w:p>
+            <w:pPr>
+              <w:ind w:firstLine="0"/>
+            </w:pPr>
             <w:r>
               <w:rPr>
                 <w:rFonts w:ascii="Times New Roman" w:hAnsi="Times New Roman" w:eastAsia="宋体"/>
@@ -9865,6 +11713,9 @@
             <w:tcW w:type="dxa" w:w="2494"/>
           </w:tcPr>
           <w:p>
+            <w:pPr>
+              <w:ind w:firstLine="0"/>
+            </w:pPr>
             <w:r>
               <w:rPr>
                 <w:rFonts w:ascii="Times New Roman" w:hAnsi="Times New Roman" w:eastAsia="宋体"/>
@@ -9879,6 +11730,9 @@
             <w:tcW w:type="dxa" w:w="2494"/>
           </w:tcPr>
           <w:p>
+            <w:pPr>
+              <w:ind w:firstLine="0"/>
+            </w:pPr>
             <w:r>
               <w:rPr>
                 <w:rFonts w:ascii="Times New Roman" w:hAnsi="Times New Roman" w:eastAsia="宋体"/>
@@ -9893,6 +11747,9 @@
             <w:tcW w:type="dxa" w:w="3855"/>
           </w:tcPr>
           <w:p>
+            <w:pPr>
+              <w:ind w:firstLine="0"/>
+            </w:pPr>
             <w:r>
               <w:rPr>
                 <w:rFonts w:ascii="Times New Roman" w:hAnsi="Times New Roman" w:eastAsia="宋体"/>
@@ -9909,6 +11766,9 @@
             <w:tcW w:type="dxa" w:w="227"/>
           </w:tcPr>
           <w:p>
+            <w:pPr>
+              <w:ind w:firstLine="0"/>
+            </w:pPr>
             <w:r>
               <w:rPr>
                 <w:rFonts w:ascii="Times New Roman" w:hAnsi="Times New Roman" w:eastAsia="宋体"/>
@@ -9923,6 +11783,9 @@
             <w:tcW w:type="dxa" w:w="2494"/>
           </w:tcPr>
           <w:p>
+            <w:pPr>
+              <w:ind w:firstLine="0"/>
+            </w:pPr>
             <w:r>
               <w:rPr>
                 <w:rFonts w:ascii="Times New Roman" w:hAnsi="Times New Roman" w:eastAsia="宋体"/>
@@ -9937,6 +11800,9 @@
             <w:tcW w:type="dxa" w:w="2494"/>
           </w:tcPr>
           <w:p>
+            <w:pPr>
+              <w:ind w:firstLine="0"/>
+            </w:pPr>
             <w:r>
               <w:rPr>
                 <w:rFonts w:ascii="Times New Roman" w:hAnsi="Times New Roman" w:eastAsia="宋体"/>
@@ -9951,6 +11817,9 @@
             <w:tcW w:type="dxa" w:w="3855"/>
           </w:tcPr>
           <w:p>
+            <w:pPr>
+              <w:ind w:firstLine="0"/>
+            </w:pPr>
             <w:r>
               <w:rPr>
                 <w:rFonts w:ascii="Times New Roman" w:hAnsi="Times New Roman" w:eastAsia="宋体"/>
@@ -9967,6 +11836,9 @@
             <w:tcW w:type="dxa" w:w="227"/>
           </w:tcPr>
           <w:p>
+            <w:pPr>
+              <w:ind w:firstLine="0"/>
+            </w:pPr>
             <w:r>
               <w:rPr>
                 <w:rFonts w:ascii="Times New Roman" w:hAnsi="Times New Roman" w:eastAsia="宋体"/>
@@ -9981,6 +11853,9 @@
             <w:tcW w:type="dxa" w:w="2494"/>
           </w:tcPr>
           <w:p>
+            <w:pPr>
+              <w:ind w:firstLine="0"/>
+            </w:pPr>
             <w:r>
               <w:rPr>
                 <w:rFonts w:ascii="Times New Roman" w:hAnsi="Times New Roman" w:eastAsia="宋体"/>
@@ -9995,6 +11870,9 @@
             <w:tcW w:type="dxa" w:w="2494"/>
           </w:tcPr>
           <w:p>
+            <w:pPr>
+              <w:ind w:firstLine="0"/>
+            </w:pPr>
             <w:r>
               <w:rPr>
                 <w:rFonts w:ascii="Times New Roman" w:hAnsi="Times New Roman" w:eastAsia="宋体"/>
@@ -10009,6 +11887,9 @@
             <w:tcW w:type="dxa" w:w="3855"/>
           </w:tcPr>
           <w:p>
+            <w:pPr>
+              <w:ind w:firstLine="0"/>
+            </w:pPr>
             <w:r>
               <w:rPr>
                 <w:rFonts w:ascii="Times New Roman" w:hAnsi="Times New Roman" w:eastAsia="宋体"/>
@@ -10025,6 +11906,9 @@
             <w:tcW w:type="dxa" w:w="227"/>
           </w:tcPr>
           <w:p>
+            <w:pPr>
+              <w:ind w:firstLine="0"/>
+            </w:pPr>
             <w:r>
               <w:rPr>
                 <w:rFonts w:ascii="Times New Roman" w:hAnsi="Times New Roman" w:eastAsia="宋体"/>
@@ -10039,6 +11923,9 @@
             <w:tcW w:type="dxa" w:w="2494"/>
           </w:tcPr>
           <w:p>
+            <w:pPr>
+              <w:ind w:firstLine="0"/>
+            </w:pPr>
             <w:r>
               <w:rPr>
                 <w:rFonts w:ascii="Times New Roman" w:hAnsi="Times New Roman" w:eastAsia="宋体"/>
@@ -10053,6 +11940,9 @@
             <w:tcW w:type="dxa" w:w="2494"/>
           </w:tcPr>
           <w:p>
+            <w:pPr>
+              <w:ind w:firstLine="0"/>
+            </w:pPr>
             <w:r>
               <w:rPr>
                 <w:rFonts w:ascii="Times New Roman" w:hAnsi="Times New Roman" w:eastAsia="宋体"/>
@@ -10067,6 +11957,9 @@
             <w:tcW w:type="dxa" w:w="3855"/>
           </w:tcPr>
           <w:p>
+            <w:pPr>
+              <w:ind w:firstLine="0"/>
+            </w:pPr>
             <w:r>
               <w:rPr>
                 <w:rFonts w:ascii="Times New Roman" w:hAnsi="Times New Roman" w:eastAsia="宋体"/>
@@ -10083,6 +11976,9 @@
             <w:tcW w:type="dxa" w:w="227"/>
           </w:tcPr>
           <w:p>
+            <w:pPr>
+              <w:ind w:firstLine="0"/>
+            </w:pPr>
             <w:r>
               <w:rPr>
                 <w:rFonts w:ascii="Times New Roman" w:hAnsi="Times New Roman" w:eastAsia="宋体"/>
@@ -10097,6 +11993,9 @@
             <w:tcW w:type="dxa" w:w="2494"/>
           </w:tcPr>
           <w:p>
+            <w:pPr>
+              <w:ind w:firstLine="0"/>
+            </w:pPr>
             <w:r>
               <w:rPr>
                 <w:rFonts w:ascii="Times New Roman" w:hAnsi="Times New Roman" w:eastAsia="宋体"/>
@@ -10111,6 +12010,9 @@
             <w:tcW w:type="dxa" w:w="2494"/>
           </w:tcPr>
           <w:p>
+            <w:pPr>
+              <w:ind w:firstLine="0"/>
+            </w:pPr>
             <w:r>
               <w:rPr>
                 <w:rFonts w:ascii="Times New Roman" w:hAnsi="Times New Roman" w:eastAsia="宋体"/>
@@ -10125,6 +12027,9 @@
             <w:tcW w:type="dxa" w:w="3855"/>
           </w:tcPr>
           <w:p>
+            <w:pPr>
+              <w:ind w:firstLine="0"/>
+            </w:pPr>
             <w:r>
               <w:rPr>
                 <w:rFonts w:ascii="Times New Roman" w:hAnsi="Times New Roman" w:eastAsia="宋体"/>
@@ -10141,6 +12046,9 @@
             <w:tcW w:type="dxa" w:w="227"/>
           </w:tcPr>
           <w:p>
+            <w:pPr>
+              <w:ind w:firstLine="0"/>
+            </w:pPr>
             <w:r>
               <w:rPr>
                 <w:rFonts w:ascii="Times New Roman" w:hAnsi="Times New Roman" w:eastAsia="宋体"/>
@@ -10155,6 +12063,9 @@
             <w:tcW w:type="dxa" w:w="2494"/>
           </w:tcPr>
           <w:p>
+            <w:pPr>
+              <w:ind w:firstLine="0"/>
+            </w:pPr>
             <w:r>
               <w:rPr>
                 <w:rFonts w:ascii="Times New Roman" w:hAnsi="Times New Roman" w:eastAsia="宋体"/>
@@ -10169,6 +12080,9 @@
             <w:tcW w:type="dxa" w:w="2494"/>
           </w:tcPr>
           <w:p>
+            <w:pPr>
+              <w:ind w:firstLine="0"/>
+            </w:pPr>
             <w:r>
               <w:rPr>
                 <w:rFonts w:ascii="Times New Roman" w:hAnsi="Times New Roman" w:eastAsia="宋体"/>
@@ -10183,6 +12097,9 @@
             <w:tcW w:type="dxa" w:w="3855"/>
           </w:tcPr>
           <w:p>
+            <w:pPr>
+              <w:ind w:firstLine="0"/>
+            </w:pPr>
             <w:r>
               <w:rPr>
                 <w:rFonts w:ascii="Times New Roman" w:hAnsi="Times New Roman" w:eastAsia="宋体"/>
@@ -10199,6 +12116,9 @@
             <w:tcW w:type="dxa" w:w="227"/>
           </w:tcPr>
           <w:p>
+            <w:pPr>
+              <w:ind w:firstLine="0"/>
+            </w:pPr>
             <w:r>
               <w:rPr>
                 <w:rFonts w:ascii="Times New Roman" w:hAnsi="Times New Roman" w:eastAsia="宋体"/>
@@ -10213,6 +12133,9 @@
             <w:tcW w:type="dxa" w:w="2494"/>
           </w:tcPr>
           <w:p>
+            <w:pPr>
+              <w:ind w:firstLine="0"/>
+            </w:pPr>
             <w:r>
               <w:rPr>
                 <w:rFonts w:ascii="Times New Roman" w:hAnsi="Times New Roman" w:eastAsia="宋体"/>
@@ -10227,6 +12150,9 @@
             <w:tcW w:type="dxa" w:w="2494"/>
           </w:tcPr>
           <w:p>
+            <w:pPr>
+              <w:ind w:firstLine="0"/>
+            </w:pPr>
             <w:r>
               <w:rPr>
                 <w:rFonts w:ascii="Times New Roman" w:hAnsi="Times New Roman" w:eastAsia="宋体"/>
@@ -10241,6 +12167,9 @@
             <w:tcW w:type="dxa" w:w="3855"/>
           </w:tcPr>
           <w:p>
+            <w:pPr>
+              <w:ind w:firstLine="0"/>
+            </w:pPr>
             <w:r>
               <w:rPr>
                 <w:rFonts w:ascii="Times New Roman" w:hAnsi="Times New Roman" w:eastAsia="宋体"/>
@@ -10257,6 +12186,9 @@
             <w:tcW w:type="dxa" w:w="227"/>
           </w:tcPr>
           <w:p>
+            <w:pPr>
+              <w:ind w:firstLine="0"/>
+            </w:pPr>
             <w:r>
               <w:rPr>
                 <w:rFonts w:ascii="Times New Roman" w:hAnsi="Times New Roman" w:eastAsia="宋体"/>
@@ -10271,6 +12203,9 @@
             <w:tcW w:type="dxa" w:w="2494"/>
           </w:tcPr>
           <w:p>
+            <w:pPr>
+              <w:ind w:firstLine="0"/>
+            </w:pPr>
             <w:r>
               <w:rPr>
                 <w:rFonts w:ascii="Times New Roman" w:hAnsi="Times New Roman" w:eastAsia="宋体"/>
@@ -10285,6 +12220,9 @@
             <w:tcW w:type="dxa" w:w="2494"/>
           </w:tcPr>
           <w:p>
+            <w:pPr>
+              <w:ind w:firstLine="0"/>
+            </w:pPr>
             <w:r>
               <w:rPr>
                 <w:rFonts w:ascii="Times New Roman" w:hAnsi="Times New Roman" w:eastAsia="宋体"/>
@@ -10299,6 +12237,9 @@
             <w:tcW w:type="dxa" w:w="3855"/>
           </w:tcPr>
           <w:p>
+            <w:pPr>
+              <w:ind w:firstLine="0"/>
+            </w:pPr>
             <w:r>
               <w:rPr>
                 <w:rFonts w:ascii="Times New Roman" w:hAnsi="Times New Roman" w:eastAsia="宋体"/>
@@ -10315,6 +12256,9 @@
             <w:tcW w:type="dxa" w:w="227"/>
           </w:tcPr>
           <w:p>
+            <w:pPr>
+              <w:ind w:firstLine="0"/>
+            </w:pPr>
             <w:r>
               <w:rPr>
                 <w:rFonts w:ascii="Times New Roman" w:hAnsi="Times New Roman" w:eastAsia="宋体"/>
@@ -10329,6 +12273,9 @@
             <w:tcW w:type="dxa" w:w="2494"/>
           </w:tcPr>
           <w:p>
+            <w:pPr>
+              <w:ind w:firstLine="0"/>
+            </w:pPr>
             <w:r>
               <w:rPr>
                 <w:rFonts w:ascii="Times New Roman" w:hAnsi="Times New Roman" w:eastAsia="宋体"/>
@@ -10343,6 +12290,9 @@
             <w:tcW w:type="dxa" w:w="2494"/>
           </w:tcPr>
           <w:p>
+            <w:pPr>
+              <w:ind w:firstLine="0"/>
+            </w:pPr>
             <w:r>
               <w:rPr>
                 <w:rFonts w:ascii="Times New Roman" w:hAnsi="Times New Roman" w:eastAsia="宋体"/>
@@ -10357,6 +12307,9 @@
             <w:tcW w:type="dxa" w:w="3855"/>
           </w:tcPr>
           <w:p>
+            <w:pPr>
+              <w:ind w:firstLine="0"/>
+            </w:pPr>
             <w:r>
               <w:rPr>
                 <w:rFonts w:ascii="Times New Roman" w:hAnsi="Times New Roman" w:eastAsia="宋体"/>
@@ -10373,6 +12326,9 @@
             <w:tcW w:type="dxa" w:w="227"/>
           </w:tcPr>
           <w:p>
+            <w:pPr>
+              <w:ind w:firstLine="0"/>
+            </w:pPr>
             <w:r>
               <w:rPr>
                 <w:rFonts w:ascii="Times New Roman" w:hAnsi="Times New Roman" w:eastAsia="宋体"/>
@@ -10387,6 +12343,9 @@
             <w:tcW w:type="dxa" w:w="2494"/>
           </w:tcPr>
           <w:p>
+            <w:pPr>
+              <w:ind w:firstLine="0"/>
+            </w:pPr>
             <w:r>
               <w:rPr>
                 <w:rFonts w:ascii="Times New Roman" w:hAnsi="Times New Roman" w:eastAsia="宋体"/>
@@ -10401,6 +12360,9 @@
             <w:tcW w:type="dxa" w:w="2494"/>
           </w:tcPr>
           <w:p>
+            <w:pPr>
+              <w:ind w:firstLine="0"/>
+            </w:pPr>
             <w:r>
               <w:rPr>
                 <w:rFonts w:ascii="Times New Roman" w:hAnsi="Times New Roman" w:eastAsia="宋体"/>
@@ -10415,6 +12377,9 @@
             <w:tcW w:type="dxa" w:w="3855"/>
           </w:tcPr>
           <w:p>
+            <w:pPr>
+              <w:ind w:firstLine="0"/>
+            </w:pPr>
             <w:r>
               <w:rPr>
                 <w:rFonts w:ascii="Times New Roman" w:hAnsi="Times New Roman" w:eastAsia="宋体"/>
@@ -10431,6 +12396,9 @@
             <w:tcW w:type="dxa" w:w="227"/>
           </w:tcPr>
           <w:p>
+            <w:pPr>
+              <w:ind w:firstLine="0"/>
+            </w:pPr>
             <w:r>
               <w:rPr>
                 <w:rFonts w:ascii="Times New Roman" w:hAnsi="Times New Roman" w:eastAsia="宋体"/>
@@ -10445,6 +12413,9 @@
             <w:tcW w:type="dxa" w:w="2494"/>
           </w:tcPr>
           <w:p>
+            <w:pPr>
+              <w:ind w:firstLine="0"/>
+            </w:pPr>
             <w:r>
               <w:rPr>
                 <w:rFonts w:ascii="Times New Roman" w:hAnsi="Times New Roman" w:eastAsia="宋体"/>
@@ -10459,6 +12430,9 @@
             <w:tcW w:type="dxa" w:w="2494"/>
           </w:tcPr>
           <w:p>
+            <w:pPr>
+              <w:ind w:firstLine="0"/>
+            </w:pPr>
             <w:r>
               <w:rPr>
                 <w:rFonts w:ascii="Times New Roman" w:hAnsi="Times New Roman" w:eastAsia="宋体"/>
@@ -10473,6 +12447,9 @@
             <w:tcW w:type="dxa" w:w="3855"/>
           </w:tcPr>
           <w:p>
+            <w:pPr>
+              <w:ind w:firstLine="0"/>
+            </w:pPr>
             <w:r>
               <w:rPr>
                 <w:rFonts w:ascii="Times New Roman" w:hAnsi="Times New Roman" w:eastAsia="宋体"/>
@@ -10489,6 +12466,9 @@
             <w:tcW w:type="dxa" w:w="227"/>
           </w:tcPr>
           <w:p>
+            <w:pPr>
+              <w:ind w:firstLine="0"/>
+            </w:pPr>
             <w:r>
               <w:rPr>
                 <w:rFonts w:ascii="Times New Roman" w:hAnsi="Times New Roman" w:eastAsia="宋体"/>
@@ -10503,6 +12483,9 @@
             <w:tcW w:type="dxa" w:w="2494"/>
           </w:tcPr>
           <w:p>
+            <w:pPr>
+              <w:ind w:firstLine="0"/>
+            </w:pPr>
             <w:r>
               <w:rPr>
                 <w:rFonts w:ascii="Times New Roman" w:hAnsi="Times New Roman" w:eastAsia="宋体"/>
@@ -10517,6 +12500,9 @@
             <w:tcW w:type="dxa" w:w="2494"/>
           </w:tcPr>
           <w:p>
+            <w:pPr>
+              <w:ind w:firstLine="0"/>
+            </w:pPr>
             <w:r>
               <w:rPr>
                 <w:rFonts w:ascii="Times New Roman" w:hAnsi="Times New Roman" w:eastAsia="宋体"/>
@@ -10531,6 +12517,9 @@
             <w:tcW w:type="dxa" w:w="3855"/>
           </w:tcPr>
           <w:p>
+            <w:pPr>
+              <w:ind w:firstLine="0"/>
+            </w:pPr>
             <w:r>
               <w:rPr>
                 <w:rFonts w:ascii="Times New Roman" w:hAnsi="Times New Roman" w:eastAsia="宋体"/>
@@ -10662,6 +12651,9 @@
             <w:tcW w:type="dxa" w:w="513"/>
           </w:tcPr>
           <w:p>
+            <w:pPr>
+              <w:ind w:firstLine="0"/>
+            </w:pPr>
             <w:r>
               <w:rPr>
                 <w:rFonts w:ascii="Times New Roman" w:hAnsi="Times New Roman" w:eastAsia="宋体"/>
@@ -10677,6 +12669,9 @@
             <w:tcW w:type="dxa" w:w="3594"/>
           </w:tcPr>
           <w:p>
+            <w:pPr>
+              <w:ind w:firstLine="0"/>
+            </w:pPr>
             <w:r>
               <w:rPr>
                 <w:rFonts w:ascii="Times New Roman" w:hAnsi="Times New Roman" w:eastAsia="宋体"/>
@@ -10692,6 +12687,9 @@
             <w:tcW w:type="dxa" w:w="1883"/>
           </w:tcPr>
           <w:p>
+            <w:pPr>
+              <w:ind w:firstLine="0"/>
+            </w:pPr>
             <w:r>
               <w:rPr>
                 <w:rFonts w:ascii="Times New Roman" w:hAnsi="Times New Roman" w:eastAsia="宋体"/>
@@ -10707,6 +12705,9 @@
             <w:tcW w:type="dxa" w:w="3081"/>
           </w:tcPr>
           <w:p>
+            <w:pPr>
+              <w:ind w:firstLine="0"/>
+            </w:pPr>
             <w:r>
               <w:rPr>
                 <w:rFonts w:ascii="Times New Roman" w:hAnsi="Times New Roman" w:eastAsia="宋体"/>
@@ -10724,6 +12725,9 @@
             <w:tcW w:type="dxa" w:w="513"/>
           </w:tcPr>
           <w:p>
+            <w:pPr>
+              <w:ind w:firstLine="0"/>
+            </w:pPr>
             <w:r>
               <w:rPr>
                 <w:rFonts w:ascii="Times New Roman" w:hAnsi="Times New Roman" w:eastAsia="宋体"/>
@@ -10738,6 +12742,9 @@
             <w:tcW w:type="dxa" w:w="3594"/>
           </w:tcPr>
           <w:p>
+            <w:pPr>
+              <w:ind w:firstLine="0"/>
+            </w:pPr>
             <w:r>
               <w:rPr>
                 <w:rFonts w:ascii="Times New Roman" w:hAnsi="Times New Roman" w:eastAsia="宋体"/>
@@ -10752,6 +12759,9 @@
             <w:tcW w:type="dxa" w:w="1883"/>
           </w:tcPr>
           <w:p>
+            <w:pPr>
+              <w:ind w:firstLine="0"/>
+            </w:pPr>
             <w:r>
               <w:rPr>
                 <w:rFonts w:ascii="Times New Roman" w:hAnsi="Times New Roman" w:eastAsia="宋体"/>
@@ -10774,6 +12784,9 @@
             <w:tcW w:type="dxa" w:w="513"/>
           </w:tcPr>
           <w:p>
+            <w:pPr>
+              <w:ind w:firstLine="0"/>
+            </w:pPr>
             <w:r>
               <w:rPr>
                 <w:rFonts w:ascii="Times New Roman" w:hAnsi="Times New Roman" w:eastAsia="宋体"/>
@@ -10788,6 +12801,9 @@
             <w:tcW w:type="dxa" w:w="3594"/>
           </w:tcPr>
           <w:p>
+            <w:pPr>
+              <w:ind w:firstLine="0"/>
+            </w:pPr>
             <w:r>
               <w:rPr>
                 <w:rFonts w:ascii="Times New Roman" w:hAnsi="Times New Roman" w:eastAsia="宋体"/>
@@ -10802,6 +12818,9 @@
             <w:tcW w:type="dxa" w:w="1883"/>
           </w:tcPr>
           <w:p>
+            <w:pPr>
+              <w:ind w:firstLine="0"/>
+            </w:pPr>
             <w:r>
               <w:rPr>
                 <w:rFonts w:ascii="Times New Roman" w:hAnsi="Times New Roman" w:eastAsia="宋体"/>
@@ -10816,6 +12835,9 @@
             <w:tcW w:type="dxa" w:w="3081"/>
           </w:tcPr>
           <w:p>
+            <w:pPr>
+              <w:ind w:firstLine="0"/>
+            </w:pPr>
             <w:r>
               <w:rPr>
                 <w:rFonts w:ascii="Times New Roman" w:hAnsi="Times New Roman" w:eastAsia="宋体"/>
@@ -10832,6 +12854,9 @@
             <w:tcW w:type="dxa" w:w="513"/>
           </w:tcPr>
           <w:p>
+            <w:pPr>
+              <w:ind w:firstLine="0"/>
+            </w:pPr>
             <w:r>
               <w:rPr>
                 <w:rFonts w:ascii="Times New Roman" w:hAnsi="Times New Roman" w:eastAsia="宋体"/>
@@ -10846,6 +12871,9 @@
             <w:tcW w:type="dxa" w:w="3594"/>
           </w:tcPr>
           <w:p>
+            <w:pPr>
+              <w:ind w:firstLine="0"/>
+            </w:pPr>
             <w:r>
               <w:rPr>
                 <w:rFonts w:ascii="Times New Roman" w:hAnsi="Times New Roman" w:eastAsia="宋体"/>
@@ -10860,6 +12888,9 @@
             <w:tcW w:type="dxa" w:w="1883"/>
           </w:tcPr>
           <w:p>
+            <w:pPr>
+              <w:ind w:firstLine="0"/>
+            </w:pPr>
             <w:r>
               <w:rPr>
                 <w:rFonts w:ascii="Times New Roman" w:hAnsi="Times New Roman" w:eastAsia="宋体"/>
@@ -10874,6 +12905,9 @@
             <w:tcW w:type="dxa" w:w="3081"/>
           </w:tcPr>
           <w:p>
+            <w:pPr>
+              <w:ind w:firstLine="0"/>
+            </w:pPr>
             <w:r>
               <w:rPr>
                 <w:rFonts w:ascii="Times New Roman" w:hAnsi="Times New Roman" w:eastAsia="宋体"/>
@@ -10890,6 +12924,9 @@
             <w:tcW w:type="dxa" w:w="513"/>
           </w:tcPr>
           <w:p>
+            <w:pPr>
+              <w:ind w:firstLine="0"/>
+            </w:pPr>
             <w:r>
               <w:rPr>
                 <w:rFonts w:ascii="Times New Roman" w:hAnsi="Times New Roman" w:eastAsia="宋体"/>
@@ -10904,6 +12941,9 @@
             <w:tcW w:type="dxa" w:w="3594"/>
           </w:tcPr>
           <w:p>
+            <w:pPr>
+              <w:ind w:firstLine="0"/>
+            </w:pPr>
             <w:r>
               <w:rPr>
                 <w:rFonts w:ascii="Times New Roman" w:hAnsi="Times New Roman" w:eastAsia="宋体"/>
@@ -10918,6 +12958,9 @@
             <w:tcW w:type="dxa" w:w="1883"/>
           </w:tcPr>
           <w:p>
+            <w:pPr>
+              <w:ind w:firstLine="0"/>
+            </w:pPr>
             <w:r>
               <w:rPr>
                 <w:rFonts w:ascii="Times New Roman" w:hAnsi="Times New Roman" w:eastAsia="宋体"/>
@@ -10932,6 +12975,9 @@
             <w:tcW w:type="dxa" w:w="3081"/>
           </w:tcPr>
           <w:p>
+            <w:pPr>
+              <w:ind w:firstLine="0"/>
+            </w:pPr>
             <w:r>
               <w:rPr>
                 <w:rFonts w:ascii="Times New Roman" w:hAnsi="Times New Roman" w:eastAsia="宋体"/>
@@ -10948,6 +12994,9 @@
             <w:tcW w:type="dxa" w:w="513"/>
           </w:tcPr>
           <w:p>
+            <w:pPr>
+              <w:ind w:firstLine="0"/>
+            </w:pPr>
             <w:r>
               <w:rPr>
                 <w:rFonts w:ascii="Times New Roman" w:hAnsi="Times New Roman" w:eastAsia="宋体"/>
@@ -10962,6 +13011,9 @@
             <w:tcW w:type="dxa" w:w="3594"/>
           </w:tcPr>
           <w:p>
+            <w:pPr>
+              <w:ind w:firstLine="0"/>
+            </w:pPr>
             <w:r>
               <w:rPr>
                 <w:rFonts w:ascii="Times New Roman" w:hAnsi="Times New Roman" w:eastAsia="宋体"/>
@@ -10976,6 +13028,9 @@
             <w:tcW w:type="dxa" w:w="1883"/>
           </w:tcPr>
           <w:p>
+            <w:pPr>
+              <w:ind w:firstLine="0"/>
+            </w:pPr>
             <w:r>
               <w:rPr>
                 <w:rFonts w:ascii="Times New Roman" w:hAnsi="Times New Roman" w:eastAsia="宋体"/>
@@ -10990,6 +13045,9 @@
             <w:tcW w:type="dxa" w:w="3081"/>
           </w:tcPr>
           <w:p>
+            <w:pPr>
+              <w:ind w:firstLine="0"/>
+            </w:pPr>
             <w:r>
               <w:rPr>
                 <w:rFonts w:ascii="Times New Roman" w:hAnsi="Times New Roman" w:eastAsia="宋体"/>
@@ -11048,6 +13106,9 @@
             <w:tcW w:type="dxa" w:w="709"/>
           </w:tcPr>
           <w:p>
+            <w:pPr>
+              <w:ind w:firstLine="0"/>
+            </w:pPr>
             <w:r>
               <w:rPr>
                 <w:rFonts w:ascii="Times New Roman" w:hAnsi="Times New Roman" w:eastAsia="宋体"/>
@@ -11063,6 +13124,9 @@
             <w:tcW w:type="dxa" w:w="2976"/>
           </w:tcPr>
           <w:p>
+            <w:pPr>
+              <w:ind w:firstLine="0"/>
+            </w:pPr>
             <w:r>
               <w:rPr>
                 <w:rFonts w:ascii="Times New Roman" w:hAnsi="Times New Roman" w:eastAsia="宋体"/>
@@ -11078,6 +13142,9 @@
             <w:tcW w:type="dxa" w:w="1559"/>
           </w:tcPr>
           <w:p>
+            <w:pPr>
+              <w:ind w:firstLine="0"/>
+            </w:pPr>
             <w:r>
               <w:rPr>
                 <w:rFonts w:ascii="Times New Roman" w:hAnsi="Times New Roman" w:eastAsia="宋体"/>
@@ -11093,6 +13160,9 @@
             <w:tcW w:type="dxa" w:w="3827"/>
           </w:tcPr>
           <w:p>
+            <w:pPr>
+              <w:ind w:firstLine="0"/>
+            </w:pPr>
             <w:r>
               <w:rPr>
                 <w:rFonts w:ascii="Times New Roman" w:hAnsi="Times New Roman" w:eastAsia="宋体"/>
@@ -11110,6 +13180,9 @@
             <w:tcW w:type="dxa" w:w="709"/>
           </w:tcPr>
           <w:p>
+            <w:pPr>
+              <w:ind w:firstLine="0"/>
+            </w:pPr>
             <w:r>
               <w:rPr>
                 <w:rFonts w:ascii="Times New Roman" w:hAnsi="Times New Roman" w:eastAsia="宋体"/>
@@ -11124,6 +13197,9 @@
             <w:tcW w:type="dxa" w:w="2976"/>
           </w:tcPr>
           <w:p>
+            <w:pPr>
+              <w:ind w:firstLine="0"/>
+            </w:pPr>
             <w:r>
               <w:rPr>
                 <w:rFonts w:ascii="Times New Roman" w:hAnsi="Times New Roman" w:eastAsia="宋体"/>
@@ -11138,6 +13214,9 @@
             <w:tcW w:type="dxa" w:w="1559"/>
           </w:tcPr>
           <w:p>
+            <w:pPr>
+              <w:ind w:firstLine="0"/>
+            </w:pPr>
             <w:r>
               <w:rPr>
                 <w:rFonts w:ascii="Times New Roman" w:hAnsi="Times New Roman" w:eastAsia="宋体"/>
@@ -11160,6 +13239,9 @@
             <w:tcW w:type="dxa" w:w="709"/>
           </w:tcPr>
           <w:p>
+            <w:pPr>
+              <w:ind w:firstLine="0"/>
+            </w:pPr>
             <w:r>
               <w:rPr>
                 <w:rFonts w:ascii="Times New Roman" w:hAnsi="Times New Roman" w:eastAsia="宋体"/>
@@ -11174,6 +13256,9 @@
             <w:tcW w:type="dxa" w:w="2976"/>
           </w:tcPr>
           <w:p>
+            <w:pPr>
+              <w:ind w:firstLine="0"/>
+            </w:pPr>
             <w:r>
               <w:rPr>
                 <w:rFonts w:ascii="Times New Roman" w:hAnsi="Times New Roman" w:eastAsia="宋体"/>
@@ -11188,6 +13273,9 @@
             <w:tcW w:type="dxa" w:w="1559"/>
           </w:tcPr>
           <w:p>
+            <w:pPr>
+              <w:ind w:firstLine="0"/>
+            </w:pPr>
             <w:r>
               <w:rPr>
                 <w:rFonts w:ascii="Times New Roman" w:hAnsi="Times New Roman" w:eastAsia="宋体"/>
@@ -11202,6 +13290,9 @@
             <w:tcW w:type="dxa" w:w="3827"/>
           </w:tcPr>
           <w:p>
+            <w:pPr>
+              <w:ind w:firstLine="0"/>
+            </w:pPr>
             <w:r>
               <w:rPr>
                 <w:rFonts w:ascii="Times New Roman" w:hAnsi="Times New Roman" w:eastAsia="宋体"/>
@@ -11218,6 +13309,9 @@
             <w:tcW w:type="dxa" w:w="709"/>
           </w:tcPr>
           <w:p>
+            <w:pPr>
+              <w:ind w:firstLine="0"/>
+            </w:pPr>
             <w:r>
               <w:rPr>
                 <w:rFonts w:ascii="Times New Roman" w:hAnsi="Times New Roman" w:eastAsia="宋体"/>
@@ -11232,6 +13326,9 @@
             <w:tcW w:type="dxa" w:w="2976"/>
           </w:tcPr>
           <w:p>
+            <w:pPr>
+              <w:ind w:firstLine="0"/>
+            </w:pPr>
             <w:r>
               <w:rPr>
                 <w:rFonts w:ascii="Times New Roman" w:hAnsi="Times New Roman" w:eastAsia="宋体"/>
@@ -11246,6 +13343,9 @@
             <w:tcW w:type="dxa" w:w="1559"/>
           </w:tcPr>
           <w:p>
+            <w:pPr>
+              <w:ind w:firstLine="0"/>
+            </w:pPr>
             <w:r>
               <w:rPr>
                 <w:rFonts w:ascii="Times New Roman" w:hAnsi="Times New Roman" w:eastAsia="宋体"/>
@@ -11260,6 +13360,9 @@
             <w:tcW w:type="dxa" w:w="3827"/>
           </w:tcPr>
           <w:p>
+            <w:pPr>
+              <w:ind w:firstLine="0"/>
+            </w:pPr>
             <w:r>
               <w:rPr>
                 <w:rFonts w:ascii="Times New Roman" w:hAnsi="Times New Roman" w:eastAsia="宋体"/>
@@ -11276,6 +13379,9 @@
             <w:tcW w:type="dxa" w:w="709"/>
           </w:tcPr>
           <w:p>
+            <w:pPr>
+              <w:ind w:firstLine="0"/>
+            </w:pPr>
             <w:r>
               <w:rPr>
                 <w:rFonts w:ascii="Times New Roman" w:hAnsi="Times New Roman" w:eastAsia="宋体"/>
@@ -11290,6 +13396,9 @@
             <w:tcW w:type="dxa" w:w="2976"/>
           </w:tcPr>
           <w:p>
+            <w:pPr>
+              <w:ind w:firstLine="0"/>
+            </w:pPr>
             <w:r>
               <w:rPr>
                 <w:rFonts w:ascii="Times New Roman" w:hAnsi="Times New Roman" w:eastAsia="宋体"/>
@@ -11304,6 +13413,9 @@
             <w:tcW w:type="dxa" w:w="1559"/>
           </w:tcPr>
           <w:p>
+            <w:pPr>
+              <w:ind w:firstLine="0"/>
+            </w:pPr>
             <w:r>
               <w:rPr>
                 <w:rFonts w:ascii="Times New Roman" w:hAnsi="Times New Roman" w:eastAsia="宋体"/>
@@ -11318,6 +13430,9 @@
             <w:tcW w:type="dxa" w:w="3827"/>
           </w:tcPr>
           <w:p>
+            <w:pPr>
+              <w:ind w:firstLine="0"/>
+            </w:pPr>
             <w:r>
               <w:rPr>
                 <w:rFonts w:ascii="Times New Roman" w:hAnsi="Times New Roman" w:eastAsia="宋体"/>
@@ -11334,6 +13449,9 @@
             <w:tcW w:type="dxa" w:w="709"/>
           </w:tcPr>
           <w:p>
+            <w:pPr>
+              <w:ind w:firstLine="0"/>
+            </w:pPr>
             <w:r>
               <w:rPr>
                 <w:rFonts w:ascii="Times New Roman" w:hAnsi="Times New Roman" w:eastAsia="宋体"/>
@@ -11348,6 +13466,9 @@
             <w:tcW w:type="dxa" w:w="2976"/>
           </w:tcPr>
           <w:p>
+            <w:pPr>
+              <w:ind w:firstLine="0"/>
+            </w:pPr>
             <w:r>
               <w:rPr>
                 <w:rFonts w:ascii="Times New Roman" w:hAnsi="Times New Roman" w:eastAsia="宋体"/>
@@ -11362,6 +13483,9 @@
             <w:tcW w:type="dxa" w:w="1559"/>
           </w:tcPr>
           <w:p>
+            <w:pPr>
+              <w:ind w:firstLine="0"/>
+            </w:pPr>
             <w:r>
               <w:rPr>
                 <w:rFonts w:ascii="Times New Roman" w:hAnsi="Times New Roman" w:eastAsia="宋体"/>
@@ -11376,6 +13500,9 @@
             <w:tcW w:type="dxa" w:w="3827"/>
           </w:tcPr>
           <w:p>
+            <w:pPr>
+              <w:ind w:firstLine="0"/>
+            </w:pPr>
             <w:r>
               <w:rPr>
                 <w:rFonts w:ascii="Times New Roman" w:hAnsi="Times New Roman" w:eastAsia="宋体"/>
@@ -11392,6 +13519,9 @@
             <w:tcW w:type="dxa" w:w="709"/>
           </w:tcPr>
           <w:p>
+            <w:pPr>
+              <w:ind w:firstLine="0"/>
+            </w:pPr>
             <w:r>
               <w:rPr>
                 <w:rFonts w:ascii="Times New Roman" w:hAnsi="Times New Roman" w:eastAsia="宋体"/>
@@ -11406,6 +13536,9 @@
             <w:tcW w:type="dxa" w:w="2976"/>
           </w:tcPr>
           <w:p>
+            <w:pPr>
+              <w:ind w:firstLine="0"/>
+            </w:pPr>
             <w:r>
               <w:rPr>
                 <w:rFonts w:ascii="Times New Roman" w:hAnsi="Times New Roman" w:eastAsia="宋体"/>
@@ -11420,6 +13553,9 @@
             <w:tcW w:type="dxa" w:w="1559"/>
           </w:tcPr>
           <w:p>
+            <w:pPr>
+              <w:ind w:firstLine="0"/>
+            </w:pPr>
             <w:r>
               <w:rPr>
                 <w:rFonts w:ascii="Times New Roman" w:hAnsi="Times New Roman" w:eastAsia="宋体"/>
@@ -11434,6 +13570,9 @@
             <w:tcW w:type="dxa" w:w="3827"/>
           </w:tcPr>
           <w:p>
+            <w:pPr>
+              <w:ind w:firstLine="0"/>
+            </w:pPr>
             <w:r>
               <w:rPr>
                 <w:rFonts w:ascii="Times New Roman" w:hAnsi="Times New Roman" w:eastAsia="宋体"/>
@@ -11450,6 +13589,9 @@
             <w:tcW w:type="dxa" w:w="709"/>
           </w:tcPr>
           <w:p>
+            <w:pPr>
+              <w:ind w:firstLine="0"/>
+            </w:pPr>
             <w:r>
               <w:rPr>
                 <w:rFonts w:ascii="Times New Roman" w:hAnsi="Times New Roman" w:eastAsia="宋体"/>
@@ -11464,6 +13606,9 @@
             <w:tcW w:type="dxa" w:w="2976"/>
           </w:tcPr>
           <w:p>
+            <w:pPr>
+              <w:ind w:firstLine="0"/>
+            </w:pPr>
             <w:r>
               <w:rPr>
                 <w:rFonts w:ascii="Times New Roman" w:hAnsi="Times New Roman" w:eastAsia="宋体"/>
@@ -11478,6 +13623,9 @@
             <w:tcW w:type="dxa" w:w="1559"/>
           </w:tcPr>
           <w:p>
+            <w:pPr>
+              <w:ind w:firstLine="0"/>
+            </w:pPr>
             <w:r>
               <w:rPr>
                 <w:rFonts w:ascii="Times New Roman" w:hAnsi="Times New Roman" w:eastAsia="宋体"/>
@@ -11492,6 +13640,9 @@
             <w:tcW w:type="dxa" w:w="3827"/>
           </w:tcPr>
           <w:p>
+            <w:pPr>
+              <w:ind w:firstLine="0"/>
+            </w:pPr>
             <w:r>
               <w:rPr>
                 <w:rFonts w:ascii="Times New Roman" w:hAnsi="Times New Roman" w:eastAsia="宋体"/>

--- a/docs/docx/概要设计说明书.docx
+++ b/docs/docx/概要设计说明书.docx
@@ -243,7 +243,7 @@
       <w:tr>
         <w:tc>
           <w:tcPr>
-            <w:tcW w:type="dxa" w:w="2540"/>
+            <w:tcW w:type="dxa" w:w="2268"/>
           </w:tcPr>
           <w:p>
             <w:pPr>
@@ -261,7 +261,7 @@
         </w:tc>
         <w:tc>
           <w:tcPr>
-            <w:tcW w:type="dxa" w:w="2540"/>
+            <w:tcW w:type="dxa" w:w="2268"/>
           </w:tcPr>
           <w:p>
             <w:pPr>
@@ -279,7 +279,7 @@
         </w:tc>
         <w:tc>
           <w:tcPr>
-            <w:tcW w:type="dxa" w:w="3991"/>
+            <w:tcW w:type="dxa" w:w="4535"/>
           </w:tcPr>
           <w:p>
             <w:pPr>
@@ -299,7 +299,7 @@
       <w:tr>
         <w:tc>
           <w:tcPr>
-            <w:tcW w:type="dxa" w:w="2540"/>
+            <w:tcW w:type="dxa" w:w="2268"/>
           </w:tcPr>
           <w:p>
             <w:pPr>
@@ -316,7 +316,7 @@
         </w:tc>
         <w:tc>
           <w:tcPr>
-            <w:tcW w:type="dxa" w:w="2540"/>
+            <w:tcW w:type="dxa" w:w="2268"/>
           </w:tcPr>
           <w:p>
             <w:pPr>
@@ -333,7 +333,7 @@
         </w:tc>
         <w:tc>
           <w:tcPr>
-            <w:tcW w:type="dxa" w:w="3991"/>
+            <w:tcW w:type="dxa" w:w="4535"/>
           </w:tcPr>
           <w:p>
             <w:pPr>
@@ -352,7 +352,7 @@
       <w:tr>
         <w:tc>
           <w:tcPr>
-            <w:tcW w:type="dxa" w:w="2540"/>
+            <w:tcW w:type="dxa" w:w="2268"/>
           </w:tcPr>
           <w:p>
             <w:pPr>
@@ -369,7 +369,7 @@
         </w:tc>
         <w:tc>
           <w:tcPr>
-            <w:tcW w:type="dxa" w:w="2540"/>
+            <w:tcW w:type="dxa" w:w="2268"/>
           </w:tcPr>
           <w:p>
             <w:pPr>
@@ -386,7 +386,7 @@
         </w:tc>
         <w:tc>
           <w:tcPr>
-            <w:tcW w:type="dxa" w:w="3991"/>
+            <w:tcW w:type="dxa" w:w="4535"/>
           </w:tcPr>
           <w:p>
             <w:pPr>
@@ -405,7 +405,7 @@
       <w:tr>
         <w:tc>
           <w:tcPr>
-            <w:tcW w:type="dxa" w:w="2540"/>
+            <w:tcW w:type="dxa" w:w="2268"/>
           </w:tcPr>
           <w:p>
             <w:pPr>
@@ -422,7 +422,7 @@
         </w:tc>
         <w:tc>
           <w:tcPr>
-            <w:tcW w:type="dxa" w:w="2540"/>
+            <w:tcW w:type="dxa" w:w="2268"/>
           </w:tcPr>
           <w:p>
             <w:pPr>
@@ -439,7 +439,7 @@
         </w:tc>
         <w:tc>
           <w:tcPr>
-            <w:tcW w:type="dxa" w:w="3991"/>
+            <w:tcW w:type="dxa" w:w="4535"/>
           </w:tcPr>
           <w:p>
             <w:pPr>
@@ -458,7 +458,7 @@
       <w:tr>
         <w:tc>
           <w:tcPr>
-            <w:tcW w:type="dxa" w:w="2540"/>
+            <w:tcW w:type="dxa" w:w="2268"/>
           </w:tcPr>
           <w:p>
             <w:pPr>
@@ -475,7 +475,7 @@
         </w:tc>
         <w:tc>
           <w:tcPr>
-            <w:tcW w:type="dxa" w:w="2540"/>
+            <w:tcW w:type="dxa" w:w="2268"/>
           </w:tcPr>
           <w:p>
             <w:pPr>
@@ -492,7 +492,7 @@
         </w:tc>
         <w:tc>
           <w:tcPr>
-            <w:tcW w:type="dxa" w:w="3991"/>
+            <w:tcW w:type="dxa" w:w="4535"/>
           </w:tcPr>
           <w:p>
             <w:pPr>
@@ -511,7 +511,7 @@
       <w:tr>
         <w:tc>
           <w:tcPr>
-            <w:tcW w:type="dxa" w:w="2540"/>
+            <w:tcW w:type="dxa" w:w="2268"/>
           </w:tcPr>
           <w:p>
             <w:pPr>
@@ -528,7 +528,7 @@
         </w:tc>
         <w:tc>
           <w:tcPr>
-            <w:tcW w:type="dxa" w:w="2540"/>
+            <w:tcW w:type="dxa" w:w="2268"/>
           </w:tcPr>
           <w:p>
             <w:pPr>
@@ -545,7 +545,7 @@
         </w:tc>
         <w:tc>
           <w:tcPr>
-            <w:tcW w:type="dxa" w:w="3991"/>
+            <w:tcW w:type="dxa" w:w="4535"/>
           </w:tcPr>
           <w:p>
             <w:pPr>
@@ -564,7 +564,7 @@
       <w:tr>
         <w:tc>
           <w:tcPr>
-            <w:tcW w:type="dxa" w:w="2540"/>
+            <w:tcW w:type="dxa" w:w="2268"/>
           </w:tcPr>
           <w:p>
             <w:pPr>
@@ -581,7 +581,7 @@
         </w:tc>
         <w:tc>
           <w:tcPr>
-            <w:tcW w:type="dxa" w:w="2540"/>
+            <w:tcW w:type="dxa" w:w="2268"/>
           </w:tcPr>
           <w:p>
             <w:pPr>
@@ -598,7 +598,7 @@
         </w:tc>
         <w:tc>
           <w:tcPr>
-            <w:tcW w:type="dxa" w:w="3991"/>
+            <w:tcW w:type="dxa" w:w="4535"/>
           </w:tcPr>
           <w:p>
             <w:pPr>
@@ -617,7 +617,7 @@
       <w:tr>
         <w:tc>
           <w:tcPr>
-            <w:tcW w:type="dxa" w:w="2540"/>
+            <w:tcW w:type="dxa" w:w="2268"/>
           </w:tcPr>
           <w:p>
             <w:pPr>
@@ -634,7 +634,7 @@
         </w:tc>
         <w:tc>
           <w:tcPr>
-            <w:tcW w:type="dxa" w:w="2540"/>
+            <w:tcW w:type="dxa" w:w="2268"/>
           </w:tcPr>
           <w:p>
             <w:pPr>
@@ -651,7 +651,7 @@
         </w:tc>
         <w:tc>
           <w:tcPr>
-            <w:tcW w:type="dxa" w:w="3991"/>
+            <w:tcW w:type="dxa" w:w="4535"/>
           </w:tcPr>
           <w:p>
             <w:pPr>
@@ -702,7 +702,7 @@
       <w:tr>
         <w:tc>
           <w:tcPr>
-            <w:tcW w:type="dxa" w:w="1099"/>
+            <w:tcW w:type="dxa" w:w="1701"/>
           </w:tcPr>
           <w:p>
             <w:pPr>
@@ -720,7 +720,7 @@
         </w:tc>
         <w:tc>
           <w:tcPr>
-            <w:tcW w:type="dxa" w:w="2749"/>
+            <w:tcW w:type="dxa" w:w="3183"/>
           </w:tcPr>
           <w:p>
             <w:pPr>
@@ -738,7 +738,7 @@
         </w:tc>
         <w:tc>
           <w:tcPr>
-            <w:tcW w:type="dxa" w:w="5223"/>
+            <w:tcW w:type="dxa" w:w="4615"/>
           </w:tcPr>
           <w:p>
             <w:pPr>
@@ -758,7 +758,7 @@
       <w:tr>
         <w:tc>
           <w:tcPr>
-            <w:tcW w:type="dxa" w:w="1099"/>
+            <w:tcW w:type="dxa" w:w="1701"/>
           </w:tcPr>
           <w:p>
             <w:pPr>
@@ -775,7 +775,7 @@
         </w:tc>
         <w:tc>
           <w:tcPr>
-            <w:tcW w:type="dxa" w:w="2749"/>
+            <w:tcW w:type="dxa" w:w="3183"/>
           </w:tcPr>
           <w:p>
             <w:pPr>
@@ -792,7 +792,7 @@
         </w:tc>
         <w:tc>
           <w:tcPr>
-            <w:tcW w:type="dxa" w:w="5223"/>
+            <w:tcW w:type="dxa" w:w="4615"/>
           </w:tcPr>
           <w:p>
             <w:pPr>
@@ -811,7 +811,7 @@
       <w:tr>
         <w:tc>
           <w:tcPr>
-            <w:tcW w:type="dxa" w:w="1099"/>
+            <w:tcW w:type="dxa" w:w="1701"/>
           </w:tcPr>
           <w:p>
             <w:pPr>
@@ -828,7 +828,7 @@
         </w:tc>
         <w:tc>
           <w:tcPr>
-            <w:tcW w:type="dxa" w:w="2749"/>
+            <w:tcW w:type="dxa" w:w="3183"/>
           </w:tcPr>
           <w:p>
             <w:pPr>
@@ -845,7 +845,7 @@
         </w:tc>
         <w:tc>
           <w:tcPr>
-            <w:tcW w:type="dxa" w:w="5223"/>
+            <w:tcW w:type="dxa" w:w="4615"/>
           </w:tcPr>
           <w:p>
             <w:pPr>
@@ -864,7 +864,7 @@
       <w:tr>
         <w:tc>
           <w:tcPr>
-            <w:tcW w:type="dxa" w:w="1099"/>
+            <w:tcW w:type="dxa" w:w="1701"/>
           </w:tcPr>
           <w:p>
             <w:pPr>
@@ -881,7 +881,7 @@
         </w:tc>
         <w:tc>
           <w:tcPr>
-            <w:tcW w:type="dxa" w:w="2749"/>
+            <w:tcW w:type="dxa" w:w="3183"/>
           </w:tcPr>
           <w:p>
             <w:pPr>
@@ -898,7 +898,7 @@
         </w:tc>
         <w:tc>
           <w:tcPr>
-            <w:tcW w:type="dxa" w:w="5223"/>
+            <w:tcW w:type="dxa" w:w="4615"/>
           </w:tcPr>
           <w:p>
             <w:pPr>
@@ -917,7 +917,7 @@
       <w:tr>
         <w:tc>
           <w:tcPr>
-            <w:tcW w:type="dxa" w:w="1099"/>
+            <w:tcW w:type="dxa" w:w="1701"/>
           </w:tcPr>
           <w:p>
             <w:pPr>
@@ -934,7 +934,7 @@
         </w:tc>
         <w:tc>
           <w:tcPr>
-            <w:tcW w:type="dxa" w:w="2749"/>
+            <w:tcW w:type="dxa" w:w="3183"/>
           </w:tcPr>
           <w:p>
             <w:pPr>
@@ -951,7 +951,7 @@
         </w:tc>
         <w:tc>
           <w:tcPr>
-            <w:tcW w:type="dxa" w:w="5223"/>
+            <w:tcW w:type="dxa" w:w="4615"/>
           </w:tcPr>
           <w:p>
             <w:pPr>
@@ -970,7 +970,7 @@
       <w:tr>
         <w:tc>
           <w:tcPr>
-            <w:tcW w:type="dxa" w:w="1099"/>
+            <w:tcW w:type="dxa" w:w="1701"/>
           </w:tcPr>
           <w:p>
             <w:pPr>
@@ -987,7 +987,7 @@
         </w:tc>
         <w:tc>
           <w:tcPr>
-            <w:tcW w:type="dxa" w:w="2749"/>
+            <w:tcW w:type="dxa" w:w="3183"/>
           </w:tcPr>
           <w:p>
             <w:pPr>
@@ -1004,7 +1004,7 @@
         </w:tc>
         <w:tc>
           <w:tcPr>
-            <w:tcW w:type="dxa" w:w="5223"/>
+            <w:tcW w:type="dxa" w:w="4615"/>
           </w:tcPr>
           <w:p>
             <w:pPr>
@@ -1023,7 +1023,7 @@
       <w:tr>
         <w:tc>
           <w:tcPr>
-            <w:tcW w:type="dxa" w:w="1099"/>
+            <w:tcW w:type="dxa" w:w="1701"/>
           </w:tcPr>
           <w:p>
             <w:pPr>
@@ -1040,7 +1040,7 @@
         </w:tc>
         <w:tc>
           <w:tcPr>
-            <w:tcW w:type="dxa" w:w="2749"/>
+            <w:tcW w:type="dxa" w:w="3183"/>
           </w:tcPr>
           <w:p>
             <w:pPr>
@@ -1057,7 +1057,7 @@
         </w:tc>
         <w:tc>
           <w:tcPr>
-            <w:tcW w:type="dxa" w:w="5223"/>
+            <w:tcW w:type="dxa" w:w="4615"/>
           </w:tcPr>
           <w:p>
             <w:pPr>
@@ -1076,7 +1076,7 @@
       <w:tr>
         <w:tc>
           <w:tcPr>
-            <w:tcW w:type="dxa" w:w="1099"/>
+            <w:tcW w:type="dxa" w:w="1701"/>
           </w:tcPr>
           <w:p>
             <w:pPr>
@@ -1093,7 +1093,7 @@
         </w:tc>
         <w:tc>
           <w:tcPr>
-            <w:tcW w:type="dxa" w:w="2749"/>
+            <w:tcW w:type="dxa" w:w="3183"/>
           </w:tcPr>
           <w:p>
             <w:pPr>
@@ -1110,7 +1110,7 @@
         </w:tc>
         <w:tc>
           <w:tcPr>
-            <w:tcW w:type="dxa" w:w="5223"/>
+            <w:tcW w:type="dxa" w:w="4615"/>
           </w:tcPr>
           <w:p>
             <w:pPr>
@@ -1129,7 +1129,7 @@
       <w:tr>
         <w:tc>
           <w:tcPr>
-            <w:tcW w:type="dxa" w:w="1099"/>
+            <w:tcW w:type="dxa" w:w="1701"/>
           </w:tcPr>
           <w:p>
             <w:pPr>
@@ -1146,7 +1146,7 @@
         </w:tc>
         <w:tc>
           <w:tcPr>
-            <w:tcW w:type="dxa" w:w="2749"/>
+            <w:tcW w:type="dxa" w:w="3183"/>
           </w:tcPr>
           <w:p>
             <w:pPr>
@@ -1163,7 +1163,7 @@
         </w:tc>
         <w:tc>
           <w:tcPr>
-            <w:tcW w:type="dxa" w:w="5223"/>
+            <w:tcW w:type="dxa" w:w="4615"/>
           </w:tcPr>
           <w:p>
             <w:pPr>
@@ -1182,7 +1182,7 @@
       <w:tr>
         <w:tc>
           <w:tcPr>
-            <w:tcW w:type="dxa" w:w="1099"/>
+            <w:tcW w:type="dxa" w:w="1701"/>
           </w:tcPr>
           <w:p>
             <w:pPr>
@@ -1199,7 +1199,7 @@
         </w:tc>
         <w:tc>
           <w:tcPr>
-            <w:tcW w:type="dxa" w:w="2749"/>
+            <w:tcW w:type="dxa" w:w="3183"/>
           </w:tcPr>
           <w:p>
             <w:pPr>
@@ -1216,7 +1216,7 @@
         </w:tc>
         <w:tc>
           <w:tcPr>
-            <w:tcW w:type="dxa" w:w="5223"/>
+            <w:tcW w:type="dxa" w:w="4615"/>
           </w:tcPr>
           <w:p>
             <w:pPr>
@@ -1235,7 +1235,7 @@
       <w:tr>
         <w:tc>
           <w:tcPr>
-            <w:tcW w:type="dxa" w:w="1099"/>
+            <w:tcW w:type="dxa" w:w="1701"/>
           </w:tcPr>
           <w:p>
             <w:pPr>
@@ -1252,7 +1252,7 @@
         </w:tc>
         <w:tc>
           <w:tcPr>
-            <w:tcW w:type="dxa" w:w="2749"/>
+            <w:tcW w:type="dxa" w:w="3183"/>
           </w:tcPr>
           <w:p>
             <w:pPr>
@@ -1269,7 +1269,7 @@
         </w:tc>
         <w:tc>
           <w:tcPr>
-            <w:tcW w:type="dxa" w:w="5223"/>
+            <w:tcW w:type="dxa" w:w="4615"/>
           </w:tcPr>
           <w:p>
             <w:pPr>
@@ -1408,7 +1408,7 @@
       <w:tr>
         <w:tc>
           <w:tcPr>
-            <w:tcW w:type="dxa" w:w="5521"/>
+            <w:tcW w:type="dxa" w:w="3969"/>
           </w:tcPr>
           <w:p>
             <w:pPr>
@@ -1426,7 +1426,7 @@
         </w:tc>
         <w:tc>
           <w:tcPr>
-            <w:tcW w:type="dxa" w:w="1972"/>
+            <w:tcW w:type="dxa" w:w="2835"/>
           </w:tcPr>
           <w:p>
             <w:pPr>
@@ -1444,7 +1444,7 @@
         </w:tc>
         <w:tc>
           <w:tcPr>
-            <w:tcW w:type="dxa" w:w="1578"/>
+            <w:tcW w:type="dxa" w:w="2268"/>
           </w:tcPr>
           <w:p>
             <w:pPr>
@@ -1464,7 +1464,7 @@
       <w:tr>
         <w:tc>
           <w:tcPr>
-            <w:tcW w:type="dxa" w:w="5521"/>
+            <w:tcW w:type="dxa" w:w="3969"/>
           </w:tcPr>
           <w:p>
             <w:pPr>
@@ -1481,7 +1481,7 @@
         </w:tc>
         <w:tc>
           <w:tcPr>
-            <w:tcW w:type="dxa" w:w="1972"/>
+            <w:tcW w:type="dxa" w:w="2835"/>
           </w:tcPr>
           <w:p>
             <w:pPr>
@@ -1498,7 +1498,7 @@
         </w:tc>
         <w:tc>
           <w:tcPr>
-            <w:tcW w:type="dxa" w:w="1578"/>
+            <w:tcW w:type="dxa" w:w="2268"/>
           </w:tcPr>
           <w:p>
             <w:pPr>
@@ -1517,7 +1517,7 @@
       <w:tr>
         <w:tc>
           <w:tcPr>
-            <w:tcW w:type="dxa" w:w="5521"/>
+            <w:tcW w:type="dxa" w:w="3969"/>
           </w:tcPr>
           <w:p>
             <w:pPr>
@@ -1534,7 +1534,7 @@
         </w:tc>
         <w:tc>
           <w:tcPr>
-            <w:tcW w:type="dxa" w:w="1972"/>
+            <w:tcW w:type="dxa" w:w="2835"/>
           </w:tcPr>
           <w:p>
             <w:pPr>
@@ -1551,7 +1551,7 @@
         </w:tc>
         <w:tc>
           <w:tcPr>
-            <w:tcW w:type="dxa" w:w="1578"/>
+            <w:tcW w:type="dxa" w:w="2268"/>
           </w:tcPr>
           <w:p>
             <w:pPr>
@@ -1570,7 +1570,7 @@
       <w:tr>
         <w:tc>
           <w:tcPr>
-            <w:tcW w:type="dxa" w:w="5521"/>
+            <w:tcW w:type="dxa" w:w="3969"/>
           </w:tcPr>
           <w:p>
             <w:pPr>
@@ -1587,7 +1587,7 @@
         </w:tc>
         <w:tc>
           <w:tcPr>
-            <w:tcW w:type="dxa" w:w="1972"/>
+            <w:tcW w:type="dxa" w:w="2835"/>
           </w:tcPr>
           <w:p>
             <w:pPr>
@@ -1604,7 +1604,7 @@
         </w:tc>
         <w:tc>
           <w:tcPr>
-            <w:tcW w:type="dxa" w:w="1578"/>
+            <w:tcW w:type="dxa" w:w="2268"/>
           </w:tcPr>
           <w:p>
             <w:pPr>
@@ -1623,7 +1623,7 @@
       <w:tr>
         <w:tc>
           <w:tcPr>
-            <w:tcW w:type="dxa" w:w="5521"/>
+            <w:tcW w:type="dxa" w:w="3969"/>
           </w:tcPr>
           <w:p>
             <w:pPr>
@@ -1640,7 +1640,7 @@
         </w:tc>
         <w:tc>
           <w:tcPr>
-            <w:tcW w:type="dxa" w:w="1972"/>
+            <w:tcW w:type="dxa" w:w="2835"/>
           </w:tcPr>
           <w:p>
             <w:pPr>
@@ -1657,7 +1657,7 @@
         </w:tc>
         <w:tc>
           <w:tcPr>
-            <w:tcW w:type="dxa" w:w="1578"/>
+            <w:tcW w:type="dxa" w:w="2268"/>
           </w:tcPr>
           <w:p>
             <w:pPr>
@@ -1676,7 +1676,7 @@
       <w:tr>
         <w:tc>
           <w:tcPr>
-            <w:tcW w:type="dxa" w:w="5521"/>
+            <w:tcW w:type="dxa" w:w="3969"/>
           </w:tcPr>
           <w:p>
             <w:pPr>
@@ -1693,7 +1693,7 @@
         </w:tc>
         <w:tc>
           <w:tcPr>
-            <w:tcW w:type="dxa" w:w="1972"/>
+            <w:tcW w:type="dxa" w:w="2835"/>
           </w:tcPr>
           <w:p>
             <w:pPr>
@@ -1710,7 +1710,7 @@
         </w:tc>
         <w:tc>
           <w:tcPr>
-            <w:tcW w:type="dxa" w:w="1578"/>
+            <w:tcW w:type="dxa" w:w="2268"/>
           </w:tcPr>
           <w:p>
             <w:pPr>
@@ -1729,7 +1729,7 @@
       <w:tr>
         <w:tc>
           <w:tcPr>
-            <w:tcW w:type="dxa" w:w="5521"/>
+            <w:tcW w:type="dxa" w:w="3969"/>
           </w:tcPr>
           <w:p>
             <w:pPr>
@@ -1746,7 +1746,7 @@
         </w:tc>
         <w:tc>
           <w:tcPr>
-            <w:tcW w:type="dxa" w:w="1972"/>
+            <w:tcW w:type="dxa" w:w="2835"/>
           </w:tcPr>
           <w:p>
             <w:pPr>
@@ -1763,7 +1763,7 @@
         </w:tc>
         <w:tc>
           <w:tcPr>
-            <w:tcW w:type="dxa" w:w="1578"/>
+            <w:tcW w:type="dxa" w:w="2268"/>
           </w:tcPr>
           <w:p>
             <w:pPr>
@@ -1782,7 +1782,7 @@
       <w:tr>
         <w:tc>
           <w:tcPr>
-            <w:tcW w:type="dxa" w:w="5521"/>
+            <w:tcW w:type="dxa" w:w="3969"/>
           </w:tcPr>
           <w:p>
             <w:pPr>
@@ -1799,7 +1799,7 @@
         </w:tc>
         <w:tc>
           <w:tcPr>
-            <w:tcW w:type="dxa" w:w="1972"/>
+            <w:tcW w:type="dxa" w:w="2835"/>
           </w:tcPr>
           <w:p>
             <w:pPr>
@@ -1816,7 +1816,7 @@
         </w:tc>
         <w:tc>
           <w:tcPr>
-            <w:tcW w:type="dxa" w:w="1578"/>
+            <w:tcW w:type="dxa" w:w="2268"/>
           </w:tcPr>
           <w:p>
             <w:pPr>
@@ -1835,7 +1835,7 @@
       <w:tr>
         <w:tc>
           <w:tcPr>
-            <w:tcW w:type="dxa" w:w="5521"/>
+            <w:tcW w:type="dxa" w:w="3969"/>
           </w:tcPr>
           <w:p>
             <w:pPr>
@@ -1852,7 +1852,7 @@
         </w:tc>
         <w:tc>
           <w:tcPr>
-            <w:tcW w:type="dxa" w:w="1972"/>
+            <w:tcW w:type="dxa" w:w="2835"/>
           </w:tcPr>
           <w:p>
             <w:pPr>
@@ -1869,7 +1869,7 @@
         </w:tc>
         <w:tc>
           <w:tcPr>
-            <w:tcW w:type="dxa" w:w="1578"/>
+            <w:tcW w:type="dxa" w:w="2268"/>
           </w:tcPr>
           <w:p>
             <w:pPr>
@@ -1921,7 +1921,7 @@
       <w:tr>
         <w:tc>
           <w:tcPr>
-            <w:tcW w:type="dxa" w:w="1440"/>
+            <w:tcW w:type="dxa" w:w="1701"/>
           </w:tcPr>
           <w:p>
             <w:pPr>
@@ -1939,7 +1939,7 @@
         </w:tc>
         <w:tc>
           <w:tcPr>
-            <w:tcW w:type="dxa" w:w="4463"/>
+            <w:tcW w:type="dxa" w:w="3906"/>
           </w:tcPr>
           <w:p>
             <w:pPr>
@@ -1957,7 +1957,7 @@
         </w:tc>
         <w:tc>
           <w:tcPr>
-            <w:tcW w:type="dxa" w:w="432"/>
+            <w:tcW w:type="dxa" w:w="1701"/>
           </w:tcPr>
           <w:p>
             <w:pPr>
@@ -1975,7 +1975,7 @@
         </w:tc>
         <w:tc>
           <w:tcPr>
-            <w:tcW w:type="dxa" w:w="864"/>
+            <w:tcW w:type="dxa" w:w="1701"/>
           </w:tcPr>
           <w:p>
             <w:pPr>
@@ -1993,7 +1993,7 @@
         </w:tc>
         <w:tc>
           <w:tcPr>
-            <w:tcW w:type="dxa" w:w="1872"/>
+            <w:tcW w:type="dxa" w:w="2394"/>
           </w:tcPr>
           <w:p>
             <w:pPr>
@@ -2013,7 +2013,7 @@
       <w:tr>
         <w:tc>
           <w:tcPr>
-            <w:tcW w:type="dxa" w:w="1440"/>
+            <w:tcW w:type="dxa" w:w="1701"/>
           </w:tcPr>
           <w:p>
             <w:pPr>
@@ -2030,7 +2030,7 @@
         </w:tc>
         <w:tc>
           <w:tcPr>
-            <w:tcW w:type="dxa" w:w="4463"/>
+            <w:tcW w:type="dxa" w:w="3906"/>
           </w:tcPr>
           <w:p>
             <w:pPr>
@@ -2047,7 +2047,7 @@
         </w:tc>
         <w:tc>
           <w:tcPr>
-            <w:tcW w:type="dxa" w:w="432"/>
+            <w:tcW w:type="dxa" w:w="1701"/>
           </w:tcPr>
           <w:p>
             <w:pPr>
@@ -2064,7 +2064,7 @@
         </w:tc>
         <w:tc>
           <w:tcPr>
-            <w:tcW w:type="dxa" w:w="864"/>
+            <w:tcW w:type="dxa" w:w="1701"/>
           </w:tcPr>
           <w:p>
             <w:pPr>
@@ -2081,7 +2081,7 @@
         </w:tc>
         <w:tc>
           <w:tcPr>
-            <w:tcW w:type="dxa" w:w="1872"/>
+            <w:tcW w:type="dxa" w:w="2394"/>
           </w:tcPr>
           <w:p>
             <w:pPr>
@@ -2100,7 +2100,7 @@
       <w:tr>
         <w:tc>
           <w:tcPr>
-            <w:tcW w:type="dxa" w:w="1440"/>
+            <w:tcW w:type="dxa" w:w="1701"/>
           </w:tcPr>
           <w:p>
             <w:pPr>
@@ -2117,7 +2117,7 @@
         </w:tc>
         <w:tc>
           <w:tcPr>
-            <w:tcW w:type="dxa" w:w="4463"/>
+            <w:tcW w:type="dxa" w:w="3906"/>
           </w:tcPr>
           <w:p>
             <w:pPr>
@@ -2134,7 +2134,7 @@
         </w:tc>
         <w:tc>
           <w:tcPr>
-            <w:tcW w:type="dxa" w:w="432"/>
+            <w:tcW w:type="dxa" w:w="1701"/>
           </w:tcPr>
           <w:p>
             <w:pPr>
@@ -2151,7 +2151,7 @@
         </w:tc>
         <w:tc>
           <w:tcPr>
-            <w:tcW w:type="dxa" w:w="864"/>
+            <w:tcW w:type="dxa" w:w="1701"/>
           </w:tcPr>
           <w:p>
             <w:pPr>
@@ -2168,7 +2168,7 @@
         </w:tc>
         <w:tc>
           <w:tcPr>
-            <w:tcW w:type="dxa" w:w="1872"/>
+            <w:tcW w:type="dxa" w:w="2394"/>
           </w:tcPr>
           <w:p>
             <w:pPr>
@@ -2187,7 +2187,7 @@
       <w:tr>
         <w:tc>
           <w:tcPr>
-            <w:tcW w:type="dxa" w:w="1440"/>
+            <w:tcW w:type="dxa" w:w="1701"/>
           </w:tcPr>
           <w:p>
             <w:pPr>
@@ -2204,7 +2204,7 @@
         </w:tc>
         <w:tc>
           <w:tcPr>
-            <w:tcW w:type="dxa" w:w="4463"/>
+            <w:tcW w:type="dxa" w:w="3906"/>
           </w:tcPr>
           <w:p>
             <w:pPr>
@@ -2221,7 +2221,7 @@
         </w:tc>
         <w:tc>
           <w:tcPr>
-            <w:tcW w:type="dxa" w:w="432"/>
+            <w:tcW w:type="dxa" w:w="1701"/>
           </w:tcPr>
           <w:p>
             <w:pPr>
@@ -2238,23 +2238,23 @@
         </w:tc>
         <w:tc>
           <w:tcPr>
-            <w:tcW w:type="dxa" w:w="864"/>
-          </w:tcPr>
-          <w:p>
-            <w:pPr>
-              <w:ind w:firstLine="0"/>
-            </w:pPr>
-            <w:r>
-              <w:rPr>
-                <w:rFonts w:ascii="Times New Roman" w:hAnsi="Times New Roman" w:eastAsia="宋体"/>
-                <w:sz w:val="20"/>
-              </w:rPr>
-            </w:r>
-          </w:p>
-        </w:tc>
-        <w:tc>
-          <w:tcPr>
-            <w:tcW w:type="dxa" w:w="1872"/>
+            <w:tcW w:type="dxa" w:w="1701"/>
+          </w:tcPr>
+          <w:p>
+            <w:pPr>
+              <w:ind w:firstLine="0"/>
+            </w:pPr>
+            <w:r>
+              <w:rPr>
+                <w:rFonts w:ascii="Times New Roman" w:hAnsi="Times New Roman" w:eastAsia="宋体"/>
+                <w:sz w:val="20"/>
+              </w:rPr>
+            </w:r>
+          </w:p>
+        </w:tc>
+        <w:tc>
+          <w:tcPr>
+            <w:tcW w:type="dxa" w:w="2394"/>
           </w:tcPr>
           <w:p>
             <w:pPr>
@@ -2273,7 +2273,7 @@
       <w:tr>
         <w:tc>
           <w:tcPr>
-            <w:tcW w:type="dxa" w:w="1440"/>
+            <w:tcW w:type="dxa" w:w="1701"/>
           </w:tcPr>
           <w:p>
             <w:pPr>
@@ -2290,7 +2290,7 @@
         </w:tc>
         <w:tc>
           <w:tcPr>
-            <w:tcW w:type="dxa" w:w="4463"/>
+            <w:tcW w:type="dxa" w:w="3906"/>
           </w:tcPr>
           <w:p>
             <w:pPr>
@@ -2307,7 +2307,7 @@
         </w:tc>
         <w:tc>
           <w:tcPr>
-            <w:tcW w:type="dxa" w:w="432"/>
+            <w:tcW w:type="dxa" w:w="1701"/>
           </w:tcPr>
           <w:p>
             <w:pPr>
@@ -2324,23 +2324,23 @@
         </w:tc>
         <w:tc>
           <w:tcPr>
-            <w:tcW w:type="dxa" w:w="864"/>
-          </w:tcPr>
-          <w:p>
-            <w:pPr>
-              <w:ind w:firstLine="0"/>
-            </w:pPr>
-            <w:r>
-              <w:rPr>
-                <w:rFonts w:ascii="Times New Roman" w:hAnsi="Times New Roman" w:eastAsia="宋体"/>
-                <w:sz w:val="20"/>
-              </w:rPr>
-            </w:r>
-          </w:p>
-        </w:tc>
-        <w:tc>
-          <w:tcPr>
-            <w:tcW w:type="dxa" w:w="1872"/>
+            <w:tcW w:type="dxa" w:w="1701"/>
+          </w:tcPr>
+          <w:p>
+            <w:pPr>
+              <w:ind w:firstLine="0"/>
+            </w:pPr>
+            <w:r>
+              <w:rPr>
+                <w:rFonts w:ascii="Times New Roman" w:hAnsi="Times New Roman" w:eastAsia="宋体"/>
+                <w:sz w:val="20"/>
+              </w:rPr>
+            </w:r>
+          </w:p>
+        </w:tc>
+        <w:tc>
+          <w:tcPr>
+            <w:tcW w:type="dxa" w:w="2394"/>
           </w:tcPr>
           <w:p>
             <w:pPr>
@@ -2359,7 +2359,7 @@
       <w:tr>
         <w:tc>
           <w:tcPr>
-            <w:tcW w:type="dxa" w:w="1440"/>
+            <w:tcW w:type="dxa" w:w="1701"/>
           </w:tcPr>
           <w:p>
             <w:pPr>
@@ -2376,7 +2376,7 @@
         </w:tc>
         <w:tc>
           <w:tcPr>
-            <w:tcW w:type="dxa" w:w="4463"/>
+            <w:tcW w:type="dxa" w:w="3906"/>
           </w:tcPr>
           <w:p>
             <w:pPr>
@@ -2393,7 +2393,7 @@
         </w:tc>
         <w:tc>
           <w:tcPr>
-            <w:tcW w:type="dxa" w:w="432"/>
+            <w:tcW w:type="dxa" w:w="1701"/>
           </w:tcPr>
           <w:p>
             <w:pPr>
@@ -2410,23 +2410,23 @@
         </w:tc>
         <w:tc>
           <w:tcPr>
-            <w:tcW w:type="dxa" w:w="864"/>
-          </w:tcPr>
-          <w:p>
-            <w:pPr>
-              <w:ind w:firstLine="0"/>
-            </w:pPr>
-            <w:r>
-              <w:rPr>
-                <w:rFonts w:ascii="Times New Roman" w:hAnsi="Times New Roman" w:eastAsia="宋体"/>
-                <w:sz w:val="20"/>
-              </w:rPr>
-            </w:r>
-          </w:p>
-        </w:tc>
-        <w:tc>
-          <w:tcPr>
-            <w:tcW w:type="dxa" w:w="1872"/>
+            <w:tcW w:type="dxa" w:w="1701"/>
+          </w:tcPr>
+          <w:p>
+            <w:pPr>
+              <w:ind w:firstLine="0"/>
+            </w:pPr>
+            <w:r>
+              <w:rPr>
+                <w:rFonts w:ascii="Times New Roman" w:hAnsi="Times New Roman" w:eastAsia="宋体"/>
+                <w:sz w:val="20"/>
+              </w:rPr>
+            </w:r>
+          </w:p>
+        </w:tc>
+        <w:tc>
+          <w:tcPr>
+            <w:tcW w:type="dxa" w:w="2394"/>
           </w:tcPr>
           <w:p>
             <w:pPr>
@@ -2445,7 +2445,7 @@
       <w:tr>
         <w:tc>
           <w:tcPr>
-            <w:tcW w:type="dxa" w:w="1440"/>
+            <w:tcW w:type="dxa" w:w="1701"/>
           </w:tcPr>
           <w:p>
             <w:pPr>
@@ -2462,7 +2462,7 @@
         </w:tc>
         <w:tc>
           <w:tcPr>
-            <w:tcW w:type="dxa" w:w="4463"/>
+            <w:tcW w:type="dxa" w:w="3906"/>
           </w:tcPr>
           <w:p>
             <w:pPr>
@@ -2479,7 +2479,7 @@
         </w:tc>
         <w:tc>
           <w:tcPr>
-            <w:tcW w:type="dxa" w:w="432"/>
+            <w:tcW w:type="dxa" w:w="1701"/>
           </w:tcPr>
           <w:p>
             <w:pPr>
@@ -2496,23 +2496,23 @@
         </w:tc>
         <w:tc>
           <w:tcPr>
-            <w:tcW w:type="dxa" w:w="864"/>
-          </w:tcPr>
-          <w:p>
-            <w:pPr>
-              <w:ind w:firstLine="0"/>
-            </w:pPr>
-            <w:r>
-              <w:rPr>
-                <w:rFonts w:ascii="Times New Roman" w:hAnsi="Times New Roman" w:eastAsia="宋体"/>
-                <w:sz w:val="20"/>
-              </w:rPr>
-            </w:r>
-          </w:p>
-        </w:tc>
-        <w:tc>
-          <w:tcPr>
-            <w:tcW w:type="dxa" w:w="1872"/>
+            <w:tcW w:type="dxa" w:w="1701"/>
+          </w:tcPr>
+          <w:p>
+            <w:pPr>
+              <w:ind w:firstLine="0"/>
+            </w:pPr>
+            <w:r>
+              <w:rPr>
+                <w:rFonts w:ascii="Times New Roman" w:hAnsi="Times New Roman" w:eastAsia="宋体"/>
+                <w:sz w:val="20"/>
+              </w:rPr>
+            </w:r>
+          </w:p>
+        </w:tc>
+        <w:tc>
+          <w:tcPr>
+            <w:tcW w:type="dxa" w:w="2394"/>
           </w:tcPr>
           <w:p>
             <w:pPr>
@@ -2531,7 +2531,7 @@
       <w:tr>
         <w:tc>
           <w:tcPr>
-            <w:tcW w:type="dxa" w:w="1440"/>
+            <w:tcW w:type="dxa" w:w="1701"/>
           </w:tcPr>
           <w:p>
             <w:pPr>
@@ -2548,7 +2548,7 @@
         </w:tc>
         <w:tc>
           <w:tcPr>
-            <w:tcW w:type="dxa" w:w="4463"/>
+            <w:tcW w:type="dxa" w:w="3906"/>
           </w:tcPr>
           <w:p>
             <w:pPr>
@@ -2565,7 +2565,7 @@
         </w:tc>
         <w:tc>
           <w:tcPr>
-            <w:tcW w:type="dxa" w:w="432"/>
+            <w:tcW w:type="dxa" w:w="1701"/>
           </w:tcPr>
           <w:p>
             <w:pPr>
@@ -2582,23 +2582,23 @@
         </w:tc>
         <w:tc>
           <w:tcPr>
-            <w:tcW w:type="dxa" w:w="864"/>
-          </w:tcPr>
-          <w:p>
-            <w:pPr>
-              <w:ind w:firstLine="0"/>
-            </w:pPr>
-            <w:r>
-              <w:rPr>
-                <w:rFonts w:ascii="Times New Roman" w:hAnsi="Times New Roman" w:eastAsia="宋体"/>
-                <w:sz w:val="20"/>
-              </w:rPr>
-            </w:r>
-          </w:p>
-        </w:tc>
-        <w:tc>
-          <w:tcPr>
-            <w:tcW w:type="dxa" w:w="1872"/>
+            <w:tcW w:type="dxa" w:w="1701"/>
+          </w:tcPr>
+          <w:p>
+            <w:pPr>
+              <w:ind w:firstLine="0"/>
+            </w:pPr>
+            <w:r>
+              <w:rPr>
+                <w:rFonts w:ascii="Times New Roman" w:hAnsi="Times New Roman" w:eastAsia="宋体"/>
+                <w:sz w:val="20"/>
+              </w:rPr>
+            </w:r>
+          </w:p>
+        </w:tc>
+        <w:tc>
+          <w:tcPr>
+            <w:tcW w:type="dxa" w:w="2394"/>
           </w:tcPr>
           <w:p>
             <w:pPr>
@@ -2617,7 +2617,7 @@
       <w:tr>
         <w:tc>
           <w:tcPr>
-            <w:tcW w:type="dxa" w:w="1440"/>
+            <w:tcW w:type="dxa" w:w="1701"/>
           </w:tcPr>
           <w:p>
             <w:pPr>
@@ -2634,7 +2634,7 @@
         </w:tc>
         <w:tc>
           <w:tcPr>
-            <w:tcW w:type="dxa" w:w="4463"/>
+            <w:tcW w:type="dxa" w:w="3906"/>
           </w:tcPr>
           <w:p>
             <w:pPr>
@@ -2651,7 +2651,7 @@
         </w:tc>
         <w:tc>
           <w:tcPr>
-            <w:tcW w:type="dxa" w:w="432"/>
+            <w:tcW w:type="dxa" w:w="1701"/>
           </w:tcPr>
           <w:p>
             <w:pPr>
@@ -2668,23 +2668,23 @@
         </w:tc>
         <w:tc>
           <w:tcPr>
-            <w:tcW w:type="dxa" w:w="864"/>
-          </w:tcPr>
-          <w:p>
-            <w:pPr>
-              <w:ind w:firstLine="0"/>
-            </w:pPr>
-            <w:r>
-              <w:rPr>
-                <w:rFonts w:ascii="Times New Roman" w:hAnsi="Times New Roman" w:eastAsia="宋体"/>
-                <w:sz w:val="20"/>
-              </w:rPr>
-            </w:r>
-          </w:p>
-        </w:tc>
-        <w:tc>
-          <w:tcPr>
-            <w:tcW w:type="dxa" w:w="1872"/>
+            <w:tcW w:type="dxa" w:w="1701"/>
+          </w:tcPr>
+          <w:p>
+            <w:pPr>
+              <w:ind w:firstLine="0"/>
+            </w:pPr>
+            <w:r>
+              <w:rPr>
+                <w:rFonts w:ascii="Times New Roman" w:hAnsi="Times New Roman" w:eastAsia="宋体"/>
+                <w:sz w:val="20"/>
+              </w:rPr>
+            </w:r>
+          </w:p>
+        </w:tc>
+        <w:tc>
+          <w:tcPr>
+            <w:tcW w:type="dxa" w:w="2394"/>
           </w:tcPr>
           <w:p>
             <w:pPr>
@@ -2703,7 +2703,7 @@
       <w:tr>
         <w:tc>
           <w:tcPr>
-            <w:tcW w:type="dxa" w:w="1440"/>
+            <w:tcW w:type="dxa" w:w="1701"/>
           </w:tcPr>
           <w:p>
             <w:pPr>
@@ -2720,7 +2720,7 @@
         </w:tc>
         <w:tc>
           <w:tcPr>
-            <w:tcW w:type="dxa" w:w="4463"/>
+            <w:tcW w:type="dxa" w:w="3906"/>
           </w:tcPr>
           <w:p>
             <w:pPr>
@@ -2737,7 +2737,7 @@
         </w:tc>
         <w:tc>
           <w:tcPr>
-            <w:tcW w:type="dxa" w:w="432"/>
+            <w:tcW w:type="dxa" w:w="1701"/>
           </w:tcPr>
           <w:p>
             <w:pPr>
@@ -2754,23 +2754,23 @@
         </w:tc>
         <w:tc>
           <w:tcPr>
-            <w:tcW w:type="dxa" w:w="864"/>
-          </w:tcPr>
-          <w:p>
-            <w:pPr>
-              <w:ind w:firstLine="0"/>
-            </w:pPr>
-            <w:r>
-              <w:rPr>
-                <w:rFonts w:ascii="Times New Roman" w:hAnsi="Times New Roman" w:eastAsia="宋体"/>
-                <w:sz w:val="20"/>
-              </w:rPr>
-            </w:r>
-          </w:p>
-        </w:tc>
-        <w:tc>
-          <w:tcPr>
-            <w:tcW w:type="dxa" w:w="1872"/>
+            <w:tcW w:type="dxa" w:w="1701"/>
+          </w:tcPr>
+          <w:p>
+            <w:pPr>
+              <w:ind w:firstLine="0"/>
+            </w:pPr>
+            <w:r>
+              <w:rPr>
+                <w:rFonts w:ascii="Times New Roman" w:hAnsi="Times New Roman" w:eastAsia="宋体"/>
+                <w:sz w:val="20"/>
+              </w:rPr>
+            </w:r>
+          </w:p>
+        </w:tc>
+        <w:tc>
+          <w:tcPr>
+            <w:tcW w:type="dxa" w:w="2394"/>
           </w:tcPr>
           <w:p>
             <w:pPr>
@@ -2789,7 +2789,7 @@
       <w:tr>
         <w:tc>
           <w:tcPr>
-            <w:tcW w:type="dxa" w:w="1440"/>
+            <w:tcW w:type="dxa" w:w="1701"/>
           </w:tcPr>
           <w:p>
             <w:pPr>
@@ -2806,7 +2806,7 @@
         </w:tc>
         <w:tc>
           <w:tcPr>
-            <w:tcW w:type="dxa" w:w="4463"/>
+            <w:tcW w:type="dxa" w:w="3906"/>
           </w:tcPr>
           <w:p>
             <w:pPr>
@@ -2823,7 +2823,7 @@
         </w:tc>
         <w:tc>
           <w:tcPr>
-            <w:tcW w:type="dxa" w:w="432"/>
+            <w:tcW w:type="dxa" w:w="1701"/>
           </w:tcPr>
           <w:p>
             <w:pPr>
@@ -2840,23 +2840,23 @@
         </w:tc>
         <w:tc>
           <w:tcPr>
-            <w:tcW w:type="dxa" w:w="864"/>
-          </w:tcPr>
-          <w:p>
-            <w:pPr>
-              <w:ind w:firstLine="0"/>
-            </w:pPr>
-            <w:r>
-              <w:rPr>
-                <w:rFonts w:ascii="Times New Roman" w:hAnsi="Times New Roman" w:eastAsia="宋体"/>
-                <w:sz w:val="20"/>
-              </w:rPr>
-            </w:r>
-          </w:p>
-        </w:tc>
-        <w:tc>
-          <w:tcPr>
-            <w:tcW w:type="dxa" w:w="1872"/>
+            <w:tcW w:type="dxa" w:w="1701"/>
+          </w:tcPr>
+          <w:p>
+            <w:pPr>
+              <w:ind w:firstLine="0"/>
+            </w:pPr>
+            <w:r>
+              <w:rPr>
+                <w:rFonts w:ascii="Times New Roman" w:hAnsi="Times New Roman" w:eastAsia="宋体"/>
+                <w:sz w:val="20"/>
+              </w:rPr>
+            </w:r>
+          </w:p>
+        </w:tc>
+        <w:tc>
+          <w:tcPr>
+            <w:tcW w:type="dxa" w:w="2394"/>
           </w:tcPr>
           <w:p>
             <w:pPr>
@@ -2875,7 +2875,7 @@
       <w:tr>
         <w:tc>
           <w:tcPr>
-            <w:tcW w:type="dxa" w:w="1440"/>
+            <w:tcW w:type="dxa" w:w="1701"/>
           </w:tcPr>
           <w:p>
             <w:pPr>
@@ -2892,7 +2892,7 @@
         </w:tc>
         <w:tc>
           <w:tcPr>
-            <w:tcW w:type="dxa" w:w="4463"/>
+            <w:tcW w:type="dxa" w:w="3906"/>
           </w:tcPr>
           <w:p>
             <w:pPr>
@@ -2909,7 +2909,7 @@
         </w:tc>
         <w:tc>
           <w:tcPr>
-            <w:tcW w:type="dxa" w:w="432"/>
+            <w:tcW w:type="dxa" w:w="1701"/>
           </w:tcPr>
           <w:p>
             <w:pPr>
@@ -2926,23 +2926,23 @@
         </w:tc>
         <w:tc>
           <w:tcPr>
-            <w:tcW w:type="dxa" w:w="864"/>
-          </w:tcPr>
-          <w:p>
-            <w:pPr>
-              <w:ind w:firstLine="0"/>
-            </w:pPr>
-            <w:r>
-              <w:rPr>
-                <w:rFonts w:ascii="Times New Roman" w:hAnsi="Times New Roman" w:eastAsia="宋体"/>
-                <w:sz w:val="20"/>
-              </w:rPr>
-            </w:r>
-          </w:p>
-        </w:tc>
-        <w:tc>
-          <w:tcPr>
-            <w:tcW w:type="dxa" w:w="1872"/>
+            <w:tcW w:type="dxa" w:w="1701"/>
+          </w:tcPr>
+          <w:p>
+            <w:pPr>
+              <w:ind w:firstLine="0"/>
+            </w:pPr>
+            <w:r>
+              <w:rPr>
+                <w:rFonts w:ascii="Times New Roman" w:hAnsi="Times New Roman" w:eastAsia="宋体"/>
+                <w:sz w:val="20"/>
+              </w:rPr>
+            </w:r>
+          </w:p>
+        </w:tc>
+        <w:tc>
+          <w:tcPr>
+            <w:tcW w:type="dxa" w:w="2394"/>
           </w:tcPr>
           <w:p>
             <w:pPr>
@@ -2986,7 +2986,7 @@
       <w:tr>
         <w:tc>
           <w:tcPr>
-            <w:tcW w:type="dxa" w:w="2129"/>
+            <w:tcW w:type="dxa" w:w="1863"/>
           </w:tcPr>
           <w:p>
             <w:pPr>
@@ -3004,7 +3004,7 @@
         </w:tc>
         <w:tc>
           <w:tcPr>
-            <w:tcW w:type="dxa" w:w="4721"/>
+            <w:tcW w:type="dxa" w:w="4130"/>
           </w:tcPr>
           <w:p>
             <w:pPr>
@@ -3022,7 +3022,7 @@
         </w:tc>
         <w:tc>
           <w:tcPr>
-            <w:tcW w:type="dxa" w:w="278"/>
+            <w:tcW w:type="dxa" w:w="1701"/>
           </w:tcPr>
           <w:p>
             <w:pPr>
@@ -3040,7 +3040,7 @@
         </w:tc>
         <w:tc>
           <w:tcPr>
-            <w:tcW w:type="dxa" w:w="555"/>
+            <w:tcW w:type="dxa" w:w="1701"/>
           </w:tcPr>
           <w:p>
             <w:pPr>
@@ -3058,7 +3058,7 @@
         </w:tc>
         <w:tc>
           <w:tcPr>
-            <w:tcW w:type="dxa" w:w="1388"/>
+            <w:tcW w:type="dxa" w:w="2025"/>
           </w:tcPr>
           <w:p>
             <w:pPr>
@@ -3078,7 +3078,7 @@
       <w:tr>
         <w:tc>
           <w:tcPr>
-            <w:tcW w:type="dxa" w:w="2129"/>
+            <w:tcW w:type="dxa" w:w="1863"/>
           </w:tcPr>
           <w:p>
             <w:pPr>
@@ -3095,7 +3095,7 @@
         </w:tc>
         <w:tc>
           <w:tcPr>
-            <w:tcW w:type="dxa" w:w="4721"/>
+            <w:tcW w:type="dxa" w:w="4130"/>
           </w:tcPr>
           <w:p>
             <w:pPr>
@@ -3112,7 +3112,7 @@
         </w:tc>
         <w:tc>
           <w:tcPr>
-            <w:tcW w:type="dxa" w:w="278"/>
+            <w:tcW w:type="dxa" w:w="1701"/>
           </w:tcPr>
           <w:p>
             <w:pPr>
@@ -3129,7 +3129,7 @@
         </w:tc>
         <w:tc>
           <w:tcPr>
-            <w:tcW w:type="dxa" w:w="555"/>
+            <w:tcW w:type="dxa" w:w="1701"/>
           </w:tcPr>
           <w:p>
             <w:pPr>
@@ -3146,7 +3146,7 @@
         </w:tc>
         <w:tc>
           <w:tcPr>
-            <w:tcW w:type="dxa" w:w="1388"/>
+            <w:tcW w:type="dxa" w:w="2025"/>
           </w:tcPr>
           <w:p>
             <w:pPr>
@@ -3165,7 +3165,7 @@
       <w:tr>
         <w:tc>
           <w:tcPr>
-            <w:tcW w:type="dxa" w:w="2129"/>
+            <w:tcW w:type="dxa" w:w="1863"/>
           </w:tcPr>
           <w:p>
             <w:pPr>
@@ -3182,7 +3182,7 @@
         </w:tc>
         <w:tc>
           <w:tcPr>
-            <w:tcW w:type="dxa" w:w="4721"/>
+            <w:tcW w:type="dxa" w:w="4130"/>
           </w:tcPr>
           <w:p>
             <w:pPr>
@@ -3199,7 +3199,7 @@
         </w:tc>
         <w:tc>
           <w:tcPr>
-            <w:tcW w:type="dxa" w:w="278"/>
+            <w:tcW w:type="dxa" w:w="1701"/>
           </w:tcPr>
           <w:p>
             <w:pPr>
@@ -3216,23 +3216,23 @@
         </w:tc>
         <w:tc>
           <w:tcPr>
-            <w:tcW w:type="dxa" w:w="555"/>
-          </w:tcPr>
-          <w:p>
-            <w:pPr>
-              <w:ind w:firstLine="0"/>
-            </w:pPr>
-            <w:r>
-              <w:rPr>
-                <w:rFonts w:ascii="Times New Roman" w:hAnsi="Times New Roman" w:eastAsia="宋体"/>
-                <w:sz w:val="20"/>
-              </w:rPr>
-            </w:r>
-          </w:p>
-        </w:tc>
-        <w:tc>
-          <w:tcPr>
-            <w:tcW w:type="dxa" w:w="1388"/>
+            <w:tcW w:type="dxa" w:w="1701"/>
+          </w:tcPr>
+          <w:p>
+            <w:pPr>
+              <w:ind w:firstLine="0"/>
+            </w:pPr>
+            <w:r>
+              <w:rPr>
+                <w:rFonts w:ascii="Times New Roman" w:hAnsi="Times New Roman" w:eastAsia="宋体"/>
+                <w:sz w:val="20"/>
+              </w:rPr>
+            </w:r>
+          </w:p>
+        </w:tc>
+        <w:tc>
+          <w:tcPr>
+            <w:tcW w:type="dxa" w:w="2025"/>
           </w:tcPr>
           <w:p>
             <w:pPr>
@@ -3251,7 +3251,7 @@
       <w:tr>
         <w:tc>
           <w:tcPr>
-            <w:tcW w:type="dxa" w:w="2129"/>
+            <w:tcW w:type="dxa" w:w="1863"/>
           </w:tcPr>
           <w:p>
             <w:pPr>
@@ -3268,7 +3268,7 @@
         </w:tc>
         <w:tc>
           <w:tcPr>
-            <w:tcW w:type="dxa" w:w="4721"/>
+            <w:tcW w:type="dxa" w:w="4130"/>
           </w:tcPr>
           <w:p>
             <w:pPr>
@@ -3285,7 +3285,7 @@
         </w:tc>
         <w:tc>
           <w:tcPr>
-            <w:tcW w:type="dxa" w:w="278"/>
+            <w:tcW w:type="dxa" w:w="1701"/>
           </w:tcPr>
           <w:p>
             <w:pPr>
@@ -3302,23 +3302,23 @@
         </w:tc>
         <w:tc>
           <w:tcPr>
-            <w:tcW w:type="dxa" w:w="555"/>
-          </w:tcPr>
-          <w:p>
-            <w:pPr>
-              <w:ind w:firstLine="0"/>
-            </w:pPr>
-            <w:r>
-              <w:rPr>
-                <w:rFonts w:ascii="Times New Roman" w:hAnsi="Times New Roman" w:eastAsia="宋体"/>
-                <w:sz w:val="20"/>
-              </w:rPr>
-            </w:r>
-          </w:p>
-        </w:tc>
-        <w:tc>
-          <w:tcPr>
-            <w:tcW w:type="dxa" w:w="1388"/>
+            <w:tcW w:type="dxa" w:w="1701"/>
+          </w:tcPr>
+          <w:p>
+            <w:pPr>
+              <w:ind w:firstLine="0"/>
+            </w:pPr>
+            <w:r>
+              <w:rPr>
+                <w:rFonts w:ascii="Times New Roman" w:hAnsi="Times New Roman" w:eastAsia="宋体"/>
+                <w:sz w:val="20"/>
+              </w:rPr>
+            </w:r>
+          </w:p>
+        </w:tc>
+        <w:tc>
+          <w:tcPr>
+            <w:tcW w:type="dxa" w:w="2025"/>
           </w:tcPr>
           <w:p>
             <w:pPr>
@@ -3337,7 +3337,7 @@
       <w:tr>
         <w:tc>
           <w:tcPr>
-            <w:tcW w:type="dxa" w:w="2129"/>
+            <w:tcW w:type="dxa" w:w="1863"/>
           </w:tcPr>
           <w:p>
             <w:pPr>
@@ -3354,7 +3354,7 @@
         </w:tc>
         <w:tc>
           <w:tcPr>
-            <w:tcW w:type="dxa" w:w="4721"/>
+            <w:tcW w:type="dxa" w:w="4130"/>
           </w:tcPr>
           <w:p>
             <w:pPr>
@@ -3371,7 +3371,7 @@
         </w:tc>
         <w:tc>
           <w:tcPr>
-            <w:tcW w:type="dxa" w:w="278"/>
+            <w:tcW w:type="dxa" w:w="1701"/>
           </w:tcPr>
           <w:p>
             <w:pPr>
@@ -3388,23 +3388,23 @@
         </w:tc>
         <w:tc>
           <w:tcPr>
-            <w:tcW w:type="dxa" w:w="555"/>
-          </w:tcPr>
-          <w:p>
-            <w:pPr>
-              <w:ind w:firstLine="0"/>
-            </w:pPr>
-            <w:r>
-              <w:rPr>
-                <w:rFonts w:ascii="Times New Roman" w:hAnsi="Times New Roman" w:eastAsia="宋体"/>
-                <w:sz w:val="20"/>
-              </w:rPr>
-            </w:r>
-          </w:p>
-        </w:tc>
-        <w:tc>
-          <w:tcPr>
-            <w:tcW w:type="dxa" w:w="1388"/>
+            <w:tcW w:type="dxa" w:w="1701"/>
+          </w:tcPr>
+          <w:p>
+            <w:pPr>
+              <w:ind w:firstLine="0"/>
+            </w:pPr>
+            <w:r>
+              <w:rPr>
+                <w:rFonts w:ascii="Times New Roman" w:hAnsi="Times New Roman" w:eastAsia="宋体"/>
+                <w:sz w:val="20"/>
+              </w:rPr>
+            </w:r>
+          </w:p>
+        </w:tc>
+        <w:tc>
+          <w:tcPr>
+            <w:tcW w:type="dxa" w:w="2025"/>
           </w:tcPr>
           <w:p>
             <w:pPr>
@@ -3423,7 +3423,7 @@
       <w:tr>
         <w:tc>
           <w:tcPr>
-            <w:tcW w:type="dxa" w:w="2129"/>
+            <w:tcW w:type="dxa" w:w="1863"/>
           </w:tcPr>
           <w:p>
             <w:pPr>
@@ -3440,7 +3440,7 @@
         </w:tc>
         <w:tc>
           <w:tcPr>
-            <w:tcW w:type="dxa" w:w="4721"/>
+            <w:tcW w:type="dxa" w:w="4130"/>
           </w:tcPr>
           <w:p>
             <w:pPr>
@@ -3457,7 +3457,7 @@
         </w:tc>
         <w:tc>
           <w:tcPr>
-            <w:tcW w:type="dxa" w:w="278"/>
+            <w:tcW w:type="dxa" w:w="1701"/>
           </w:tcPr>
           <w:p>
             <w:pPr>
@@ -3474,23 +3474,23 @@
         </w:tc>
         <w:tc>
           <w:tcPr>
-            <w:tcW w:type="dxa" w:w="555"/>
-          </w:tcPr>
-          <w:p>
-            <w:pPr>
-              <w:ind w:firstLine="0"/>
-            </w:pPr>
-            <w:r>
-              <w:rPr>
-                <w:rFonts w:ascii="Times New Roman" w:hAnsi="Times New Roman" w:eastAsia="宋体"/>
-                <w:sz w:val="20"/>
-              </w:rPr>
-            </w:r>
-          </w:p>
-        </w:tc>
-        <w:tc>
-          <w:tcPr>
-            <w:tcW w:type="dxa" w:w="1388"/>
+            <w:tcW w:type="dxa" w:w="1701"/>
+          </w:tcPr>
+          <w:p>
+            <w:pPr>
+              <w:ind w:firstLine="0"/>
+            </w:pPr>
+            <w:r>
+              <w:rPr>
+                <w:rFonts w:ascii="Times New Roman" w:hAnsi="Times New Roman" w:eastAsia="宋体"/>
+                <w:sz w:val="20"/>
+              </w:rPr>
+            </w:r>
+          </w:p>
+        </w:tc>
+        <w:tc>
+          <w:tcPr>
+            <w:tcW w:type="dxa" w:w="2025"/>
           </w:tcPr>
           <w:p>
             <w:pPr>
@@ -3509,7 +3509,7 @@
       <w:tr>
         <w:tc>
           <w:tcPr>
-            <w:tcW w:type="dxa" w:w="2129"/>
+            <w:tcW w:type="dxa" w:w="1863"/>
           </w:tcPr>
           <w:p>
             <w:pPr>
@@ -3526,7 +3526,7 @@
         </w:tc>
         <w:tc>
           <w:tcPr>
-            <w:tcW w:type="dxa" w:w="4721"/>
+            <w:tcW w:type="dxa" w:w="4130"/>
           </w:tcPr>
           <w:p>
             <w:pPr>
@@ -3543,7 +3543,7 @@
         </w:tc>
         <w:tc>
           <w:tcPr>
-            <w:tcW w:type="dxa" w:w="278"/>
+            <w:tcW w:type="dxa" w:w="1701"/>
           </w:tcPr>
           <w:p>
             <w:pPr>
@@ -3560,23 +3560,23 @@
         </w:tc>
         <w:tc>
           <w:tcPr>
-            <w:tcW w:type="dxa" w:w="555"/>
-          </w:tcPr>
-          <w:p>
-            <w:pPr>
-              <w:ind w:firstLine="0"/>
-            </w:pPr>
-            <w:r>
-              <w:rPr>
-                <w:rFonts w:ascii="Times New Roman" w:hAnsi="Times New Roman" w:eastAsia="宋体"/>
-                <w:sz w:val="20"/>
-              </w:rPr>
-            </w:r>
-          </w:p>
-        </w:tc>
-        <w:tc>
-          <w:tcPr>
-            <w:tcW w:type="dxa" w:w="1388"/>
+            <w:tcW w:type="dxa" w:w="1701"/>
+          </w:tcPr>
+          <w:p>
+            <w:pPr>
+              <w:ind w:firstLine="0"/>
+            </w:pPr>
+            <w:r>
+              <w:rPr>
+                <w:rFonts w:ascii="Times New Roman" w:hAnsi="Times New Roman" w:eastAsia="宋体"/>
+                <w:sz w:val="20"/>
+              </w:rPr>
+            </w:r>
+          </w:p>
+        </w:tc>
+        <w:tc>
+          <w:tcPr>
+            <w:tcW w:type="dxa" w:w="2025"/>
           </w:tcPr>
           <w:p>
             <w:pPr>
@@ -3595,7 +3595,7 @@
       <w:tr>
         <w:tc>
           <w:tcPr>
-            <w:tcW w:type="dxa" w:w="2129"/>
+            <w:tcW w:type="dxa" w:w="1863"/>
           </w:tcPr>
           <w:p>
             <w:pPr>
@@ -3612,7 +3612,7 @@
         </w:tc>
         <w:tc>
           <w:tcPr>
-            <w:tcW w:type="dxa" w:w="4721"/>
+            <w:tcW w:type="dxa" w:w="4130"/>
           </w:tcPr>
           <w:p>
             <w:pPr>
@@ -3629,7 +3629,7 @@
         </w:tc>
         <w:tc>
           <w:tcPr>
-            <w:tcW w:type="dxa" w:w="278"/>
+            <w:tcW w:type="dxa" w:w="1701"/>
           </w:tcPr>
           <w:p>
             <w:pPr>
@@ -3646,23 +3646,23 @@
         </w:tc>
         <w:tc>
           <w:tcPr>
-            <w:tcW w:type="dxa" w:w="555"/>
-          </w:tcPr>
-          <w:p>
-            <w:pPr>
-              <w:ind w:firstLine="0"/>
-            </w:pPr>
-            <w:r>
-              <w:rPr>
-                <w:rFonts w:ascii="Times New Roman" w:hAnsi="Times New Roman" w:eastAsia="宋体"/>
-                <w:sz w:val="20"/>
-              </w:rPr>
-            </w:r>
-          </w:p>
-        </w:tc>
-        <w:tc>
-          <w:tcPr>
-            <w:tcW w:type="dxa" w:w="1388"/>
+            <w:tcW w:type="dxa" w:w="1701"/>
+          </w:tcPr>
+          <w:p>
+            <w:pPr>
+              <w:ind w:firstLine="0"/>
+            </w:pPr>
+            <w:r>
+              <w:rPr>
+                <w:rFonts w:ascii="Times New Roman" w:hAnsi="Times New Roman" w:eastAsia="宋体"/>
+                <w:sz w:val="20"/>
+              </w:rPr>
+            </w:r>
+          </w:p>
+        </w:tc>
+        <w:tc>
+          <w:tcPr>
+            <w:tcW w:type="dxa" w:w="2025"/>
           </w:tcPr>
           <w:p>
             <w:pPr>
@@ -3681,7 +3681,7 @@
       <w:tr>
         <w:tc>
           <w:tcPr>
-            <w:tcW w:type="dxa" w:w="2129"/>
+            <w:tcW w:type="dxa" w:w="1863"/>
           </w:tcPr>
           <w:p>
             <w:pPr>
@@ -3698,7 +3698,7 @@
         </w:tc>
         <w:tc>
           <w:tcPr>
-            <w:tcW w:type="dxa" w:w="4721"/>
+            <w:tcW w:type="dxa" w:w="4130"/>
           </w:tcPr>
           <w:p>
             <w:pPr>
@@ -3715,7 +3715,7 @@
         </w:tc>
         <w:tc>
           <w:tcPr>
-            <w:tcW w:type="dxa" w:w="278"/>
+            <w:tcW w:type="dxa" w:w="1701"/>
           </w:tcPr>
           <w:p>
             <w:pPr>
@@ -3732,23 +3732,23 @@
         </w:tc>
         <w:tc>
           <w:tcPr>
-            <w:tcW w:type="dxa" w:w="555"/>
-          </w:tcPr>
-          <w:p>
-            <w:pPr>
-              <w:ind w:firstLine="0"/>
-            </w:pPr>
-            <w:r>
-              <w:rPr>
-                <w:rFonts w:ascii="Times New Roman" w:hAnsi="Times New Roman" w:eastAsia="宋体"/>
-                <w:sz w:val="20"/>
-              </w:rPr>
-            </w:r>
-          </w:p>
-        </w:tc>
-        <w:tc>
-          <w:tcPr>
-            <w:tcW w:type="dxa" w:w="1388"/>
+            <w:tcW w:type="dxa" w:w="1701"/>
+          </w:tcPr>
+          <w:p>
+            <w:pPr>
+              <w:ind w:firstLine="0"/>
+            </w:pPr>
+            <w:r>
+              <w:rPr>
+                <w:rFonts w:ascii="Times New Roman" w:hAnsi="Times New Roman" w:eastAsia="宋体"/>
+                <w:sz w:val="20"/>
+              </w:rPr>
+            </w:r>
+          </w:p>
+        </w:tc>
+        <w:tc>
+          <w:tcPr>
+            <w:tcW w:type="dxa" w:w="2025"/>
           </w:tcPr>
           <w:p>
             <w:pPr>
@@ -3767,7 +3767,7 @@
       <w:tr>
         <w:tc>
           <w:tcPr>
-            <w:tcW w:type="dxa" w:w="2129"/>
+            <w:tcW w:type="dxa" w:w="1863"/>
           </w:tcPr>
           <w:p>
             <w:pPr>
@@ -3784,7 +3784,7 @@
         </w:tc>
         <w:tc>
           <w:tcPr>
-            <w:tcW w:type="dxa" w:w="4721"/>
+            <w:tcW w:type="dxa" w:w="4130"/>
           </w:tcPr>
           <w:p>
             <w:pPr>
@@ -3801,7 +3801,7 @@
         </w:tc>
         <w:tc>
           <w:tcPr>
-            <w:tcW w:type="dxa" w:w="278"/>
+            <w:tcW w:type="dxa" w:w="1701"/>
           </w:tcPr>
           <w:p>
             <w:pPr>
@@ -3818,23 +3818,23 @@
         </w:tc>
         <w:tc>
           <w:tcPr>
-            <w:tcW w:type="dxa" w:w="555"/>
-          </w:tcPr>
-          <w:p>
-            <w:pPr>
-              <w:ind w:firstLine="0"/>
-            </w:pPr>
-            <w:r>
-              <w:rPr>
-                <w:rFonts w:ascii="Times New Roman" w:hAnsi="Times New Roman" w:eastAsia="宋体"/>
-                <w:sz w:val="20"/>
-              </w:rPr>
-            </w:r>
-          </w:p>
-        </w:tc>
-        <w:tc>
-          <w:tcPr>
-            <w:tcW w:type="dxa" w:w="1388"/>
+            <w:tcW w:type="dxa" w:w="1701"/>
+          </w:tcPr>
+          <w:p>
+            <w:pPr>
+              <w:ind w:firstLine="0"/>
+            </w:pPr>
+            <w:r>
+              <w:rPr>
+                <w:rFonts w:ascii="Times New Roman" w:hAnsi="Times New Roman" w:eastAsia="宋体"/>
+                <w:sz w:val="20"/>
+              </w:rPr>
+            </w:r>
+          </w:p>
+        </w:tc>
+        <w:tc>
+          <w:tcPr>
+            <w:tcW w:type="dxa" w:w="2025"/>
           </w:tcPr>
           <w:p>
             <w:pPr>
@@ -3853,7 +3853,7 @@
       <w:tr>
         <w:tc>
           <w:tcPr>
-            <w:tcW w:type="dxa" w:w="2129"/>
+            <w:tcW w:type="dxa" w:w="1863"/>
           </w:tcPr>
           <w:p>
             <w:pPr>
@@ -3870,7 +3870,7 @@
         </w:tc>
         <w:tc>
           <w:tcPr>
-            <w:tcW w:type="dxa" w:w="4721"/>
+            <w:tcW w:type="dxa" w:w="4130"/>
           </w:tcPr>
           <w:p>
             <w:pPr>
@@ -3887,7 +3887,7 @@
         </w:tc>
         <w:tc>
           <w:tcPr>
-            <w:tcW w:type="dxa" w:w="278"/>
+            <w:tcW w:type="dxa" w:w="1701"/>
           </w:tcPr>
           <w:p>
             <w:pPr>
@@ -3904,23 +3904,23 @@
         </w:tc>
         <w:tc>
           <w:tcPr>
-            <w:tcW w:type="dxa" w:w="555"/>
-          </w:tcPr>
-          <w:p>
-            <w:pPr>
-              <w:ind w:firstLine="0"/>
-            </w:pPr>
-            <w:r>
-              <w:rPr>
-                <w:rFonts w:ascii="Times New Roman" w:hAnsi="Times New Roman" w:eastAsia="宋体"/>
-                <w:sz w:val="20"/>
-              </w:rPr>
-            </w:r>
-          </w:p>
-        </w:tc>
-        <w:tc>
-          <w:tcPr>
-            <w:tcW w:type="dxa" w:w="1388"/>
+            <w:tcW w:type="dxa" w:w="1701"/>
+          </w:tcPr>
+          <w:p>
+            <w:pPr>
+              <w:ind w:firstLine="0"/>
+            </w:pPr>
+            <w:r>
+              <w:rPr>
+                <w:rFonts w:ascii="Times New Roman" w:hAnsi="Times New Roman" w:eastAsia="宋体"/>
+                <w:sz w:val="20"/>
+              </w:rPr>
+            </w:r>
+          </w:p>
+        </w:tc>
+        <w:tc>
+          <w:tcPr>
+            <w:tcW w:type="dxa" w:w="2025"/>
           </w:tcPr>
           <w:p>
             <w:pPr>
@@ -3939,7 +3939,7 @@
       <w:tr>
         <w:tc>
           <w:tcPr>
-            <w:tcW w:type="dxa" w:w="2129"/>
+            <w:tcW w:type="dxa" w:w="1863"/>
           </w:tcPr>
           <w:p>
             <w:pPr>
@@ -3956,7 +3956,7 @@
         </w:tc>
         <w:tc>
           <w:tcPr>
-            <w:tcW w:type="dxa" w:w="4721"/>
+            <w:tcW w:type="dxa" w:w="4130"/>
           </w:tcPr>
           <w:p>
             <w:pPr>
@@ -3973,7 +3973,7 @@
         </w:tc>
         <w:tc>
           <w:tcPr>
-            <w:tcW w:type="dxa" w:w="278"/>
+            <w:tcW w:type="dxa" w:w="1701"/>
           </w:tcPr>
           <w:p>
             <w:pPr>
@@ -3990,23 +3990,23 @@
         </w:tc>
         <w:tc>
           <w:tcPr>
-            <w:tcW w:type="dxa" w:w="555"/>
-          </w:tcPr>
-          <w:p>
-            <w:pPr>
-              <w:ind w:firstLine="0"/>
-            </w:pPr>
-            <w:r>
-              <w:rPr>
-                <w:rFonts w:ascii="Times New Roman" w:hAnsi="Times New Roman" w:eastAsia="宋体"/>
-                <w:sz w:val="20"/>
-              </w:rPr>
-            </w:r>
-          </w:p>
-        </w:tc>
-        <w:tc>
-          <w:tcPr>
-            <w:tcW w:type="dxa" w:w="1388"/>
+            <w:tcW w:type="dxa" w:w="1701"/>
+          </w:tcPr>
+          <w:p>
+            <w:pPr>
+              <w:ind w:firstLine="0"/>
+            </w:pPr>
+            <w:r>
+              <w:rPr>
+                <w:rFonts w:ascii="Times New Roman" w:hAnsi="Times New Roman" w:eastAsia="宋体"/>
+                <w:sz w:val="20"/>
+              </w:rPr>
+            </w:r>
+          </w:p>
+        </w:tc>
+        <w:tc>
+          <w:tcPr>
+            <w:tcW w:type="dxa" w:w="2025"/>
           </w:tcPr>
           <w:p>
             <w:pPr>
@@ -4025,7 +4025,7 @@
       <w:tr>
         <w:tc>
           <w:tcPr>
-            <w:tcW w:type="dxa" w:w="2129"/>
+            <w:tcW w:type="dxa" w:w="1863"/>
           </w:tcPr>
           <w:p>
             <w:pPr>
@@ -4042,7 +4042,7 @@
         </w:tc>
         <w:tc>
           <w:tcPr>
-            <w:tcW w:type="dxa" w:w="4721"/>
+            <w:tcW w:type="dxa" w:w="4130"/>
           </w:tcPr>
           <w:p>
             <w:pPr>
@@ -4059,7 +4059,7 @@
         </w:tc>
         <w:tc>
           <w:tcPr>
-            <w:tcW w:type="dxa" w:w="278"/>
+            <w:tcW w:type="dxa" w:w="1701"/>
           </w:tcPr>
           <w:p>
             <w:pPr>
@@ -4076,23 +4076,23 @@
         </w:tc>
         <w:tc>
           <w:tcPr>
-            <w:tcW w:type="dxa" w:w="555"/>
-          </w:tcPr>
-          <w:p>
-            <w:pPr>
-              <w:ind w:firstLine="0"/>
-            </w:pPr>
-            <w:r>
-              <w:rPr>
-                <w:rFonts w:ascii="Times New Roman" w:hAnsi="Times New Roman" w:eastAsia="宋体"/>
-                <w:sz w:val="20"/>
-              </w:rPr>
-            </w:r>
-          </w:p>
-        </w:tc>
-        <w:tc>
-          <w:tcPr>
-            <w:tcW w:type="dxa" w:w="1388"/>
+            <w:tcW w:type="dxa" w:w="1701"/>
+          </w:tcPr>
+          <w:p>
+            <w:pPr>
+              <w:ind w:firstLine="0"/>
+            </w:pPr>
+            <w:r>
+              <w:rPr>
+                <w:rFonts w:ascii="Times New Roman" w:hAnsi="Times New Roman" w:eastAsia="宋体"/>
+                <w:sz w:val="20"/>
+              </w:rPr>
+            </w:r>
+          </w:p>
+        </w:tc>
+        <w:tc>
+          <w:tcPr>
+            <w:tcW w:type="dxa" w:w="2025"/>
           </w:tcPr>
           <w:p>
             <w:pPr>
@@ -4111,7 +4111,7 @@
       <w:tr>
         <w:tc>
           <w:tcPr>
-            <w:tcW w:type="dxa" w:w="2129"/>
+            <w:tcW w:type="dxa" w:w="1863"/>
           </w:tcPr>
           <w:p>
             <w:pPr>
@@ -4128,7 +4128,7 @@
         </w:tc>
         <w:tc>
           <w:tcPr>
-            <w:tcW w:type="dxa" w:w="4721"/>
+            <w:tcW w:type="dxa" w:w="4130"/>
           </w:tcPr>
           <w:p>
             <w:pPr>
@@ -4145,7 +4145,7 @@
         </w:tc>
         <w:tc>
           <w:tcPr>
-            <w:tcW w:type="dxa" w:w="278"/>
+            <w:tcW w:type="dxa" w:w="1701"/>
           </w:tcPr>
           <w:p>
             <w:pPr>
@@ -4162,23 +4162,23 @@
         </w:tc>
         <w:tc>
           <w:tcPr>
-            <w:tcW w:type="dxa" w:w="555"/>
-          </w:tcPr>
-          <w:p>
-            <w:pPr>
-              <w:ind w:firstLine="0"/>
-            </w:pPr>
-            <w:r>
-              <w:rPr>
-                <w:rFonts w:ascii="Times New Roman" w:hAnsi="Times New Roman" w:eastAsia="宋体"/>
-                <w:sz w:val="20"/>
-              </w:rPr>
-            </w:r>
-          </w:p>
-        </w:tc>
-        <w:tc>
-          <w:tcPr>
-            <w:tcW w:type="dxa" w:w="1388"/>
+            <w:tcW w:type="dxa" w:w="1701"/>
+          </w:tcPr>
+          <w:p>
+            <w:pPr>
+              <w:ind w:firstLine="0"/>
+            </w:pPr>
+            <w:r>
+              <w:rPr>
+                <w:rFonts w:ascii="Times New Roman" w:hAnsi="Times New Roman" w:eastAsia="宋体"/>
+                <w:sz w:val="20"/>
+              </w:rPr>
+            </w:r>
+          </w:p>
+        </w:tc>
+        <w:tc>
+          <w:tcPr>
+            <w:tcW w:type="dxa" w:w="2025"/>
           </w:tcPr>
           <w:p>
             <w:pPr>
@@ -4197,7 +4197,7 @@
       <w:tr>
         <w:tc>
           <w:tcPr>
-            <w:tcW w:type="dxa" w:w="2129"/>
+            <w:tcW w:type="dxa" w:w="1863"/>
           </w:tcPr>
           <w:p>
             <w:pPr>
@@ -4214,7 +4214,7 @@
         </w:tc>
         <w:tc>
           <w:tcPr>
-            <w:tcW w:type="dxa" w:w="4721"/>
+            <w:tcW w:type="dxa" w:w="4130"/>
           </w:tcPr>
           <w:p>
             <w:pPr>
@@ -4231,7 +4231,7 @@
         </w:tc>
         <w:tc>
           <w:tcPr>
-            <w:tcW w:type="dxa" w:w="278"/>
+            <w:tcW w:type="dxa" w:w="1701"/>
           </w:tcPr>
           <w:p>
             <w:pPr>
@@ -4248,23 +4248,23 @@
         </w:tc>
         <w:tc>
           <w:tcPr>
-            <w:tcW w:type="dxa" w:w="555"/>
-          </w:tcPr>
-          <w:p>
-            <w:pPr>
-              <w:ind w:firstLine="0"/>
-            </w:pPr>
-            <w:r>
-              <w:rPr>
-                <w:rFonts w:ascii="Times New Roman" w:hAnsi="Times New Roman" w:eastAsia="宋体"/>
-                <w:sz w:val="20"/>
-              </w:rPr>
-            </w:r>
-          </w:p>
-        </w:tc>
-        <w:tc>
-          <w:tcPr>
-            <w:tcW w:type="dxa" w:w="1388"/>
+            <w:tcW w:type="dxa" w:w="1701"/>
+          </w:tcPr>
+          <w:p>
+            <w:pPr>
+              <w:ind w:firstLine="0"/>
+            </w:pPr>
+            <w:r>
+              <w:rPr>
+                <w:rFonts w:ascii="Times New Roman" w:hAnsi="Times New Roman" w:eastAsia="宋体"/>
+                <w:sz w:val="20"/>
+              </w:rPr>
+            </w:r>
+          </w:p>
+        </w:tc>
+        <w:tc>
+          <w:tcPr>
+            <w:tcW w:type="dxa" w:w="2025"/>
           </w:tcPr>
           <w:p>
             <w:pPr>
@@ -4283,7 +4283,7 @@
       <w:tr>
         <w:tc>
           <w:tcPr>
-            <w:tcW w:type="dxa" w:w="2129"/>
+            <w:tcW w:type="dxa" w:w="1863"/>
           </w:tcPr>
           <w:p>
             <w:pPr>
@@ -4300,7 +4300,7 @@
         </w:tc>
         <w:tc>
           <w:tcPr>
-            <w:tcW w:type="dxa" w:w="4721"/>
+            <w:tcW w:type="dxa" w:w="4130"/>
           </w:tcPr>
           <w:p>
             <w:pPr>
@@ -4317,7 +4317,7 @@
         </w:tc>
         <w:tc>
           <w:tcPr>
-            <w:tcW w:type="dxa" w:w="278"/>
+            <w:tcW w:type="dxa" w:w="1701"/>
           </w:tcPr>
           <w:p>
             <w:pPr>
@@ -4334,23 +4334,23 @@
         </w:tc>
         <w:tc>
           <w:tcPr>
-            <w:tcW w:type="dxa" w:w="555"/>
-          </w:tcPr>
-          <w:p>
-            <w:pPr>
-              <w:ind w:firstLine="0"/>
-            </w:pPr>
-            <w:r>
-              <w:rPr>
-                <w:rFonts w:ascii="Times New Roman" w:hAnsi="Times New Roman" w:eastAsia="宋体"/>
-                <w:sz w:val="20"/>
-              </w:rPr>
-            </w:r>
-          </w:p>
-        </w:tc>
-        <w:tc>
-          <w:tcPr>
-            <w:tcW w:type="dxa" w:w="1388"/>
+            <w:tcW w:type="dxa" w:w="1701"/>
+          </w:tcPr>
+          <w:p>
+            <w:pPr>
+              <w:ind w:firstLine="0"/>
+            </w:pPr>
+            <w:r>
+              <w:rPr>
+                <w:rFonts w:ascii="Times New Roman" w:hAnsi="Times New Roman" w:eastAsia="宋体"/>
+                <w:sz w:val="20"/>
+              </w:rPr>
+            </w:r>
+          </w:p>
+        </w:tc>
+        <w:tc>
+          <w:tcPr>
+            <w:tcW w:type="dxa" w:w="2025"/>
           </w:tcPr>
           <w:p>
             <w:pPr>
@@ -4369,7 +4369,7 @@
       <w:tr>
         <w:tc>
           <w:tcPr>
-            <w:tcW w:type="dxa" w:w="2129"/>
+            <w:tcW w:type="dxa" w:w="1863"/>
           </w:tcPr>
           <w:p>
             <w:pPr>
@@ -4386,7 +4386,7 @@
         </w:tc>
         <w:tc>
           <w:tcPr>
-            <w:tcW w:type="dxa" w:w="4721"/>
+            <w:tcW w:type="dxa" w:w="4130"/>
           </w:tcPr>
           <w:p>
             <w:pPr>
@@ -4403,7 +4403,7 @@
         </w:tc>
         <w:tc>
           <w:tcPr>
-            <w:tcW w:type="dxa" w:w="278"/>
+            <w:tcW w:type="dxa" w:w="1701"/>
           </w:tcPr>
           <w:p>
             <w:pPr>
@@ -4420,23 +4420,23 @@
         </w:tc>
         <w:tc>
           <w:tcPr>
-            <w:tcW w:type="dxa" w:w="555"/>
-          </w:tcPr>
-          <w:p>
-            <w:pPr>
-              <w:ind w:firstLine="0"/>
-            </w:pPr>
-            <w:r>
-              <w:rPr>
-                <w:rFonts w:ascii="Times New Roman" w:hAnsi="Times New Roman" w:eastAsia="宋体"/>
-                <w:sz w:val="20"/>
-              </w:rPr>
-            </w:r>
-          </w:p>
-        </w:tc>
-        <w:tc>
-          <w:tcPr>
-            <w:tcW w:type="dxa" w:w="1388"/>
+            <w:tcW w:type="dxa" w:w="1701"/>
+          </w:tcPr>
+          <w:p>
+            <w:pPr>
+              <w:ind w:firstLine="0"/>
+            </w:pPr>
+            <w:r>
+              <w:rPr>
+                <w:rFonts w:ascii="Times New Roman" w:hAnsi="Times New Roman" w:eastAsia="宋体"/>
+                <w:sz w:val="20"/>
+              </w:rPr>
+            </w:r>
+          </w:p>
+        </w:tc>
+        <w:tc>
+          <w:tcPr>
+            <w:tcW w:type="dxa" w:w="2025"/>
           </w:tcPr>
           <w:p>
             <w:pPr>
@@ -4455,7 +4455,7 @@
       <w:tr>
         <w:tc>
           <w:tcPr>
-            <w:tcW w:type="dxa" w:w="2129"/>
+            <w:tcW w:type="dxa" w:w="1863"/>
           </w:tcPr>
           <w:p>
             <w:pPr>
@@ -4472,7 +4472,7 @@
         </w:tc>
         <w:tc>
           <w:tcPr>
-            <w:tcW w:type="dxa" w:w="4721"/>
+            <w:tcW w:type="dxa" w:w="4130"/>
           </w:tcPr>
           <w:p>
             <w:pPr>
@@ -4489,7 +4489,7 @@
         </w:tc>
         <w:tc>
           <w:tcPr>
-            <w:tcW w:type="dxa" w:w="278"/>
+            <w:tcW w:type="dxa" w:w="1701"/>
           </w:tcPr>
           <w:p>
             <w:pPr>
@@ -4506,23 +4506,23 @@
         </w:tc>
         <w:tc>
           <w:tcPr>
-            <w:tcW w:type="dxa" w:w="555"/>
-          </w:tcPr>
-          <w:p>
-            <w:pPr>
-              <w:ind w:firstLine="0"/>
-            </w:pPr>
-            <w:r>
-              <w:rPr>
-                <w:rFonts w:ascii="Times New Roman" w:hAnsi="Times New Roman" w:eastAsia="宋体"/>
-                <w:sz w:val="20"/>
-              </w:rPr>
-            </w:r>
-          </w:p>
-        </w:tc>
-        <w:tc>
-          <w:tcPr>
-            <w:tcW w:type="dxa" w:w="1388"/>
+            <w:tcW w:type="dxa" w:w="1701"/>
+          </w:tcPr>
+          <w:p>
+            <w:pPr>
+              <w:ind w:firstLine="0"/>
+            </w:pPr>
+            <w:r>
+              <w:rPr>
+                <w:rFonts w:ascii="Times New Roman" w:hAnsi="Times New Roman" w:eastAsia="宋体"/>
+                <w:sz w:val="20"/>
+              </w:rPr>
+            </w:r>
+          </w:p>
+        </w:tc>
+        <w:tc>
+          <w:tcPr>
+            <w:tcW w:type="dxa" w:w="2025"/>
           </w:tcPr>
           <w:p>
             <w:pPr>
@@ -4541,7 +4541,7 @@
       <w:tr>
         <w:tc>
           <w:tcPr>
-            <w:tcW w:type="dxa" w:w="2129"/>
+            <w:tcW w:type="dxa" w:w="1863"/>
           </w:tcPr>
           <w:p>
             <w:pPr>
@@ -4558,7 +4558,7 @@
         </w:tc>
         <w:tc>
           <w:tcPr>
-            <w:tcW w:type="dxa" w:w="4721"/>
+            <w:tcW w:type="dxa" w:w="4130"/>
           </w:tcPr>
           <w:p>
             <w:pPr>
@@ -4575,7 +4575,7 @@
         </w:tc>
         <w:tc>
           <w:tcPr>
-            <w:tcW w:type="dxa" w:w="278"/>
+            <w:tcW w:type="dxa" w:w="1701"/>
           </w:tcPr>
           <w:p>
             <w:pPr>
@@ -4592,7 +4592,7 @@
         </w:tc>
         <w:tc>
           <w:tcPr>
-            <w:tcW w:type="dxa" w:w="555"/>
+            <w:tcW w:type="dxa" w:w="1701"/>
           </w:tcPr>
           <w:p>
             <w:pPr>
@@ -4609,7 +4609,7 @@
         </w:tc>
         <w:tc>
           <w:tcPr>
-            <w:tcW w:type="dxa" w:w="1388"/>
+            <w:tcW w:type="dxa" w:w="2025"/>
           </w:tcPr>
           <w:p>
             <w:pPr>
@@ -4628,7 +4628,7 @@
       <w:tr>
         <w:tc>
           <w:tcPr>
-            <w:tcW w:type="dxa" w:w="2129"/>
+            <w:tcW w:type="dxa" w:w="1863"/>
           </w:tcPr>
           <w:p>
             <w:pPr>
@@ -4645,7 +4645,7 @@
         </w:tc>
         <w:tc>
           <w:tcPr>
-            <w:tcW w:type="dxa" w:w="4721"/>
+            <w:tcW w:type="dxa" w:w="4130"/>
           </w:tcPr>
           <w:p>
             <w:pPr>
@@ -4662,7 +4662,7 @@
         </w:tc>
         <w:tc>
           <w:tcPr>
-            <w:tcW w:type="dxa" w:w="278"/>
+            <w:tcW w:type="dxa" w:w="1701"/>
           </w:tcPr>
           <w:p>
             <w:pPr>
@@ -4679,7 +4679,7 @@
         </w:tc>
         <w:tc>
           <w:tcPr>
-            <w:tcW w:type="dxa" w:w="555"/>
+            <w:tcW w:type="dxa" w:w="1701"/>
           </w:tcPr>
           <w:p>
             <w:pPr>
@@ -4696,7 +4696,7 @@
         </w:tc>
         <w:tc>
           <w:tcPr>
-            <w:tcW w:type="dxa" w:w="1388"/>
+            <w:tcW w:type="dxa" w:w="2025"/>
           </w:tcPr>
           <w:p>
             <w:pPr>
@@ -4715,7 +4715,7 @@
       <w:tr>
         <w:tc>
           <w:tcPr>
-            <w:tcW w:type="dxa" w:w="2129"/>
+            <w:tcW w:type="dxa" w:w="1863"/>
           </w:tcPr>
           <w:p>
             <w:pPr>
@@ -4732,7 +4732,7 @@
         </w:tc>
         <w:tc>
           <w:tcPr>
-            <w:tcW w:type="dxa" w:w="4721"/>
+            <w:tcW w:type="dxa" w:w="4130"/>
           </w:tcPr>
           <w:p>
             <w:pPr>
@@ -4749,7 +4749,7 @@
         </w:tc>
         <w:tc>
           <w:tcPr>
-            <w:tcW w:type="dxa" w:w="278"/>
+            <w:tcW w:type="dxa" w:w="1701"/>
           </w:tcPr>
           <w:p>
             <w:pPr>
@@ -4766,7 +4766,7 @@
         </w:tc>
         <w:tc>
           <w:tcPr>
-            <w:tcW w:type="dxa" w:w="555"/>
+            <w:tcW w:type="dxa" w:w="1701"/>
           </w:tcPr>
           <w:p>
             <w:pPr>
@@ -4783,7 +4783,7 @@
         </w:tc>
         <w:tc>
           <w:tcPr>
-            <w:tcW w:type="dxa" w:w="1388"/>
+            <w:tcW w:type="dxa" w:w="2025"/>
           </w:tcPr>
           <w:p>
             <w:pPr>
@@ -4802,7 +4802,7 @@
       <w:tr>
         <w:tc>
           <w:tcPr>
-            <w:tcW w:type="dxa" w:w="2129"/>
+            <w:tcW w:type="dxa" w:w="1863"/>
           </w:tcPr>
           <w:p>
             <w:pPr>
@@ -4819,7 +4819,7 @@
         </w:tc>
         <w:tc>
           <w:tcPr>
-            <w:tcW w:type="dxa" w:w="4721"/>
+            <w:tcW w:type="dxa" w:w="4130"/>
           </w:tcPr>
           <w:p>
             <w:pPr>
@@ -4836,7 +4836,7 @@
         </w:tc>
         <w:tc>
           <w:tcPr>
-            <w:tcW w:type="dxa" w:w="278"/>
+            <w:tcW w:type="dxa" w:w="1701"/>
           </w:tcPr>
           <w:p>
             <w:pPr>
@@ -4853,23 +4853,23 @@
         </w:tc>
         <w:tc>
           <w:tcPr>
-            <w:tcW w:type="dxa" w:w="555"/>
-          </w:tcPr>
-          <w:p>
-            <w:pPr>
-              <w:ind w:firstLine="0"/>
-            </w:pPr>
-            <w:r>
-              <w:rPr>
-                <w:rFonts w:ascii="Times New Roman" w:hAnsi="Times New Roman" w:eastAsia="宋体"/>
-                <w:sz w:val="20"/>
-              </w:rPr>
-            </w:r>
-          </w:p>
-        </w:tc>
-        <w:tc>
-          <w:tcPr>
-            <w:tcW w:type="dxa" w:w="1388"/>
+            <w:tcW w:type="dxa" w:w="1701"/>
+          </w:tcPr>
+          <w:p>
+            <w:pPr>
+              <w:ind w:firstLine="0"/>
+            </w:pPr>
+            <w:r>
+              <w:rPr>
+                <w:rFonts w:ascii="Times New Roman" w:hAnsi="Times New Roman" w:eastAsia="宋体"/>
+                <w:sz w:val="20"/>
+              </w:rPr>
+            </w:r>
+          </w:p>
+        </w:tc>
+        <w:tc>
+          <w:tcPr>
+            <w:tcW w:type="dxa" w:w="2025"/>
           </w:tcPr>
           <w:p>
             <w:pPr>
@@ -4888,7 +4888,7 @@
       <w:tr>
         <w:tc>
           <w:tcPr>
-            <w:tcW w:type="dxa" w:w="2129"/>
+            <w:tcW w:type="dxa" w:w="1863"/>
           </w:tcPr>
           <w:p>
             <w:pPr>
@@ -4905,7 +4905,7 @@
         </w:tc>
         <w:tc>
           <w:tcPr>
-            <w:tcW w:type="dxa" w:w="4721"/>
+            <w:tcW w:type="dxa" w:w="4130"/>
           </w:tcPr>
           <w:p>
             <w:pPr>
@@ -4922,7 +4922,7 @@
         </w:tc>
         <w:tc>
           <w:tcPr>
-            <w:tcW w:type="dxa" w:w="278"/>
+            <w:tcW w:type="dxa" w:w="1701"/>
           </w:tcPr>
           <w:p>
             <w:pPr>
@@ -4939,23 +4939,23 @@
         </w:tc>
         <w:tc>
           <w:tcPr>
-            <w:tcW w:type="dxa" w:w="555"/>
-          </w:tcPr>
-          <w:p>
-            <w:pPr>
-              <w:ind w:firstLine="0"/>
-            </w:pPr>
-            <w:r>
-              <w:rPr>
-                <w:rFonts w:ascii="Times New Roman" w:hAnsi="Times New Roman" w:eastAsia="宋体"/>
-                <w:sz w:val="20"/>
-              </w:rPr>
-            </w:r>
-          </w:p>
-        </w:tc>
-        <w:tc>
-          <w:tcPr>
-            <w:tcW w:type="dxa" w:w="1388"/>
+            <w:tcW w:type="dxa" w:w="1701"/>
+          </w:tcPr>
+          <w:p>
+            <w:pPr>
+              <w:ind w:firstLine="0"/>
+            </w:pPr>
+            <w:r>
+              <w:rPr>
+                <w:rFonts w:ascii="Times New Roman" w:hAnsi="Times New Roman" w:eastAsia="宋体"/>
+                <w:sz w:val="20"/>
+              </w:rPr>
+            </w:r>
+          </w:p>
+        </w:tc>
+        <w:tc>
+          <w:tcPr>
+            <w:tcW w:type="dxa" w:w="2025"/>
           </w:tcPr>
           <w:p>
             <w:pPr>
@@ -4974,7 +4974,7 @@
       <w:tr>
         <w:tc>
           <w:tcPr>
-            <w:tcW w:type="dxa" w:w="2129"/>
+            <w:tcW w:type="dxa" w:w="1863"/>
           </w:tcPr>
           <w:p>
             <w:pPr>
@@ -4991,7 +4991,7 @@
         </w:tc>
         <w:tc>
           <w:tcPr>
-            <w:tcW w:type="dxa" w:w="4721"/>
+            <w:tcW w:type="dxa" w:w="4130"/>
           </w:tcPr>
           <w:p>
             <w:pPr>
@@ -5008,7 +5008,7 @@
         </w:tc>
         <w:tc>
           <w:tcPr>
-            <w:tcW w:type="dxa" w:w="278"/>
+            <w:tcW w:type="dxa" w:w="1701"/>
           </w:tcPr>
           <w:p>
             <w:pPr>
@@ -5025,23 +5025,23 @@
         </w:tc>
         <w:tc>
           <w:tcPr>
-            <w:tcW w:type="dxa" w:w="555"/>
-          </w:tcPr>
-          <w:p>
-            <w:pPr>
-              <w:ind w:firstLine="0"/>
-            </w:pPr>
-            <w:r>
-              <w:rPr>
-                <w:rFonts w:ascii="Times New Roman" w:hAnsi="Times New Roman" w:eastAsia="宋体"/>
-                <w:sz w:val="20"/>
-              </w:rPr>
-            </w:r>
-          </w:p>
-        </w:tc>
-        <w:tc>
-          <w:tcPr>
-            <w:tcW w:type="dxa" w:w="1388"/>
+            <w:tcW w:type="dxa" w:w="1701"/>
+          </w:tcPr>
+          <w:p>
+            <w:pPr>
+              <w:ind w:firstLine="0"/>
+            </w:pPr>
+            <w:r>
+              <w:rPr>
+                <w:rFonts w:ascii="Times New Roman" w:hAnsi="Times New Roman" w:eastAsia="宋体"/>
+                <w:sz w:val="20"/>
+              </w:rPr>
+            </w:r>
+          </w:p>
+        </w:tc>
+        <w:tc>
+          <w:tcPr>
+            <w:tcW w:type="dxa" w:w="2025"/>
           </w:tcPr>
           <w:p>
             <w:pPr>
@@ -5060,7 +5060,7 @@
       <w:tr>
         <w:tc>
           <w:tcPr>
-            <w:tcW w:type="dxa" w:w="2129"/>
+            <w:tcW w:type="dxa" w:w="1863"/>
           </w:tcPr>
           <w:p>
             <w:pPr>
@@ -5077,7 +5077,7 @@
         </w:tc>
         <w:tc>
           <w:tcPr>
-            <w:tcW w:type="dxa" w:w="4721"/>
+            <w:tcW w:type="dxa" w:w="4130"/>
           </w:tcPr>
           <w:p>
             <w:pPr>
@@ -5094,7 +5094,7 @@
         </w:tc>
         <w:tc>
           <w:tcPr>
-            <w:tcW w:type="dxa" w:w="278"/>
+            <w:tcW w:type="dxa" w:w="1701"/>
           </w:tcPr>
           <w:p>
             <w:pPr>
@@ -5111,23 +5111,23 @@
         </w:tc>
         <w:tc>
           <w:tcPr>
-            <w:tcW w:type="dxa" w:w="555"/>
-          </w:tcPr>
-          <w:p>
-            <w:pPr>
-              <w:ind w:firstLine="0"/>
-            </w:pPr>
-            <w:r>
-              <w:rPr>
-                <w:rFonts w:ascii="Times New Roman" w:hAnsi="Times New Roman" w:eastAsia="宋体"/>
-                <w:sz w:val="20"/>
-              </w:rPr>
-            </w:r>
-          </w:p>
-        </w:tc>
-        <w:tc>
-          <w:tcPr>
-            <w:tcW w:type="dxa" w:w="1388"/>
+            <w:tcW w:type="dxa" w:w="1701"/>
+          </w:tcPr>
+          <w:p>
+            <w:pPr>
+              <w:ind w:firstLine="0"/>
+            </w:pPr>
+            <w:r>
+              <w:rPr>
+                <w:rFonts w:ascii="Times New Roman" w:hAnsi="Times New Roman" w:eastAsia="宋体"/>
+                <w:sz w:val="20"/>
+              </w:rPr>
+            </w:r>
+          </w:p>
+        </w:tc>
+        <w:tc>
+          <w:tcPr>
+            <w:tcW w:type="dxa" w:w="2025"/>
           </w:tcPr>
           <w:p>
             <w:pPr>
@@ -5146,7 +5146,7 @@
       <w:tr>
         <w:tc>
           <w:tcPr>
-            <w:tcW w:type="dxa" w:w="2129"/>
+            <w:tcW w:type="dxa" w:w="1863"/>
           </w:tcPr>
           <w:p>
             <w:pPr>
@@ -5163,7 +5163,7 @@
         </w:tc>
         <w:tc>
           <w:tcPr>
-            <w:tcW w:type="dxa" w:w="4721"/>
+            <w:tcW w:type="dxa" w:w="4130"/>
           </w:tcPr>
           <w:p>
             <w:pPr>
@@ -5180,7 +5180,7 @@
         </w:tc>
         <w:tc>
           <w:tcPr>
-            <w:tcW w:type="dxa" w:w="278"/>
+            <w:tcW w:type="dxa" w:w="1701"/>
           </w:tcPr>
           <w:p>
             <w:pPr>
@@ -5197,23 +5197,23 @@
         </w:tc>
         <w:tc>
           <w:tcPr>
-            <w:tcW w:type="dxa" w:w="555"/>
-          </w:tcPr>
-          <w:p>
-            <w:pPr>
-              <w:ind w:firstLine="0"/>
-            </w:pPr>
-            <w:r>
-              <w:rPr>
-                <w:rFonts w:ascii="Times New Roman" w:hAnsi="Times New Roman" w:eastAsia="宋体"/>
-                <w:sz w:val="20"/>
-              </w:rPr>
-            </w:r>
-          </w:p>
-        </w:tc>
-        <w:tc>
-          <w:tcPr>
-            <w:tcW w:type="dxa" w:w="1388"/>
+            <w:tcW w:type="dxa" w:w="1701"/>
+          </w:tcPr>
+          <w:p>
+            <w:pPr>
+              <w:ind w:firstLine="0"/>
+            </w:pPr>
+            <w:r>
+              <w:rPr>
+                <w:rFonts w:ascii="Times New Roman" w:hAnsi="Times New Roman" w:eastAsia="宋体"/>
+                <w:sz w:val="20"/>
+              </w:rPr>
+            </w:r>
+          </w:p>
+        </w:tc>
+        <w:tc>
+          <w:tcPr>
+            <w:tcW w:type="dxa" w:w="2025"/>
           </w:tcPr>
           <w:p>
             <w:pPr>
@@ -5232,7 +5232,7 @@
       <w:tr>
         <w:tc>
           <w:tcPr>
-            <w:tcW w:type="dxa" w:w="2129"/>
+            <w:tcW w:type="dxa" w:w="1863"/>
           </w:tcPr>
           <w:p>
             <w:pPr>
@@ -5249,7 +5249,7 @@
         </w:tc>
         <w:tc>
           <w:tcPr>
-            <w:tcW w:type="dxa" w:w="4721"/>
+            <w:tcW w:type="dxa" w:w="4130"/>
           </w:tcPr>
           <w:p>
             <w:pPr>
@@ -5266,7 +5266,7 @@
         </w:tc>
         <w:tc>
           <w:tcPr>
-            <w:tcW w:type="dxa" w:w="278"/>
+            <w:tcW w:type="dxa" w:w="1701"/>
           </w:tcPr>
           <w:p>
             <w:pPr>
@@ -5283,23 +5283,23 @@
         </w:tc>
         <w:tc>
           <w:tcPr>
-            <w:tcW w:type="dxa" w:w="555"/>
-          </w:tcPr>
-          <w:p>
-            <w:pPr>
-              <w:ind w:firstLine="0"/>
-            </w:pPr>
-            <w:r>
-              <w:rPr>
-                <w:rFonts w:ascii="Times New Roman" w:hAnsi="Times New Roman" w:eastAsia="宋体"/>
-                <w:sz w:val="20"/>
-              </w:rPr>
-            </w:r>
-          </w:p>
-        </w:tc>
-        <w:tc>
-          <w:tcPr>
-            <w:tcW w:type="dxa" w:w="1388"/>
+            <w:tcW w:type="dxa" w:w="1701"/>
+          </w:tcPr>
+          <w:p>
+            <w:pPr>
+              <w:ind w:firstLine="0"/>
+            </w:pPr>
+            <w:r>
+              <w:rPr>
+                <w:rFonts w:ascii="Times New Roman" w:hAnsi="Times New Roman" w:eastAsia="宋体"/>
+                <w:sz w:val="20"/>
+              </w:rPr>
+            </w:r>
+          </w:p>
+        </w:tc>
+        <w:tc>
+          <w:tcPr>
+            <w:tcW w:type="dxa" w:w="2025"/>
           </w:tcPr>
           <w:p>
             <w:pPr>
@@ -5318,7 +5318,7 @@
       <w:tr>
         <w:tc>
           <w:tcPr>
-            <w:tcW w:type="dxa" w:w="2129"/>
+            <w:tcW w:type="dxa" w:w="1863"/>
           </w:tcPr>
           <w:p>
             <w:pPr>
@@ -5335,7 +5335,7 @@
         </w:tc>
         <w:tc>
           <w:tcPr>
-            <w:tcW w:type="dxa" w:w="4721"/>
+            <w:tcW w:type="dxa" w:w="4130"/>
           </w:tcPr>
           <w:p>
             <w:pPr>
@@ -5352,7 +5352,7 @@
         </w:tc>
         <w:tc>
           <w:tcPr>
-            <w:tcW w:type="dxa" w:w="278"/>
+            <w:tcW w:type="dxa" w:w="1701"/>
           </w:tcPr>
           <w:p>
             <w:pPr>
@@ -5369,23 +5369,23 @@
         </w:tc>
         <w:tc>
           <w:tcPr>
-            <w:tcW w:type="dxa" w:w="555"/>
-          </w:tcPr>
-          <w:p>
-            <w:pPr>
-              <w:ind w:firstLine="0"/>
-            </w:pPr>
-            <w:r>
-              <w:rPr>
-                <w:rFonts w:ascii="Times New Roman" w:hAnsi="Times New Roman" w:eastAsia="宋体"/>
-                <w:sz w:val="20"/>
-              </w:rPr>
-            </w:r>
-          </w:p>
-        </w:tc>
-        <w:tc>
-          <w:tcPr>
-            <w:tcW w:type="dxa" w:w="1388"/>
+            <w:tcW w:type="dxa" w:w="1701"/>
+          </w:tcPr>
+          <w:p>
+            <w:pPr>
+              <w:ind w:firstLine="0"/>
+            </w:pPr>
+            <w:r>
+              <w:rPr>
+                <w:rFonts w:ascii="Times New Roman" w:hAnsi="Times New Roman" w:eastAsia="宋体"/>
+                <w:sz w:val="20"/>
+              </w:rPr>
+            </w:r>
+          </w:p>
+        </w:tc>
+        <w:tc>
+          <w:tcPr>
+            <w:tcW w:type="dxa" w:w="2025"/>
           </w:tcPr>
           <w:p>
             <w:pPr>
@@ -5404,7 +5404,7 @@
       <w:tr>
         <w:tc>
           <w:tcPr>
-            <w:tcW w:type="dxa" w:w="2129"/>
+            <w:tcW w:type="dxa" w:w="1863"/>
           </w:tcPr>
           <w:p>
             <w:pPr>
@@ -5421,7 +5421,7 @@
         </w:tc>
         <w:tc>
           <w:tcPr>
-            <w:tcW w:type="dxa" w:w="4721"/>
+            <w:tcW w:type="dxa" w:w="4130"/>
           </w:tcPr>
           <w:p>
             <w:pPr>
@@ -5438,7 +5438,7 @@
         </w:tc>
         <w:tc>
           <w:tcPr>
-            <w:tcW w:type="dxa" w:w="278"/>
+            <w:tcW w:type="dxa" w:w="1701"/>
           </w:tcPr>
           <w:p>
             <w:pPr>
@@ -5455,23 +5455,23 @@
         </w:tc>
         <w:tc>
           <w:tcPr>
-            <w:tcW w:type="dxa" w:w="555"/>
-          </w:tcPr>
-          <w:p>
-            <w:pPr>
-              <w:ind w:firstLine="0"/>
-            </w:pPr>
-            <w:r>
-              <w:rPr>
-                <w:rFonts w:ascii="Times New Roman" w:hAnsi="Times New Roman" w:eastAsia="宋体"/>
-                <w:sz w:val="20"/>
-              </w:rPr>
-            </w:r>
-          </w:p>
-        </w:tc>
-        <w:tc>
-          <w:tcPr>
-            <w:tcW w:type="dxa" w:w="1388"/>
+            <w:tcW w:type="dxa" w:w="1701"/>
+          </w:tcPr>
+          <w:p>
+            <w:pPr>
+              <w:ind w:firstLine="0"/>
+            </w:pPr>
+            <w:r>
+              <w:rPr>
+                <w:rFonts w:ascii="Times New Roman" w:hAnsi="Times New Roman" w:eastAsia="宋体"/>
+                <w:sz w:val="20"/>
+              </w:rPr>
+            </w:r>
+          </w:p>
+        </w:tc>
+        <w:tc>
+          <w:tcPr>
+            <w:tcW w:type="dxa" w:w="2025"/>
           </w:tcPr>
           <w:p>
             <w:pPr>
@@ -5490,7 +5490,7 @@
       <w:tr>
         <w:tc>
           <w:tcPr>
-            <w:tcW w:type="dxa" w:w="2129"/>
+            <w:tcW w:type="dxa" w:w="1863"/>
           </w:tcPr>
           <w:p>
             <w:pPr>
@@ -5507,7 +5507,7 @@
         </w:tc>
         <w:tc>
           <w:tcPr>
-            <w:tcW w:type="dxa" w:w="4721"/>
+            <w:tcW w:type="dxa" w:w="4130"/>
           </w:tcPr>
           <w:p>
             <w:pPr>
@@ -5524,7 +5524,7 @@
         </w:tc>
         <w:tc>
           <w:tcPr>
-            <w:tcW w:type="dxa" w:w="278"/>
+            <w:tcW w:type="dxa" w:w="1701"/>
           </w:tcPr>
           <w:p>
             <w:pPr>
@@ -5541,7 +5541,7 @@
         </w:tc>
         <w:tc>
           <w:tcPr>
-            <w:tcW w:type="dxa" w:w="555"/>
+            <w:tcW w:type="dxa" w:w="1701"/>
           </w:tcPr>
           <w:p>
             <w:pPr>
@@ -5558,7 +5558,7 @@
         </w:tc>
         <w:tc>
           <w:tcPr>
-            <w:tcW w:type="dxa" w:w="1388"/>
+            <w:tcW w:type="dxa" w:w="2025"/>
           </w:tcPr>
           <w:p>
             <w:pPr>
@@ -5577,7 +5577,7 @@
       <w:tr>
         <w:tc>
           <w:tcPr>
-            <w:tcW w:type="dxa" w:w="2129"/>
+            <w:tcW w:type="dxa" w:w="1863"/>
           </w:tcPr>
           <w:p>
             <w:pPr>
@@ -5594,7 +5594,7 @@
         </w:tc>
         <w:tc>
           <w:tcPr>
-            <w:tcW w:type="dxa" w:w="4721"/>
+            <w:tcW w:type="dxa" w:w="4130"/>
           </w:tcPr>
           <w:p>
             <w:pPr>
@@ -5611,7 +5611,7 @@
         </w:tc>
         <w:tc>
           <w:tcPr>
-            <w:tcW w:type="dxa" w:w="278"/>
+            <w:tcW w:type="dxa" w:w="1701"/>
           </w:tcPr>
           <w:p>
             <w:pPr>
@@ -5628,23 +5628,23 @@
         </w:tc>
         <w:tc>
           <w:tcPr>
-            <w:tcW w:type="dxa" w:w="555"/>
-          </w:tcPr>
-          <w:p>
-            <w:pPr>
-              <w:ind w:firstLine="0"/>
-            </w:pPr>
-            <w:r>
-              <w:rPr>
-                <w:rFonts w:ascii="Times New Roman" w:hAnsi="Times New Roman" w:eastAsia="宋体"/>
-                <w:sz w:val="20"/>
-              </w:rPr>
-            </w:r>
-          </w:p>
-        </w:tc>
-        <w:tc>
-          <w:tcPr>
-            <w:tcW w:type="dxa" w:w="1388"/>
+            <w:tcW w:type="dxa" w:w="1701"/>
+          </w:tcPr>
+          <w:p>
+            <w:pPr>
+              <w:ind w:firstLine="0"/>
+            </w:pPr>
+            <w:r>
+              <w:rPr>
+                <w:rFonts w:ascii="Times New Roman" w:hAnsi="Times New Roman" w:eastAsia="宋体"/>
+                <w:sz w:val="20"/>
+              </w:rPr>
+            </w:r>
+          </w:p>
+        </w:tc>
+        <w:tc>
+          <w:tcPr>
+            <w:tcW w:type="dxa" w:w="2025"/>
           </w:tcPr>
           <w:p>
             <w:pPr>
@@ -5663,7 +5663,7 @@
       <w:tr>
         <w:tc>
           <w:tcPr>
-            <w:tcW w:type="dxa" w:w="2129"/>
+            <w:tcW w:type="dxa" w:w="1863"/>
           </w:tcPr>
           <w:p>
             <w:pPr>
@@ -5680,7 +5680,7 @@
         </w:tc>
         <w:tc>
           <w:tcPr>
-            <w:tcW w:type="dxa" w:w="4721"/>
+            <w:tcW w:type="dxa" w:w="4130"/>
           </w:tcPr>
           <w:p>
             <w:pPr>
@@ -5697,7 +5697,7 @@
         </w:tc>
         <w:tc>
           <w:tcPr>
-            <w:tcW w:type="dxa" w:w="278"/>
+            <w:tcW w:type="dxa" w:w="1701"/>
           </w:tcPr>
           <w:p>
             <w:pPr>
@@ -5714,23 +5714,23 @@
         </w:tc>
         <w:tc>
           <w:tcPr>
-            <w:tcW w:type="dxa" w:w="555"/>
-          </w:tcPr>
-          <w:p>
-            <w:pPr>
-              <w:ind w:firstLine="0"/>
-            </w:pPr>
-            <w:r>
-              <w:rPr>
-                <w:rFonts w:ascii="Times New Roman" w:hAnsi="Times New Roman" w:eastAsia="宋体"/>
-                <w:sz w:val="20"/>
-              </w:rPr>
-            </w:r>
-          </w:p>
-        </w:tc>
-        <w:tc>
-          <w:tcPr>
-            <w:tcW w:type="dxa" w:w="1388"/>
+            <w:tcW w:type="dxa" w:w="1701"/>
+          </w:tcPr>
+          <w:p>
+            <w:pPr>
+              <w:ind w:firstLine="0"/>
+            </w:pPr>
+            <w:r>
+              <w:rPr>
+                <w:rFonts w:ascii="Times New Roman" w:hAnsi="Times New Roman" w:eastAsia="宋体"/>
+                <w:sz w:val="20"/>
+              </w:rPr>
+            </w:r>
+          </w:p>
+        </w:tc>
+        <w:tc>
+          <w:tcPr>
+            <w:tcW w:type="dxa" w:w="2025"/>
           </w:tcPr>
           <w:p>
             <w:pPr>
@@ -5749,7 +5749,7 @@
       <w:tr>
         <w:tc>
           <w:tcPr>
-            <w:tcW w:type="dxa" w:w="2129"/>
+            <w:tcW w:type="dxa" w:w="1863"/>
           </w:tcPr>
           <w:p>
             <w:pPr>
@@ -5766,7 +5766,7 @@
         </w:tc>
         <w:tc>
           <w:tcPr>
-            <w:tcW w:type="dxa" w:w="4721"/>
+            <w:tcW w:type="dxa" w:w="4130"/>
           </w:tcPr>
           <w:p>
             <w:pPr>
@@ -5783,7 +5783,7 @@
         </w:tc>
         <w:tc>
           <w:tcPr>
-            <w:tcW w:type="dxa" w:w="278"/>
+            <w:tcW w:type="dxa" w:w="1701"/>
           </w:tcPr>
           <w:p>
             <w:pPr>
@@ -5800,23 +5800,23 @@
         </w:tc>
         <w:tc>
           <w:tcPr>
-            <w:tcW w:type="dxa" w:w="555"/>
-          </w:tcPr>
-          <w:p>
-            <w:pPr>
-              <w:ind w:firstLine="0"/>
-            </w:pPr>
-            <w:r>
-              <w:rPr>
-                <w:rFonts w:ascii="Times New Roman" w:hAnsi="Times New Roman" w:eastAsia="宋体"/>
-                <w:sz w:val="20"/>
-              </w:rPr>
-            </w:r>
-          </w:p>
-        </w:tc>
-        <w:tc>
-          <w:tcPr>
-            <w:tcW w:type="dxa" w:w="1388"/>
+            <w:tcW w:type="dxa" w:w="1701"/>
+          </w:tcPr>
+          <w:p>
+            <w:pPr>
+              <w:ind w:firstLine="0"/>
+            </w:pPr>
+            <w:r>
+              <w:rPr>
+                <w:rFonts w:ascii="Times New Roman" w:hAnsi="Times New Roman" w:eastAsia="宋体"/>
+                <w:sz w:val="20"/>
+              </w:rPr>
+            </w:r>
+          </w:p>
+        </w:tc>
+        <w:tc>
+          <w:tcPr>
+            <w:tcW w:type="dxa" w:w="2025"/>
           </w:tcPr>
           <w:p>
             <w:pPr>
@@ -5860,7 +5860,7 @@
       <w:tr>
         <w:tc>
           <w:tcPr>
-            <w:tcW w:type="dxa" w:w="2629"/>
+            <w:tcW w:type="dxa" w:w="2296"/>
           </w:tcPr>
           <w:p>
             <w:pPr>
@@ -5878,7 +5878,7 @@
         </w:tc>
         <w:tc>
           <w:tcPr>
-            <w:tcW w:type="dxa" w:w="4864"/>
+            <w:tcW w:type="dxa" w:w="4248"/>
           </w:tcPr>
           <w:p>
             <w:pPr>
@@ -5896,7 +5896,7 @@
         </w:tc>
         <w:tc>
           <w:tcPr>
-            <w:tcW w:type="dxa" w:w="394"/>
+            <w:tcW w:type="dxa" w:w="1701"/>
           </w:tcPr>
           <w:p>
             <w:pPr>
@@ -5914,7 +5914,7 @@
         </w:tc>
         <w:tc>
           <w:tcPr>
-            <w:tcW w:type="dxa" w:w="263"/>
+            <w:tcW w:type="dxa" w:w="1701"/>
           </w:tcPr>
           <w:p>
             <w:pPr>
@@ -5932,7 +5932,7 @@
         </w:tc>
         <w:tc>
           <w:tcPr>
-            <w:tcW w:type="dxa" w:w="920"/>
+            <w:tcW w:type="dxa" w:w="1701"/>
           </w:tcPr>
           <w:p>
             <w:pPr>
@@ -5952,7 +5952,7 @@
       <w:tr>
         <w:tc>
           <w:tcPr>
-            <w:tcW w:type="dxa" w:w="2629"/>
+            <w:tcW w:type="dxa" w:w="2296"/>
           </w:tcPr>
           <w:p>
             <w:pPr>
@@ -5969,7 +5969,7 @@
         </w:tc>
         <w:tc>
           <w:tcPr>
-            <w:tcW w:type="dxa" w:w="4864"/>
+            <w:tcW w:type="dxa" w:w="4248"/>
           </w:tcPr>
           <w:p>
             <w:pPr>
@@ -5986,7 +5986,7 @@
         </w:tc>
         <w:tc>
           <w:tcPr>
-            <w:tcW w:type="dxa" w:w="394"/>
+            <w:tcW w:type="dxa" w:w="1701"/>
           </w:tcPr>
           <w:p>
             <w:pPr>
@@ -6003,7 +6003,7 @@
         </w:tc>
         <w:tc>
           <w:tcPr>
-            <w:tcW w:type="dxa" w:w="263"/>
+            <w:tcW w:type="dxa" w:w="1701"/>
           </w:tcPr>
           <w:p>
             <w:pPr>
@@ -6020,7 +6020,7 @@
         </w:tc>
         <w:tc>
           <w:tcPr>
-            <w:tcW w:type="dxa" w:w="920"/>
+            <w:tcW w:type="dxa" w:w="1701"/>
           </w:tcPr>
           <w:p>
             <w:pPr>
@@ -6039,7 +6039,7 @@
       <w:tr>
         <w:tc>
           <w:tcPr>
-            <w:tcW w:type="dxa" w:w="2629"/>
+            <w:tcW w:type="dxa" w:w="2296"/>
           </w:tcPr>
           <w:p>
             <w:pPr>
@@ -6056,7 +6056,7 @@
         </w:tc>
         <w:tc>
           <w:tcPr>
-            <w:tcW w:type="dxa" w:w="4864"/>
+            <w:tcW w:type="dxa" w:w="4248"/>
           </w:tcPr>
           <w:p>
             <w:pPr>
@@ -6073,7 +6073,7 @@
         </w:tc>
         <w:tc>
           <w:tcPr>
-            <w:tcW w:type="dxa" w:w="394"/>
+            <w:tcW w:type="dxa" w:w="1701"/>
           </w:tcPr>
           <w:p>
             <w:pPr>
@@ -6090,7 +6090,7 @@
         </w:tc>
         <w:tc>
           <w:tcPr>
-            <w:tcW w:type="dxa" w:w="263"/>
+            <w:tcW w:type="dxa" w:w="1701"/>
           </w:tcPr>
           <w:p>
             <w:pPr>
@@ -6107,7 +6107,7 @@
         </w:tc>
         <w:tc>
           <w:tcPr>
-            <w:tcW w:type="dxa" w:w="920"/>
+            <w:tcW w:type="dxa" w:w="1701"/>
           </w:tcPr>
           <w:p>
             <w:pPr>
@@ -6126,7 +6126,7 @@
       <w:tr>
         <w:tc>
           <w:tcPr>
-            <w:tcW w:type="dxa" w:w="2629"/>
+            <w:tcW w:type="dxa" w:w="2296"/>
           </w:tcPr>
           <w:p>
             <w:pPr>
@@ -6143,7 +6143,7 @@
         </w:tc>
         <w:tc>
           <w:tcPr>
-            <w:tcW w:type="dxa" w:w="4864"/>
+            <w:tcW w:type="dxa" w:w="4248"/>
           </w:tcPr>
           <w:p>
             <w:pPr>
@@ -6160,7 +6160,7 @@
         </w:tc>
         <w:tc>
           <w:tcPr>
-            <w:tcW w:type="dxa" w:w="394"/>
+            <w:tcW w:type="dxa" w:w="1701"/>
           </w:tcPr>
           <w:p>
             <w:pPr>
@@ -6177,7 +6177,7 @@
         </w:tc>
         <w:tc>
           <w:tcPr>
-            <w:tcW w:type="dxa" w:w="263"/>
+            <w:tcW w:type="dxa" w:w="1701"/>
           </w:tcPr>
           <w:p>
             <w:pPr>
@@ -6194,7 +6194,7 @@
         </w:tc>
         <w:tc>
           <w:tcPr>
-            <w:tcW w:type="dxa" w:w="920"/>
+            <w:tcW w:type="dxa" w:w="1701"/>
           </w:tcPr>
           <w:p>
             <w:pPr>
@@ -6213,7 +6213,7 @@
       <w:tr>
         <w:tc>
           <w:tcPr>
-            <w:tcW w:type="dxa" w:w="2629"/>
+            <w:tcW w:type="dxa" w:w="2296"/>
           </w:tcPr>
           <w:p>
             <w:pPr>
@@ -6230,7 +6230,7 @@
         </w:tc>
         <w:tc>
           <w:tcPr>
-            <w:tcW w:type="dxa" w:w="4864"/>
+            <w:tcW w:type="dxa" w:w="4248"/>
           </w:tcPr>
           <w:p>
             <w:pPr>
@@ -6247,7 +6247,7 @@
         </w:tc>
         <w:tc>
           <w:tcPr>
-            <w:tcW w:type="dxa" w:w="394"/>
+            <w:tcW w:type="dxa" w:w="1701"/>
           </w:tcPr>
           <w:p>
             <w:pPr>
@@ -6264,23 +6264,23 @@
         </w:tc>
         <w:tc>
           <w:tcPr>
-            <w:tcW w:type="dxa" w:w="263"/>
-          </w:tcPr>
-          <w:p>
-            <w:pPr>
-              <w:ind w:firstLine="0"/>
-            </w:pPr>
-            <w:r>
-              <w:rPr>
-                <w:rFonts w:ascii="Times New Roman" w:hAnsi="Times New Roman" w:eastAsia="宋体"/>
-                <w:sz w:val="20"/>
-              </w:rPr>
-            </w:r>
-          </w:p>
-        </w:tc>
-        <w:tc>
-          <w:tcPr>
-            <w:tcW w:type="dxa" w:w="920"/>
+            <w:tcW w:type="dxa" w:w="1701"/>
+          </w:tcPr>
+          <w:p>
+            <w:pPr>
+              <w:ind w:firstLine="0"/>
+            </w:pPr>
+            <w:r>
+              <w:rPr>
+                <w:rFonts w:ascii="Times New Roman" w:hAnsi="Times New Roman" w:eastAsia="宋体"/>
+                <w:sz w:val="20"/>
+              </w:rPr>
+            </w:r>
+          </w:p>
+        </w:tc>
+        <w:tc>
+          <w:tcPr>
+            <w:tcW w:type="dxa" w:w="1701"/>
           </w:tcPr>
           <w:p>
             <w:pPr>
@@ -6299,7 +6299,7 @@
       <w:tr>
         <w:tc>
           <w:tcPr>
-            <w:tcW w:type="dxa" w:w="2629"/>
+            <w:tcW w:type="dxa" w:w="2296"/>
           </w:tcPr>
           <w:p>
             <w:pPr>
@@ -6316,7 +6316,7 @@
         </w:tc>
         <w:tc>
           <w:tcPr>
-            <w:tcW w:type="dxa" w:w="4864"/>
+            <w:tcW w:type="dxa" w:w="4248"/>
           </w:tcPr>
           <w:p>
             <w:pPr>
@@ -6333,7 +6333,7 @@
         </w:tc>
         <w:tc>
           <w:tcPr>
-            <w:tcW w:type="dxa" w:w="394"/>
+            <w:tcW w:type="dxa" w:w="1701"/>
           </w:tcPr>
           <w:p>
             <w:pPr>
@@ -6350,23 +6350,23 @@
         </w:tc>
         <w:tc>
           <w:tcPr>
-            <w:tcW w:type="dxa" w:w="263"/>
-          </w:tcPr>
-          <w:p>
-            <w:pPr>
-              <w:ind w:firstLine="0"/>
-            </w:pPr>
-            <w:r>
-              <w:rPr>
-                <w:rFonts w:ascii="Times New Roman" w:hAnsi="Times New Roman" w:eastAsia="宋体"/>
-                <w:sz w:val="20"/>
-              </w:rPr>
-            </w:r>
-          </w:p>
-        </w:tc>
-        <w:tc>
-          <w:tcPr>
-            <w:tcW w:type="dxa" w:w="920"/>
+            <w:tcW w:type="dxa" w:w="1701"/>
+          </w:tcPr>
+          <w:p>
+            <w:pPr>
+              <w:ind w:firstLine="0"/>
+            </w:pPr>
+            <w:r>
+              <w:rPr>
+                <w:rFonts w:ascii="Times New Roman" w:hAnsi="Times New Roman" w:eastAsia="宋体"/>
+                <w:sz w:val="20"/>
+              </w:rPr>
+            </w:r>
+          </w:p>
+        </w:tc>
+        <w:tc>
+          <w:tcPr>
+            <w:tcW w:type="dxa" w:w="1701"/>
           </w:tcPr>
           <w:p>
             <w:pPr>
@@ -6385,7 +6385,7 @@
       <w:tr>
         <w:tc>
           <w:tcPr>
-            <w:tcW w:type="dxa" w:w="2629"/>
+            <w:tcW w:type="dxa" w:w="2296"/>
           </w:tcPr>
           <w:p>
             <w:pPr>
@@ -6402,7 +6402,7 @@
         </w:tc>
         <w:tc>
           <w:tcPr>
-            <w:tcW w:type="dxa" w:w="4864"/>
+            <w:tcW w:type="dxa" w:w="4248"/>
           </w:tcPr>
           <w:p>
             <w:pPr>
@@ -6419,7 +6419,7 @@
         </w:tc>
         <w:tc>
           <w:tcPr>
-            <w:tcW w:type="dxa" w:w="394"/>
+            <w:tcW w:type="dxa" w:w="1701"/>
           </w:tcPr>
           <w:p>
             <w:pPr>
@@ -6436,23 +6436,23 @@
         </w:tc>
         <w:tc>
           <w:tcPr>
-            <w:tcW w:type="dxa" w:w="263"/>
-          </w:tcPr>
-          <w:p>
-            <w:pPr>
-              <w:ind w:firstLine="0"/>
-            </w:pPr>
-            <w:r>
-              <w:rPr>
-                <w:rFonts w:ascii="Times New Roman" w:hAnsi="Times New Roman" w:eastAsia="宋体"/>
-                <w:sz w:val="20"/>
-              </w:rPr>
-            </w:r>
-          </w:p>
-        </w:tc>
-        <w:tc>
-          <w:tcPr>
-            <w:tcW w:type="dxa" w:w="920"/>
+            <w:tcW w:type="dxa" w:w="1701"/>
+          </w:tcPr>
+          <w:p>
+            <w:pPr>
+              <w:ind w:firstLine="0"/>
+            </w:pPr>
+            <w:r>
+              <w:rPr>
+                <w:rFonts w:ascii="Times New Roman" w:hAnsi="Times New Roman" w:eastAsia="宋体"/>
+                <w:sz w:val="20"/>
+              </w:rPr>
+            </w:r>
+          </w:p>
+        </w:tc>
+        <w:tc>
+          <w:tcPr>
+            <w:tcW w:type="dxa" w:w="1701"/>
           </w:tcPr>
           <w:p>
             <w:pPr>
@@ -6471,7 +6471,7 @@
       <w:tr>
         <w:tc>
           <w:tcPr>
-            <w:tcW w:type="dxa" w:w="2629"/>
+            <w:tcW w:type="dxa" w:w="2296"/>
           </w:tcPr>
           <w:p>
             <w:pPr>
@@ -6488,7 +6488,7 @@
         </w:tc>
         <w:tc>
           <w:tcPr>
-            <w:tcW w:type="dxa" w:w="4864"/>
+            <w:tcW w:type="dxa" w:w="4248"/>
           </w:tcPr>
           <w:p>
             <w:pPr>
@@ -6505,7 +6505,7 @@
         </w:tc>
         <w:tc>
           <w:tcPr>
-            <w:tcW w:type="dxa" w:w="394"/>
+            <w:tcW w:type="dxa" w:w="1701"/>
           </w:tcPr>
           <w:p>
             <w:pPr>
@@ -6522,23 +6522,23 @@
         </w:tc>
         <w:tc>
           <w:tcPr>
-            <w:tcW w:type="dxa" w:w="263"/>
-          </w:tcPr>
-          <w:p>
-            <w:pPr>
-              <w:ind w:firstLine="0"/>
-            </w:pPr>
-            <w:r>
-              <w:rPr>
-                <w:rFonts w:ascii="Times New Roman" w:hAnsi="Times New Roman" w:eastAsia="宋体"/>
-                <w:sz w:val="20"/>
-              </w:rPr>
-            </w:r>
-          </w:p>
-        </w:tc>
-        <w:tc>
-          <w:tcPr>
-            <w:tcW w:type="dxa" w:w="920"/>
+            <w:tcW w:type="dxa" w:w="1701"/>
+          </w:tcPr>
+          <w:p>
+            <w:pPr>
+              <w:ind w:firstLine="0"/>
+            </w:pPr>
+            <w:r>
+              <w:rPr>
+                <w:rFonts w:ascii="Times New Roman" w:hAnsi="Times New Roman" w:eastAsia="宋体"/>
+                <w:sz w:val="20"/>
+              </w:rPr>
+            </w:r>
+          </w:p>
+        </w:tc>
+        <w:tc>
+          <w:tcPr>
+            <w:tcW w:type="dxa" w:w="1701"/>
           </w:tcPr>
           <w:p>
             <w:pPr>
@@ -6557,7 +6557,7 @@
       <w:tr>
         <w:tc>
           <w:tcPr>
-            <w:tcW w:type="dxa" w:w="2629"/>
+            <w:tcW w:type="dxa" w:w="2296"/>
           </w:tcPr>
           <w:p>
             <w:pPr>
@@ -6574,7 +6574,7 @@
         </w:tc>
         <w:tc>
           <w:tcPr>
-            <w:tcW w:type="dxa" w:w="4864"/>
+            <w:tcW w:type="dxa" w:w="4248"/>
           </w:tcPr>
           <w:p>
             <w:pPr>
@@ -6591,7 +6591,7 @@
         </w:tc>
         <w:tc>
           <w:tcPr>
-            <w:tcW w:type="dxa" w:w="394"/>
+            <w:tcW w:type="dxa" w:w="1701"/>
           </w:tcPr>
           <w:p>
             <w:pPr>
@@ -6608,23 +6608,23 @@
         </w:tc>
         <w:tc>
           <w:tcPr>
-            <w:tcW w:type="dxa" w:w="263"/>
-          </w:tcPr>
-          <w:p>
-            <w:pPr>
-              <w:ind w:firstLine="0"/>
-            </w:pPr>
-            <w:r>
-              <w:rPr>
-                <w:rFonts w:ascii="Times New Roman" w:hAnsi="Times New Roman" w:eastAsia="宋体"/>
-                <w:sz w:val="20"/>
-              </w:rPr>
-            </w:r>
-          </w:p>
-        </w:tc>
-        <w:tc>
-          <w:tcPr>
-            <w:tcW w:type="dxa" w:w="920"/>
+            <w:tcW w:type="dxa" w:w="1701"/>
+          </w:tcPr>
+          <w:p>
+            <w:pPr>
+              <w:ind w:firstLine="0"/>
+            </w:pPr>
+            <w:r>
+              <w:rPr>
+                <w:rFonts w:ascii="Times New Roman" w:hAnsi="Times New Roman" w:eastAsia="宋体"/>
+                <w:sz w:val="20"/>
+              </w:rPr>
+            </w:r>
+          </w:p>
+        </w:tc>
+        <w:tc>
+          <w:tcPr>
+            <w:tcW w:type="dxa" w:w="1701"/>
           </w:tcPr>
           <w:p>
             <w:pPr>
@@ -6643,7 +6643,7 @@
       <w:tr>
         <w:tc>
           <w:tcPr>
-            <w:tcW w:type="dxa" w:w="2629"/>
+            <w:tcW w:type="dxa" w:w="2296"/>
           </w:tcPr>
           <w:p>
             <w:pPr>
@@ -6660,7 +6660,7 @@
         </w:tc>
         <w:tc>
           <w:tcPr>
-            <w:tcW w:type="dxa" w:w="4864"/>
+            <w:tcW w:type="dxa" w:w="4248"/>
           </w:tcPr>
           <w:p>
             <w:pPr>
@@ -6677,7 +6677,7 @@
         </w:tc>
         <w:tc>
           <w:tcPr>
-            <w:tcW w:type="dxa" w:w="394"/>
+            <w:tcW w:type="dxa" w:w="1701"/>
           </w:tcPr>
           <w:p>
             <w:pPr>
@@ -6694,7 +6694,7 @@
         </w:tc>
         <w:tc>
           <w:tcPr>
-            <w:tcW w:type="dxa" w:w="263"/>
+            <w:tcW w:type="dxa" w:w="1701"/>
           </w:tcPr>
           <w:p>
             <w:pPr>
@@ -6711,7 +6711,7 @@
         </w:tc>
         <w:tc>
           <w:tcPr>
-            <w:tcW w:type="dxa" w:w="920"/>
+            <w:tcW w:type="dxa" w:w="1701"/>
           </w:tcPr>
           <w:p>
             <w:pPr>
@@ -6730,7 +6730,7 @@
       <w:tr>
         <w:tc>
           <w:tcPr>
-            <w:tcW w:type="dxa" w:w="2629"/>
+            <w:tcW w:type="dxa" w:w="2296"/>
           </w:tcPr>
           <w:p>
             <w:pPr>
@@ -6747,7 +6747,7 @@
         </w:tc>
         <w:tc>
           <w:tcPr>
-            <w:tcW w:type="dxa" w:w="4864"/>
+            <w:tcW w:type="dxa" w:w="4248"/>
           </w:tcPr>
           <w:p>
             <w:pPr>
@@ -6764,7 +6764,7 @@
         </w:tc>
         <w:tc>
           <w:tcPr>
-            <w:tcW w:type="dxa" w:w="394"/>
+            <w:tcW w:type="dxa" w:w="1701"/>
           </w:tcPr>
           <w:p>
             <w:pPr>
@@ -6781,23 +6781,23 @@
         </w:tc>
         <w:tc>
           <w:tcPr>
-            <w:tcW w:type="dxa" w:w="263"/>
-          </w:tcPr>
-          <w:p>
-            <w:pPr>
-              <w:ind w:firstLine="0"/>
-            </w:pPr>
-            <w:r>
-              <w:rPr>
-                <w:rFonts w:ascii="Times New Roman" w:hAnsi="Times New Roman" w:eastAsia="宋体"/>
-                <w:sz w:val="20"/>
-              </w:rPr>
-            </w:r>
-          </w:p>
-        </w:tc>
-        <w:tc>
-          <w:tcPr>
-            <w:tcW w:type="dxa" w:w="920"/>
+            <w:tcW w:type="dxa" w:w="1701"/>
+          </w:tcPr>
+          <w:p>
+            <w:pPr>
+              <w:ind w:firstLine="0"/>
+            </w:pPr>
+            <w:r>
+              <w:rPr>
+                <w:rFonts w:ascii="Times New Roman" w:hAnsi="Times New Roman" w:eastAsia="宋体"/>
+                <w:sz w:val="20"/>
+              </w:rPr>
+            </w:r>
+          </w:p>
+        </w:tc>
+        <w:tc>
+          <w:tcPr>
+            <w:tcW w:type="dxa" w:w="1701"/>
           </w:tcPr>
           <w:p>
             <w:pPr>
@@ -6816,7 +6816,7 @@
       <w:tr>
         <w:tc>
           <w:tcPr>
-            <w:tcW w:type="dxa" w:w="2629"/>
+            <w:tcW w:type="dxa" w:w="2296"/>
           </w:tcPr>
           <w:p>
             <w:pPr>
@@ -6833,7 +6833,7 @@
         </w:tc>
         <w:tc>
           <w:tcPr>
-            <w:tcW w:type="dxa" w:w="4864"/>
+            <w:tcW w:type="dxa" w:w="4248"/>
           </w:tcPr>
           <w:p>
             <w:pPr>
@@ -6850,7 +6850,7 @@
         </w:tc>
         <w:tc>
           <w:tcPr>
-            <w:tcW w:type="dxa" w:w="394"/>
+            <w:tcW w:type="dxa" w:w="1701"/>
           </w:tcPr>
           <w:p>
             <w:pPr>
@@ -6867,23 +6867,23 @@
         </w:tc>
         <w:tc>
           <w:tcPr>
-            <w:tcW w:type="dxa" w:w="263"/>
-          </w:tcPr>
-          <w:p>
-            <w:pPr>
-              <w:ind w:firstLine="0"/>
-            </w:pPr>
-            <w:r>
-              <w:rPr>
-                <w:rFonts w:ascii="Times New Roman" w:hAnsi="Times New Roman" w:eastAsia="宋体"/>
-                <w:sz w:val="20"/>
-              </w:rPr>
-            </w:r>
-          </w:p>
-        </w:tc>
-        <w:tc>
-          <w:tcPr>
-            <w:tcW w:type="dxa" w:w="920"/>
+            <w:tcW w:type="dxa" w:w="1701"/>
+          </w:tcPr>
+          <w:p>
+            <w:pPr>
+              <w:ind w:firstLine="0"/>
+            </w:pPr>
+            <w:r>
+              <w:rPr>
+                <w:rFonts w:ascii="Times New Roman" w:hAnsi="Times New Roman" w:eastAsia="宋体"/>
+                <w:sz w:val="20"/>
+              </w:rPr>
+            </w:r>
+          </w:p>
+        </w:tc>
+        <w:tc>
+          <w:tcPr>
+            <w:tcW w:type="dxa" w:w="1701"/>
           </w:tcPr>
           <w:p>
             <w:pPr>
@@ -6902,7 +6902,7 @@
       <w:tr>
         <w:tc>
           <w:tcPr>
-            <w:tcW w:type="dxa" w:w="2629"/>
+            <w:tcW w:type="dxa" w:w="2296"/>
           </w:tcPr>
           <w:p>
             <w:pPr>
@@ -6919,7 +6919,7 @@
         </w:tc>
         <w:tc>
           <w:tcPr>
-            <w:tcW w:type="dxa" w:w="4864"/>
+            <w:tcW w:type="dxa" w:w="4248"/>
           </w:tcPr>
           <w:p>
             <w:pPr>
@@ -6936,7 +6936,7 @@
         </w:tc>
         <w:tc>
           <w:tcPr>
-            <w:tcW w:type="dxa" w:w="394"/>
+            <w:tcW w:type="dxa" w:w="1701"/>
           </w:tcPr>
           <w:p>
             <w:pPr>
@@ -6953,23 +6953,23 @@
         </w:tc>
         <w:tc>
           <w:tcPr>
-            <w:tcW w:type="dxa" w:w="263"/>
-          </w:tcPr>
-          <w:p>
-            <w:pPr>
-              <w:ind w:firstLine="0"/>
-            </w:pPr>
-            <w:r>
-              <w:rPr>
-                <w:rFonts w:ascii="Times New Roman" w:hAnsi="Times New Roman" w:eastAsia="宋体"/>
-                <w:sz w:val="20"/>
-              </w:rPr>
-            </w:r>
-          </w:p>
-        </w:tc>
-        <w:tc>
-          <w:tcPr>
-            <w:tcW w:type="dxa" w:w="920"/>
+            <w:tcW w:type="dxa" w:w="1701"/>
+          </w:tcPr>
+          <w:p>
+            <w:pPr>
+              <w:ind w:firstLine="0"/>
+            </w:pPr>
+            <w:r>
+              <w:rPr>
+                <w:rFonts w:ascii="Times New Roman" w:hAnsi="Times New Roman" w:eastAsia="宋体"/>
+                <w:sz w:val="20"/>
+              </w:rPr>
+            </w:r>
+          </w:p>
+        </w:tc>
+        <w:tc>
+          <w:tcPr>
+            <w:tcW w:type="dxa" w:w="1701"/>
           </w:tcPr>
           <w:p>
             <w:pPr>
@@ -7013,7 +7013,7 @@
       <w:tr>
         <w:tc>
           <w:tcPr>
-            <w:tcW w:type="dxa" w:w="3024"/>
+            <w:tcW w:type="dxa" w:w="2326"/>
           </w:tcPr>
           <w:p>
             <w:pPr>
@@ -7031,7 +7031,7 @@
         </w:tc>
         <w:tc>
           <w:tcPr>
-            <w:tcW w:type="dxa" w:w="2419"/>
+            <w:tcW w:type="dxa" w:w="2326"/>
           </w:tcPr>
           <w:p>
             <w:pPr>
@@ -7049,7 +7049,7 @@
         </w:tc>
         <w:tc>
           <w:tcPr>
-            <w:tcW w:type="dxa" w:w="907"/>
+            <w:tcW w:type="dxa" w:w="1701"/>
           </w:tcPr>
           <w:p>
             <w:pPr>
@@ -7067,7 +7067,7 @@
         </w:tc>
         <w:tc>
           <w:tcPr>
-            <w:tcW w:type="dxa" w:w="605"/>
+            <w:tcW w:type="dxa" w:w="1701"/>
           </w:tcPr>
           <w:p>
             <w:pPr>
@@ -7085,7 +7085,7 @@
         </w:tc>
         <w:tc>
           <w:tcPr>
-            <w:tcW w:type="dxa" w:w="2117"/>
+            <w:tcW w:type="dxa" w:w="2558"/>
           </w:tcPr>
           <w:p>
             <w:pPr>
@@ -7105,7 +7105,7 @@
       <w:tr>
         <w:tc>
           <w:tcPr>
-            <w:tcW w:type="dxa" w:w="3024"/>
+            <w:tcW w:type="dxa" w:w="2326"/>
           </w:tcPr>
           <w:p>
             <w:pPr>
@@ -7122,7 +7122,7 @@
         </w:tc>
         <w:tc>
           <w:tcPr>
-            <w:tcW w:type="dxa" w:w="2419"/>
+            <w:tcW w:type="dxa" w:w="2326"/>
           </w:tcPr>
           <w:p>
             <w:pPr>
@@ -7139,7 +7139,7 @@
         </w:tc>
         <w:tc>
           <w:tcPr>
-            <w:tcW w:type="dxa" w:w="907"/>
+            <w:tcW w:type="dxa" w:w="1701"/>
           </w:tcPr>
           <w:p>
             <w:pPr>
@@ -7156,7 +7156,7 @@
         </w:tc>
         <w:tc>
           <w:tcPr>
-            <w:tcW w:type="dxa" w:w="605"/>
+            <w:tcW w:type="dxa" w:w="1701"/>
           </w:tcPr>
           <w:p>
             <w:pPr>
@@ -7173,7 +7173,7 @@
         </w:tc>
         <w:tc>
           <w:tcPr>
-            <w:tcW w:type="dxa" w:w="2117"/>
+            <w:tcW w:type="dxa" w:w="2558"/>
           </w:tcPr>
           <w:p>
             <w:pPr>
@@ -7192,7 +7192,7 @@
       <w:tr>
         <w:tc>
           <w:tcPr>
-            <w:tcW w:type="dxa" w:w="3024"/>
+            <w:tcW w:type="dxa" w:w="2326"/>
           </w:tcPr>
           <w:p>
             <w:pPr>
@@ -7209,7 +7209,7 @@
         </w:tc>
         <w:tc>
           <w:tcPr>
-            <w:tcW w:type="dxa" w:w="2419"/>
+            <w:tcW w:type="dxa" w:w="2326"/>
           </w:tcPr>
           <w:p>
             <w:pPr>
@@ -7226,7 +7226,7 @@
         </w:tc>
         <w:tc>
           <w:tcPr>
-            <w:tcW w:type="dxa" w:w="907"/>
+            <w:tcW w:type="dxa" w:w="1701"/>
           </w:tcPr>
           <w:p>
             <w:pPr>
@@ -7243,7 +7243,7 @@
         </w:tc>
         <w:tc>
           <w:tcPr>
-            <w:tcW w:type="dxa" w:w="605"/>
+            <w:tcW w:type="dxa" w:w="1701"/>
           </w:tcPr>
           <w:p>
             <w:pPr>
@@ -7260,7 +7260,7 @@
         </w:tc>
         <w:tc>
           <w:tcPr>
-            <w:tcW w:type="dxa" w:w="2117"/>
+            <w:tcW w:type="dxa" w:w="2558"/>
           </w:tcPr>
           <w:p>
             <w:pPr>
@@ -7279,7 +7279,7 @@
       <w:tr>
         <w:tc>
           <w:tcPr>
-            <w:tcW w:type="dxa" w:w="3024"/>
+            <w:tcW w:type="dxa" w:w="2326"/>
           </w:tcPr>
           <w:p>
             <w:pPr>
@@ -7296,7 +7296,7 @@
         </w:tc>
         <w:tc>
           <w:tcPr>
-            <w:tcW w:type="dxa" w:w="2419"/>
+            <w:tcW w:type="dxa" w:w="2326"/>
           </w:tcPr>
           <w:p>
             <w:pPr>
@@ -7313,7 +7313,7 @@
         </w:tc>
         <w:tc>
           <w:tcPr>
-            <w:tcW w:type="dxa" w:w="907"/>
+            <w:tcW w:type="dxa" w:w="1701"/>
           </w:tcPr>
           <w:p>
             <w:pPr>
@@ -7330,7 +7330,7 @@
         </w:tc>
         <w:tc>
           <w:tcPr>
-            <w:tcW w:type="dxa" w:w="605"/>
+            <w:tcW w:type="dxa" w:w="1701"/>
           </w:tcPr>
           <w:p>
             <w:pPr>
@@ -7347,7 +7347,7 @@
         </w:tc>
         <w:tc>
           <w:tcPr>
-            <w:tcW w:type="dxa" w:w="2117"/>
+            <w:tcW w:type="dxa" w:w="2558"/>
           </w:tcPr>
           <w:p>
             <w:pPr>
@@ -7366,7 +7366,7 @@
       <w:tr>
         <w:tc>
           <w:tcPr>
-            <w:tcW w:type="dxa" w:w="3024"/>
+            <w:tcW w:type="dxa" w:w="2326"/>
           </w:tcPr>
           <w:p>
             <w:pPr>
@@ -7383,7 +7383,7 @@
         </w:tc>
         <w:tc>
           <w:tcPr>
-            <w:tcW w:type="dxa" w:w="2419"/>
+            <w:tcW w:type="dxa" w:w="2326"/>
           </w:tcPr>
           <w:p>
             <w:pPr>
@@ -7400,7 +7400,7 @@
         </w:tc>
         <w:tc>
           <w:tcPr>
-            <w:tcW w:type="dxa" w:w="907"/>
+            <w:tcW w:type="dxa" w:w="1701"/>
           </w:tcPr>
           <w:p>
             <w:pPr>
@@ -7417,23 +7417,23 @@
         </w:tc>
         <w:tc>
           <w:tcPr>
-            <w:tcW w:type="dxa" w:w="605"/>
-          </w:tcPr>
-          <w:p>
-            <w:pPr>
-              <w:ind w:firstLine="0"/>
-            </w:pPr>
-            <w:r>
-              <w:rPr>
-                <w:rFonts w:ascii="Times New Roman" w:hAnsi="Times New Roman" w:eastAsia="宋体"/>
-                <w:sz w:val="20"/>
-              </w:rPr>
-            </w:r>
-          </w:p>
-        </w:tc>
-        <w:tc>
-          <w:tcPr>
-            <w:tcW w:type="dxa" w:w="2117"/>
+            <w:tcW w:type="dxa" w:w="1701"/>
+          </w:tcPr>
+          <w:p>
+            <w:pPr>
+              <w:ind w:firstLine="0"/>
+            </w:pPr>
+            <w:r>
+              <w:rPr>
+                <w:rFonts w:ascii="Times New Roman" w:hAnsi="Times New Roman" w:eastAsia="宋体"/>
+                <w:sz w:val="20"/>
+              </w:rPr>
+            </w:r>
+          </w:p>
+        </w:tc>
+        <w:tc>
+          <w:tcPr>
+            <w:tcW w:type="dxa" w:w="2558"/>
           </w:tcPr>
           <w:p>
             <w:pPr>
@@ -7452,7 +7452,7 @@
       <w:tr>
         <w:tc>
           <w:tcPr>
-            <w:tcW w:type="dxa" w:w="3024"/>
+            <w:tcW w:type="dxa" w:w="2326"/>
           </w:tcPr>
           <w:p>
             <w:pPr>
@@ -7469,7 +7469,7 @@
         </w:tc>
         <w:tc>
           <w:tcPr>
-            <w:tcW w:type="dxa" w:w="2419"/>
+            <w:tcW w:type="dxa" w:w="2326"/>
           </w:tcPr>
           <w:p>
             <w:pPr>
@@ -7486,7 +7486,7 @@
         </w:tc>
         <w:tc>
           <w:tcPr>
-            <w:tcW w:type="dxa" w:w="907"/>
+            <w:tcW w:type="dxa" w:w="1701"/>
           </w:tcPr>
           <w:p>
             <w:pPr>
@@ -7503,23 +7503,23 @@
         </w:tc>
         <w:tc>
           <w:tcPr>
-            <w:tcW w:type="dxa" w:w="605"/>
-          </w:tcPr>
-          <w:p>
-            <w:pPr>
-              <w:ind w:firstLine="0"/>
-            </w:pPr>
-            <w:r>
-              <w:rPr>
-                <w:rFonts w:ascii="Times New Roman" w:hAnsi="Times New Roman" w:eastAsia="宋体"/>
-                <w:sz w:val="20"/>
-              </w:rPr>
-            </w:r>
-          </w:p>
-        </w:tc>
-        <w:tc>
-          <w:tcPr>
-            <w:tcW w:type="dxa" w:w="2117"/>
+            <w:tcW w:type="dxa" w:w="1701"/>
+          </w:tcPr>
+          <w:p>
+            <w:pPr>
+              <w:ind w:firstLine="0"/>
+            </w:pPr>
+            <w:r>
+              <w:rPr>
+                <w:rFonts w:ascii="Times New Roman" w:hAnsi="Times New Roman" w:eastAsia="宋体"/>
+                <w:sz w:val="20"/>
+              </w:rPr>
+            </w:r>
+          </w:p>
+        </w:tc>
+        <w:tc>
+          <w:tcPr>
+            <w:tcW w:type="dxa" w:w="2558"/>
           </w:tcPr>
           <w:p>
             <w:pPr>
@@ -7563,7 +7563,7 @@
       <w:tr>
         <w:tc>
           <w:tcPr>
-            <w:tcW w:type="dxa" w:w="1194"/>
+            <w:tcW w:type="dxa" w:w="1701"/>
           </w:tcPr>
           <w:p>
             <w:pPr>
@@ -7581,7 +7581,7 @@
         </w:tc>
         <w:tc>
           <w:tcPr>
-            <w:tcW w:type="dxa" w:w="6684"/>
+            <w:tcW w:type="dxa" w:w="6195"/>
           </w:tcPr>
           <w:p>
             <w:pPr>
@@ -7599,7 +7599,7 @@
         </w:tc>
         <w:tc>
           <w:tcPr>
-            <w:tcW w:type="dxa" w:w="358"/>
+            <w:tcW w:type="dxa" w:w="1701"/>
           </w:tcPr>
           <w:p>
             <w:pPr>
@@ -7617,7 +7617,7 @@
         </w:tc>
         <w:tc>
           <w:tcPr>
-            <w:tcW w:type="dxa" w:w="239"/>
+            <w:tcW w:type="dxa" w:w="1701"/>
           </w:tcPr>
           <w:p>
             <w:pPr>
@@ -7635,7 +7635,7 @@
         </w:tc>
         <w:tc>
           <w:tcPr>
-            <w:tcW w:type="dxa" w:w="597"/>
+            <w:tcW w:type="dxa" w:w="1701"/>
           </w:tcPr>
           <w:p>
             <w:pPr>
@@ -7655,7 +7655,7 @@
       <w:tr>
         <w:tc>
           <w:tcPr>
-            <w:tcW w:type="dxa" w:w="1194"/>
+            <w:tcW w:type="dxa" w:w="1701"/>
           </w:tcPr>
           <w:p>
             <w:pPr>
@@ -7672,7 +7672,7 @@
         </w:tc>
         <w:tc>
           <w:tcPr>
-            <w:tcW w:type="dxa" w:w="6684"/>
+            <w:tcW w:type="dxa" w:w="6195"/>
           </w:tcPr>
           <w:p>
             <w:pPr>
@@ -7689,7 +7689,7 @@
         </w:tc>
         <w:tc>
           <w:tcPr>
-            <w:tcW w:type="dxa" w:w="358"/>
+            <w:tcW w:type="dxa" w:w="1701"/>
           </w:tcPr>
           <w:p>
             <w:pPr>
@@ -7706,7 +7706,7 @@
         </w:tc>
         <w:tc>
           <w:tcPr>
-            <w:tcW w:type="dxa" w:w="239"/>
+            <w:tcW w:type="dxa" w:w="1701"/>
           </w:tcPr>
           <w:p>
             <w:pPr>
@@ -7723,7 +7723,7 @@
         </w:tc>
         <w:tc>
           <w:tcPr>
-            <w:tcW w:type="dxa" w:w="597"/>
+            <w:tcW w:type="dxa" w:w="1701"/>
           </w:tcPr>
           <w:p>
             <w:pPr>
@@ -7742,7 +7742,7 @@
       <w:tr>
         <w:tc>
           <w:tcPr>
-            <w:tcW w:type="dxa" w:w="1194"/>
+            <w:tcW w:type="dxa" w:w="1701"/>
           </w:tcPr>
           <w:p>
             <w:pPr>
@@ -7759,7 +7759,7 @@
         </w:tc>
         <w:tc>
           <w:tcPr>
-            <w:tcW w:type="dxa" w:w="6684"/>
+            <w:tcW w:type="dxa" w:w="6195"/>
           </w:tcPr>
           <w:p>
             <w:pPr>
@@ -7776,7 +7776,7 @@
         </w:tc>
         <w:tc>
           <w:tcPr>
-            <w:tcW w:type="dxa" w:w="358"/>
+            <w:tcW w:type="dxa" w:w="1701"/>
           </w:tcPr>
           <w:p>
             <w:pPr>
@@ -7793,7 +7793,7 @@
         </w:tc>
         <w:tc>
           <w:tcPr>
-            <w:tcW w:type="dxa" w:w="239"/>
+            <w:tcW w:type="dxa" w:w="1701"/>
           </w:tcPr>
           <w:p>
             <w:pPr>
@@ -7810,7 +7810,7 @@
         </w:tc>
         <w:tc>
           <w:tcPr>
-            <w:tcW w:type="dxa" w:w="597"/>
+            <w:tcW w:type="dxa" w:w="1701"/>
           </w:tcPr>
           <w:p>
             <w:pPr>
@@ -7829,7 +7829,7 @@
       <w:tr>
         <w:tc>
           <w:tcPr>
-            <w:tcW w:type="dxa" w:w="1194"/>
+            <w:tcW w:type="dxa" w:w="1701"/>
           </w:tcPr>
           <w:p>
             <w:pPr>
@@ -7846,7 +7846,7 @@
         </w:tc>
         <w:tc>
           <w:tcPr>
-            <w:tcW w:type="dxa" w:w="6684"/>
+            <w:tcW w:type="dxa" w:w="6195"/>
           </w:tcPr>
           <w:p>
             <w:pPr>
@@ -7863,7 +7863,7 @@
         </w:tc>
         <w:tc>
           <w:tcPr>
-            <w:tcW w:type="dxa" w:w="358"/>
+            <w:tcW w:type="dxa" w:w="1701"/>
           </w:tcPr>
           <w:p>
             <w:pPr>
@@ -7880,7 +7880,7 @@
         </w:tc>
         <w:tc>
           <w:tcPr>
-            <w:tcW w:type="dxa" w:w="239"/>
+            <w:tcW w:type="dxa" w:w="1701"/>
           </w:tcPr>
           <w:p>
             <w:pPr>
@@ -7897,7 +7897,7 @@
         </w:tc>
         <w:tc>
           <w:tcPr>
-            <w:tcW w:type="dxa" w:w="597"/>
+            <w:tcW w:type="dxa" w:w="1701"/>
           </w:tcPr>
           <w:p>
             <w:pPr>
@@ -7916,7 +7916,7 @@
       <w:tr>
         <w:tc>
           <w:tcPr>
-            <w:tcW w:type="dxa" w:w="1194"/>
+            <w:tcW w:type="dxa" w:w="1701"/>
           </w:tcPr>
           <w:p>
             <w:pPr>
@@ -7933,7 +7933,7 @@
         </w:tc>
         <w:tc>
           <w:tcPr>
-            <w:tcW w:type="dxa" w:w="6684"/>
+            <w:tcW w:type="dxa" w:w="6195"/>
           </w:tcPr>
           <w:p>
             <w:pPr>
@@ -7950,7 +7950,7 @@
         </w:tc>
         <w:tc>
           <w:tcPr>
-            <w:tcW w:type="dxa" w:w="358"/>
+            <w:tcW w:type="dxa" w:w="1701"/>
           </w:tcPr>
           <w:p>
             <w:pPr>
@@ -7967,23 +7967,23 @@
         </w:tc>
         <w:tc>
           <w:tcPr>
-            <w:tcW w:type="dxa" w:w="239"/>
-          </w:tcPr>
-          <w:p>
-            <w:pPr>
-              <w:ind w:firstLine="0"/>
-            </w:pPr>
-            <w:r>
-              <w:rPr>
-                <w:rFonts w:ascii="Times New Roman" w:hAnsi="Times New Roman" w:eastAsia="宋体"/>
-                <w:sz w:val="20"/>
-              </w:rPr>
-            </w:r>
-          </w:p>
-        </w:tc>
-        <w:tc>
-          <w:tcPr>
-            <w:tcW w:type="dxa" w:w="597"/>
+            <w:tcW w:type="dxa" w:w="1701"/>
+          </w:tcPr>
+          <w:p>
+            <w:pPr>
+              <w:ind w:firstLine="0"/>
+            </w:pPr>
+            <w:r>
+              <w:rPr>
+                <w:rFonts w:ascii="Times New Roman" w:hAnsi="Times New Roman" w:eastAsia="宋体"/>
+                <w:sz w:val="20"/>
+              </w:rPr>
+            </w:r>
+          </w:p>
+        </w:tc>
+        <w:tc>
+          <w:tcPr>
+            <w:tcW w:type="dxa" w:w="1701"/>
           </w:tcPr>
           <w:p>
             <w:pPr>
@@ -8002,7 +8002,7 @@
       <w:tr>
         <w:tc>
           <w:tcPr>
-            <w:tcW w:type="dxa" w:w="1194"/>
+            <w:tcW w:type="dxa" w:w="1701"/>
           </w:tcPr>
           <w:p>
             <w:pPr>
@@ -8019,7 +8019,7 @@
         </w:tc>
         <w:tc>
           <w:tcPr>
-            <w:tcW w:type="dxa" w:w="6684"/>
+            <w:tcW w:type="dxa" w:w="6195"/>
           </w:tcPr>
           <w:p>
             <w:pPr>
@@ -8036,7 +8036,7 @@
         </w:tc>
         <w:tc>
           <w:tcPr>
-            <w:tcW w:type="dxa" w:w="358"/>
+            <w:tcW w:type="dxa" w:w="1701"/>
           </w:tcPr>
           <w:p>
             <w:pPr>
@@ -8053,23 +8053,23 @@
         </w:tc>
         <w:tc>
           <w:tcPr>
-            <w:tcW w:type="dxa" w:w="239"/>
-          </w:tcPr>
-          <w:p>
-            <w:pPr>
-              <w:ind w:firstLine="0"/>
-            </w:pPr>
-            <w:r>
-              <w:rPr>
-                <w:rFonts w:ascii="Times New Roman" w:hAnsi="Times New Roman" w:eastAsia="宋体"/>
-                <w:sz w:val="20"/>
-              </w:rPr>
-            </w:r>
-          </w:p>
-        </w:tc>
-        <w:tc>
-          <w:tcPr>
-            <w:tcW w:type="dxa" w:w="597"/>
+            <w:tcW w:type="dxa" w:w="1701"/>
+          </w:tcPr>
+          <w:p>
+            <w:pPr>
+              <w:ind w:firstLine="0"/>
+            </w:pPr>
+            <w:r>
+              <w:rPr>
+                <w:rFonts w:ascii="Times New Roman" w:hAnsi="Times New Roman" w:eastAsia="宋体"/>
+                <w:sz w:val="20"/>
+              </w:rPr>
+            </w:r>
+          </w:p>
+        </w:tc>
+        <w:tc>
+          <w:tcPr>
+            <w:tcW w:type="dxa" w:w="1701"/>
           </w:tcPr>
           <w:p>
             <w:pPr>
@@ -8088,7 +8088,7 @@
       <w:tr>
         <w:tc>
           <w:tcPr>
-            <w:tcW w:type="dxa" w:w="1194"/>
+            <w:tcW w:type="dxa" w:w="1701"/>
           </w:tcPr>
           <w:p>
             <w:pPr>
@@ -8105,7 +8105,7 @@
         </w:tc>
         <w:tc>
           <w:tcPr>
-            <w:tcW w:type="dxa" w:w="6684"/>
+            <w:tcW w:type="dxa" w:w="6195"/>
           </w:tcPr>
           <w:p>
             <w:pPr>
@@ -8122,7 +8122,7 @@
         </w:tc>
         <w:tc>
           <w:tcPr>
-            <w:tcW w:type="dxa" w:w="358"/>
+            <w:tcW w:type="dxa" w:w="1701"/>
           </w:tcPr>
           <w:p>
             <w:pPr>
@@ -8139,23 +8139,23 @@
         </w:tc>
         <w:tc>
           <w:tcPr>
-            <w:tcW w:type="dxa" w:w="239"/>
-          </w:tcPr>
-          <w:p>
-            <w:pPr>
-              <w:ind w:firstLine="0"/>
-            </w:pPr>
-            <w:r>
-              <w:rPr>
-                <w:rFonts w:ascii="Times New Roman" w:hAnsi="Times New Roman" w:eastAsia="宋体"/>
-                <w:sz w:val="20"/>
-              </w:rPr>
-            </w:r>
-          </w:p>
-        </w:tc>
-        <w:tc>
-          <w:tcPr>
-            <w:tcW w:type="dxa" w:w="597"/>
+            <w:tcW w:type="dxa" w:w="1701"/>
+          </w:tcPr>
+          <w:p>
+            <w:pPr>
+              <w:ind w:firstLine="0"/>
+            </w:pPr>
+            <w:r>
+              <w:rPr>
+                <w:rFonts w:ascii="Times New Roman" w:hAnsi="Times New Roman" w:eastAsia="宋体"/>
+                <w:sz w:val="20"/>
+              </w:rPr>
+            </w:r>
+          </w:p>
+        </w:tc>
+        <w:tc>
+          <w:tcPr>
+            <w:tcW w:type="dxa" w:w="1701"/>
           </w:tcPr>
           <w:p>
             <w:pPr>
@@ -8199,7 +8199,7 @@
       <w:tr>
         <w:tc>
           <w:tcPr>
-            <w:tcW w:type="dxa" w:w="3024"/>
+            <w:tcW w:type="dxa" w:w="2326"/>
           </w:tcPr>
           <w:p>
             <w:pPr>
@@ -8217,7 +8217,7 @@
         </w:tc>
         <w:tc>
           <w:tcPr>
-            <w:tcW w:type="dxa" w:w="2419"/>
+            <w:tcW w:type="dxa" w:w="2326"/>
           </w:tcPr>
           <w:p>
             <w:pPr>
@@ -8235,7 +8235,7 @@
         </w:tc>
         <w:tc>
           <w:tcPr>
-            <w:tcW w:type="dxa" w:w="907"/>
+            <w:tcW w:type="dxa" w:w="1701"/>
           </w:tcPr>
           <w:p>
             <w:pPr>
@@ -8253,7 +8253,7 @@
         </w:tc>
         <w:tc>
           <w:tcPr>
-            <w:tcW w:type="dxa" w:w="605"/>
+            <w:tcW w:type="dxa" w:w="1701"/>
           </w:tcPr>
           <w:p>
             <w:pPr>
@@ -8271,7 +8271,7 @@
         </w:tc>
         <w:tc>
           <w:tcPr>
-            <w:tcW w:type="dxa" w:w="2117"/>
+            <w:tcW w:type="dxa" w:w="2558"/>
           </w:tcPr>
           <w:p>
             <w:pPr>
@@ -8291,7 +8291,7 @@
       <w:tr>
         <w:tc>
           <w:tcPr>
-            <w:tcW w:type="dxa" w:w="3024"/>
+            <w:tcW w:type="dxa" w:w="2326"/>
           </w:tcPr>
           <w:p>
             <w:pPr>
@@ -8308,7 +8308,7 @@
         </w:tc>
         <w:tc>
           <w:tcPr>
-            <w:tcW w:type="dxa" w:w="2419"/>
+            <w:tcW w:type="dxa" w:w="2326"/>
           </w:tcPr>
           <w:p>
             <w:pPr>
@@ -8325,7 +8325,7 @@
         </w:tc>
         <w:tc>
           <w:tcPr>
-            <w:tcW w:type="dxa" w:w="907"/>
+            <w:tcW w:type="dxa" w:w="1701"/>
           </w:tcPr>
           <w:p>
             <w:pPr>
@@ -8342,7 +8342,7 @@
         </w:tc>
         <w:tc>
           <w:tcPr>
-            <w:tcW w:type="dxa" w:w="605"/>
+            <w:tcW w:type="dxa" w:w="1701"/>
           </w:tcPr>
           <w:p>
             <w:pPr>
@@ -8359,7 +8359,7 @@
         </w:tc>
         <w:tc>
           <w:tcPr>
-            <w:tcW w:type="dxa" w:w="2117"/>
+            <w:tcW w:type="dxa" w:w="2558"/>
           </w:tcPr>
           <w:p>
             <w:pPr>
@@ -8378,7 +8378,7 @@
       <w:tr>
         <w:tc>
           <w:tcPr>
-            <w:tcW w:type="dxa" w:w="3024"/>
+            <w:tcW w:type="dxa" w:w="2326"/>
           </w:tcPr>
           <w:p>
             <w:pPr>
@@ -8395,7 +8395,7 @@
         </w:tc>
         <w:tc>
           <w:tcPr>
-            <w:tcW w:type="dxa" w:w="2419"/>
+            <w:tcW w:type="dxa" w:w="2326"/>
           </w:tcPr>
           <w:p>
             <w:pPr>
@@ -8412,7 +8412,7 @@
         </w:tc>
         <w:tc>
           <w:tcPr>
-            <w:tcW w:type="dxa" w:w="907"/>
+            <w:tcW w:type="dxa" w:w="1701"/>
           </w:tcPr>
           <w:p>
             <w:pPr>
@@ -8429,7 +8429,7 @@
         </w:tc>
         <w:tc>
           <w:tcPr>
-            <w:tcW w:type="dxa" w:w="605"/>
+            <w:tcW w:type="dxa" w:w="1701"/>
           </w:tcPr>
           <w:p>
             <w:pPr>
@@ -8446,7 +8446,7 @@
         </w:tc>
         <w:tc>
           <w:tcPr>
-            <w:tcW w:type="dxa" w:w="2117"/>
+            <w:tcW w:type="dxa" w:w="2558"/>
           </w:tcPr>
           <w:p>
             <w:pPr>
@@ -8465,7 +8465,7 @@
       <w:tr>
         <w:tc>
           <w:tcPr>
-            <w:tcW w:type="dxa" w:w="3024"/>
+            <w:tcW w:type="dxa" w:w="2326"/>
           </w:tcPr>
           <w:p>
             <w:pPr>
@@ -8482,7 +8482,7 @@
         </w:tc>
         <w:tc>
           <w:tcPr>
-            <w:tcW w:type="dxa" w:w="2419"/>
+            <w:tcW w:type="dxa" w:w="2326"/>
           </w:tcPr>
           <w:p>
             <w:pPr>
@@ -8499,7 +8499,7 @@
         </w:tc>
         <w:tc>
           <w:tcPr>
-            <w:tcW w:type="dxa" w:w="907"/>
+            <w:tcW w:type="dxa" w:w="1701"/>
           </w:tcPr>
           <w:p>
             <w:pPr>
@@ -8516,7 +8516,7 @@
         </w:tc>
         <w:tc>
           <w:tcPr>
-            <w:tcW w:type="dxa" w:w="605"/>
+            <w:tcW w:type="dxa" w:w="1701"/>
           </w:tcPr>
           <w:p>
             <w:pPr>
@@ -8533,7 +8533,7 @@
         </w:tc>
         <w:tc>
           <w:tcPr>
-            <w:tcW w:type="dxa" w:w="2117"/>
+            <w:tcW w:type="dxa" w:w="2558"/>
           </w:tcPr>
           <w:p>
             <w:pPr>
@@ -8552,7 +8552,7 @@
       <w:tr>
         <w:tc>
           <w:tcPr>
-            <w:tcW w:type="dxa" w:w="3024"/>
+            <w:tcW w:type="dxa" w:w="2326"/>
           </w:tcPr>
           <w:p>
             <w:pPr>
@@ -8569,7 +8569,7 @@
         </w:tc>
         <w:tc>
           <w:tcPr>
-            <w:tcW w:type="dxa" w:w="2419"/>
+            <w:tcW w:type="dxa" w:w="2326"/>
           </w:tcPr>
           <w:p>
             <w:pPr>
@@ -8586,7 +8586,7 @@
         </w:tc>
         <w:tc>
           <w:tcPr>
-            <w:tcW w:type="dxa" w:w="907"/>
+            <w:tcW w:type="dxa" w:w="1701"/>
           </w:tcPr>
           <w:p>
             <w:pPr>
@@ -8603,23 +8603,23 @@
         </w:tc>
         <w:tc>
           <w:tcPr>
-            <w:tcW w:type="dxa" w:w="605"/>
-          </w:tcPr>
-          <w:p>
-            <w:pPr>
-              <w:ind w:firstLine="0"/>
-            </w:pPr>
-            <w:r>
-              <w:rPr>
-                <w:rFonts w:ascii="Times New Roman" w:hAnsi="Times New Roman" w:eastAsia="宋体"/>
-                <w:sz w:val="20"/>
-              </w:rPr>
-            </w:r>
-          </w:p>
-        </w:tc>
-        <w:tc>
-          <w:tcPr>
-            <w:tcW w:type="dxa" w:w="2117"/>
+            <w:tcW w:type="dxa" w:w="1701"/>
+          </w:tcPr>
+          <w:p>
+            <w:pPr>
+              <w:ind w:firstLine="0"/>
+            </w:pPr>
+            <w:r>
+              <w:rPr>
+                <w:rFonts w:ascii="Times New Roman" w:hAnsi="Times New Roman" w:eastAsia="宋体"/>
+                <w:sz w:val="20"/>
+              </w:rPr>
+            </w:r>
+          </w:p>
+        </w:tc>
+        <w:tc>
+          <w:tcPr>
+            <w:tcW w:type="dxa" w:w="2558"/>
           </w:tcPr>
           <w:p>
             <w:pPr>
@@ -8672,7 +8672,7 @@
       <w:tr>
         <w:tc>
           <w:tcPr>
-            <w:tcW w:type="dxa" w:w="3240"/>
+            <w:tcW w:type="dxa" w:w="2520"/>
           </w:tcPr>
           <w:p>
             <w:pPr>
@@ -8690,7 +8690,7 @@
         </w:tc>
         <w:tc>
           <w:tcPr>
-            <w:tcW w:type="dxa" w:w="2592"/>
+            <w:tcW w:type="dxa" w:w="2520"/>
           </w:tcPr>
           <w:p>
             <w:pPr>
@@ -8708,7 +8708,7 @@
         </w:tc>
         <w:tc>
           <w:tcPr>
-            <w:tcW w:type="dxa" w:w="972"/>
+            <w:tcW w:type="dxa" w:w="1701"/>
           </w:tcPr>
           <w:p>
             <w:pPr>
@@ -8726,7 +8726,7 @@
         </w:tc>
         <w:tc>
           <w:tcPr>
-            <w:tcW w:type="dxa" w:w="648"/>
+            <w:tcW w:type="dxa" w:w="1701"/>
           </w:tcPr>
           <w:p>
             <w:pPr>
@@ -8744,7 +8744,7 @@
         </w:tc>
         <w:tc>
           <w:tcPr>
-            <w:tcW w:type="dxa" w:w="1620"/>
+            <w:tcW w:type="dxa" w:w="2016"/>
           </w:tcPr>
           <w:p>
             <w:pPr>
@@ -8764,7 +8764,7 @@
       <w:tr>
         <w:tc>
           <w:tcPr>
-            <w:tcW w:type="dxa" w:w="3240"/>
+            <w:tcW w:type="dxa" w:w="2520"/>
           </w:tcPr>
           <w:p>
             <w:pPr>
@@ -8781,7 +8781,7 @@
         </w:tc>
         <w:tc>
           <w:tcPr>
-            <w:tcW w:type="dxa" w:w="2592"/>
+            <w:tcW w:type="dxa" w:w="2520"/>
           </w:tcPr>
           <w:p>
             <w:pPr>
@@ -8798,7 +8798,7 @@
         </w:tc>
         <w:tc>
           <w:tcPr>
-            <w:tcW w:type="dxa" w:w="972"/>
+            <w:tcW w:type="dxa" w:w="1701"/>
           </w:tcPr>
           <w:p>
             <w:pPr>
@@ -8815,7 +8815,7 @@
         </w:tc>
         <w:tc>
           <w:tcPr>
-            <w:tcW w:type="dxa" w:w="648"/>
+            <w:tcW w:type="dxa" w:w="1701"/>
           </w:tcPr>
           <w:p>
             <w:pPr>
@@ -8832,7 +8832,7 @@
         </w:tc>
         <w:tc>
           <w:tcPr>
-            <w:tcW w:type="dxa" w:w="1620"/>
+            <w:tcW w:type="dxa" w:w="2016"/>
           </w:tcPr>
           <w:p>
             <w:pPr>
@@ -8851,7 +8851,7 @@
       <w:tr>
         <w:tc>
           <w:tcPr>
-            <w:tcW w:type="dxa" w:w="3240"/>
+            <w:tcW w:type="dxa" w:w="2520"/>
           </w:tcPr>
           <w:p>
             <w:pPr>
@@ -8868,7 +8868,7 @@
         </w:tc>
         <w:tc>
           <w:tcPr>
-            <w:tcW w:type="dxa" w:w="2592"/>
+            <w:tcW w:type="dxa" w:w="2520"/>
           </w:tcPr>
           <w:p>
             <w:pPr>
@@ -8885,7 +8885,7 @@
         </w:tc>
         <w:tc>
           <w:tcPr>
-            <w:tcW w:type="dxa" w:w="972"/>
+            <w:tcW w:type="dxa" w:w="1701"/>
           </w:tcPr>
           <w:p>
             <w:pPr>
@@ -8902,7 +8902,7 @@
         </w:tc>
         <w:tc>
           <w:tcPr>
-            <w:tcW w:type="dxa" w:w="648"/>
+            <w:tcW w:type="dxa" w:w="1701"/>
           </w:tcPr>
           <w:p>
             <w:pPr>
@@ -8919,7 +8919,7 @@
         </w:tc>
         <w:tc>
           <w:tcPr>
-            <w:tcW w:type="dxa" w:w="1620"/>
+            <w:tcW w:type="dxa" w:w="2016"/>
           </w:tcPr>
           <w:p>
             <w:pPr>
@@ -8938,7 +8938,7 @@
       <w:tr>
         <w:tc>
           <w:tcPr>
-            <w:tcW w:type="dxa" w:w="3240"/>
+            <w:tcW w:type="dxa" w:w="2520"/>
           </w:tcPr>
           <w:p>
             <w:pPr>
@@ -8955,7 +8955,7 @@
         </w:tc>
         <w:tc>
           <w:tcPr>
-            <w:tcW w:type="dxa" w:w="2592"/>
+            <w:tcW w:type="dxa" w:w="2520"/>
           </w:tcPr>
           <w:p>
             <w:pPr>
@@ -8972,7 +8972,7 @@
         </w:tc>
         <w:tc>
           <w:tcPr>
-            <w:tcW w:type="dxa" w:w="972"/>
+            <w:tcW w:type="dxa" w:w="1701"/>
           </w:tcPr>
           <w:p>
             <w:pPr>
@@ -8989,7 +8989,7 @@
         </w:tc>
         <w:tc>
           <w:tcPr>
-            <w:tcW w:type="dxa" w:w="648"/>
+            <w:tcW w:type="dxa" w:w="1701"/>
           </w:tcPr>
           <w:p>
             <w:pPr>
@@ -9006,7 +9006,7 @@
         </w:tc>
         <w:tc>
           <w:tcPr>
-            <w:tcW w:type="dxa" w:w="1620"/>
+            <w:tcW w:type="dxa" w:w="2016"/>
           </w:tcPr>
           <w:p>
             <w:pPr>
@@ -9025,7 +9025,7 @@
       <w:tr>
         <w:tc>
           <w:tcPr>
-            <w:tcW w:type="dxa" w:w="3240"/>
+            <w:tcW w:type="dxa" w:w="2520"/>
           </w:tcPr>
           <w:p>
             <w:pPr>
@@ -9042,7 +9042,7 @@
         </w:tc>
         <w:tc>
           <w:tcPr>
-            <w:tcW w:type="dxa" w:w="2592"/>
+            <w:tcW w:type="dxa" w:w="2520"/>
           </w:tcPr>
           <w:p>
             <w:pPr>
@@ -9059,7 +9059,7 @@
         </w:tc>
         <w:tc>
           <w:tcPr>
-            <w:tcW w:type="dxa" w:w="972"/>
+            <w:tcW w:type="dxa" w:w="1701"/>
           </w:tcPr>
           <w:p>
             <w:pPr>
@@ -9076,23 +9076,23 @@
         </w:tc>
         <w:tc>
           <w:tcPr>
-            <w:tcW w:type="dxa" w:w="648"/>
-          </w:tcPr>
-          <w:p>
-            <w:pPr>
-              <w:ind w:firstLine="0"/>
-            </w:pPr>
-            <w:r>
-              <w:rPr>
-                <w:rFonts w:ascii="Times New Roman" w:hAnsi="Times New Roman" w:eastAsia="宋体"/>
-                <w:sz w:val="20"/>
-              </w:rPr>
-            </w:r>
-          </w:p>
-        </w:tc>
-        <w:tc>
-          <w:tcPr>
-            <w:tcW w:type="dxa" w:w="1620"/>
+            <w:tcW w:type="dxa" w:w="1701"/>
+          </w:tcPr>
+          <w:p>
+            <w:pPr>
+              <w:ind w:firstLine="0"/>
+            </w:pPr>
+            <w:r>
+              <w:rPr>
+                <w:rFonts w:ascii="Times New Roman" w:hAnsi="Times New Roman" w:eastAsia="宋体"/>
+                <w:sz w:val="20"/>
+              </w:rPr>
+            </w:r>
+          </w:p>
+        </w:tc>
+        <w:tc>
+          <w:tcPr>
+            <w:tcW w:type="dxa" w:w="2016"/>
           </w:tcPr>
           <w:p>
             <w:pPr>
@@ -9145,7 +9145,7 @@
       <w:tr>
         <w:tc>
           <w:tcPr>
-            <w:tcW w:type="dxa" w:w="2387"/>
+            <w:tcW w:type="dxa" w:w="1930"/>
           </w:tcPr>
           <w:p>
             <w:pPr>
@@ -9163,7 +9163,7 @@
         </w:tc>
         <w:tc>
           <w:tcPr>
-            <w:tcW w:type="dxa" w:w="1910"/>
+            <w:tcW w:type="dxa" w:w="1930"/>
           </w:tcPr>
           <w:p>
             <w:pPr>
@@ -9181,7 +9181,7 @@
         </w:tc>
         <w:tc>
           <w:tcPr>
-            <w:tcW w:type="dxa" w:w="716"/>
+            <w:tcW w:type="dxa" w:w="1701"/>
           </w:tcPr>
           <w:p>
             <w:pPr>
@@ -9199,7 +9199,7 @@
         </w:tc>
         <w:tc>
           <w:tcPr>
-            <w:tcW w:type="dxa" w:w="2387"/>
+            <w:tcW w:type="dxa" w:w="1930"/>
           </w:tcPr>
           <w:p>
             <w:pPr>
@@ -9217,7 +9217,7 @@
         </w:tc>
         <w:tc>
           <w:tcPr>
-            <w:tcW w:type="dxa" w:w="1671"/>
+            <w:tcW w:type="dxa" w:w="2123"/>
           </w:tcPr>
           <w:p>
             <w:pPr>
@@ -9237,7 +9237,7 @@
       <w:tr>
         <w:tc>
           <w:tcPr>
-            <w:tcW w:type="dxa" w:w="2387"/>
+            <w:tcW w:type="dxa" w:w="1930"/>
           </w:tcPr>
           <w:p>
             <w:pPr>
@@ -9254,7 +9254,7 @@
         </w:tc>
         <w:tc>
           <w:tcPr>
-            <w:tcW w:type="dxa" w:w="1910"/>
+            <w:tcW w:type="dxa" w:w="1930"/>
           </w:tcPr>
           <w:p>
             <w:pPr>
@@ -9271,7 +9271,7 @@
         </w:tc>
         <w:tc>
           <w:tcPr>
-            <w:tcW w:type="dxa" w:w="716"/>
+            <w:tcW w:type="dxa" w:w="1701"/>
           </w:tcPr>
           <w:p>
             <w:pPr>
@@ -9288,7 +9288,7 @@
         </w:tc>
         <w:tc>
           <w:tcPr>
-            <w:tcW w:type="dxa" w:w="2387"/>
+            <w:tcW w:type="dxa" w:w="1930"/>
           </w:tcPr>
           <w:p>
             <w:pPr>
@@ -9305,7 +9305,7 @@
         </w:tc>
         <w:tc>
           <w:tcPr>
-            <w:tcW w:type="dxa" w:w="1671"/>
+            <w:tcW w:type="dxa" w:w="2123"/>
           </w:tcPr>
           <w:p>
             <w:pPr>
@@ -9324,7 +9324,7 @@
       <w:tr>
         <w:tc>
           <w:tcPr>
-            <w:tcW w:type="dxa" w:w="2387"/>
+            <w:tcW w:type="dxa" w:w="1930"/>
           </w:tcPr>
           <w:p>
             <w:pPr>
@@ -9341,7 +9341,7 @@
         </w:tc>
         <w:tc>
           <w:tcPr>
-            <w:tcW w:type="dxa" w:w="1910"/>
+            <w:tcW w:type="dxa" w:w="1930"/>
           </w:tcPr>
           <w:p>
             <w:pPr>
@@ -9358,7 +9358,7 @@
         </w:tc>
         <w:tc>
           <w:tcPr>
-            <w:tcW w:type="dxa" w:w="716"/>
+            <w:tcW w:type="dxa" w:w="1701"/>
           </w:tcPr>
           <w:p>
             <w:pPr>
@@ -9375,7 +9375,7 @@
         </w:tc>
         <w:tc>
           <w:tcPr>
-            <w:tcW w:type="dxa" w:w="2387"/>
+            <w:tcW w:type="dxa" w:w="1930"/>
           </w:tcPr>
           <w:p>
             <w:pPr>
@@ -9392,7 +9392,7 @@
         </w:tc>
         <w:tc>
           <w:tcPr>
-            <w:tcW w:type="dxa" w:w="1671"/>
+            <w:tcW w:type="dxa" w:w="2123"/>
           </w:tcPr>
           <w:p>
             <w:pPr>
@@ -9411,7 +9411,7 @@
       <w:tr>
         <w:tc>
           <w:tcPr>
-            <w:tcW w:type="dxa" w:w="2387"/>
+            <w:tcW w:type="dxa" w:w="1930"/>
           </w:tcPr>
           <w:p>
             <w:pPr>
@@ -9428,7 +9428,7 @@
         </w:tc>
         <w:tc>
           <w:tcPr>
-            <w:tcW w:type="dxa" w:w="1910"/>
+            <w:tcW w:type="dxa" w:w="1930"/>
           </w:tcPr>
           <w:p>
             <w:pPr>
@@ -9445,7 +9445,7 @@
         </w:tc>
         <w:tc>
           <w:tcPr>
-            <w:tcW w:type="dxa" w:w="716"/>
+            <w:tcW w:type="dxa" w:w="1701"/>
           </w:tcPr>
           <w:p>
             <w:pPr>
@@ -9462,7 +9462,7 @@
         </w:tc>
         <w:tc>
           <w:tcPr>
-            <w:tcW w:type="dxa" w:w="2387"/>
+            <w:tcW w:type="dxa" w:w="1930"/>
           </w:tcPr>
           <w:p>
             <w:pPr>
@@ -9479,7 +9479,7 @@
         </w:tc>
         <w:tc>
           <w:tcPr>
-            <w:tcW w:type="dxa" w:w="1671"/>
+            <w:tcW w:type="dxa" w:w="2123"/>
           </w:tcPr>
           <w:p>
             <w:pPr>
@@ -9498,7 +9498,7 @@
       <w:tr>
         <w:tc>
           <w:tcPr>
-            <w:tcW w:type="dxa" w:w="2387"/>
+            <w:tcW w:type="dxa" w:w="1930"/>
           </w:tcPr>
           <w:p>
             <w:pPr>
@@ -9515,7 +9515,7 @@
         </w:tc>
         <w:tc>
           <w:tcPr>
-            <w:tcW w:type="dxa" w:w="1910"/>
+            <w:tcW w:type="dxa" w:w="1930"/>
           </w:tcPr>
           <w:p>
             <w:pPr>
@@ -9532,7 +9532,7 @@
         </w:tc>
         <w:tc>
           <w:tcPr>
-            <w:tcW w:type="dxa" w:w="716"/>
+            <w:tcW w:type="dxa" w:w="1701"/>
           </w:tcPr>
           <w:p>
             <w:pPr>
@@ -9549,7 +9549,7 @@
         </w:tc>
         <w:tc>
           <w:tcPr>
-            <w:tcW w:type="dxa" w:w="2387"/>
+            <w:tcW w:type="dxa" w:w="1930"/>
           </w:tcPr>
           <w:p>
             <w:pPr>
@@ -9566,7 +9566,7 @@
         </w:tc>
         <w:tc>
           <w:tcPr>
-            <w:tcW w:type="dxa" w:w="1671"/>
+            <w:tcW w:type="dxa" w:w="2123"/>
           </w:tcPr>
           <w:p>
             <w:pPr>
@@ -9585,7 +9585,7 @@
       <w:tr>
         <w:tc>
           <w:tcPr>
-            <w:tcW w:type="dxa" w:w="2387"/>
+            <w:tcW w:type="dxa" w:w="1930"/>
           </w:tcPr>
           <w:p>
             <w:pPr>
@@ -9602,7 +9602,7 @@
         </w:tc>
         <w:tc>
           <w:tcPr>
-            <w:tcW w:type="dxa" w:w="1910"/>
+            <w:tcW w:type="dxa" w:w="1930"/>
           </w:tcPr>
           <w:p>
             <w:pPr>
@@ -9619,7 +9619,7 @@
         </w:tc>
         <w:tc>
           <w:tcPr>
-            <w:tcW w:type="dxa" w:w="716"/>
+            <w:tcW w:type="dxa" w:w="1701"/>
           </w:tcPr>
           <w:p>
             <w:pPr>
@@ -9636,7 +9636,7 @@
         </w:tc>
         <w:tc>
           <w:tcPr>
-            <w:tcW w:type="dxa" w:w="2387"/>
+            <w:tcW w:type="dxa" w:w="1930"/>
           </w:tcPr>
           <w:p>
             <w:pPr>
@@ -9653,7 +9653,7 @@
         </w:tc>
         <w:tc>
           <w:tcPr>
-            <w:tcW w:type="dxa" w:w="1671"/>
+            <w:tcW w:type="dxa" w:w="2123"/>
           </w:tcPr>
           <w:p>
             <w:pPr>
@@ -9672,7 +9672,7 @@
       <w:tr>
         <w:tc>
           <w:tcPr>
-            <w:tcW w:type="dxa" w:w="2387"/>
+            <w:tcW w:type="dxa" w:w="1930"/>
           </w:tcPr>
           <w:p>
             <w:pPr>
@@ -9689,7 +9689,7 @@
         </w:tc>
         <w:tc>
           <w:tcPr>
-            <w:tcW w:type="dxa" w:w="1910"/>
+            <w:tcW w:type="dxa" w:w="1930"/>
           </w:tcPr>
           <w:p>
             <w:pPr>
@@ -9706,7 +9706,7 @@
         </w:tc>
         <w:tc>
           <w:tcPr>
-            <w:tcW w:type="dxa" w:w="716"/>
+            <w:tcW w:type="dxa" w:w="1701"/>
           </w:tcPr>
           <w:p>
             <w:pPr>
@@ -9723,7 +9723,7 @@
         </w:tc>
         <w:tc>
           <w:tcPr>
-            <w:tcW w:type="dxa" w:w="2387"/>
+            <w:tcW w:type="dxa" w:w="1930"/>
           </w:tcPr>
           <w:p>
             <w:pPr>
@@ -9740,7 +9740,7 @@
         </w:tc>
         <w:tc>
           <w:tcPr>
-            <w:tcW w:type="dxa" w:w="1671"/>
+            <w:tcW w:type="dxa" w:w="2123"/>
           </w:tcPr>
           <w:p>
             <w:pPr>
@@ -9759,7 +9759,7 @@
       <w:tr>
         <w:tc>
           <w:tcPr>
-            <w:tcW w:type="dxa" w:w="2387"/>
+            <w:tcW w:type="dxa" w:w="1930"/>
           </w:tcPr>
           <w:p>
             <w:pPr>
@@ -9776,7 +9776,7 @@
         </w:tc>
         <w:tc>
           <w:tcPr>
-            <w:tcW w:type="dxa" w:w="1910"/>
+            <w:tcW w:type="dxa" w:w="1930"/>
           </w:tcPr>
           <w:p>
             <w:pPr>
@@ -9793,7 +9793,7 @@
         </w:tc>
         <w:tc>
           <w:tcPr>
-            <w:tcW w:type="dxa" w:w="716"/>
+            <w:tcW w:type="dxa" w:w="1701"/>
           </w:tcPr>
           <w:p>
             <w:pPr>
@@ -9810,7 +9810,7 @@
         </w:tc>
         <w:tc>
           <w:tcPr>
-            <w:tcW w:type="dxa" w:w="2387"/>
+            <w:tcW w:type="dxa" w:w="1930"/>
           </w:tcPr>
           <w:p>
             <w:pPr>
@@ -9827,7 +9827,7 @@
         </w:tc>
         <w:tc>
           <w:tcPr>
-            <w:tcW w:type="dxa" w:w="1671"/>
+            <w:tcW w:type="dxa" w:w="2123"/>
           </w:tcPr>
           <w:p>
             <w:pPr>
@@ -9846,7 +9846,7 @@
       <w:tr>
         <w:tc>
           <w:tcPr>
-            <w:tcW w:type="dxa" w:w="2387"/>
+            <w:tcW w:type="dxa" w:w="1930"/>
           </w:tcPr>
           <w:p>
             <w:pPr>
@@ -9863,7 +9863,7 @@
         </w:tc>
         <w:tc>
           <w:tcPr>
-            <w:tcW w:type="dxa" w:w="1910"/>
+            <w:tcW w:type="dxa" w:w="1930"/>
           </w:tcPr>
           <w:p>
             <w:pPr>
@@ -9880,7 +9880,7 @@
         </w:tc>
         <w:tc>
           <w:tcPr>
-            <w:tcW w:type="dxa" w:w="716"/>
+            <w:tcW w:type="dxa" w:w="1701"/>
           </w:tcPr>
           <w:p>
             <w:pPr>
@@ -9897,7 +9897,7 @@
         </w:tc>
         <w:tc>
           <w:tcPr>
-            <w:tcW w:type="dxa" w:w="2387"/>
+            <w:tcW w:type="dxa" w:w="1930"/>
           </w:tcPr>
           <w:p>
             <w:pPr>
@@ -9914,7 +9914,7 @@
         </w:tc>
         <w:tc>
           <w:tcPr>
-            <w:tcW w:type="dxa" w:w="1671"/>
+            <w:tcW w:type="dxa" w:w="2123"/>
           </w:tcPr>
           <w:p>
             <w:pPr>
@@ -9933,7 +9933,7 @@
       <w:tr>
         <w:tc>
           <w:tcPr>
-            <w:tcW w:type="dxa" w:w="2387"/>
+            <w:tcW w:type="dxa" w:w="1930"/>
           </w:tcPr>
           <w:p>
             <w:pPr>
@@ -9950,7 +9950,7 @@
         </w:tc>
         <w:tc>
           <w:tcPr>
-            <w:tcW w:type="dxa" w:w="1910"/>
+            <w:tcW w:type="dxa" w:w="1930"/>
           </w:tcPr>
           <w:p>
             <w:pPr>
@@ -9967,7 +9967,7 @@
         </w:tc>
         <w:tc>
           <w:tcPr>
-            <w:tcW w:type="dxa" w:w="716"/>
+            <w:tcW w:type="dxa" w:w="1701"/>
           </w:tcPr>
           <w:p>
             <w:pPr>
@@ -9984,23 +9984,23 @@
         </w:tc>
         <w:tc>
           <w:tcPr>
-            <w:tcW w:type="dxa" w:w="2387"/>
-          </w:tcPr>
-          <w:p>
-            <w:pPr>
-              <w:ind w:firstLine="0"/>
-            </w:pPr>
-            <w:r>
-              <w:rPr>
-                <w:rFonts w:ascii="Times New Roman" w:hAnsi="Times New Roman" w:eastAsia="宋体"/>
-                <w:sz w:val="20"/>
-              </w:rPr>
-            </w:r>
-          </w:p>
-        </w:tc>
-        <w:tc>
-          <w:tcPr>
-            <w:tcW w:type="dxa" w:w="1671"/>
+            <w:tcW w:type="dxa" w:w="1930"/>
+          </w:tcPr>
+          <w:p>
+            <w:pPr>
+              <w:ind w:firstLine="0"/>
+            </w:pPr>
+            <w:r>
+              <w:rPr>
+                <w:rFonts w:ascii="Times New Roman" w:hAnsi="Times New Roman" w:eastAsia="宋体"/>
+                <w:sz w:val="20"/>
+              </w:rPr>
+            </w:r>
+          </w:p>
+        </w:tc>
+        <w:tc>
+          <w:tcPr>
+            <w:tcW w:type="dxa" w:w="2123"/>
           </w:tcPr>
           <w:p>
             <w:pPr>
@@ -10157,7 +10157,7 @@
       <w:tr>
         <w:tc>
           <w:tcPr>
-            <w:tcW w:type="dxa" w:w="945"/>
+            <w:tcW w:type="dxa" w:w="1701"/>
           </w:tcPr>
           <w:p>
             <w:pPr>
@@ -10175,7 +10175,7 @@
         </w:tc>
         <w:tc>
           <w:tcPr>
-            <w:tcW w:type="dxa" w:w="945"/>
+            <w:tcW w:type="dxa" w:w="1701"/>
           </w:tcPr>
           <w:p>
             <w:pPr>
@@ -10193,7 +10193,7 @@
         </w:tc>
         <w:tc>
           <w:tcPr>
-            <w:tcW w:type="dxa" w:w="2268"/>
+            <w:tcW w:type="dxa" w:w="1979"/>
           </w:tcPr>
           <w:p>
             <w:pPr>
@@ -10211,7 +10211,7 @@
         </w:tc>
         <w:tc>
           <w:tcPr>
-            <w:tcW w:type="dxa" w:w="4913"/>
+            <w:tcW w:type="dxa" w:w="5113"/>
           </w:tcPr>
           <w:p>
             <w:pPr>
@@ -10231,7 +10231,7 @@
       <w:tr>
         <w:tc>
           <w:tcPr>
-            <w:tcW w:type="dxa" w:w="945"/>
+            <w:tcW w:type="dxa" w:w="1701"/>
           </w:tcPr>
           <w:p>
             <w:pPr>
@@ -10248,7 +10248,7 @@
         </w:tc>
         <w:tc>
           <w:tcPr>
-            <w:tcW w:type="dxa" w:w="945"/>
+            <w:tcW w:type="dxa" w:w="1701"/>
           </w:tcPr>
           <w:p>
             <w:pPr>
@@ -10265,7 +10265,7 @@
         </w:tc>
         <w:tc>
           <w:tcPr>
-            <w:tcW w:type="dxa" w:w="2268"/>
+            <w:tcW w:type="dxa" w:w="1979"/>
           </w:tcPr>
           <w:p>
             <w:pPr>
@@ -10282,7 +10282,7 @@
         </w:tc>
         <w:tc>
           <w:tcPr>
-            <w:tcW w:type="dxa" w:w="4913"/>
+            <w:tcW w:type="dxa" w:w="5113"/>
           </w:tcPr>
           <w:p>
             <w:pPr>
@@ -10301,7 +10301,7 @@
       <w:tr>
         <w:tc>
           <w:tcPr>
-            <w:tcW w:type="dxa" w:w="945"/>
+            <w:tcW w:type="dxa" w:w="1701"/>
           </w:tcPr>
           <w:p>
             <w:pPr>
@@ -10318,7 +10318,7 @@
         </w:tc>
         <w:tc>
           <w:tcPr>
-            <w:tcW w:type="dxa" w:w="945"/>
+            <w:tcW w:type="dxa" w:w="1701"/>
           </w:tcPr>
           <w:p>
             <w:pPr>
@@ -10335,7 +10335,7 @@
         </w:tc>
         <w:tc>
           <w:tcPr>
-            <w:tcW w:type="dxa" w:w="2268"/>
+            <w:tcW w:type="dxa" w:w="1979"/>
           </w:tcPr>
           <w:p>
             <w:pPr>
@@ -10352,7 +10352,7 @@
         </w:tc>
         <w:tc>
           <w:tcPr>
-            <w:tcW w:type="dxa" w:w="4913"/>
+            <w:tcW w:type="dxa" w:w="5113"/>
           </w:tcPr>
           <w:p>
             <w:pPr>
@@ -10371,7 +10371,7 @@
       <w:tr>
         <w:tc>
           <w:tcPr>
-            <w:tcW w:type="dxa" w:w="945"/>
+            <w:tcW w:type="dxa" w:w="1701"/>
           </w:tcPr>
           <w:p>
             <w:pPr>
@@ -10388,7 +10388,7 @@
         </w:tc>
         <w:tc>
           <w:tcPr>
-            <w:tcW w:type="dxa" w:w="945"/>
+            <w:tcW w:type="dxa" w:w="1701"/>
           </w:tcPr>
           <w:p>
             <w:pPr>
@@ -10405,7 +10405,7 @@
         </w:tc>
         <w:tc>
           <w:tcPr>
-            <w:tcW w:type="dxa" w:w="2268"/>
+            <w:tcW w:type="dxa" w:w="1979"/>
           </w:tcPr>
           <w:p>
             <w:pPr>
@@ -10422,7 +10422,7 @@
         </w:tc>
         <w:tc>
           <w:tcPr>
-            <w:tcW w:type="dxa" w:w="4913"/>
+            <w:tcW w:type="dxa" w:w="5113"/>
           </w:tcPr>
           <w:p>
             <w:pPr>
@@ -10441,7 +10441,7 @@
       <w:tr>
         <w:tc>
           <w:tcPr>
-            <w:tcW w:type="dxa" w:w="945"/>
+            <w:tcW w:type="dxa" w:w="1701"/>
           </w:tcPr>
           <w:p>
             <w:pPr>
@@ -10458,7 +10458,7 @@
         </w:tc>
         <w:tc>
           <w:tcPr>
-            <w:tcW w:type="dxa" w:w="945"/>
+            <w:tcW w:type="dxa" w:w="1701"/>
           </w:tcPr>
           <w:p>
             <w:pPr>
@@ -10475,7 +10475,7 @@
         </w:tc>
         <w:tc>
           <w:tcPr>
-            <w:tcW w:type="dxa" w:w="2268"/>
+            <w:tcW w:type="dxa" w:w="1979"/>
           </w:tcPr>
           <w:p>
             <w:pPr>
@@ -10492,7 +10492,7 @@
         </w:tc>
         <w:tc>
           <w:tcPr>
-            <w:tcW w:type="dxa" w:w="4913"/>
+            <w:tcW w:type="dxa" w:w="5113"/>
           </w:tcPr>
           <w:p>
             <w:pPr>
@@ -10511,7 +10511,7 @@
       <w:tr>
         <w:tc>
           <w:tcPr>
-            <w:tcW w:type="dxa" w:w="945"/>
+            <w:tcW w:type="dxa" w:w="1701"/>
           </w:tcPr>
           <w:p>
             <w:pPr>
@@ -10528,7 +10528,7 @@
         </w:tc>
         <w:tc>
           <w:tcPr>
-            <w:tcW w:type="dxa" w:w="945"/>
+            <w:tcW w:type="dxa" w:w="1701"/>
           </w:tcPr>
           <w:p>
             <w:pPr>
@@ -10545,7 +10545,7 @@
         </w:tc>
         <w:tc>
           <w:tcPr>
-            <w:tcW w:type="dxa" w:w="2268"/>
+            <w:tcW w:type="dxa" w:w="1979"/>
           </w:tcPr>
           <w:p>
             <w:pPr>
@@ -10562,7 +10562,7 @@
         </w:tc>
         <w:tc>
           <w:tcPr>
-            <w:tcW w:type="dxa" w:w="4913"/>
+            <w:tcW w:type="dxa" w:w="5113"/>
           </w:tcPr>
           <w:p>
             <w:pPr>
@@ -10581,7 +10581,7 @@
       <w:tr>
         <w:tc>
           <w:tcPr>
-            <w:tcW w:type="dxa" w:w="945"/>
+            <w:tcW w:type="dxa" w:w="1701"/>
           </w:tcPr>
           <w:p>
             <w:pPr>
@@ -10598,7 +10598,7 @@
         </w:tc>
         <w:tc>
           <w:tcPr>
-            <w:tcW w:type="dxa" w:w="945"/>
+            <w:tcW w:type="dxa" w:w="1701"/>
           </w:tcPr>
           <w:p>
             <w:pPr>
@@ -10615,7 +10615,7 @@
         </w:tc>
         <w:tc>
           <w:tcPr>
-            <w:tcW w:type="dxa" w:w="2268"/>
+            <w:tcW w:type="dxa" w:w="1979"/>
           </w:tcPr>
           <w:p>
             <w:pPr>
@@ -10632,7 +10632,7 @@
         </w:tc>
         <w:tc>
           <w:tcPr>
-            <w:tcW w:type="dxa" w:w="4913"/>
+            <w:tcW w:type="dxa" w:w="5113"/>
           </w:tcPr>
           <w:p>
             <w:pPr>
@@ -10651,7 +10651,7 @@
       <w:tr>
         <w:tc>
           <w:tcPr>
-            <w:tcW w:type="dxa" w:w="945"/>
+            <w:tcW w:type="dxa" w:w="1701"/>
           </w:tcPr>
           <w:p>
             <w:pPr>
@@ -10668,7 +10668,7 @@
         </w:tc>
         <w:tc>
           <w:tcPr>
-            <w:tcW w:type="dxa" w:w="945"/>
+            <w:tcW w:type="dxa" w:w="1701"/>
           </w:tcPr>
           <w:p>
             <w:pPr>
@@ -10685,7 +10685,7 @@
         </w:tc>
         <w:tc>
           <w:tcPr>
-            <w:tcW w:type="dxa" w:w="2268"/>
+            <w:tcW w:type="dxa" w:w="1979"/>
           </w:tcPr>
           <w:p>
             <w:pPr>
@@ -10702,7 +10702,7 @@
         </w:tc>
         <w:tc>
           <w:tcPr>
-            <w:tcW w:type="dxa" w:w="4913"/>
+            <w:tcW w:type="dxa" w:w="5113"/>
           </w:tcPr>
           <w:p>
             <w:pPr>
@@ -10721,7 +10721,7 @@
       <w:tr>
         <w:tc>
           <w:tcPr>
-            <w:tcW w:type="dxa" w:w="945"/>
+            <w:tcW w:type="dxa" w:w="1701"/>
           </w:tcPr>
           <w:p>
             <w:pPr>
@@ -10738,7 +10738,7 @@
         </w:tc>
         <w:tc>
           <w:tcPr>
-            <w:tcW w:type="dxa" w:w="945"/>
+            <w:tcW w:type="dxa" w:w="1701"/>
           </w:tcPr>
           <w:p>
             <w:pPr>
@@ -10755,7 +10755,7 @@
         </w:tc>
         <w:tc>
           <w:tcPr>
-            <w:tcW w:type="dxa" w:w="2268"/>
+            <w:tcW w:type="dxa" w:w="1979"/>
           </w:tcPr>
           <w:p>
             <w:pPr>
@@ -10772,7 +10772,7 @@
         </w:tc>
         <w:tc>
           <w:tcPr>
-            <w:tcW w:type="dxa" w:w="4913"/>
+            <w:tcW w:type="dxa" w:w="5113"/>
           </w:tcPr>
           <w:p>
             <w:pPr>
@@ -10791,7 +10791,7 @@
       <w:tr>
         <w:tc>
           <w:tcPr>
-            <w:tcW w:type="dxa" w:w="945"/>
+            <w:tcW w:type="dxa" w:w="1701"/>
           </w:tcPr>
           <w:p>
             <w:pPr>
@@ -10808,7 +10808,7 @@
         </w:tc>
         <w:tc>
           <w:tcPr>
-            <w:tcW w:type="dxa" w:w="945"/>
+            <w:tcW w:type="dxa" w:w="1701"/>
           </w:tcPr>
           <w:p>
             <w:pPr>
@@ -10825,7 +10825,7 @@
         </w:tc>
         <w:tc>
           <w:tcPr>
-            <w:tcW w:type="dxa" w:w="2268"/>
+            <w:tcW w:type="dxa" w:w="1979"/>
           </w:tcPr>
           <w:p>
             <w:pPr>
@@ -10842,7 +10842,7 @@
         </w:tc>
         <w:tc>
           <w:tcPr>
-            <w:tcW w:type="dxa" w:w="4913"/>
+            <w:tcW w:type="dxa" w:w="5113"/>
           </w:tcPr>
           <w:p>
             <w:pPr>
@@ -10861,7 +10861,7 @@
       <w:tr>
         <w:tc>
           <w:tcPr>
-            <w:tcW w:type="dxa" w:w="945"/>
+            <w:tcW w:type="dxa" w:w="1701"/>
           </w:tcPr>
           <w:p>
             <w:pPr>
@@ -10878,7 +10878,7 @@
         </w:tc>
         <w:tc>
           <w:tcPr>
-            <w:tcW w:type="dxa" w:w="945"/>
+            <w:tcW w:type="dxa" w:w="1701"/>
           </w:tcPr>
           <w:p>
             <w:pPr>
@@ -10895,7 +10895,7 @@
         </w:tc>
         <w:tc>
           <w:tcPr>
-            <w:tcW w:type="dxa" w:w="2268"/>
+            <w:tcW w:type="dxa" w:w="1979"/>
           </w:tcPr>
           <w:p>
             <w:pPr>
@@ -10912,7 +10912,7 @@
         </w:tc>
         <w:tc>
           <w:tcPr>
-            <w:tcW w:type="dxa" w:w="4913"/>
+            <w:tcW w:type="dxa" w:w="5113"/>
           </w:tcPr>
           <w:p>
             <w:pPr>
@@ -10931,7 +10931,7 @@
       <w:tr>
         <w:tc>
           <w:tcPr>
-            <w:tcW w:type="dxa" w:w="945"/>
+            <w:tcW w:type="dxa" w:w="1701"/>
           </w:tcPr>
           <w:p>
             <w:pPr>
@@ -10948,7 +10948,7 @@
         </w:tc>
         <w:tc>
           <w:tcPr>
-            <w:tcW w:type="dxa" w:w="945"/>
+            <w:tcW w:type="dxa" w:w="1701"/>
           </w:tcPr>
           <w:p>
             <w:pPr>
@@ -10965,7 +10965,7 @@
         </w:tc>
         <w:tc>
           <w:tcPr>
-            <w:tcW w:type="dxa" w:w="2268"/>
+            <w:tcW w:type="dxa" w:w="1979"/>
           </w:tcPr>
           <w:p>
             <w:pPr>
@@ -10982,7 +10982,7 @@
         </w:tc>
         <w:tc>
           <w:tcPr>
-            <w:tcW w:type="dxa" w:w="4913"/>
+            <w:tcW w:type="dxa" w:w="5113"/>
           </w:tcPr>
           <w:p>
             <w:pPr>
@@ -11001,7 +11001,7 @@
       <w:tr>
         <w:tc>
           <w:tcPr>
-            <w:tcW w:type="dxa" w:w="945"/>
+            <w:tcW w:type="dxa" w:w="1701"/>
           </w:tcPr>
           <w:p>
             <w:pPr>
@@ -11018,7 +11018,7 @@
         </w:tc>
         <w:tc>
           <w:tcPr>
-            <w:tcW w:type="dxa" w:w="945"/>
+            <w:tcW w:type="dxa" w:w="1701"/>
           </w:tcPr>
           <w:p>
             <w:pPr>
@@ -11035,7 +11035,7 @@
         </w:tc>
         <w:tc>
           <w:tcPr>
-            <w:tcW w:type="dxa" w:w="2268"/>
+            <w:tcW w:type="dxa" w:w="1979"/>
           </w:tcPr>
           <w:p>
             <w:pPr>
@@ -11052,7 +11052,7 @@
         </w:tc>
         <w:tc>
           <w:tcPr>
-            <w:tcW w:type="dxa" w:w="4913"/>
+            <w:tcW w:type="dxa" w:w="5113"/>
           </w:tcPr>
           <w:p>
             <w:pPr>
@@ -11071,7 +11071,7 @@
       <w:tr>
         <w:tc>
           <w:tcPr>
-            <w:tcW w:type="dxa" w:w="945"/>
+            <w:tcW w:type="dxa" w:w="1701"/>
           </w:tcPr>
           <w:p>
             <w:pPr>
@@ -11088,7 +11088,7 @@
         </w:tc>
         <w:tc>
           <w:tcPr>
-            <w:tcW w:type="dxa" w:w="945"/>
+            <w:tcW w:type="dxa" w:w="1701"/>
           </w:tcPr>
           <w:p>
             <w:pPr>
@@ -11105,7 +11105,7 @@
         </w:tc>
         <w:tc>
           <w:tcPr>
-            <w:tcW w:type="dxa" w:w="2268"/>
+            <w:tcW w:type="dxa" w:w="1979"/>
           </w:tcPr>
           <w:p>
             <w:pPr>
@@ -11122,7 +11122,7 @@
         </w:tc>
         <w:tc>
           <w:tcPr>
-            <w:tcW w:type="dxa" w:w="4913"/>
+            <w:tcW w:type="dxa" w:w="5113"/>
           </w:tcPr>
           <w:p>
             <w:pPr>
@@ -11339,7 +11339,7 @@
       <w:tr>
         <w:tc>
           <w:tcPr>
-            <w:tcW w:type="dxa" w:w="227"/>
+            <w:tcW w:type="dxa" w:w="1701"/>
           </w:tcPr>
           <w:p>
             <w:pPr>
@@ -11357,7 +11357,7 @@
         </w:tc>
         <w:tc>
           <w:tcPr>
-            <w:tcW w:type="dxa" w:w="2494"/>
+            <w:tcW w:type="dxa" w:w="1831"/>
           </w:tcPr>
           <w:p>
             <w:pPr>
@@ -11375,7 +11375,7 @@
         </w:tc>
         <w:tc>
           <w:tcPr>
-            <w:tcW w:type="dxa" w:w="2494"/>
+            <w:tcW w:type="dxa" w:w="1831"/>
           </w:tcPr>
           <w:p>
             <w:pPr>
@@ -11393,7 +11393,7 @@
         </w:tc>
         <w:tc>
           <w:tcPr>
-            <w:tcW w:type="dxa" w:w="3855"/>
+            <w:tcW w:type="dxa" w:w="5076"/>
           </w:tcPr>
           <w:p>
             <w:pPr>
@@ -11413,7 +11413,7 @@
       <w:tr>
         <w:tc>
           <w:tcPr>
-            <w:tcW w:type="dxa" w:w="227"/>
+            <w:tcW w:type="dxa" w:w="1701"/>
           </w:tcPr>
           <w:p>
             <w:pPr>
@@ -11430,7 +11430,7 @@
         </w:tc>
         <w:tc>
           <w:tcPr>
-            <w:tcW w:type="dxa" w:w="2494"/>
+            <w:tcW w:type="dxa" w:w="1831"/>
           </w:tcPr>
           <w:p>
             <w:pPr>
@@ -11447,7 +11447,7 @@
         </w:tc>
         <w:tc>
           <w:tcPr>
-            <w:tcW w:type="dxa" w:w="2494"/>
+            <w:tcW w:type="dxa" w:w="1831"/>
           </w:tcPr>
           <w:p>
             <w:pPr>
@@ -11464,7 +11464,7 @@
         </w:tc>
         <w:tc>
           <w:tcPr>
-            <w:tcW w:type="dxa" w:w="3855"/>
+            <w:tcW w:type="dxa" w:w="5076"/>
           </w:tcPr>
           <w:p>
             <w:pPr>
@@ -11483,7 +11483,7 @@
       <w:tr>
         <w:tc>
           <w:tcPr>
-            <w:tcW w:type="dxa" w:w="227"/>
+            <w:tcW w:type="dxa" w:w="1701"/>
           </w:tcPr>
           <w:p>
             <w:pPr>
@@ -11500,7 +11500,7 @@
         </w:tc>
         <w:tc>
           <w:tcPr>
-            <w:tcW w:type="dxa" w:w="2494"/>
+            <w:tcW w:type="dxa" w:w="1831"/>
           </w:tcPr>
           <w:p>
             <w:pPr>
@@ -11517,7 +11517,7 @@
         </w:tc>
         <w:tc>
           <w:tcPr>
-            <w:tcW w:type="dxa" w:w="2494"/>
+            <w:tcW w:type="dxa" w:w="1831"/>
           </w:tcPr>
           <w:p>
             <w:pPr>
@@ -11534,7 +11534,7 @@
         </w:tc>
         <w:tc>
           <w:tcPr>
-            <w:tcW w:type="dxa" w:w="3855"/>
+            <w:tcW w:type="dxa" w:w="5076"/>
           </w:tcPr>
           <w:p>
             <w:pPr>
@@ -11553,7 +11553,7 @@
       <w:tr>
         <w:tc>
           <w:tcPr>
-            <w:tcW w:type="dxa" w:w="227"/>
+            <w:tcW w:type="dxa" w:w="1701"/>
           </w:tcPr>
           <w:p>
             <w:pPr>
@@ -11570,7 +11570,7 @@
         </w:tc>
         <w:tc>
           <w:tcPr>
-            <w:tcW w:type="dxa" w:w="2494"/>
+            <w:tcW w:type="dxa" w:w="1831"/>
           </w:tcPr>
           <w:p>
             <w:pPr>
@@ -11587,7 +11587,7 @@
         </w:tc>
         <w:tc>
           <w:tcPr>
-            <w:tcW w:type="dxa" w:w="2494"/>
+            <w:tcW w:type="dxa" w:w="1831"/>
           </w:tcPr>
           <w:p>
             <w:pPr>
@@ -11604,7 +11604,7 @@
         </w:tc>
         <w:tc>
           <w:tcPr>
-            <w:tcW w:type="dxa" w:w="3855"/>
+            <w:tcW w:type="dxa" w:w="5076"/>
           </w:tcPr>
           <w:p>
             <w:pPr>
@@ -11623,7 +11623,7 @@
       <w:tr>
         <w:tc>
           <w:tcPr>
-            <w:tcW w:type="dxa" w:w="227"/>
+            <w:tcW w:type="dxa" w:w="1701"/>
           </w:tcPr>
           <w:p>
             <w:pPr>
@@ -11640,7 +11640,7 @@
         </w:tc>
         <w:tc>
           <w:tcPr>
-            <w:tcW w:type="dxa" w:w="2494"/>
+            <w:tcW w:type="dxa" w:w="1831"/>
           </w:tcPr>
           <w:p>
             <w:pPr>
@@ -11657,7 +11657,7 @@
         </w:tc>
         <w:tc>
           <w:tcPr>
-            <w:tcW w:type="dxa" w:w="2494"/>
+            <w:tcW w:type="dxa" w:w="1831"/>
           </w:tcPr>
           <w:p>
             <w:pPr>
@@ -11674,7 +11674,7 @@
         </w:tc>
         <w:tc>
           <w:tcPr>
-            <w:tcW w:type="dxa" w:w="3855"/>
+            <w:tcW w:type="dxa" w:w="5076"/>
           </w:tcPr>
           <w:p>
             <w:pPr>
@@ -11693,7 +11693,7 @@
       <w:tr>
         <w:tc>
           <w:tcPr>
-            <w:tcW w:type="dxa" w:w="227"/>
+            <w:tcW w:type="dxa" w:w="1701"/>
           </w:tcPr>
           <w:p>
             <w:pPr>
@@ -11710,7 +11710,7 @@
         </w:tc>
         <w:tc>
           <w:tcPr>
-            <w:tcW w:type="dxa" w:w="2494"/>
+            <w:tcW w:type="dxa" w:w="1831"/>
           </w:tcPr>
           <w:p>
             <w:pPr>
@@ -11727,7 +11727,7 @@
         </w:tc>
         <w:tc>
           <w:tcPr>
-            <w:tcW w:type="dxa" w:w="2494"/>
+            <w:tcW w:type="dxa" w:w="1831"/>
           </w:tcPr>
           <w:p>
             <w:pPr>
@@ -11744,7 +11744,7 @@
         </w:tc>
         <w:tc>
           <w:tcPr>
-            <w:tcW w:type="dxa" w:w="3855"/>
+            <w:tcW w:type="dxa" w:w="5076"/>
           </w:tcPr>
           <w:p>
             <w:pPr>
@@ -11763,7 +11763,7 @@
       <w:tr>
         <w:tc>
           <w:tcPr>
-            <w:tcW w:type="dxa" w:w="227"/>
+            <w:tcW w:type="dxa" w:w="1701"/>
           </w:tcPr>
           <w:p>
             <w:pPr>
@@ -11780,7 +11780,7 @@
         </w:tc>
         <w:tc>
           <w:tcPr>
-            <w:tcW w:type="dxa" w:w="2494"/>
+            <w:tcW w:type="dxa" w:w="1831"/>
           </w:tcPr>
           <w:p>
             <w:pPr>
@@ -11797,7 +11797,7 @@
         </w:tc>
         <w:tc>
           <w:tcPr>
-            <w:tcW w:type="dxa" w:w="2494"/>
+            <w:tcW w:type="dxa" w:w="1831"/>
           </w:tcPr>
           <w:p>
             <w:pPr>
@@ -11814,7 +11814,7 @@
         </w:tc>
         <w:tc>
           <w:tcPr>
-            <w:tcW w:type="dxa" w:w="3855"/>
+            <w:tcW w:type="dxa" w:w="5076"/>
           </w:tcPr>
           <w:p>
             <w:pPr>
@@ -11833,7 +11833,7 @@
       <w:tr>
         <w:tc>
           <w:tcPr>
-            <w:tcW w:type="dxa" w:w="227"/>
+            <w:tcW w:type="dxa" w:w="1701"/>
           </w:tcPr>
           <w:p>
             <w:pPr>
@@ -11850,7 +11850,7 @@
         </w:tc>
         <w:tc>
           <w:tcPr>
-            <w:tcW w:type="dxa" w:w="2494"/>
+            <w:tcW w:type="dxa" w:w="1831"/>
           </w:tcPr>
           <w:p>
             <w:pPr>
@@ -11867,7 +11867,7 @@
         </w:tc>
         <w:tc>
           <w:tcPr>
-            <w:tcW w:type="dxa" w:w="2494"/>
+            <w:tcW w:type="dxa" w:w="1831"/>
           </w:tcPr>
           <w:p>
             <w:pPr>
@@ -11884,7 +11884,7 @@
         </w:tc>
         <w:tc>
           <w:tcPr>
-            <w:tcW w:type="dxa" w:w="3855"/>
+            <w:tcW w:type="dxa" w:w="5076"/>
           </w:tcPr>
           <w:p>
             <w:pPr>
@@ -11903,7 +11903,7 @@
       <w:tr>
         <w:tc>
           <w:tcPr>
-            <w:tcW w:type="dxa" w:w="227"/>
+            <w:tcW w:type="dxa" w:w="1701"/>
           </w:tcPr>
           <w:p>
             <w:pPr>
@@ -11920,7 +11920,7 @@
         </w:tc>
         <w:tc>
           <w:tcPr>
-            <w:tcW w:type="dxa" w:w="2494"/>
+            <w:tcW w:type="dxa" w:w="1831"/>
           </w:tcPr>
           <w:p>
             <w:pPr>
@@ -11937,7 +11937,7 @@
         </w:tc>
         <w:tc>
           <w:tcPr>
-            <w:tcW w:type="dxa" w:w="2494"/>
+            <w:tcW w:type="dxa" w:w="1831"/>
           </w:tcPr>
           <w:p>
             <w:pPr>
@@ -11954,7 +11954,7 @@
         </w:tc>
         <w:tc>
           <w:tcPr>
-            <w:tcW w:type="dxa" w:w="3855"/>
+            <w:tcW w:type="dxa" w:w="5076"/>
           </w:tcPr>
           <w:p>
             <w:pPr>
@@ -11973,7 +11973,7 @@
       <w:tr>
         <w:tc>
           <w:tcPr>
-            <w:tcW w:type="dxa" w:w="227"/>
+            <w:tcW w:type="dxa" w:w="1701"/>
           </w:tcPr>
           <w:p>
             <w:pPr>
@@ -11990,7 +11990,7 @@
         </w:tc>
         <w:tc>
           <w:tcPr>
-            <w:tcW w:type="dxa" w:w="2494"/>
+            <w:tcW w:type="dxa" w:w="1831"/>
           </w:tcPr>
           <w:p>
             <w:pPr>
@@ -12007,7 +12007,7 @@
         </w:tc>
         <w:tc>
           <w:tcPr>
-            <w:tcW w:type="dxa" w:w="2494"/>
+            <w:tcW w:type="dxa" w:w="1831"/>
           </w:tcPr>
           <w:p>
             <w:pPr>
@@ -12024,7 +12024,7 @@
         </w:tc>
         <w:tc>
           <w:tcPr>
-            <w:tcW w:type="dxa" w:w="3855"/>
+            <w:tcW w:type="dxa" w:w="5076"/>
           </w:tcPr>
           <w:p>
             <w:pPr>
@@ -12043,7 +12043,7 @@
       <w:tr>
         <w:tc>
           <w:tcPr>
-            <w:tcW w:type="dxa" w:w="227"/>
+            <w:tcW w:type="dxa" w:w="1701"/>
           </w:tcPr>
           <w:p>
             <w:pPr>
@@ -12060,7 +12060,7 @@
         </w:tc>
         <w:tc>
           <w:tcPr>
-            <w:tcW w:type="dxa" w:w="2494"/>
+            <w:tcW w:type="dxa" w:w="1831"/>
           </w:tcPr>
           <w:p>
             <w:pPr>
@@ -12077,7 +12077,7 @@
         </w:tc>
         <w:tc>
           <w:tcPr>
-            <w:tcW w:type="dxa" w:w="2494"/>
+            <w:tcW w:type="dxa" w:w="1831"/>
           </w:tcPr>
           <w:p>
             <w:pPr>
@@ -12094,7 +12094,7 @@
         </w:tc>
         <w:tc>
           <w:tcPr>
-            <w:tcW w:type="dxa" w:w="3855"/>
+            <w:tcW w:type="dxa" w:w="5076"/>
           </w:tcPr>
           <w:p>
             <w:pPr>
@@ -12113,7 +12113,7 @@
       <w:tr>
         <w:tc>
           <w:tcPr>
-            <w:tcW w:type="dxa" w:w="227"/>
+            <w:tcW w:type="dxa" w:w="1701"/>
           </w:tcPr>
           <w:p>
             <w:pPr>
@@ -12130,7 +12130,7 @@
         </w:tc>
         <w:tc>
           <w:tcPr>
-            <w:tcW w:type="dxa" w:w="2494"/>
+            <w:tcW w:type="dxa" w:w="1831"/>
           </w:tcPr>
           <w:p>
             <w:pPr>
@@ -12147,7 +12147,7 @@
         </w:tc>
         <w:tc>
           <w:tcPr>
-            <w:tcW w:type="dxa" w:w="2494"/>
+            <w:tcW w:type="dxa" w:w="1831"/>
           </w:tcPr>
           <w:p>
             <w:pPr>
@@ -12164,7 +12164,7 @@
         </w:tc>
         <w:tc>
           <w:tcPr>
-            <w:tcW w:type="dxa" w:w="3855"/>
+            <w:tcW w:type="dxa" w:w="5076"/>
           </w:tcPr>
           <w:p>
             <w:pPr>
@@ -12183,7 +12183,7 @@
       <w:tr>
         <w:tc>
           <w:tcPr>
-            <w:tcW w:type="dxa" w:w="227"/>
+            <w:tcW w:type="dxa" w:w="1701"/>
           </w:tcPr>
           <w:p>
             <w:pPr>
@@ -12200,7 +12200,7 @@
         </w:tc>
         <w:tc>
           <w:tcPr>
-            <w:tcW w:type="dxa" w:w="2494"/>
+            <w:tcW w:type="dxa" w:w="1831"/>
           </w:tcPr>
           <w:p>
             <w:pPr>
@@ -12217,7 +12217,7 @@
         </w:tc>
         <w:tc>
           <w:tcPr>
-            <w:tcW w:type="dxa" w:w="2494"/>
+            <w:tcW w:type="dxa" w:w="1831"/>
           </w:tcPr>
           <w:p>
             <w:pPr>
@@ -12234,7 +12234,7 @@
         </w:tc>
         <w:tc>
           <w:tcPr>
-            <w:tcW w:type="dxa" w:w="3855"/>
+            <w:tcW w:type="dxa" w:w="5076"/>
           </w:tcPr>
           <w:p>
             <w:pPr>
@@ -12253,7 +12253,7 @@
       <w:tr>
         <w:tc>
           <w:tcPr>
-            <w:tcW w:type="dxa" w:w="227"/>
+            <w:tcW w:type="dxa" w:w="1701"/>
           </w:tcPr>
           <w:p>
             <w:pPr>
@@ -12270,7 +12270,7 @@
         </w:tc>
         <w:tc>
           <w:tcPr>
-            <w:tcW w:type="dxa" w:w="2494"/>
+            <w:tcW w:type="dxa" w:w="1831"/>
           </w:tcPr>
           <w:p>
             <w:pPr>
@@ -12287,7 +12287,7 @@
         </w:tc>
         <w:tc>
           <w:tcPr>
-            <w:tcW w:type="dxa" w:w="2494"/>
+            <w:tcW w:type="dxa" w:w="1831"/>
           </w:tcPr>
           <w:p>
             <w:pPr>
@@ -12304,7 +12304,7 @@
         </w:tc>
         <w:tc>
           <w:tcPr>
-            <w:tcW w:type="dxa" w:w="3855"/>
+            <w:tcW w:type="dxa" w:w="5076"/>
           </w:tcPr>
           <w:p>
             <w:pPr>
@@ -12323,7 +12323,7 @@
       <w:tr>
         <w:tc>
           <w:tcPr>
-            <w:tcW w:type="dxa" w:w="227"/>
+            <w:tcW w:type="dxa" w:w="1701"/>
           </w:tcPr>
           <w:p>
             <w:pPr>
@@ -12340,7 +12340,7 @@
         </w:tc>
         <w:tc>
           <w:tcPr>
-            <w:tcW w:type="dxa" w:w="2494"/>
+            <w:tcW w:type="dxa" w:w="1831"/>
           </w:tcPr>
           <w:p>
             <w:pPr>
@@ -12357,7 +12357,7 @@
         </w:tc>
         <w:tc>
           <w:tcPr>
-            <w:tcW w:type="dxa" w:w="2494"/>
+            <w:tcW w:type="dxa" w:w="1831"/>
           </w:tcPr>
           <w:p>
             <w:pPr>
@@ -12374,7 +12374,7 @@
         </w:tc>
         <w:tc>
           <w:tcPr>
-            <w:tcW w:type="dxa" w:w="3855"/>
+            <w:tcW w:type="dxa" w:w="5076"/>
           </w:tcPr>
           <w:p>
             <w:pPr>
@@ -12393,7 +12393,7 @@
       <w:tr>
         <w:tc>
           <w:tcPr>
-            <w:tcW w:type="dxa" w:w="227"/>
+            <w:tcW w:type="dxa" w:w="1701"/>
           </w:tcPr>
           <w:p>
             <w:pPr>
@@ -12410,7 +12410,7 @@
         </w:tc>
         <w:tc>
           <w:tcPr>
-            <w:tcW w:type="dxa" w:w="2494"/>
+            <w:tcW w:type="dxa" w:w="1831"/>
           </w:tcPr>
           <w:p>
             <w:pPr>
@@ -12427,7 +12427,7 @@
         </w:tc>
         <w:tc>
           <w:tcPr>
-            <w:tcW w:type="dxa" w:w="2494"/>
+            <w:tcW w:type="dxa" w:w="1831"/>
           </w:tcPr>
           <w:p>
             <w:pPr>
@@ -12444,7 +12444,7 @@
         </w:tc>
         <w:tc>
           <w:tcPr>
-            <w:tcW w:type="dxa" w:w="3855"/>
+            <w:tcW w:type="dxa" w:w="5076"/>
           </w:tcPr>
           <w:p>
             <w:pPr>
@@ -12463,7 +12463,7 @@
       <w:tr>
         <w:tc>
           <w:tcPr>
-            <w:tcW w:type="dxa" w:w="227"/>
+            <w:tcW w:type="dxa" w:w="1701"/>
           </w:tcPr>
           <w:p>
             <w:pPr>
@@ -12480,7 +12480,7 @@
         </w:tc>
         <w:tc>
           <w:tcPr>
-            <w:tcW w:type="dxa" w:w="2494"/>
+            <w:tcW w:type="dxa" w:w="1831"/>
           </w:tcPr>
           <w:p>
             <w:pPr>
@@ -12497,7 +12497,7 @@
         </w:tc>
         <w:tc>
           <w:tcPr>
-            <w:tcW w:type="dxa" w:w="2494"/>
+            <w:tcW w:type="dxa" w:w="1831"/>
           </w:tcPr>
           <w:p>
             <w:pPr>
@@ -12514,7 +12514,7 @@
         </w:tc>
         <w:tc>
           <w:tcPr>
-            <w:tcW w:type="dxa" w:w="3855"/>
+            <w:tcW w:type="dxa" w:w="5076"/>
           </w:tcPr>
           <w:p>
             <w:pPr>
@@ -12648,7 +12648,7 @@
       <w:tr>
         <w:tc>
           <w:tcPr>
-            <w:tcW w:type="dxa" w:w="513"/>
+            <w:tcW w:type="dxa" w:w="1701"/>
           </w:tcPr>
           <w:p>
             <w:pPr>
@@ -12666,7 +12666,7 @@
         </w:tc>
         <w:tc>
           <w:tcPr>
-            <w:tcW w:type="dxa" w:w="3594"/>
+            <w:tcW w:type="dxa" w:w="4097"/>
           </w:tcPr>
           <w:p>
             <w:pPr>
@@ -12684,7 +12684,7 @@
         </w:tc>
         <w:tc>
           <w:tcPr>
-            <w:tcW w:type="dxa" w:w="1883"/>
+            <w:tcW w:type="dxa" w:w="1756"/>
           </w:tcPr>
           <w:p>
             <w:pPr>
@@ -12702,7 +12702,7 @@
         </w:tc>
         <w:tc>
           <w:tcPr>
-            <w:tcW w:type="dxa" w:w="3081"/>
+            <w:tcW w:type="dxa" w:w="2633"/>
           </w:tcPr>
           <w:p>
             <w:pPr>
@@ -12722,7 +12722,7 @@
       <w:tr>
         <w:tc>
           <w:tcPr>
-            <w:tcW w:type="dxa" w:w="513"/>
+            <w:tcW w:type="dxa" w:w="1701"/>
           </w:tcPr>
           <w:p>
             <w:pPr>
@@ -12739,7 +12739,7 @@
         </w:tc>
         <w:tc>
           <w:tcPr>
-            <w:tcW w:type="dxa" w:w="3594"/>
+            <w:tcW w:type="dxa" w:w="4097"/>
           </w:tcPr>
           <w:p>
             <w:pPr>
@@ -12756,7 +12756,7 @@
         </w:tc>
         <w:tc>
           <w:tcPr>
-            <w:tcW w:type="dxa" w:w="1883"/>
+            <w:tcW w:type="dxa" w:w="1756"/>
           </w:tcPr>
           <w:p>
             <w:pPr>
@@ -12773,7 +12773,7 @@
         </w:tc>
         <w:tc>
           <w:tcPr>
-            <w:tcW w:type="dxa" w:w="3081"/>
+            <w:tcW w:type="dxa" w:w="2633"/>
           </w:tcPr>
           <w:p/>
         </w:tc>
@@ -12781,7 +12781,7 @@
       <w:tr>
         <w:tc>
           <w:tcPr>
-            <w:tcW w:type="dxa" w:w="513"/>
+            <w:tcW w:type="dxa" w:w="1701"/>
           </w:tcPr>
           <w:p>
             <w:pPr>
@@ -12798,7 +12798,7 @@
         </w:tc>
         <w:tc>
           <w:tcPr>
-            <w:tcW w:type="dxa" w:w="3594"/>
+            <w:tcW w:type="dxa" w:w="4097"/>
           </w:tcPr>
           <w:p>
             <w:pPr>
@@ -12815,7 +12815,7 @@
         </w:tc>
         <w:tc>
           <w:tcPr>
-            <w:tcW w:type="dxa" w:w="1883"/>
+            <w:tcW w:type="dxa" w:w="1756"/>
           </w:tcPr>
           <w:p>
             <w:pPr>
@@ -12832,7 +12832,7 @@
         </w:tc>
         <w:tc>
           <w:tcPr>
-            <w:tcW w:type="dxa" w:w="3081"/>
+            <w:tcW w:type="dxa" w:w="2633"/>
           </w:tcPr>
           <w:p>
             <w:pPr>
@@ -12851,7 +12851,7 @@
       <w:tr>
         <w:tc>
           <w:tcPr>
-            <w:tcW w:type="dxa" w:w="513"/>
+            <w:tcW w:type="dxa" w:w="1701"/>
           </w:tcPr>
           <w:p>
             <w:pPr>
@@ -12868,7 +12868,7 @@
         </w:tc>
         <w:tc>
           <w:tcPr>
-            <w:tcW w:type="dxa" w:w="3594"/>
+            <w:tcW w:type="dxa" w:w="4097"/>
           </w:tcPr>
           <w:p>
             <w:pPr>
@@ -12885,7 +12885,7 @@
         </w:tc>
         <w:tc>
           <w:tcPr>
-            <w:tcW w:type="dxa" w:w="1883"/>
+            <w:tcW w:type="dxa" w:w="1756"/>
           </w:tcPr>
           <w:p>
             <w:pPr>
@@ -12902,7 +12902,7 @@
         </w:tc>
         <w:tc>
           <w:tcPr>
-            <w:tcW w:type="dxa" w:w="3081"/>
+            <w:tcW w:type="dxa" w:w="2633"/>
           </w:tcPr>
           <w:p>
             <w:pPr>
@@ -12921,7 +12921,7 @@
       <w:tr>
         <w:tc>
           <w:tcPr>
-            <w:tcW w:type="dxa" w:w="513"/>
+            <w:tcW w:type="dxa" w:w="1701"/>
           </w:tcPr>
           <w:p>
             <w:pPr>
@@ -12938,7 +12938,7 @@
         </w:tc>
         <w:tc>
           <w:tcPr>
-            <w:tcW w:type="dxa" w:w="3594"/>
+            <w:tcW w:type="dxa" w:w="4097"/>
           </w:tcPr>
           <w:p>
             <w:pPr>
@@ -12955,7 +12955,7 @@
         </w:tc>
         <w:tc>
           <w:tcPr>
-            <w:tcW w:type="dxa" w:w="1883"/>
+            <w:tcW w:type="dxa" w:w="1756"/>
           </w:tcPr>
           <w:p>
             <w:pPr>
@@ -12972,7 +12972,7 @@
         </w:tc>
         <w:tc>
           <w:tcPr>
-            <w:tcW w:type="dxa" w:w="3081"/>
+            <w:tcW w:type="dxa" w:w="2633"/>
           </w:tcPr>
           <w:p>
             <w:pPr>
@@ -12991,7 +12991,7 @@
       <w:tr>
         <w:tc>
           <w:tcPr>
-            <w:tcW w:type="dxa" w:w="513"/>
+            <w:tcW w:type="dxa" w:w="1701"/>
           </w:tcPr>
           <w:p>
             <w:pPr>
@@ -13008,7 +13008,7 @@
         </w:tc>
         <w:tc>
           <w:tcPr>
-            <w:tcW w:type="dxa" w:w="3594"/>
+            <w:tcW w:type="dxa" w:w="4097"/>
           </w:tcPr>
           <w:p>
             <w:pPr>
@@ -13025,7 +13025,7 @@
         </w:tc>
         <w:tc>
           <w:tcPr>
-            <w:tcW w:type="dxa" w:w="1883"/>
+            <w:tcW w:type="dxa" w:w="1756"/>
           </w:tcPr>
           <w:p>
             <w:pPr>
@@ -13042,7 +13042,7 @@
         </w:tc>
         <w:tc>
           <w:tcPr>
-            <w:tcW w:type="dxa" w:w="3081"/>
+            <w:tcW w:type="dxa" w:w="2633"/>
           </w:tcPr>
           <w:p>
             <w:pPr>
@@ -13103,7 +13103,7 @@
       <w:tr>
         <w:tc>
           <w:tcPr>
-            <w:tcW w:type="dxa" w:w="709"/>
+            <w:tcW w:type="dxa" w:w="1701"/>
           </w:tcPr>
           <w:p>
             <w:pPr>
@@ -13121,7 +13121,7 @@
         </w:tc>
         <w:tc>
           <w:tcPr>
-            <w:tcW w:type="dxa" w:w="2976"/>
+            <w:tcW w:type="dxa" w:w="3342"/>
           </w:tcPr>
           <w:p>
             <w:pPr>
@@ -13139,7 +13139,7 @@
         </w:tc>
         <w:tc>
           <w:tcPr>
-            <w:tcW w:type="dxa" w:w="1559"/>
+            <w:tcW w:type="dxa" w:w="1701"/>
           </w:tcPr>
           <w:p>
             <w:pPr>
@@ -13157,7 +13157,7 @@
         </w:tc>
         <w:tc>
           <w:tcPr>
-            <w:tcW w:type="dxa" w:w="3827"/>
+            <w:tcW w:type="dxa" w:w="3461"/>
           </w:tcPr>
           <w:p>
             <w:pPr>
@@ -13177,7 +13177,7 @@
       <w:tr>
         <w:tc>
           <w:tcPr>
-            <w:tcW w:type="dxa" w:w="709"/>
+            <w:tcW w:type="dxa" w:w="1701"/>
           </w:tcPr>
           <w:p>
             <w:pPr>
@@ -13194,7 +13194,7 @@
         </w:tc>
         <w:tc>
           <w:tcPr>
-            <w:tcW w:type="dxa" w:w="2976"/>
+            <w:tcW w:type="dxa" w:w="3342"/>
           </w:tcPr>
           <w:p>
             <w:pPr>
@@ -13211,7 +13211,7 @@
         </w:tc>
         <w:tc>
           <w:tcPr>
-            <w:tcW w:type="dxa" w:w="1559"/>
+            <w:tcW w:type="dxa" w:w="1701"/>
           </w:tcPr>
           <w:p>
             <w:pPr>
@@ -13228,7 +13228,7 @@
         </w:tc>
         <w:tc>
           <w:tcPr>
-            <w:tcW w:type="dxa" w:w="3827"/>
+            <w:tcW w:type="dxa" w:w="3461"/>
           </w:tcPr>
           <w:p/>
         </w:tc>
@@ -13236,7 +13236,7 @@
       <w:tr>
         <w:tc>
           <w:tcPr>
-            <w:tcW w:type="dxa" w:w="709"/>
+            <w:tcW w:type="dxa" w:w="1701"/>
           </w:tcPr>
           <w:p>
             <w:pPr>
@@ -13253,7 +13253,7 @@
         </w:tc>
         <w:tc>
           <w:tcPr>
-            <w:tcW w:type="dxa" w:w="2976"/>
+            <w:tcW w:type="dxa" w:w="3342"/>
           </w:tcPr>
           <w:p>
             <w:pPr>
@@ -13270,7 +13270,7 @@
         </w:tc>
         <w:tc>
           <w:tcPr>
-            <w:tcW w:type="dxa" w:w="1559"/>
+            <w:tcW w:type="dxa" w:w="1701"/>
           </w:tcPr>
           <w:p>
             <w:pPr>
@@ -13287,7 +13287,7 @@
         </w:tc>
         <w:tc>
           <w:tcPr>
-            <w:tcW w:type="dxa" w:w="3827"/>
+            <w:tcW w:type="dxa" w:w="3461"/>
           </w:tcPr>
           <w:p>
             <w:pPr>
@@ -13306,7 +13306,7 @@
       <w:tr>
         <w:tc>
           <w:tcPr>
-            <w:tcW w:type="dxa" w:w="709"/>
+            <w:tcW w:type="dxa" w:w="1701"/>
           </w:tcPr>
           <w:p>
             <w:pPr>
@@ -13323,7 +13323,7 @@
         </w:tc>
         <w:tc>
           <w:tcPr>
-            <w:tcW w:type="dxa" w:w="2976"/>
+            <w:tcW w:type="dxa" w:w="3342"/>
           </w:tcPr>
           <w:p>
             <w:pPr>
@@ -13340,7 +13340,7 @@
         </w:tc>
         <w:tc>
           <w:tcPr>
-            <w:tcW w:type="dxa" w:w="1559"/>
+            <w:tcW w:type="dxa" w:w="1701"/>
           </w:tcPr>
           <w:p>
             <w:pPr>
@@ -13357,7 +13357,7 @@
         </w:tc>
         <w:tc>
           <w:tcPr>
-            <w:tcW w:type="dxa" w:w="3827"/>
+            <w:tcW w:type="dxa" w:w="3461"/>
           </w:tcPr>
           <w:p>
             <w:pPr>
@@ -13376,7 +13376,7 @@
       <w:tr>
         <w:tc>
           <w:tcPr>
-            <w:tcW w:type="dxa" w:w="709"/>
+            <w:tcW w:type="dxa" w:w="1701"/>
           </w:tcPr>
           <w:p>
             <w:pPr>
@@ -13393,7 +13393,7 @@
         </w:tc>
         <w:tc>
           <w:tcPr>
-            <w:tcW w:type="dxa" w:w="2976"/>
+            <w:tcW w:type="dxa" w:w="3342"/>
           </w:tcPr>
           <w:p>
             <w:pPr>
@@ -13410,7 +13410,7 @@
         </w:tc>
         <w:tc>
           <w:tcPr>
-            <w:tcW w:type="dxa" w:w="1559"/>
+            <w:tcW w:type="dxa" w:w="1701"/>
           </w:tcPr>
           <w:p>
             <w:pPr>
@@ -13427,7 +13427,7 @@
         </w:tc>
         <w:tc>
           <w:tcPr>
-            <w:tcW w:type="dxa" w:w="3827"/>
+            <w:tcW w:type="dxa" w:w="3461"/>
           </w:tcPr>
           <w:p>
             <w:pPr>
@@ -13446,7 +13446,7 @@
       <w:tr>
         <w:tc>
           <w:tcPr>
-            <w:tcW w:type="dxa" w:w="709"/>
+            <w:tcW w:type="dxa" w:w="1701"/>
           </w:tcPr>
           <w:p>
             <w:pPr>
@@ -13463,7 +13463,7 @@
         </w:tc>
         <w:tc>
           <w:tcPr>
-            <w:tcW w:type="dxa" w:w="2976"/>
+            <w:tcW w:type="dxa" w:w="3342"/>
           </w:tcPr>
           <w:p>
             <w:pPr>
@@ -13480,7 +13480,7 @@
         </w:tc>
         <w:tc>
           <w:tcPr>
-            <w:tcW w:type="dxa" w:w="1559"/>
+            <w:tcW w:type="dxa" w:w="1701"/>
           </w:tcPr>
           <w:p>
             <w:pPr>
@@ -13497,7 +13497,7 @@
         </w:tc>
         <w:tc>
           <w:tcPr>
-            <w:tcW w:type="dxa" w:w="3827"/>
+            <w:tcW w:type="dxa" w:w="3461"/>
           </w:tcPr>
           <w:p>
             <w:pPr>
@@ -13516,7 +13516,7 @@
       <w:tr>
         <w:tc>
           <w:tcPr>
-            <w:tcW w:type="dxa" w:w="709"/>
+            <w:tcW w:type="dxa" w:w="1701"/>
           </w:tcPr>
           <w:p>
             <w:pPr>
@@ -13533,7 +13533,7 @@
         </w:tc>
         <w:tc>
           <w:tcPr>
-            <w:tcW w:type="dxa" w:w="2976"/>
+            <w:tcW w:type="dxa" w:w="3342"/>
           </w:tcPr>
           <w:p>
             <w:pPr>
@@ -13550,7 +13550,7 @@
         </w:tc>
         <w:tc>
           <w:tcPr>
-            <w:tcW w:type="dxa" w:w="1559"/>
+            <w:tcW w:type="dxa" w:w="1701"/>
           </w:tcPr>
           <w:p>
             <w:pPr>
@@ -13567,7 +13567,7 @@
         </w:tc>
         <w:tc>
           <w:tcPr>
-            <w:tcW w:type="dxa" w:w="3827"/>
+            <w:tcW w:type="dxa" w:w="3461"/>
           </w:tcPr>
           <w:p>
             <w:pPr>
@@ -13586,7 +13586,7 @@
       <w:tr>
         <w:tc>
           <w:tcPr>
-            <w:tcW w:type="dxa" w:w="709"/>
+            <w:tcW w:type="dxa" w:w="1701"/>
           </w:tcPr>
           <w:p>
             <w:pPr>
@@ -13603,7 +13603,7 @@
         </w:tc>
         <w:tc>
           <w:tcPr>
-            <w:tcW w:type="dxa" w:w="2976"/>
+            <w:tcW w:type="dxa" w:w="3342"/>
           </w:tcPr>
           <w:p>
             <w:pPr>
@@ -13620,7 +13620,7 @@
         </w:tc>
         <w:tc>
           <w:tcPr>
-            <w:tcW w:type="dxa" w:w="1559"/>
+            <w:tcW w:type="dxa" w:w="1701"/>
           </w:tcPr>
           <w:p>
             <w:pPr>
@@ -13637,7 +13637,7 @@
         </w:tc>
         <w:tc>
           <w:tcPr>
-            <w:tcW w:type="dxa" w:w="3827"/>
+            <w:tcW w:type="dxa" w:w="3461"/>
           </w:tcPr>
           <w:p>
             <w:pPr>

--- a/docs/docx/概要设计说明书.docx
+++ b/docs/docx/概要设计说明书.docx
@@ -232,7 +232,7 @@
         <w:tblStyle w:val="TableGrid"/>
         <w:tblW w:type="auto" w:w="0"/>
         <w:jc w:val="center"/>
-        <w:tblLayout w:type="fixed"/>
+        <w:tblLayout w:type="autofit"/>
         <w:tblLook w:firstColumn="1" w:firstRow="1" w:lastColumn="0" w:lastRow="0" w:noHBand="0" w:noVBand="1" w:val="04A0"/>
       </w:tblPr>
       <w:tblGrid>
@@ -243,7 +243,7 @@
       <w:tr>
         <w:tc>
           <w:tcPr>
-            <w:tcW w:type="dxa" w:w="2268"/>
+            <w:tcW w:type="dxa" w:w="3024"/>
           </w:tcPr>
           <w:p>
             <w:pPr>
@@ -261,7 +261,7 @@
         </w:tc>
         <w:tc>
           <w:tcPr>
-            <w:tcW w:type="dxa" w:w="2268"/>
+            <w:tcW w:type="dxa" w:w="3024"/>
           </w:tcPr>
           <w:p>
             <w:pPr>
@@ -279,7 +279,7 @@
         </w:tc>
         <w:tc>
           <w:tcPr>
-            <w:tcW w:type="dxa" w:w="4535"/>
+            <w:tcW w:type="dxa" w:w="3024"/>
           </w:tcPr>
           <w:p>
             <w:pPr>
@@ -299,7 +299,7 @@
       <w:tr>
         <w:tc>
           <w:tcPr>
-            <w:tcW w:type="dxa" w:w="2268"/>
+            <w:tcW w:type="dxa" w:w="3024"/>
           </w:tcPr>
           <w:p>
             <w:pPr>
@@ -316,7 +316,7 @@
         </w:tc>
         <w:tc>
           <w:tcPr>
-            <w:tcW w:type="dxa" w:w="2268"/>
+            <w:tcW w:type="dxa" w:w="3024"/>
           </w:tcPr>
           <w:p>
             <w:pPr>
@@ -333,7 +333,7 @@
         </w:tc>
         <w:tc>
           <w:tcPr>
-            <w:tcW w:type="dxa" w:w="4535"/>
+            <w:tcW w:type="dxa" w:w="3024"/>
           </w:tcPr>
           <w:p>
             <w:pPr>
@@ -352,7 +352,7 @@
       <w:tr>
         <w:tc>
           <w:tcPr>
-            <w:tcW w:type="dxa" w:w="2268"/>
+            <w:tcW w:type="dxa" w:w="3024"/>
           </w:tcPr>
           <w:p>
             <w:pPr>
@@ -369,7 +369,7 @@
         </w:tc>
         <w:tc>
           <w:tcPr>
-            <w:tcW w:type="dxa" w:w="2268"/>
+            <w:tcW w:type="dxa" w:w="3024"/>
           </w:tcPr>
           <w:p>
             <w:pPr>
@@ -386,7 +386,7 @@
         </w:tc>
         <w:tc>
           <w:tcPr>
-            <w:tcW w:type="dxa" w:w="4535"/>
+            <w:tcW w:type="dxa" w:w="3024"/>
           </w:tcPr>
           <w:p>
             <w:pPr>
@@ -405,7 +405,7 @@
       <w:tr>
         <w:tc>
           <w:tcPr>
-            <w:tcW w:type="dxa" w:w="2268"/>
+            <w:tcW w:type="dxa" w:w="3024"/>
           </w:tcPr>
           <w:p>
             <w:pPr>
@@ -422,7 +422,7 @@
         </w:tc>
         <w:tc>
           <w:tcPr>
-            <w:tcW w:type="dxa" w:w="2268"/>
+            <w:tcW w:type="dxa" w:w="3024"/>
           </w:tcPr>
           <w:p>
             <w:pPr>
@@ -439,7 +439,7 @@
         </w:tc>
         <w:tc>
           <w:tcPr>
-            <w:tcW w:type="dxa" w:w="4535"/>
+            <w:tcW w:type="dxa" w:w="3024"/>
           </w:tcPr>
           <w:p>
             <w:pPr>
@@ -458,7 +458,7 @@
       <w:tr>
         <w:tc>
           <w:tcPr>
-            <w:tcW w:type="dxa" w:w="2268"/>
+            <w:tcW w:type="dxa" w:w="3024"/>
           </w:tcPr>
           <w:p>
             <w:pPr>
@@ -475,7 +475,7 @@
         </w:tc>
         <w:tc>
           <w:tcPr>
-            <w:tcW w:type="dxa" w:w="2268"/>
+            <w:tcW w:type="dxa" w:w="3024"/>
           </w:tcPr>
           <w:p>
             <w:pPr>
@@ -492,7 +492,7 @@
         </w:tc>
         <w:tc>
           <w:tcPr>
-            <w:tcW w:type="dxa" w:w="4535"/>
+            <w:tcW w:type="dxa" w:w="3024"/>
           </w:tcPr>
           <w:p>
             <w:pPr>
@@ -511,7 +511,7 @@
       <w:tr>
         <w:tc>
           <w:tcPr>
-            <w:tcW w:type="dxa" w:w="2268"/>
+            <w:tcW w:type="dxa" w:w="3024"/>
           </w:tcPr>
           <w:p>
             <w:pPr>
@@ -528,7 +528,7 @@
         </w:tc>
         <w:tc>
           <w:tcPr>
-            <w:tcW w:type="dxa" w:w="2268"/>
+            <w:tcW w:type="dxa" w:w="3024"/>
           </w:tcPr>
           <w:p>
             <w:pPr>
@@ -545,7 +545,7 @@
         </w:tc>
         <w:tc>
           <w:tcPr>
-            <w:tcW w:type="dxa" w:w="4535"/>
+            <w:tcW w:type="dxa" w:w="3024"/>
           </w:tcPr>
           <w:p>
             <w:pPr>
@@ -564,7 +564,7 @@
       <w:tr>
         <w:tc>
           <w:tcPr>
-            <w:tcW w:type="dxa" w:w="2268"/>
+            <w:tcW w:type="dxa" w:w="3024"/>
           </w:tcPr>
           <w:p>
             <w:pPr>
@@ -581,7 +581,7 @@
         </w:tc>
         <w:tc>
           <w:tcPr>
-            <w:tcW w:type="dxa" w:w="2268"/>
+            <w:tcW w:type="dxa" w:w="3024"/>
           </w:tcPr>
           <w:p>
             <w:pPr>
@@ -598,7 +598,7 @@
         </w:tc>
         <w:tc>
           <w:tcPr>
-            <w:tcW w:type="dxa" w:w="4535"/>
+            <w:tcW w:type="dxa" w:w="3024"/>
           </w:tcPr>
           <w:p>
             <w:pPr>
@@ -617,7 +617,7 @@
       <w:tr>
         <w:tc>
           <w:tcPr>
-            <w:tcW w:type="dxa" w:w="2268"/>
+            <w:tcW w:type="dxa" w:w="3024"/>
           </w:tcPr>
           <w:p>
             <w:pPr>
@@ -634,7 +634,7 @@
         </w:tc>
         <w:tc>
           <w:tcPr>
-            <w:tcW w:type="dxa" w:w="2268"/>
+            <w:tcW w:type="dxa" w:w="3024"/>
           </w:tcPr>
           <w:p>
             <w:pPr>
@@ -651,7 +651,7 @@
         </w:tc>
         <w:tc>
           <w:tcPr>
-            <w:tcW w:type="dxa" w:w="4535"/>
+            <w:tcW w:type="dxa" w:w="3024"/>
           </w:tcPr>
           <w:p>
             <w:pPr>
@@ -691,7 +691,7 @@
         <w:tblStyle w:val="TableGrid"/>
         <w:tblW w:type="auto" w:w="0"/>
         <w:jc w:val="center"/>
-        <w:tblLayout w:type="fixed"/>
+        <w:tblLayout w:type="autofit"/>
         <w:tblLook w:firstColumn="1" w:firstRow="1" w:lastColumn="0" w:lastRow="0" w:noHBand="0" w:noVBand="1" w:val="04A0"/>
       </w:tblPr>
       <w:tblGrid>
@@ -702,7 +702,7 @@
       <w:tr>
         <w:tc>
           <w:tcPr>
-            <w:tcW w:type="dxa" w:w="1701"/>
+            <w:tcW w:type="dxa" w:w="3024"/>
           </w:tcPr>
           <w:p>
             <w:pPr>
@@ -720,7 +720,7 @@
         </w:tc>
         <w:tc>
           <w:tcPr>
-            <w:tcW w:type="dxa" w:w="3183"/>
+            <w:tcW w:type="dxa" w:w="3024"/>
           </w:tcPr>
           <w:p>
             <w:pPr>
@@ -738,7 +738,7 @@
         </w:tc>
         <w:tc>
           <w:tcPr>
-            <w:tcW w:type="dxa" w:w="4615"/>
+            <w:tcW w:type="dxa" w:w="3024"/>
           </w:tcPr>
           <w:p>
             <w:pPr>
@@ -758,7 +758,7 @@
       <w:tr>
         <w:tc>
           <w:tcPr>
-            <w:tcW w:type="dxa" w:w="1701"/>
+            <w:tcW w:type="dxa" w:w="3024"/>
           </w:tcPr>
           <w:p>
             <w:pPr>
@@ -775,7 +775,7 @@
         </w:tc>
         <w:tc>
           <w:tcPr>
-            <w:tcW w:type="dxa" w:w="3183"/>
+            <w:tcW w:type="dxa" w:w="3024"/>
           </w:tcPr>
           <w:p>
             <w:pPr>
@@ -792,7 +792,7 @@
         </w:tc>
         <w:tc>
           <w:tcPr>
-            <w:tcW w:type="dxa" w:w="4615"/>
+            <w:tcW w:type="dxa" w:w="3024"/>
           </w:tcPr>
           <w:p>
             <w:pPr>
@@ -811,7 +811,7 @@
       <w:tr>
         <w:tc>
           <w:tcPr>
-            <w:tcW w:type="dxa" w:w="1701"/>
+            <w:tcW w:type="dxa" w:w="3024"/>
           </w:tcPr>
           <w:p>
             <w:pPr>
@@ -828,7 +828,7 @@
         </w:tc>
         <w:tc>
           <w:tcPr>
-            <w:tcW w:type="dxa" w:w="3183"/>
+            <w:tcW w:type="dxa" w:w="3024"/>
           </w:tcPr>
           <w:p>
             <w:pPr>
@@ -845,7 +845,7 @@
         </w:tc>
         <w:tc>
           <w:tcPr>
-            <w:tcW w:type="dxa" w:w="4615"/>
+            <w:tcW w:type="dxa" w:w="3024"/>
           </w:tcPr>
           <w:p>
             <w:pPr>
@@ -864,7 +864,7 @@
       <w:tr>
         <w:tc>
           <w:tcPr>
-            <w:tcW w:type="dxa" w:w="1701"/>
+            <w:tcW w:type="dxa" w:w="3024"/>
           </w:tcPr>
           <w:p>
             <w:pPr>
@@ -881,7 +881,7 @@
         </w:tc>
         <w:tc>
           <w:tcPr>
-            <w:tcW w:type="dxa" w:w="3183"/>
+            <w:tcW w:type="dxa" w:w="3024"/>
           </w:tcPr>
           <w:p>
             <w:pPr>
@@ -898,7 +898,7 @@
         </w:tc>
         <w:tc>
           <w:tcPr>
-            <w:tcW w:type="dxa" w:w="4615"/>
+            <w:tcW w:type="dxa" w:w="3024"/>
           </w:tcPr>
           <w:p>
             <w:pPr>
@@ -917,7 +917,7 @@
       <w:tr>
         <w:tc>
           <w:tcPr>
-            <w:tcW w:type="dxa" w:w="1701"/>
+            <w:tcW w:type="dxa" w:w="3024"/>
           </w:tcPr>
           <w:p>
             <w:pPr>
@@ -934,7 +934,7 @@
         </w:tc>
         <w:tc>
           <w:tcPr>
-            <w:tcW w:type="dxa" w:w="3183"/>
+            <w:tcW w:type="dxa" w:w="3024"/>
           </w:tcPr>
           <w:p>
             <w:pPr>
@@ -951,7 +951,7 @@
         </w:tc>
         <w:tc>
           <w:tcPr>
-            <w:tcW w:type="dxa" w:w="4615"/>
+            <w:tcW w:type="dxa" w:w="3024"/>
           </w:tcPr>
           <w:p>
             <w:pPr>
@@ -970,7 +970,7 @@
       <w:tr>
         <w:tc>
           <w:tcPr>
-            <w:tcW w:type="dxa" w:w="1701"/>
+            <w:tcW w:type="dxa" w:w="3024"/>
           </w:tcPr>
           <w:p>
             <w:pPr>
@@ -987,7 +987,7 @@
         </w:tc>
         <w:tc>
           <w:tcPr>
-            <w:tcW w:type="dxa" w:w="3183"/>
+            <w:tcW w:type="dxa" w:w="3024"/>
           </w:tcPr>
           <w:p>
             <w:pPr>
@@ -1004,7 +1004,7 @@
         </w:tc>
         <w:tc>
           <w:tcPr>
-            <w:tcW w:type="dxa" w:w="4615"/>
+            <w:tcW w:type="dxa" w:w="3024"/>
           </w:tcPr>
           <w:p>
             <w:pPr>
@@ -1023,7 +1023,7 @@
       <w:tr>
         <w:tc>
           <w:tcPr>
-            <w:tcW w:type="dxa" w:w="1701"/>
+            <w:tcW w:type="dxa" w:w="3024"/>
           </w:tcPr>
           <w:p>
             <w:pPr>
@@ -1040,7 +1040,7 @@
         </w:tc>
         <w:tc>
           <w:tcPr>
-            <w:tcW w:type="dxa" w:w="3183"/>
+            <w:tcW w:type="dxa" w:w="3024"/>
           </w:tcPr>
           <w:p>
             <w:pPr>
@@ -1057,7 +1057,7 @@
         </w:tc>
         <w:tc>
           <w:tcPr>
-            <w:tcW w:type="dxa" w:w="4615"/>
+            <w:tcW w:type="dxa" w:w="3024"/>
           </w:tcPr>
           <w:p>
             <w:pPr>
@@ -1076,7 +1076,7 @@
       <w:tr>
         <w:tc>
           <w:tcPr>
-            <w:tcW w:type="dxa" w:w="1701"/>
+            <w:tcW w:type="dxa" w:w="3024"/>
           </w:tcPr>
           <w:p>
             <w:pPr>
@@ -1093,7 +1093,7 @@
         </w:tc>
         <w:tc>
           <w:tcPr>
-            <w:tcW w:type="dxa" w:w="3183"/>
+            <w:tcW w:type="dxa" w:w="3024"/>
           </w:tcPr>
           <w:p>
             <w:pPr>
@@ -1110,7 +1110,7 @@
         </w:tc>
         <w:tc>
           <w:tcPr>
-            <w:tcW w:type="dxa" w:w="4615"/>
+            <w:tcW w:type="dxa" w:w="3024"/>
           </w:tcPr>
           <w:p>
             <w:pPr>
@@ -1129,7 +1129,7 @@
       <w:tr>
         <w:tc>
           <w:tcPr>
-            <w:tcW w:type="dxa" w:w="1701"/>
+            <w:tcW w:type="dxa" w:w="3024"/>
           </w:tcPr>
           <w:p>
             <w:pPr>
@@ -1146,7 +1146,7 @@
         </w:tc>
         <w:tc>
           <w:tcPr>
-            <w:tcW w:type="dxa" w:w="3183"/>
+            <w:tcW w:type="dxa" w:w="3024"/>
           </w:tcPr>
           <w:p>
             <w:pPr>
@@ -1163,7 +1163,7 @@
         </w:tc>
         <w:tc>
           <w:tcPr>
-            <w:tcW w:type="dxa" w:w="4615"/>
+            <w:tcW w:type="dxa" w:w="3024"/>
           </w:tcPr>
           <w:p>
             <w:pPr>
@@ -1182,7 +1182,7 @@
       <w:tr>
         <w:tc>
           <w:tcPr>
-            <w:tcW w:type="dxa" w:w="1701"/>
+            <w:tcW w:type="dxa" w:w="3024"/>
           </w:tcPr>
           <w:p>
             <w:pPr>
@@ -1199,7 +1199,7 @@
         </w:tc>
         <w:tc>
           <w:tcPr>
-            <w:tcW w:type="dxa" w:w="3183"/>
+            <w:tcW w:type="dxa" w:w="3024"/>
           </w:tcPr>
           <w:p>
             <w:pPr>
@@ -1216,7 +1216,7 @@
         </w:tc>
         <w:tc>
           <w:tcPr>
-            <w:tcW w:type="dxa" w:w="4615"/>
+            <w:tcW w:type="dxa" w:w="3024"/>
           </w:tcPr>
           <w:p>
             <w:pPr>
@@ -1235,7 +1235,7 @@
       <w:tr>
         <w:tc>
           <w:tcPr>
-            <w:tcW w:type="dxa" w:w="1701"/>
+            <w:tcW w:type="dxa" w:w="3024"/>
           </w:tcPr>
           <w:p>
             <w:pPr>
@@ -1252,7 +1252,7 @@
         </w:tc>
         <w:tc>
           <w:tcPr>
-            <w:tcW w:type="dxa" w:w="3183"/>
+            <w:tcW w:type="dxa" w:w="3024"/>
           </w:tcPr>
           <w:p>
             <w:pPr>
@@ -1269,7 +1269,7 @@
         </w:tc>
         <w:tc>
           <w:tcPr>
-            <w:tcW w:type="dxa" w:w="4615"/>
+            <w:tcW w:type="dxa" w:w="3024"/>
           </w:tcPr>
           <w:p>
             <w:pPr>
@@ -1397,7 +1397,7 @@
         <w:tblStyle w:val="TableGrid"/>
         <w:tblW w:type="auto" w:w="0"/>
         <w:jc w:val="center"/>
-        <w:tblLayout w:type="fixed"/>
+        <w:tblLayout w:type="autofit"/>
         <w:tblLook w:firstColumn="1" w:firstRow="1" w:lastColumn="0" w:lastRow="0" w:noHBand="0" w:noVBand="1" w:val="04A0"/>
       </w:tblPr>
       <w:tblGrid>
@@ -1408,7 +1408,7 @@
       <w:tr>
         <w:tc>
           <w:tcPr>
-            <w:tcW w:type="dxa" w:w="3969"/>
+            <w:tcW w:type="dxa" w:w="3024"/>
           </w:tcPr>
           <w:p>
             <w:pPr>
@@ -1426,7 +1426,7 @@
         </w:tc>
         <w:tc>
           <w:tcPr>
-            <w:tcW w:type="dxa" w:w="2835"/>
+            <w:tcW w:type="dxa" w:w="3024"/>
           </w:tcPr>
           <w:p>
             <w:pPr>
@@ -1444,7 +1444,7 @@
         </w:tc>
         <w:tc>
           <w:tcPr>
-            <w:tcW w:type="dxa" w:w="2268"/>
+            <w:tcW w:type="dxa" w:w="3024"/>
           </w:tcPr>
           <w:p>
             <w:pPr>
@@ -1464,7 +1464,7 @@
       <w:tr>
         <w:tc>
           <w:tcPr>
-            <w:tcW w:type="dxa" w:w="3969"/>
+            <w:tcW w:type="dxa" w:w="3024"/>
           </w:tcPr>
           <w:p>
             <w:pPr>
@@ -1481,7 +1481,7 @@
         </w:tc>
         <w:tc>
           <w:tcPr>
-            <w:tcW w:type="dxa" w:w="2835"/>
+            <w:tcW w:type="dxa" w:w="3024"/>
           </w:tcPr>
           <w:p>
             <w:pPr>
@@ -1498,7 +1498,7 @@
         </w:tc>
         <w:tc>
           <w:tcPr>
-            <w:tcW w:type="dxa" w:w="2268"/>
+            <w:tcW w:type="dxa" w:w="3024"/>
           </w:tcPr>
           <w:p>
             <w:pPr>
@@ -1517,7 +1517,7 @@
       <w:tr>
         <w:tc>
           <w:tcPr>
-            <w:tcW w:type="dxa" w:w="3969"/>
+            <w:tcW w:type="dxa" w:w="3024"/>
           </w:tcPr>
           <w:p>
             <w:pPr>
@@ -1534,7 +1534,7 @@
         </w:tc>
         <w:tc>
           <w:tcPr>
-            <w:tcW w:type="dxa" w:w="2835"/>
+            <w:tcW w:type="dxa" w:w="3024"/>
           </w:tcPr>
           <w:p>
             <w:pPr>
@@ -1551,7 +1551,7 @@
         </w:tc>
         <w:tc>
           <w:tcPr>
-            <w:tcW w:type="dxa" w:w="2268"/>
+            <w:tcW w:type="dxa" w:w="3024"/>
           </w:tcPr>
           <w:p>
             <w:pPr>
@@ -1570,7 +1570,7 @@
       <w:tr>
         <w:tc>
           <w:tcPr>
-            <w:tcW w:type="dxa" w:w="3969"/>
+            <w:tcW w:type="dxa" w:w="3024"/>
           </w:tcPr>
           <w:p>
             <w:pPr>
@@ -1587,7 +1587,7 @@
         </w:tc>
         <w:tc>
           <w:tcPr>
-            <w:tcW w:type="dxa" w:w="2835"/>
+            <w:tcW w:type="dxa" w:w="3024"/>
           </w:tcPr>
           <w:p>
             <w:pPr>
@@ -1604,7 +1604,7 @@
         </w:tc>
         <w:tc>
           <w:tcPr>
-            <w:tcW w:type="dxa" w:w="2268"/>
+            <w:tcW w:type="dxa" w:w="3024"/>
           </w:tcPr>
           <w:p>
             <w:pPr>
@@ -1623,7 +1623,7 @@
       <w:tr>
         <w:tc>
           <w:tcPr>
-            <w:tcW w:type="dxa" w:w="3969"/>
+            <w:tcW w:type="dxa" w:w="3024"/>
           </w:tcPr>
           <w:p>
             <w:pPr>
@@ -1640,7 +1640,7 @@
         </w:tc>
         <w:tc>
           <w:tcPr>
-            <w:tcW w:type="dxa" w:w="2835"/>
+            <w:tcW w:type="dxa" w:w="3024"/>
           </w:tcPr>
           <w:p>
             <w:pPr>
@@ -1657,7 +1657,7 @@
         </w:tc>
         <w:tc>
           <w:tcPr>
-            <w:tcW w:type="dxa" w:w="2268"/>
+            <w:tcW w:type="dxa" w:w="3024"/>
           </w:tcPr>
           <w:p>
             <w:pPr>
@@ -1676,7 +1676,7 @@
       <w:tr>
         <w:tc>
           <w:tcPr>
-            <w:tcW w:type="dxa" w:w="3969"/>
+            <w:tcW w:type="dxa" w:w="3024"/>
           </w:tcPr>
           <w:p>
             <w:pPr>
@@ -1693,7 +1693,7 @@
         </w:tc>
         <w:tc>
           <w:tcPr>
-            <w:tcW w:type="dxa" w:w="2835"/>
+            <w:tcW w:type="dxa" w:w="3024"/>
           </w:tcPr>
           <w:p>
             <w:pPr>
@@ -1710,7 +1710,7 @@
         </w:tc>
         <w:tc>
           <w:tcPr>
-            <w:tcW w:type="dxa" w:w="2268"/>
+            <w:tcW w:type="dxa" w:w="3024"/>
           </w:tcPr>
           <w:p>
             <w:pPr>
@@ -1729,7 +1729,7 @@
       <w:tr>
         <w:tc>
           <w:tcPr>
-            <w:tcW w:type="dxa" w:w="3969"/>
+            <w:tcW w:type="dxa" w:w="3024"/>
           </w:tcPr>
           <w:p>
             <w:pPr>
@@ -1746,7 +1746,7 @@
         </w:tc>
         <w:tc>
           <w:tcPr>
-            <w:tcW w:type="dxa" w:w="2835"/>
+            <w:tcW w:type="dxa" w:w="3024"/>
           </w:tcPr>
           <w:p>
             <w:pPr>
@@ -1763,7 +1763,7 @@
         </w:tc>
         <w:tc>
           <w:tcPr>
-            <w:tcW w:type="dxa" w:w="2268"/>
+            <w:tcW w:type="dxa" w:w="3024"/>
           </w:tcPr>
           <w:p>
             <w:pPr>
@@ -1782,7 +1782,7 @@
       <w:tr>
         <w:tc>
           <w:tcPr>
-            <w:tcW w:type="dxa" w:w="3969"/>
+            <w:tcW w:type="dxa" w:w="3024"/>
           </w:tcPr>
           <w:p>
             <w:pPr>
@@ -1799,7 +1799,7 @@
         </w:tc>
         <w:tc>
           <w:tcPr>
-            <w:tcW w:type="dxa" w:w="2835"/>
+            <w:tcW w:type="dxa" w:w="3024"/>
           </w:tcPr>
           <w:p>
             <w:pPr>
@@ -1816,7 +1816,7 @@
         </w:tc>
         <w:tc>
           <w:tcPr>
-            <w:tcW w:type="dxa" w:w="2268"/>
+            <w:tcW w:type="dxa" w:w="3024"/>
           </w:tcPr>
           <w:p>
             <w:pPr>
@@ -1835,7 +1835,7 @@
       <w:tr>
         <w:tc>
           <w:tcPr>
-            <w:tcW w:type="dxa" w:w="3969"/>
+            <w:tcW w:type="dxa" w:w="3024"/>
           </w:tcPr>
           <w:p>
             <w:pPr>
@@ -1852,7 +1852,7 @@
         </w:tc>
         <w:tc>
           <w:tcPr>
-            <w:tcW w:type="dxa" w:w="2835"/>
+            <w:tcW w:type="dxa" w:w="3024"/>
           </w:tcPr>
           <w:p>
             <w:pPr>
@@ -1869,7 +1869,7 @@
         </w:tc>
         <w:tc>
           <w:tcPr>
-            <w:tcW w:type="dxa" w:w="2268"/>
+            <w:tcW w:type="dxa" w:w="3024"/>
           </w:tcPr>
           <w:p>
             <w:pPr>
@@ -1908,7 +1908,7 @@
         <w:tblStyle w:val="TableGrid"/>
         <w:tblW w:type="auto" w:w="0"/>
         <w:jc w:val="center"/>
-        <w:tblLayout w:type="fixed"/>
+        <w:tblLayout w:type="autofit"/>
         <w:tblLook w:firstColumn="1" w:firstRow="1" w:lastColumn="0" w:lastRow="0" w:noHBand="0" w:noVBand="1" w:val="04A0"/>
       </w:tblPr>
       <w:tblGrid>
@@ -1921,7 +1921,7 @@
       <w:tr>
         <w:tc>
           <w:tcPr>
-            <w:tcW w:type="dxa" w:w="1701"/>
+            <w:tcW w:type="dxa" w:w="1814"/>
           </w:tcPr>
           <w:p>
             <w:pPr>
@@ -1939,7 +1939,7 @@
         </w:tc>
         <w:tc>
           <w:tcPr>
-            <w:tcW w:type="dxa" w:w="3906"/>
+            <w:tcW w:type="dxa" w:w="1814"/>
           </w:tcPr>
           <w:p>
             <w:pPr>
@@ -1957,7 +1957,7 @@
         </w:tc>
         <w:tc>
           <w:tcPr>
-            <w:tcW w:type="dxa" w:w="1701"/>
+            <w:tcW w:type="dxa" w:w="1814"/>
           </w:tcPr>
           <w:p>
             <w:pPr>
@@ -1975,7 +1975,7 @@
         </w:tc>
         <w:tc>
           <w:tcPr>
-            <w:tcW w:type="dxa" w:w="1701"/>
+            <w:tcW w:type="dxa" w:w="1814"/>
           </w:tcPr>
           <w:p>
             <w:pPr>
@@ -1993,7 +1993,7 @@
         </w:tc>
         <w:tc>
           <w:tcPr>
-            <w:tcW w:type="dxa" w:w="2394"/>
+            <w:tcW w:type="dxa" w:w="1814"/>
           </w:tcPr>
           <w:p>
             <w:pPr>
@@ -2013,7 +2013,7 @@
       <w:tr>
         <w:tc>
           <w:tcPr>
-            <w:tcW w:type="dxa" w:w="1701"/>
+            <w:tcW w:type="dxa" w:w="1814"/>
           </w:tcPr>
           <w:p>
             <w:pPr>
@@ -2030,7 +2030,7 @@
         </w:tc>
         <w:tc>
           <w:tcPr>
-            <w:tcW w:type="dxa" w:w="3906"/>
+            <w:tcW w:type="dxa" w:w="1814"/>
           </w:tcPr>
           <w:p>
             <w:pPr>
@@ -2047,7 +2047,7 @@
         </w:tc>
         <w:tc>
           <w:tcPr>
-            <w:tcW w:type="dxa" w:w="1701"/>
+            <w:tcW w:type="dxa" w:w="1814"/>
           </w:tcPr>
           <w:p>
             <w:pPr>
@@ -2064,7 +2064,7 @@
         </w:tc>
         <w:tc>
           <w:tcPr>
-            <w:tcW w:type="dxa" w:w="1701"/>
+            <w:tcW w:type="dxa" w:w="1814"/>
           </w:tcPr>
           <w:p>
             <w:pPr>
@@ -2081,7 +2081,7 @@
         </w:tc>
         <w:tc>
           <w:tcPr>
-            <w:tcW w:type="dxa" w:w="2394"/>
+            <w:tcW w:type="dxa" w:w="1814"/>
           </w:tcPr>
           <w:p>
             <w:pPr>
@@ -2100,7 +2100,7 @@
       <w:tr>
         <w:tc>
           <w:tcPr>
-            <w:tcW w:type="dxa" w:w="1701"/>
+            <w:tcW w:type="dxa" w:w="1814"/>
           </w:tcPr>
           <w:p>
             <w:pPr>
@@ -2117,7 +2117,7 @@
         </w:tc>
         <w:tc>
           <w:tcPr>
-            <w:tcW w:type="dxa" w:w="3906"/>
+            <w:tcW w:type="dxa" w:w="1814"/>
           </w:tcPr>
           <w:p>
             <w:pPr>
@@ -2134,7 +2134,7 @@
         </w:tc>
         <w:tc>
           <w:tcPr>
-            <w:tcW w:type="dxa" w:w="1701"/>
+            <w:tcW w:type="dxa" w:w="1814"/>
           </w:tcPr>
           <w:p>
             <w:pPr>
@@ -2151,7 +2151,7 @@
         </w:tc>
         <w:tc>
           <w:tcPr>
-            <w:tcW w:type="dxa" w:w="1701"/>
+            <w:tcW w:type="dxa" w:w="1814"/>
           </w:tcPr>
           <w:p>
             <w:pPr>
@@ -2168,7 +2168,7 @@
         </w:tc>
         <w:tc>
           <w:tcPr>
-            <w:tcW w:type="dxa" w:w="2394"/>
+            <w:tcW w:type="dxa" w:w="1814"/>
           </w:tcPr>
           <w:p>
             <w:pPr>
@@ -2187,7 +2187,7 @@
       <w:tr>
         <w:tc>
           <w:tcPr>
-            <w:tcW w:type="dxa" w:w="1701"/>
+            <w:tcW w:type="dxa" w:w="1814"/>
           </w:tcPr>
           <w:p>
             <w:pPr>
@@ -2204,7 +2204,7 @@
         </w:tc>
         <w:tc>
           <w:tcPr>
-            <w:tcW w:type="dxa" w:w="3906"/>
+            <w:tcW w:type="dxa" w:w="1814"/>
           </w:tcPr>
           <w:p>
             <w:pPr>
@@ -2221,7 +2221,7 @@
         </w:tc>
         <w:tc>
           <w:tcPr>
-            <w:tcW w:type="dxa" w:w="1701"/>
+            <w:tcW w:type="dxa" w:w="1814"/>
           </w:tcPr>
           <w:p>
             <w:pPr>
@@ -2238,23 +2238,23 @@
         </w:tc>
         <w:tc>
           <w:tcPr>
-            <w:tcW w:type="dxa" w:w="1701"/>
-          </w:tcPr>
-          <w:p>
-            <w:pPr>
-              <w:ind w:firstLine="0"/>
-            </w:pPr>
-            <w:r>
-              <w:rPr>
-                <w:rFonts w:ascii="Times New Roman" w:hAnsi="Times New Roman" w:eastAsia="宋体"/>
-                <w:sz w:val="20"/>
-              </w:rPr>
-            </w:r>
-          </w:p>
-        </w:tc>
-        <w:tc>
-          <w:tcPr>
-            <w:tcW w:type="dxa" w:w="2394"/>
+            <w:tcW w:type="dxa" w:w="1814"/>
+          </w:tcPr>
+          <w:p>
+            <w:pPr>
+              <w:ind w:firstLine="0"/>
+            </w:pPr>
+            <w:r>
+              <w:rPr>
+                <w:rFonts w:ascii="Times New Roman" w:hAnsi="Times New Roman" w:eastAsia="宋体"/>
+                <w:sz w:val="20"/>
+              </w:rPr>
+            </w:r>
+          </w:p>
+        </w:tc>
+        <w:tc>
+          <w:tcPr>
+            <w:tcW w:type="dxa" w:w="1814"/>
           </w:tcPr>
           <w:p>
             <w:pPr>
@@ -2273,7 +2273,7 @@
       <w:tr>
         <w:tc>
           <w:tcPr>
-            <w:tcW w:type="dxa" w:w="1701"/>
+            <w:tcW w:type="dxa" w:w="1814"/>
           </w:tcPr>
           <w:p>
             <w:pPr>
@@ -2290,7 +2290,7 @@
         </w:tc>
         <w:tc>
           <w:tcPr>
-            <w:tcW w:type="dxa" w:w="3906"/>
+            <w:tcW w:type="dxa" w:w="1814"/>
           </w:tcPr>
           <w:p>
             <w:pPr>
@@ -2307,7 +2307,7 @@
         </w:tc>
         <w:tc>
           <w:tcPr>
-            <w:tcW w:type="dxa" w:w="1701"/>
+            <w:tcW w:type="dxa" w:w="1814"/>
           </w:tcPr>
           <w:p>
             <w:pPr>
@@ -2324,23 +2324,23 @@
         </w:tc>
         <w:tc>
           <w:tcPr>
-            <w:tcW w:type="dxa" w:w="1701"/>
-          </w:tcPr>
-          <w:p>
-            <w:pPr>
-              <w:ind w:firstLine="0"/>
-            </w:pPr>
-            <w:r>
-              <w:rPr>
-                <w:rFonts w:ascii="Times New Roman" w:hAnsi="Times New Roman" w:eastAsia="宋体"/>
-                <w:sz w:val="20"/>
-              </w:rPr>
-            </w:r>
-          </w:p>
-        </w:tc>
-        <w:tc>
-          <w:tcPr>
-            <w:tcW w:type="dxa" w:w="2394"/>
+            <w:tcW w:type="dxa" w:w="1814"/>
+          </w:tcPr>
+          <w:p>
+            <w:pPr>
+              <w:ind w:firstLine="0"/>
+            </w:pPr>
+            <w:r>
+              <w:rPr>
+                <w:rFonts w:ascii="Times New Roman" w:hAnsi="Times New Roman" w:eastAsia="宋体"/>
+                <w:sz w:val="20"/>
+              </w:rPr>
+            </w:r>
+          </w:p>
+        </w:tc>
+        <w:tc>
+          <w:tcPr>
+            <w:tcW w:type="dxa" w:w="1814"/>
           </w:tcPr>
           <w:p>
             <w:pPr>
@@ -2359,7 +2359,7 @@
       <w:tr>
         <w:tc>
           <w:tcPr>
-            <w:tcW w:type="dxa" w:w="1701"/>
+            <w:tcW w:type="dxa" w:w="1814"/>
           </w:tcPr>
           <w:p>
             <w:pPr>
@@ -2376,7 +2376,7 @@
         </w:tc>
         <w:tc>
           <w:tcPr>
-            <w:tcW w:type="dxa" w:w="3906"/>
+            <w:tcW w:type="dxa" w:w="1814"/>
           </w:tcPr>
           <w:p>
             <w:pPr>
@@ -2393,7 +2393,7 @@
         </w:tc>
         <w:tc>
           <w:tcPr>
-            <w:tcW w:type="dxa" w:w="1701"/>
+            <w:tcW w:type="dxa" w:w="1814"/>
           </w:tcPr>
           <w:p>
             <w:pPr>
@@ -2410,23 +2410,23 @@
         </w:tc>
         <w:tc>
           <w:tcPr>
-            <w:tcW w:type="dxa" w:w="1701"/>
-          </w:tcPr>
-          <w:p>
-            <w:pPr>
-              <w:ind w:firstLine="0"/>
-            </w:pPr>
-            <w:r>
-              <w:rPr>
-                <w:rFonts w:ascii="Times New Roman" w:hAnsi="Times New Roman" w:eastAsia="宋体"/>
-                <w:sz w:val="20"/>
-              </w:rPr>
-            </w:r>
-          </w:p>
-        </w:tc>
-        <w:tc>
-          <w:tcPr>
-            <w:tcW w:type="dxa" w:w="2394"/>
+            <w:tcW w:type="dxa" w:w="1814"/>
+          </w:tcPr>
+          <w:p>
+            <w:pPr>
+              <w:ind w:firstLine="0"/>
+            </w:pPr>
+            <w:r>
+              <w:rPr>
+                <w:rFonts w:ascii="Times New Roman" w:hAnsi="Times New Roman" w:eastAsia="宋体"/>
+                <w:sz w:val="20"/>
+              </w:rPr>
+            </w:r>
+          </w:p>
+        </w:tc>
+        <w:tc>
+          <w:tcPr>
+            <w:tcW w:type="dxa" w:w="1814"/>
           </w:tcPr>
           <w:p>
             <w:pPr>
@@ -2445,7 +2445,7 @@
       <w:tr>
         <w:tc>
           <w:tcPr>
-            <w:tcW w:type="dxa" w:w="1701"/>
+            <w:tcW w:type="dxa" w:w="1814"/>
           </w:tcPr>
           <w:p>
             <w:pPr>
@@ -2462,7 +2462,7 @@
         </w:tc>
         <w:tc>
           <w:tcPr>
-            <w:tcW w:type="dxa" w:w="3906"/>
+            <w:tcW w:type="dxa" w:w="1814"/>
           </w:tcPr>
           <w:p>
             <w:pPr>
@@ -2479,7 +2479,7 @@
         </w:tc>
         <w:tc>
           <w:tcPr>
-            <w:tcW w:type="dxa" w:w="1701"/>
+            <w:tcW w:type="dxa" w:w="1814"/>
           </w:tcPr>
           <w:p>
             <w:pPr>
@@ -2496,23 +2496,23 @@
         </w:tc>
         <w:tc>
           <w:tcPr>
-            <w:tcW w:type="dxa" w:w="1701"/>
-          </w:tcPr>
-          <w:p>
-            <w:pPr>
-              <w:ind w:firstLine="0"/>
-            </w:pPr>
-            <w:r>
-              <w:rPr>
-                <w:rFonts w:ascii="Times New Roman" w:hAnsi="Times New Roman" w:eastAsia="宋体"/>
-                <w:sz w:val="20"/>
-              </w:rPr>
-            </w:r>
-          </w:p>
-        </w:tc>
-        <w:tc>
-          <w:tcPr>
-            <w:tcW w:type="dxa" w:w="2394"/>
+            <w:tcW w:type="dxa" w:w="1814"/>
+          </w:tcPr>
+          <w:p>
+            <w:pPr>
+              <w:ind w:firstLine="0"/>
+            </w:pPr>
+            <w:r>
+              <w:rPr>
+                <w:rFonts w:ascii="Times New Roman" w:hAnsi="Times New Roman" w:eastAsia="宋体"/>
+                <w:sz w:val="20"/>
+              </w:rPr>
+            </w:r>
+          </w:p>
+        </w:tc>
+        <w:tc>
+          <w:tcPr>
+            <w:tcW w:type="dxa" w:w="1814"/>
           </w:tcPr>
           <w:p>
             <w:pPr>
@@ -2531,7 +2531,7 @@
       <w:tr>
         <w:tc>
           <w:tcPr>
-            <w:tcW w:type="dxa" w:w="1701"/>
+            <w:tcW w:type="dxa" w:w="1814"/>
           </w:tcPr>
           <w:p>
             <w:pPr>
@@ -2548,7 +2548,7 @@
         </w:tc>
         <w:tc>
           <w:tcPr>
-            <w:tcW w:type="dxa" w:w="3906"/>
+            <w:tcW w:type="dxa" w:w="1814"/>
           </w:tcPr>
           <w:p>
             <w:pPr>
@@ -2565,7 +2565,7 @@
         </w:tc>
         <w:tc>
           <w:tcPr>
-            <w:tcW w:type="dxa" w:w="1701"/>
+            <w:tcW w:type="dxa" w:w="1814"/>
           </w:tcPr>
           <w:p>
             <w:pPr>
@@ -2582,23 +2582,23 @@
         </w:tc>
         <w:tc>
           <w:tcPr>
-            <w:tcW w:type="dxa" w:w="1701"/>
-          </w:tcPr>
-          <w:p>
-            <w:pPr>
-              <w:ind w:firstLine="0"/>
-            </w:pPr>
-            <w:r>
-              <w:rPr>
-                <w:rFonts w:ascii="Times New Roman" w:hAnsi="Times New Roman" w:eastAsia="宋体"/>
-                <w:sz w:val="20"/>
-              </w:rPr>
-            </w:r>
-          </w:p>
-        </w:tc>
-        <w:tc>
-          <w:tcPr>
-            <w:tcW w:type="dxa" w:w="2394"/>
+            <w:tcW w:type="dxa" w:w="1814"/>
+          </w:tcPr>
+          <w:p>
+            <w:pPr>
+              <w:ind w:firstLine="0"/>
+            </w:pPr>
+            <w:r>
+              <w:rPr>
+                <w:rFonts w:ascii="Times New Roman" w:hAnsi="Times New Roman" w:eastAsia="宋体"/>
+                <w:sz w:val="20"/>
+              </w:rPr>
+            </w:r>
+          </w:p>
+        </w:tc>
+        <w:tc>
+          <w:tcPr>
+            <w:tcW w:type="dxa" w:w="1814"/>
           </w:tcPr>
           <w:p>
             <w:pPr>
@@ -2617,7 +2617,7 @@
       <w:tr>
         <w:tc>
           <w:tcPr>
-            <w:tcW w:type="dxa" w:w="1701"/>
+            <w:tcW w:type="dxa" w:w="1814"/>
           </w:tcPr>
           <w:p>
             <w:pPr>
@@ -2634,7 +2634,7 @@
         </w:tc>
         <w:tc>
           <w:tcPr>
-            <w:tcW w:type="dxa" w:w="3906"/>
+            <w:tcW w:type="dxa" w:w="1814"/>
           </w:tcPr>
           <w:p>
             <w:pPr>
@@ -2651,7 +2651,7 @@
         </w:tc>
         <w:tc>
           <w:tcPr>
-            <w:tcW w:type="dxa" w:w="1701"/>
+            <w:tcW w:type="dxa" w:w="1814"/>
           </w:tcPr>
           <w:p>
             <w:pPr>
@@ -2668,23 +2668,23 @@
         </w:tc>
         <w:tc>
           <w:tcPr>
-            <w:tcW w:type="dxa" w:w="1701"/>
-          </w:tcPr>
-          <w:p>
-            <w:pPr>
-              <w:ind w:firstLine="0"/>
-            </w:pPr>
-            <w:r>
-              <w:rPr>
-                <w:rFonts w:ascii="Times New Roman" w:hAnsi="Times New Roman" w:eastAsia="宋体"/>
-                <w:sz w:val="20"/>
-              </w:rPr>
-            </w:r>
-          </w:p>
-        </w:tc>
-        <w:tc>
-          <w:tcPr>
-            <w:tcW w:type="dxa" w:w="2394"/>
+            <w:tcW w:type="dxa" w:w="1814"/>
+          </w:tcPr>
+          <w:p>
+            <w:pPr>
+              <w:ind w:firstLine="0"/>
+            </w:pPr>
+            <w:r>
+              <w:rPr>
+                <w:rFonts w:ascii="Times New Roman" w:hAnsi="Times New Roman" w:eastAsia="宋体"/>
+                <w:sz w:val="20"/>
+              </w:rPr>
+            </w:r>
+          </w:p>
+        </w:tc>
+        <w:tc>
+          <w:tcPr>
+            <w:tcW w:type="dxa" w:w="1814"/>
           </w:tcPr>
           <w:p>
             <w:pPr>
@@ -2703,7 +2703,7 @@
       <w:tr>
         <w:tc>
           <w:tcPr>
-            <w:tcW w:type="dxa" w:w="1701"/>
+            <w:tcW w:type="dxa" w:w="1814"/>
           </w:tcPr>
           <w:p>
             <w:pPr>
@@ -2720,7 +2720,7 @@
         </w:tc>
         <w:tc>
           <w:tcPr>
-            <w:tcW w:type="dxa" w:w="3906"/>
+            <w:tcW w:type="dxa" w:w="1814"/>
           </w:tcPr>
           <w:p>
             <w:pPr>
@@ -2737,7 +2737,7 @@
         </w:tc>
         <w:tc>
           <w:tcPr>
-            <w:tcW w:type="dxa" w:w="1701"/>
+            <w:tcW w:type="dxa" w:w="1814"/>
           </w:tcPr>
           <w:p>
             <w:pPr>
@@ -2754,23 +2754,23 @@
         </w:tc>
         <w:tc>
           <w:tcPr>
-            <w:tcW w:type="dxa" w:w="1701"/>
-          </w:tcPr>
-          <w:p>
-            <w:pPr>
-              <w:ind w:firstLine="0"/>
-            </w:pPr>
-            <w:r>
-              <w:rPr>
-                <w:rFonts w:ascii="Times New Roman" w:hAnsi="Times New Roman" w:eastAsia="宋体"/>
-                <w:sz w:val="20"/>
-              </w:rPr>
-            </w:r>
-          </w:p>
-        </w:tc>
-        <w:tc>
-          <w:tcPr>
-            <w:tcW w:type="dxa" w:w="2394"/>
+            <w:tcW w:type="dxa" w:w="1814"/>
+          </w:tcPr>
+          <w:p>
+            <w:pPr>
+              <w:ind w:firstLine="0"/>
+            </w:pPr>
+            <w:r>
+              <w:rPr>
+                <w:rFonts w:ascii="Times New Roman" w:hAnsi="Times New Roman" w:eastAsia="宋体"/>
+                <w:sz w:val="20"/>
+              </w:rPr>
+            </w:r>
+          </w:p>
+        </w:tc>
+        <w:tc>
+          <w:tcPr>
+            <w:tcW w:type="dxa" w:w="1814"/>
           </w:tcPr>
           <w:p>
             <w:pPr>
@@ -2789,7 +2789,7 @@
       <w:tr>
         <w:tc>
           <w:tcPr>
-            <w:tcW w:type="dxa" w:w="1701"/>
+            <w:tcW w:type="dxa" w:w="1814"/>
           </w:tcPr>
           <w:p>
             <w:pPr>
@@ -2806,7 +2806,7 @@
         </w:tc>
         <w:tc>
           <w:tcPr>
-            <w:tcW w:type="dxa" w:w="3906"/>
+            <w:tcW w:type="dxa" w:w="1814"/>
           </w:tcPr>
           <w:p>
             <w:pPr>
@@ -2823,7 +2823,7 @@
         </w:tc>
         <w:tc>
           <w:tcPr>
-            <w:tcW w:type="dxa" w:w="1701"/>
+            <w:tcW w:type="dxa" w:w="1814"/>
           </w:tcPr>
           <w:p>
             <w:pPr>
@@ -2840,23 +2840,23 @@
         </w:tc>
         <w:tc>
           <w:tcPr>
-            <w:tcW w:type="dxa" w:w="1701"/>
-          </w:tcPr>
-          <w:p>
-            <w:pPr>
-              <w:ind w:firstLine="0"/>
-            </w:pPr>
-            <w:r>
-              <w:rPr>
-                <w:rFonts w:ascii="Times New Roman" w:hAnsi="Times New Roman" w:eastAsia="宋体"/>
-                <w:sz w:val="20"/>
-              </w:rPr>
-            </w:r>
-          </w:p>
-        </w:tc>
-        <w:tc>
-          <w:tcPr>
-            <w:tcW w:type="dxa" w:w="2394"/>
+            <w:tcW w:type="dxa" w:w="1814"/>
+          </w:tcPr>
+          <w:p>
+            <w:pPr>
+              <w:ind w:firstLine="0"/>
+            </w:pPr>
+            <w:r>
+              <w:rPr>
+                <w:rFonts w:ascii="Times New Roman" w:hAnsi="Times New Roman" w:eastAsia="宋体"/>
+                <w:sz w:val="20"/>
+              </w:rPr>
+            </w:r>
+          </w:p>
+        </w:tc>
+        <w:tc>
+          <w:tcPr>
+            <w:tcW w:type="dxa" w:w="1814"/>
           </w:tcPr>
           <w:p>
             <w:pPr>
@@ -2875,7 +2875,7 @@
       <w:tr>
         <w:tc>
           <w:tcPr>
-            <w:tcW w:type="dxa" w:w="1701"/>
+            <w:tcW w:type="dxa" w:w="1814"/>
           </w:tcPr>
           <w:p>
             <w:pPr>
@@ -2892,7 +2892,7 @@
         </w:tc>
         <w:tc>
           <w:tcPr>
-            <w:tcW w:type="dxa" w:w="3906"/>
+            <w:tcW w:type="dxa" w:w="1814"/>
           </w:tcPr>
           <w:p>
             <w:pPr>
@@ -2909,7 +2909,7 @@
         </w:tc>
         <w:tc>
           <w:tcPr>
-            <w:tcW w:type="dxa" w:w="1701"/>
+            <w:tcW w:type="dxa" w:w="1814"/>
           </w:tcPr>
           <w:p>
             <w:pPr>
@@ -2926,23 +2926,23 @@
         </w:tc>
         <w:tc>
           <w:tcPr>
-            <w:tcW w:type="dxa" w:w="1701"/>
-          </w:tcPr>
-          <w:p>
-            <w:pPr>
-              <w:ind w:firstLine="0"/>
-            </w:pPr>
-            <w:r>
-              <w:rPr>
-                <w:rFonts w:ascii="Times New Roman" w:hAnsi="Times New Roman" w:eastAsia="宋体"/>
-                <w:sz w:val="20"/>
-              </w:rPr>
-            </w:r>
-          </w:p>
-        </w:tc>
-        <w:tc>
-          <w:tcPr>
-            <w:tcW w:type="dxa" w:w="2394"/>
+            <w:tcW w:type="dxa" w:w="1814"/>
+          </w:tcPr>
+          <w:p>
+            <w:pPr>
+              <w:ind w:firstLine="0"/>
+            </w:pPr>
+            <w:r>
+              <w:rPr>
+                <w:rFonts w:ascii="Times New Roman" w:hAnsi="Times New Roman" w:eastAsia="宋体"/>
+                <w:sz w:val="20"/>
+              </w:rPr>
+            </w:r>
+          </w:p>
+        </w:tc>
+        <w:tc>
+          <w:tcPr>
+            <w:tcW w:type="dxa" w:w="1814"/>
           </w:tcPr>
           <w:p>
             <w:pPr>
@@ -2973,7 +2973,7 @@
         <w:tblStyle w:val="TableGrid"/>
         <w:tblW w:type="auto" w:w="0"/>
         <w:jc w:val="center"/>
-        <w:tblLayout w:type="fixed"/>
+        <w:tblLayout w:type="autofit"/>
         <w:tblLook w:firstColumn="1" w:firstRow="1" w:lastColumn="0" w:lastRow="0" w:noHBand="0" w:noVBand="1" w:val="04A0"/>
       </w:tblPr>
       <w:tblGrid>
@@ -2986,7 +2986,7 @@
       <w:tr>
         <w:tc>
           <w:tcPr>
-            <w:tcW w:type="dxa" w:w="1863"/>
+            <w:tcW w:type="dxa" w:w="1814"/>
           </w:tcPr>
           <w:p>
             <w:pPr>
@@ -3004,7 +3004,7 @@
         </w:tc>
         <w:tc>
           <w:tcPr>
-            <w:tcW w:type="dxa" w:w="4130"/>
+            <w:tcW w:type="dxa" w:w="1814"/>
           </w:tcPr>
           <w:p>
             <w:pPr>
@@ -3022,7 +3022,7 @@
         </w:tc>
         <w:tc>
           <w:tcPr>
-            <w:tcW w:type="dxa" w:w="1701"/>
+            <w:tcW w:type="dxa" w:w="1814"/>
           </w:tcPr>
           <w:p>
             <w:pPr>
@@ -3040,7 +3040,7 @@
         </w:tc>
         <w:tc>
           <w:tcPr>
-            <w:tcW w:type="dxa" w:w="1701"/>
+            <w:tcW w:type="dxa" w:w="1814"/>
           </w:tcPr>
           <w:p>
             <w:pPr>
@@ -3058,7 +3058,7 @@
         </w:tc>
         <w:tc>
           <w:tcPr>
-            <w:tcW w:type="dxa" w:w="2025"/>
+            <w:tcW w:type="dxa" w:w="1814"/>
           </w:tcPr>
           <w:p>
             <w:pPr>
@@ -3078,7 +3078,7 @@
       <w:tr>
         <w:tc>
           <w:tcPr>
-            <w:tcW w:type="dxa" w:w="1863"/>
+            <w:tcW w:type="dxa" w:w="1814"/>
           </w:tcPr>
           <w:p>
             <w:pPr>
@@ -3095,7 +3095,7 @@
         </w:tc>
         <w:tc>
           <w:tcPr>
-            <w:tcW w:type="dxa" w:w="4130"/>
+            <w:tcW w:type="dxa" w:w="1814"/>
           </w:tcPr>
           <w:p>
             <w:pPr>
@@ -3112,7 +3112,7 @@
         </w:tc>
         <w:tc>
           <w:tcPr>
-            <w:tcW w:type="dxa" w:w="1701"/>
+            <w:tcW w:type="dxa" w:w="1814"/>
           </w:tcPr>
           <w:p>
             <w:pPr>
@@ -3129,7 +3129,7 @@
         </w:tc>
         <w:tc>
           <w:tcPr>
-            <w:tcW w:type="dxa" w:w="1701"/>
+            <w:tcW w:type="dxa" w:w="1814"/>
           </w:tcPr>
           <w:p>
             <w:pPr>
@@ -3146,7 +3146,7 @@
         </w:tc>
         <w:tc>
           <w:tcPr>
-            <w:tcW w:type="dxa" w:w="2025"/>
+            <w:tcW w:type="dxa" w:w="1814"/>
           </w:tcPr>
           <w:p>
             <w:pPr>
@@ -3165,7 +3165,7 @@
       <w:tr>
         <w:tc>
           <w:tcPr>
-            <w:tcW w:type="dxa" w:w="1863"/>
+            <w:tcW w:type="dxa" w:w="1814"/>
           </w:tcPr>
           <w:p>
             <w:pPr>
@@ -3182,7 +3182,7 @@
         </w:tc>
         <w:tc>
           <w:tcPr>
-            <w:tcW w:type="dxa" w:w="4130"/>
+            <w:tcW w:type="dxa" w:w="1814"/>
           </w:tcPr>
           <w:p>
             <w:pPr>
@@ -3199,7 +3199,7 @@
         </w:tc>
         <w:tc>
           <w:tcPr>
-            <w:tcW w:type="dxa" w:w="1701"/>
+            <w:tcW w:type="dxa" w:w="1814"/>
           </w:tcPr>
           <w:p>
             <w:pPr>
@@ -3216,23 +3216,23 @@
         </w:tc>
         <w:tc>
           <w:tcPr>
-            <w:tcW w:type="dxa" w:w="1701"/>
-          </w:tcPr>
-          <w:p>
-            <w:pPr>
-              <w:ind w:firstLine="0"/>
-            </w:pPr>
-            <w:r>
-              <w:rPr>
-                <w:rFonts w:ascii="Times New Roman" w:hAnsi="Times New Roman" w:eastAsia="宋体"/>
-                <w:sz w:val="20"/>
-              </w:rPr>
-            </w:r>
-          </w:p>
-        </w:tc>
-        <w:tc>
-          <w:tcPr>
-            <w:tcW w:type="dxa" w:w="2025"/>
+            <w:tcW w:type="dxa" w:w="1814"/>
+          </w:tcPr>
+          <w:p>
+            <w:pPr>
+              <w:ind w:firstLine="0"/>
+            </w:pPr>
+            <w:r>
+              <w:rPr>
+                <w:rFonts w:ascii="Times New Roman" w:hAnsi="Times New Roman" w:eastAsia="宋体"/>
+                <w:sz w:val="20"/>
+              </w:rPr>
+            </w:r>
+          </w:p>
+        </w:tc>
+        <w:tc>
+          <w:tcPr>
+            <w:tcW w:type="dxa" w:w="1814"/>
           </w:tcPr>
           <w:p>
             <w:pPr>
@@ -3251,7 +3251,7 @@
       <w:tr>
         <w:tc>
           <w:tcPr>
-            <w:tcW w:type="dxa" w:w="1863"/>
+            <w:tcW w:type="dxa" w:w="1814"/>
           </w:tcPr>
           <w:p>
             <w:pPr>
@@ -3268,7 +3268,7 @@
         </w:tc>
         <w:tc>
           <w:tcPr>
-            <w:tcW w:type="dxa" w:w="4130"/>
+            <w:tcW w:type="dxa" w:w="1814"/>
           </w:tcPr>
           <w:p>
             <w:pPr>
@@ -3285,7 +3285,7 @@
         </w:tc>
         <w:tc>
           <w:tcPr>
-            <w:tcW w:type="dxa" w:w="1701"/>
+            <w:tcW w:type="dxa" w:w="1814"/>
           </w:tcPr>
           <w:p>
             <w:pPr>
@@ -3302,23 +3302,23 @@
         </w:tc>
         <w:tc>
           <w:tcPr>
-            <w:tcW w:type="dxa" w:w="1701"/>
-          </w:tcPr>
-          <w:p>
-            <w:pPr>
-              <w:ind w:firstLine="0"/>
-            </w:pPr>
-            <w:r>
-              <w:rPr>
-                <w:rFonts w:ascii="Times New Roman" w:hAnsi="Times New Roman" w:eastAsia="宋体"/>
-                <w:sz w:val="20"/>
-              </w:rPr>
-            </w:r>
-          </w:p>
-        </w:tc>
-        <w:tc>
-          <w:tcPr>
-            <w:tcW w:type="dxa" w:w="2025"/>
+            <w:tcW w:type="dxa" w:w="1814"/>
+          </w:tcPr>
+          <w:p>
+            <w:pPr>
+              <w:ind w:firstLine="0"/>
+            </w:pPr>
+            <w:r>
+              <w:rPr>
+                <w:rFonts w:ascii="Times New Roman" w:hAnsi="Times New Roman" w:eastAsia="宋体"/>
+                <w:sz w:val="20"/>
+              </w:rPr>
+            </w:r>
+          </w:p>
+        </w:tc>
+        <w:tc>
+          <w:tcPr>
+            <w:tcW w:type="dxa" w:w="1814"/>
           </w:tcPr>
           <w:p>
             <w:pPr>
@@ -3337,7 +3337,7 @@
       <w:tr>
         <w:tc>
           <w:tcPr>
-            <w:tcW w:type="dxa" w:w="1863"/>
+            <w:tcW w:type="dxa" w:w="1814"/>
           </w:tcPr>
           <w:p>
             <w:pPr>
@@ -3354,7 +3354,7 @@
         </w:tc>
         <w:tc>
           <w:tcPr>
-            <w:tcW w:type="dxa" w:w="4130"/>
+            <w:tcW w:type="dxa" w:w="1814"/>
           </w:tcPr>
           <w:p>
             <w:pPr>
@@ -3371,7 +3371,7 @@
         </w:tc>
         <w:tc>
           <w:tcPr>
-            <w:tcW w:type="dxa" w:w="1701"/>
+            <w:tcW w:type="dxa" w:w="1814"/>
           </w:tcPr>
           <w:p>
             <w:pPr>
@@ -3388,23 +3388,23 @@
         </w:tc>
         <w:tc>
           <w:tcPr>
-            <w:tcW w:type="dxa" w:w="1701"/>
-          </w:tcPr>
-          <w:p>
-            <w:pPr>
-              <w:ind w:firstLine="0"/>
-            </w:pPr>
-            <w:r>
-              <w:rPr>
-                <w:rFonts w:ascii="Times New Roman" w:hAnsi="Times New Roman" w:eastAsia="宋体"/>
-                <w:sz w:val="20"/>
-              </w:rPr>
-            </w:r>
-          </w:p>
-        </w:tc>
-        <w:tc>
-          <w:tcPr>
-            <w:tcW w:type="dxa" w:w="2025"/>
+            <w:tcW w:type="dxa" w:w="1814"/>
+          </w:tcPr>
+          <w:p>
+            <w:pPr>
+              <w:ind w:firstLine="0"/>
+            </w:pPr>
+            <w:r>
+              <w:rPr>
+                <w:rFonts w:ascii="Times New Roman" w:hAnsi="Times New Roman" w:eastAsia="宋体"/>
+                <w:sz w:val="20"/>
+              </w:rPr>
+            </w:r>
+          </w:p>
+        </w:tc>
+        <w:tc>
+          <w:tcPr>
+            <w:tcW w:type="dxa" w:w="1814"/>
           </w:tcPr>
           <w:p>
             <w:pPr>
@@ -3423,7 +3423,7 @@
       <w:tr>
         <w:tc>
           <w:tcPr>
-            <w:tcW w:type="dxa" w:w="1863"/>
+            <w:tcW w:type="dxa" w:w="1814"/>
           </w:tcPr>
           <w:p>
             <w:pPr>
@@ -3440,7 +3440,7 @@
         </w:tc>
         <w:tc>
           <w:tcPr>
-            <w:tcW w:type="dxa" w:w="4130"/>
+            <w:tcW w:type="dxa" w:w="1814"/>
           </w:tcPr>
           <w:p>
             <w:pPr>
@@ -3457,7 +3457,7 @@
         </w:tc>
         <w:tc>
           <w:tcPr>
-            <w:tcW w:type="dxa" w:w="1701"/>
+            <w:tcW w:type="dxa" w:w="1814"/>
           </w:tcPr>
           <w:p>
             <w:pPr>
@@ -3474,23 +3474,23 @@
         </w:tc>
         <w:tc>
           <w:tcPr>
-            <w:tcW w:type="dxa" w:w="1701"/>
-          </w:tcPr>
-          <w:p>
-            <w:pPr>
-              <w:ind w:firstLine="0"/>
-            </w:pPr>
-            <w:r>
-              <w:rPr>
-                <w:rFonts w:ascii="Times New Roman" w:hAnsi="Times New Roman" w:eastAsia="宋体"/>
-                <w:sz w:val="20"/>
-              </w:rPr>
-            </w:r>
-          </w:p>
-        </w:tc>
-        <w:tc>
-          <w:tcPr>
-            <w:tcW w:type="dxa" w:w="2025"/>
+            <w:tcW w:type="dxa" w:w="1814"/>
+          </w:tcPr>
+          <w:p>
+            <w:pPr>
+              <w:ind w:firstLine="0"/>
+            </w:pPr>
+            <w:r>
+              <w:rPr>
+                <w:rFonts w:ascii="Times New Roman" w:hAnsi="Times New Roman" w:eastAsia="宋体"/>
+                <w:sz w:val="20"/>
+              </w:rPr>
+            </w:r>
+          </w:p>
+        </w:tc>
+        <w:tc>
+          <w:tcPr>
+            <w:tcW w:type="dxa" w:w="1814"/>
           </w:tcPr>
           <w:p>
             <w:pPr>
@@ -3509,7 +3509,7 @@
       <w:tr>
         <w:tc>
           <w:tcPr>
-            <w:tcW w:type="dxa" w:w="1863"/>
+            <w:tcW w:type="dxa" w:w="1814"/>
           </w:tcPr>
           <w:p>
             <w:pPr>
@@ -3526,7 +3526,7 @@
         </w:tc>
         <w:tc>
           <w:tcPr>
-            <w:tcW w:type="dxa" w:w="4130"/>
+            <w:tcW w:type="dxa" w:w="1814"/>
           </w:tcPr>
           <w:p>
             <w:pPr>
@@ -3543,7 +3543,7 @@
         </w:tc>
         <w:tc>
           <w:tcPr>
-            <w:tcW w:type="dxa" w:w="1701"/>
+            <w:tcW w:type="dxa" w:w="1814"/>
           </w:tcPr>
           <w:p>
             <w:pPr>
@@ -3560,23 +3560,23 @@
         </w:tc>
         <w:tc>
           <w:tcPr>
-            <w:tcW w:type="dxa" w:w="1701"/>
-          </w:tcPr>
-          <w:p>
-            <w:pPr>
-              <w:ind w:firstLine="0"/>
-            </w:pPr>
-            <w:r>
-              <w:rPr>
-                <w:rFonts w:ascii="Times New Roman" w:hAnsi="Times New Roman" w:eastAsia="宋体"/>
-                <w:sz w:val="20"/>
-              </w:rPr>
-            </w:r>
-          </w:p>
-        </w:tc>
-        <w:tc>
-          <w:tcPr>
-            <w:tcW w:type="dxa" w:w="2025"/>
+            <w:tcW w:type="dxa" w:w="1814"/>
+          </w:tcPr>
+          <w:p>
+            <w:pPr>
+              <w:ind w:firstLine="0"/>
+            </w:pPr>
+            <w:r>
+              <w:rPr>
+                <w:rFonts w:ascii="Times New Roman" w:hAnsi="Times New Roman" w:eastAsia="宋体"/>
+                <w:sz w:val="20"/>
+              </w:rPr>
+            </w:r>
+          </w:p>
+        </w:tc>
+        <w:tc>
+          <w:tcPr>
+            <w:tcW w:type="dxa" w:w="1814"/>
           </w:tcPr>
           <w:p>
             <w:pPr>
@@ -3595,7 +3595,7 @@
       <w:tr>
         <w:tc>
           <w:tcPr>
-            <w:tcW w:type="dxa" w:w="1863"/>
+            <w:tcW w:type="dxa" w:w="1814"/>
           </w:tcPr>
           <w:p>
             <w:pPr>
@@ -3612,7 +3612,7 @@
         </w:tc>
         <w:tc>
           <w:tcPr>
-            <w:tcW w:type="dxa" w:w="4130"/>
+            <w:tcW w:type="dxa" w:w="1814"/>
           </w:tcPr>
           <w:p>
             <w:pPr>
@@ -3629,7 +3629,7 @@
         </w:tc>
         <w:tc>
           <w:tcPr>
-            <w:tcW w:type="dxa" w:w="1701"/>
+            <w:tcW w:type="dxa" w:w="1814"/>
           </w:tcPr>
           <w:p>
             <w:pPr>
@@ -3646,23 +3646,23 @@
         </w:tc>
         <w:tc>
           <w:tcPr>
-            <w:tcW w:type="dxa" w:w="1701"/>
-          </w:tcPr>
-          <w:p>
-            <w:pPr>
-              <w:ind w:firstLine="0"/>
-            </w:pPr>
-            <w:r>
-              <w:rPr>
-                <w:rFonts w:ascii="Times New Roman" w:hAnsi="Times New Roman" w:eastAsia="宋体"/>
-                <w:sz w:val="20"/>
-              </w:rPr>
-            </w:r>
-          </w:p>
-        </w:tc>
-        <w:tc>
-          <w:tcPr>
-            <w:tcW w:type="dxa" w:w="2025"/>
+            <w:tcW w:type="dxa" w:w="1814"/>
+          </w:tcPr>
+          <w:p>
+            <w:pPr>
+              <w:ind w:firstLine="0"/>
+            </w:pPr>
+            <w:r>
+              <w:rPr>
+                <w:rFonts w:ascii="Times New Roman" w:hAnsi="Times New Roman" w:eastAsia="宋体"/>
+                <w:sz w:val="20"/>
+              </w:rPr>
+            </w:r>
+          </w:p>
+        </w:tc>
+        <w:tc>
+          <w:tcPr>
+            <w:tcW w:type="dxa" w:w="1814"/>
           </w:tcPr>
           <w:p>
             <w:pPr>
@@ -3681,7 +3681,7 @@
       <w:tr>
         <w:tc>
           <w:tcPr>
-            <w:tcW w:type="dxa" w:w="1863"/>
+            <w:tcW w:type="dxa" w:w="1814"/>
           </w:tcPr>
           <w:p>
             <w:pPr>
@@ -3698,7 +3698,7 @@
         </w:tc>
         <w:tc>
           <w:tcPr>
-            <w:tcW w:type="dxa" w:w="4130"/>
+            <w:tcW w:type="dxa" w:w="1814"/>
           </w:tcPr>
           <w:p>
             <w:pPr>
@@ -3715,7 +3715,7 @@
         </w:tc>
         <w:tc>
           <w:tcPr>
-            <w:tcW w:type="dxa" w:w="1701"/>
+            <w:tcW w:type="dxa" w:w="1814"/>
           </w:tcPr>
           <w:p>
             <w:pPr>
@@ -3732,23 +3732,23 @@
         </w:tc>
         <w:tc>
           <w:tcPr>
-            <w:tcW w:type="dxa" w:w="1701"/>
-          </w:tcPr>
-          <w:p>
-            <w:pPr>
-              <w:ind w:firstLine="0"/>
-            </w:pPr>
-            <w:r>
-              <w:rPr>
-                <w:rFonts w:ascii="Times New Roman" w:hAnsi="Times New Roman" w:eastAsia="宋体"/>
-                <w:sz w:val="20"/>
-              </w:rPr>
-            </w:r>
-          </w:p>
-        </w:tc>
-        <w:tc>
-          <w:tcPr>
-            <w:tcW w:type="dxa" w:w="2025"/>
+            <w:tcW w:type="dxa" w:w="1814"/>
+          </w:tcPr>
+          <w:p>
+            <w:pPr>
+              <w:ind w:firstLine="0"/>
+            </w:pPr>
+            <w:r>
+              <w:rPr>
+                <w:rFonts w:ascii="Times New Roman" w:hAnsi="Times New Roman" w:eastAsia="宋体"/>
+                <w:sz w:val="20"/>
+              </w:rPr>
+            </w:r>
+          </w:p>
+        </w:tc>
+        <w:tc>
+          <w:tcPr>
+            <w:tcW w:type="dxa" w:w="1814"/>
           </w:tcPr>
           <w:p>
             <w:pPr>
@@ -3767,7 +3767,7 @@
       <w:tr>
         <w:tc>
           <w:tcPr>
-            <w:tcW w:type="dxa" w:w="1863"/>
+            <w:tcW w:type="dxa" w:w="1814"/>
           </w:tcPr>
           <w:p>
             <w:pPr>
@@ -3784,7 +3784,7 @@
         </w:tc>
         <w:tc>
           <w:tcPr>
-            <w:tcW w:type="dxa" w:w="4130"/>
+            <w:tcW w:type="dxa" w:w="1814"/>
           </w:tcPr>
           <w:p>
             <w:pPr>
@@ -3801,7 +3801,7 @@
         </w:tc>
         <w:tc>
           <w:tcPr>
-            <w:tcW w:type="dxa" w:w="1701"/>
+            <w:tcW w:type="dxa" w:w="1814"/>
           </w:tcPr>
           <w:p>
             <w:pPr>
@@ -3818,23 +3818,23 @@
         </w:tc>
         <w:tc>
           <w:tcPr>
-            <w:tcW w:type="dxa" w:w="1701"/>
-          </w:tcPr>
-          <w:p>
-            <w:pPr>
-              <w:ind w:firstLine="0"/>
-            </w:pPr>
-            <w:r>
-              <w:rPr>
-                <w:rFonts w:ascii="Times New Roman" w:hAnsi="Times New Roman" w:eastAsia="宋体"/>
-                <w:sz w:val="20"/>
-              </w:rPr>
-            </w:r>
-          </w:p>
-        </w:tc>
-        <w:tc>
-          <w:tcPr>
-            <w:tcW w:type="dxa" w:w="2025"/>
+            <w:tcW w:type="dxa" w:w="1814"/>
+          </w:tcPr>
+          <w:p>
+            <w:pPr>
+              <w:ind w:firstLine="0"/>
+            </w:pPr>
+            <w:r>
+              <w:rPr>
+                <w:rFonts w:ascii="Times New Roman" w:hAnsi="Times New Roman" w:eastAsia="宋体"/>
+                <w:sz w:val="20"/>
+              </w:rPr>
+            </w:r>
+          </w:p>
+        </w:tc>
+        <w:tc>
+          <w:tcPr>
+            <w:tcW w:type="dxa" w:w="1814"/>
           </w:tcPr>
           <w:p>
             <w:pPr>
@@ -3853,7 +3853,7 @@
       <w:tr>
         <w:tc>
           <w:tcPr>
-            <w:tcW w:type="dxa" w:w="1863"/>
+            <w:tcW w:type="dxa" w:w="1814"/>
           </w:tcPr>
           <w:p>
             <w:pPr>
@@ -3870,7 +3870,7 @@
         </w:tc>
         <w:tc>
           <w:tcPr>
-            <w:tcW w:type="dxa" w:w="4130"/>
+            <w:tcW w:type="dxa" w:w="1814"/>
           </w:tcPr>
           <w:p>
             <w:pPr>
@@ -3887,7 +3887,7 @@
         </w:tc>
         <w:tc>
           <w:tcPr>
-            <w:tcW w:type="dxa" w:w="1701"/>
+            <w:tcW w:type="dxa" w:w="1814"/>
           </w:tcPr>
           <w:p>
             <w:pPr>
@@ -3904,23 +3904,23 @@
         </w:tc>
         <w:tc>
           <w:tcPr>
-            <w:tcW w:type="dxa" w:w="1701"/>
-          </w:tcPr>
-          <w:p>
-            <w:pPr>
-              <w:ind w:firstLine="0"/>
-            </w:pPr>
-            <w:r>
-              <w:rPr>
-                <w:rFonts w:ascii="Times New Roman" w:hAnsi="Times New Roman" w:eastAsia="宋体"/>
-                <w:sz w:val="20"/>
-              </w:rPr>
-            </w:r>
-          </w:p>
-        </w:tc>
-        <w:tc>
-          <w:tcPr>
-            <w:tcW w:type="dxa" w:w="2025"/>
+            <w:tcW w:type="dxa" w:w="1814"/>
+          </w:tcPr>
+          <w:p>
+            <w:pPr>
+              <w:ind w:firstLine="0"/>
+            </w:pPr>
+            <w:r>
+              <w:rPr>
+                <w:rFonts w:ascii="Times New Roman" w:hAnsi="Times New Roman" w:eastAsia="宋体"/>
+                <w:sz w:val="20"/>
+              </w:rPr>
+            </w:r>
+          </w:p>
+        </w:tc>
+        <w:tc>
+          <w:tcPr>
+            <w:tcW w:type="dxa" w:w="1814"/>
           </w:tcPr>
           <w:p>
             <w:pPr>
@@ -3939,7 +3939,7 @@
       <w:tr>
         <w:tc>
           <w:tcPr>
-            <w:tcW w:type="dxa" w:w="1863"/>
+            <w:tcW w:type="dxa" w:w="1814"/>
           </w:tcPr>
           <w:p>
             <w:pPr>
@@ -3956,7 +3956,7 @@
         </w:tc>
         <w:tc>
           <w:tcPr>
-            <w:tcW w:type="dxa" w:w="4130"/>
+            <w:tcW w:type="dxa" w:w="1814"/>
           </w:tcPr>
           <w:p>
             <w:pPr>
@@ -3973,7 +3973,7 @@
         </w:tc>
         <w:tc>
           <w:tcPr>
-            <w:tcW w:type="dxa" w:w="1701"/>
+            <w:tcW w:type="dxa" w:w="1814"/>
           </w:tcPr>
           <w:p>
             <w:pPr>
@@ -3990,23 +3990,23 @@
         </w:tc>
         <w:tc>
           <w:tcPr>
-            <w:tcW w:type="dxa" w:w="1701"/>
-          </w:tcPr>
-          <w:p>
-            <w:pPr>
-              <w:ind w:firstLine="0"/>
-            </w:pPr>
-            <w:r>
-              <w:rPr>
-                <w:rFonts w:ascii="Times New Roman" w:hAnsi="Times New Roman" w:eastAsia="宋体"/>
-                <w:sz w:val="20"/>
-              </w:rPr>
-            </w:r>
-          </w:p>
-        </w:tc>
-        <w:tc>
-          <w:tcPr>
-            <w:tcW w:type="dxa" w:w="2025"/>
+            <w:tcW w:type="dxa" w:w="1814"/>
+          </w:tcPr>
+          <w:p>
+            <w:pPr>
+              <w:ind w:firstLine="0"/>
+            </w:pPr>
+            <w:r>
+              <w:rPr>
+                <w:rFonts w:ascii="Times New Roman" w:hAnsi="Times New Roman" w:eastAsia="宋体"/>
+                <w:sz w:val="20"/>
+              </w:rPr>
+            </w:r>
+          </w:p>
+        </w:tc>
+        <w:tc>
+          <w:tcPr>
+            <w:tcW w:type="dxa" w:w="1814"/>
           </w:tcPr>
           <w:p>
             <w:pPr>
@@ -4025,7 +4025,7 @@
       <w:tr>
         <w:tc>
           <w:tcPr>
-            <w:tcW w:type="dxa" w:w="1863"/>
+            <w:tcW w:type="dxa" w:w="1814"/>
           </w:tcPr>
           <w:p>
             <w:pPr>
@@ -4042,7 +4042,7 @@
         </w:tc>
         <w:tc>
           <w:tcPr>
-            <w:tcW w:type="dxa" w:w="4130"/>
+            <w:tcW w:type="dxa" w:w="1814"/>
           </w:tcPr>
           <w:p>
             <w:pPr>
@@ -4059,7 +4059,7 @@
         </w:tc>
         <w:tc>
           <w:tcPr>
-            <w:tcW w:type="dxa" w:w="1701"/>
+            <w:tcW w:type="dxa" w:w="1814"/>
           </w:tcPr>
           <w:p>
             <w:pPr>
@@ -4076,23 +4076,23 @@
         </w:tc>
         <w:tc>
           <w:tcPr>
-            <w:tcW w:type="dxa" w:w="1701"/>
-          </w:tcPr>
-          <w:p>
-            <w:pPr>
-              <w:ind w:firstLine="0"/>
-            </w:pPr>
-            <w:r>
-              <w:rPr>
-                <w:rFonts w:ascii="Times New Roman" w:hAnsi="Times New Roman" w:eastAsia="宋体"/>
-                <w:sz w:val="20"/>
-              </w:rPr>
-            </w:r>
-          </w:p>
-        </w:tc>
-        <w:tc>
-          <w:tcPr>
-            <w:tcW w:type="dxa" w:w="2025"/>
+            <w:tcW w:type="dxa" w:w="1814"/>
+          </w:tcPr>
+          <w:p>
+            <w:pPr>
+              <w:ind w:firstLine="0"/>
+            </w:pPr>
+            <w:r>
+              <w:rPr>
+                <w:rFonts w:ascii="Times New Roman" w:hAnsi="Times New Roman" w:eastAsia="宋体"/>
+                <w:sz w:val="20"/>
+              </w:rPr>
+            </w:r>
+          </w:p>
+        </w:tc>
+        <w:tc>
+          <w:tcPr>
+            <w:tcW w:type="dxa" w:w="1814"/>
           </w:tcPr>
           <w:p>
             <w:pPr>
@@ -4111,7 +4111,7 @@
       <w:tr>
         <w:tc>
           <w:tcPr>
-            <w:tcW w:type="dxa" w:w="1863"/>
+            <w:tcW w:type="dxa" w:w="1814"/>
           </w:tcPr>
           <w:p>
             <w:pPr>
@@ -4128,7 +4128,7 @@
         </w:tc>
         <w:tc>
           <w:tcPr>
-            <w:tcW w:type="dxa" w:w="4130"/>
+            <w:tcW w:type="dxa" w:w="1814"/>
           </w:tcPr>
           <w:p>
             <w:pPr>
@@ -4145,7 +4145,7 @@
         </w:tc>
         <w:tc>
           <w:tcPr>
-            <w:tcW w:type="dxa" w:w="1701"/>
+            <w:tcW w:type="dxa" w:w="1814"/>
           </w:tcPr>
           <w:p>
             <w:pPr>
@@ -4162,23 +4162,23 @@
         </w:tc>
         <w:tc>
           <w:tcPr>
-            <w:tcW w:type="dxa" w:w="1701"/>
-          </w:tcPr>
-          <w:p>
-            <w:pPr>
-              <w:ind w:firstLine="0"/>
-            </w:pPr>
-            <w:r>
-              <w:rPr>
-                <w:rFonts w:ascii="Times New Roman" w:hAnsi="Times New Roman" w:eastAsia="宋体"/>
-                <w:sz w:val="20"/>
-              </w:rPr>
-            </w:r>
-          </w:p>
-        </w:tc>
-        <w:tc>
-          <w:tcPr>
-            <w:tcW w:type="dxa" w:w="2025"/>
+            <w:tcW w:type="dxa" w:w="1814"/>
+          </w:tcPr>
+          <w:p>
+            <w:pPr>
+              <w:ind w:firstLine="0"/>
+            </w:pPr>
+            <w:r>
+              <w:rPr>
+                <w:rFonts w:ascii="Times New Roman" w:hAnsi="Times New Roman" w:eastAsia="宋体"/>
+                <w:sz w:val="20"/>
+              </w:rPr>
+            </w:r>
+          </w:p>
+        </w:tc>
+        <w:tc>
+          <w:tcPr>
+            <w:tcW w:type="dxa" w:w="1814"/>
           </w:tcPr>
           <w:p>
             <w:pPr>
@@ -4197,7 +4197,7 @@
       <w:tr>
         <w:tc>
           <w:tcPr>
-            <w:tcW w:type="dxa" w:w="1863"/>
+            <w:tcW w:type="dxa" w:w="1814"/>
           </w:tcPr>
           <w:p>
             <w:pPr>
@@ -4214,7 +4214,7 @@
         </w:tc>
         <w:tc>
           <w:tcPr>
-            <w:tcW w:type="dxa" w:w="4130"/>
+            <w:tcW w:type="dxa" w:w="1814"/>
           </w:tcPr>
           <w:p>
             <w:pPr>
@@ -4231,7 +4231,7 @@
         </w:tc>
         <w:tc>
           <w:tcPr>
-            <w:tcW w:type="dxa" w:w="1701"/>
+            <w:tcW w:type="dxa" w:w="1814"/>
           </w:tcPr>
           <w:p>
             <w:pPr>
@@ -4248,23 +4248,23 @@
         </w:tc>
         <w:tc>
           <w:tcPr>
-            <w:tcW w:type="dxa" w:w="1701"/>
-          </w:tcPr>
-          <w:p>
-            <w:pPr>
-              <w:ind w:firstLine="0"/>
-            </w:pPr>
-            <w:r>
-              <w:rPr>
-                <w:rFonts w:ascii="Times New Roman" w:hAnsi="Times New Roman" w:eastAsia="宋体"/>
-                <w:sz w:val="20"/>
-              </w:rPr>
-            </w:r>
-          </w:p>
-        </w:tc>
-        <w:tc>
-          <w:tcPr>
-            <w:tcW w:type="dxa" w:w="2025"/>
+            <w:tcW w:type="dxa" w:w="1814"/>
+          </w:tcPr>
+          <w:p>
+            <w:pPr>
+              <w:ind w:firstLine="0"/>
+            </w:pPr>
+            <w:r>
+              <w:rPr>
+                <w:rFonts w:ascii="Times New Roman" w:hAnsi="Times New Roman" w:eastAsia="宋体"/>
+                <w:sz w:val="20"/>
+              </w:rPr>
+            </w:r>
+          </w:p>
+        </w:tc>
+        <w:tc>
+          <w:tcPr>
+            <w:tcW w:type="dxa" w:w="1814"/>
           </w:tcPr>
           <w:p>
             <w:pPr>
@@ -4283,7 +4283,7 @@
       <w:tr>
         <w:tc>
           <w:tcPr>
-            <w:tcW w:type="dxa" w:w="1863"/>
+            <w:tcW w:type="dxa" w:w="1814"/>
           </w:tcPr>
           <w:p>
             <w:pPr>
@@ -4300,7 +4300,7 @@
         </w:tc>
         <w:tc>
           <w:tcPr>
-            <w:tcW w:type="dxa" w:w="4130"/>
+            <w:tcW w:type="dxa" w:w="1814"/>
           </w:tcPr>
           <w:p>
             <w:pPr>
@@ -4317,7 +4317,7 @@
         </w:tc>
         <w:tc>
           <w:tcPr>
-            <w:tcW w:type="dxa" w:w="1701"/>
+            <w:tcW w:type="dxa" w:w="1814"/>
           </w:tcPr>
           <w:p>
             <w:pPr>
@@ -4334,23 +4334,23 @@
         </w:tc>
         <w:tc>
           <w:tcPr>
-            <w:tcW w:type="dxa" w:w="1701"/>
-          </w:tcPr>
-          <w:p>
-            <w:pPr>
-              <w:ind w:firstLine="0"/>
-            </w:pPr>
-            <w:r>
-              <w:rPr>
-                <w:rFonts w:ascii="Times New Roman" w:hAnsi="Times New Roman" w:eastAsia="宋体"/>
-                <w:sz w:val="20"/>
-              </w:rPr>
-            </w:r>
-          </w:p>
-        </w:tc>
-        <w:tc>
-          <w:tcPr>
-            <w:tcW w:type="dxa" w:w="2025"/>
+            <w:tcW w:type="dxa" w:w="1814"/>
+          </w:tcPr>
+          <w:p>
+            <w:pPr>
+              <w:ind w:firstLine="0"/>
+            </w:pPr>
+            <w:r>
+              <w:rPr>
+                <w:rFonts w:ascii="Times New Roman" w:hAnsi="Times New Roman" w:eastAsia="宋体"/>
+                <w:sz w:val="20"/>
+              </w:rPr>
+            </w:r>
+          </w:p>
+        </w:tc>
+        <w:tc>
+          <w:tcPr>
+            <w:tcW w:type="dxa" w:w="1814"/>
           </w:tcPr>
           <w:p>
             <w:pPr>
@@ -4369,7 +4369,7 @@
       <w:tr>
         <w:tc>
           <w:tcPr>
-            <w:tcW w:type="dxa" w:w="1863"/>
+            <w:tcW w:type="dxa" w:w="1814"/>
           </w:tcPr>
           <w:p>
             <w:pPr>
@@ -4386,7 +4386,7 @@
         </w:tc>
         <w:tc>
           <w:tcPr>
-            <w:tcW w:type="dxa" w:w="4130"/>
+            <w:tcW w:type="dxa" w:w="1814"/>
           </w:tcPr>
           <w:p>
             <w:pPr>
@@ -4403,7 +4403,7 @@
         </w:tc>
         <w:tc>
           <w:tcPr>
-            <w:tcW w:type="dxa" w:w="1701"/>
+            <w:tcW w:type="dxa" w:w="1814"/>
           </w:tcPr>
           <w:p>
             <w:pPr>
@@ -4420,23 +4420,23 @@
         </w:tc>
         <w:tc>
           <w:tcPr>
-            <w:tcW w:type="dxa" w:w="1701"/>
-          </w:tcPr>
-          <w:p>
-            <w:pPr>
-              <w:ind w:firstLine="0"/>
-            </w:pPr>
-            <w:r>
-              <w:rPr>
-                <w:rFonts w:ascii="Times New Roman" w:hAnsi="Times New Roman" w:eastAsia="宋体"/>
-                <w:sz w:val="20"/>
-              </w:rPr>
-            </w:r>
-          </w:p>
-        </w:tc>
-        <w:tc>
-          <w:tcPr>
-            <w:tcW w:type="dxa" w:w="2025"/>
+            <w:tcW w:type="dxa" w:w="1814"/>
+          </w:tcPr>
+          <w:p>
+            <w:pPr>
+              <w:ind w:firstLine="0"/>
+            </w:pPr>
+            <w:r>
+              <w:rPr>
+                <w:rFonts w:ascii="Times New Roman" w:hAnsi="Times New Roman" w:eastAsia="宋体"/>
+                <w:sz w:val="20"/>
+              </w:rPr>
+            </w:r>
+          </w:p>
+        </w:tc>
+        <w:tc>
+          <w:tcPr>
+            <w:tcW w:type="dxa" w:w="1814"/>
           </w:tcPr>
           <w:p>
             <w:pPr>
@@ -4455,7 +4455,7 @@
       <w:tr>
         <w:tc>
           <w:tcPr>
-            <w:tcW w:type="dxa" w:w="1863"/>
+            <w:tcW w:type="dxa" w:w="1814"/>
           </w:tcPr>
           <w:p>
             <w:pPr>
@@ -4472,7 +4472,7 @@
         </w:tc>
         <w:tc>
           <w:tcPr>
-            <w:tcW w:type="dxa" w:w="4130"/>
+            <w:tcW w:type="dxa" w:w="1814"/>
           </w:tcPr>
           <w:p>
             <w:pPr>
@@ -4489,7 +4489,7 @@
         </w:tc>
         <w:tc>
           <w:tcPr>
-            <w:tcW w:type="dxa" w:w="1701"/>
+            <w:tcW w:type="dxa" w:w="1814"/>
           </w:tcPr>
           <w:p>
             <w:pPr>
@@ -4506,23 +4506,23 @@
         </w:tc>
         <w:tc>
           <w:tcPr>
-            <w:tcW w:type="dxa" w:w="1701"/>
-          </w:tcPr>
-          <w:p>
-            <w:pPr>
-              <w:ind w:firstLine="0"/>
-            </w:pPr>
-            <w:r>
-              <w:rPr>
-                <w:rFonts w:ascii="Times New Roman" w:hAnsi="Times New Roman" w:eastAsia="宋体"/>
-                <w:sz w:val="20"/>
-              </w:rPr>
-            </w:r>
-          </w:p>
-        </w:tc>
-        <w:tc>
-          <w:tcPr>
-            <w:tcW w:type="dxa" w:w="2025"/>
+            <w:tcW w:type="dxa" w:w="1814"/>
+          </w:tcPr>
+          <w:p>
+            <w:pPr>
+              <w:ind w:firstLine="0"/>
+            </w:pPr>
+            <w:r>
+              <w:rPr>
+                <w:rFonts w:ascii="Times New Roman" w:hAnsi="Times New Roman" w:eastAsia="宋体"/>
+                <w:sz w:val="20"/>
+              </w:rPr>
+            </w:r>
+          </w:p>
+        </w:tc>
+        <w:tc>
+          <w:tcPr>
+            <w:tcW w:type="dxa" w:w="1814"/>
           </w:tcPr>
           <w:p>
             <w:pPr>
@@ -4541,7 +4541,7 @@
       <w:tr>
         <w:tc>
           <w:tcPr>
-            <w:tcW w:type="dxa" w:w="1863"/>
+            <w:tcW w:type="dxa" w:w="1814"/>
           </w:tcPr>
           <w:p>
             <w:pPr>
@@ -4558,7 +4558,7 @@
         </w:tc>
         <w:tc>
           <w:tcPr>
-            <w:tcW w:type="dxa" w:w="4130"/>
+            <w:tcW w:type="dxa" w:w="1814"/>
           </w:tcPr>
           <w:p>
             <w:pPr>
@@ -4575,7 +4575,7 @@
         </w:tc>
         <w:tc>
           <w:tcPr>
-            <w:tcW w:type="dxa" w:w="1701"/>
+            <w:tcW w:type="dxa" w:w="1814"/>
           </w:tcPr>
           <w:p>
             <w:pPr>
@@ -4592,7 +4592,7 @@
         </w:tc>
         <w:tc>
           <w:tcPr>
-            <w:tcW w:type="dxa" w:w="1701"/>
+            <w:tcW w:type="dxa" w:w="1814"/>
           </w:tcPr>
           <w:p>
             <w:pPr>
@@ -4609,7 +4609,7 @@
         </w:tc>
         <w:tc>
           <w:tcPr>
-            <w:tcW w:type="dxa" w:w="2025"/>
+            <w:tcW w:type="dxa" w:w="1814"/>
           </w:tcPr>
           <w:p>
             <w:pPr>
@@ -4628,7 +4628,7 @@
       <w:tr>
         <w:tc>
           <w:tcPr>
-            <w:tcW w:type="dxa" w:w="1863"/>
+            <w:tcW w:type="dxa" w:w="1814"/>
           </w:tcPr>
           <w:p>
             <w:pPr>
@@ -4645,7 +4645,7 @@
         </w:tc>
         <w:tc>
           <w:tcPr>
-            <w:tcW w:type="dxa" w:w="4130"/>
+            <w:tcW w:type="dxa" w:w="1814"/>
           </w:tcPr>
           <w:p>
             <w:pPr>
@@ -4662,7 +4662,7 @@
         </w:tc>
         <w:tc>
           <w:tcPr>
-            <w:tcW w:type="dxa" w:w="1701"/>
+            <w:tcW w:type="dxa" w:w="1814"/>
           </w:tcPr>
           <w:p>
             <w:pPr>
@@ -4679,7 +4679,7 @@
         </w:tc>
         <w:tc>
           <w:tcPr>
-            <w:tcW w:type="dxa" w:w="1701"/>
+            <w:tcW w:type="dxa" w:w="1814"/>
           </w:tcPr>
           <w:p>
             <w:pPr>
@@ -4696,7 +4696,7 @@
         </w:tc>
         <w:tc>
           <w:tcPr>
-            <w:tcW w:type="dxa" w:w="2025"/>
+            <w:tcW w:type="dxa" w:w="1814"/>
           </w:tcPr>
           <w:p>
             <w:pPr>
@@ -4715,7 +4715,7 @@
       <w:tr>
         <w:tc>
           <w:tcPr>
-            <w:tcW w:type="dxa" w:w="1863"/>
+            <w:tcW w:type="dxa" w:w="1814"/>
           </w:tcPr>
           <w:p>
             <w:pPr>
@@ -4732,7 +4732,7 @@
         </w:tc>
         <w:tc>
           <w:tcPr>
-            <w:tcW w:type="dxa" w:w="4130"/>
+            <w:tcW w:type="dxa" w:w="1814"/>
           </w:tcPr>
           <w:p>
             <w:pPr>
@@ -4749,7 +4749,7 @@
         </w:tc>
         <w:tc>
           <w:tcPr>
-            <w:tcW w:type="dxa" w:w="1701"/>
+            <w:tcW w:type="dxa" w:w="1814"/>
           </w:tcPr>
           <w:p>
             <w:pPr>
@@ -4766,7 +4766,7 @@
         </w:tc>
         <w:tc>
           <w:tcPr>
-            <w:tcW w:type="dxa" w:w="1701"/>
+            <w:tcW w:type="dxa" w:w="1814"/>
           </w:tcPr>
           <w:p>
             <w:pPr>
@@ -4783,7 +4783,7 @@
         </w:tc>
         <w:tc>
           <w:tcPr>
-            <w:tcW w:type="dxa" w:w="2025"/>
+            <w:tcW w:type="dxa" w:w="1814"/>
           </w:tcPr>
           <w:p>
             <w:pPr>
@@ -4802,7 +4802,7 @@
       <w:tr>
         <w:tc>
           <w:tcPr>
-            <w:tcW w:type="dxa" w:w="1863"/>
+            <w:tcW w:type="dxa" w:w="1814"/>
           </w:tcPr>
           <w:p>
             <w:pPr>
@@ -4819,7 +4819,7 @@
         </w:tc>
         <w:tc>
           <w:tcPr>
-            <w:tcW w:type="dxa" w:w="4130"/>
+            <w:tcW w:type="dxa" w:w="1814"/>
           </w:tcPr>
           <w:p>
             <w:pPr>
@@ -4836,7 +4836,7 @@
         </w:tc>
         <w:tc>
           <w:tcPr>
-            <w:tcW w:type="dxa" w:w="1701"/>
+            <w:tcW w:type="dxa" w:w="1814"/>
           </w:tcPr>
           <w:p>
             <w:pPr>
@@ -4853,23 +4853,23 @@
         </w:tc>
         <w:tc>
           <w:tcPr>
-            <w:tcW w:type="dxa" w:w="1701"/>
-          </w:tcPr>
-          <w:p>
-            <w:pPr>
-              <w:ind w:firstLine="0"/>
-            </w:pPr>
-            <w:r>
-              <w:rPr>
-                <w:rFonts w:ascii="Times New Roman" w:hAnsi="Times New Roman" w:eastAsia="宋体"/>
-                <w:sz w:val="20"/>
-              </w:rPr>
-            </w:r>
-          </w:p>
-        </w:tc>
-        <w:tc>
-          <w:tcPr>
-            <w:tcW w:type="dxa" w:w="2025"/>
+            <w:tcW w:type="dxa" w:w="1814"/>
+          </w:tcPr>
+          <w:p>
+            <w:pPr>
+              <w:ind w:firstLine="0"/>
+            </w:pPr>
+            <w:r>
+              <w:rPr>
+                <w:rFonts w:ascii="Times New Roman" w:hAnsi="Times New Roman" w:eastAsia="宋体"/>
+                <w:sz w:val="20"/>
+              </w:rPr>
+            </w:r>
+          </w:p>
+        </w:tc>
+        <w:tc>
+          <w:tcPr>
+            <w:tcW w:type="dxa" w:w="1814"/>
           </w:tcPr>
           <w:p>
             <w:pPr>
@@ -4888,7 +4888,7 @@
       <w:tr>
         <w:tc>
           <w:tcPr>
-            <w:tcW w:type="dxa" w:w="1863"/>
+            <w:tcW w:type="dxa" w:w="1814"/>
           </w:tcPr>
           <w:p>
             <w:pPr>
@@ -4905,7 +4905,7 @@
         </w:tc>
         <w:tc>
           <w:tcPr>
-            <w:tcW w:type="dxa" w:w="4130"/>
+            <w:tcW w:type="dxa" w:w="1814"/>
           </w:tcPr>
           <w:p>
             <w:pPr>
@@ -4922,7 +4922,7 @@
         </w:tc>
         <w:tc>
           <w:tcPr>
-            <w:tcW w:type="dxa" w:w="1701"/>
+            <w:tcW w:type="dxa" w:w="1814"/>
           </w:tcPr>
           <w:p>
             <w:pPr>
@@ -4939,23 +4939,23 @@
         </w:tc>
         <w:tc>
           <w:tcPr>
-            <w:tcW w:type="dxa" w:w="1701"/>
-          </w:tcPr>
-          <w:p>
-            <w:pPr>
-              <w:ind w:firstLine="0"/>
-            </w:pPr>
-            <w:r>
-              <w:rPr>
-                <w:rFonts w:ascii="Times New Roman" w:hAnsi="Times New Roman" w:eastAsia="宋体"/>
-                <w:sz w:val="20"/>
-              </w:rPr>
-            </w:r>
-          </w:p>
-        </w:tc>
-        <w:tc>
-          <w:tcPr>
-            <w:tcW w:type="dxa" w:w="2025"/>
+            <w:tcW w:type="dxa" w:w="1814"/>
+          </w:tcPr>
+          <w:p>
+            <w:pPr>
+              <w:ind w:firstLine="0"/>
+            </w:pPr>
+            <w:r>
+              <w:rPr>
+                <w:rFonts w:ascii="Times New Roman" w:hAnsi="Times New Roman" w:eastAsia="宋体"/>
+                <w:sz w:val="20"/>
+              </w:rPr>
+            </w:r>
+          </w:p>
+        </w:tc>
+        <w:tc>
+          <w:tcPr>
+            <w:tcW w:type="dxa" w:w="1814"/>
           </w:tcPr>
           <w:p>
             <w:pPr>
@@ -4974,7 +4974,7 @@
       <w:tr>
         <w:tc>
           <w:tcPr>
-            <w:tcW w:type="dxa" w:w="1863"/>
+            <w:tcW w:type="dxa" w:w="1814"/>
           </w:tcPr>
           <w:p>
             <w:pPr>
@@ -4991,7 +4991,7 @@
         </w:tc>
         <w:tc>
           <w:tcPr>
-            <w:tcW w:type="dxa" w:w="4130"/>
+            <w:tcW w:type="dxa" w:w="1814"/>
           </w:tcPr>
           <w:p>
             <w:pPr>
@@ -5008,7 +5008,7 @@
         </w:tc>
         <w:tc>
           <w:tcPr>
-            <w:tcW w:type="dxa" w:w="1701"/>
+            <w:tcW w:type="dxa" w:w="1814"/>
           </w:tcPr>
           <w:p>
             <w:pPr>
@@ -5025,23 +5025,23 @@
         </w:tc>
         <w:tc>
           <w:tcPr>
-            <w:tcW w:type="dxa" w:w="1701"/>
-          </w:tcPr>
-          <w:p>
-            <w:pPr>
-              <w:ind w:firstLine="0"/>
-            </w:pPr>
-            <w:r>
-              <w:rPr>
-                <w:rFonts w:ascii="Times New Roman" w:hAnsi="Times New Roman" w:eastAsia="宋体"/>
-                <w:sz w:val="20"/>
-              </w:rPr>
-            </w:r>
-          </w:p>
-        </w:tc>
-        <w:tc>
-          <w:tcPr>
-            <w:tcW w:type="dxa" w:w="2025"/>
+            <w:tcW w:type="dxa" w:w="1814"/>
+          </w:tcPr>
+          <w:p>
+            <w:pPr>
+              <w:ind w:firstLine="0"/>
+            </w:pPr>
+            <w:r>
+              <w:rPr>
+                <w:rFonts w:ascii="Times New Roman" w:hAnsi="Times New Roman" w:eastAsia="宋体"/>
+                <w:sz w:val="20"/>
+              </w:rPr>
+            </w:r>
+          </w:p>
+        </w:tc>
+        <w:tc>
+          <w:tcPr>
+            <w:tcW w:type="dxa" w:w="1814"/>
           </w:tcPr>
           <w:p>
             <w:pPr>
@@ -5060,7 +5060,7 @@
       <w:tr>
         <w:tc>
           <w:tcPr>
-            <w:tcW w:type="dxa" w:w="1863"/>
+            <w:tcW w:type="dxa" w:w="1814"/>
           </w:tcPr>
           <w:p>
             <w:pPr>
@@ -5077,7 +5077,7 @@
         </w:tc>
         <w:tc>
           <w:tcPr>
-            <w:tcW w:type="dxa" w:w="4130"/>
+            <w:tcW w:type="dxa" w:w="1814"/>
           </w:tcPr>
           <w:p>
             <w:pPr>
@@ -5094,7 +5094,7 @@
         </w:tc>
         <w:tc>
           <w:tcPr>
-            <w:tcW w:type="dxa" w:w="1701"/>
+            <w:tcW w:type="dxa" w:w="1814"/>
           </w:tcPr>
           <w:p>
             <w:pPr>
@@ -5111,23 +5111,23 @@
         </w:tc>
         <w:tc>
           <w:tcPr>
-            <w:tcW w:type="dxa" w:w="1701"/>
-          </w:tcPr>
-          <w:p>
-            <w:pPr>
-              <w:ind w:firstLine="0"/>
-            </w:pPr>
-            <w:r>
-              <w:rPr>
-                <w:rFonts w:ascii="Times New Roman" w:hAnsi="Times New Roman" w:eastAsia="宋体"/>
-                <w:sz w:val="20"/>
-              </w:rPr>
-            </w:r>
-          </w:p>
-        </w:tc>
-        <w:tc>
-          <w:tcPr>
-            <w:tcW w:type="dxa" w:w="2025"/>
+            <w:tcW w:type="dxa" w:w="1814"/>
+          </w:tcPr>
+          <w:p>
+            <w:pPr>
+              <w:ind w:firstLine="0"/>
+            </w:pPr>
+            <w:r>
+              <w:rPr>
+                <w:rFonts w:ascii="Times New Roman" w:hAnsi="Times New Roman" w:eastAsia="宋体"/>
+                <w:sz w:val="20"/>
+              </w:rPr>
+            </w:r>
+          </w:p>
+        </w:tc>
+        <w:tc>
+          <w:tcPr>
+            <w:tcW w:type="dxa" w:w="1814"/>
           </w:tcPr>
           <w:p>
             <w:pPr>
@@ -5146,7 +5146,7 @@
       <w:tr>
         <w:tc>
           <w:tcPr>
-            <w:tcW w:type="dxa" w:w="1863"/>
+            <w:tcW w:type="dxa" w:w="1814"/>
           </w:tcPr>
           <w:p>
             <w:pPr>
@@ -5163,7 +5163,7 @@
         </w:tc>
         <w:tc>
           <w:tcPr>
-            <w:tcW w:type="dxa" w:w="4130"/>
+            <w:tcW w:type="dxa" w:w="1814"/>
           </w:tcPr>
           <w:p>
             <w:pPr>
@@ -5180,7 +5180,7 @@
         </w:tc>
         <w:tc>
           <w:tcPr>
-            <w:tcW w:type="dxa" w:w="1701"/>
+            <w:tcW w:type="dxa" w:w="1814"/>
           </w:tcPr>
           <w:p>
             <w:pPr>
@@ -5197,23 +5197,23 @@
         </w:tc>
         <w:tc>
           <w:tcPr>
-            <w:tcW w:type="dxa" w:w="1701"/>
-          </w:tcPr>
-          <w:p>
-            <w:pPr>
-              <w:ind w:firstLine="0"/>
-            </w:pPr>
-            <w:r>
-              <w:rPr>
-                <w:rFonts w:ascii="Times New Roman" w:hAnsi="Times New Roman" w:eastAsia="宋体"/>
-                <w:sz w:val="20"/>
-              </w:rPr>
-            </w:r>
-          </w:p>
-        </w:tc>
-        <w:tc>
-          <w:tcPr>
-            <w:tcW w:type="dxa" w:w="2025"/>
+            <w:tcW w:type="dxa" w:w="1814"/>
+          </w:tcPr>
+          <w:p>
+            <w:pPr>
+              <w:ind w:firstLine="0"/>
+            </w:pPr>
+            <w:r>
+              <w:rPr>
+                <w:rFonts w:ascii="Times New Roman" w:hAnsi="Times New Roman" w:eastAsia="宋体"/>
+                <w:sz w:val="20"/>
+              </w:rPr>
+            </w:r>
+          </w:p>
+        </w:tc>
+        <w:tc>
+          <w:tcPr>
+            <w:tcW w:type="dxa" w:w="1814"/>
           </w:tcPr>
           <w:p>
             <w:pPr>
@@ -5232,7 +5232,7 @@
       <w:tr>
         <w:tc>
           <w:tcPr>
-            <w:tcW w:type="dxa" w:w="1863"/>
+            <w:tcW w:type="dxa" w:w="1814"/>
           </w:tcPr>
           <w:p>
             <w:pPr>
@@ -5249,7 +5249,7 @@
         </w:tc>
         <w:tc>
           <w:tcPr>
-            <w:tcW w:type="dxa" w:w="4130"/>
+            <w:tcW w:type="dxa" w:w="1814"/>
           </w:tcPr>
           <w:p>
             <w:pPr>
@@ -5266,7 +5266,7 @@
         </w:tc>
         <w:tc>
           <w:tcPr>
-            <w:tcW w:type="dxa" w:w="1701"/>
+            <w:tcW w:type="dxa" w:w="1814"/>
           </w:tcPr>
           <w:p>
             <w:pPr>
@@ -5283,23 +5283,23 @@
         </w:tc>
         <w:tc>
           <w:tcPr>
-            <w:tcW w:type="dxa" w:w="1701"/>
-          </w:tcPr>
-          <w:p>
-            <w:pPr>
-              <w:ind w:firstLine="0"/>
-            </w:pPr>
-            <w:r>
-              <w:rPr>
-                <w:rFonts w:ascii="Times New Roman" w:hAnsi="Times New Roman" w:eastAsia="宋体"/>
-                <w:sz w:val="20"/>
-              </w:rPr>
-            </w:r>
-          </w:p>
-        </w:tc>
-        <w:tc>
-          <w:tcPr>
-            <w:tcW w:type="dxa" w:w="2025"/>
+            <w:tcW w:type="dxa" w:w="1814"/>
+          </w:tcPr>
+          <w:p>
+            <w:pPr>
+              <w:ind w:firstLine="0"/>
+            </w:pPr>
+            <w:r>
+              <w:rPr>
+                <w:rFonts w:ascii="Times New Roman" w:hAnsi="Times New Roman" w:eastAsia="宋体"/>
+                <w:sz w:val="20"/>
+              </w:rPr>
+            </w:r>
+          </w:p>
+        </w:tc>
+        <w:tc>
+          <w:tcPr>
+            <w:tcW w:type="dxa" w:w="1814"/>
           </w:tcPr>
           <w:p>
             <w:pPr>
@@ -5318,7 +5318,7 @@
       <w:tr>
         <w:tc>
           <w:tcPr>
-            <w:tcW w:type="dxa" w:w="1863"/>
+            <w:tcW w:type="dxa" w:w="1814"/>
           </w:tcPr>
           <w:p>
             <w:pPr>
@@ -5335,7 +5335,7 @@
         </w:tc>
         <w:tc>
           <w:tcPr>
-            <w:tcW w:type="dxa" w:w="4130"/>
+            <w:tcW w:type="dxa" w:w="1814"/>
           </w:tcPr>
           <w:p>
             <w:pPr>
@@ -5352,7 +5352,7 @@
         </w:tc>
         <w:tc>
           <w:tcPr>
-            <w:tcW w:type="dxa" w:w="1701"/>
+            <w:tcW w:type="dxa" w:w="1814"/>
           </w:tcPr>
           <w:p>
             <w:pPr>
@@ -5369,23 +5369,23 @@
         </w:tc>
         <w:tc>
           <w:tcPr>
-            <w:tcW w:type="dxa" w:w="1701"/>
-          </w:tcPr>
-          <w:p>
-            <w:pPr>
-              <w:ind w:firstLine="0"/>
-            </w:pPr>
-            <w:r>
-              <w:rPr>
-                <w:rFonts w:ascii="Times New Roman" w:hAnsi="Times New Roman" w:eastAsia="宋体"/>
-                <w:sz w:val="20"/>
-              </w:rPr>
-            </w:r>
-          </w:p>
-        </w:tc>
-        <w:tc>
-          <w:tcPr>
-            <w:tcW w:type="dxa" w:w="2025"/>
+            <w:tcW w:type="dxa" w:w="1814"/>
+          </w:tcPr>
+          <w:p>
+            <w:pPr>
+              <w:ind w:firstLine="0"/>
+            </w:pPr>
+            <w:r>
+              <w:rPr>
+                <w:rFonts w:ascii="Times New Roman" w:hAnsi="Times New Roman" w:eastAsia="宋体"/>
+                <w:sz w:val="20"/>
+              </w:rPr>
+            </w:r>
+          </w:p>
+        </w:tc>
+        <w:tc>
+          <w:tcPr>
+            <w:tcW w:type="dxa" w:w="1814"/>
           </w:tcPr>
           <w:p>
             <w:pPr>
@@ -5404,7 +5404,7 @@
       <w:tr>
         <w:tc>
           <w:tcPr>
-            <w:tcW w:type="dxa" w:w="1863"/>
+            <w:tcW w:type="dxa" w:w="1814"/>
           </w:tcPr>
           <w:p>
             <w:pPr>
@@ -5421,7 +5421,7 @@
         </w:tc>
         <w:tc>
           <w:tcPr>
-            <w:tcW w:type="dxa" w:w="4130"/>
+            <w:tcW w:type="dxa" w:w="1814"/>
           </w:tcPr>
           <w:p>
             <w:pPr>
@@ -5438,7 +5438,7 @@
         </w:tc>
         <w:tc>
           <w:tcPr>
-            <w:tcW w:type="dxa" w:w="1701"/>
+            <w:tcW w:type="dxa" w:w="1814"/>
           </w:tcPr>
           <w:p>
             <w:pPr>
@@ -5455,23 +5455,23 @@
         </w:tc>
         <w:tc>
           <w:tcPr>
-            <w:tcW w:type="dxa" w:w="1701"/>
-          </w:tcPr>
-          <w:p>
-            <w:pPr>
-              <w:ind w:firstLine="0"/>
-            </w:pPr>
-            <w:r>
-              <w:rPr>
-                <w:rFonts w:ascii="Times New Roman" w:hAnsi="Times New Roman" w:eastAsia="宋体"/>
-                <w:sz w:val="20"/>
-              </w:rPr>
-            </w:r>
-          </w:p>
-        </w:tc>
-        <w:tc>
-          <w:tcPr>
-            <w:tcW w:type="dxa" w:w="2025"/>
+            <w:tcW w:type="dxa" w:w="1814"/>
+          </w:tcPr>
+          <w:p>
+            <w:pPr>
+              <w:ind w:firstLine="0"/>
+            </w:pPr>
+            <w:r>
+              <w:rPr>
+                <w:rFonts w:ascii="Times New Roman" w:hAnsi="Times New Roman" w:eastAsia="宋体"/>
+                <w:sz w:val="20"/>
+              </w:rPr>
+            </w:r>
+          </w:p>
+        </w:tc>
+        <w:tc>
+          <w:tcPr>
+            <w:tcW w:type="dxa" w:w="1814"/>
           </w:tcPr>
           <w:p>
             <w:pPr>
@@ -5490,7 +5490,7 @@
       <w:tr>
         <w:tc>
           <w:tcPr>
-            <w:tcW w:type="dxa" w:w="1863"/>
+            <w:tcW w:type="dxa" w:w="1814"/>
           </w:tcPr>
           <w:p>
             <w:pPr>
@@ -5507,7 +5507,7 @@
         </w:tc>
         <w:tc>
           <w:tcPr>
-            <w:tcW w:type="dxa" w:w="4130"/>
+            <w:tcW w:type="dxa" w:w="1814"/>
           </w:tcPr>
           <w:p>
             <w:pPr>
@@ -5524,7 +5524,7 @@
         </w:tc>
         <w:tc>
           <w:tcPr>
-            <w:tcW w:type="dxa" w:w="1701"/>
+            <w:tcW w:type="dxa" w:w="1814"/>
           </w:tcPr>
           <w:p>
             <w:pPr>
@@ -5541,7 +5541,7 @@
         </w:tc>
         <w:tc>
           <w:tcPr>
-            <w:tcW w:type="dxa" w:w="1701"/>
+            <w:tcW w:type="dxa" w:w="1814"/>
           </w:tcPr>
           <w:p>
             <w:pPr>
@@ -5558,7 +5558,7 @@
         </w:tc>
         <w:tc>
           <w:tcPr>
-            <w:tcW w:type="dxa" w:w="2025"/>
+            <w:tcW w:type="dxa" w:w="1814"/>
           </w:tcPr>
           <w:p>
             <w:pPr>
@@ -5577,7 +5577,7 @@
       <w:tr>
         <w:tc>
           <w:tcPr>
-            <w:tcW w:type="dxa" w:w="1863"/>
+            <w:tcW w:type="dxa" w:w="1814"/>
           </w:tcPr>
           <w:p>
             <w:pPr>
@@ -5594,7 +5594,7 @@
         </w:tc>
         <w:tc>
           <w:tcPr>
-            <w:tcW w:type="dxa" w:w="4130"/>
+            <w:tcW w:type="dxa" w:w="1814"/>
           </w:tcPr>
           <w:p>
             <w:pPr>
@@ -5611,7 +5611,7 @@
         </w:tc>
         <w:tc>
           <w:tcPr>
-            <w:tcW w:type="dxa" w:w="1701"/>
+            <w:tcW w:type="dxa" w:w="1814"/>
           </w:tcPr>
           <w:p>
             <w:pPr>
@@ -5628,23 +5628,23 @@
         </w:tc>
         <w:tc>
           <w:tcPr>
-            <w:tcW w:type="dxa" w:w="1701"/>
-          </w:tcPr>
-          <w:p>
-            <w:pPr>
-              <w:ind w:firstLine="0"/>
-            </w:pPr>
-            <w:r>
-              <w:rPr>
-                <w:rFonts w:ascii="Times New Roman" w:hAnsi="Times New Roman" w:eastAsia="宋体"/>
-                <w:sz w:val="20"/>
-              </w:rPr>
-            </w:r>
-          </w:p>
-        </w:tc>
-        <w:tc>
-          <w:tcPr>
-            <w:tcW w:type="dxa" w:w="2025"/>
+            <w:tcW w:type="dxa" w:w="1814"/>
+          </w:tcPr>
+          <w:p>
+            <w:pPr>
+              <w:ind w:firstLine="0"/>
+            </w:pPr>
+            <w:r>
+              <w:rPr>
+                <w:rFonts w:ascii="Times New Roman" w:hAnsi="Times New Roman" w:eastAsia="宋体"/>
+                <w:sz w:val="20"/>
+              </w:rPr>
+            </w:r>
+          </w:p>
+        </w:tc>
+        <w:tc>
+          <w:tcPr>
+            <w:tcW w:type="dxa" w:w="1814"/>
           </w:tcPr>
           <w:p>
             <w:pPr>
@@ -5663,7 +5663,7 @@
       <w:tr>
         <w:tc>
           <w:tcPr>
-            <w:tcW w:type="dxa" w:w="1863"/>
+            <w:tcW w:type="dxa" w:w="1814"/>
           </w:tcPr>
           <w:p>
             <w:pPr>
@@ -5680,7 +5680,7 @@
         </w:tc>
         <w:tc>
           <w:tcPr>
-            <w:tcW w:type="dxa" w:w="4130"/>
+            <w:tcW w:type="dxa" w:w="1814"/>
           </w:tcPr>
           <w:p>
             <w:pPr>
@@ -5697,7 +5697,7 @@
         </w:tc>
         <w:tc>
           <w:tcPr>
-            <w:tcW w:type="dxa" w:w="1701"/>
+            <w:tcW w:type="dxa" w:w="1814"/>
           </w:tcPr>
           <w:p>
             <w:pPr>
@@ -5714,23 +5714,23 @@
         </w:tc>
         <w:tc>
           <w:tcPr>
-            <w:tcW w:type="dxa" w:w="1701"/>
-          </w:tcPr>
-          <w:p>
-            <w:pPr>
-              <w:ind w:firstLine="0"/>
-            </w:pPr>
-            <w:r>
-              <w:rPr>
-                <w:rFonts w:ascii="Times New Roman" w:hAnsi="Times New Roman" w:eastAsia="宋体"/>
-                <w:sz w:val="20"/>
-              </w:rPr>
-            </w:r>
-          </w:p>
-        </w:tc>
-        <w:tc>
-          <w:tcPr>
-            <w:tcW w:type="dxa" w:w="2025"/>
+            <w:tcW w:type="dxa" w:w="1814"/>
+          </w:tcPr>
+          <w:p>
+            <w:pPr>
+              <w:ind w:firstLine="0"/>
+            </w:pPr>
+            <w:r>
+              <w:rPr>
+                <w:rFonts w:ascii="Times New Roman" w:hAnsi="Times New Roman" w:eastAsia="宋体"/>
+                <w:sz w:val="20"/>
+              </w:rPr>
+            </w:r>
+          </w:p>
+        </w:tc>
+        <w:tc>
+          <w:tcPr>
+            <w:tcW w:type="dxa" w:w="1814"/>
           </w:tcPr>
           <w:p>
             <w:pPr>
@@ -5749,7 +5749,7 @@
       <w:tr>
         <w:tc>
           <w:tcPr>
-            <w:tcW w:type="dxa" w:w="1863"/>
+            <w:tcW w:type="dxa" w:w="1814"/>
           </w:tcPr>
           <w:p>
             <w:pPr>
@@ -5766,7 +5766,7 @@
         </w:tc>
         <w:tc>
           <w:tcPr>
-            <w:tcW w:type="dxa" w:w="4130"/>
+            <w:tcW w:type="dxa" w:w="1814"/>
           </w:tcPr>
           <w:p>
             <w:pPr>
@@ -5783,7 +5783,7 @@
         </w:tc>
         <w:tc>
           <w:tcPr>
-            <w:tcW w:type="dxa" w:w="1701"/>
+            <w:tcW w:type="dxa" w:w="1814"/>
           </w:tcPr>
           <w:p>
             <w:pPr>
@@ -5800,23 +5800,23 @@
         </w:tc>
         <w:tc>
           <w:tcPr>
-            <w:tcW w:type="dxa" w:w="1701"/>
-          </w:tcPr>
-          <w:p>
-            <w:pPr>
-              <w:ind w:firstLine="0"/>
-            </w:pPr>
-            <w:r>
-              <w:rPr>
-                <w:rFonts w:ascii="Times New Roman" w:hAnsi="Times New Roman" w:eastAsia="宋体"/>
-                <w:sz w:val="20"/>
-              </w:rPr>
-            </w:r>
-          </w:p>
-        </w:tc>
-        <w:tc>
-          <w:tcPr>
-            <w:tcW w:type="dxa" w:w="2025"/>
+            <w:tcW w:type="dxa" w:w="1814"/>
+          </w:tcPr>
+          <w:p>
+            <w:pPr>
+              <w:ind w:firstLine="0"/>
+            </w:pPr>
+            <w:r>
+              <w:rPr>
+                <w:rFonts w:ascii="Times New Roman" w:hAnsi="Times New Roman" w:eastAsia="宋体"/>
+                <w:sz w:val="20"/>
+              </w:rPr>
+            </w:r>
+          </w:p>
+        </w:tc>
+        <w:tc>
+          <w:tcPr>
+            <w:tcW w:type="dxa" w:w="1814"/>
           </w:tcPr>
           <w:p>
             <w:pPr>
@@ -5847,7 +5847,7 @@
         <w:tblStyle w:val="TableGrid"/>
         <w:tblW w:type="auto" w:w="0"/>
         <w:jc w:val="center"/>
-        <w:tblLayout w:type="fixed"/>
+        <w:tblLayout w:type="autofit"/>
         <w:tblLook w:firstColumn="1" w:firstRow="1" w:lastColumn="0" w:lastRow="0" w:noHBand="0" w:noVBand="1" w:val="04A0"/>
       </w:tblPr>
       <w:tblGrid>
@@ -5860,7 +5860,7 @@
       <w:tr>
         <w:tc>
           <w:tcPr>
-            <w:tcW w:type="dxa" w:w="2296"/>
+            <w:tcW w:type="dxa" w:w="1814"/>
           </w:tcPr>
           <w:p>
             <w:pPr>
@@ -5878,7 +5878,7 @@
         </w:tc>
         <w:tc>
           <w:tcPr>
-            <w:tcW w:type="dxa" w:w="4248"/>
+            <w:tcW w:type="dxa" w:w="1814"/>
           </w:tcPr>
           <w:p>
             <w:pPr>
@@ -5896,7 +5896,7 @@
         </w:tc>
         <w:tc>
           <w:tcPr>
-            <w:tcW w:type="dxa" w:w="1701"/>
+            <w:tcW w:type="dxa" w:w="1814"/>
           </w:tcPr>
           <w:p>
             <w:pPr>
@@ -5914,7 +5914,7 @@
         </w:tc>
         <w:tc>
           <w:tcPr>
-            <w:tcW w:type="dxa" w:w="1701"/>
+            <w:tcW w:type="dxa" w:w="1814"/>
           </w:tcPr>
           <w:p>
             <w:pPr>
@@ -5932,7 +5932,7 @@
         </w:tc>
         <w:tc>
           <w:tcPr>
-            <w:tcW w:type="dxa" w:w="1701"/>
+            <w:tcW w:type="dxa" w:w="1814"/>
           </w:tcPr>
           <w:p>
             <w:pPr>
@@ -5952,7 +5952,7 @@
       <w:tr>
         <w:tc>
           <w:tcPr>
-            <w:tcW w:type="dxa" w:w="2296"/>
+            <w:tcW w:type="dxa" w:w="1814"/>
           </w:tcPr>
           <w:p>
             <w:pPr>
@@ -5969,7 +5969,7 @@
         </w:tc>
         <w:tc>
           <w:tcPr>
-            <w:tcW w:type="dxa" w:w="4248"/>
+            <w:tcW w:type="dxa" w:w="1814"/>
           </w:tcPr>
           <w:p>
             <w:pPr>
@@ -5986,7 +5986,7 @@
         </w:tc>
         <w:tc>
           <w:tcPr>
-            <w:tcW w:type="dxa" w:w="1701"/>
+            <w:tcW w:type="dxa" w:w="1814"/>
           </w:tcPr>
           <w:p>
             <w:pPr>
@@ -6003,7 +6003,7 @@
         </w:tc>
         <w:tc>
           <w:tcPr>
-            <w:tcW w:type="dxa" w:w="1701"/>
+            <w:tcW w:type="dxa" w:w="1814"/>
           </w:tcPr>
           <w:p>
             <w:pPr>
@@ -6020,7 +6020,7 @@
         </w:tc>
         <w:tc>
           <w:tcPr>
-            <w:tcW w:type="dxa" w:w="1701"/>
+            <w:tcW w:type="dxa" w:w="1814"/>
           </w:tcPr>
           <w:p>
             <w:pPr>
@@ -6039,7 +6039,7 @@
       <w:tr>
         <w:tc>
           <w:tcPr>
-            <w:tcW w:type="dxa" w:w="2296"/>
+            <w:tcW w:type="dxa" w:w="1814"/>
           </w:tcPr>
           <w:p>
             <w:pPr>
@@ -6056,7 +6056,7 @@
         </w:tc>
         <w:tc>
           <w:tcPr>
-            <w:tcW w:type="dxa" w:w="4248"/>
+            <w:tcW w:type="dxa" w:w="1814"/>
           </w:tcPr>
           <w:p>
             <w:pPr>
@@ -6073,7 +6073,7 @@
         </w:tc>
         <w:tc>
           <w:tcPr>
-            <w:tcW w:type="dxa" w:w="1701"/>
+            <w:tcW w:type="dxa" w:w="1814"/>
           </w:tcPr>
           <w:p>
             <w:pPr>
@@ -6090,7 +6090,7 @@
         </w:tc>
         <w:tc>
           <w:tcPr>
-            <w:tcW w:type="dxa" w:w="1701"/>
+            <w:tcW w:type="dxa" w:w="1814"/>
           </w:tcPr>
           <w:p>
             <w:pPr>
@@ -6107,7 +6107,7 @@
         </w:tc>
         <w:tc>
           <w:tcPr>
-            <w:tcW w:type="dxa" w:w="1701"/>
+            <w:tcW w:type="dxa" w:w="1814"/>
           </w:tcPr>
           <w:p>
             <w:pPr>
@@ -6126,7 +6126,7 @@
       <w:tr>
         <w:tc>
           <w:tcPr>
-            <w:tcW w:type="dxa" w:w="2296"/>
+            <w:tcW w:type="dxa" w:w="1814"/>
           </w:tcPr>
           <w:p>
             <w:pPr>
@@ -6143,7 +6143,7 @@
         </w:tc>
         <w:tc>
           <w:tcPr>
-            <w:tcW w:type="dxa" w:w="4248"/>
+            <w:tcW w:type="dxa" w:w="1814"/>
           </w:tcPr>
           <w:p>
             <w:pPr>
@@ -6160,7 +6160,7 @@
         </w:tc>
         <w:tc>
           <w:tcPr>
-            <w:tcW w:type="dxa" w:w="1701"/>
+            <w:tcW w:type="dxa" w:w="1814"/>
           </w:tcPr>
           <w:p>
             <w:pPr>
@@ -6177,7 +6177,7 @@
         </w:tc>
         <w:tc>
           <w:tcPr>
-            <w:tcW w:type="dxa" w:w="1701"/>
+            <w:tcW w:type="dxa" w:w="1814"/>
           </w:tcPr>
           <w:p>
             <w:pPr>
@@ -6194,7 +6194,7 @@
         </w:tc>
         <w:tc>
           <w:tcPr>
-            <w:tcW w:type="dxa" w:w="1701"/>
+            <w:tcW w:type="dxa" w:w="1814"/>
           </w:tcPr>
           <w:p>
             <w:pPr>
@@ -6213,7 +6213,7 @@
       <w:tr>
         <w:tc>
           <w:tcPr>
-            <w:tcW w:type="dxa" w:w="2296"/>
+            <w:tcW w:type="dxa" w:w="1814"/>
           </w:tcPr>
           <w:p>
             <w:pPr>
@@ -6230,7 +6230,7 @@
         </w:tc>
         <w:tc>
           <w:tcPr>
-            <w:tcW w:type="dxa" w:w="4248"/>
+            <w:tcW w:type="dxa" w:w="1814"/>
           </w:tcPr>
           <w:p>
             <w:pPr>
@@ -6247,7 +6247,7 @@
         </w:tc>
         <w:tc>
           <w:tcPr>
-            <w:tcW w:type="dxa" w:w="1701"/>
+            <w:tcW w:type="dxa" w:w="1814"/>
           </w:tcPr>
           <w:p>
             <w:pPr>
@@ -6264,23 +6264,23 @@
         </w:tc>
         <w:tc>
           <w:tcPr>
-            <w:tcW w:type="dxa" w:w="1701"/>
-          </w:tcPr>
-          <w:p>
-            <w:pPr>
-              <w:ind w:firstLine="0"/>
-            </w:pPr>
-            <w:r>
-              <w:rPr>
-                <w:rFonts w:ascii="Times New Roman" w:hAnsi="Times New Roman" w:eastAsia="宋体"/>
-                <w:sz w:val="20"/>
-              </w:rPr>
-            </w:r>
-          </w:p>
-        </w:tc>
-        <w:tc>
-          <w:tcPr>
-            <w:tcW w:type="dxa" w:w="1701"/>
+            <w:tcW w:type="dxa" w:w="1814"/>
+          </w:tcPr>
+          <w:p>
+            <w:pPr>
+              <w:ind w:firstLine="0"/>
+            </w:pPr>
+            <w:r>
+              <w:rPr>
+                <w:rFonts w:ascii="Times New Roman" w:hAnsi="Times New Roman" w:eastAsia="宋体"/>
+                <w:sz w:val="20"/>
+              </w:rPr>
+            </w:r>
+          </w:p>
+        </w:tc>
+        <w:tc>
+          <w:tcPr>
+            <w:tcW w:type="dxa" w:w="1814"/>
           </w:tcPr>
           <w:p>
             <w:pPr>
@@ -6299,7 +6299,7 @@
       <w:tr>
         <w:tc>
           <w:tcPr>
-            <w:tcW w:type="dxa" w:w="2296"/>
+            <w:tcW w:type="dxa" w:w="1814"/>
           </w:tcPr>
           <w:p>
             <w:pPr>
@@ -6316,7 +6316,7 @@
         </w:tc>
         <w:tc>
           <w:tcPr>
-            <w:tcW w:type="dxa" w:w="4248"/>
+            <w:tcW w:type="dxa" w:w="1814"/>
           </w:tcPr>
           <w:p>
             <w:pPr>
@@ -6333,7 +6333,7 @@
         </w:tc>
         <w:tc>
           <w:tcPr>
-            <w:tcW w:type="dxa" w:w="1701"/>
+            <w:tcW w:type="dxa" w:w="1814"/>
           </w:tcPr>
           <w:p>
             <w:pPr>
@@ -6350,23 +6350,23 @@
         </w:tc>
         <w:tc>
           <w:tcPr>
-            <w:tcW w:type="dxa" w:w="1701"/>
-          </w:tcPr>
-          <w:p>
-            <w:pPr>
-              <w:ind w:firstLine="0"/>
-            </w:pPr>
-            <w:r>
-              <w:rPr>
-                <w:rFonts w:ascii="Times New Roman" w:hAnsi="Times New Roman" w:eastAsia="宋体"/>
-                <w:sz w:val="20"/>
-              </w:rPr>
-            </w:r>
-          </w:p>
-        </w:tc>
-        <w:tc>
-          <w:tcPr>
-            <w:tcW w:type="dxa" w:w="1701"/>
+            <w:tcW w:type="dxa" w:w="1814"/>
+          </w:tcPr>
+          <w:p>
+            <w:pPr>
+              <w:ind w:firstLine="0"/>
+            </w:pPr>
+            <w:r>
+              <w:rPr>
+                <w:rFonts w:ascii="Times New Roman" w:hAnsi="Times New Roman" w:eastAsia="宋体"/>
+                <w:sz w:val="20"/>
+              </w:rPr>
+            </w:r>
+          </w:p>
+        </w:tc>
+        <w:tc>
+          <w:tcPr>
+            <w:tcW w:type="dxa" w:w="1814"/>
           </w:tcPr>
           <w:p>
             <w:pPr>
@@ -6385,7 +6385,7 @@
       <w:tr>
         <w:tc>
           <w:tcPr>
-            <w:tcW w:type="dxa" w:w="2296"/>
+            <w:tcW w:type="dxa" w:w="1814"/>
           </w:tcPr>
           <w:p>
             <w:pPr>
@@ -6402,7 +6402,7 @@
         </w:tc>
         <w:tc>
           <w:tcPr>
-            <w:tcW w:type="dxa" w:w="4248"/>
+            <w:tcW w:type="dxa" w:w="1814"/>
           </w:tcPr>
           <w:p>
             <w:pPr>
@@ -6419,7 +6419,7 @@
         </w:tc>
         <w:tc>
           <w:tcPr>
-            <w:tcW w:type="dxa" w:w="1701"/>
+            <w:tcW w:type="dxa" w:w="1814"/>
           </w:tcPr>
           <w:p>
             <w:pPr>
@@ -6436,23 +6436,23 @@
         </w:tc>
         <w:tc>
           <w:tcPr>
-            <w:tcW w:type="dxa" w:w="1701"/>
-          </w:tcPr>
-          <w:p>
-            <w:pPr>
-              <w:ind w:firstLine="0"/>
-            </w:pPr>
-            <w:r>
-              <w:rPr>
-                <w:rFonts w:ascii="Times New Roman" w:hAnsi="Times New Roman" w:eastAsia="宋体"/>
-                <w:sz w:val="20"/>
-              </w:rPr>
-            </w:r>
-          </w:p>
-        </w:tc>
-        <w:tc>
-          <w:tcPr>
-            <w:tcW w:type="dxa" w:w="1701"/>
+            <w:tcW w:type="dxa" w:w="1814"/>
+          </w:tcPr>
+          <w:p>
+            <w:pPr>
+              <w:ind w:firstLine="0"/>
+            </w:pPr>
+            <w:r>
+              <w:rPr>
+                <w:rFonts w:ascii="Times New Roman" w:hAnsi="Times New Roman" w:eastAsia="宋体"/>
+                <w:sz w:val="20"/>
+              </w:rPr>
+            </w:r>
+          </w:p>
+        </w:tc>
+        <w:tc>
+          <w:tcPr>
+            <w:tcW w:type="dxa" w:w="1814"/>
           </w:tcPr>
           <w:p>
             <w:pPr>
@@ -6471,7 +6471,7 @@
       <w:tr>
         <w:tc>
           <w:tcPr>
-            <w:tcW w:type="dxa" w:w="2296"/>
+            <w:tcW w:type="dxa" w:w="1814"/>
           </w:tcPr>
           <w:p>
             <w:pPr>
@@ -6488,7 +6488,7 @@
         </w:tc>
         <w:tc>
           <w:tcPr>
-            <w:tcW w:type="dxa" w:w="4248"/>
+            <w:tcW w:type="dxa" w:w="1814"/>
           </w:tcPr>
           <w:p>
             <w:pPr>
@@ -6505,7 +6505,7 @@
         </w:tc>
         <w:tc>
           <w:tcPr>
-            <w:tcW w:type="dxa" w:w="1701"/>
+            <w:tcW w:type="dxa" w:w="1814"/>
           </w:tcPr>
           <w:p>
             <w:pPr>
@@ -6522,23 +6522,23 @@
         </w:tc>
         <w:tc>
           <w:tcPr>
-            <w:tcW w:type="dxa" w:w="1701"/>
-          </w:tcPr>
-          <w:p>
-            <w:pPr>
-              <w:ind w:firstLine="0"/>
-            </w:pPr>
-            <w:r>
-              <w:rPr>
-                <w:rFonts w:ascii="Times New Roman" w:hAnsi="Times New Roman" w:eastAsia="宋体"/>
-                <w:sz w:val="20"/>
-              </w:rPr>
-            </w:r>
-          </w:p>
-        </w:tc>
-        <w:tc>
-          <w:tcPr>
-            <w:tcW w:type="dxa" w:w="1701"/>
+            <w:tcW w:type="dxa" w:w="1814"/>
+          </w:tcPr>
+          <w:p>
+            <w:pPr>
+              <w:ind w:firstLine="0"/>
+            </w:pPr>
+            <w:r>
+              <w:rPr>
+                <w:rFonts w:ascii="Times New Roman" w:hAnsi="Times New Roman" w:eastAsia="宋体"/>
+                <w:sz w:val="20"/>
+              </w:rPr>
+            </w:r>
+          </w:p>
+        </w:tc>
+        <w:tc>
+          <w:tcPr>
+            <w:tcW w:type="dxa" w:w="1814"/>
           </w:tcPr>
           <w:p>
             <w:pPr>
@@ -6557,7 +6557,7 @@
       <w:tr>
         <w:tc>
           <w:tcPr>
-            <w:tcW w:type="dxa" w:w="2296"/>
+            <w:tcW w:type="dxa" w:w="1814"/>
           </w:tcPr>
           <w:p>
             <w:pPr>
@@ -6574,7 +6574,7 @@
         </w:tc>
         <w:tc>
           <w:tcPr>
-            <w:tcW w:type="dxa" w:w="4248"/>
+            <w:tcW w:type="dxa" w:w="1814"/>
           </w:tcPr>
           <w:p>
             <w:pPr>
@@ -6591,7 +6591,7 @@
         </w:tc>
         <w:tc>
           <w:tcPr>
-            <w:tcW w:type="dxa" w:w="1701"/>
+            <w:tcW w:type="dxa" w:w="1814"/>
           </w:tcPr>
           <w:p>
             <w:pPr>
@@ -6608,23 +6608,23 @@
         </w:tc>
         <w:tc>
           <w:tcPr>
-            <w:tcW w:type="dxa" w:w="1701"/>
-          </w:tcPr>
-          <w:p>
-            <w:pPr>
-              <w:ind w:firstLine="0"/>
-            </w:pPr>
-            <w:r>
-              <w:rPr>
-                <w:rFonts w:ascii="Times New Roman" w:hAnsi="Times New Roman" w:eastAsia="宋体"/>
-                <w:sz w:val="20"/>
-              </w:rPr>
-            </w:r>
-          </w:p>
-        </w:tc>
-        <w:tc>
-          <w:tcPr>
-            <w:tcW w:type="dxa" w:w="1701"/>
+            <w:tcW w:type="dxa" w:w="1814"/>
+          </w:tcPr>
+          <w:p>
+            <w:pPr>
+              <w:ind w:firstLine="0"/>
+            </w:pPr>
+            <w:r>
+              <w:rPr>
+                <w:rFonts w:ascii="Times New Roman" w:hAnsi="Times New Roman" w:eastAsia="宋体"/>
+                <w:sz w:val="20"/>
+              </w:rPr>
+            </w:r>
+          </w:p>
+        </w:tc>
+        <w:tc>
+          <w:tcPr>
+            <w:tcW w:type="dxa" w:w="1814"/>
           </w:tcPr>
           <w:p>
             <w:pPr>
@@ -6643,7 +6643,7 @@
       <w:tr>
         <w:tc>
           <w:tcPr>
-            <w:tcW w:type="dxa" w:w="2296"/>
+            <w:tcW w:type="dxa" w:w="1814"/>
           </w:tcPr>
           <w:p>
             <w:pPr>
@@ -6660,7 +6660,7 @@
         </w:tc>
         <w:tc>
           <w:tcPr>
-            <w:tcW w:type="dxa" w:w="4248"/>
+            <w:tcW w:type="dxa" w:w="1814"/>
           </w:tcPr>
           <w:p>
             <w:pPr>
@@ -6677,7 +6677,7 @@
         </w:tc>
         <w:tc>
           <w:tcPr>
-            <w:tcW w:type="dxa" w:w="1701"/>
+            <w:tcW w:type="dxa" w:w="1814"/>
           </w:tcPr>
           <w:p>
             <w:pPr>
@@ -6694,7 +6694,7 @@
         </w:tc>
         <w:tc>
           <w:tcPr>
-            <w:tcW w:type="dxa" w:w="1701"/>
+            <w:tcW w:type="dxa" w:w="1814"/>
           </w:tcPr>
           <w:p>
             <w:pPr>
@@ -6711,7 +6711,7 @@
         </w:tc>
         <w:tc>
           <w:tcPr>
-            <w:tcW w:type="dxa" w:w="1701"/>
+            <w:tcW w:type="dxa" w:w="1814"/>
           </w:tcPr>
           <w:p>
             <w:pPr>
@@ -6730,7 +6730,7 @@
       <w:tr>
         <w:tc>
           <w:tcPr>
-            <w:tcW w:type="dxa" w:w="2296"/>
+            <w:tcW w:type="dxa" w:w="1814"/>
           </w:tcPr>
           <w:p>
             <w:pPr>
@@ -6747,7 +6747,7 @@
         </w:tc>
         <w:tc>
           <w:tcPr>
-            <w:tcW w:type="dxa" w:w="4248"/>
+            <w:tcW w:type="dxa" w:w="1814"/>
           </w:tcPr>
           <w:p>
             <w:pPr>
@@ -6764,7 +6764,7 @@
         </w:tc>
         <w:tc>
           <w:tcPr>
-            <w:tcW w:type="dxa" w:w="1701"/>
+            <w:tcW w:type="dxa" w:w="1814"/>
           </w:tcPr>
           <w:p>
             <w:pPr>
@@ -6781,23 +6781,23 @@
         </w:tc>
         <w:tc>
           <w:tcPr>
-            <w:tcW w:type="dxa" w:w="1701"/>
-          </w:tcPr>
-          <w:p>
-            <w:pPr>
-              <w:ind w:firstLine="0"/>
-            </w:pPr>
-            <w:r>
-              <w:rPr>
-                <w:rFonts w:ascii="Times New Roman" w:hAnsi="Times New Roman" w:eastAsia="宋体"/>
-                <w:sz w:val="20"/>
-              </w:rPr>
-            </w:r>
-          </w:p>
-        </w:tc>
-        <w:tc>
-          <w:tcPr>
-            <w:tcW w:type="dxa" w:w="1701"/>
+            <w:tcW w:type="dxa" w:w="1814"/>
+          </w:tcPr>
+          <w:p>
+            <w:pPr>
+              <w:ind w:firstLine="0"/>
+            </w:pPr>
+            <w:r>
+              <w:rPr>
+                <w:rFonts w:ascii="Times New Roman" w:hAnsi="Times New Roman" w:eastAsia="宋体"/>
+                <w:sz w:val="20"/>
+              </w:rPr>
+            </w:r>
+          </w:p>
+        </w:tc>
+        <w:tc>
+          <w:tcPr>
+            <w:tcW w:type="dxa" w:w="1814"/>
           </w:tcPr>
           <w:p>
             <w:pPr>
@@ -6816,7 +6816,7 @@
       <w:tr>
         <w:tc>
           <w:tcPr>
-            <w:tcW w:type="dxa" w:w="2296"/>
+            <w:tcW w:type="dxa" w:w="1814"/>
           </w:tcPr>
           <w:p>
             <w:pPr>
@@ -6833,7 +6833,7 @@
         </w:tc>
         <w:tc>
           <w:tcPr>
-            <w:tcW w:type="dxa" w:w="4248"/>
+            <w:tcW w:type="dxa" w:w="1814"/>
           </w:tcPr>
           <w:p>
             <w:pPr>
@@ -6850,7 +6850,7 @@
         </w:tc>
         <w:tc>
           <w:tcPr>
-            <w:tcW w:type="dxa" w:w="1701"/>
+            <w:tcW w:type="dxa" w:w="1814"/>
           </w:tcPr>
           <w:p>
             <w:pPr>
@@ -6867,23 +6867,23 @@
         </w:tc>
         <w:tc>
           <w:tcPr>
-            <w:tcW w:type="dxa" w:w="1701"/>
-          </w:tcPr>
-          <w:p>
-            <w:pPr>
-              <w:ind w:firstLine="0"/>
-            </w:pPr>
-            <w:r>
-              <w:rPr>
-                <w:rFonts w:ascii="Times New Roman" w:hAnsi="Times New Roman" w:eastAsia="宋体"/>
-                <w:sz w:val="20"/>
-              </w:rPr>
-            </w:r>
-          </w:p>
-        </w:tc>
-        <w:tc>
-          <w:tcPr>
-            <w:tcW w:type="dxa" w:w="1701"/>
+            <w:tcW w:type="dxa" w:w="1814"/>
+          </w:tcPr>
+          <w:p>
+            <w:pPr>
+              <w:ind w:firstLine="0"/>
+            </w:pPr>
+            <w:r>
+              <w:rPr>
+                <w:rFonts w:ascii="Times New Roman" w:hAnsi="Times New Roman" w:eastAsia="宋体"/>
+                <w:sz w:val="20"/>
+              </w:rPr>
+            </w:r>
+          </w:p>
+        </w:tc>
+        <w:tc>
+          <w:tcPr>
+            <w:tcW w:type="dxa" w:w="1814"/>
           </w:tcPr>
           <w:p>
             <w:pPr>
@@ -6902,7 +6902,7 @@
       <w:tr>
         <w:tc>
           <w:tcPr>
-            <w:tcW w:type="dxa" w:w="2296"/>
+            <w:tcW w:type="dxa" w:w="1814"/>
           </w:tcPr>
           <w:p>
             <w:pPr>
@@ -6919,7 +6919,7 @@
         </w:tc>
         <w:tc>
           <w:tcPr>
-            <w:tcW w:type="dxa" w:w="4248"/>
+            <w:tcW w:type="dxa" w:w="1814"/>
           </w:tcPr>
           <w:p>
             <w:pPr>
@@ -6936,7 +6936,7 @@
         </w:tc>
         <w:tc>
           <w:tcPr>
-            <w:tcW w:type="dxa" w:w="1701"/>
+            <w:tcW w:type="dxa" w:w="1814"/>
           </w:tcPr>
           <w:p>
             <w:pPr>
@@ -6953,23 +6953,23 @@
         </w:tc>
         <w:tc>
           <w:tcPr>
-            <w:tcW w:type="dxa" w:w="1701"/>
-          </w:tcPr>
-          <w:p>
-            <w:pPr>
-              <w:ind w:firstLine="0"/>
-            </w:pPr>
-            <w:r>
-              <w:rPr>
-                <w:rFonts w:ascii="Times New Roman" w:hAnsi="Times New Roman" w:eastAsia="宋体"/>
-                <w:sz w:val="20"/>
-              </w:rPr>
-            </w:r>
-          </w:p>
-        </w:tc>
-        <w:tc>
-          <w:tcPr>
-            <w:tcW w:type="dxa" w:w="1701"/>
+            <w:tcW w:type="dxa" w:w="1814"/>
+          </w:tcPr>
+          <w:p>
+            <w:pPr>
+              <w:ind w:firstLine="0"/>
+            </w:pPr>
+            <w:r>
+              <w:rPr>
+                <w:rFonts w:ascii="Times New Roman" w:hAnsi="Times New Roman" w:eastAsia="宋体"/>
+                <w:sz w:val="20"/>
+              </w:rPr>
+            </w:r>
+          </w:p>
+        </w:tc>
+        <w:tc>
+          <w:tcPr>
+            <w:tcW w:type="dxa" w:w="1814"/>
           </w:tcPr>
           <w:p>
             <w:pPr>
@@ -7000,7 +7000,7 @@
         <w:tblStyle w:val="TableGrid"/>
         <w:tblW w:type="auto" w:w="0"/>
         <w:jc w:val="center"/>
-        <w:tblLayout w:type="fixed"/>
+        <w:tblLayout w:type="autofit"/>
         <w:tblLook w:firstColumn="1" w:firstRow="1" w:lastColumn="0" w:lastRow="0" w:noHBand="0" w:noVBand="1" w:val="04A0"/>
       </w:tblPr>
       <w:tblGrid>
@@ -7013,7 +7013,7 @@
       <w:tr>
         <w:tc>
           <w:tcPr>
-            <w:tcW w:type="dxa" w:w="2326"/>
+            <w:tcW w:type="dxa" w:w="1814"/>
           </w:tcPr>
           <w:p>
             <w:pPr>
@@ -7031,7 +7031,7 @@
         </w:tc>
         <w:tc>
           <w:tcPr>
-            <w:tcW w:type="dxa" w:w="2326"/>
+            <w:tcW w:type="dxa" w:w="1814"/>
           </w:tcPr>
           <w:p>
             <w:pPr>
@@ -7049,7 +7049,7 @@
         </w:tc>
         <w:tc>
           <w:tcPr>
-            <w:tcW w:type="dxa" w:w="1701"/>
+            <w:tcW w:type="dxa" w:w="1814"/>
           </w:tcPr>
           <w:p>
             <w:pPr>
@@ -7067,7 +7067,7 @@
         </w:tc>
         <w:tc>
           <w:tcPr>
-            <w:tcW w:type="dxa" w:w="1701"/>
+            <w:tcW w:type="dxa" w:w="1814"/>
           </w:tcPr>
           <w:p>
             <w:pPr>
@@ -7085,7 +7085,7 @@
         </w:tc>
         <w:tc>
           <w:tcPr>
-            <w:tcW w:type="dxa" w:w="2558"/>
+            <w:tcW w:type="dxa" w:w="1814"/>
           </w:tcPr>
           <w:p>
             <w:pPr>
@@ -7105,7 +7105,7 @@
       <w:tr>
         <w:tc>
           <w:tcPr>
-            <w:tcW w:type="dxa" w:w="2326"/>
+            <w:tcW w:type="dxa" w:w="1814"/>
           </w:tcPr>
           <w:p>
             <w:pPr>
@@ -7122,7 +7122,7 @@
         </w:tc>
         <w:tc>
           <w:tcPr>
-            <w:tcW w:type="dxa" w:w="2326"/>
+            <w:tcW w:type="dxa" w:w="1814"/>
           </w:tcPr>
           <w:p>
             <w:pPr>
@@ -7139,7 +7139,7 @@
         </w:tc>
         <w:tc>
           <w:tcPr>
-            <w:tcW w:type="dxa" w:w="1701"/>
+            <w:tcW w:type="dxa" w:w="1814"/>
           </w:tcPr>
           <w:p>
             <w:pPr>
@@ -7156,7 +7156,7 @@
         </w:tc>
         <w:tc>
           <w:tcPr>
-            <w:tcW w:type="dxa" w:w="1701"/>
+            <w:tcW w:type="dxa" w:w="1814"/>
           </w:tcPr>
           <w:p>
             <w:pPr>
@@ -7173,7 +7173,7 @@
         </w:tc>
         <w:tc>
           <w:tcPr>
-            <w:tcW w:type="dxa" w:w="2558"/>
+            <w:tcW w:type="dxa" w:w="1814"/>
           </w:tcPr>
           <w:p>
             <w:pPr>
@@ -7192,7 +7192,7 @@
       <w:tr>
         <w:tc>
           <w:tcPr>
-            <w:tcW w:type="dxa" w:w="2326"/>
+            <w:tcW w:type="dxa" w:w="1814"/>
           </w:tcPr>
           <w:p>
             <w:pPr>
@@ -7209,7 +7209,7 @@
         </w:tc>
         <w:tc>
           <w:tcPr>
-            <w:tcW w:type="dxa" w:w="2326"/>
+            <w:tcW w:type="dxa" w:w="1814"/>
           </w:tcPr>
           <w:p>
             <w:pPr>
@@ -7226,7 +7226,7 @@
         </w:tc>
         <w:tc>
           <w:tcPr>
-            <w:tcW w:type="dxa" w:w="1701"/>
+            <w:tcW w:type="dxa" w:w="1814"/>
           </w:tcPr>
           <w:p>
             <w:pPr>
@@ -7243,7 +7243,7 @@
         </w:tc>
         <w:tc>
           <w:tcPr>
-            <w:tcW w:type="dxa" w:w="1701"/>
+            <w:tcW w:type="dxa" w:w="1814"/>
           </w:tcPr>
           <w:p>
             <w:pPr>
@@ -7260,7 +7260,7 @@
         </w:tc>
         <w:tc>
           <w:tcPr>
-            <w:tcW w:type="dxa" w:w="2558"/>
+            <w:tcW w:type="dxa" w:w="1814"/>
           </w:tcPr>
           <w:p>
             <w:pPr>
@@ -7279,7 +7279,7 @@
       <w:tr>
         <w:tc>
           <w:tcPr>
-            <w:tcW w:type="dxa" w:w="2326"/>
+            <w:tcW w:type="dxa" w:w="1814"/>
           </w:tcPr>
           <w:p>
             <w:pPr>
@@ -7296,7 +7296,7 @@
         </w:tc>
         <w:tc>
           <w:tcPr>
-            <w:tcW w:type="dxa" w:w="2326"/>
+            <w:tcW w:type="dxa" w:w="1814"/>
           </w:tcPr>
           <w:p>
             <w:pPr>
@@ -7313,7 +7313,7 @@
         </w:tc>
         <w:tc>
           <w:tcPr>
-            <w:tcW w:type="dxa" w:w="1701"/>
+            <w:tcW w:type="dxa" w:w="1814"/>
           </w:tcPr>
           <w:p>
             <w:pPr>
@@ -7330,7 +7330,7 @@
         </w:tc>
         <w:tc>
           <w:tcPr>
-            <w:tcW w:type="dxa" w:w="1701"/>
+            <w:tcW w:type="dxa" w:w="1814"/>
           </w:tcPr>
           <w:p>
             <w:pPr>
@@ -7347,7 +7347,7 @@
         </w:tc>
         <w:tc>
           <w:tcPr>
-            <w:tcW w:type="dxa" w:w="2558"/>
+            <w:tcW w:type="dxa" w:w="1814"/>
           </w:tcPr>
           <w:p>
             <w:pPr>
@@ -7366,7 +7366,7 @@
       <w:tr>
         <w:tc>
           <w:tcPr>
-            <w:tcW w:type="dxa" w:w="2326"/>
+            <w:tcW w:type="dxa" w:w="1814"/>
           </w:tcPr>
           <w:p>
             <w:pPr>
@@ -7383,7 +7383,7 @@
         </w:tc>
         <w:tc>
           <w:tcPr>
-            <w:tcW w:type="dxa" w:w="2326"/>
+            <w:tcW w:type="dxa" w:w="1814"/>
           </w:tcPr>
           <w:p>
             <w:pPr>
@@ -7400,7 +7400,7 @@
         </w:tc>
         <w:tc>
           <w:tcPr>
-            <w:tcW w:type="dxa" w:w="1701"/>
+            <w:tcW w:type="dxa" w:w="1814"/>
           </w:tcPr>
           <w:p>
             <w:pPr>
@@ -7417,23 +7417,23 @@
         </w:tc>
         <w:tc>
           <w:tcPr>
-            <w:tcW w:type="dxa" w:w="1701"/>
-          </w:tcPr>
-          <w:p>
-            <w:pPr>
-              <w:ind w:firstLine="0"/>
-            </w:pPr>
-            <w:r>
-              <w:rPr>
-                <w:rFonts w:ascii="Times New Roman" w:hAnsi="Times New Roman" w:eastAsia="宋体"/>
-                <w:sz w:val="20"/>
-              </w:rPr>
-            </w:r>
-          </w:p>
-        </w:tc>
-        <w:tc>
-          <w:tcPr>
-            <w:tcW w:type="dxa" w:w="2558"/>
+            <w:tcW w:type="dxa" w:w="1814"/>
+          </w:tcPr>
+          <w:p>
+            <w:pPr>
+              <w:ind w:firstLine="0"/>
+            </w:pPr>
+            <w:r>
+              <w:rPr>
+                <w:rFonts w:ascii="Times New Roman" w:hAnsi="Times New Roman" w:eastAsia="宋体"/>
+                <w:sz w:val="20"/>
+              </w:rPr>
+            </w:r>
+          </w:p>
+        </w:tc>
+        <w:tc>
+          <w:tcPr>
+            <w:tcW w:type="dxa" w:w="1814"/>
           </w:tcPr>
           <w:p>
             <w:pPr>
@@ -7452,7 +7452,7 @@
       <w:tr>
         <w:tc>
           <w:tcPr>
-            <w:tcW w:type="dxa" w:w="2326"/>
+            <w:tcW w:type="dxa" w:w="1814"/>
           </w:tcPr>
           <w:p>
             <w:pPr>
@@ -7469,7 +7469,7 @@
         </w:tc>
         <w:tc>
           <w:tcPr>
-            <w:tcW w:type="dxa" w:w="2326"/>
+            <w:tcW w:type="dxa" w:w="1814"/>
           </w:tcPr>
           <w:p>
             <w:pPr>
@@ -7486,7 +7486,7 @@
         </w:tc>
         <w:tc>
           <w:tcPr>
-            <w:tcW w:type="dxa" w:w="1701"/>
+            <w:tcW w:type="dxa" w:w="1814"/>
           </w:tcPr>
           <w:p>
             <w:pPr>
@@ -7503,23 +7503,23 @@
         </w:tc>
         <w:tc>
           <w:tcPr>
-            <w:tcW w:type="dxa" w:w="1701"/>
-          </w:tcPr>
-          <w:p>
-            <w:pPr>
-              <w:ind w:firstLine="0"/>
-            </w:pPr>
-            <w:r>
-              <w:rPr>
-                <w:rFonts w:ascii="Times New Roman" w:hAnsi="Times New Roman" w:eastAsia="宋体"/>
-                <w:sz w:val="20"/>
-              </w:rPr>
-            </w:r>
-          </w:p>
-        </w:tc>
-        <w:tc>
-          <w:tcPr>
-            <w:tcW w:type="dxa" w:w="2558"/>
+            <w:tcW w:type="dxa" w:w="1814"/>
+          </w:tcPr>
+          <w:p>
+            <w:pPr>
+              <w:ind w:firstLine="0"/>
+            </w:pPr>
+            <w:r>
+              <w:rPr>
+                <w:rFonts w:ascii="Times New Roman" w:hAnsi="Times New Roman" w:eastAsia="宋体"/>
+                <w:sz w:val="20"/>
+              </w:rPr>
+            </w:r>
+          </w:p>
+        </w:tc>
+        <w:tc>
+          <w:tcPr>
+            <w:tcW w:type="dxa" w:w="1814"/>
           </w:tcPr>
           <w:p>
             <w:pPr>
@@ -7550,7 +7550,7 @@
         <w:tblStyle w:val="TableGrid"/>
         <w:tblW w:type="auto" w:w="0"/>
         <w:jc w:val="center"/>
-        <w:tblLayout w:type="fixed"/>
+        <w:tblLayout w:type="autofit"/>
         <w:tblLook w:firstColumn="1" w:firstRow="1" w:lastColumn="0" w:lastRow="0" w:noHBand="0" w:noVBand="1" w:val="04A0"/>
       </w:tblPr>
       <w:tblGrid>
@@ -7563,7 +7563,7 @@
       <w:tr>
         <w:tc>
           <w:tcPr>
-            <w:tcW w:type="dxa" w:w="1701"/>
+            <w:tcW w:type="dxa" w:w="1814"/>
           </w:tcPr>
           <w:p>
             <w:pPr>
@@ -7581,7 +7581,7 @@
         </w:tc>
         <w:tc>
           <w:tcPr>
-            <w:tcW w:type="dxa" w:w="6195"/>
+            <w:tcW w:type="dxa" w:w="1814"/>
           </w:tcPr>
           <w:p>
             <w:pPr>
@@ -7599,7 +7599,7 @@
         </w:tc>
         <w:tc>
           <w:tcPr>
-            <w:tcW w:type="dxa" w:w="1701"/>
+            <w:tcW w:type="dxa" w:w="1814"/>
           </w:tcPr>
           <w:p>
             <w:pPr>
@@ -7617,7 +7617,7 @@
         </w:tc>
         <w:tc>
           <w:tcPr>
-            <w:tcW w:type="dxa" w:w="1701"/>
+            <w:tcW w:type="dxa" w:w="1814"/>
           </w:tcPr>
           <w:p>
             <w:pPr>
@@ -7635,7 +7635,7 @@
         </w:tc>
         <w:tc>
           <w:tcPr>
-            <w:tcW w:type="dxa" w:w="1701"/>
+            <w:tcW w:type="dxa" w:w="1814"/>
           </w:tcPr>
           <w:p>
             <w:pPr>
@@ -7655,7 +7655,7 @@
       <w:tr>
         <w:tc>
           <w:tcPr>
-            <w:tcW w:type="dxa" w:w="1701"/>
+            <w:tcW w:type="dxa" w:w="1814"/>
           </w:tcPr>
           <w:p>
             <w:pPr>
@@ -7672,7 +7672,7 @@
         </w:tc>
         <w:tc>
           <w:tcPr>
-            <w:tcW w:type="dxa" w:w="6195"/>
+            <w:tcW w:type="dxa" w:w="1814"/>
           </w:tcPr>
           <w:p>
             <w:pPr>
@@ -7689,7 +7689,7 @@
         </w:tc>
         <w:tc>
           <w:tcPr>
-            <w:tcW w:type="dxa" w:w="1701"/>
+            <w:tcW w:type="dxa" w:w="1814"/>
           </w:tcPr>
           <w:p>
             <w:pPr>
@@ -7706,7 +7706,7 @@
         </w:tc>
         <w:tc>
           <w:tcPr>
-            <w:tcW w:type="dxa" w:w="1701"/>
+            <w:tcW w:type="dxa" w:w="1814"/>
           </w:tcPr>
           <w:p>
             <w:pPr>
@@ -7723,7 +7723,7 @@
         </w:tc>
         <w:tc>
           <w:tcPr>
-            <w:tcW w:type="dxa" w:w="1701"/>
+            <w:tcW w:type="dxa" w:w="1814"/>
           </w:tcPr>
           <w:p>
             <w:pPr>
@@ -7742,7 +7742,7 @@
       <w:tr>
         <w:tc>
           <w:tcPr>
-            <w:tcW w:type="dxa" w:w="1701"/>
+            <w:tcW w:type="dxa" w:w="1814"/>
           </w:tcPr>
           <w:p>
             <w:pPr>
@@ -7759,7 +7759,7 @@
         </w:tc>
         <w:tc>
           <w:tcPr>
-            <w:tcW w:type="dxa" w:w="6195"/>
+            <w:tcW w:type="dxa" w:w="1814"/>
           </w:tcPr>
           <w:p>
             <w:pPr>
@@ -7776,7 +7776,7 @@
         </w:tc>
         <w:tc>
           <w:tcPr>
-            <w:tcW w:type="dxa" w:w="1701"/>
+            <w:tcW w:type="dxa" w:w="1814"/>
           </w:tcPr>
           <w:p>
             <w:pPr>
@@ -7793,7 +7793,7 @@
         </w:tc>
         <w:tc>
           <w:tcPr>
-            <w:tcW w:type="dxa" w:w="1701"/>
+            <w:tcW w:type="dxa" w:w="1814"/>
           </w:tcPr>
           <w:p>
             <w:pPr>
@@ -7810,7 +7810,7 @@
         </w:tc>
         <w:tc>
           <w:tcPr>
-            <w:tcW w:type="dxa" w:w="1701"/>
+            <w:tcW w:type="dxa" w:w="1814"/>
           </w:tcPr>
           <w:p>
             <w:pPr>
@@ -7829,7 +7829,7 @@
       <w:tr>
         <w:tc>
           <w:tcPr>
-            <w:tcW w:type="dxa" w:w="1701"/>
+            <w:tcW w:type="dxa" w:w="1814"/>
           </w:tcPr>
           <w:p>
             <w:pPr>
@@ -7846,7 +7846,7 @@
         </w:tc>
         <w:tc>
           <w:tcPr>
-            <w:tcW w:type="dxa" w:w="6195"/>
+            <w:tcW w:type="dxa" w:w="1814"/>
           </w:tcPr>
           <w:p>
             <w:pPr>
@@ -7863,7 +7863,7 @@
         </w:tc>
         <w:tc>
           <w:tcPr>
-            <w:tcW w:type="dxa" w:w="1701"/>
+            <w:tcW w:type="dxa" w:w="1814"/>
           </w:tcPr>
           <w:p>
             <w:pPr>
@@ -7880,7 +7880,7 @@
         </w:tc>
         <w:tc>
           <w:tcPr>
-            <w:tcW w:type="dxa" w:w="1701"/>
+            <w:tcW w:type="dxa" w:w="1814"/>
           </w:tcPr>
           <w:p>
             <w:pPr>
@@ -7897,7 +7897,7 @@
         </w:tc>
         <w:tc>
           <w:tcPr>
-            <w:tcW w:type="dxa" w:w="1701"/>
+            <w:tcW w:type="dxa" w:w="1814"/>
           </w:tcPr>
           <w:p>
             <w:pPr>
@@ -7916,7 +7916,7 @@
       <w:tr>
         <w:tc>
           <w:tcPr>
-            <w:tcW w:type="dxa" w:w="1701"/>
+            <w:tcW w:type="dxa" w:w="1814"/>
           </w:tcPr>
           <w:p>
             <w:pPr>
@@ -7933,7 +7933,7 @@
         </w:tc>
         <w:tc>
           <w:tcPr>
-            <w:tcW w:type="dxa" w:w="6195"/>
+            <w:tcW w:type="dxa" w:w="1814"/>
           </w:tcPr>
           <w:p>
             <w:pPr>
@@ -7950,7 +7950,7 @@
         </w:tc>
         <w:tc>
           <w:tcPr>
-            <w:tcW w:type="dxa" w:w="1701"/>
+            <w:tcW w:type="dxa" w:w="1814"/>
           </w:tcPr>
           <w:p>
             <w:pPr>
@@ -7967,23 +7967,23 @@
         </w:tc>
         <w:tc>
           <w:tcPr>
-            <w:tcW w:type="dxa" w:w="1701"/>
-          </w:tcPr>
-          <w:p>
-            <w:pPr>
-              <w:ind w:firstLine="0"/>
-            </w:pPr>
-            <w:r>
-              <w:rPr>
-                <w:rFonts w:ascii="Times New Roman" w:hAnsi="Times New Roman" w:eastAsia="宋体"/>
-                <w:sz w:val="20"/>
-              </w:rPr>
-            </w:r>
-          </w:p>
-        </w:tc>
-        <w:tc>
-          <w:tcPr>
-            <w:tcW w:type="dxa" w:w="1701"/>
+            <w:tcW w:type="dxa" w:w="1814"/>
+          </w:tcPr>
+          <w:p>
+            <w:pPr>
+              <w:ind w:firstLine="0"/>
+            </w:pPr>
+            <w:r>
+              <w:rPr>
+                <w:rFonts w:ascii="Times New Roman" w:hAnsi="Times New Roman" w:eastAsia="宋体"/>
+                <w:sz w:val="20"/>
+              </w:rPr>
+            </w:r>
+          </w:p>
+        </w:tc>
+        <w:tc>
+          <w:tcPr>
+            <w:tcW w:type="dxa" w:w="1814"/>
           </w:tcPr>
           <w:p>
             <w:pPr>
@@ -8002,7 +8002,7 @@
       <w:tr>
         <w:tc>
           <w:tcPr>
-            <w:tcW w:type="dxa" w:w="1701"/>
+            <w:tcW w:type="dxa" w:w="1814"/>
           </w:tcPr>
           <w:p>
             <w:pPr>
@@ -8019,7 +8019,7 @@
         </w:tc>
         <w:tc>
           <w:tcPr>
-            <w:tcW w:type="dxa" w:w="6195"/>
+            <w:tcW w:type="dxa" w:w="1814"/>
           </w:tcPr>
           <w:p>
             <w:pPr>
@@ -8036,7 +8036,7 @@
         </w:tc>
         <w:tc>
           <w:tcPr>
-            <w:tcW w:type="dxa" w:w="1701"/>
+            <w:tcW w:type="dxa" w:w="1814"/>
           </w:tcPr>
           <w:p>
             <w:pPr>
@@ -8053,23 +8053,23 @@
         </w:tc>
         <w:tc>
           <w:tcPr>
-            <w:tcW w:type="dxa" w:w="1701"/>
-          </w:tcPr>
-          <w:p>
-            <w:pPr>
-              <w:ind w:firstLine="0"/>
-            </w:pPr>
-            <w:r>
-              <w:rPr>
-                <w:rFonts w:ascii="Times New Roman" w:hAnsi="Times New Roman" w:eastAsia="宋体"/>
-                <w:sz w:val="20"/>
-              </w:rPr>
-            </w:r>
-          </w:p>
-        </w:tc>
-        <w:tc>
-          <w:tcPr>
-            <w:tcW w:type="dxa" w:w="1701"/>
+            <w:tcW w:type="dxa" w:w="1814"/>
+          </w:tcPr>
+          <w:p>
+            <w:pPr>
+              <w:ind w:firstLine="0"/>
+            </w:pPr>
+            <w:r>
+              <w:rPr>
+                <w:rFonts w:ascii="Times New Roman" w:hAnsi="Times New Roman" w:eastAsia="宋体"/>
+                <w:sz w:val="20"/>
+              </w:rPr>
+            </w:r>
+          </w:p>
+        </w:tc>
+        <w:tc>
+          <w:tcPr>
+            <w:tcW w:type="dxa" w:w="1814"/>
           </w:tcPr>
           <w:p>
             <w:pPr>
@@ -8088,7 +8088,7 @@
       <w:tr>
         <w:tc>
           <w:tcPr>
-            <w:tcW w:type="dxa" w:w="1701"/>
+            <w:tcW w:type="dxa" w:w="1814"/>
           </w:tcPr>
           <w:p>
             <w:pPr>
@@ -8105,7 +8105,7 @@
         </w:tc>
         <w:tc>
           <w:tcPr>
-            <w:tcW w:type="dxa" w:w="6195"/>
+            <w:tcW w:type="dxa" w:w="1814"/>
           </w:tcPr>
           <w:p>
             <w:pPr>
@@ -8122,7 +8122,7 @@
         </w:tc>
         <w:tc>
           <w:tcPr>
-            <w:tcW w:type="dxa" w:w="1701"/>
+            <w:tcW w:type="dxa" w:w="1814"/>
           </w:tcPr>
           <w:p>
             <w:pPr>
@@ -8139,23 +8139,23 @@
         </w:tc>
         <w:tc>
           <w:tcPr>
-            <w:tcW w:type="dxa" w:w="1701"/>
-          </w:tcPr>
-          <w:p>
-            <w:pPr>
-              <w:ind w:firstLine="0"/>
-            </w:pPr>
-            <w:r>
-              <w:rPr>
-                <w:rFonts w:ascii="Times New Roman" w:hAnsi="Times New Roman" w:eastAsia="宋体"/>
-                <w:sz w:val="20"/>
-              </w:rPr>
-            </w:r>
-          </w:p>
-        </w:tc>
-        <w:tc>
-          <w:tcPr>
-            <w:tcW w:type="dxa" w:w="1701"/>
+            <w:tcW w:type="dxa" w:w="1814"/>
+          </w:tcPr>
+          <w:p>
+            <w:pPr>
+              <w:ind w:firstLine="0"/>
+            </w:pPr>
+            <w:r>
+              <w:rPr>
+                <w:rFonts w:ascii="Times New Roman" w:hAnsi="Times New Roman" w:eastAsia="宋体"/>
+                <w:sz w:val="20"/>
+              </w:rPr>
+            </w:r>
+          </w:p>
+        </w:tc>
+        <w:tc>
+          <w:tcPr>
+            <w:tcW w:type="dxa" w:w="1814"/>
           </w:tcPr>
           <w:p>
             <w:pPr>
@@ -8186,7 +8186,7 @@
         <w:tblStyle w:val="TableGrid"/>
         <w:tblW w:type="auto" w:w="0"/>
         <w:jc w:val="center"/>
-        <w:tblLayout w:type="fixed"/>
+        <w:tblLayout w:type="autofit"/>
         <w:tblLook w:firstColumn="1" w:firstRow="1" w:lastColumn="0" w:lastRow="0" w:noHBand="0" w:noVBand="1" w:val="04A0"/>
       </w:tblPr>
       <w:tblGrid>
@@ -8199,7 +8199,7 @@
       <w:tr>
         <w:tc>
           <w:tcPr>
-            <w:tcW w:type="dxa" w:w="2326"/>
+            <w:tcW w:type="dxa" w:w="1814"/>
           </w:tcPr>
           <w:p>
             <w:pPr>
@@ -8217,7 +8217,7 @@
         </w:tc>
         <w:tc>
           <w:tcPr>
-            <w:tcW w:type="dxa" w:w="2326"/>
+            <w:tcW w:type="dxa" w:w="1814"/>
           </w:tcPr>
           <w:p>
             <w:pPr>
@@ -8235,7 +8235,7 @@
         </w:tc>
         <w:tc>
           <w:tcPr>
-            <w:tcW w:type="dxa" w:w="1701"/>
+            <w:tcW w:type="dxa" w:w="1814"/>
           </w:tcPr>
           <w:p>
             <w:pPr>
@@ -8253,7 +8253,7 @@
         </w:tc>
         <w:tc>
           <w:tcPr>
-            <w:tcW w:type="dxa" w:w="1701"/>
+            <w:tcW w:type="dxa" w:w="1814"/>
           </w:tcPr>
           <w:p>
             <w:pPr>
@@ -8271,7 +8271,7 @@
         </w:tc>
         <w:tc>
           <w:tcPr>
-            <w:tcW w:type="dxa" w:w="2558"/>
+            <w:tcW w:type="dxa" w:w="1814"/>
           </w:tcPr>
           <w:p>
             <w:pPr>
@@ -8291,7 +8291,7 @@
       <w:tr>
         <w:tc>
           <w:tcPr>
-            <w:tcW w:type="dxa" w:w="2326"/>
+            <w:tcW w:type="dxa" w:w="1814"/>
           </w:tcPr>
           <w:p>
             <w:pPr>
@@ -8308,7 +8308,7 @@
         </w:tc>
         <w:tc>
           <w:tcPr>
-            <w:tcW w:type="dxa" w:w="2326"/>
+            <w:tcW w:type="dxa" w:w="1814"/>
           </w:tcPr>
           <w:p>
             <w:pPr>
@@ -8325,7 +8325,7 @@
         </w:tc>
         <w:tc>
           <w:tcPr>
-            <w:tcW w:type="dxa" w:w="1701"/>
+            <w:tcW w:type="dxa" w:w="1814"/>
           </w:tcPr>
           <w:p>
             <w:pPr>
@@ -8342,7 +8342,7 @@
         </w:tc>
         <w:tc>
           <w:tcPr>
-            <w:tcW w:type="dxa" w:w="1701"/>
+            <w:tcW w:type="dxa" w:w="1814"/>
           </w:tcPr>
           <w:p>
             <w:pPr>
@@ -8359,7 +8359,7 @@
         </w:tc>
         <w:tc>
           <w:tcPr>
-            <w:tcW w:type="dxa" w:w="2558"/>
+            <w:tcW w:type="dxa" w:w="1814"/>
           </w:tcPr>
           <w:p>
             <w:pPr>
@@ -8378,7 +8378,7 @@
       <w:tr>
         <w:tc>
           <w:tcPr>
-            <w:tcW w:type="dxa" w:w="2326"/>
+            <w:tcW w:type="dxa" w:w="1814"/>
           </w:tcPr>
           <w:p>
             <w:pPr>
@@ -8395,7 +8395,7 @@
         </w:tc>
         <w:tc>
           <w:tcPr>
-            <w:tcW w:type="dxa" w:w="2326"/>
+            <w:tcW w:type="dxa" w:w="1814"/>
           </w:tcPr>
           <w:p>
             <w:pPr>
@@ -8412,7 +8412,7 @@
         </w:tc>
         <w:tc>
           <w:tcPr>
-            <w:tcW w:type="dxa" w:w="1701"/>
+            <w:tcW w:type="dxa" w:w="1814"/>
           </w:tcPr>
           <w:p>
             <w:pPr>
@@ -8429,7 +8429,7 @@
         </w:tc>
         <w:tc>
           <w:tcPr>
-            <w:tcW w:type="dxa" w:w="1701"/>
+            <w:tcW w:type="dxa" w:w="1814"/>
           </w:tcPr>
           <w:p>
             <w:pPr>
@@ -8446,7 +8446,7 @@
         </w:tc>
         <w:tc>
           <w:tcPr>
-            <w:tcW w:type="dxa" w:w="2558"/>
+            <w:tcW w:type="dxa" w:w="1814"/>
           </w:tcPr>
           <w:p>
             <w:pPr>
@@ -8465,7 +8465,7 @@
       <w:tr>
         <w:tc>
           <w:tcPr>
-            <w:tcW w:type="dxa" w:w="2326"/>
+            <w:tcW w:type="dxa" w:w="1814"/>
           </w:tcPr>
           <w:p>
             <w:pPr>
@@ -8482,7 +8482,7 @@
         </w:tc>
         <w:tc>
           <w:tcPr>
-            <w:tcW w:type="dxa" w:w="2326"/>
+            <w:tcW w:type="dxa" w:w="1814"/>
           </w:tcPr>
           <w:p>
             <w:pPr>
@@ -8499,7 +8499,7 @@
         </w:tc>
         <w:tc>
           <w:tcPr>
-            <w:tcW w:type="dxa" w:w="1701"/>
+            <w:tcW w:type="dxa" w:w="1814"/>
           </w:tcPr>
           <w:p>
             <w:pPr>
@@ -8516,7 +8516,7 @@
         </w:tc>
         <w:tc>
           <w:tcPr>
-            <w:tcW w:type="dxa" w:w="1701"/>
+            <w:tcW w:type="dxa" w:w="1814"/>
           </w:tcPr>
           <w:p>
             <w:pPr>
@@ -8533,7 +8533,7 @@
         </w:tc>
         <w:tc>
           <w:tcPr>
-            <w:tcW w:type="dxa" w:w="2558"/>
+            <w:tcW w:type="dxa" w:w="1814"/>
           </w:tcPr>
           <w:p>
             <w:pPr>
@@ -8552,7 +8552,7 @@
       <w:tr>
         <w:tc>
           <w:tcPr>
-            <w:tcW w:type="dxa" w:w="2326"/>
+            <w:tcW w:type="dxa" w:w="1814"/>
           </w:tcPr>
           <w:p>
             <w:pPr>
@@ -8569,7 +8569,7 @@
         </w:tc>
         <w:tc>
           <w:tcPr>
-            <w:tcW w:type="dxa" w:w="2326"/>
+            <w:tcW w:type="dxa" w:w="1814"/>
           </w:tcPr>
           <w:p>
             <w:pPr>
@@ -8586,7 +8586,7 @@
         </w:tc>
         <w:tc>
           <w:tcPr>
-            <w:tcW w:type="dxa" w:w="1701"/>
+            <w:tcW w:type="dxa" w:w="1814"/>
           </w:tcPr>
           <w:p>
             <w:pPr>
@@ -8603,23 +8603,23 @@
         </w:tc>
         <w:tc>
           <w:tcPr>
-            <w:tcW w:type="dxa" w:w="1701"/>
-          </w:tcPr>
-          <w:p>
-            <w:pPr>
-              <w:ind w:firstLine="0"/>
-            </w:pPr>
-            <w:r>
-              <w:rPr>
-                <w:rFonts w:ascii="Times New Roman" w:hAnsi="Times New Roman" w:eastAsia="宋体"/>
-                <w:sz w:val="20"/>
-              </w:rPr>
-            </w:r>
-          </w:p>
-        </w:tc>
-        <w:tc>
-          <w:tcPr>
-            <w:tcW w:type="dxa" w:w="2558"/>
+            <w:tcW w:type="dxa" w:w="1814"/>
+          </w:tcPr>
+          <w:p>
+            <w:pPr>
+              <w:ind w:firstLine="0"/>
+            </w:pPr>
+            <w:r>
+              <w:rPr>
+                <w:rFonts w:ascii="Times New Roman" w:hAnsi="Times New Roman" w:eastAsia="宋体"/>
+                <w:sz w:val="20"/>
+              </w:rPr>
+            </w:r>
+          </w:p>
+        </w:tc>
+        <w:tc>
+          <w:tcPr>
+            <w:tcW w:type="dxa" w:w="1814"/>
           </w:tcPr>
           <w:p>
             <w:pPr>
@@ -8659,7 +8659,7 @@
         <w:tblStyle w:val="TableGrid"/>
         <w:tblW w:type="auto" w:w="0"/>
         <w:jc w:val="center"/>
-        <w:tblLayout w:type="fixed"/>
+        <w:tblLayout w:type="autofit"/>
         <w:tblLook w:firstColumn="1" w:firstRow="1" w:lastColumn="0" w:lastRow="0" w:noHBand="0" w:noVBand="1" w:val="04A0"/>
       </w:tblPr>
       <w:tblGrid>
@@ -8672,7 +8672,7 @@
       <w:tr>
         <w:tc>
           <w:tcPr>
-            <w:tcW w:type="dxa" w:w="2520"/>
+            <w:tcW w:type="dxa" w:w="1814"/>
           </w:tcPr>
           <w:p>
             <w:pPr>
@@ -8690,7 +8690,7 @@
         </w:tc>
         <w:tc>
           <w:tcPr>
-            <w:tcW w:type="dxa" w:w="2520"/>
+            <w:tcW w:type="dxa" w:w="1814"/>
           </w:tcPr>
           <w:p>
             <w:pPr>
@@ -8708,7 +8708,7 @@
         </w:tc>
         <w:tc>
           <w:tcPr>
-            <w:tcW w:type="dxa" w:w="1701"/>
+            <w:tcW w:type="dxa" w:w="1814"/>
           </w:tcPr>
           <w:p>
             <w:pPr>
@@ -8726,7 +8726,7 @@
         </w:tc>
         <w:tc>
           <w:tcPr>
-            <w:tcW w:type="dxa" w:w="1701"/>
+            <w:tcW w:type="dxa" w:w="1814"/>
           </w:tcPr>
           <w:p>
             <w:pPr>
@@ -8744,7 +8744,7 @@
         </w:tc>
         <w:tc>
           <w:tcPr>
-            <w:tcW w:type="dxa" w:w="2016"/>
+            <w:tcW w:type="dxa" w:w="1814"/>
           </w:tcPr>
           <w:p>
             <w:pPr>
@@ -8764,7 +8764,7 @@
       <w:tr>
         <w:tc>
           <w:tcPr>
-            <w:tcW w:type="dxa" w:w="2520"/>
+            <w:tcW w:type="dxa" w:w="1814"/>
           </w:tcPr>
           <w:p>
             <w:pPr>
@@ -8781,7 +8781,7 @@
         </w:tc>
         <w:tc>
           <w:tcPr>
-            <w:tcW w:type="dxa" w:w="2520"/>
+            <w:tcW w:type="dxa" w:w="1814"/>
           </w:tcPr>
           <w:p>
             <w:pPr>
@@ -8798,7 +8798,7 @@
         </w:tc>
         <w:tc>
           <w:tcPr>
-            <w:tcW w:type="dxa" w:w="1701"/>
+            <w:tcW w:type="dxa" w:w="1814"/>
           </w:tcPr>
           <w:p>
             <w:pPr>
@@ -8815,7 +8815,7 @@
         </w:tc>
         <w:tc>
           <w:tcPr>
-            <w:tcW w:type="dxa" w:w="1701"/>
+            <w:tcW w:type="dxa" w:w="1814"/>
           </w:tcPr>
           <w:p>
             <w:pPr>
@@ -8832,7 +8832,7 @@
         </w:tc>
         <w:tc>
           <w:tcPr>
-            <w:tcW w:type="dxa" w:w="2016"/>
+            <w:tcW w:type="dxa" w:w="1814"/>
           </w:tcPr>
           <w:p>
             <w:pPr>
@@ -8851,7 +8851,7 @@
       <w:tr>
         <w:tc>
           <w:tcPr>
-            <w:tcW w:type="dxa" w:w="2520"/>
+            <w:tcW w:type="dxa" w:w="1814"/>
           </w:tcPr>
           <w:p>
             <w:pPr>
@@ -8868,7 +8868,7 @@
         </w:tc>
         <w:tc>
           <w:tcPr>
-            <w:tcW w:type="dxa" w:w="2520"/>
+            <w:tcW w:type="dxa" w:w="1814"/>
           </w:tcPr>
           <w:p>
             <w:pPr>
@@ -8885,7 +8885,7 @@
         </w:tc>
         <w:tc>
           <w:tcPr>
-            <w:tcW w:type="dxa" w:w="1701"/>
+            <w:tcW w:type="dxa" w:w="1814"/>
           </w:tcPr>
           <w:p>
             <w:pPr>
@@ -8902,7 +8902,7 @@
         </w:tc>
         <w:tc>
           <w:tcPr>
-            <w:tcW w:type="dxa" w:w="1701"/>
+            <w:tcW w:type="dxa" w:w="1814"/>
           </w:tcPr>
           <w:p>
             <w:pPr>
@@ -8919,7 +8919,7 @@
         </w:tc>
         <w:tc>
           <w:tcPr>
-            <w:tcW w:type="dxa" w:w="2016"/>
+            <w:tcW w:type="dxa" w:w="1814"/>
           </w:tcPr>
           <w:p>
             <w:pPr>
@@ -8938,7 +8938,7 @@
       <w:tr>
         <w:tc>
           <w:tcPr>
-            <w:tcW w:type="dxa" w:w="2520"/>
+            <w:tcW w:type="dxa" w:w="1814"/>
           </w:tcPr>
           <w:p>
             <w:pPr>
@@ -8955,7 +8955,7 @@
         </w:tc>
         <w:tc>
           <w:tcPr>
-            <w:tcW w:type="dxa" w:w="2520"/>
+            <w:tcW w:type="dxa" w:w="1814"/>
           </w:tcPr>
           <w:p>
             <w:pPr>
@@ -8972,7 +8972,7 @@
         </w:tc>
         <w:tc>
           <w:tcPr>
-            <w:tcW w:type="dxa" w:w="1701"/>
+            <w:tcW w:type="dxa" w:w="1814"/>
           </w:tcPr>
           <w:p>
             <w:pPr>
@@ -8989,7 +8989,7 @@
         </w:tc>
         <w:tc>
           <w:tcPr>
-            <w:tcW w:type="dxa" w:w="1701"/>
+            <w:tcW w:type="dxa" w:w="1814"/>
           </w:tcPr>
           <w:p>
             <w:pPr>
@@ -9006,7 +9006,7 @@
         </w:tc>
         <w:tc>
           <w:tcPr>
-            <w:tcW w:type="dxa" w:w="2016"/>
+            <w:tcW w:type="dxa" w:w="1814"/>
           </w:tcPr>
           <w:p>
             <w:pPr>
@@ -9025,7 +9025,7 @@
       <w:tr>
         <w:tc>
           <w:tcPr>
-            <w:tcW w:type="dxa" w:w="2520"/>
+            <w:tcW w:type="dxa" w:w="1814"/>
           </w:tcPr>
           <w:p>
             <w:pPr>
@@ -9042,7 +9042,7 @@
         </w:tc>
         <w:tc>
           <w:tcPr>
-            <w:tcW w:type="dxa" w:w="2520"/>
+            <w:tcW w:type="dxa" w:w="1814"/>
           </w:tcPr>
           <w:p>
             <w:pPr>
@@ -9059,7 +9059,7 @@
         </w:tc>
         <w:tc>
           <w:tcPr>
-            <w:tcW w:type="dxa" w:w="1701"/>
+            <w:tcW w:type="dxa" w:w="1814"/>
           </w:tcPr>
           <w:p>
             <w:pPr>
@@ -9076,23 +9076,23 @@
         </w:tc>
         <w:tc>
           <w:tcPr>
-            <w:tcW w:type="dxa" w:w="1701"/>
-          </w:tcPr>
-          <w:p>
-            <w:pPr>
-              <w:ind w:firstLine="0"/>
-            </w:pPr>
-            <w:r>
-              <w:rPr>
-                <w:rFonts w:ascii="Times New Roman" w:hAnsi="Times New Roman" w:eastAsia="宋体"/>
-                <w:sz w:val="20"/>
-              </w:rPr>
-            </w:r>
-          </w:p>
-        </w:tc>
-        <w:tc>
-          <w:tcPr>
-            <w:tcW w:type="dxa" w:w="2016"/>
+            <w:tcW w:type="dxa" w:w="1814"/>
+          </w:tcPr>
+          <w:p>
+            <w:pPr>
+              <w:ind w:firstLine="0"/>
+            </w:pPr>
+            <w:r>
+              <w:rPr>
+                <w:rFonts w:ascii="Times New Roman" w:hAnsi="Times New Roman" w:eastAsia="宋体"/>
+                <w:sz w:val="20"/>
+              </w:rPr>
+            </w:r>
+          </w:p>
+        </w:tc>
+        <w:tc>
+          <w:tcPr>
+            <w:tcW w:type="dxa" w:w="1814"/>
           </w:tcPr>
           <w:p>
             <w:pPr>
@@ -9132,7 +9132,7 @@
         <w:tblStyle w:val="TableGrid"/>
         <w:tblW w:type="auto" w:w="0"/>
         <w:jc w:val="center"/>
-        <w:tblLayout w:type="fixed"/>
+        <w:tblLayout w:type="autofit"/>
         <w:tblLook w:firstColumn="1" w:firstRow="1" w:lastColumn="0" w:lastRow="0" w:noHBand="0" w:noVBand="1" w:val="04A0"/>
       </w:tblPr>
       <w:tblGrid>
@@ -9145,7 +9145,7 @@
       <w:tr>
         <w:tc>
           <w:tcPr>
-            <w:tcW w:type="dxa" w:w="1930"/>
+            <w:tcW w:type="dxa" w:w="1814"/>
           </w:tcPr>
           <w:p>
             <w:pPr>
@@ -9163,7 +9163,7 @@
         </w:tc>
         <w:tc>
           <w:tcPr>
-            <w:tcW w:type="dxa" w:w="1930"/>
+            <w:tcW w:type="dxa" w:w="1814"/>
           </w:tcPr>
           <w:p>
             <w:pPr>
@@ -9181,7 +9181,7 @@
         </w:tc>
         <w:tc>
           <w:tcPr>
-            <w:tcW w:type="dxa" w:w="1701"/>
+            <w:tcW w:type="dxa" w:w="1814"/>
           </w:tcPr>
           <w:p>
             <w:pPr>
@@ -9199,7 +9199,7 @@
         </w:tc>
         <w:tc>
           <w:tcPr>
-            <w:tcW w:type="dxa" w:w="1930"/>
+            <w:tcW w:type="dxa" w:w="1814"/>
           </w:tcPr>
           <w:p>
             <w:pPr>
@@ -9217,7 +9217,7 @@
         </w:tc>
         <w:tc>
           <w:tcPr>
-            <w:tcW w:type="dxa" w:w="2123"/>
+            <w:tcW w:type="dxa" w:w="1814"/>
           </w:tcPr>
           <w:p>
             <w:pPr>
@@ -9237,7 +9237,7 @@
       <w:tr>
         <w:tc>
           <w:tcPr>
-            <w:tcW w:type="dxa" w:w="1930"/>
+            <w:tcW w:type="dxa" w:w="1814"/>
           </w:tcPr>
           <w:p>
             <w:pPr>
@@ -9254,7 +9254,7 @@
         </w:tc>
         <w:tc>
           <w:tcPr>
-            <w:tcW w:type="dxa" w:w="1930"/>
+            <w:tcW w:type="dxa" w:w="1814"/>
           </w:tcPr>
           <w:p>
             <w:pPr>
@@ -9271,7 +9271,7 @@
         </w:tc>
         <w:tc>
           <w:tcPr>
-            <w:tcW w:type="dxa" w:w="1701"/>
+            <w:tcW w:type="dxa" w:w="1814"/>
           </w:tcPr>
           <w:p>
             <w:pPr>
@@ -9288,7 +9288,7 @@
         </w:tc>
         <w:tc>
           <w:tcPr>
-            <w:tcW w:type="dxa" w:w="1930"/>
+            <w:tcW w:type="dxa" w:w="1814"/>
           </w:tcPr>
           <w:p>
             <w:pPr>
@@ -9305,7 +9305,7 @@
         </w:tc>
         <w:tc>
           <w:tcPr>
-            <w:tcW w:type="dxa" w:w="2123"/>
+            <w:tcW w:type="dxa" w:w="1814"/>
           </w:tcPr>
           <w:p>
             <w:pPr>
@@ -9324,7 +9324,7 @@
       <w:tr>
         <w:tc>
           <w:tcPr>
-            <w:tcW w:type="dxa" w:w="1930"/>
+            <w:tcW w:type="dxa" w:w="1814"/>
           </w:tcPr>
           <w:p>
             <w:pPr>
@@ -9341,7 +9341,7 @@
         </w:tc>
         <w:tc>
           <w:tcPr>
-            <w:tcW w:type="dxa" w:w="1930"/>
+            <w:tcW w:type="dxa" w:w="1814"/>
           </w:tcPr>
           <w:p>
             <w:pPr>
@@ -9358,7 +9358,7 @@
         </w:tc>
         <w:tc>
           <w:tcPr>
-            <w:tcW w:type="dxa" w:w="1701"/>
+            <w:tcW w:type="dxa" w:w="1814"/>
           </w:tcPr>
           <w:p>
             <w:pPr>
@@ -9375,7 +9375,7 @@
         </w:tc>
         <w:tc>
           <w:tcPr>
-            <w:tcW w:type="dxa" w:w="1930"/>
+            <w:tcW w:type="dxa" w:w="1814"/>
           </w:tcPr>
           <w:p>
             <w:pPr>
@@ -9392,7 +9392,7 @@
         </w:tc>
         <w:tc>
           <w:tcPr>
-            <w:tcW w:type="dxa" w:w="2123"/>
+            <w:tcW w:type="dxa" w:w="1814"/>
           </w:tcPr>
           <w:p>
             <w:pPr>
@@ -9411,7 +9411,7 @@
       <w:tr>
         <w:tc>
           <w:tcPr>
-            <w:tcW w:type="dxa" w:w="1930"/>
+            <w:tcW w:type="dxa" w:w="1814"/>
           </w:tcPr>
           <w:p>
             <w:pPr>
@@ -9428,7 +9428,7 @@
         </w:tc>
         <w:tc>
           <w:tcPr>
-            <w:tcW w:type="dxa" w:w="1930"/>
+            <w:tcW w:type="dxa" w:w="1814"/>
           </w:tcPr>
           <w:p>
             <w:pPr>
@@ -9445,7 +9445,7 @@
         </w:tc>
         <w:tc>
           <w:tcPr>
-            <w:tcW w:type="dxa" w:w="1701"/>
+            <w:tcW w:type="dxa" w:w="1814"/>
           </w:tcPr>
           <w:p>
             <w:pPr>
@@ -9462,7 +9462,7 @@
         </w:tc>
         <w:tc>
           <w:tcPr>
-            <w:tcW w:type="dxa" w:w="1930"/>
+            <w:tcW w:type="dxa" w:w="1814"/>
           </w:tcPr>
           <w:p>
             <w:pPr>
@@ -9479,7 +9479,7 @@
         </w:tc>
         <w:tc>
           <w:tcPr>
-            <w:tcW w:type="dxa" w:w="2123"/>
+            <w:tcW w:type="dxa" w:w="1814"/>
           </w:tcPr>
           <w:p>
             <w:pPr>
@@ -9498,7 +9498,7 @@
       <w:tr>
         <w:tc>
           <w:tcPr>
-            <w:tcW w:type="dxa" w:w="1930"/>
+            <w:tcW w:type="dxa" w:w="1814"/>
           </w:tcPr>
           <w:p>
             <w:pPr>
@@ -9515,7 +9515,7 @@
         </w:tc>
         <w:tc>
           <w:tcPr>
-            <w:tcW w:type="dxa" w:w="1930"/>
+            <w:tcW w:type="dxa" w:w="1814"/>
           </w:tcPr>
           <w:p>
             <w:pPr>
@@ -9532,7 +9532,7 @@
         </w:tc>
         <w:tc>
           <w:tcPr>
-            <w:tcW w:type="dxa" w:w="1701"/>
+            <w:tcW w:type="dxa" w:w="1814"/>
           </w:tcPr>
           <w:p>
             <w:pPr>
@@ -9549,7 +9549,7 @@
         </w:tc>
         <w:tc>
           <w:tcPr>
-            <w:tcW w:type="dxa" w:w="1930"/>
+            <w:tcW w:type="dxa" w:w="1814"/>
           </w:tcPr>
           <w:p>
             <w:pPr>
@@ -9566,7 +9566,7 @@
         </w:tc>
         <w:tc>
           <w:tcPr>
-            <w:tcW w:type="dxa" w:w="2123"/>
+            <w:tcW w:type="dxa" w:w="1814"/>
           </w:tcPr>
           <w:p>
             <w:pPr>
@@ -9585,7 +9585,7 @@
       <w:tr>
         <w:tc>
           <w:tcPr>
-            <w:tcW w:type="dxa" w:w="1930"/>
+            <w:tcW w:type="dxa" w:w="1814"/>
           </w:tcPr>
           <w:p>
             <w:pPr>
@@ -9602,7 +9602,7 @@
         </w:tc>
         <w:tc>
           <w:tcPr>
-            <w:tcW w:type="dxa" w:w="1930"/>
+            <w:tcW w:type="dxa" w:w="1814"/>
           </w:tcPr>
           <w:p>
             <w:pPr>
@@ -9619,7 +9619,7 @@
         </w:tc>
         <w:tc>
           <w:tcPr>
-            <w:tcW w:type="dxa" w:w="1701"/>
+            <w:tcW w:type="dxa" w:w="1814"/>
           </w:tcPr>
           <w:p>
             <w:pPr>
@@ -9636,7 +9636,7 @@
         </w:tc>
         <w:tc>
           <w:tcPr>
-            <w:tcW w:type="dxa" w:w="1930"/>
+            <w:tcW w:type="dxa" w:w="1814"/>
           </w:tcPr>
           <w:p>
             <w:pPr>
@@ -9653,7 +9653,7 @@
         </w:tc>
         <w:tc>
           <w:tcPr>
-            <w:tcW w:type="dxa" w:w="2123"/>
+            <w:tcW w:type="dxa" w:w="1814"/>
           </w:tcPr>
           <w:p>
             <w:pPr>
@@ -9672,7 +9672,7 @@
       <w:tr>
         <w:tc>
           <w:tcPr>
-            <w:tcW w:type="dxa" w:w="1930"/>
+            <w:tcW w:type="dxa" w:w="1814"/>
           </w:tcPr>
           <w:p>
             <w:pPr>
@@ -9689,7 +9689,7 @@
         </w:tc>
         <w:tc>
           <w:tcPr>
-            <w:tcW w:type="dxa" w:w="1930"/>
+            <w:tcW w:type="dxa" w:w="1814"/>
           </w:tcPr>
           <w:p>
             <w:pPr>
@@ -9706,7 +9706,7 @@
         </w:tc>
         <w:tc>
           <w:tcPr>
-            <w:tcW w:type="dxa" w:w="1701"/>
+            <w:tcW w:type="dxa" w:w="1814"/>
           </w:tcPr>
           <w:p>
             <w:pPr>
@@ -9723,7 +9723,7 @@
         </w:tc>
         <w:tc>
           <w:tcPr>
-            <w:tcW w:type="dxa" w:w="1930"/>
+            <w:tcW w:type="dxa" w:w="1814"/>
           </w:tcPr>
           <w:p>
             <w:pPr>
@@ -9740,7 +9740,7 @@
         </w:tc>
         <w:tc>
           <w:tcPr>
-            <w:tcW w:type="dxa" w:w="2123"/>
+            <w:tcW w:type="dxa" w:w="1814"/>
           </w:tcPr>
           <w:p>
             <w:pPr>
@@ -9759,7 +9759,7 @@
       <w:tr>
         <w:tc>
           <w:tcPr>
-            <w:tcW w:type="dxa" w:w="1930"/>
+            <w:tcW w:type="dxa" w:w="1814"/>
           </w:tcPr>
           <w:p>
             <w:pPr>
@@ -9776,7 +9776,7 @@
         </w:tc>
         <w:tc>
           <w:tcPr>
-            <w:tcW w:type="dxa" w:w="1930"/>
+            <w:tcW w:type="dxa" w:w="1814"/>
           </w:tcPr>
           <w:p>
             <w:pPr>
@@ -9793,7 +9793,7 @@
         </w:tc>
         <w:tc>
           <w:tcPr>
-            <w:tcW w:type="dxa" w:w="1701"/>
+            <w:tcW w:type="dxa" w:w="1814"/>
           </w:tcPr>
           <w:p>
             <w:pPr>
@@ -9810,7 +9810,7 @@
         </w:tc>
         <w:tc>
           <w:tcPr>
-            <w:tcW w:type="dxa" w:w="1930"/>
+            <w:tcW w:type="dxa" w:w="1814"/>
           </w:tcPr>
           <w:p>
             <w:pPr>
@@ -9827,7 +9827,7 @@
         </w:tc>
         <w:tc>
           <w:tcPr>
-            <w:tcW w:type="dxa" w:w="2123"/>
+            <w:tcW w:type="dxa" w:w="1814"/>
           </w:tcPr>
           <w:p>
             <w:pPr>
@@ -9846,7 +9846,7 @@
       <w:tr>
         <w:tc>
           <w:tcPr>
-            <w:tcW w:type="dxa" w:w="1930"/>
+            <w:tcW w:type="dxa" w:w="1814"/>
           </w:tcPr>
           <w:p>
             <w:pPr>
@@ -9863,7 +9863,7 @@
         </w:tc>
         <w:tc>
           <w:tcPr>
-            <w:tcW w:type="dxa" w:w="1930"/>
+            <w:tcW w:type="dxa" w:w="1814"/>
           </w:tcPr>
           <w:p>
             <w:pPr>
@@ -9880,7 +9880,7 @@
         </w:tc>
         <w:tc>
           <w:tcPr>
-            <w:tcW w:type="dxa" w:w="1701"/>
+            <w:tcW w:type="dxa" w:w="1814"/>
           </w:tcPr>
           <w:p>
             <w:pPr>
@@ -9897,7 +9897,7 @@
         </w:tc>
         <w:tc>
           <w:tcPr>
-            <w:tcW w:type="dxa" w:w="1930"/>
+            <w:tcW w:type="dxa" w:w="1814"/>
           </w:tcPr>
           <w:p>
             <w:pPr>
@@ -9914,7 +9914,7 @@
         </w:tc>
         <w:tc>
           <w:tcPr>
-            <w:tcW w:type="dxa" w:w="2123"/>
+            <w:tcW w:type="dxa" w:w="1814"/>
           </w:tcPr>
           <w:p>
             <w:pPr>
@@ -9933,7 +9933,7 @@
       <w:tr>
         <w:tc>
           <w:tcPr>
-            <w:tcW w:type="dxa" w:w="1930"/>
+            <w:tcW w:type="dxa" w:w="1814"/>
           </w:tcPr>
           <w:p>
             <w:pPr>
@@ -9950,7 +9950,7 @@
         </w:tc>
         <w:tc>
           <w:tcPr>
-            <w:tcW w:type="dxa" w:w="1930"/>
+            <w:tcW w:type="dxa" w:w="1814"/>
           </w:tcPr>
           <w:p>
             <w:pPr>
@@ -9967,7 +9967,7 @@
         </w:tc>
         <w:tc>
           <w:tcPr>
-            <w:tcW w:type="dxa" w:w="1701"/>
+            <w:tcW w:type="dxa" w:w="1814"/>
           </w:tcPr>
           <w:p>
             <w:pPr>
@@ -9984,23 +9984,23 @@
         </w:tc>
         <w:tc>
           <w:tcPr>
-            <w:tcW w:type="dxa" w:w="1930"/>
-          </w:tcPr>
-          <w:p>
-            <w:pPr>
-              <w:ind w:firstLine="0"/>
-            </w:pPr>
-            <w:r>
-              <w:rPr>
-                <w:rFonts w:ascii="Times New Roman" w:hAnsi="Times New Roman" w:eastAsia="宋体"/>
-                <w:sz w:val="20"/>
-              </w:rPr>
-            </w:r>
-          </w:p>
-        </w:tc>
-        <w:tc>
-          <w:tcPr>
-            <w:tcW w:type="dxa" w:w="2123"/>
+            <w:tcW w:type="dxa" w:w="1814"/>
+          </w:tcPr>
+          <w:p>
+            <w:pPr>
+              <w:ind w:firstLine="0"/>
+            </w:pPr>
+            <w:r>
+              <w:rPr>
+                <w:rFonts w:ascii="Times New Roman" w:hAnsi="Times New Roman" w:eastAsia="宋体"/>
+                <w:sz w:val="20"/>
+              </w:rPr>
+            </w:r>
+          </w:p>
+        </w:tc>
+        <w:tc>
+          <w:tcPr>
+            <w:tcW w:type="dxa" w:w="1814"/>
           </w:tcPr>
           <w:p>
             <w:pPr>
@@ -10145,7 +10145,7 @@
         <w:tblStyle w:val="TableGrid"/>
         <w:tblW w:type="auto" w:w="0"/>
         <w:jc w:val="center"/>
-        <w:tblLayout w:type="fixed"/>
+        <w:tblLayout w:type="autofit"/>
         <w:tblLook w:firstColumn="1" w:firstRow="1" w:lastColumn="0" w:lastRow="0" w:noHBand="0" w:noVBand="1" w:val="04A0"/>
       </w:tblPr>
       <w:tblGrid>
@@ -10157,7 +10157,7 @@
       <w:tr>
         <w:tc>
           <w:tcPr>
-            <w:tcW w:type="dxa" w:w="1701"/>
+            <w:tcW w:type="dxa" w:w="2268"/>
           </w:tcPr>
           <w:p>
             <w:pPr>
@@ -10175,7 +10175,7 @@
         </w:tc>
         <w:tc>
           <w:tcPr>
-            <w:tcW w:type="dxa" w:w="1701"/>
+            <w:tcW w:type="dxa" w:w="2268"/>
           </w:tcPr>
           <w:p>
             <w:pPr>
@@ -10193,7 +10193,7 @@
         </w:tc>
         <w:tc>
           <w:tcPr>
-            <w:tcW w:type="dxa" w:w="1979"/>
+            <w:tcW w:type="dxa" w:w="2268"/>
           </w:tcPr>
           <w:p>
             <w:pPr>
@@ -10211,7 +10211,7 @@
         </w:tc>
         <w:tc>
           <w:tcPr>
-            <w:tcW w:type="dxa" w:w="5113"/>
+            <w:tcW w:type="dxa" w:w="2268"/>
           </w:tcPr>
           <w:p>
             <w:pPr>
@@ -10231,7 +10231,7 @@
       <w:tr>
         <w:tc>
           <w:tcPr>
-            <w:tcW w:type="dxa" w:w="1701"/>
+            <w:tcW w:type="dxa" w:w="2268"/>
           </w:tcPr>
           <w:p>
             <w:pPr>
@@ -10248,7 +10248,7 @@
         </w:tc>
         <w:tc>
           <w:tcPr>
-            <w:tcW w:type="dxa" w:w="1701"/>
+            <w:tcW w:type="dxa" w:w="2268"/>
           </w:tcPr>
           <w:p>
             <w:pPr>
@@ -10265,7 +10265,7 @@
         </w:tc>
         <w:tc>
           <w:tcPr>
-            <w:tcW w:type="dxa" w:w="1979"/>
+            <w:tcW w:type="dxa" w:w="2268"/>
           </w:tcPr>
           <w:p>
             <w:pPr>
@@ -10282,7 +10282,7 @@
         </w:tc>
         <w:tc>
           <w:tcPr>
-            <w:tcW w:type="dxa" w:w="5113"/>
+            <w:tcW w:type="dxa" w:w="2268"/>
           </w:tcPr>
           <w:p>
             <w:pPr>
@@ -10301,7 +10301,7 @@
       <w:tr>
         <w:tc>
           <w:tcPr>
-            <w:tcW w:type="dxa" w:w="1701"/>
+            <w:tcW w:type="dxa" w:w="2268"/>
           </w:tcPr>
           <w:p>
             <w:pPr>
@@ -10318,7 +10318,7 @@
         </w:tc>
         <w:tc>
           <w:tcPr>
-            <w:tcW w:type="dxa" w:w="1701"/>
+            <w:tcW w:type="dxa" w:w="2268"/>
           </w:tcPr>
           <w:p>
             <w:pPr>
@@ -10335,7 +10335,7 @@
         </w:tc>
         <w:tc>
           <w:tcPr>
-            <w:tcW w:type="dxa" w:w="1979"/>
+            <w:tcW w:type="dxa" w:w="2268"/>
           </w:tcPr>
           <w:p>
             <w:pPr>
@@ -10352,7 +10352,7 @@
         </w:tc>
         <w:tc>
           <w:tcPr>
-            <w:tcW w:type="dxa" w:w="5113"/>
+            <w:tcW w:type="dxa" w:w="2268"/>
           </w:tcPr>
           <w:p>
             <w:pPr>
@@ -10371,7 +10371,7 @@
       <w:tr>
         <w:tc>
           <w:tcPr>
-            <w:tcW w:type="dxa" w:w="1701"/>
+            <w:tcW w:type="dxa" w:w="2268"/>
           </w:tcPr>
           <w:p>
             <w:pPr>
@@ -10388,7 +10388,7 @@
         </w:tc>
         <w:tc>
           <w:tcPr>
-            <w:tcW w:type="dxa" w:w="1701"/>
+            <w:tcW w:type="dxa" w:w="2268"/>
           </w:tcPr>
           <w:p>
             <w:pPr>
@@ -10405,7 +10405,7 @@
         </w:tc>
         <w:tc>
           <w:tcPr>
-            <w:tcW w:type="dxa" w:w="1979"/>
+            <w:tcW w:type="dxa" w:w="2268"/>
           </w:tcPr>
           <w:p>
             <w:pPr>
@@ -10422,7 +10422,7 @@
         </w:tc>
         <w:tc>
           <w:tcPr>
-            <w:tcW w:type="dxa" w:w="5113"/>
+            <w:tcW w:type="dxa" w:w="2268"/>
           </w:tcPr>
           <w:p>
             <w:pPr>
@@ -10441,7 +10441,7 @@
       <w:tr>
         <w:tc>
           <w:tcPr>
-            <w:tcW w:type="dxa" w:w="1701"/>
+            <w:tcW w:type="dxa" w:w="2268"/>
           </w:tcPr>
           <w:p>
             <w:pPr>
@@ -10458,7 +10458,7 @@
         </w:tc>
         <w:tc>
           <w:tcPr>
-            <w:tcW w:type="dxa" w:w="1701"/>
+            <w:tcW w:type="dxa" w:w="2268"/>
           </w:tcPr>
           <w:p>
             <w:pPr>
@@ -10475,7 +10475,7 @@
         </w:tc>
         <w:tc>
           <w:tcPr>
-            <w:tcW w:type="dxa" w:w="1979"/>
+            <w:tcW w:type="dxa" w:w="2268"/>
           </w:tcPr>
           <w:p>
             <w:pPr>
@@ -10492,7 +10492,7 @@
         </w:tc>
         <w:tc>
           <w:tcPr>
-            <w:tcW w:type="dxa" w:w="5113"/>
+            <w:tcW w:type="dxa" w:w="2268"/>
           </w:tcPr>
           <w:p>
             <w:pPr>
@@ -10511,7 +10511,7 @@
       <w:tr>
         <w:tc>
           <w:tcPr>
-            <w:tcW w:type="dxa" w:w="1701"/>
+            <w:tcW w:type="dxa" w:w="2268"/>
           </w:tcPr>
           <w:p>
             <w:pPr>
@@ -10528,7 +10528,7 @@
         </w:tc>
         <w:tc>
           <w:tcPr>
-            <w:tcW w:type="dxa" w:w="1701"/>
+            <w:tcW w:type="dxa" w:w="2268"/>
           </w:tcPr>
           <w:p>
             <w:pPr>
@@ -10545,7 +10545,7 @@
         </w:tc>
         <w:tc>
           <w:tcPr>
-            <w:tcW w:type="dxa" w:w="1979"/>
+            <w:tcW w:type="dxa" w:w="2268"/>
           </w:tcPr>
           <w:p>
             <w:pPr>
@@ -10562,7 +10562,7 @@
         </w:tc>
         <w:tc>
           <w:tcPr>
-            <w:tcW w:type="dxa" w:w="5113"/>
+            <w:tcW w:type="dxa" w:w="2268"/>
           </w:tcPr>
           <w:p>
             <w:pPr>
@@ -10581,7 +10581,7 @@
       <w:tr>
         <w:tc>
           <w:tcPr>
-            <w:tcW w:type="dxa" w:w="1701"/>
+            <w:tcW w:type="dxa" w:w="2268"/>
           </w:tcPr>
           <w:p>
             <w:pPr>
@@ -10598,7 +10598,7 @@
         </w:tc>
         <w:tc>
           <w:tcPr>
-            <w:tcW w:type="dxa" w:w="1701"/>
+            <w:tcW w:type="dxa" w:w="2268"/>
           </w:tcPr>
           <w:p>
             <w:pPr>
@@ -10615,7 +10615,7 @@
         </w:tc>
         <w:tc>
           <w:tcPr>
-            <w:tcW w:type="dxa" w:w="1979"/>
+            <w:tcW w:type="dxa" w:w="2268"/>
           </w:tcPr>
           <w:p>
             <w:pPr>
@@ -10632,7 +10632,7 @@
         </w:tc>
         <w:tc>
           <w:tcPr>
-            <w:tcW w:type="dxa" w:w="5113"/>
+            <w:tcW w:type="dxa" w:w="2268"/>
           </w:tcPr>
           <w:p>
             <w:pPr>
@@ -10651,7 +10651,7 @@
       <w:tr>
         <w:tc>
           <w:tcPr>
-            <w:tcW w:type="dxa" w:w="1701"/>
+            <w:tcW w:type="dxa" w:w="2268"/>
           </w:tcPr>
           <w:p>
             <w:pPr>
@@ -10668,7 +10668,7 @@
         </w:tc>
         <w:tc>
           <w:tcPr>
-            <w:tcW w:type="dxa" w:w="1701"/>
+            <w:tcW w:type="dxa" w:w="2268"/>
           </w:tcPr>
           <w:p>
             <w:pPr>
@@ -10685,7 +10685,7 @@
         </w:tc>
         <w:tc>
           <w:tcPr>
-            <w:tcW w:type="dxa" w:w="1979"/>
+            <w:tcW w:type="dxa" w:w="2268"/>
           </w:tcPr>
           <w:p>
             <w:pPr>
@@ -10702,7 +10702,7 @@
         </w:tc>
         <w:tc>
           <w:tcPr>
-            <w:tcW w:type="dxa" w:w="5113"/>
+            <w:tcW w:type="dxa" w:w="2268"/>
           </w:tcPr>
           <w:p>
             <w:pPr>
@@ -10721,7 +10721,7 @@
       <w:tr>
         <w:tc>
           <w:tcPr>
-            <w:tcW w:type="dxa" w:w="1701"/>
+            <w:tcW w:type="dxa" w:w="2268"/>
           </w:tcPr>
           <w:p>
             <w:pPr>
@@ -10738,7 +10738,7 @@
         </w:tc>
         <w:tc>
           <w:tcPr>
-            <w:tcW w:type="dxa" w:w="1701"/>
+            <w:tcW w:type="dxa" w:w="2268"/>
           </w:tcPr>
           <w:p>
             <w:pPr>
@@ -10755,7 +10755,7 @@
         </w:tc>
         <w:tc>
           <w:tcPr>
-            <w:tcW w:type="dxa" w:w="1979"/>
+            <w:tcW w:type="dxa" w:w="2268"/>
           </w:tcPr>
           <w:p>
             <w:pPr>
@@ -10772,7 +10772,7 @@
         </w:tc>
         <w:tc>
           <w:tcPr>
-            <w:tcW w:type="dxa" w:w="5113"/>
+            <w:tcW w:type="dxa" w:w="2268"/>
           </w:tcPr>
           <w:p>
             <w:pPr>
@@ -10791,7 +10791,7 @@
       <w:tr>
         <w:tc>
           <w:tcPr>
-            <w:tcW w:type="dxa" w:w="1701"/>
+            <w:tcW w:type="dxa" w:w="2268"/>
           </w:tcPr>
           <w:p>
             <w:pPr>
@@ -10808,7 +10808,7 @@
         </w:tc>
         <w:tc>
           <w:tcPr>
-            <w:tcW w:type="dxa" w:w="1701"/>
+            <w:tcW w:type="dxa" w:w="2268"/>
           </w:tcPr>
           <w:p>
             <w:pPr>
@@ -10825,7 +10825,7 @@
         </w:tc>
         <w:tc>
           <w:tcPr>
-            <w:tcW w:type="dxa" w:w="1979"/>
+            <w:tcW w:type="dxa" w:w="2268"/>
           </w:tcPr>
           <w:p>
             <w:pPr>
@@ -10842,7 +10842,7 @@
         </w:tc>
         <w:tc>
           <w:tcPr>
-            <w:tcW w:type="dxa" w:w="5113"/>
+            <w:tcW w:type="dxa" w:w="2268"/>
           </w:tcPr>
           <w:p>
             <w:pPr>
@@ -10861,7 +10861,7 @@
       <w:tr>
         <w:tc>
           <w:tcPr>
-            <w:tcW w:type="dxa" w:w="1701"/>
+            <w:tcW w:type="dxa" w:w="2268"/>
           </w:tcPr>
           <w:p>
             <w:pPr>
@@ -10878,7 +10878,7 @@
         </w:tc>
         <w:tc>
           <w:tcPr>
-            <w:tcW w:type="dxa" w:w="1701"/>
+            <w:tcW w:type="dxa" w:w="2268"/>
           </w:tcPr>
           <w:p>
             <w:pPr>
@@ -10895,7 +10895,7 @@
         </w:tc>
         <w:tc>
           <w:tcPr>
-            <w:tcW w:type="dxa" w:w="1979"/>
+            <w:tcW w:type="dxa" w:w="2268"/>
           </w:tcPr>
           <w:p>
             <w:pPr>
@@ -10912,7 +10912,7 @@
         </w:tc>
         <w:tc>
           <w:tcPr>
-            <w:tcW w:type="dxa" w:w="5113"/>
+            <w:tcW w:type="dxa" w:w="2268"/>
           </w:tcPr>
           <w:p>
             <w:pPr>
@@ -10931,7 +10931,7 @@
       <w:tr>
         <w:tc>
           <w:tcPr>
-            <w:tcW w:type="dxa" w:w="1701"/>
+            <w:tcW w:type="dxa" w:w="2268"/>
           </w:tcPr>
           <w:p>
             <w:pPr>
@@ -10948,7 +10948,7 @@
         </w:tc>
         <w:tc>
           <w:tcPr>
-            <w:tcW w:type="dxa" w:w="1701"/>
+            <w:tcW w:type="dxa" w:w="2268"/>
           </w:tcPr>
           <w:p>
             <w:pPr>
@@ -10965,7 +10965,7 @@
         </w:tc>
         <w:tc>
           <w:tcPr>
-            <w:tcW w:type="dxa" w:w="1979"/>
+            <w:tcW w:type="dxa" w:w="2268"/>
           </w:tcPr>
           <w:p>
             <w:pPr>
@@ -10982,7 +10982,7 @@
         </w:tc>
         <w:tc>
           <w:tcPr>
-            <w:tcW w:type="dxa" w:w="5113"/>
+            <w:tcW w:type="dxa" w:w="2268"/>
           </w:tcPr>
           <w:p>
             <w:pPr>
@@ -11001,7 +11001,7 @@
       <w:tr>
         <w:tc>
           <w:tcPr>
-            <w:tcW w:type="dxa" w:w="1701"/>
+            <w:tcW w:type="dxa" w:w="2268"/>
           </w:tcPr>
           <w:p>
             <w:pPr>
@@ -11018,7 +11018,7 @@
         </w:tc>
         <w:tc>
           <w:tcPr>
-            <w:tcW w:type="dxa" w:w="1701"/>
+            <w:tcW w:type="dxa" w:w="2268"/>
           </w:tcPr>
           <w:p>
             <w:pPr>
@@ -11035,7 +11035,7 @@
         </w:tc>
         <w:tc>
           <w:tcPr>
-            <w:tcW w:type="dxa" w:w="1979"/>
+            <w:tcW w:type="dxa" w:w="2268"/>
           </w:tcPr>
           <w:p>
             <w:pPr>
@@ -11052,7 +11052,7 @@
         </w:tc>
         <w:tc>
           <w:tcPr>
-            <w:tcW w:type="dxa" w:w="5113"/>
+            <w:tcW w:type="dxa" w:w="2268"/>
           </w:tcPr>
           <w:p>
             <w:pPr>
@@ -11071,7 +11071,7 @@
       <w:tr>
         <w:tc>
           <w:tcPr>
-            <w:tcW w:type="dxa" w:w="1701"/>
+            <w:tcW w:type="dxa" w:w="2268"/>
           </w:tcPr>
           <w:p>
             <w:pPr>
@@ -11088,7 +11088,7 @@
         </w:tc>
         <w:tc>
           <w:tcPr>
-            <w:tcW w:type="dxa" w:w="1701"/>
+            <w:tcW w:type="dxa" w:w="2268"/>
           </w:tcPr>
           <w:p>
             <w:pPr>
@@ -11105,7 +11105,7 @@
         </w:tc>
         <w:tc>
           <w:tcPr>
-            <w:tcW w:type="dxa" w:w="1979"/>
+            <w:tcW w:type="dxa" w:w="2268"/>
           </w:tcPr>
           <w:p>
             <w:pPr>
@@ -11122,7 +11122,7 @@
         </w:tc>
         <w:tc>
           <w:tcPr>
-            <w:tcW w:type="dxa" w:w="5113"/>
+            <w:tcW w:type="dxa" w:w="2268"/>
           </w:tcPr>
           <w:p>
             <w:pPr>
@@ -11327,7 +11327,7 @@
         <w:tblStyle w:val="TableGrid"/>
         <w:tblW w:type="auto" w:w="0"/>
         <w:jc w:val="center"/>
-        <w:tblLayout w:type="fixed"/>
+        <w:tblLayout w:type="autofit"/>
         <w:tblLook w:firstColumn="1" w:firstRow="1" w:lastColumn="0" w:lastRow="0" w:noHBand="0" w:noVBand="1" w:val="04A0"/>
       </w:tblPr>
       <w:tblGrid>
@@ -11339,7 +11339,7 @@
       <w:tr>
         <w:tc>
           <w:tcPr>
-            <w:tcW w:type="dxa" w:w="1701"/>
+            <w:tcW w:type="dxa" w:w="2268"/>
           </w:tcPr>
           <w:p>
             <w:pPr>
@@ -11357,7 +11357,7 @@
         </w:tc>
         <w:tc>
           <w:tcPr>
-            <w:tcW w:type="dxa" w:w="1831"/>
+            <w:tcW w:type="dxa" w:w="2268"/>
           </w:tcPr>
           <w:p>
             <w:pPr>
@@ -11375,7 +11375,7 @@
         </w:tc>
         <w:tc>
           <w:tcPr>
-            <w:tcW w:type="dxa" w:w="1831"/>
+            <w:tcW w:type="dxa" w:w="2268"/>
           </w:tcPr>
           <w:p>
             <w:pPr>
@@ -11393,7 +11393,7 @@
         </w:tc>
         <w:tc>
           <w:tcPr>
-            <w:tcW w:type="dxa" w:w="5076"/>
+            <w:tcW w:type="dxa" w:w="2268"/>
           </w:tcPr>
           <w:p>
             <w:pPr>
@@ -11413,7 +11413,7 @@
       <w:tr>
         <w:tc>
           <w:tcPr>
-            <w:tcW w:type="dxa" w:w="1701"/>
+            <w:tcW w:type="dxa" w:w="2268"/>
           </w:tcPr>
           <w:p>
             <w:pPr>
@@ -11430,7 +11430,7 @@
         </w:tc>
         <w:tc>
           <w:tcPr>
-            <w:tcW w:type="dxa" w:w="1831"/>
+            <w:tcW w:type="dxa" w:w="2268"/>
           </w:tcPr>
           <w:p>
             <w:pPr>
@@ -11447,7 +11447,7 @@
         </w:tc>
         <w:tc>
           <w:tcPr>
-            <w:tcW w:type="dxa" w:w="1831"/>
+            <w:tcW w:type="dxa" w:w="2268"/>
           </w:tcPr>
           <w:p>
             <w:pPr>
@@ -11464,7 +11464,7 @@
         </w:tc>
         <w:tc>
           <w:tcPr>
-            <w:tcW w:type="dxa" w:w="5076"/>
+            <w:tcW w:type="dxa" w:w="2268"/>
           </w:tcPr>
           <w:p>
             <w:pPr>
@@ -11483,7 +11483,7 @@
       <w:tr>
         <w:tc>
           <w:tcPr>
-            <w:tcW w:type="dxa" w:w="1701"/>
+            <w:tcW w:type="dxa" w:w="2268"/>
           </w:tcPr>
           <w:p>
             <w:pPr>
@@ -11500,7 +11500,7 @@
         </w:tc>
         <w:tc>
           <w:tcPr>
-            <w:tcW w:type="dxa" w:w="1831"/>
+            <w:tcW w:type="dxa" w:w="2268"/>
           </w:tcPr>
           <w:p>
             <w:pPr>
@@ -11517,7 +11517,7 @@
         </w:tc>
         <w:tc>
           <w:tcPr>
-            <w:tcW w:type="dxa" w:w="1831"/>
+            <w:tcW w:type="dxa" w:w="2268"/>
           </w:tcPr>
           <w:p>
             <w:pPr>
@@ -11534,7 +11534,7 @@
         </w:tc>
         <w:tc>
           <w:tcPr>
-            <w:tcW w:type="dxa" w:w="5076"/>
+            <w:tcW w:type="dxa" w:w="2268"/>
           </w:tcPr>
           <w:p>
             <w:pPr>
@@ -11553,7 +11553,7 @@
       <w:tr>
         <w:tc>
           <w:tcPr>
-            <w:tcW w:type="dxa" w:w="1701"/>
+            <w:tcW w:type="dxa" w:w="2268"/>
           </w:tcPr>
           <w:p>
             <w:pPr>
@@ -11570,7 +11570,7 @@
         </w:tc>
         <w:tc>
           <w:tcPr>
-            <w:tcW w:type="dxa" w:w="1831"/>
+            <w:tcW w:type="dxa" w:w="2268"/>
           </w:tcPr>
           <w:p>
             <w:pPr>
@@ -11587,7 +11587,7 @@
         </w:tc>
         <w:tc>
           <w:tcPr>
-            <w:tcW w:type="dxa" w:w="1831"/>
+            <w:tcW w:type="dxa" w:w="2268"/>
           </w:tcPr>
           <w:p>
             <w:pPr>
@@ -11604,7 +11604,7 @@
         </w:tc>
         <w:tc>
           <w:tcPr>
-            <w:tcW w:type="dxa" w:w="5076"/>
+            <w:tcW w:type="dxa" w:w="2268"/>
           </w:tcPr>
           <w:p>
             <w:pPr>
@@ -11623,7 +11623,7 @@
       <w:tr>
         <w:tc>
           <w:tcPr>
-            <w:tcW w:type="dxa" w:w="1701"/>
+            <w:tcW w:type="dxa" w:w="2268"/>
           </w:tcPr>
           <w:p>
             <w:pPr>
@@ -11640,7 +11640,7 @@
         </w:tc>
         <w:tc>
           <w:tcPr>
-            <w:tcW w:type="dxa" w:w="1831"/>
+            <w:tcW w:type="dxa" w:w="2268"/>
           </w:tcPr>
           <w:p>
             <w:pPr>
@@ -11657,7 +11657,7 @@
         </w:tc>
         <w:tc>
           <w:tcPr>
-            <w:tcW w:type="dxa" w:w="1831"/>
+            <w:tcW w:type="dxa" w:w="2268"/>
           </w:tcPr>
           <w:p>
             <w:pPr>
@@ -11674,7 +11674,7 @@
         </w:tc>
         <w:tc>
           <w:tcPr>
-            <w:tcW w:type="dxa" w:w="5076"/>
+            <w:tcW w:type="dxa" w:w="2268"/>
           </w:tcPr>
           <w:p>
             <w:pPr>
@@ -11693,7 +11693,7 @@
       <w:tr>
         <w:tc>
           <w:tcPr>
-            <w:tcW w:type="dxa" w:w="1701"/>
+            <w:tcW w:type="dxa" w:w="2268"/>
           </w:tcPr>
           <w:p>
             <w:pPr>
@@ -11710,7 +11710,7 @@
         </w:tc>
         <w:tc>
           <w:tcPr>
-            <w:tcW w:type="dxa" w:w="1831"/>
+            <w:tcW w:type="dxa" w:w="2268"/>
           </w:tcPr>
           <w:p>
             <w:pPr>
@@ -11727,7 +11727,7 @@
         </w:tc>
         <w:tc>
           <w:tcPr>
-            <w:tcW w:type="dxa" w:w="1831"/>
+            <w:tcW w:type="dxa" w:w="2268"/>
           </w:tcPr>
           <w:p>
             <w:pPr>
@@ -11744,7 +11744,7 @@
         </w:tc>
         <w:tc>
           <w:tcPr>
-            <w:tcW w:type="dxa" w:w="5076"/>
+            <w:tcW w:type="dxa" w:w="2268"/>
           </w:tcPr>
           <w:p>
             <w:pPr>
@@ -11763,7 +11763,7 @@
       <w:tr>
         <w:tc>
           <w:tcPr>
-            <w:tcW w:type="dxa" w:w="1701"/>
+            <w:tcW w:type="dxa" w:w="2268"/>
           </w:tcPr>
           <w:p>
             <w:pPr>
@@ -11780,7 +11780,7 @@
         </w:tc>
         <w:tc>
           <w:tcPr>
-            <w:tcW w:type="dxa" w:w="1831"/>
+            <w:tcW w:type="dxa" w:w="2268"/>
           </w:tcPr>
           <w:p>
             <w:pPr>
@@ -11797,7 +11797,7 @@
         </w:tc>
         <w:tc>
           <w:tcPr>
-            <w:tcW w:type="dxa" w:w="1831"/>
+            <w:tcW w:type="dxa" w:w="2268"/>
           </w:tcPr>
           <w:p>
             <w:pPr>
@@ -11814,7 +11814,7 @@
         </w:tc>
         <w:tc>
           <w:tcPr>
-            <w:tcW w:type="dxa" w:w="5076"/>
+            <w:tcW w:type="dxa" w:w="2268"/>
           </w:tcPr>
           <w:p>
             <w:pPr>
@@ -11833,7 +11833,7 @@
       <w:tr>
         <w:tc>
           <w:tcPr>
-            <w:tcW w:type="dxa" w:w="1701"/>
+            <w:tcW w:type="dxa" w:w="2268"/>
           </w:tcPr>
           <w:p>
             <w:pPr>
@@ -11850,7 +11850,7 @@
         </w:tc>
         <w:tc>
           <w:tcPr>
-            <w:tcW w:type="dxa" w:w="1831"/>
+            <w:tcW w:type="dxa" w:w="2268"/>
           </w:tcPr>
           <w:p>
             <w:pPr>
@@ -11867,7 +11867,7 @@
         </w:tc>
         <w:tc>
           <w:tcPr>
-            <w:tcW w:type="dxa" w:w="1831"/>
+            <w:tcW w:type="dxa" w:w="2268"/>
           </w:tcPr>
           <w:p>
             <w:pPr>
@@ -11884,7 +11884,7 @@
         </w:tc>
         <w:tc>
           <w:tcPr>
-            <w:tcW w:type="dxa" w:w="5076"/>
+            <w:tcW w:type="dxa" w:w="2268"/>
           </w:tcPr>
           <w:p>
             <w:pPr>
@@ -11903,7 +11903,7 @@
       <w:tr>
         <w:tc>
           <w:tcPr>
-            <w:tcW w:type="dxa" w:w="1701"/>
+            <w:tcW w:type="dxa" w:w="2268"/>
           </w:tcPr>
           <w:p>
             <w:pPr>
@@ -11920,7 +11920,7 @@
         </w:tc>
         <w:tc>
           <w:tcPr>
-            <w:tcW w:type="dxa" w:w="1831"/>
+            <w:tcW w:type="dxa" w:w="2268"/>
           </w:tcPr>
           <w:p>
             <w:pPr>
@@ -11937,7 +11937,7 @@
         </w:tc>
         <w:tc>
           <w:tcPr>
-            <w:tcW w:type="dxa" w:w="1831"/>
+            <w:tcW w:type="dxa" w:w="2268"/>
           </w:tcPr>
           <w:p>
             <w:pPr>
@@ -11954,7 +11954,7 @@
         </w:tc>
         <w:tc>
           <w:tcPr>
-            <w:tcW w:type="dxa" w:w="5076"/>
+            <w:tcW w:type="dxa" w:w="2268"/>
           </w:tcPr>
           <w:p>
             <w:pPr>
@@ -11973,7 +11973,7 @@
       <w:tr>
         <w:tc>
           <w:tcPr>
-            <w:tcW w:type="dxa" w:w="1701"/>
+            <w:tcW w:type="dxa" w:w="2268"/>
           </w:tcPr>
           <w:p>
             <w:pPr>
@@ -11990,7 +11990,7 @@
         </w:tc>
         <w:tc>
           <w:tcPr>
-            <w:tcW w:type="dxa" w:w="1831"/>
+            <w:tcW w:type="dxa" w:w="2268"/>
           </w:tcPr>
           <w:p>
             <w:pPr>
@@ -12007,7 +12007,7 @@
         </w:tc>
         <w:tc>
           <w:tcPr>
-            <w:tcW w:type="dxa" w:w="1831"/>
+            <w:tcW w:type="dxa" w:w="2268"/>
           </w:tcPr>
           <w:p>
             <w:pPr>
@@ -12024,7 +12024,7 @@
         </w:tc>
         <w:tc>
           <w:tcPr>
-            <w:tcW w:type="dxa" w:w="5076"/>
+            <w:tcW w:type="dxa" w:w="2268"/>
           </w:tcPr>
           <w:p>
             <w:pPr>
@@ -12043,7 +12043,7 @@
       <w:tr>
         <w:tc>
           <w:tcPr>
-            <w:tcW w:type="dxa" w:w="1701"/>
+            <w:tcW w:type="dxa" w:w="2268"/>
           </w:tcPr>
           <w:p>
             <w:pPr>
@@ -12060,7 +12060,7 @@
         </w:tc>
         <w:tc>
           <w:tcPr>
-            <w:tcW w:type="dxa" w:w="1831"/>
+            <w:tcW w:type="dxa" w:w="2268"/>
           </w:tcPr>
           <w:p>
             <w:pPr>
@@ -12077,7 +12077,7 @@
         </w:tc>
         <w:tc>
           <w:tcPr>
-            <w:tcW w:type="dxa" w:w="1831"/>
+            <w:tcW w:type="dxa" w:w="2268"/>
           </w:tcPr>
           <w:p>
             <w:pPr>
@@ -12094,7 +12094,7 @@
         </w:tc>
         <w:tc>
           <w:tcPr>
-            <w:tcW w:type="dxa" w:w="5076"/>
+            <w:tcW w:type="dxa" w:w="2268"/>
           </w:tcPr>
           <w:p>
             <w:pPr>
@@ -12113,7 +12113,7 @@
       <w:tr>
         <w:tc>
           <w:tcPr>
-            <w:tcW w:type="dxa" w:w="1701"/>
+            <w:tcW w:type="dxa" w:w="2268"/>
           </w:tcPr>
           <w:p>
             <w:pPr>
@@ -12130,7 +12130,7 @@
         </w:tc>
         <w:tc>
           <w:tcPr>
-            <w:tcW w:type="dxa" w:w="1831"/>
+            <w:tcW w:type="dxa" w:w="2268"/>
           </w:tcPr>
           <w:p>
             <w:pPr>
@@ -12147,7 +12147,7 @@
         </w:tc>
         <w:tc>
           <w:tcPr>
-            <w:tcW w:type="dxa" w:w="1831"/>
+            <w:tcW w:type="dxa" w:w="2268"/>
           </w:tcPr>
           <w:p>
             <w:pPr>
@@ -12164,7 +12164,7 @@
         </w:tc>
         <w:tc>
           <w:tcPr>
-            <w:tcW w:type="dxa" w:w="5076"/>
+            <w:tcW w:type="dxa" w:w="2268"/>
           </w:tcPr>
           <w:p>
             <w:pPr>
@@ -12183,7 +12183,7 @@
       <w:tr>
         <w:tc>
           <w:tcPr>
-            <w:tcW w:type="dxa" w:w="1701"/>
+            <w:tcW w:type="dxa" w:w="2268"/>
           </w:tcPr>
           <w:p>
             <w:pPr>
@@ -12200,7 +12200,7 @@
         </w:tc>
         <w:tc>
           <w:tcPr>
-            <w:tcW w:type="dxa" w:w="1831"/>
+            <w:tcW w:type="dxa" w:w="2268"/>
           </w:tcPr>
           <w:p>
             <w:pPr>
@@ -12217,7 +12217,7 @@
         </w:tc>
         <w:tc>
           <w:tcPr>
-            <w:tcW w:type="dxa" w:w="1831"/>
+            <w:tcW w:type="dxa" w:w="2268"/>
           </w:tcPr>
           <w:p>
             <w:pPr>
@@ -12234,7 +12234,7 @@
         </w:tc>
         <w:tc>
           <w:tcPr>
-            <w:tcW w:type="dxa" w:w="5076"/>
+            <w:tcW w:type="dxa" w:w="2268"/>
           </w:tcPr>
           <w:p>
             <w:pPr>
@@ -12253,7 +12253,7 @@
       <w:tr>
         <w:tc>
           <w:tcPr>
-            <w:tcW w:type="dxa" w:w="1701"/>
+            <w:tcW w:type="dxa" w:w="2268"/>
           </w:tcPr>
           <w:p>
             <w:pPr>
@@ -12270,7 +12270,7 @@
         </w:tc>
         <w:tc>
           <w:tcPr>
-            <w:tcW w:type="dxa" w:w="1831"/>
+            <w:tcW w:type="dxa" w:w="2268"/>
           </w:tcPr>
           <w:p>
             <w:pPr>
@@ -12287,7 +12287,7 @@
         </w:tc>
         <w:tc>
           <w:tcPr>
-            <w:tcW w:type="dxa" w:w="1831"/>
+            <w:tcW w:type="dxa" w:w="2268"/>
           </w:tcPr>
           <w:p>
             <w:pPr>
@@ -12304,7 +12304,7 @@
         </w:tc>
         <w:tc>
           <w:tcPr>
-            <w:tcW w:type="dxa" w:w="5076"/>
+            <w:tcW w:type="dxa" w:w="2268"/>
           </w:tcPr>
           <w:p>
             <w:pPr>
@@ -12323,7 +12323,7 @@
       <w:tr>
         <w:tc>
           <w:tcPr>
-            <w:tcW w:type="dxa" w:w="1701"/>
+            <w:tcW w:type="dxa" w:w="2268"/>
           </w:tcPr>
           <w:p>
             <w:pPr>
@@ -12340,7 +12340,7 @@
         </w:tc>
         <w:tc>
           <w:tcPr>
-            <w:tcW w:type="dxa" w:w="1831"/>
+            <w:tcW w:type="dxa" w:w="2268"/>
           </w:tcPr>
           <w:p>
             <w:pPr>
@@ -12357,7 +12357,7 @@
         </w:tc>
         <w:tc>
           <w:tcPr>
-            <w:tcW w:type="dxa" w:w="1831"/>
+            <w:tcW w:type="dxa" w:w="2268"/>
           </w:tcPr>
           <w:p>
             <w:pPr>
@@ -12374,7 +12374,7 @@
         </w:tc>
         <w:tc>
           <w:tcPr>
-            <w:tcW w:type="dxa" w:w="5076"/>
+            <w:tcW w:type="dxa" w:w="2268"/>
           </w:tcPr>
           <w:p>
             <w:pPr>
@@ -12393,7 +12393,7 @@
       <w:tr>
         <w:tc>
           <w:tcPr>
-            <w:tcW w:type="dxa" w:w="1701"/>
+            <w:tcW w:type="dxa" w:w="2268"/>
           </w:tcPr>
           <w:p>
             <w:pPr>
@@ -12410,7 +12410,7 @@
         </w:tc>
         <w:tc>
           <w:tcPr>
-            <w:tcW w:type="dxa" w:w="1831"/>
+            <w:tcW w:type="dxa" w:w="2268"/>
           </w:tcPr>
           <w:p>
             <w:pPr>
@@ -12427,7 +12427,7 @@
         </w:tc>
         <w:tc>
           <w:tcPr>
-            <w:tcW w:type="dxa" w:w="1831"/>
+            <w:tcW w:type="dxa" w:w="2268"/>
           </w:tcPr>
           <w:p>
             <w:pPr>
@@ -12444,7 +12444,7 @@
         </w:tc>
         <w:tc>
           <w:tcPr>
-            <w:tcW w:type="dxa" w:w="5076"/>
+            <w:tcW w:type="dxa" w:w="2268"/>
           </w:tcPr>
           <w:p>
             <w:pPr>
@@ -12463,7 +12463,7 @@
       <w:tr>
         <w:tc>
           <w:tcPr>
-            <w:tcW w:type="dxa" w:w="1701"/>
+            <w:tcW w:type="dxa" w:w="2268"/>
           </w:tcPr>
           <w:p>
             <w:pPr>
@@ -12480,7 +12480,7 @@
         </w:tc>
         <w:tc>
           <w:tcPr>
-            <w:tcW w:type="dxa" w:w="1831"/>
+            <w:tcW w:type="dxa" w:w="2268"/>
           </w:tcPr>
           <w:p>
             <w:pPr>
@@ -12497,7 +12497,7 @@
         </w:tc>
         <w:tc>
           <w:tcPr>
-            <w:tcW w:type="dxa" w:w="1831"/>
+            <w:tcW w:type="dxa" w:w="2268"/>
           </w:tcPr>
           <w:p>
             <w:pPr>
@@ -12514,7 +12514,7 @@
         </w:tc>
         <w:tc>
           <w:tcPr>
-            <w:tcW w:type="dxa" w:w="5076"/>
+            <w:tcW w:type="dxa" w:w="2268"/>
           </w:tcPr>
           <w:p>
             <w:pPr>
@@ -12636,7 +12636,7 @@
         <w:tblStyle w:val="TableGrid"/>
         <w:tblW w:type="auto" w:w="0"/>
         <w:jc w:val="center"/>
-        <w:tblLayout w:type="fixed"/>
+        <w:tblLayout w:type="autofit"/>
         <w:tblLook w:firstColumn="1" w:firstRow="1" w:lastColumn="0" w:lastRow="0" w:noHBand="0" w:noVBand="1" w:val="04A0"/>
       </w:tblPr>
       <w:tblGrid>
@@ -12648,7 +12648,7 @@
       <w:tr>
         <w:tc>
           <w:tcPr>
-            <w:tcW w:type="dxa" w:w="1701"/>
+            <w:tcW w:type="dxa" w:w="2268"/>
           </w:tcPr>
           <w:p>
             <w:pPr>
@@ -12666,7 +12666,7 @@
         </w:tc>
         <w:tc>
           <w:tcPr>
-            <w:tcW w:type="dxa" w:w="4097"/>
+            <w:tcW w:type="dxa" w:w="2268"/>
           </w:tcPr>
           <w:p>
             <w:pPr>
@@ -12684,7 +12684,7 @@
         </w:tc>
         <w:tc>
           <w:tcPr>
-            <w:tcW w:type="dxa" w:w="1756"/>
+            <w:tcW w:type="dxa" w:w="2268"/>
           </w:tcPr>
           <w:p>
             <w:pPr>
@@ -12702,7 +12702,7 @@
         </w:tc>
         <w:tc>
           <w:tcPr>
-            <w:tcW w:type="dxa" w:w="2633"/>
+            <w:tcW w:type="dxa" w:w="2268"/>
           </w:tcPr>
           <w:p>
             <w:pPr>
@@ -12722,7 +12722,7 @@
       <w:tr>
         <w:tc>
           <w:tcPr>
-            <w:tcW w:type="dxa" w:w="1701"/>
+            <w:tcW w:type="dxa" w:w="2268"/>
           </w:tcPr>
           <w:p>
             <w:pPr>
@@ -12739,7 +12739,7 @@
         </w:tc>
         <w:tc>
           <w:tcPr>
-            <w:tcW w:type="dxa" w:w="4097"/>
+            <w:tcW w:type="dxa" w:w="2268"/>
           </w:tcPr>
           <w:p>
             <w:pPr>
@@ -12756,7 +12756,7 @@
         </w:tc>
         <w:tc>
           <w:tcPr>
-            <w:tcW w:type="dxa" w:w="1756"/>
+            <w:tcW w:type="dxa" w:w="2268"/>
           </w:tcPr>
           <w:p>
             <w:pPr>
@@ -12773,7 +12773,7 @@
         </w:tc>
         <w:tc>
           <w:tcPr>
-            <w:tcW w:type="dxa" w:w="2633"/>
+            <w:tcW w:type="dxa" w:w="2268"/>
           </w:tcPr>
           <w:p/>
         </w:tc>
@@ -12781,7 +12781,7 @@
       <w:tr>
         <w:tc>
           <w:tcPr>
-            <w:tcW w:type="dxa" w:w="1701"/>
+            <w:tcW w:type="dxa" w:w="2268"/>
           </w:tcPr>
           <w:p>
             <w:pPr>
@@ -12798,7 +12798,7 @@
         </w:tc>
         <w:tc>
           <w:tcPr>
-            <w:tcW w:type="dxa" w:w="4097"/>
+            <w:tcW w:type="dxa" w:w="2268"/>
           </w:tcPr>
           <w:p>
             <w:pPr>
@@ -12815,7 +12815,7 @@
         </w:tc>
         <w:tc>
           <w:tcPr>
-            <w:tcW w:type="dxa" w:w="1756"/>
+            <w:tcW w:type="dxa" w:w="2268"/>
           </w:tcPr>
           <w:p>
             <w:pPr>
@@ -12832,7 +12832,7 @@
         </w:tc>
         <w:tc>
           <w:tcPr>
-            <w:tcW w:type="dxa" w:w="2633"/>
+            <w:tcW w:type="dxa" w:w="2268"/>
           </w:tcPr>
           <w:p>
             <w:pPr>
@@ -12851,7 +12851,7 @@
       <w:tr>
         <w:tc>
           <w:tcPr>
-            <w:tcW w:type="dxa" w:w="1701"/>
+            <w:tcW w:type="dxa" w:w="2268"/>
           </w:tcPr>
           <w:p>
             <w:pPr>
@@ -12868,7 +12868,7 @@
         </w:tc>
         <w:tc>
           <w:tcPr>
-            <w:tcW w:type="dxa" w:w="4097"/>
+            <w:tcW w:type="dxa" w:w="2268"/>
           </w:tcPr>
           <w:p>
             <w:pPr>
@@ -12885,7 +12885,7 @@
         </w:tc>
         <w:tc>
           <w:tcPr>
-            <w:tcW w:type="dxa" w:w="1756"/>
+            <w:tcW w:type="dxa" w:w="2268"/>
           </w:tcPr>
           <w:p>
             <w:pPr>
@@ -12902,7 +12902,7 @@
         </w:tc>
         <w:tc>
           <w:tcPr>
-            <w:tcW w:type="dxa" w:w="2633"/>
+            <w:tcW w:type="dxa" w:w="2268"/>
           </w:tcPr>
           <w:p>
             <w:pPr>
@@ -12921,7 +12921,7 @@
       <w:tr>
         <w:tc>
           <w:tcPr>
-            <w:tcW w:type="dxa" w:w="1701"/>
+            <w:tcW w:type="dxa" w:w="2268"/>
           </w:tcPr>
           <w:p>
             <w:pPr>
@@ -12938,7 +12938,7 @@
         </w:tc>
         <w:tc>
           <w:tcPr>
-            <w:tcW w:type="dxa" w:w="4097"/>
+            <w:tcW w:type="dxa" w:w="2268"/>
           </w:tcPr>
           <w:p>
             <w:pPr>
@@ -12955,7 +12955,7 @@
         </w:tc>
         <w:tc>
           <w:tcPr>
-            <w:tcW w:type="dxa" w:w="1756"/>
+            <w:tcW w:type="dxa" w:w="2268"/>
           </w:tcPr>
           <w:p>
             <w:pPr>
@@ -12972,7 +12972,7 @@
         </w:tc>
         <w:tc>
           <w:tcPr>
-            <w:tcW w:type="dxa" w:w="2633"/>
+            <w:tcW w:type="dxa" w:w="2268"/>
           </w:tcPr>
           <w:p>
             <w:pPr>
@@ -12991,7 +12991,7 @@
       <w:tr>
         <w:tc>
           <w:tcPr>
-            <w:tcW w:type="dxa" w:w="1701"/>
+            <w:tcW w:type="dxa" w:w="2268"/>
           </w:tcPr>
           <w:p>
             <w:pPr>
@@ -13008,7 +13008,7 @@
         </w:tc>
         <w:tc>
           <w:tcPr>
-            <w:tcW w:type="dxa" w:w="4097"/>
+            <w:tcW w:type="dxa" w:w="2268"/>
           </w:tcPr>
           <w:p>
             <w:pPr>
@@ -13025,7 +13025,7 @@
         </w:tc>
         <w:tc>
           <w:tcPr>
-            <w:tcW w:type="dxa" w:w="1756"/>
+            <w:tcW w:type="dxa" w:w="2268"/>
           </w:tcPr>
           <w:p>
             <w:pPr>
@@ -13042,7 +13042,7 @@
         </w:tc>
         <w:tc>
           <w:tcPr>
-            <w:tcW w:type="dxa" w:w="2633"/>
+            <w:tcW w:type="dxa" w:w="2268"/>
           </w:tcPr>
           <w:p>
             <w:pPr>
@@ -13091,7 +13091,7 @@
         <w:tblStyle w:val="TableGrid"/>
         <w:tblW w:type="auto" w:w="0"/>
         <w:jc w:val="center"/>
-        <w:tblLayout w:type="fixed"/>
+        <w:tblLayout w:type="autofit"/>
         <w:tblLook w:firstColumn="1" w:firstRow="1" w:lastColumn="0" w:lastRow="0" w:noHBand="0" w:noVBand="1" w:val="04A0"/>
       </w:tblPr>
       <w:tblGrid>
@@ -13103,7 +13103,7 @@
       <w:tr>
         <w:tc>
           <w:tcPr>
-            <w:tcW w:type="dxa" w:w="1701"/>
+            <w:tcW w:type="dxa" w:w="2268"/>
           </w:tcPr>
           <w:p>
             <w:pPr>
@@ -13121,7 +13121,7 @@
         </w:tc>
         <w:tc>
           <w:tcPr>
-            <w:tcW w:type="dxa" w:w="3342"/>
+            <w:tcW w:type="dxa" w:w="2268"/>
           </w:tcPr>
           <w:p>
             <w:pPr>
@@ -13139,7 +13139,7 @@
         </w:tc>
         <w:tc>
           <w:tcPr>
-            <w:tcW w:type="dxa" w:w="1701"/>
+            <w:tcW w:type="dxa" w:w="2268"/>
           </w:tcPr>
           <w:p>
             <w:pPr>
@@ -13157,7 +13157,7 @@
         </w:tc>
         <w:tc>
           <w:tcPr>
-            <w:tcW w:type="dxa" w:w="3461"/>
+            <w:tcW w:type="dxa" w:w="2268"/>
           </w:tcPr>
           <w:p>
             <w:pPr>
@@ -13177,7 +13177,7 @@
       <w:tr>
         <w:tc>
           <w:tcPr>
-            <w:tcW w:type="dxa" w:w="1701"/>
+            <w:tcW w:type="dxa" w:w="2268"/>
           </w:tcPr>
           <w:p>
             <w:pPr>
@@ -13194,7 +13194,7 @@
         </w:tc>
         <w:tc>
           <w:tcPr>
-            <w:tcW w:type="dxa" w:w="3342"/>
+            <w:tcW w:type="dxa" w:w="2268"/>
           </w:tcPr>
           <w:p>
             <w:pPr>
@@ -13211,7 +13211,7 @@
         </w:tc>
         <w:tc>
           <w:tcPr>
-            <w:tcW w:type="dxa" w:w="1701"/>
+            <w:tcW w:type="dxa" w:w="2268"/>
           </w:tcPr>
           <w:p>
             <w:pPr>
@@ -13228,7 +13228,7 @@
         </w:tc>
         <w:tc>
           <w:tcPr>
-            <w:tcW w:type="dxa" w:w="3461"/>
+            <w:tcW w:type="dxa" w:w="2268"/>
           </w:tcPr>
           <w:p/>
         </w:tc>
@@ -13236,7 +13236,7 @@
       <w:tr>
         <w:tc>
           <w:tcPr>
-            <w:tcW w:type="dxa" w:w="1701"/>
+            <w:tcW w:type="dxa" w:w="2268"/>
           </w:tcPr>
           <w:p>
             <w:pPr>
@@ -13253,7 +13253,7 @@
         </w:tc>
         <w:tc>
           <w:tcPr>
-            <w:tcW w:type="dxa" w:w="3342"/>
+            <w:tcW w:type="dxa" w:w="2268"/>
           </w:tcPr>
           <w:p>
             <w:pPr>
@@ -13270,7 +13270,7 @@
         </w:tc>
         <w:tc>
           <w:tcPr>
-            <w:tcW w:type="dxa" w:w="1701"/>
+            <w:tcW w:type="dxa" w:w="2268"/>
           </w:tcPr>
           <w:p>
             <w:pPr>
@@ -13287,7 +13287,7 @@
         </w:tc>
         <w:tc>
           <w:tcPr>
-            <w:tcW w:type="dxa" w:w="3461"/>
+            <w:tcW w:type="dxa" w:w="2268"/>
           </w:tcPr>
           <w:p>
             <w:pPr>
@@ -13306,7 +13306,7 @@
       <w:tr>
         <w:tc>
           <w:tcPr>
-            <w:tcW w:type="dxa" w:w="1701"/>
+            <w:tcW w:type="dxa" w:w="2268"/>
           </w:tcPr>
           <w:p>
             <w:pPr>
@@ -13323,7 +13323,7 @@
         </w:tc>
         <w:tc>
           <w:tcPr>
-            <w:tcW w:type="dxa" w:w="3342"/>
+            <w:tcW w:type="dxa" w:w="2268"/>
           </w:tcPr>
           <w:p>
             <w:pPr>
@@ -13340,7 +13340,7 @@
         </w:tc>
         <w:tc>
           <w:tcPr>
-            <w:tcW w:type="dxa" w:w="1701"/>
+            <w:tcW w:type="dxa" w:w="2268"/>
           </w:tcPr>
           <w:p>
             <w:pPr>
@@ -13357,7 +13357,7 @@
         </w:tc>
         <w:tc>
           <w:tcPr>
-            <w:tcW w:type="dxa" w:w="3461"/>
+            <w:tcW w:type="dxa" w:w="2268"/>
           </w:tcPr>
           <w:p>
             <w:pPr>
@@ -13376,7 +13376,7 @@
       <w:tr>
         <w:tc>
           <w:tcPr>
-            <w:tcW w:type="dxa" w:w="1701"/>
+            <w:tcW w:type="dxa" w:w="2268"/>
           </w:tcPr>
           <w:p>
             <w:pPr>
@@ -13393,7 +13393,7 @@
         </w:tc>
         <w:tc>
           <w:tcPr>
-            <w:tcW w:type="dxa" w:w="3342"/>
+            <w:tcW w:type="dxa" w:w="2268"/>
           </w:tcPr>
           <w:p>
             <w:pPr>
@@ -13410,7 +13410,7 @@
         </w:tc>
         <w:tc>
           <w:tcPr>
-            <w:tcW w:type="dxa" w:w="1701"/>
+            <w:tcW w:type="dxa" w:w="2268"/>
           </w:tcPr>
           <w:p>
             <w:pPr>
@@ -13427,7 +13427,7 @@
         </w:tc>
         <w:tc>
           <w:tcPr>
-            <w:tcW w:type="dxa" w:w="3461"/>
+            <w:tcW w:type="dxa" w:w="2268"/>
           </w:tcPr>
           <w:p>
             <w:pPr>
@@ -13446,7 +13446,7 @@
       <w:tr>
         <w:tc>
           <w:tcPr>
-            <w:tcW w:type="dxa" w:w="1701"/>
+            <w:tcW w:type="dxa" w:w="2268"/>
           </w:tcPr>
           <w:p>
             <w:pPr>
@@ -13463,7 +13463,7 @@
         </w:tc>
         <w:tc>
           <w:tcPr>
-            <w:tcW w:type="dxa" w:w="3342"/>
+            <w:tcW w:type="dxa" w:w="2268"/>
           </w:tcPr>
           <w:p>
             <w:pPr>
@@ -13480,7 +13480,7 @@
         </w:tc>
         <w:tc>
           <w:tcPr>
-            <w:tcW w:type="dxa" w:w="1701"/>
+            <w:tcW w:type="dxa" w:w="2268"/>
           </w:tcPr>
           <w:p>
             <w:pPr>
@@ -13497,7 +13497,7 @@
         </w:tc>
         <w:tc>
           <w:tcPr>
-            <w:tcW w:type="dxa" w:w="3461"/>
+            <w:tcW w:type="dxa" w:w="2268"/>
           </w:tcPr>
           <w:p>
             <w:pPr>
@@ -13516,7 +13516,7 @@
       <w:tr>
         <w:tc>
           <w:tcPr>
-            <w:tcW w:type="dxa" w:w="1701"/>
+            <w:tcW w:type="dxa" w:w="2268"/>
           </w:tcPr>
           <w:p>
             <w:pPr>
@@ -13533,7 +13533,7 @@
         </w:tc>
         <w:tc>
           <w:tcPr>
-            <w:tcW w:type="dxa" w:w="3342"/>
+            <w:tcW w:type="dxa" w:w="2268"/>
           </w:tcPr>
           <w:p>
             <w:pPr>
@@ -13550,7 +13550,7 @@
         </w:tc>
         <w:tc>
           <w:tcPr>
-            <w:tcW w:type="dxa" w:w="1701"/>
+            <w:tcW w:type="dxa" w:w="2268"/>
           </w:tcPr>
           <w:p>
             <w:pPr>
@@ -13567,7 +13567,7 @@
         </w:tc>
         <w:tc>
           <w:tcPr>
-            <w:tcW w:type="dxa" w:w="3461"/>
+            <w:tcW w:type="dxa" w:w="2268"/>
           </w:tcPr>
           <w:p>
             <w:pPr>
@@ -13586,7 +13586,7 @@
       <w:tr>
         <w:tc>
           <w:tcPr>
-            <w:tcW w:type="dxa" w:w="1701"/>
+            <w:tcW w:type="dxa" w:w="2268"/>
           </w:tcPr>
           <w:p>
             <w:pPr>
@@ -13603,7 +13603,7 @@
         </w:tc>
         <w:tc>
           <w:tcPr>
-            <w:tcW w:type="dxa" w:w="3342"/>
+            <w:tcW w:type="dxa" w:w="2268"/>
           </w:tcPr>
           <w:p>
             <w:pPr>
@@ -13620,7 +13620,7 @@
         </w:tc>
         <w:tc>
           <w:tcPr>
-            <w:tcW w:type="dxa" w:w="1701"/>
+            <w:tcW w:type="dxa" w:w="2268"/>
           </w:tcPr>
           <w:p>
             <w:pPr>
@@ -13637,7 +13637,7 @@
         </w:tc>
         <w:tc>
           <w:tcPr>
-            <w:tcW w:type="dxa" w:w="3461"/>
+            <w:tcW w:type="dxa" w:w="2268"/>
           </w:tcPr>
           <w:p>
             <w:pPr>

--- a/docs/docx/概要设计说明书.docx
+++ b/docs/docx/概要设计说明书.docx
@@ -232,7 +232,7 @@
         <w:tblStyle w:val="TableGrid"/>
         <w:tblW w:type="auto" w:w="0"/>
         <w:jc w:val="center"/>
-        <w:tblLayout w:type="autofit"/>
+        <w:tblLayout w:type="fixed"/>
         <w:tblLook w:firstColumn="1" w:firstRow="1" w:lastColumn="0" w:lastRow="0" w:noHBand="0" w:noVBand="1" w:val="04A0"/>
       </w:tblPr>
       <w:tblGrid>
@@ -243,7 +243,7 @@
       <w:tr>
         <w:tc>
           <w:tcPr>
-            <w:tcW w:type="dxa" w:w="3024"/>
+            <w:tcW w:type="dxa" w:w="2268"/>
           </w:tcPr>
           <w:p>
             <w:pPr>
@@ -261,7 +261,7 @@
         </w:tc>
         <w:tc>
           <w:tcPr>
-            <w:tcW w:type="dxa" w:w="3024"/>
+            <w:tcW w:type="dxa" w:w="2268"/>
           </w:tcPr>
           <w:p>
             <w:pPr>
@@ -279,7 +279,7 @@
         </w:tc>
         <w:tc>
           <w:tcPr>
-            <w:tcW w:type="dxa" w:w="3024"/>
+            <w:tcW w:type="dxa" w:w="4535"/>
           </w:tcPr>
           <w:p>
             <w:pPr>
@@ -299,7 +299,7 @@
       <w:tr>
         <w:tc>
           <w:tcPr>
-            <w:tcW w:type="dxa" w:w="3024"/>
+            <w:tcW w:type="dxa" w:w="2268"/>
           </w:tcPr>
           <w:p>
             <w:pPr>
@@ -316,7 +316,7 @@
         </w:tc>
         <w:tc>
           <w:tcPr>
-            <w:tcW w:type="dxa" w:w="3024"/>
+            <w:tcW w:type="dxa" w:w="2268"/>
           </w:tcPr>
           <w:p>
             <w:pPr>
@@ -333,7 +333,7 @@
         </w:tc>
         <w:tc>
           <w:tcPr>
-            <w:tcW w:type="dxa" w:w="3024"/>
+            <w:tcW w:type="dxa" w:w="4535"/>
           </w:tcPr>
           <w:p>
             <w:pPr>
@@ -352,7 +352,7 @@
       <w:tr>
         <w:tc>
           <w:tcPr>
-            <w:tcW w:type="dxa" w:w="3024"/>
+            <w:tcW w:type="dxa" w:w="2268"/>
           </w:tcPr>
           <w:p>
             <w:pPr>
@@ -369,7 +369,7 @@
         </w:tc>
         <w:tc>
           <w:tcPr>
-            <w:tcW w:type="dxa" w:w="3024"/>
+            <w:tcW w:type="dxa" w:w="2268"/>
           </w:tcPr>
           <w:p>
             <w:pPr>
@@ -386,7 +386,7 @@
         </w:tc>
         <w:tc>
           <w:tcPr>
-            <w:tcW w:type="dxa" w:w="3024"/>
+            <w:tcW w:type="dxa" w:w="4535"/>
           </w:tcPr>
           <w:p>
             <w:pPr>
@@ -405,7 +405,7 @@
       <w:tr>
         <w:tc>
           <w:tcPr>
-            <w:tcW w:type="dxa" w:w="3024"/>
+            <w:tcW w:type="dxa" w:w="2268"/>
           </w:tcPr>
           <w:p>
             <w:pPr>
@@ -422,7 +422,7 @@
         </w:tc>
         <w:tc>
           <w:tcPr>
-            <w:tcW w:type="dxa" w:w="3024"/>
+            <w:tcW w:type="dxa" w:w="2268"/>
           </w:tcPr>
           <w:p>
             <w:pPr>
@@ -439,7 +439,7 @@
         </w:tc>
         <w:tc>
           <w:tcPr>
-            <w:tcW w:type="dxa" w:w="3024"/>
+            <w:tcW w:type="dxa" w:w="4535"/>
           </w:tcPr>
           <w:p>
             <w:pPr>
@@ -458,7 +458,7 @@
       <w:tr>
         <w:tc>
           <w:tcPr>
-            <w:tcW w:type="dxa" w:w="3024"/>
+            <w:tcW w:type="dxa" w:w="2268"/>
           </w:tcPr>
           <w:p>
             <w:pPr>
@@ -475,7 +475,7 @@
         </w:tc>
         <w:tc>
           <w:tcPr>
-            <w:tcW w:type="dxa" w:w="3024"/>
+            <w:tcW w:type="dxa" w:w="2268"/>
           </w:tcPr>
           <w:p>
             <w:pPr>
@@ -492,7 +492,7 @@
         </w:tc>
         <w:tc>
           <w:tcPr>
-            <w:tcW w:type="dxa" w:w="3024"/>
+            <w:tcW w:type="dxa" w:w="4535"/>
           </w:tcPr>
           <w:p>
             <w:pPr>
@@ -511,7 +511,7 @@
       <w:tr>
         <w:tc>
           <w:tcPr>
-            <w:tcW w:type="dxa" w:w="3024"/>
+            <w:tcW w:type="dxa" w:w="2268"/>
           </w:tcPr>
           <w:p>
             <w:pPr>
@@ -528,7 +528,7 @@
         </w:tc>
         <w:tc>
           <w:tcPr>
-            <w:tcW w:type="dxa" w:w="3024"/>
+            <w:tcW w:type="dxa" w:w="2268"/>
           </w:tcPr>
           <w:p>
             <w:pPr>
@@ -545,7 +545,7 @@
         </w:tc>
         <w:tc>
           <w:tcPr>
-            <w:tcW w:type="dxa" w:w="3024"/>
+            <w:tcW w:type="dxa" w:w="4535"/>
           </w:tcPr>
           <w:p>
             <w:pPr>
@@ -564,7 +564,7 @@
       <w:tr>
         <w:tc>
           <w:tcPr>
-            <w:tcW w:type="dxa" w:w="3024"/>
+            <w:tcW w:type="dxa" w:w="2268"/>
           </w:tcPr>
           <w:p>
             <w:pPr>
@@ -581,7 +581,7 @@
         </w:tc>
         <w:tc>
           <w:tcPr>
-            <w:tcW w:type="dxa" w:w="3024"/>
+            <w:tcW w:type="dxa" w:w="2268"/>
           </w:tcPr>
           <w:p>
             <w:pPr>
@@ -598,7 +598,7 @@
         </w:tc>
         <w:tc>
           <w:tcPr>
-            <w:tcW w:type="dxa" w:w="3024"/>
+            <w:tcW w:type="dxa" w:w="4535"/>
           </w:tcPr>
           <w:p>
             <w:pPr>
@@ -617,7 +617,7 @@
       <w:tr>
         <w:tc>
           <w:tcPr>
-            <w:tcW w:type="dxa" w:w="3024"/>
+            <w:tcW w:type="dxa" w:w="2268"/>
           </w:tcPr>
           <w:p>
             <w:pPr>
@@ -634,7 +634,7 @@
         </w:tc>
         <w:tc>
           <w:tcPr>
-            <w:tcW w:type="dxa" w:w="3024"/>
+            <w:tcW w:type="dxa" w:w="2268"/>
           </w:tcPr>
           <w:p>
             <w:pPr>
@@ -651,7 +651,7 @@
         </w:tc>
         <w:tc>
           <w:tcPr>
-            <w:tcW w:type="dxa" w:w="3024"/>
+            <w:tcW w:type="dxa" w:w="4535"/>
           </w:tcPr>
           <w:p>
             <w:pPr>
@@ -691,7 +691,7 @@
         <w:tblStyle w:val="TableGrid"/>
         <w:tblW w:type="auto" w:w="0"/>
         <w:jc w:val="center"/>
-        <w:tblLayout w:type="autofit"/>
+        <w:tblLayout w:type="fixed"/>
         <w:tblLook w:firstColumn="1" w:firstRow="1" w:lastColumn="0" w:lastRow="0" w:noHBand="0" w:noVBand="1" w:val="04A0"/>
       </w:tblPr>
       <w:tblGrid>
@@ -702,7 +702,7 @@
       <w:tr>
         <w:tc>
           <w:tcPr>
-            <w:tcW w:type="dxa" w:w="3024"/>
+            <w:tcW w:type="dxa" w:w="1701"/>
           </w:tcPr>
           <w:p>
             <w:pPr>
@@ -720,7 +720,7 @@
         </w:tc>
         <w:tc>
           <w:tcPr>
-            <w:tcW w:type="dxa" w:w="3024"/>
+            <w:tcW w:type="dxa" w:w="3183"/>
           </w:tcPr>
           <w:p>
             <w:pPr>
@@ -738,7 +738,7 @@
         </w:tc>
         <w:tc>
           <w:tcPr>
-            <w:tcW w:type="dxa" w:w="3024"/>
+            <w:tcW w:type="dxa" w:w="4615"/>
           </w:tcPr>
           <w:p>
             <w:pPr>
@@ -758,7 +758,7 @@
       <w:tr>
         <w:tc>
           <w:tcPr>
-            <w:tcW w:type="dxa" w:w="3024"/>
+            <w:tcW w:type="dxa" w:w="1701"/>
           </w:tcPr>
           <w:p>
             <w:pPr>
@@ -775,7 +775,7 @@
         </w:tc>
         <w:tc>
           <w:tcPr>
-            <w:tcW w:type="dxa" w:w="3024"/>
+            <w:tcW w:type="dxa" w:w="3183"/>
           </w:tcPr>
           <w:p>
             <w:pPr>
@@ -792,7 +792,7 @@
         </w:tc>
         <w:tc>
           <w:tcPr>
-            <w:tcW w:type="dxa" w:w="3024"/>
+            <w:tcW w:type="dxa" w:w="4615"/>
           </w:tcPr>
           <w:p>
             <w:pPr>
@@ -811,7 +811,7 @@
       <w:tr>
         <w:tc>
           <w:tcPr>
-            <w:tcW w:type="dxa" w:w="3024"/>
+            <w:tcW w:type="dxa" w:w="1701"/>
           </w:tcPr>
           <w:p>
             <w:pPr>
@@ -828,7 +828,7 @@
         </w:tc>
         <w:tc>
           <w:tcPr>
-            <w:tcW w:type="dxa" w:w="3024"/>
+            <w:tcW w:type="dxa" w:w="3183"/>
           </w:tcPr>
           <w:p>
             <w:pPr>
@@ -845,7 +845,7 @@
         </w:tc>
         <w:tc>
           <w:tcPr>
-            <w:tcW w:type="dxa" w:w="3024"/>
+            <w:tcW w:type="dxa" w:w="4615"/>
           </w:tcPr>
           <w:p>
             <w:pPr>
@@ -864,7 +864,7 @@
       <w:tr>
         <w:tc>
           <w:tcPr>
-            <w:tcW w:type="dxa" w:w="3024"/>
+            <w:tcW w:type="dxa" w:w="1701"/>
           </w:tcPr>
           <w:p>
             <w:pPr>
@@ -881,7 +881,7 @@
         </w:tc>
         <w:tc>
           <w:tcPr>
-            <w:tcW w:type="dxa" w:w="3024"/>
+            <w:tcW w:type="dxa" w:w="3183"/>
           </w:tcPr>
           <w:p>
             <w:pPr>
@@ -898,7 +898,7 @@
         </w:tc>
         <w:tc>
           <w:tcPr>
-            <w:tcW w:type="dxa" w:w="3024"/>
+            <w:tcW w:type="dxa" w:w="4615"/>
           </w:tcPr>
           <w:p>
             <w:pPr>
@@ -917,7 +917,7 @@
       <w:tr>
         <w:tc>
           <w:tcPr>
-            <w:tcW w:type="dxa" w:w="3024"/>
+            <w:tcW w:type="dxa" w:w="1701"/>
           </w:tcPr>
           <w:p>
             <w:pPr>
@@ -934,7 +934,7 @@
         </w:tc>
         <w:tc>
           <w:tcPr>
-            <w:tcW w:type="dxa" w:w="3024"/>
+            <w:tcW w:type="dxa" w:w="3183"/>
           </w:tcPr>
           <w:p>
             <w:pPr>
@@ -951,7 +951,7 @@
         </w:tc>
         <w:tc>
           <w:tcPr>
-            <w:tcW w:type="dxa" w:w="3024"/>
+            <w:tcW w:type="dxa" w:w="4615"/>
           </w:tcPr>
           <w:p>
             <w:pPr>
@@ -970,7 +970,7 @@
       <w:tr>
         <w:tc>
           <w:tcPr>
-            <w:tcW w:type="dxa" w:w="3024"/>
+            <w:tcW w:type="dxa" w:w="1701"/>
           </w:tcPr>
           <w:p>
             <w:pPr>
@@ -987,7 +987,7 @@
         </w:tc>
         <w:tc>
           <w:tcPr>
-            <w:tcW w:type="dxa" w:w="3024"/>
+            <w:tcW w:type="dxa" w:w="3183"/>
           </w:tcPr>
           <w:p>
             <w:pPr>
@@ -1004,7 +1004,7 @@
         </w:tc>
         <w:tc>
           <w:tcPr>
-            <w:tcW w:type="dxa" w:w="3024"/>
+            <w:tcW w:type="dxa" w:w="4615"/>
           </w:tcPr>
           <w:p>
             <w:pPr>
@@ -1023,7 +1023,7 @@
       <w:tr>
         <w:tc>
           <w:tcPr>
-            <w:tcW w:type="dxa" w:w="3024"/>
+            <w:tcW w:type="dxa" w:w="1701"/>
           </w:tcPr>
           <w:p>
             <w:pPr>
@@ -1040,7 +1040,7 @@
         </w:tc>
         <w:tc>
           <w:tcPr>
-            <w:tcW w:type="dxa" w:w="3024"/>
+            <w:tcW w:type="dxa" w:w="3183"/>
           </w:tcPr>
           <w:p>
             <w:pPr>
@@ -1057,7 +1057,7 @@
         </w:tc>
         <w:tc>
           <w:tcPr>
-            <w:tcW w:type="dxa" w:w="3024"/>
+            <w:tcW w:type="dxa" w:w="4615"/>
           </w:tcPr>
           <w:p>
             <w:pPr>
@@ -1076,7 +1076,7 @@
       <w:tr>
         <w:tc>
           <w:tcPr>
-            <w:tcW w:type="dxa" w:w="3024"/>
+            <w:tcW w:type="dxa" w:w="1701"/>
           </w:tcPr>
           <w:p>
             <w:pPr>
@@ -1093,7 +1093,7 @@
         </w:tc>
         <w:tc>
           <w:tcPr>
-            <w:tcW w:type="dxa" w:w="3024"/>
+            <w:tcW w:type="dxa" w:w="3183"/>
           </w:tcPr>
           <w:p>
             <w:pPr>
@@ -1110,7 +1110,7 @@
         </w:tc>
         <w:tc>
           <w:tcPr>
-            <w:tcW w:type="dxa" w:w="3024"/>
+            <w:tcW w:type="dxa" w:w="4615"/>
           </w:tcPr>
           <w:p>
             <w:pPr>
@@ -1129,7 +1129,7 @@
       <w:tr>
         <w:tc>
           <w:tcPr>
-            <w:tcW w:type="dxa" w:w="3024"/>
+            <w:tcW w:type="dxa" w:w="1701"/>
           </w:tcPr>
           <w:p>
             <w:pPr>
@@ -1146,7 +1146,7 @@
         </w:tc>
         <w:tc>
           <w:tcPr>
-            <w:tcW w:type="dxa" w:w="3024"/>
+            <w:tcW w:type="dxa" w:w="3183"/>
           </w:tcPr>
           <w:p>
             <w:pPr>
@@ -1163,7 +1163,7 @@
         </w:tc>
         <w:tc>
           <w:tcPr>
-            <w:tcW w:type="dxa" w:w="3024"/>
+            <w:tcW w:type="dxa" w:w="4615"/>
           </w:tcPr>
           <w:p>
             <w:pPr>
@@ -1182,7 +1182,7 @@
       <w:tr>
         <w:tc>
           <w:tcPr>
-            <w:tcW w:type="dxa" w:w="3024"/>
+            <w:tcW w:type="dxa" w:w="1701"/>
           </w:tcPr>
           <w:p>
             <w:pPr>
@@ -1199,7 +1199,7 @@
         </w:tc>
         <w:tc>
           <w:tcPr>
-            <w:tcW w:type="dxa" w:w="3024"/>
+            <w:tcW w:type="dxa" w:w="3183"/>
           </w:tcPr>
           <w:p>
             <w:pPr>
@@ -1216,7 +1216,7 @@
         </w:tc>
         <w:tc>
           <w:tcPr>
-            <w:tcW w:type="dxa" w:w="3024"/>
+            <w:tcW w:type="dxa" w:w="4615"/>
           </w:tcPr>
           <w:p>
             <w:pPr>
@@ -1235,7 +1235,7 @@
       <w:tr>
         <w:tc>
           <w:tcPr>
-            <w:tcW w:type="dxa" w:w="3024"/>
+            <w:tcW w:type="dxa" w:w="1701"/>
           </w:tcPr>
           <w:p>
             <w:pPr>
@@ -1252,7 +1252,7 @@
         </w:tc>
         <w:tc>
           <w:tcPr>
-            <w:tcW w:type="dxa" w:w="3024"/>
+            <w:tcW w:type="dxa" w:w="3183"/>
           </w:tcPr>
           <w:p>
             <w:pPr>
@@ -1269,7 +1269,7 @@
         </w:tc>
         <w:tc>
           <w:tcPr>
-            <w:tcW w:type="dxa" w:w="3024"/>
+            <w:tcW w:type="dxa" w:w="4615"/>
           </w:tcPr>
           <w:p>
             <w:pPr>
@@ -1397,7 +1397,7 @@
         <w:tblStyle w:val="TableGrid"/>
         <w:tblW w:type="auto" w:w="0"/>
         <w:jc w:val="center"/>
-        <w:tblLayout w:type="autofit"/>
+        <w:tblLayout w:type="fixed"/>
         <w:tblLook w:firstColumn="1" w:firstRow="1" w:lastColumn="0" w:lastRow="0" w:noHBand="0" w:noVBand="1" w:val="04A0"/>
       </w:tblPr>
       <w:tblGrid>
@@ -1408,7 +1408,7 @@
       <w:tr>
         <w:tc>
           <w:tcPr>
-            <w:tcW w:type="dxa" w:w="3024"/>
+            <w:tcW w:type="dxa" w:w="3969"/>
           </w:tcPr>
           <w:p>
             <w:pPr>
@@ -1426,7 +1426,7 @@
         </w:tc>
         <w:tc>
           <w:tcPr>
-            <w:tcW w:type="dxa" w:w="3024"/>
+            <w:tcW w:type="dxa" w:w="2835"/>
           </w:tcPr>
           <w:p>
             <w:pPr>
@@ -1444,7 +1444,7 @@
         </w:tc>
         <w:tc>
           <w:tcPr>
-            <w:tcW w:type="dxa" w:w="3024"/>
+            <w:tcW w:type="dxa" w:w="2268"/>
           </w:tcPr>
           <w:p>
             <w:pPr>
@@ -1464,7 +1464,7 @@
       <w:tr>
         <w:tc>
           <w:tcPr>
-            <w:tcW w:type="dxa" w:w="3024"/>
+            <w:tcW w:type="dxa" w:w="3969"/>
           </w:tcPr>
           <w:p>
             <w:pPr>
@@ -1481,7 +1481,7 @@
         </w:tc>
         <w:tc>
           <w:tcPr>
-            <w:tcW w:type="dxa" w:w="3024"/>
+            <w:tcW w:type="dxa" w:w="2835"/>
           </w:tcPr>
           <w:p>
             <w:pPr>
@@ -1498,7 +1498,7 @@
         </w:tc>
         <w:tc>
           <w:tcPr>
-            <w:tcW w:type="dxa" w:w="3024"/>
+            <w:tcW w:type="dxa" w:w="2268"/>
           </w:tcPr>
           <w:p>
             <w:pPr>
@@ -1517,7 +1517,7 @@
       <w:tr>
         <w:tc>
           <w:tcPr>
-            <w:tcW w:type="dxa" w:w="3024"/>
+            <w:tcW w:type="dxa" w:w="3969"/>
           </w:tcPr>
           <w:p>
             <w:pPr>
@@ -1534,7 +1534,7 @@
         </w:tc>
         <w:tc>
           <w:tcPr>
-            <w:tcW w:type="dxa" w:w="3024"/>
+            <w:tcW w:type="dxa" w:w="2835"/>
           </w:tcPr>
           <w:p>
             <w:pPr>
@@ -1551,7 +1551,7 @@
         </w:tc>
         <w:tc>
           <w:tcPr>
-            <w:tcW w:type="dxa" w:w="3024"/>
+            <w:tcW w:type="dxa" w:w="2268"/>
           </w:tcPr>
           <w:p>
             <w:pPr>
@@ -1570,7 +1570,7 @@
       <w:tr>
         <w:tc>
           <w:tcPr>
-            <w:tcW w:type="dxa" w:w="3024"/>
+            <w:tcW w:type="dxa" w:w="3969"/>
           </w:tcPr>
           <w:p>
             <w:pPr>
@@ -1587,7 +1587,7 @@
         </w:tc>
         <w:tc>
           <w:tcPr>
-            <w:tcW w:type="dxa" w:w="3024"/>
+            <w:tcW w:type="dxa" w:w="2835"/>
           </w:tcPr>
           <w:p>
             <w:pPr>
@@ -1604,7 +1604,7 @@
         </w:tc>
         <w:tc>
           <w:tcPr>
-            <w:tcW w:type="dxa" w:w="3024"/>
+            <w:tcW w:type="dxa" w:w="2268"/>
           </w:tcPr>
           <w:p>
             <w:pPr>
@@ -1623,7 +1623,7 @@
       <w:tr>
         <w:tc>
           <w:tcPr>
-            <w:tcW w:type="dxa" w:w="3024"/>
+            <w:tcW w:type="dxa" w:w="3969"/>
           </w:tcPr>
           <w:p>
             <w:pPr>
@@ -1640,7 +1640,7 @@
         </w:tc>
         <w:tc>
           <w:tcPr>
-            <w:tcW w:type="dxa" w:w="3024"/>
+            <w:tcW w:type="dxa" w:w="2835"/>
           </w:tcPr>
           <w:p>
             <w:pPr>
@@ -1657,7 +1657,7 @@
         </w:tc>
         <w:tc>
           <w:tcPr>
-            <w:tcW w:type="dxa" w:w="3024"/>
+            <w:tcW w:type="dxa" w:w="2268"/>
           </w:tcPr>
           <w:p>
             <w:pPr>
@@ -1676,7 +1676,7 @@
       <w:tr>
         <w:tc>
           <w:tcPr>
-            <w:tcW w:type="dxa" w:w="3024"/>
+            <w:tcW w:type="dxa" w:w="3969"/>
           </w:tcPr>
           <w:p>
             <w:pPr>
@@ -1693,7 +1693,7 @@
         </w:tc>
         <w:tc>
           <w:tcPr>
-            <w:tcW w:type="dxa" w:w="3024"/>
+            <w:tcW w:type="dxa" w:w="2835"/>
           </w:tcPr>
           <w:p>
             <w:pPr>
@@ -1710,7 +1710,7 @@
         </w:tc>
         <w:tc>
           <w:tcPr>
-            <w:tcW w:type="dxa" w:w="3024"/>
+            <w:tcW w:type="dxa" w:w="2268"/>
           </w:tcPr>
           <w:p>
             <w:pPr>
@@ -1729,7 +1729,7 @@
       <w:tr>
         <w:tc>
           <w:tcPr>
-            <w:tcW w:type="dxa" w:w="3024"/>
+            <w:tcW w:type="dxa" w:w="3969"/>
           </w:tcPr>
           <w:p>
             <w:pPr>
@@ -1746,7 +1746,7 @@
         </w:tc>
         <w:tc>
           <w:tcPr>
-            <w:tcW w:type="dxa" w:w="3024"/>
+            <w:tcW w:type="dxa" w:w="2835"/>
           </w:tcPr>
           <w:p>
             <w:pPr>
@@ -1763,7 +1763,7 @@
         </w:tc>
         <w:tc>
           <w:tcPr>
-            <w:tcW w:type="dxa" w:w="3024"/>
+            <w:tcW w:type="dxa" w:w="2268"/>
           </w:tcPr>
           <w:p>
             <w:pPr>
@@ -1782,7 +1782,7 @@
       <w:tr>
         <w:tc>
           <w:tcPr>
-            <w:tcW w:type="dxa" w:w="3024"/>
+            <w:tcW w:type="dxa" w:w="3969"/>
           </w:tcPr>
           <w:p>
             <w:pPr>
@@ -1799,7 +1799,7 @@
         </w:tc>
         <w:tc>
           <w:tcPr>
-            <w:tcW w:type="dxa" w:w="3024"/>
+            <w:tcW w:type="dxa" w:w="2835"/>
           </w:tcPr>
           <w:p>
             <w:pPr>
@@ -1816,7 +1816,7 @@
         </w:tc>
         <w:tc>
           <w:tcPr>
-            <w:tcW w:type="dxa" w:w="3024"/>
+            <w:tcW w:type="dxa" w:w="2268"/>
           </w:tcPr>
           <w:p>
             <w:pPr>
@@ -1835,7 +1835,7 @@
       <w:tr>
         <w:tc>
           <w:tcPr>
-            <w:tcW w:type="dxa" w:w="3024"/>
+            <w:tcW w:type="dxa" w:w="3969"/>
           </w:tcPr>
           <w:p>
             <w:pPr>
@@ -1852,7 +1852,7 @@
         </w:tc>
         <w:tc>
           <w:tcPr>
-            <w:tcW w:type="dxa" w:w="3024"/>
+            <w:tcW w:type="dxa" w:w="2835"/>
           </w:tcPr>
           <w:p>
             <w:pPr>
@@ -1869,7 +1869,7 @@
         </w:tc>
         <w:tc>
           <w:tcPr>
-            <w:tcW w:type="dxa" w:w="3024"/>
+            <w:tcW w:type="dxa" w:w="2268"/>
           </w:tcPr>
           <w:p>
             <w:pPr>
@@ -1908,7 +1908,7 @@
         <w:tblStyle w:val="TableGrid"/>
         <w:tblW w:type="auto" w:w="0"/>
         <w:jc w:val="center"/>
-        <w:tblLayout w:type="autofit"/>
+        <w:tblLayout w:type="fixed"/>
         <w:tblLook w:firstColumn="1" w:firstRow="1" w:lastColumn="0" w:lastRow="0" w:noHBand="0" w:noVBand="1" w:val="04A0"/>
       </w:tblPr>
       <w:tblGrid>
@@ -1921,7 +1921,7 @@
       <w:tr>
         <w:tc>
           <w:tcPr>
-            <w:tcW w:type="dxa" w:w="1814"/>
+            <w:tcW w:type="dxa" w:w="1701"/>
           </w:tcPr>
           <w:p>
             <w:pPr>
@@ -1939,7 +1939,7 @@
         </w:tc>
         <w:tc>
           <w:tcPr>
-            <w:tcW w:type="dxa" w:w="1814"/>
+            <w:tcW w:type="dxa" w:w="3906"/>
           </w:tcPr>
           <w:p>
             <w:pPr>
@@ -1957,7 +1957,7 @@
         </w:tc>
         <w:tc>
           <w:tcPr>
-            <w:tcW w:type="dxa" w:w="1814"/>
+            <w:tcW w:type="dxa" w:w="1701"/>
           </w:tcPr>
           <w:p>
             <w:pPr>
@@ -1975,7 +1975,7 @@
         </w:tc>
         <w:tc>
           <w:tcPr>
-            <w:tcW w:type="dxa" w:w="1814"/>
+            <w:tcW w:type="dxa" w:w="1701"/>
           </w:tcPr>
           <w:p>
             <w:pPr>
@@ -1993,7 +1993,7 @@
         </w:tc>
         <w:tc>
           <w:tcPr>
-            <w:tcW w:type="dxa" w:w="1814"/>
+            <w:tcW w:type="dxa" w:w="2394"/>
           </w:tcPr>
           <w:p>
             <w:pPr>
@@ -2013,7 +2013,7 @@
       <w:tr>
         <w:tc>
           <w:tcPr>
-            <w:tcW w:type="dxa" w:w="1814"/>
+            <w:tcW w:type="dxa" w:w="1701"/>
           </w:tcPr>
           <w:p>
             <w:pPr>
@@ -2030,7 +2030,7 @@
         </w:tc>
         <w:tc>
           <w:tcPr>
-            <w:tcW w:type="dxa" w:w="1814"/>
+            <w:tcW w:type="dxa" w:w="3906"/>
           </w:tcPr>
           <w:p>
             <w:pPr>
@@ -2047,7 +2047,7 @@
         </w:tc>
         <w:tc>
           <w:tcPr>
-            <w:tcW w:type="dxa" w:w="1814"/>
+            <w:tcW w:type="dxa" w:w="1701"/>
           </w:tcPr>
           <w:p>
             <w:pPr>
@@ -2064,7 +2064,7 @@
         </w:tc>
         <w:tc>
           <w:tcPr>
-            <w:tcW w:type="dxa" w:w="1814"/>
+            <w:tcW w:type="dxa" w:w="1701"/>
           </w:tcPr>
           <w:p>
             <w:pPr>
@@ -2081,7 +2081,7 @@
         </w:tc>
         <w:tc>
           <w:tcPr>
-            <w:tcW w:type="dxa" w:w="1814"/>
+            <w:tcW w:type="dxa" w:w="2394"/>
           </w:tcPr>
           <w:p>
             <w:pPr>
@@ -2100,7 +2100,7 @@
       <w:tr>
         <w:tc>
           <w:tcPr>
-            <w:tcW w:type="dxa" w:w="1814"/>
+            <w:tcW w:type="dxa" w:w="1701"/>
           </w:tcPr>
           <w:p>
             <w:pPr>
@@ -2117,7 +2117,7 @@
         </w:tc>
         <w:tc>
           <w:tcPr>
-            <w:tcW w:type="dxa" w:w="1814"/>
+            <w:tcW w:type="dxa" w:w="3906"/>
           </w:tcPr>
           <w:p>
             <w:pPr>
@@ -2134,7 +2134,7 @@
         </w:tc>
         <w:tc>
           <w:tcPr>
-            <w:tcW w:type="dxa" w:w="1814"/>
+            <w:tcW w:type="dxa" w:w="1701"/>
           </w:tcPr>
           <w:p>
             <w:pPr>
@@ -2151,7 +2151,7 @@
         </w:tc>
         <w:tc>
           <w:tcPr>
-            <w:tcW w:type="dxa" w:w="1814"/>
+            <w:tcW w:type="dxa" w:w="1701"/>
           </w:tcPr>
           <w:p>
             <w:pPr>
@@ -2168,7 +2168,7 @@
         </w:tc>
         <w:tc>
           <w:tcPr>
-            <w:tcW w:type="dxa" w:w="1814"/>
+            <w:tcW w:type="dxa" w:w="2394"/>
           </w:tcPr>
           <w:p>
             <w:pPr>
@@ -2187,7 +2187,7 @@
       <w:tr>
         <w:tc>
           <w:tcPr>
-            <w:tcW w:type="dxa" w:w="1814"/>
+            <w:tcW w:type="dxa" w:w="1701"/>
           </w:tcPr>
           <w:p>
             <w:pPr>
@@ -2204,7 +2204,7 @@
         </w:tc>
         <w:tc>
           <w:tcPr>
-            <w:tcW w:type="dxa" w:w="1814"/>
+            <w:tcW w:type="dxa" w:w="3906"/>
           </w:tcPr>
           <w:p>
             <w:pPr>
@@ -2221,7 +2221,7 @@
         </w:tc>
         <w:tc>
           <w:tcPr>
-            <w:tcW w:type="dxa" w:w="1814"/>
+            <w:tcW w:type="dxa" w:w="1701"/>
           </w:tcPr>
           <w:p>
             <w:pPr>
@@ -2238,23 +2238,23 @@
         </w:tc>
         <w:tc>
           <w:tcPr>
-            <w:tcW w:type="dxa" w:w="1814"/>
-          </w:tcPr>
-          <w:p>
-            <w:pPr>
-              <w:ind w:firstLine="0"/>
-            </w:pPr>
-            <w:r>
-              <w:rPr>
-                <w:rFonts w:ascii="Times New Roman" w:hAnsi="Times New Roman" w:eastAsia="宋体"/>
-                <w:sz w:val="20"/>
-              </w:rPr>
-            </w:r>
-          </w:p>
-        </w:tc>
-        <w:tc>
-          <w:tcPr>
-            <w:tcW w:type="dxa" w:w="1814"/>
+            <w:tcW w:type="dxa" w:w="1701"/>
+          </w:tcPr>
+          <w:p>
+            <w:pPr>
+              <w:ind w:firstLine="0"/>
+            </w:pPr>
+            <w:r>
+              <w:rPr>
+                <w:rFonts w:ascii="Times New Roman" w:hAnsi="Times New Roman" w:eastAsia="宋体"/>
+                <w:sz w:val="20"/>
+              </w:rPr>
+            </w:r>
+          </w:p>
+        </w:tc>
+        <w:tc>
+          <w:tcPr>
+            <w:tcW w:type="dxa" w:w="2394"/>
           </w:tcPr>
           <w:p>
             <w:pPr>
@@ -2273,7 +2273,7 @@
       <w:tr>
         <w:tc>
           <w:tcPr>
-            <w:tcW w:type="dxa" w:w="1814"/>
+            <w:tcW w:type="dxa" w:w="1701"/>
           </w:tcPr>
           <w:p>
             <w:pPr>
@@ -2290,7 +2290,7 @@
         </w:tc>
         <w:tc>
           <w:tcPr>
-            <w:tcW w:type="dxa" w:w="1814"/>
+            <w:tcW w:type="dxa" w:w="3906"/>
           </w:tcPr>
           <w:p>
             <w:pPr>
@@ -2307,7 +2307,7 @@
         </w:tc>
         <w:tc>
           <w:tcPr>
-            <w:tcW w:type="dxa" w:w="1814"/>
+            <w:tcW w:type="dxa" w:w="1701"/>
           </w:tcPr>
           <w:p>
             <w:pPr>
@@ -2324,23 +2324,23 @@
         </w:tc>
         <w:tc>
           <w:tcPr>
-            <w:tcW w:type="dxa" w:w="1814"/>
-          </w:tcPr>
-          <w:p>
-            <w:pPr>
-              <w:ind w:firstLine="0"/>
-            </w:pPr>
-            <w:r>
-              <w:rPr>
-                <w:rFonts w:ascii="Times New Roman" w:hAnsi="Times New Roman" w:eastAsia="宋体"/>
-                <w:sz w:val="20"/>
-              </w:rPr>
-            </w:r>
-          </w:p>
-        </w:tc>
-        <w:tc>
-          <w:tcPr>
-            <w:tcW w:type="dxa" w:w="1814"/>
+            <w:tcW w:type="dxa" w:w="1701"/>
+          </w:tcPr>
+          <w:p>
+            <w:pPr>
+              <w:ind w:firstLine="0"/>
+            </w:pPr>
+            <w:r>
+              <w:rPr>
+                <w:rFonts w:ascii="Times New Roman" w:hAnsi="Times New Roman" w:eastAsia="宋体"/>
+                <w:sz w:val="20"/>
+              </w:rPr>
+            </w:r>
+          </w:p>
+        </w:tc>
+        <w:tc>
+          <w:tcPr>
+            <w:tcW w:type="dxa" w:w="2394"/>
           </w:tcPr>
           <w:p>
             <w:pPr>
@@ -2359,7 +2359,7 @@
       <w:tr>
         <w:tc>
           <w:tcPr>
-            <w:tcW w:type="dxa" w:w="1814"/>
+            <w:tcW w:type="dxa" w:w="1701"/>
           </w:tcPr>
           <w:p>
             <w:pPr>
@@ -2376,7 +2376,7 @@
         </w:tc>
         <w:tc>
           <w:tcPr>
-            <w:tcW w:type="dxa" w:w="1814"/>
+            <w:tcW w:type="dxa" w:w="3906"/>
           </w:tcPr>
           <w:p>
             <w:pPr>
@@ -2393,7 +2393,7 @@
         </w:tc>
         <w:tc>
           <w:tcPr>
-            <w:tcW w:type="dxa" w:w="1814"/>
+            <w:tcW w:type="dxa" w:w="1701"/>
           </w:tcPr>
           <w:p>
             <w:pPr>
@@ -2410,23 +2410,23 @@
         </w:tc>
         <w:tc>
           <w:tcPr>
-            <w:tcW w:type="dxa" w:w="1814"/>
-          </w:tcPr>
-          <w:p>
-            <w:pPr>
-              <w:ind w:firstLine="0"/>
-            </w:pPr>
-            <w:r>
-              <w:rPr>
-                <w:rFonts w:ascii="Times New Roman" w:hAnsi="Times New Roman" w:eastAsia="宋体"/>
-                <w:sz w:val="20"/>
-              </w:rPr>
-            </w:r>
-          </w:p>
-        </w:tc>
-        <w:tc>
-          <w:tcPr>
-            <w:tcW w:type="dxa" w:w="1814"/>
+            <w:tcW w:type="dxa" w:w="1701"/>
+          </w:tcPr>
+          <w:p>
+            <w:pPr>
+              <w:ind w:firstLine="0"/>
+            </w:pPr>
+            <w:r>
+              <w:rPr>
+                <w:rFonts w:ascii="Times New Roman" w:hAnsi="Times New Roman" w:eastAsia="宋体"/>
+                <w:sz w:val="20"/>
+              </w:rPr>
+            </w:r>
+          </w:p>
+        </w:tc>
+        <w:tc>
+          <w:tcPr>
+            <w:tcW w:type="dxa" w:w="2394"/>
           </w:tcPr>
           <w:p>
             <w:pPr>
@@ -2445,7 +2445,7 @@
       <w:tr>
         <w:tc>
           <w:tcPr>
-            <w:tcW w:type="dxa" w:w="1814"/>
+            <w:tcW w:type="dxa" w:w="1701"/>
           </w:tcPr>
           <w:p>
             <w:pPr>
@@ -2462,7 +2462,7 @@
         </w:tc>
         <w:tc>
           <w:tcPr>
-            <w:tcW w:type="dxa" w:w="1814"/>
+            <w:tcW w:type="dxa" w:w="3906"/>
           </w:tcPr>
           <w:p>
             <w:pPr>
@@ -2479,7 +2479,7 @@
         </w:tc>
         <w:tc>
           <w:tcPr>
-            <w:tcW w:type="dxa" w:w="1814"/>
+            <w:tcW w:type="dxa" w:w="1701"/>
           </w:tcPr>
           <w:p>
             <w:pPr>
@@ -2496,23 +2496,23 @@
         </w:tc>
         <w:tc>
           <w:tcPr>
-            <w:tcW w:type="dxa" w:w="1814"/>
-          </w:tcPr>
-          <w:p>
-            <w:pPr>
-              <w:ind w:firstLine="0"/>
-            </w:pPr>
-            <w:r>
-              <w:rPr>
-                <w:rFonts w:ascii="Times New Roman" w:hAnsi="Times New Roman" w:eastAsia="宋体"/>
-                <w:sz w:val="20"/>
-              </w:rPr>
-            </w:r>
-          </w:p>
-        </w:tc>
-        <w:tc>
-          <w:tcPr>
-            <w:tcW w:type="dxa" w:w="1814"/>
+            <w:tcW w:type="dxa" w:w="1701"/>
+          </w:tcPr>
+          <w:p>
+            <w:pPr>
+              <w:ind w:firstLine="0"/>
+            </w:pPr>
+            <w:r>
+              <w:rPr>
+                <w:rFonts w:ascii="Times New Roman" w:hAnsi="Times New Roman" w:eastAsia="宋体"/>
+                <w:sz w:val="20"/>
+              </w:rPr>
+            </w:r>
+          </w:p>
+        </w:tc>
+        <w:tc>
+          <w:tcPr>
+            <w:tcW w:type="dxa" w:w="2394"/>
           </w:tcPr>
           <w:p>
             <w:pPr>
@@ -2531,7 +2531,7 @@
       <w:tr>
         <w:tc>
           <w:tcPr>
-            <w:tcW w:type="dxa" w:w="1814"/>
+            <w:tcW w:type="dxa" w:w="1701"/>
           </w:tcPr>
           <w:p>
             <w:pPr>
@@ -2548,7 +2548,7 @@
         </w:tc>
         <w:tc>
           <w:tcPr>
-            <w:tcW w:type="dxa" w:w="1814"/>
+            <w:tcW w:type="dxa" w:w="3906"/>
           </w:tcPr>
           <w:p>
             <w:pPr>
@@ -2565,7 +2565,7 @@
         </w:tc>
         <w:tc>
           <w:tcPr>
-            <w:tcW w:type="dxa" w:w="1814"/>
+            <w:tcW w:type="dxa" w:w="1701"/>
           </w:tcPr>
           <w:p>
             <w:pPr>
@@ -2582,23 +2582,23 @@
         </w:tc>
         <w:tc>
           <w:tcPr>
-            <w:tcW w:type="dxa" w:w="1814"/>
-          </w:tcPr>
-          <w:p>
-            <w:pPr>
-              <w:ind w:firstLine="0"/>
-            </w:pPr>
-            <w:r>
-              <w:rPr>
-                <w:rFonts w:ascii="Times New Roman" w:hAnsi="Times New Roman" w:eastAsia="宋体"/>
-                <w:sz w:val="20"/>
-              </w:rPr>
-            </w:r>
-          </w:p>
-        </w:tc>
-        <w:tc>
-          <w:tcPr>
-            <w:tcW w:type="dxa" w:w="1814"/>
+            <w:tcW w:type="dxa" w:w="1701"/>
+          </w:tcPr>
+          <w:p>
+            <w:pPr>
+              <w:ind w:firstLine="0"/>
+            </w:pPr>
+            <w:r>
+              <w:rPr>
+                <w:rFonts w:ascii="Times New Roman" w:hAnsi="Times New Roman" w:eastAsia="宋体"/>
+                <w:sz w:val="20"/>
+              </w:rPr>
+            </w:r>
+          </w:p>
+        </w:tc>
+        <w:tc>
+          <w:tcPr>
+            <w:tcW w:type="dxa" w:w="2394"/>
           </w:tcPr>
           <w:p>
             <w:pPr>
@@ -2617,7 +2617,7 @@
       <w:tr>
         <w:tc>
           <w:tcPr>
-            <w:tcW w:type="dxa" w:w="1814"/>
+            <w:tcW w:type="dxa" w:w="1701"/>
           </w:tcPr>
           <w:p>
             <w:pPr>
@@ -2634,7 +2634,7 @@
         </w:tc>
         <w:tc>
           <w:tcPr>
-            <w:tcW w:type="dxa" w:w="1814"/>
+            <w:tcW w:type="dxa" w:w="3906"/>
           </w:tcPr>
           <w:p>
             <w:pPr>
@@ -2651,7 +2651,7 @@
         </w:tc>
         <w:tc>
           <w:tcPr>
-            <w:tcW w:type="dxa" w:w="1814"/>
+            <w:tcW w:type="dxa" w:w="1701"/>
           </w:tcPr>
           <w:p>
             <w:pPr>
@@ -2668,23 +2668,23 @@
         </w:tc>
         <w:tc>
           <w:tcPr>
-            <w:tcW w:type="dxa" w:w="1814"/>
-          </w:tcPr>
-          <w:p>
-            <w:pPr>
-              <w:ind w:firstLine="0"/>
-            </w:pPr>
-            <w:r>
-              <w:rPr>
-                <w:rFonts w:ascii="Times New Roman" w:hAnsi="Times New Roman" w:eastAsia="宋体"/>
-                <w:sz w:val="20"/>
-              </w:rPr>
-            </w:r>
-          </w:p>
-        </w:tc>
-        <w:tc>
-          <w:tcPr>
-            <w:tcW w:type="dxa" w:w="1814"/>
+            <w:tcW w:type="dxa" w:w="1701"/>
+          </w:tcPr>
+          <w:p>
+            <w:pPr>
+              <w:ind w:firstLine="0"/>
+            </w:pPr>
+            <w:r>
+              <w:rPr>
+                <w:rFonts w:ascii="Times New Roman" w:hAnsi="Times New Roman" w:eastAsia="宋体"/>
+                <w:sz w:val="20"/>
+              </w:rPr>
+            </w:r>
+          </w:p>
+        </w:tc>
+        <w:tc>
+          <w:tcPr>
+            <w:tcW w:type="dxa" w:w="2394"/>
           </w:tcPr>
           <w:p>
             <w:pPr>
@@ -2703,7 +2703,7 @@
       <w:tr>
         <w:tc>
           <w:tcPr>
-            <w:tcW w:type="dxa" w:w="1814"/>
+            <w:tcW w:type="dxa" w:w="1701"/>
           </w:tcPr>
           <w:p>
             <w:pPr>
@@ -2720,7 +2720,7 @@
         </w:tc>
         <w:tc>
           <w:tcPr>
-            <w:tcW w:type="dxa" w:w="1814"/>
+            <w:tcW w:type="dxa" w:w="3906"/>
           </w:tcPr>
           <w:p>
             <w:pPr>
@@ -2737,7 +2737,7 @@
         </w:tc>
         <w:tc>
           <w:tcPr>
-            <w:tcW w:type="dxa" w:w="1814"/>
+            <w:tcW w:type="dxa" w:w="1701"/>
           </w:tcPr>
           <w:p>
             <w:pPr>
@@ -2754,23 +2754,23 @@
         </w:tc>
         <w:tc>
           <w:tcPr>
-            <w:tcW w:type="dxa" w:w="1814"/>
-          </w:tcPr>
-          <w:p>
-            <w:pPr>
-              <w:ind w:firstLine="0"/>
-            </w:pPr>
-            <w:r>
-              <w:rPr>
-                <w:rFonts w:ascii="Times New Roman" w:hAnsi="Times New Roman" w:eastAsia="宋体"/>
-                <w:sz w:val="20"/>
-              </w:rPr>
-            </w:r>
-          </w:p>
-        </w:tc>
-        <w:tc>
-          <w:tcPr>
-            <w:tcW w:type="dxa" w:w="1814"/>
+            <w:tcW w:type="dxa" w:w="1701"/>
+          </w:tcPr>
+          <w:p>
+            <w:pPr>
+              <w:ind w:firstLine="0"/>
+            </w:pPr>
+            <w:r>
+              <w:rPr>
+                <w:rFonts w:ascii="Times New Roman" w:hAnsi="Times New Roman" w:eastAsia="宋体"/>
+                <w:sz w:val="20"/>
+              </w:rPr>
+            </w:r>
+          </w:p>
+        </w:tc>
+        <w:tc>
+          <w:tcPr>
+            <w:tcW w:type="dxa" w:w="2394"/>
           </w:tcPr>
           <w:p>
             <w:pPr>
@@ -2789,7 +2789,7 @@
       <w:tr>
         <w:tc>
           <w:tcPr>
-            <w:tcW w:type="dxa" w:w="1814"/>
+            <w:tcW w:type="dxa" w:w="1701"/>
           </w:tcPr>
           <w:p>
             <w:pPr>
@@ -2806,7 +2806,7 @@
         </w:tc>
         <w:tc>
           <w:tcPr>
-            <w:tcW w:type="dxa" w:w="1814"/>
+            <w:tcW w:type="dxa" w:w="3906"/>
           </w:tcPr>
           <w:p>
             <w:pPr>
@@ -2823,7 +2823,7 @@
         </w:tc>
         <w:tc>
           <w:tcPr>
-            <w:tcW w:type="dxa" w:w="1814"/>
+            <w:tcW w:type="dxa" w:w="1701"/>
           </w:tcPr>
           <w:p>
             <w:pPr>
@@ -2840,23 +2840,23 @@
         </w:tc>
         <w:tc>
           <w:tcPr>
-            <w:tcW w:type="dxa" w:w="1814"/>
-          </w:tcPr>
-          <w:p>
-            <w:pPr>
-              <w:ind w:firstLine="0"/>
-            </w:pPr>
-            <w:r>
-              <w:rPr>
-                <w:rFonts w:ascii="Times New Roman" w:hAnsi="Times New Roman" w:eastAsia="宋体"/>
-                <w:sz w:val="20"/>
-              </w:rPr>
-            </w:r>
-          </w:p>
-        </w:tc>
-        <w:tc>
-          <w:tcPr>
-            <w:tcW w:type="dxa" w:w="1814"/>
+            <w:tcW w:type="dxa" w:w="1701"/>
+          </w:tcPr>
+          <w:p>
+            <w:pPr>
+              <w:ind w:firstLine="0"/>
+            </w:pPr>
+            <w:r>
+              <w:rPr>
+                <w:rFonts w:ascii="Times New Roman" w:hAnsi="Times New Roman" w:eastAsia="宋体"/>
+                <w:sz w:val="20"/>
+              </w:rPr>
+            </w:r>
+          </w:p>
+        </w:tc>
+        <w:tc>
+          <w:tcPr>
+            <w:tcW w:type="dxa" w:w="2394"/>
           </w:tcPr>
           <w:p>
             <w:pPr>
@@ -2875,7 +2875,7 @@
       <w:tr>
         <w:tc>
           <w:tcPr>
-            <w:tcW w:type="dxa" w:w="1814"/>
+            <w:tcW w:type="dxa" w:w="1701"/>
           </w:tcPr>
           <w:p>
             <w:pPr>
@@ -2892,7 +2892,7 @@
         </w:tc>
         <w:tc>
           <w:tcPr>
-            <w:tcW w:type="dxa" w:w="1814"/>
+            <w:tcW w:type="dxa" w:w="3906"/>
           </w:tcPr>
           <w:p>
             <w:pPr>
@@ -2909,7 +2909,7 @@
         </w:tc>
         <w:tc>
           <w:tcPr>
-            <w:tcW w:type="dxa" w:w="1814"/>
+            <w:tcW w:type="dxa" w:w="1701"/>
           </w:tcPr>
           <w:p>
             <w:pPr>
@@ -2926,23 +2926,23 @@
         </w:tc>
         <w:tc>
           <w:tcPr>
-            <w:tcW w:type="dxa" w:w="1814"/>
-          </w:tcPr>
-          <w:p>
-            <w:pPr>
-              <w:ind w:firstLine="0"/>
-            </w:pPr>
-            <w:r>
-              <w:rPr>
-                <w:rFonts w:ascii="Times New Roman" w:hAnsi="Times New Roman" w:eastAsia="宋体"/>
-                <w:sz w:val="20"/>
-              </w:rPr>
-            </w:r>
-          </w:p>
-        </w:tc>
-        <w:tc>
-          <w:tcPr>
-            <w:tcW w:type="dxa" w:w="1814"/>
+            <w:tcW w:type="dxa" w:w="1701"/>
+          </w:tcPr>
+          <w:p>
+            <w:pPr>
+              <w:ind w:firstLine="0"/>
+            </w:pPr>
+            <w:r>
+              <w:rPr>
+                <w:rFonts w:ascii="Times New Roman" w:hAnsi="Times New Roman" w:eastAsia="宋体"/>
+                <w:sz w:val="20"/>
+              </w:rPr>
+            </w:r>
+          </w:p>
+        </w:tc>
+        <w:tc>
+          <w:tcPr>
+            <w:tcW w:type="dxa" w:w="2394"/>
           </w:tcPr>
           <w:p>
             <w:pPr>
@@ -2973,7 +2973,7 @@
         <w:tblStyle w:val="TableGrid"/>
         <w:tblW w:type="auto" w:w="0"/>
         <w:jc w:val="center"/>
-        <w:tblLayout w:type="autofit"/>
+        <w:tblLayout w:type="fixed"/>
         <w:tblLook w:firstColumn="1" w:firstRow="1" w:lastColumn="0" w:lastRow="0" w:noHBand="0" w:noVBand="1" w:val="04A0"/>
       </w:tblPr>
       <w:tblGrid>
@@ -2986,7 +2986,7 @@
       <w:tr>
         <w:tc>
           <w:tcPr>
-            <w:tcW w:type="dxa" w:w="1814"/>
+            <w:tcW w:type="dxa" w:w="1863"/>
           </w:tcPr>
           <w:p>
             <w:pPr>
@@ -3004,7 +3004,7 @@
         </w:tc>
         <w:tc>
           <w:tcPr>
-            <w:tcW w:type="dxa" w:w="1814"/>
+            <w:tcW w:type="dxa" w:w="4130"/>
           </w:tcPr>
           <w:p>
             <w:pPr>
@@ -3022,7 +3022,7 @@
         </w:tc>
         <w:tc>
           <w:tcPr>
-            <w:tcW w:type="dxa" w:w="1814"/>
+            <w:tcW w:type="dxa" w:w="1701"/>
           </w:tcPr>
           <w:p>
             <w:pPr>
@@ -3040,7 +3040,7 @@
         </w:tc>
         <w:tc>
           <w:tcPr>
-            <w:tcW w:type="dxa" w:w="1814"/>
+            <w:tcW w:type="dxa" w:w="1701"/>
           </w:tcPr>
           <w:p>
             <w:pPr>
@@ -3058,7 +3058,7 @@
         </w:tc>
         <w:tc>
           <w:tcPr>
-            <w:tcW w:type="dxa" w:w="1814"/>
+            <w:tcW w:type="dxa" w:w="2025"/>
           </w:tcPr>
           <w:p>
             <w:pPr>
@@ -3078,7 +3078,7 @@
       <w:tr>
         <w:tc>
           <w:tcPr>
-            <w:tcW w:type="dxa" w:w="1814"/>
+            <w:tcW w:type="dxa" w:w="1863"/>
           </w:tcPr>
           <w:p>
             <w:pPr>
@@ -3095,7 +3095,7 @@
         </w:tc>
         <w:tc>
           <w:tcPr>
-            <w:tcW w:type="dxa" w:w="1814"/>
+            <w:tcW w:type="dxa" w:w="4130"/>
           </w:tcPr>
           <w:p>
             <w:pPr>
@@ -3112,7 +3112,7 @@
         </w:tc>
         <w:tc>
           <w:tcPr>
-            <w:tcW w:type="dxa" w:w="1814"/>
+            <w:tcW w:type="dxa" w:w="1701"/>
           </w:tcPr>
           <w:p>
             <w:pPr>
@@ -3129,7 +3129,7 @@
         </w:tc>
         <w:tc>
           <w:tcPr>
-            <w:tcW w:type="dxa" w:w="1814"/>
+            <w:tcW w:type="dxa" w:w="1701"/>
           </w:tcPr>
           <w:p>
             <w:pPr>
@@ -3146,7 +3146,7 @@
         </w:tc>
         <w:tc>
           <w:tcPr>
-            <w:tcW w:type="dxa" w:w="1814"/>
+            <w:tcW w:type="dxa" w:w="2025"/>
           </w:tcPr>
           <w:p>
             <w:pPr>
@@ -3165,7 +3165,7 @@
       <w:tr>
         <w:tc>
           <w:tcPr>
-            <w:tcW w:type="dxa" w:w="1814"/>
+            <w:tcW w:type="dxa" w:w="1863"/>
           </w:tcPr>
           <w:p>
             <w:pPr>
@@ -3182,7 +3182,7 @@
         </w:tc>
         <w:tc>
           <w:tcPr>
-            <w:tcW w:type="dxa" w:w="1814"/>
+            <w:tcW w:type="dxa" w:w="4130"/>
           </w:tcPr>
           <w:p>
             <w:pPr>
@@ -3199,7 +3199,7 @@
         </w:tc>
         <w:tc>
           <w:tcPr>
-            <w:tcW w:type="dxa" w:w="1814"/>
+            <w:tcW w:type="dxa" w:w="1701"/>
           </w:tcPr>
           <w:p>
             <w:pPr>
@@ -3216,23 +3216,23 @@
         </w:tc>
         <w:tc>
           <w:tcPr>
-            <w:tcW w:type="dxa" w:w="1814"/>
-          </w:tcPr>
-          <w:p>
-            <w:pPr>
-              <w:ind w:firstLine="0"/>
-            </w:pPr>
-            <w:r>
-              <w:rPr>
-                <w:rFonts w:ascii="Times New Roman" w:hAnsi="Times New Roman" w:eastAsia="宋体"/>
-                <w:sz w:val="20"/>
-              </w:rPr>
-            </w:r>
-          </w:p>
-        </w:tc>
-        <w:tc>
-          <w:tcPr>
-            <w:tcW w:type="dxa" w:w="1814"/>
+            <w:tcW w:type="dxa" w:w="1701"/>
+          </w:tcPr>
+          <w:p>
+            <w:pPr>
+              <w:ind w:firstLine="0"/>
+            </w:pPr>
+            <w:r>
+              <w:rPr>
+                <w:rFonts w:ascii="Times New Roman" w:hAnsi="Times New Roman" w:eastAsia="宋体"/>
+                <w:sz w:val="20"/>
+              </w:rPr>
+            </w:r>
+          </w:p>
+        </w:tc>
+        <w:tc>
+          <w:tcPr>
+            <w:tcW w:type="dxa" w:w="2025"/>
           </w:tcPr>
           <w:p>
             <w:pPr>
@@ -3251,7 +3251,7 @@
       <w:tr>
         <w:tc>
           <w:tcPr>
-            <w:tcW w:type="dxa" w:w="1814"/>
+            <w:tcW w:type="dxa" w:w="1863"/>
           </w:tcPr>
           <w:p>
             <w:pPr>
@@ -3268,7 +3268,7 @@
         </w:tc>
         <w:tc>
           <w:tcPr>
-            <w:tcW w:type="dxa" w:w="1814"/>
+            <w:tcW w:type="dxa" w:w="4130"/>
           </w:tcPr>
           <w:p>
             <w:pPr>
@@ -3285,7 +3285,7 @@
         </w:tc>
         <w:tc>
           <w:tcPr>
-            <w:tcW w:type="dxa" w:w="1814"/>
+            <w:tcW w:type="dxa" w:w="1701"/>
           </w:tcPr>
           <w:p>
             <w:pPr>
@@ -3302,23 +3302,23 @@
         </w:tc>
         <w:tc>
           <w:tcPr>
-            <w:tcW w:type="dxa" w:w="1814"/>
-          </w:tcPr>
-          <w:p>
-            <w:pPr>
-              <w:ind w:firstLine="0"/>
-            </w:pPr>
-            <w:r>
-              <w:rPr>
-                <w:rFonts w:ascii="Times New Roman" w:hAnsi="Times New Roman" w:eastAsia="宋体"/>
-                <w:sz w:val="20"/>
-              </w:rPr>
-            </w:r>
-          </w:p>
-        </w:tc>
-        <w:tc>
-          <w:tcPr>
-            <w:tcW w:type="dxa" w:w="1814"/>
+            <w:tcW w:type="dxa" w:w="1701"/>
+          </w:tcPr>
+          <w:p>
+            <w:pPr>
+              <w:ind w:firstLine="0"/>
+            </w:pPr>
+            <w:r>
+              <w:rPr>
+                <w:rFonts w:ascii="Times New Roman" w:hAnsi="Times New Roman" w:eastAsia="宋体"/>
+                <w:sz w:val="20"/>
+              </w:rPr>
+            </w:r>
+          </w:p>
+        </w:tc>
+        <w:tc>
+          <w:tcPr>
+            <w:tcW w:type="dxa" w:w="2025"/>
           </w:tcPr>
           <w:p>
             <w:pPr>
@@ -3337,7 +3337,7 @@
       <w:tr>
         <w:tc>
           <w:tcPr>
-            <w:tcW w:type="dxa" w:w="1814"/>
+            <w:tcW w:type="dxa" w:w="1863"/>
           </w:tcPr>
           <w:p>
             <w:pPr>
@@ -3354,7 +3354,7 @@
         </w:tc>
         <w:tc>
           <w:tcPr>
-            <w:tcW w:type="dxa" w:w="1814"/>
+            <w:tcW w:type="dxa" w:w="4130"/>
           </w:tcPr>
           <w:p>
             <w:pPr>
@@ -3371,7 +3371,7 @@
         </w:tc>
         <w:tc>
           <w:tcPr>
-            <w:tcW w:type="dxa" w:w="1814"/>
+            <w:tcW w:type="dxa" w:w="1701"/>
           </w:tcPr>
           <w:p>
             <w:pPr>
@@ -3388,23 +3388,23 @@
         </w:tc>
         <w:tc>
           <w:tcPr>
-            <w:tcW w:type="dxa" w:w="1814"/>
-          </w:tcPr>
-          <w:p>
-            <w:pPr>
-              <w:ind w:firstLine="0"/>
-            </w:pPr>
-            <w:r>
-              <w:rPr>
-                <w:rFonts w:ascii="Times New Roman" w:hAnsi="Times New Roman" w:eastAsia="宋体"/>
-                <w:sz w:val="20"/>
-              </w:rPr>
-            </w:r>
-          </w:p>
-        </w:tc>
-        <w:tc>
-          <w:tcPr>
-            <w:tcW w:type="dxa" w:w="1814"/>
+            <w:tcW w:type="dxa" w:w="1701"/>
+          </w:tcPr>
+          <w:p>
+            <w:pPr>
+              <w:ind w:firstLine="0"/>
+            </w:pPr>
+            <w:r>
+              <w:rPr>
+                <w:rFonts w:ascii="Times New Roman" w:hAnsi="Times New Roman" w:eastAsia="宋体"/>
+                <w:sz w:val="20"/>
+              </w:rPr>
+            </w:r>
+          </w:p>
+        </w:tc>
+        <w:tc>
+          <w:tcPr>
+            <w:tcW w:type="dxa" w:w="2025"/>
           </w:tcPr>
           <w:p>
             <w:pPr>
@@ -3423,7 +3423,7 @@
       <w:tr>
         <w:tc>
           <w:tcPr>
-            <w:tcW w:type="dxa" w:w="1814"/>
+            <w:tcW w:type="dxa" w:w="1863"/>
           </w:tcPr>
           <w:p>
             <w:pPr>
@@ -3440,7 +3440,7 @@
         </w:tc>
         <w:tc>
           <w:tcPr>
-            <w:tcW w:type="dxa" w:w="1814"/>
+            <w:tcW w:type="dxa" w:w="4130"/>
           </w:tcPr>
           <w:p>
             <w:pPr>
@@ -3457,7 +3457,7 @@
         </w:tc>
         <w:tc>
           <w:tcPr>
-            <w:tcW w:type="dxa" w:w="1814"/>
+            <w:tcW w:type="dxa" w:w="1701"/>
           </w:tcPr>
           <w:p>
             <w:pPr>
@@ -3474,23 +3474,23 @@
         </w:tc>
         <w:tc>
           <w:tcPr>
-            <w:tcW w:type="dxa" w:w="1814"/>
-          </w:tcPr>
-          <w:p>
-            <w:pPr>
-              <w:ind w:firstLine="0"/>
-            </w:pPr>
-            <w:r>
-              <w:rPr>
-                <w:rFonts w:ascii="Times New Roman" w:hAnsi="Times New Roman" w:eastAsia="宋体"/>
-                <w:sz w:val="20"/>
-              </w:rPr>
-            </w:r>
-          </w:p>
-        </w:tc>
-        <w:tc>
-          <w:tcPr>
-            <w:tcW w:type="dxa" w:w="1814"/>
+            <w:tcW w:type="dxa" w:w="1701"/>
+          </w:tcPr>
+          <w:p>
+            <w:pPr>
+              <w:ind w:firstLine="0"/>
+            </w:pPr>
+            <w:r>
+              <w:rPr>
+                <w:rFonts w:ascii="Times New Roman" w:hAnsi="Times New Roman" w:eastAsia="宋体"/>
+                <w:sz w:val="20"/>
+              </w:rPr>
+            </w:r>
+          </w:p>
+        </w:tc>
+        <w:tc>
+          <w:tcPr>
+            <w:tcW w:type="dxa" w:w="2025"/>
           </w:tcPr>
           <w:p>
             <w:pPr>
@@ -3509,7 +3509,7 @@
       <w:tr>
         <w:tc>
           <w:tcPr>
-            <w:tcW w:type="dxa" w:w="1814"/>
+            <w:tcW w:type="dxa" w:w="1863"/>
           </w:tcPr>
           <w:p>
             <w:pPr>
@@ -3526,7 +3526,7 @@
         </w:tc>
         <w:tc>
           <w:tcPr>
-            <w:tcW w:type="dxa" w:w="1814"/>
+            <w:tcW w:type="dxa" w:w="4130"/>
           </w:tcPr>
           <w:p>
             <w:pPr>
@@ -3543,7 +3543,7 @@
         </w:tc>
         <w:tc>
           <w:tcPr>
-            <w:tcW w:type="dxa" w:w="1814"/>
+            <w:tcW w:type="dxa" w:w="1701"/>
           </w:tcPr>
           <w:p>
             <w:pPr>
@@ -3560,23 +3560,23 @@
         </w:tc>
         <w:tc>
           <w:tcPr>
-            <w:tcW w:type="dxa" w:w="1814"/>
-          </w:tcPr>
-          <w:p>
-            <w:pPr>
-              <w:ind w:firstLine="0"/>
-            </w:pPr>
-            <w:r>
-              <w:rPr>
-                <w:rFonts w:ascii="Times New Roman" w:hAnsi="Times New Roman" w:eastAsia="宋体"/>
-                <w:sz w:val="20"/>
-              </w:rPr>
-            </w:r>
-          </w:p>
-        </w:tc>
-        <w:tc>
-          <w:tcPr>
-            <w:tcW w:type="dxa" w:w="1814"/>
+            <w:tcW w:type="dxa" w:w="1701"/>
+          </w:tcPr>
+          <w:p>
+            <w:pPr>
+              <w:ind w:firstLine="0"/>
+            </w:pPr>
+            <w:r>
+              <w:rPr>
+                <w:rFonts w:ascii="Times New Roman" w:hAnsi="Times New Roman" w:eastAsia="宋体"/>
+                <w:sz w:val="20"/>
+              </w:rPr>
+            </w:r>
+          </w:p>
+        </w:tc>
+        <w:tc>
+          <w:tcPr>
+            <w:tcW w:type="dxa" w:w="2025"/>
           </w:tcPr>
           <w:p>
             <w:pPr>
@@ -3595,7 +3595,7 @@
       <w:tr>
         <w:tc>
           <w:tcPr>
-            <w:tcW w:type="dxa" w:w="1814"/>
+            <w:tcW w:type="dxa" w:w="1863"/>
           </w:tcPr>
           <w:p>
             <w:pPr>
@@ -3612,7 +3612,7 @@
         </w:tc>
         <w:tc>
           <w:tcPr>
-            <w:tcW w:type="dxa" w:w="1814"/>
+            <w:tcW w:type="dxa" w:w="4130"/>
           </w:tcPr>
           <w:p>
             <w:pPr>
@@ -3629,7 +3629,7 @@
         </w:tc>
         <w:tc>
           <w:tcPr>
-            <w:tcW w:type="dxa" w:w="1814"/>
+            <w:tcW w:type="dxa" w:w="1701"/>
           </w:tcPr>
           <w:p>
             <w:pPr>
@@ -3646,23 +3646,23 @@
         </w:tc>
         <w:tc>
           <w:tcPr>
-            <w:tcW w:type="dxa" w:w="1814"/>
-          </w:tcPr>
-          <w:p>
-            <w:pPr>
-              <w:ind w:firstLine="0"/>
-            </w:pPr>
-            <w:r>
-              <w:rPr>
-                <w:rFonts w:ascii="Times New Roman" w:hAnsi="Times New Roman" w:eastAsia="宋体"/>
-                <w:sz w:val="20"/>
-              </w:rPr>
-            </w:r>
-          </w:p>
-        </w:tc>
-        <w:tc>
-          <w:tcPr>
-            <w:tcW w:type="dxa" w:w="1814"/>
+            <w:tcW w:type="dxa" w:w="1701"/>
+          </w:tcPr>
+          <w:p>
+            <w:pPr>
+              <w:ind w:firstLine="0"/>
+            </w:pPr>
+            <w:r>
+              <w:rPr>
+                <w:rFonts w:ascii="Times New Roman" w:hAnsi="Times New Roman" w:eastAsia="宋体"/>
+                <w:sz w:val="20"/>
+              </w:rPr>
+            </w:r>
+          </w:p>
+        </w:tc>
+        <w:tc>
+          <w:tcPr>
+            <w:tcW w:type="dxa" w:w="2025"/>
           </w:tcPr>
           <w:p>
             <w:pPr>
@@ -3681,7 +3681,7 @@
       <w:tr>
         <w:tc>
           <w:tcPr>
-            <w:tcW w:type="dxa" w:w="1814"/>
+            <w:tcW w:type="dxa" w:w="1863"/>
           </w:tcPr>
           <w:p>
             <w:pPr>
@@ -3698,7 +3698,7 @@
         </w:tc>
         <w:tc>
           <w:tcPr>
-            <w:tcW w:type="dxa" w:w="1814"/>
+            <w:tcW w:type="dxa" w:w="4130"/>
           </w:tcPr>
           <w:p>
             <w:pPr>
@@ -3715,7 +3715,7 @@
         </w:tc>
         <w:tc>
           <w:tcPr>
-            <w:tcW w:type="dxa" w:w="1814"/>
+            <w:tcW w:type="dxa" w:w="1701"/>
           </w:tcPr>
           <w:p>
             <w:pPr>
@@ -3732,23 +3732,23 @@
         </w:tc>
         <w:tc>
           <w:tcPr>
-            <w:tcW w:type="dxa" w:w="1814"/>
-          </w:tcPr>
-          <w:p>
-            <w:pPr>
-              <w:ind w:firstLine="0"/>
-            </w:pPr>
-            <w:r>
-              <w:rPr>
-                <w:rFonts w:ascii="Times New Roman" w:hAnsi="Times New Roman" w:eastAsia="宋体"/>
-                <w:sz w:val="20"/>
-              </w:rPr>
-            </w:r>
-          </w:p>
-        </w:tc>
-        <w:tc>
-          <w:tcPr>
-            <w:tcW w:type="dxa" w:w="1814"/>
+            <w:tcW w:type="dxa" w:w="1701"/>
+          </w:tcPr>
+          <w:p>
+            <w:pPr>
+              <w:ind w:firstLine="0"/>
+            </w:pPr>
+            <w:r>
+              <w:rPr>
+                <w:rFonts w:ascii="Times New Roman" w:hAnsi="Times New Roman" w:eastAsia="宋体"/>
+                <w:sz w:val="20"/>
+              </w:rPr>
+            </w:r>
+          </w:p>
+        </w:tc>
+        <w:tc>
+          <w:tcPr>
+            <w:tcW w:type="dxa" w:w="2025"/>
           </w:tcPr>
           <w:p>
             <w:pPr>
@@ -3767,7 +3767,7 @@
       <w:tr>
         <w:tc>
           <w:tcPr>
-            <w:tcW w:type="dxa" w:w="1814"/>
+            <w:tcW w:type="dxa" w:w="1863"/>
           </w:tcPr>
           <w:p>
             <w:pPr>
@@ -3784,7 +3784,7 @@
         </w:tc>
         <w:tc>
           <w:tcPr>
-            <w:tcW w:type="dxa" w:w="1814"/>
+            <w:tcW w:type="dxa" w:w="4130"/>
           </w:tcPr>
           <w:p>
             <w:pPr>
@@ -3801,7 +3801,7 @@
         </w:tc>
         <w:tc>
           <w:tcPr>
-            <w:tcW w:type="dxa" w:w="1814"/>
+            <w:tcW w:type="dxa" w:w="1701"/>
           </w:tcPr>
           <w:p>
             <w:pPr>
@@ -3818,23 +3818,23 @@
         </w:tc>
         <w:tc>
           <w:tcPr>
-            <w:tcW w:type="dxa" w:w="1814"/>
-          </w:tcPr>
-          <w:p>
-            <w:pPr>
-              <w:ind w:firstLine="0"/>
-            </w:pPr>
-            <w:r>
-              <w:rPr>
-                <w:rFonts w:ascii="Times New Roman" w:hAnsi="Times New Roman" w:eastAsia="宋体"/>
-                <w:sz w:val="20"/>
-              </w:rPr>
-            </w:r>
-          </w:p>
-        </w:tc>
-        <w:tc>
-          <w:tcPr>
-            <w:tcW w:type="dxa" w:w="1814"/>
+            <w:tcW w:type="dxa" w:w="1701"/>
+          </w:tcPr>
+          <w:p>
+            <w:pPr>
+              <w:ind w:firstLine="0"/>
+            </w:pPr>
+            <w:r>
+              <w:rPr>
+                <w:rFonts w:ascii="Times New Roman" w:hAnsi="Times New Roman" w:eastAsia="宋体"/>
+                <w:sz w:val="20"/>
+              </w:rPr>
+            </w:r>
+          </w:p>
+        </w:tc>
+        <w:tc>
+          <w:tcPr>
+            <w:tcW w:type="dxa" w:w="2025"/>
           </w:tcPr>
           <w:p>
             <w:pPr>
@@ -3853,7 +3853,7 @@
       <w:tr>
         <w:tc>
           <w:tcPr>
-            <w:tcW w:type="dxa" w:w="1814"/>
+            <w:tcW w:type="dxa" w:w="1863"/>
           </w:tcPr>
           <w:p>
             <w:pPr>
@@ -3870,7 +3870,7 @@
         </w:tc>
         <w:tc>
           <w:tcPr>
-            <w:tcW w:type="dxa" w:w="1814"/>
+            <w:tcW w:type="dxa" w:w="4130"/>
           </w:tcPr>
           <w:p>
             <w:pPr>
@@ -3887,7 +3887,7 @@
         </w:tc>
         <w:tc>
           <w:tcPr>
-            <w:tcW w:type="dxa" w:w="1814"/>
+            <w:tcW w:type="dxa" w:w="1701"/>
           </w:tcPr>
           <w:p>
             <w:pPr>
@@ -3904,23 +3904,23 @@
         </w:tc>
         <w:tc>
           <w:tcPr>
-            <w:tcW w:type="dxa" w:w="1814"/>
-          </w:tcPr>
-          <w:p>
-            <w:pPr>
-              <w:ind w:firstLine="0"/>
-            </w:pPr>
-            <w:r>
-              <w:rPr>
-                <w:rFonts w:ascii="Times New Roman" w:hAnsi="Times New Roman" w:eastAsia="宋体"/>
-                <w:sz w:val="20"/>
-              </w:rPr>
-            </w:r>
-          </w:p>
-        </w:tc>
-        <w:tc>
-          <w:tcPr>
-            <w:tcW w:type="dxa" w:w="1814"/>
+            <w:tcW w:type="dxa" w:w="1701"/>
+          </w:tcPr>
+          <w:p>
+            <w:pPr>
+              <w:ind w:firstLine="0"/>
+            </w:pPr>
+            <w:r>
+              <w:rPr>
+                <w:rFonts w:ascii="Times New Roman" w:hAnsi="Times New Roman" w:eastAsia="宋体"/>
+                <w:sz w:val="20"/>
+              </w:rPr>
+            </w:r>
+          </w:p>
+        </w:tc>
+        <w:tc>
+          <w:tcPr>
+            <w:tcW w:type="dxa" w:w="2025"/>
           </w:tcPr>
           <w:p>
             <w:pPr>
@@ -3939,7 +3939,7 @@
       <w:tr>
         <w:tc>
           <w:tcPr>
-            <w:tcW w:type="dxa" w:w="1814"/>
+            <w:tcW w:type="dxa" w:w="1863"/>
           </w:tcPr>
           <w:p>
             <w:pPr>
@@ -3956,7 +3956,7 @@
         </w:tc>
         <w:tc>
           <w:tcPr>
-            <w:tcW w:type="dxa" w:w="1814"/>
+            <w:tcW w:type="dxa" w:w="4130"/>
           </w:tcPr>
           <w:p>
             <w:pPr>
@@ -3973,7 +3973,7 @@
         </w:tc>
         <w:tc>
           <w:tcPr>
-            <w:tcW w:type="dxa" w:w="1814"/>
+            <w:tcW w:type="dxa" w:w="1701"/>
           </w:tcPr>
           <w:p>
             <w:pPr>
@@ -3990,23 +3990,23 @@
         </w:tc>
         <w:tc>
           <w:tcPr>
-            <w:tcW w:type="dxa" w:w="1814"/>
-          </w:tcPr>
-          <w:p>
-            <w:pPr>
-              <w:ind w:firstLine="0"/>
-            </w:pPr>
-            <w:r>
-              <w:rPr>
-                <w:rFonts w:ascii="Times New Roman" w:hAnsi="Times New Roman" w:eastAsia="宋体"/>
-                <w:sz w:val="20"/>
-              </w:rPr>
-            </w:r>
-          </w:p>
-        </w:tc>
-        <w:tc>
-          <w:tcPr>
-            <w:tcW w:type="dxa" w:w="1814"/>
+            <w:tcW w:type="dxa" w:w="1701"/>
+          </w:tcPr>
+          <w:p>
+            <w:pPr>
+              <w:ind w:firstLine="0"/>
+            </w:pPr>
+            <w:r>
+              <w:rPr>
+                <w:rFonts w:ascii="Times New Roman" w:hAnsi="Times New Roman" w:eastAsia="宋体"/>
+                <w:sz w:val="20"/>
+              </w:rPr>
+            </w:r>
+          </w:p>
+        </w:tc>
+        <w:tc>
+          <w:tcPr>
+            <w:tcW w:type="dxa" w:w="2025"/>
           </w:tcPr>
           <w:p>
             <w:pPr>
@@ -4025,7 +4025,7 @@
       <w:tr>
         <w:tc>
           <w:tcPr>
-            <w:tcW w:type="dxa" w:w="1814"/>
+            <w:tcW w:type="dxa" w:w="1863"/>
           </w:tcPr>
           <w:p>
             <w:pPr>
@@ -4042,7 +4042,7 @@
         </w:tc>
         <w:tc>
           <w:tcPr>
-            <w:tcW w:type="dxa" w:w="1814"/>
+            <w:tcW w:type="dxa" w:w="4130"/>
           </w:tcPr>
           <w:p>
             <w:pPr>
@@ -4059,7 +4059,7 @@
         </w:tc>
         <w:tc>
           <w:tcPr>
-            <w:tcW w:type="dxa" w:w="1814"/>
+            <w:tcW w:type="dxa" w:w="1701"/>
           </w:tcPr>
           <w:p>
             <w:pPr>
@@ -4076,23 +4076,23 @@
         </w:tc>
         <w:tc>
           <w:tcPr>
-            <w:tcW w:type="dxa" w:w="1814"/>
-          </w:tcPr>
-          <w:p>
-            <w:pPr>
-              <w:ind w:firstLine="0"/>
-            </w:pPr>
-            <w:r>
-              <w:rPr>
-                <w:rFonts w:ascii="Times New Roman" w:hAnsi="Times New Roman" w:eastAsia="宋体"/>
-                <w:sz w:val="20"/>
-              </w:rPr>
-            </w:r>
-          </w:p>
-        </w:tc>
-        <w:tc>
-          <w:tcPr>
-            <w:tcW w:type="dxa" w:w="1814"/>
+            <w:tcW w:type="dxa" w:w="1701"/>
+          </w:tcPr>
+          <w:p>
+            <w:pPr>
+              <w:ind w:firstLine="0"/>
+            </w:pPr>
+            <w:r>
+              <w:rPr>
+                <w:rFonts w:ascii="Times New Roman" w:hAnsi="Times New Roman" w:eastAsia="宋体"/>
+                <w:sz w:val="20"/>
+              </w:rPr>
+            </w:r>
+          </w:p>
+        </w:tc>
+        <w:tc>
+          <w:tcPr>
+            <w:tcW w:type="dxa" w:w="2025"/>
           </w:tcPr>
           <w:p>
             <w:pPr>
@@ -4111,7 +4111,7 @@
       <w:tr>
         <w:tc>
           <w:tcPr>
-            <w:tcW w:type="dxa" w:w="1814"/>
+            <w:tcW w:type="dxa" w:w="1863"/>
           </w:tcPr>
           <w:p>
             <w:pPr>
@@ -4128,7 +4128,7 @@
         </w:tc>
         <w:tc>
           <w:tcPr>
-            <w:tcW w:type="dxa" w:w="1814"/>
+            <w:tcW w:type="dxa" w:w="4130"/>
           </w:tcPr>
           <w:p>
             <w:pPr>
@@ -4145,7 +4145,7 @@
         </w:tc>
         <w:tc>
           <w:tcPr>
-            <w:tcW w:type="dxa" w:w="1814"/>
+            <w:tcW w:type="dxa" w:w="1701"/>
           </w:tcPr>
           <w:p>
             <w:pPr>
@@ -4162,23 +4162,23 @@
         </w:tc>
         <w:tc>
           <w:tcPr>
-            <w:tcW w:type="dxa" w:w="1814"/>
-          </w:tcPr>
-          <w:p>
-            <w:pPr>
-              <w:ind w:firstLine="0"/>
-            </w:pPr>
-            <w:r>
-              <w:rPr>
-                <w:rFonts w:ascii="Times New Roman" w:hAnsi="Times New Roman" w:eastAsia="宋体"/>
-                <w:sz w:val="20"/>
-              </w:rPr>
-            </w:r>
-          </w:p>
-        </w:tc>
-        <w:tc>
-          <w:tcPr>
-            <w:tcW w:type="dxa" w:w="1814"/>
+            <w:tcW w:type="dxa" w:w="1701"/>
+          </w:tcPr>
+          <w:p>
+            <w:pPr>
+              <w:ind w:firstLine="0"/>
+            </w:pPr>
+            <w:r>
+              <w:rPr>
+                <w:rFonts w:ascii="Times New Roman" w:hAnsi="Times New Roman" w:eastAsia="宋体"/>
+                <w:sz w:val="20"/>
+              </w:rPr>
+            </w:r>
+          </w:p>
+        </w:tc>
+        <w:tc>
+          <w:tcPr>
+            <w:tcW w:type="dxa" w:w="2025"/>
           </w:tcPr>
           <w:p>
             <w:pPr>
@@ -4197,7 +4197,7 @@
       <w:tr>
         <w:tc>
           <w:tcPr>
-            <w:tcW w:type="dxa" w:w="1814"/>
+            <w:tcW w:type="dxa" w:w="1863"/>
           </w:tcPr>
           <w:p>
             <w:pPr>
@@ -4214,7 +4214,7 @@
         </w:tc>
         <w:tc>
           <w:tcPr>
-            <w:tcW w:type="dxa" w:w="1814"/>
+            <w:tcW w:type="dxa" w:w="4130"/>
           </w:tcPr>
           <w:p>
             <w:pPr>
@@ -4231,7 +4231,7 @@
         </w:tc>
         <w:tc>
           <w:tcPr>
-            <w:tcW w:type="dxa" w:w="1814"/>
+            <w:tcW w:type="dxa" w:w="1701"/>
           </w:tcPr>
           <w:p>
             <w:pPr>
@@ -4248,23 +4248,23 @@
         </w:tc>
         <w:tc>
           <w:tcPr>
-            <w:tcW w:type="dxa" w:w="1814"/>
-          </w:tcPr>
-          <w:p>
-            <w:pPr>
-              <w:ind w:firstLine="0"/>
-            </w:pPr>
-            <w:r>
-              <w:rPr>
-                <w:rFonts w:ascii="Times New Roman" w:hAnsi="Times New Roman" w:eastAsia="宋体"/>
-                <w:sz w:val="20"/>
-              </w:rPr>
-            </w:r>
-          </w:p>
-        </w:tc>
-        <w:tc>
-          <w:tcPr>
-            <w:tcW w:type="dxa" w:w="1814"/>
+            <w:tcW w:type="dxa" w:w="1701"/>
+          </w:tcPr>
+          <w:p>
+            <w:pPr>
+              <w:ind w:firstLine="0"/>
+            </w:pPr>
+            <w:r>
+              <w:rPr>
+                <w:rFonts w:ascii="Times New Roman" w:hAnsi="Times New Roman" w:eastAsia="宋体"/>
+                <w:sz w:val="20"/>
+              </w:rPr>
+            </w:r>
+          </w:p>
+        </w:tc>
+        <w:tc>
+          <w:tcPr>
+            <w:tcW w:type="dxa" w:w="2025"/>
           </w:tcPr>
           <w:p>
             <w:pPr>
@@ -4283,7 +4283,7 @@
       <w:tr>
         <w:tc>
           <w:tcPr>
-            <w:tcW w:type="dxa" w:w="1814"/>
+            <w:tcW w:type="dxa" w:w="1863"/>
           </w:tcPr>
           <w:p>
             <w:pPr>
@@ -4300,7 +4300,7 @@
         </w:tc>
         <w:tc>
           <w:tcPr>
-            <w:tcW w:type="dxa" w:w="1814"/>
+            <w:tcW w:type="dxa" w:w="4130"/>
           </w:tcPr>
           <w:p>
             <w:pPr>
@@ -4317,7 +4317,7 @@
         </w:tc>
         <w:tc>
           <w:tcPr>
-            <w:tcW w:type="dxa" w:w="1814"/>
+            <w:tcW w:type="dxa" w:w="1701"/>
           </w:tcPr>
           <w:p>
             <w:pPr>
@@ -4334,23 +4334,23 @@
         </w:tc>
         <w:tc>
           <w:tcPr>
-            <w:tcW w:type="dxa" w:w="1814"/>
-          </w:tcPr>
-          <w:p>
-            <w:pPr>
-              <w:ind w:firstLine="0"/>
-            </w:pPr>
-            <w:r>
-              <w:rPr>
-                <w:rFonts w:ascii="Times New Roman" w:hAnsi="Times New Roman" w:eastAsia="宋体"/>
-                <w:sz w:val="20"/>
-              </w:rPr>
-            </w:r>
-          </w:p>
-        </w:tc>
-        <w:tc>
-          <w:tcPr>
-            <w:tcW w:type="dxa" w:w="1814"/>
+            <w:tcW w:type="dxa" w:w="1701"/>
+          </w:tcPr>
+          <w:p>
+            <w:pPr>
+              <w:ind w:firstLine="0"/>
+            </w:pPr>
+            <w:r>
+              <w:rPr>
+                <w:rFonts w:ascii="Times New Roman" w:hAnsi="Times New Roman" w:eastAsia="宋体"/>
+                <w:sz w:val="20"/>
+              </w:rPr>
+            </w:r>
+          </w:p>
+        </w:tc>
+        <w:tc>
+          <w:tcPr>
+            <w:tcW w:type="dxa" w:w="2025"/>
           </w:tcPr>
           <w:p>
             <w:pPr>
@@ -4369,7 +4369,7 @@
       <w:tr>
         <w:tc>
           <w:tcPr>
-            <w:tcW w:type="dxa" w:w="1814"/>
+            <w:tcW w:type="dxa" w:w="1863"/>
           </w:tcPr>
           <w:p>
             <w:pPr>
@@ -4386,7 +4386,7 @@
         </w:tc>
         <w:tc>
           <w:tcPr>
-            <w:tcW w:type="dxa" w:w="1814"/>
+            <w:tcW w:type="dxa" w:w="4130"/>
           </w:tcPr>
           <w:p>
             <w:pPr>
@@ -4403,7 +4403,7 @@
         </w:tc>
         <w:tc>
           <w:tcPr>
-            <w:tcW w:type="dxa" w:w="1814"/>
+            <w:tcW w:type="dxa" w:w="1701"/>
           </w:tcPr>
           <w:p>
             <w:pPr>
@@ -4420,23 +4420,23 @@
         </w:tc>
         <w:tc>
           <w:tcPr>
-            <w:tcW w:type="dxa" w:w="1814"/>
-          </w:tcPr>
-          <w:p>
-            <w:pPr>
-              <w:ind w:firstLine="0"/>
-            </w:pPr>
-            <w:r>
-              <w:rPr>
-                <w:rFonts w:ascii="Times New Roman" w:hAnsi="Times New Roman" w:eastAsia="宋体"/>
-                <w:sz w:val="20"/>
-              </w:rPr>
-            </w:r>
-          </w:p>
-        </w:tc>
-        <w:tc>
-          <w:tcPr>
-            <w:tcW w:type="dxa" w:w="1814"/>
+            <w:tcW w:type="dxa" w:w="1701"/>
+          </w:tcPr>
+          <w:p>
+            <w:pPr>
+              <w:ind w:firstLine="0"/>
+            </w:pPr>
+            <w:r>
+              <w:rPr>
+                <w:rFonts w:ascii="Times New Roman" w:hAnsi="Times New Roman" w:eastAsia="宋体"/>
+                <w:sz w:val="20"/>
+              </w:rPr>
+            </w:r>
+          </w:p>
+        </w:tc>
+        <w:tc>
+          <w:tcPr>
+            <w:tcW w:type="dxa" w:w="2025"/>
           </w:tcPr>
           <w:p>
             <w:pPr>
@@ -4455,7 +4455,7 @@
       <w:tr>
         <w:tc>
           <w:tcPr>
-            <w:tcW w:type="dxa" w:w="1814"/>
+            <w:tcW w:type="dxa" w:w="1863"/>
           </w:tcPr>
           <w:p>
             <w:pPr>
@@ -4472,7 +4472,7 @@
         </w:tc>
         <w:tc>
           <w:tcPr>
-            <w:tcW w:type="dxa" w:w="1814"/>
+            <w:tcW w:type="dxa" w:w="4130"/>
           </w:tcPr>
           <w:p>
             <w:pPr>
@@ -4489,7 +4489,7 @@
         </w:tc>
         <w:tc>
           <w:tcPr>
-            <w:tcW w:type="dxa" w:w="1814"/>
+            <w:tcW w:type="dxa" w:w="1701"/>
           </w:tcPr>
           <w:p>
             <w:pPr>
@@ -4506,23 +4506,23 @@
         </w:tc>
         <w:tc>
           <w:tcPr>
-            <w:tcW w:type="dxa" w:w="1814"/>
-          </w:tcPr>
-          <w:p>
-            <w:pPr>
-              <w:ind w:firstLine="0"/>
-            </w:pPr>
-            <w:r>
-              <w:rPr>
-                <w:rFonts w:ascii="Times New Roman" w:hAnsi="Times New Roman" w:eastAsia="宋体"/>
-                <w:sz w:val="20"/>
-              </w:rPr>
-            </w:r>
-          </w:p>
-        </w:tc>
-        <w:tc>
-          <w:tcPr>
-            <w:tcW w:type="dxa" w:w="1814"/>
+            <w:tcW w:type="dxa" w:w="1701"/>
+          </w:tcPr>
+          <w:p>
+            <w:pPr>
+              <w:ind w:firstLine="0"/>
+            </w:pPr>
+            <w:r>
+              <w:rPr>
+                <w:rFonts w:ascii="Times New Roman" w:hAnsi="Times New Roman" w:eastAsia="宋体"/>
+                <w:sz w:val="20"/>
+              </w:rPr>
+            </w:r>
+          </w:p>
+        </w:tc>
+        <w:tc>
+          <w:tcPr>
+            <w:tcW w:type="dxa" w:w="2025"/>
           </w:tcPr>
           <w:p>
             <w:pPr>
@@ -4541,7 +4541,7 @@
       <w:tr>
         <w:tc>
           <w:tcPr>
-            <w:tcW w:type="dxa" w:w="1814"/>
+            <w:tcW w:type="dxa" w:w="1863"/>
           </w:tcPr>
           <w:p>
             <w:pPr>
@@ -4558,7 +4558,7 @@
         </w:tc>
         <w:tc>
           <w:tcPr>
-            <w:tcW w:type="dxa" w:w="1814"/>
+            <w:tcW w:type="dxa" w:w="4130"/>
           </w:tcPr>
           <w:p>
             <w:pPr>
@@ -4575,7 +4575,7 @@
         </w:tc>
         <w:tc>
           <w:tcPr>
-            <w:tcW w:type="dxa" w:w="1814"/>
+            <w:tcW w:type="dxa" w:w="1701"/>
           </w:tcPr>
           <w:p>
             <w:pPr>
@@ -4592,7 +4592,7 @@
         </w:tc>
         <w:tc>
           <w:tcPr>
-            <w:tcW w:type="dxa" w:w="1814"/>
+            <w:tcW w:type="dxa" w:w="1701"/>
           </w:tcPr>
           <w:p>
             <w:pPr>
@@ -4609,7 +4609,7 @@
         </w:tc>
         <w:tc>
           <w:tcPr>
-            <w:tcW w:type="dxa" w:w="1814"/>
+            <w:tcW w:type="dxa" w:w="2025"/>
           </w:tcPr>
           <w:p>
             <w:pPr>
@@ -4628,7 +4628,7 @@
       <w:tr>
         <w:tc>
           <w:tcPr>
-            <w:tcW w:type="dxa" w:w="1814"/>
+            <w:tcW w:type="dxa" w:w="1863"/>
           </w:tcPr>
           <w:p>
             <w:pPr>
@@ -4645,7 +4645,7 @@
         </w:tc>
         <w:tc>
           <w:tcPr>
-            <w:tcW w:type="dxa" w:w="1814"/>
+            <w:tcW w:type="dxa" w:w="4130"/>
           </w:tcPr>
           <w:p>
             <w:pPr>
@@ -4662,7 +4662,7 @@
         </w:tc>
         <w:tc>
           <w:tcPr>
-            <w:tcW w:type="dxa" w:w="1814"/>
+            <w:tcW w:type="dxa" w:w="1701"/>
           </w:tcPr>
           <w:p>
             <w:pPr>
@@ -4679,7 +4679,7 @@
         </w:tc>
         <w:tc>
           <w:tcPr>
-            <w:tcW w:type="dxa" w:w="1814"/>
+            <w:tcW w:type="dxa" w:w="1701"/>
           </w:tcPr>
           <w:p>
             <w:pPr>
@@ -4696,7 +4696,7 @@
         </w:tc>
         <w:tc>
           <w:tcPr>
-            <w:tcW w:type="dxa" w:w="1814"/>
+            <w:tcW w:type="dxa" w:w="2025"/>
           </w:tcPr>
           <w:p>
             <w:pPr>
@@ -4715,7 +4715,7 @@
       <w:tr>
         <w:tc>
           <w:tcPr>
-            <w:tcW w:type="dxa" w:w="1814"/>
+            <w:tcW w:type="dxa" w:w="1863"/>
           </w:tcPr>
           <w:p>
             <w:pPr>
@@ -4732,7 +4732,7 @@
         </w:tc>
         <w:tc>
           <w:tcPr>
-            <w:tcW w:type="dxa" w:w="1814"/>
+            <w:tcW w:type="dxa" w:w="4130"/>
           </w:tcPr>
           <w:p>
             <w:pPr>
@@ -4749,7 +4749,7 @@
         </w:tc>
         <w:tc>
           <w:tcPr>
-            <w:tcW w:type="dxa" w:w="1814"/>
+            <w:tcW w:type="dxa" w:w="1701"/>
           </w:tcPr>
           <w:p>
             <w:pPr>
@@ -4766,7 +4766,7 @@
         </w:tc>
         <w:tc>
           <w:tcPr>
-            <w:tcW w:type="dxa" w:w="1814"/>
+            <w:tcW w:type="dxa" w:w="1701"/>
           </w:tcPr>
           <w:p>
             <w:pPr>
@@ -4783,7 +4783,7 @@
         </w:tc>
         <w:tc>
           <w:tcPr>
-            <w:tcW w:type="dxa" w:w="1814"/>
+            <w:tcW w:type="dxa" w:w="2025"/>
           </w:tcPr>
           <w:p>
             <w:pPr>
@@ -4802,7 +4802,7 @@
       <w:tr>
         <w:tc>
           <w:tcPr>
-            <w:tcW w:type="dxa" w:w="1814"/>
+            <w:tcW w:type="dxa" w:w="1863"/>
           </w:tcPr>
           <w:p>
             <w:pPr>
@@ -4819,7 +4819,7 @@
         </w:tc>
         <w:tc>
           <w:tcPr>
-            <w:tcW w:type="dxa" w:w="1814"/>
+            <w:tcW w:type="dxa" w:w="4130"/>
           </w:tcPr>
           <w:p>
             <w:pPr>
@@ -4836,7 +4836,7 @@
         </w:tc>
         <w:tc>
           <w:tcPr>
-            <w:tcW w:type="dxa" w:w="1814"/>
+            <w:tcW w:type="dxa" w:w="1701"/>
           </w:tcPr>
           <w:p>
             <w:pPr>
@@ -4853,23 +4853,23 @@
         </w:tc>
         <w:tc>
           <w:tcPr>
-            <w:tcW w:type="dxa" w:w="1814"/>
-          </w:tcPr>
-          <w:p>
-            <w:pPr>
-              <w:ind w:firstLine="0"/>
-            </w:pPr>
-            <w:r>
-              <w:rPr>
-                <w:rFonts w:ascii="Times New Roman" w:hAnsi="Times New Roman" w:eastAsia="宋体"/>
-                <w:sz w:val="20"/>
-              </w:rPr>
-            </w:r>
-          </w:p>
-        </w:tc>
-        <w:tc>
-          <w:tcPr>
-            <w:tcW w:type="dxa" w:w="1814"/>
+            <w:tcW w:type="dxa" w:w="1701"/>
+          </w:tcPr>
+          <w:p>
+            <w:pPr>
+              <w:ind w:firstLine="0"/>
+            </w:pPr>
+            <w:r>
+              <w:rPr>
+                <w:rFonts w:ascii="Times New Roman" w:hAnsi="Times New Roman" w:eastAsia="宋体"/>
+                <w:sz w:val="20"/>
+              </w:rPr>
+            </w:r>
+          </w:p>
+        </w:tc>
+        <w:tc>
+          <w:tcPr>
+            <w:tcW w:type="dxa" w:w="2025"/>
           </w:tcPr>
           <w:p>
             <w:pPr>
@@ -4888,7 +4888,7 @@
       <w:tr>
         <w:tc>
           <w:tcPr>
-            <w:tcW w:type="dxa" w:w="1814"/>
+            <w:tcW w:type="dxa" w:w="1863"/>
           </w:tcPr>
           <w:p>
             <w:pPr>
@@ -4905,7 +4905,7 @@
         </w:tc>
         <w:tc>
           <w:tcPr>
-            <w:tcW w:type="dxa" w:w="1814"/>
+            <w:tcW w:type="dxa" w:w="4130"/>
           </w:tcPr>
           <w:p>
             <w:pPr>
@@ -4922,7 +4922,7 @@
         </w:tc>
         <w:tc>
           <w:tcPr>
-            <w:tcW w:type="dxa" w:w="1814"/>
+            <w:tcW w:type="dxa" w:w="1701"/>
           </w:tcPr>
           <w:p>
             <w:pPr>
@@ -4939,23 +4939,23 @@
         </w:tc>
         <w:tc>
           <w:tcPr>
-            <w:tcW w:type="dxa" w:w="1814"/>
-          </w:tcPr>
-          <w:p>
-            <w:pPr>
-              <w:ind w:firstLine="0"/>
-            </w:pPr>
-            <w:r>
-              <w:rPr>
-                <w:rFonts w:ascii="Times New Roman" w:hAnsi="Times New Roman" w:eastAsia="宋体"/>
-                <w:sz w:val="20"/>
-              </w:rPr>
-            </w:r>
-          </w:p>
-        </w:tc>
-        <w:tc>
-          <w:tcPr>
-            <w:tcW w:type="dxa" w:w="1814"/>
+            <w:tcW w:type="dxa" w:w="1701"/>
+          </w:tcPr>
+          <w:p>
+            <w:pPr>
+              <w:ind w:firstLine="0"/>
+            </w:pPr>
+            <w:r>
+              <w:rPr>
+                <w:rFonts w:ascii="Times New Roman" w:hAnsi="Times New Roman" w:eastAsia="宋体"/>
+                <w:sz w:val="20"/>
+              </w:rPr>
+            </w:r>
+          </w:p>
+        </w:tc>
+        <w:tc>
+          <w:tcPr>
+            <w:tcW w:type="dxa" w:w="2025"/>
           </w:tcPr>
           <w:p>
             <w:pPr>
@@ -4974,7 +4974,7 @@
       <w:tr>
         <w:tc>
           <w:tcPr>
-            <w:tcW w:type="dxa" w:w="1814"/>
+            <w:tcW w:type="dxa" w:w="1863"/>
           </w:tcPr>
           <w:p>
             <w:pPr>
@@ -4991,7 +4991,7 @@
         </w:tc>
         <w:tc>
           <w:tcPr>
-            <w:tcW w:type="dxa" w:w="1814"/>
+            <w:tcW w:type="dxa" w:w="4130"/>
           </w:tcPr>
           <w:p>
             <w:pPr>
@@ -5008,7 +5008,7 @@
         </w:tc>
         <w:tc>
           <w:tcPr>
-            <w:tcW w:type="dxa" w:w="1814"/>
+            <w:tcW w:type="dxa" w:w="1701"/>
           </w:tcPr>
           <w:p>
             <w:pPr>
@@ -5025,23 +5025,23 @@
         </w:tc>
         <w:tc>
           <w:tcPr>
-            <w:tcW w:type="dxa" w:w="1814"/>
-          </w:tcPr>
-          <w:p>
-            <w:pPr>
-              <w:ind w:firstLine="0"/>
-            </w:pPr>
-            <w:r>
-              <w:rPr>
-                <w:rFonts w:ascii="Times New Roman" w:hAnsi="Times New Roman" w:eastAsia="宋体"/>
-                <w:sz w:val="20"/>
-              </w:rPr>
-            </w:r>
-          </w:p>
-        </w:tc>
-        <w:tc>
-          <w:tcPr>
-            <w:tcW w:type="dxa" w:w="1814"/>
+            <w:tcW w:type="dxa" w:w="1701"/>
+          </w:tcPr>
+          <w:p>
+            <w:pPr>
+              <w:ind w:firstLine="0"/>
+            </w:pPr>
+            <w:r>
+              <w:rPr>
+                <w:rFonts w:ascii="Times New Roman" w:hAnsi="Times New Roman" w:eastAsia="宋体"/>
+                <w:sz w:val="20"/>
+              </w:rPr>
+            </w:r>
+          </w:p>
+        </w:tc>
+        <w:tc>
+          <w:tcPr>
+            <w:tcW w:type="dxa" w:w="2025"/>
           </w:tcPr>
           <w:p>
             <w:pPr>
@@ -5060,7 +5060,7 @@
       <w:tr>
         <w:tc>
           <w:tcPr>
-            <w:tcW w:type="dxa" w:w="1814"/>
+            <w:tcW w:type="dxa" w:w="1863"/>
           </w:tcPr>
           <w:p>
             <w:pPr>
@@ -5077,7 +5077,7 @@
         </w:tc>
         <w:tc>
           <w:tcPr>
-            <w:tcW w:type="dxa" w:w="1814"/>
+            <w:tcW w:type="dxa" w:w="4130"/>
           </w:tcPr>
           <w:p>
             <w:pPr>
@@ -5094,7 +5094,7 @@
         </w:tc>
         <w:tc>
           <w:tcPr>
-            <w:tcW w:type="dxa" w:w="1814"/>
+            <w:tcW w:type="dxa" w:w="1701"/>
           </w:tcPr>
           <w:p>
             <w:pPr>
@@ -5111,23 +5111,23 @@
         </w:tc>
         <w:tc>
           <w:tcPr>
-            <w:tcW w:type="dxa" w:w="1814"/>
-          </w:tcPr>
-          <w:p>
-            <w:pPr>
-              <w:ind w:firstLine="0"/>
-            </w:pPr>
-            <w:r>
-              <w:rPr>
-                <w:rFonts w:ascii="Times New Roman" w:hAnsi="Times New Roman" w:eastAsia="宋体"/>
-                <w:sz w:val="20"/>
-              </w:rPr>
-            </w:r>
-          </w:p>
-        </w:tc>
-        <w:tc>
-          <w:tcPr>
-            <w:tcW w:type="dxa" w:w="1814"/>
+            <w:tcW w:type="dxa" w:w="1701"/>
+          </w:tcPr>
+          <w:p>
+            <w:pPr>
+              <w:ind w:firstLine="0"/>
+            </w:pPr>
+            <w:r>
+              <w:rPr>
+                <w:rFonts w:ascii="Times New Roman" w:hAnsi="Times New Roman" w:eastAsia="宋体"/>
+                <w:sz w:val="20"/>
+              </w:rPr>
+            </w:r>
+          </w:p>
+        </w:tc>
+        <w:tc>
+          <w:tcPr>
+            <w:tcW w:type="dxa" w:w="2025"/>
           </w:tcPr>
           <w:p>
             <w:pPr>
@@ -5146,7 +5146,7 @@
       <w:tr>
         <w:tc>
           <w:tcPr>
-            <w:tcW w:type="dxa" w:w="1814"/>
+            <w:tcW w:type="dxa" w:w="1863"/>
           </w:tcPr>
           <w:p>
             <w:pPr>
@@ -5163,7 +5163,7 @@
         </w:tc>
         <w:tc>
           <w:tcPr>
-            <w:tcW w:type="dxa" w:w="1814"/>
+            <w:tcW w:type="dxa" w:w="4130"/>
           </w:tcPr>
           <w:p>
             <w:pPr>
@@ -5180,7 +5180,7 @@
         </w:tc>
         <w:tc>
           <w:tcPr>
-            <w:tcW w:type="dxa" w:w="1814"/>
+            <w:tcW w:type="dxa" w:w="1701"/>
           </w:tcPr>
           <w:p>
             <w:pPr>
@@ -5197,23 +5197,23 @@
         </w:tc>
         <w:tc>
           <w:tcPr>
-            <w:tcW w:type="dxa" w:w="1814"/>
-          </w:tcPr>
-          <w:p>
-            <w:pPr>
-              <w:ind w:firstLine="0"/>
-            </w:pPr>
-            <w:r>
-              <w:rPr>
-                <w:rFonts w:ascii="Times New Roman" w:hAnsi="Times New Roman" w:eastAsia="宋体"/>
-                <w:sz w:val="20"/>
-              </w:rPr>
-            </w:r>
-          </w:p>
-        </w:tc>
-        <w:tc>
-          <w:tcPr>
-            <w:tcW w:type="dxa" w:w="1814"/>
+            <w:tcW w:type="dxa" w:w="1701"/>
+          </w:tcPr>
+          <w:p>
+            <w:pPr>
+              <w:ind w:firstLine="0"/>
+            </w:pPr>
+            <w:r>
+              <w:rPr>
+                <w:rFonts w:ascii="Times New Roman" w:hAnsi="Times New Roman" w:eastAsia="宋体"/>
+                <w:sz w:val="20"/>
+              </w:rPr>
+            </w:r>
+          </w:p>
+        </w:tc>
+        <w:tc>
+          <w:tcPr>
+            <w:tcW w:type="dxa" w:w="2025"/>
           </w:tcPr>
           <w:p>
             <w:pPr>
@@ -5232,7 +5232,7 @@
       <w:tr>
         <w:tc>
           <w:tcPr>
-            <w:tcW w:type="dxa" w:w="1814"/>
+            <w:tcW w:type="dxa" w:w="1863"/>
           </w:tcPr>
           <w:p>
             <w:pPr>
@@ -5249,7 +5249,7 @@
         </w:tc>
         <w:tc>
           <w:tcPr>
-            <w:tcW w:type="dxa" w:w="1814"/>
+            <w:tcW w:type="dxa" w:w="4130"/>
           </w:tcPr>
           <w:p>
             <w:pPr>
@@ -5266,7 +5266,7 @@
         </w:tc>
         <w:tc>
           <w:tcPr>
-            <w:tcW w:type="dxa" w:w="1814"/>
+            <w:tcW w:type="dxa" w:w="1701"/>
           </w:tcPr>
           <w:p>
             <w:pPr>
@@ -5283,23 +5283,23 @@
         </w:tc>
         <w:tc>
           <w:tcPr>
-            <w:tcW w:type="dxa" w:w="1814"/>
-          </w:tcPr>
-          <w:p>
-            <w:pPr>
-              <w:ind w:firstLine="0"/>
-            </w:pPr>
-            <w:r>
-              <w:rPr>
-                <w:rFonts w:ascii="Times New Roman" w:hAnsi="Times New Roman" w:eastAsia="宋体"/>
-                <w:sz w:val="20"/>
-              </w:rPr>
-            </w:r>
-          </w:p>
-        </w:tc>
-        <w:tc>
-          <w:tcPr>
-            <w:tcW w:type="dxa" w:w="1814"/>
+            <w:tcW w:type="dxa" w:w="1701"/>
+          </w:tcPr>
+          <w:p>
+            <w:pPr>
+              <w:ind w:firstLine="0"/>
+            </w:pPr>
+            <w:r>
+              <w:rPr>
+                <w:rFonts w:ascii="Times New Roman" w:hAnsi="Times New Roman" w:eastAsia="宋体"/>
+                <w:sz w:val="20"/>
+              </w:rPr>
+            </w:r>
+          </w:p>
+        </w:tc>
+        <w:tc>
+          <w:tcPr>
+            <w:tcW w:type="dxa" w:w="2025"/>
           </w:tcPr>
           <w:p>
             <w:pPr>
@@ -5318,7 +5318,7 @@
       <w:tr>
         <w:tc>
           <w:tcPr>
-            <w:tcW w:type="dxa" w:w="1814"/>
+            <w:tcW w:type="dxa" w:w="1863"/>
           </w:tcPr>
           <w:p>
             <w:pPr>
@@ -5335,7 +5335,7 @@
         </w:tc>
         <w:tc>
           <w:tcPr>
-            <w:tcW w:type="dxa" w:w="1814"/>
+            <w:tcW w:type="dxa" w:w="4130"/>
           </w:tcPr>
           <w:p>
             <w:pPr>
@@ -5352,7 +5352,7 @@
         </w:tc>
         <w:tc>
           <w:tcPr>
-            <w:tcW w:type="dxa" w:w="1814"/>
+            <w:tcW w:type="dxa" w:w="1701"/>
           </w:tcPr>
           <w:p>
             <w:pPr>
@@ -5369,23 +5369,23 @@
         </w:tc>
         <w:tc>
           <w:tcPr>
-            <w:tcW w:type="dxa" w:w="1814"/>
-          </w:tcPr>
-          <w:p>
-            <w:pPr>
-              <w:ind w:firstLine="0"/>
-            </w:pPr>
-            <w:r>
-              <w:rPr>
-                <w:rFonts w:ascii="Times New Roman" w:hAnsi="Times New Roman" w:eastAsia="宋体"/>
-                <w:sz w:val="20"/>
-              </w:rPr>
-            </w:r>
-          </w:p>
-        </w:tc>
-        <w:tc>
-          <w:tcPr>
-            <w:tcW w:type="dxa" w:w="1814"/>
+            <w:tcW w:type="dxa" w:w="1701"/>
+          </w:tcPr>
+          <w:p>
+            <w:pPr>
+              <w:ind w:firstLine="0"/>
+            </w:pPr>
+            <w:r>
+              <w:rPr>
+                <w:rFonts w:ascii="Times New Roman" w:hAnsi="Times New Roman" w:eastAsia="宋体"/>
+                <w:sz w:val="20"/>
+              </w:rPr>
+            </w:r>
+          </w:p>
+        </w:tc>
+        <w:tc>
+          <w:tcPr>
+            <w:tcW w:type="dxa" w:w="2025"/>
           </w:tcPr>
           <w:p>
             <w:pPr>
@@ -5404,7 +5404,7 @@
       <w:tr>
         <w:tc>
           <w:tcPr>
-            <w:tcW w:type="dxa" w:w="1814"/>
+            <w:tcW w:type="dxa" w:w="1863"/>
           </w:tcPr>
           <w:p>
             <w:pPr>
@@ -5421,7 +5421,7 @@
         </w:tc>
         <w:tc>
           <w:tcPr>
-            <w:tcW w:type="dxa" w:w="1814"/>
+            <w:tcW w:type="dxa" w:w="4130"/>
           </w:tcPr>
           <w:p>
             <w:pPr>
@@ -5438,7 +5438,7 @@
         </w:tc>
         <w:tc>
           <w:tcPr>
-            <w:tcW w:type="dxa" w:w="1814"/>
+            <w:tcW w:type="dxa" w:w="1701"/>
           </w:tcPr>
           <w:p>
             <w:pPr>
@@ -5455,23 +5455,23 @@
         </w:tc>
         <w:tc>
           <w:tcPr>
-            <w:tcW w:type="dxa" w:w="1814"/>
-          </w:tcPr>
-          <w:p>
-            <w:pPr>
-              <w:ind w:firstLine="0"/>
-            </w:pPr>
-            <w:r>
-              <w:rPr>
-                <w:rFonts w:ascii="Times New Roman" w:hAnsi="Times New Roman" w:eastAsia="宋体"/>
-                <w:sz w:val="20"/>
-              </w:rPr>
-            </w:r>
-          </w:p>
-        </w:tc>
-        <w:tc>
-          <w:tcPr>
-            <w:tcW w:type="dxa" w:w="1814"/>
+            <w:tcW w:type="dxa" w:w="1701"/>
+          </w:tcPr>
+          <w:p>
+            <w:pPr>
+              <w:ind w:firstLine="0"/>
+            </w:pPr>
+            <w:r>
+              <w:rPr>
+                <w:rFonts w:ascii="Times New Roman" w:hAnsi="Times New Roman" w:eastAsia="宋体"/>
+                <w:sz w:val="20"/>
+              </w:rPr>
+            </w:r>
+          </w:p>
+        </w:tc>
+        <w:tc>
+          <w:tcPr>
+            <w:tcW w:type="dxa" w:w="2025"/>
           </w:tcPr>
           <w:p>
             <w:pPr>
@@ -5490,7 +5490,7 @@
       <w:tr>
         <w:tc>
           <w:tcPr>
-            <w:tcW w:type="dxa" w:w="1814"/>
+            <w:tcW w:type="dxa" w:w="1863"/>
           </w:tcPr>
           <w:p>
             <w:pPr>
@@ -5507,7 +5507,7 @@
         </w:tc>
         <w:tc>
           <w:tcPr>
-            <w:tcW w:type="dxa" w:w="1814"/>
+            <w:tcW w:type="dxa" w:w="4130"/>
           </w:tcPr>
           <w:p>
             <w:pPr>
@@ -5524,7 +5524,7 @@
         </w:tc>
         <w:tc>
           <w:tcPr>
-            <w:tcW w:type="dxa" w:w="1814"/>
+            <w:tcW w:type="dxa" w:w="1701"/>
           </w:tcPr>
           <w:p>
             <w:pPr>
@@ -5541,7 +5541,7 @@
         </w:tc>
         <w:tc>
           <w:tcPr>
-            <w:tcW w:type="dxa" w:w="1814"/>
+            <w:tcW w:type="dxa" w:w="1701"/>
           </w:tcPr>
           <w:p>
             <w:pPr>
@@ -5558,7 +5558,7 @@
         </w:tc>
         <w:tc>
           <w:tcPr>
-            <w:tcW w:type="dxa" w:w="1814"/>
+            <w:tcW w:type="dxa" w:w="2025"/>
           </w:tcPr>
           <w:p>
             <w:pPr>
@@ -5577,7 +5577,7 @@
       <w:tr>
         <w:tc>
           <w:tcPr>
-            <w:tcW w:type="dxa" w:w="1814"/>
+            <w:tcW w:type="dxa" w:w="1863"/>
           </w:tcPr>
           <w:p>
             <w:pPr>
@@ -5594,7 +5594,7 @@
         </w:tc>
         <w:tc>
           <w:tcPr>
-            <w:tcW w:type="dxa" w:w="1814"/>
+            <w:tcW w:type="dxa" w:w="4130"/>
           </w:tcPr>
           <w:p>
             <w:pPr>
@@ -5611,7 +5611,7 @@
         </w:tc>
         <w:tc>
           <w:tcPr>
-            <w:tcW w:type="dxa" w:w="1814"/>
+            <w:tcW w:type="dxa" w:w="1701"/>
           </w:tcPr>
           <w:p>
             <w:pPr>
@@ -5628,23 +5628,23 @@
         </w:tc>
         <w:tc>
           <w:tcPr>
-            <w:tcW w:type="dxa" w:w="1814"/>
-          </w:tcPr>
-          <w:p>
-            <w:pPr>
-              <w:ind w:firstLine="0"/>
-            </w:pPr>
-            <w:r>
-              <w:rPr>
-                <w:rFonts w:ascii="Times New Roman" w:hAnsi="Times New Roman" w:eastAsia="宋体"/>
-                <w:sz w:val="20"/>
-              </w:rPr>
-            </w:r>
-          </w:p>
-        </w:tc>
-        <w:tc>
-          <w:tcPr>
-            <w:tcW w:type="dxa" w:w="1814"/>
+            <w:tcW w:type="dxa" w:w="1701"/>
+          </w:tcPr>
+          <w:p>
+            <w:pPr>
+              <w:ind w:firstLine="0"/>
+            </w:pPr>
+            <w:r>
+              <w:rPr>
+                <w:rFonts w:ascii="Times New Roman" w:hAnsi="Times New Roman" w:eastAsia="宋体"/>
+                <w:sz w:val="20"/>
+              </w:rPr>
+            </w:r>
+          </w:p>
+        </w:tc>
+        <w:tc>
+          <w:tcPr>
+            <w:tcW w:type="dxa" w:w="2025"/>
           </w:tcPr>
           <w:p>
             <w:pPr>
@@ -5663,7 +5663,7 @@
       <w:tr>
         <w:tc>
           <w:tcPr>
-            <w:tcW w:type="dxa" w:w="1814"/>
+            <w:tcW w:type="dxa" w:w="1863"/>
           </w:tcPr>
           <w:p>
             <w:pPr>
@@ -5680,7 +5680,7 @@
         </w:tc>
         <w:tc>
           <w:tcPr>
-            <w:tcW w:type="dxa" w:w="1814"/>
+            <w:tcW w:type="dxa" w:w="4130"/>
           </w:tcPr>
           <w:p>
             <w:pPr>
@@ -5697,7 +5697,7 @@
         </w:tc>
         <w:tc>
           <w:tcPr>
-            <w:tcW w:type="dxa" w:w="1814"/>
+            <w:tcW w:type="dxa" w:w="1701"/>
           </w:tcPr>
           <w:p>
             <w:pPr>
@@ -5714,23 +5714,23 @@
         </w:tc>
         <w:tc>
           <w:tcPr>
-            <w:tcW w:type="dxa" w:w="1814"/>
-          </w:tcPr>
-          <w:p>
-            <w:pPr>
-              <w:ind w:firstLine="0"/>
-            </w:pPr>
-            <w:r>
-              <w:rPr>
-                <w:rFonts w:ascii="Times New Roman" w:hAnsi="Times New Roman" w:eastAsia="宋体"/>
-                <w:sz w:val="20"/>
-              </w:rPr>
-            </w:r>
-          </w:p>
-        </w:tc>
-        <w:tc>
-          <w:tcPr>
-            <w:tcW w:type="dxa" w:w="1814"/>
+            <w:tcW w:type="dxa" w:w="1701"/>
+          </w:tcPr>
+          <w:p>
+            <w:pPr>
+              <w:ind w:firstLine="0"/>
+            </w:pPr>
+            <w:r>
+              <w:rPr>
+                <w:rFonts w:ascii="Times New Roman" w:hAnsi="Times New Roman" w:eastAsia="宋体"/>
+                <w:sz w:val="20"/>
+              </w:rPr>
+            </w:r>
+          </w:p>
+        </w:tc>
+        <w:tc>
+          <w:tcPr>
+            <w:tcW w:type="dxa" w:w="2025"/>
           </w:tcPr>
           <w:p>
             <w:pPr>
@@ -5749,7 +5749,7 @@
       <w:tr>
         <w:tc>
           <w:tcPr>
-            <w:tcW w:type="dxa" w:w="1814"/>
+            <w:tcW w:type="dxa" w:w="1863"/>
           </w:tcPr>
           <w:p>
             <w:pPr>
@@ -5766,7 +5766,7 @@
         </w:tc>
         <w:tc>
           <w:tcPr>
-            <w:tcW w:type="dxa" w:w="1814"/>
+            <w:tcW w:type="dxa" w:w="4130"/>
           </w:tcPr>
           <w:p>
             <w:pPr>
@@ -5783,7 +5783,7 @@
         </w:tc>
         <w:tc>
           <w:tcPr>
-            <w:tcW w:type="dxa" w:w="1814"/>
+            <w:tcW w:type="dxa" w:w="1701"/>
           </w:tcPr>
           <w:p>
             <w:pPr>
@@ -5800,23 +5800,23 @@
         </w:tc>
         <w:tc>
           <w:tcPr>
-            <w:tcW w:type="dxa" w:w="1814"/>
-          </w:tcPr>
-          <w:p>
-            <w:pPr>
-              <w:ind w:firstLine="0"/>
-            </w:pPr>
-            <w:r>
-              <w:rPr>
-                <w:rFonts w:ascii="Times New Roman" w:hAnsi="Times New Roman" w:eastAsia="宋体"/>
-                <w:sz w:val="20"/>
-              </w:rPr>
-            </w:r>
-          </w:p>
-        </w:tc>
-        <w:tc>
-          <w:tcPr>
-            <w:tcW w:type="dxa" w:w="1814"/>
+            <w:tcW w:type="dxa" w:w="1701"/>
+          </w:tcPr>
+          <w:p>
+            <w:pPr>
+              <w:ind w:firstLine="0"/>
+            </w:pPr>
+            <w:r>
+              <w:rPr>
+                <w:rFonts w:ascii="Times New Roman" w:hAnsi="Times New Roman" w:eastAsia="宋体"/>
+                <w:sz w:val="20"/>
+              </w:rPr>
+            </w:r>
+          </w:p>
+        </w:tc>
+        <w:tc>
+          <w:tcPr>
+            <w:tcW w:type="dxa" w:w="2025"/>
           </w:tcPr>
           <w:p>
             <w:pPr>
@@ -5847,7 +5847,7 @@
         <w:tblStyle w:val="TableGrid"/>
         <w:tblW w:type="auto" w:w="0"/>
         <w:jc w:val="center"/>
-        <w:tblLayout w:type="autofit"/>
+        <w:tblLayout w:type="fixed"/>
         <w:tblLook w:firstColumn="1" w:firstRow="1" w:lastColumn="0" w:lastRow="0" w:noHBand="0" w:noVBand="1" w:val="04A0"/>
       </w:tblPr>
       <w:tblGrid>
@@ -5860,7 +5860,7 @@
       <w:tr>
         <w:tc>
           <w:tcPr>
-            <w:tcW w:type="dxa" w:w="1814"/>
+            <w:tcW w:type="dxa" w:w="2296"/>
           </w:tcPr>
           <w:p>
             <w:pPr>
@@ -5878,7 +5878,7 @@
         </w:tc>
         <w:tc>
           <w:tcPr>
-            <w:tcW w:type="dxa" w:w="1814"/>
+            <w:tcW w:type="dxa" w:w="4248"/>
           </w:tcPr>
           <w:p>
             <w:pPr>
@@ -5896,7 +5896,7 @@
         </w:tc>
         <w:tc>
           <w:tcPr>
-            <w:tcW w:type="dxa" w:w="1814"/>
+            <w:tcW w:type="dxa" w:w="1701"/>
           </w:tcPr>
           <w:p>
             <w:pPr>
@@ -5914,7 +5914,7 @@
         </w:tc>
         <w:tc>
           <w:tcPr>
-            <w:tcW w:type="dxa" w:w="1814"/>
+            <w:tcW w:type="dxa" w:w="1701"/>
           </w:tcPr>
           <w:p>
             <w:pPr>
@@ -5932,7 +5932,7 @@
         </w:tc>
         <w:tc>
           <w:tcPr>
-            <w:tcW w:type="dxa" w:w="1814"/>
+            <w:tcW w:type="dxa" w:w="1701"/>
           </w:tcPr>
           <w:p>
             <w:pPr>
@@ -5952,7 +5952,7 @@
       <w:tr>
         <w:tc>
           <w:tcPr>
-            <w:tcW w:type="dxa" w:w="1814"/>
+            <w:tcW w:type="dxa" w:w="2296"/>
           </w:tcPr>
           <w:p>
             <w:pPr>
@@ -5969,7 +5969,7 @@
         </w:tc>
         <w:tc>
           <w:tcPr>
-            <w:tcW w:type="dxa" w:w="1814"/>
+            <w:tcW w:type="dxa" w:w="4248"/>
           </w:tcPr>
           <w:p>
             <w:pPr>
@@ -5986,7 +5986,7 @@
         </w:tc>
         <w:tc>
           <w:tcPr>
-            <w:tcW w:type="dxa" w:w="1814"/>
+            <w:tcW w:type="dxa" w:w="1701"/>
           </w:tcPr>
           <w:p>
             <w:pPr>
@@ -6003,7 +6003,7 @@
         </w:tc>
         <w:tc>
           <w:tcPr>
-            <w:tcW w:type="dxa" w:w="1814"/>
+            <w:tcW w:type="dxa" w:w="1701"/>
           </w:tcPr>
           <w:p>
             <w:pPr>
@@ -6020,7 +6020,7 @@
         </w:tc>
         <w:tc>
           <w:tcPr>
-            <w:tcW w:type="dxa" w:w="1814"/>
+            <w:tcW w:type="dxa" w:w="1701"/>
           </w:tcPr>
           <w:p>
             <w:pPr>
@@ -6039,7 +6039,7 @@
       <w:tr>
         <w:tc>
           <w:tcPr>
-            <w:tcW w:type="dxa" w:w="1814"/>
+            <w:tcW w:type="dxa" w:w="2296"/>
           </w:tcPr>
           <w:p>
             <w:pPr>
@@ -6056,7 +6056,7 @@
         </w:tc>
         <w:tc>
           <w:tcPr>
-            <w:tcW w:type="dxa" w:w="1814"/>
+            <w:tcW w:type="dxa" w:w="4248"/>
           </w:tcPr>
           <w:p>
             <w:pPr>
@@ -6073,7 +6073,7 @@
         </w:tc>
         <w:tc>
           <w:tcPr>
-            <w:tcW w:type="dxa" w:w="1814"/>
+            <w:tcW w:type="dxa" w:w="1701"/>
           </w:tcPr>
           <w:p>
             <w:pPr>
@@ -6090,7 +6090,7 @@
         </w:tc>
         <w:tc>
           <w:tcPr>
-            <w:tcW w:type="dxa" w:w="1814"/>
+            <w:tcW w:type="dxa" w:w="1701"/>
           </w:tcPr>
           <w:p>
             <w:pPr>
@@ -6107,7 +6107,7 @@
         </w:tc>
         <w:tc>
           <w:tcPr>
-            <w:tcW w:type="dxa" w:w="1814"/>
+            <w:tcW w:type="dxa" w:w="1701"/>
           </w:tcPr>
           <w:p>
             <w:pPr>
@@ -6126,7 +6126,7 @@
       <w:tr>
         <w:tc>
           <w:tcPr>
-            <w:tcW w:type="dxa" w:w="1814"/>
+            <w:tcW w:type="dxa" w:w="2296"/>
           </w:tcPr>
           <w:p>
             <w:pPr>
@@ -6143,7 +6143,7 @@
         </w:tc>
         <w:tc>
           <w:tcPr>
-            <w:tcW w:type="dxa" w:w="1814"/>
+            <w:tcW w:type="dxa" w:w="4248"/>
           </w:tcPr>
           <w:p>
             <w:pPr>
@@ -6160,7 +6160,7 @@
         </w:tc>
         <w:tc>
           <w:tcPr>
-            <w:tcW w:type="dxa" w:w="1814"/>
+            <w:tcW w:type="dxa" w:w="1701"/>
           </w:tcPr>
           <w:p>
             <w:pPr>
@@ -6177,7 +6177,7 @@
         </w:tc>
         <w:tc>
           <w:tcPr>
-            <w:tcW w:type="dxa" w:w="1814"/>
+            <w:tcW w:type="dxa" w:w="1701"/>
           </w:tcPr>
           <w:p>
             <w:pPr>
@@ -6194,7 +6194,7 @@
         </w:tc>
         <w:tc>
           <w:tcPr>
-            <w:tcW w:type="dxa" w:w="1814"/>
+            <w:tcW w:type="dxa" w:w="1701"/>
           </w:tcPr>
           <w:p>
             <w:pPr>
@@ -6213,7 +6213,7 @@
       <w:tr>
         <w:tc>
           <w:tcPr>
-            <w:tcW w:type="dxa" w:w="1814"/>
+            <w:tcW w:type="dxa" w:w="2296"/>
           </w:tcPr>
           <w:p>
             <w:pPr>
@@ -6230,7 +6230,7 @@
         </w:tc>
         <w:tc>
           <w:tcPr>
-            <w:tcW w:type="dxa" w:w="1814"/>
+            <w:tcW w:type="dxa" w:w="4248"/>
           </w:tcPr>
           <w:p>
             <w:pPr>
@@ -6247,7 +6247,7 @@
         </w:tc>
         <w:tc>
           <w:tcPr>
-            <w:tcW w:type="dxa" w:w="1814"/>
+            <w:tcW w:type="dxa" w:w="1701"/>
           </w:tcPr>
           <w:p>
             <w:pPr>
@@ -6264,23 +6264,23 @@
         </w:tc>
         <w:tc>
           <w:tcPr>
-            <w:tcW w:type="dxa" w:w="1814"/>
-          </w:tcPr>
-          <w:p>
-            <w:pPr>
-              <w:ind w:firstLine="0"/>
-            </w:pPr>
-            <w:r>
-              <w:rPr>
-                <w:rFonts w:ascii="Times New Roman" w:hAnsi="Times New Roman" w:eastAsia="宋体"/>
-                <w:sz w:val="20"/>
-              </w:rPr>
-            </w:r>
-          </w:p>
-        </w:tc>
-        <w:tc>
-          <w:tcPr>
-            <w:tcW w:type="dxa" w:w="1814"/>
+            <w:tcW w:type="dxa" w:w="1701"/>
+          </w:tcPr>
+          <w:p>
+            <w:pPr>
+              <w:ind w:firstLine="0"/>
+            </w:pPr>
+            <w:r>
+              <w:rPr>
+                <w:rFonts w:ascii="Times New Roman" w:hAnsi="Times New Roman" w:eastAsia="宋体"/>
+                <w:sz w:val="20"/>
+              </w:rPr>
+            </w:r>
+          </w:p>
+        </w:tc>
+        <w:tc>
+          <w:tcPr>
+            <w:tcW w:type="dxa" w:w="1701"/>
           </w:tcPr>
           <w:p>
             <w:pPr>
@@ -6299,7 +6299,7 @@
       <w:tr>
         <w:tc>
           <w:tcPr>
-            <w:tcW w:type="dxa" w:w="1814"/>
+            <w:tcW w:type="dxa" w:w="2296"/>
           </w:tcPr>
           <w:p>
             <w:pPr>
@@ -6316,7 +6316,7 @@
         </w:tc>
         <w:tc>
           <w:tcPr>
-            <w:tcW w:type="dxa" w:w="1814"/>
+            <w:tcW w:type="dxa" w:w="4248"/>
           </w:tcPr>
           <w:p>
             <w:pPr>
@@ -6333,7 +6333,7 @@
         </w:tc>
         <w:tc>
           <w:tcPr>
-            <w:tcW w:type="dxa" w:w="1814"/>
+            <w:tcW w:type="dxa" w:w="1701"/>
           </w:tcPr>
           <w:p>
             <w:pPr>
@@ -6350,23 +6350,23 @@
         </w:tc>
         <w:tc>
           <w:tcPr>
-            <w:tcW w:type="dxa" w:w="1814"/>
-          </w:tcPr>
-          <w:p>
-            <w:pPr>
-              <w:ind w:firstLine="0"/>
-            </w:pPr>
-            <w:r>
-              <w:rPr>
-                <w:rFonts w:ascii="Times New Roman" w:hAnsi="Times New Roman" w:eastAsia="宋体"/>
-                <w:sz w:val="20"/>
-              </w:rPr>
-            </w:r>
-          </w:p>
-        </w:tc>
-        <w:tc>
-          <w:tcPr>
-            <w:tcW w:type="dxa" w:w="1814"/>
+            <w:tcW w:type="dxa" w:w="1701"/>
+          </w:tcPr>
+          <w:p>
+            <w:pPr>
+              <w:ind w:firstLine="0"/>
+            </w:pPr>
+            <w:r>
+              <w:rPr>
+                <w:rFonts w:ascii="Times New Roman" w:hAnsi="Times New Roman" w:eastAsia="宋体"/>
+                <w:sz w:val="20"/>
+              </w:rPr>
+            </w:r>
+          </w:p>
+        </w:tc>
+        <w:tc>
+          <w:tcPr>
+            <w:tcW w:type="dxa" w:w="1701"/>
           </w:tcPr>
           <w:p>
             <w:pPr>
@@ -6385,7 +6385,7 @@
       <w:tr>
         <w:tc>
           <w:tcPr>
-            <w:tcW w:type="dxa" w:w="1814"/>
+            <w:tcW w:type="dxa" w:w="2296"/>
           </w:tcPr>
           <w:p>
             <w:pPr>
@@ -6402,7 +6402,7 @@
         </w:tc>
         <w:tc>
           <w:tcPr>
-            <w:tcW w:type="dxa" w:w="1814"/>
+            <w:tcW w:type="dxa" w:w="4248"/>
           </w:tcPr>
           <w:p>
             <w:pPr>
@@ -6419,7 +6419,7 @@
         </w:tc>
         <w:tc>
           <w:tcPr>
-            <w:tcW w:type="dxa" w:w="1814"/>
+            <w:tcW w:type="dxa" w:w="1701"/>
           </w:tcPr>
           <w:p>
             <w:pPr>
@@ -6436,23 +6436,23 @@
         </w:tc>
         <w:tc>
           <w:tcPr>
-            <w:tcW w:type="dxa" w:w="1814"/>
-          </w:tcPr>
-          <w:p>
-            <w:pPr>
-              <w:ind w:firstLine="0"/>
-            </w:pPr>
-            <w:r>
-              <w:rPr>
-                <w:rFonts w:ascii="Times New Roman" w:hAnsi="Times New Roman" w:eastAsia="宋体"/>
-                <w:sz w:val="20"/>
-              </w:rPr>
-            </w:r>
-          </w:p>
-        </w:tc>
-        <w:tc>
-          <w:tcPr>
-            <w:tcW w:type="dxa" w:w="1814"/>
+            <w:tcW w:type="dxa" w:w="1701"/>
+          </w:tcPr>
+          <w:p>
+            <w:pPr>
+              <w:ind w:firstLine="0"/>
+            </w:pPr>
+            <w:r>
+              <w:rPr>
+                <w:rFonts w:ascii="Times New Roman" w:hAnsi="Times New Roman" w:eastAsia="宋体"/>
+                <w:sz w:val="20"/>
+              </w:rPr>
+            </w:r>
+          </w:p>
+        </w:tc>
+        <w:tc>
+          <w:tcPr>
+            <w:tcW w:type="dxa" w:w="1701"/>
           </w:tcPr>
           <w:p>
             <w:pPr>
@@ -6471,7 +6471,7 @@
       <w:tr>
         <w:tc>
           <w:tcPr>
-            <w:tcW w:type="dxa" w:w="1814"/>
+            <w:tcW w:type="dxa" w:w="2296"/>
           </w:tcPr>
           <w:p>
             <w:pPr>
@@ -6488,7 +6488,7 @@
         </w:tc>
         <w:tc>
           <w:tcPr>
-            <w:tcW w:type="dxa" w:w="1814"/>
+            <w:tcW w:type="dxa" w:w="4248"/>
           </w:tcPr>
           <w:p>
             <w:pPr>
@@ -6505,7 +6505,7 @@
         </w:tc>
         <w:tc>
           <w:tcPr>
-            <w:tcW w:type="dxa" w:w="1814"/>
+            <w:tcW w:type="dxa" w:w="1701"/>
           </w:tcPr>
           <w:p>
             <w:pPr>
@@ -6522,23 +6522,23 @@
         </w:tc>
         <w:tc>
           <w:tcPr>
-            <w:tcW w:type="dxa" w:w="1814"/>
-          </w:tcPr>
-          <w:p>
-            <w:pPr>
-              <w:ind w:firstLine="0"/>
-            </w:pPr>
-            <w:r>
-              <w:rPr>
-                <w:rFonts w:ascii="Times New Roman" w:hAnsi="Times New Roman" w:eastAsia="宋体"/>
-                <w:sz w:val="20"/>
-              </w:rPr>
-            </w:r>
-          </w:p>
-        </w:tc>
-        <w:tc>
-          <w:tcPr>
-            <w:tcW w:type="dxa" w:w="1814"/>
+            <w:tcW w:type="dxa" w:w="1701"/>
+          </w:tcPr>
+          <w:p>
+            <w:pPr>
+              <w:ind w:firstLine="0"/>
+            </w:pPr>
+            <w:r>
+              <w:rPr>
+                <w:rFonts w:ascii="Times New Roman" w:hAnsi="Times New Roman" w:eastAsia="宋体"/>
+                <w:sz w:val="20"/>
+              </w:rPr>
+            </w:r>
+          </w:p>
+        </w:tc>
+        <w:tc>
+          <w:tcPr>
+            <w:tcW w:type="dxa" w:w="1701"/>
           </w:tcPr>
           <w:p>
             <w:pPr>
@@ -6557,7 +6557,7 @@
       <w:tr>
         <w:tc>
           <w:tcPr>
-            <w:tcW w:type="dxa" w:w="1814"/>
+            <w:tcW w:type="dxa" w:w="2296"/>
           </w:tcPr>
           <w:p>
             <w:pPr>
@@ -6574,7 +6574,7 @@
         </w:tc>
         <w:tc>
           <w:tcPr>
-            <w:tcW w:type="dxa" w:w="1814"/>
+            <w:tcW w:type="dxa" w:w="4248"/>
           </w:tcPr>
           <w:p>
             <w:pPr>
@@ -6591,7 +6591,7 @@
         </w:tc>
         <w:tc>
           <w:tcPr>
-            <w:tcW w:type="dxa" w:w="1814"/>
+            <w:tcW w:type="dxa" w:w="1701"/>
           </w:tcPr>
           <w:p>
             <w:pPr>
@@ -6608,23 +6608,23 @@
         </w:tc>
         <w:tc>
           <w:tcPr>
-            <w:tcW w:type="dxa" w:w="1814"/>
-          </w:tcPr>
-          <w:p>
-            <w:pPr>
-              <w:ind w:firstLine="0"/>
-            </w:pPr>
-            <w:r>
-              <w:rPr>
-                <w:rFonts w:ascii="Times New Roman" w:hAnsi="Times New Roman" w:eastAsia="宋体"/>
-                <w:sz w:val="20"/>
-              </w:rPr>
-            </w:r>
-          </w:p>
-        </w:tc>
-        <w:tc>
-          <w:tcPr>
-            <w:tcW w:type="dxa" w:w="1814"/>
+            <w:tcW w:type="dxa" w:w="1701"/>
+          </w:tcPr>
+          <w:p>
+            <w:pPr>
+              <w:ind w:firstLine="0"/>
+            </w:pPr>
+            <w:r>
+              <w:rPr>
+                <w:rFonts w:ascii="Times New Roman" w:hAnsi="Times New Roman" w:eastAsia="宋体"/>
+                <w:sz w:val="20"/>
+              </w:rPr>
+            </w:r>
+          </w:p>
+        </w:tc>
+        <w:tc>
+          <w:tcPr>
+            <w:tcW w:type="dxa" w:w="1701"/>
           </w:tcPr>
           <w:p>
             <w:pPr>
@@ -6643,7 +6643,7 @@
       <w:tr>
         <w:tc>
           <w:tcPr>
-            <w:tcW w:type="dxa" w:w="1814"/>
+            <w:tcW w:type="dxa" w:w="2296"/>
           </w:tcPr>
           <w:p>
             <w:pPr>
@@ -6660,7 +6660,7 @@
         </w:tc>
         <w:tc>
           <w:tcPr>
-            <w:tcW w:type="dxa" w:w="1814"/>
+            <w:tcW w:type="dxa" w:w="4248"/>
           </w:tcPr>
           <w:p>
             <w:pPr>
@@ -6677,7 +6677,7 @@
         </w:tc>
         <w:tc>
           <w:tcPr>
-            <w:tcW w:type="dxa" w:w="1814"/>
+            <w:tcW w:type="dxa" w:w="1701"/>
           </w:tcPr>
           <w:p>
             <w:pPr>
@@ -6694,7 +6694,7 @@
         </w:tc>
         <w:tc>
           <w:tcPr>
-            <w:tcW w:type="dxa" w:w="1814"/>
+            <w:tcW w:type="dxa" w:w="1701"/>
           </w:tcPr>
           <w:p>
             <w:pPr>
@@ -6711,7 +6711,7 @@
         </w:tc>
         <w:tc>
           <w:tcPr>
-            <w:tcW w:type="dxa" w:w="1814"/>
+            <w:tcW w:type="dxa" w:w="1701"/>
           </w:tcPr>
           <w:p>
             <w:pPr>
@@ -6730,7 +6730,7 @@
       <w:tr>
         <w:tc>
           <w:tcPr>
-            <w:tcW w:type="dxa" w:w="1814"/>
+            <w:tcW w:type="dxa" w:w="2296"/>
           </w:tcPr>
           <w:p>
             <w:pPr>
@@ -6747,7 +6747,7 @@
         </w:tc>
         <w:tc>
           <w:tcPr>
-            <w:tcW w:type="dxa" w:w="1814"/>
+            <w:tcW w:type="dxa" w:w="4248"/>
           </w:tcPr>
           <w:p>
             <w:pPr>
@@ -6764,7 +6764,7 @@
         </w:tc>
         <w:tc>
           <w:tcPr>
-            <w:tcW w:type="dxa" w:w="1814"/>
+            <w:tcW w:type="dxa" w:w="1701"/>
           </w:tcPr>
           <w:p>
             <w:pPr>
@@ -6781,23 +6781,23 @@
         </w:tc>
         <w:tc>
           <w:tcPr>
-            <w:tcW w:type="dxa" w:w="1814"/>
-          </w:tcPr>
-          <w:p>
-            <w:pPr>
-              <w:ind w:firstLine="0"/>
-            </w:pPr>
-            <w:r>
-              <w:rPr>
-                <w:rFonts w:ascii="Times New Roman" w:hAnsi="Times New Roman" w:eastAsia="宋体"/>
-                <w:sz w:val="20"/>
-              </w:rPr>
-            </w:r>
-          </w:p>
-        </w:tc>
-        <w:tc>
-          <w:tcPr>
-            <w:tcW w:type="dxa" w:w="1814"/>
+            <w:tcW w:type="dxa" w:w="1701"/>
+          </w:tcPr>
+          <w:p>
+            <w:pPr>
+              <w:ind w:firstLine="0"/>
+            </w:pPr>
+            <w:r>
+              <w:rPr>
+                <w:rFonts w:ascii="Times New Roman" w:hAnsi="Times New Roman" w:eastAsia="宋体"/>
+                <w:sz w:val="20"/>
+              </w:rPr>
+            </w:r>
+          </w:p>
+        </w:tc>
+        <w:tc>
+          <w:tcPr>
+            <w:tcW w:type="dxa" w:w="1701"/>
           </w:tcPr>
           <w:p>
             <w:pPr>
@@ -6816,7 +6816,7 @@
       <w:tr>
         <w:tc>
           <w:tcPr>
-            <w:tcW w:type="dxa" w:w="1814"/>
+            <w:tcW w:type="dxa" w:w="2296"/>
           </w:tcPr>
           <w:p>
             <w:pPr>
@@ -6833,7 +6833,7 @@
         </w:tc>
         <w:tc>
           <w:tcPr>
-            <w:tcW w:type="dxa" w:w="1814"/>
+            <w:tcW w:type="dxa" w:w="4248"/>
           </w:tcPr>
           <w:p>
             <w:pPr>
@@ -6850,7 +6850,7 @@
         </w:tc>
         <w:tc>
           <w:tcPr>
-            <w:tcW w:type="dxa" w:w="1814"/>
+            <w:tcW w:type="dxa" w:w="1701"/>
           </w:tcPr>
           <w:p>
             <w:pPr>
@@ -6867,23 +6867,23 @@
         </w:tc>
         <w:tc>
           <w:tcPr>
-            <w:tcW w:type="dxa" w:w="1814"/>
-          </w:tcPr>
-          <w:p>
-            <w:pPr>
-              <w:ind w:firstLine="0"/>
-            </w:pPr>
-            <w:r>
-              <w:rPr>
-                <w:rFonts w:ascii="Times New Roman" w:hAnsi="Times New Roman" w:eastAsia="宋体"/>
-                <w:sz w:val="20"/>
-              </w:rPr>
-            </w:r>
-          </w:p>
-        </w:tc>
-        <w:tc>
-          <w:tcPr>
-            <w:tcW w:type="dxa" w:w="1814"/>
+            <w:tcW w:type="dxa" w:w="1701"/>
+          </w:tcPr>
+          <w:p>
+            <w:pPr>
+              <w:ind w:firstLine="0"/>
+            </w:pPr>
+            <w:r>
+              <w:rPr>
+                <w:rFonts w:ascii="Times New Roman" w:hAnsi="Times New Roman" w:eastAsia="宋体"/>
+                <w:sz w:val="20"/>
+              </w:rPr>
+            </w:r>
+          </w:p>
+        </w:tc>
+        <w:tc>
+          <w:tcPr>
+            <w:tcW w:type="dxa" w:w="1701"/>
           </w:tcPr>
           <w:p>
             <w:pPr>
@@ -6902,7 +6902,7 @@
       <w:tr>
         <w:tc>
           <w:tcPr>
-            <w:tcW w:type="dxa" w:w="1814"/>
+            <w:tcW w:type="dxa" w:w="2296"/>
           </w:tcPr>
           <w:p>
             <w:pPr>
@@ -6919,7 +6919,7 @@
         </w:tc>
         <w:tc>
           <w:tcPr>
-            <w:tcW w:type="dxa" w:w="1814"/>
+            <w:tcW w:type="dxa" w:w="4248"/>
           </w:tcPr>
           <w:p>
             <w:pPr>
@@ -6936,7 +6936,7 @@
         </w:tc>
         <w:tc>
           <w:tcPr>
-            <w:tcW w:type="dxa" w:w="1814"/>
+            <w:tcW w:type="dxa" w:w="1701"/>
           </w:tcPr>
           <w:p>
             <w:pPr>
@@ -6953,23 +6953,23 @@
         </w:tc>
         <w:tc>
           <w:tcPr>
-            <w:tcW w:type="dxa" w:w="1814"/>
-          </w:tcPr>
-          <w:p>
-            <w:pPr>
-              <w:ind w:firstLine="0"/>
-            </w:pPr>
-            <w:r>
-              <w:rPr>
-                <w:rFonts w:ascii="Times New Roman" w:hAnsi="Times New Roman" w:eastAsia="宋体"/>
-                <w:sz w:val="20"/>
-              </w:rPr>
-            </w:r>
-          </w:p>
-        </w:tc>
-        <w:tc>
-          <w:tcPr>
-            <w:tcW w:type="dxa" w:w="1814"/>
+            <w:tcW w:type="dxa" w:w="1701"/>
+          </w:tcPr>
+          <w:p>
+            <w:pPr>
+              <w:ind w:firstLine="0"/>
+            </w:pPr>
+            <w:r>
+              <w:rPr>
+                <w:rFonts w:ascii="Times New Roman" w:hAnsi="Times New Roman" w:eastAsia="宋体"/>
+                <w:sz w:val="20"/>
+              </w:rPr>
+            </w:r>
+          </w:p>
+        </w:tc>
+        <w:tc>
+          <w:tcPr>
+            <w:tcW w:type="dxa" w:w="1701"/>
           </w:tcPr>
           <w:p>
             <w:pPr>
@@ -7000,7 +7000,7 @@
         <w:tblStyle w:val="TableGrid"/>
         <w:tblW w:type="auto" w:w="0"/>
         <w:jc w:val="center"/>
-        <w:tblLayout w:type="autofit"/>
+        <w:tblLayout w:type="fixed"/>
         <w:tblLook w:firstColumn="1" w:firstRow="1" w:lastColumn="0" w:lastRow="0" w:noHBand="0" w:noVBand="1" w:val="04A0"/>
       </w:tblPr>
       <w:tblGrid>
@@ -7013,7 +7013,7 @@
       <w:tr>
         <w:tc>
           <w:tcPr>
-            <w:tcW w:type="dxa" w:w="1814"/>
+            <w:tcW w:type="dxa" w:w="2326"/>
           </w:tcPr>
           <w:p>
             <w:pPr>
@@ -7031,7 +7031,7 @@
         </w:tc>
         <w:tc>
           <w:tcPr>
-            <w:tcW w:type="dxa" w:w="1814"/>
+            <w:tcW w:type="dxa" w:w="2326"/>
           </w:tcPr>
           <w:p>
             <w:pPr>
@@ -7049,7 +7049,7 @@
         </w:tc>
         <w:tc>
           <w:tcPr>
-            <w:tcW w:type="dxa" w:w="1814"/>
+            <w:tcW w:type="dxa" w:w="1701"/>
           </w:tcPr>
           <w:p>
             <w:pPr>
@@ -7067,7 +7067,7 @@
         </w:tc>
         <w:tc>
           <w:tcPr>
-            <w:tcW w:type="dxa" w:w="1814"/>
+            <w:tcW w:type="dxa" w:w="1701"/>
           </w:tcPr>
           <w:p>
             <w:pPr>
@@ -7085,7 +7085,7 @@
         </w:tc>
         <w:tc>
           <w:tcPr>
-            <w:tcW w:type="dxa" w:w="1814"/>
+            <w:tcW w:type="dxa" w:w="2558"/>
           </w:tcPr>
           <w:p>
             <w:pPr>
@@ -7105,7 +7105,7 @@
       <w:tr>
         <w:tc>
           <w:tcPr>
-            <w:tcW w:type="dxa" w:w="1814"/>
+            <w:tcW w:type="dxa" w:w="2326"/>
           </w:tcPr>
           <w:p>
             <w:pPr>
@@ -7122,7 +7122,7 @@
         </w:tc>
         <w:tc>
           <w:tcPr>
-            <w:tcW w:type="dxa" w:w="1814"/>
+            <w:tcW w:type="dxa" w:w="2326"/>
           </w:tcPr>
           <w:p>
             <w:pPr>
@@ -7139,7 +7139,7 @@
         </w:tc>
         <w:tc>
           <w:tcPr>
-            <w:tcW w:type="dxa" w:w="1814"/>
+            <w:tcW w:type="dxa" w:w="1701"/>
           </w:tcPr>
           <w:p>
             <w:pPr>
@@ -7156,7 +7156,7 @@
         </w:tc>
         <w:tc>
           <w:tcPr>
-            <w:tcW w:type="dxa" w:w="1814"/>
+            <w:tcW w:type="dxa" w:w="1701"/>
           </w:tcPr>
           <w:p>
             <w:pPr>
@@ -7173,7 +7173,7 @@
         </w:tc>
         <w:tc>
           <w:tcPr>
-            <w:tcW w:type="dxa" w:w="1814"/>
+            <w:tcW w:type="dxa" w:w="2558"/>
           </w:tcPr>
           <w:p>
             <w:pPr>
@@ -7192,7 +7192,7 @@
       <w:tr>
         <w:tc>
           <w:tcPr>
-            <w:tcW w:type="dxa" w:w="1814"/>
+            <w:tcW w:type="dxa" w:w="2326"/>
           </w:tcPr>
           <w:p>
             <w:pPr>
@@ -7209,7 +7209,7 @@
         </w:tc>
         <w:tc>
           <w:tcPr>
-            <w:tcW w:type="dxa" w:w="1814"/>
+            <w:tcW w:type="dxa" w:w="2326"/>
           </w:tcPr>
           <w:p>
             <w:pPr>
@@ -7226,7 +7226,7 @@
         </w:tc>
         <w:tc>
           <w:tcPr>
-            <w:tcW w:type="dxa" w:w="1814"/>
+            <w:tcW w:type="dxa" w:w="1701"/>
           </w:tcPr>
           <w:p>
             <w:pPr>
@@ -7243,7 +7243,7 @@
         </w:tc>
         <w:tc>
           <w:tcPr>
-            <w:tcW w:type="dxa" w:w="1814"/>
+            <w:tcW w:type="dxa" w:w="1701"/>
           </w:tcPr>
           <w:p>
             <w:pPr>
@@ -7260,7 +7260,7 @@
         </w:tc>
         <w:tc>
           <w:tcPr>
-            <w:tcW w:type="dxa" w:w="1814"/>
+            <w:tcW w:type="dxa" w:w="2558"/>
           </w:tcPr>
           <w:p>
             <w:pPr>
@@ -7279,7 +7279,7 @@
       <w:tr>
         <w:tc>
           <w:tcPr>
-            <w:tcW w:type="dxa" w:w="1814"/>
+            <w:tcW w:type="dxa" w:w="2326"/>
           </w:tcPr>
           <w:p>
             <w:pPr>
@@ -7296,7 +7296,7 @@
         </w:tc>
         <w:tc>
           <w:tcPr>
-            <w:tcW w:type="dxa" w:w="1814"/>
+            <w:tcW w:type="dxa" w:w="2326"/>
           </w:tcPr>
           <w:p>
             <w:pPr>
@@ -7313,7 +7313,7 @@
         </w:tc>
         <w:tc>
           <w:tcPr>
-            <w:tcW w:type="dxa" w:w="1814"/>
+            <w:tcW w:type="dxa" w:w="1701"/>
           </w:tcPr>
           <w:p>
             <w:pPr>
@@ -7330,7 +7330,7 @@
         </w:tc>
         <w:tc>
           <w:tcPr>
-            <w:tcW w:type="dxa" w:w="1814"/>
+            <w:tcW w:type="dxa" w:w="1701"/>
           </w:tcPr>
           <w:p>
             <w:pPr>
@@ -7347,7 +7347,7 @@
         </w:tc>
         <w:tc>
           <w:tcPr>
-            <w:tcW w:type="dxa" w:w="1814"/>
+            <w:tcW w:type="dxa" w:w="2558"/>
           </w:tcPr>
           <w:p>
             <w:pPr>
@@ -7366,7 +7366,7 @@
       <w:tr>
         <w:tc>
           <w:tcPr>
-            <w:tcW w:type="dxa" w:w="1814"/>
+            <w:tcW w:type="dxa" w:w="2326"/>
           </w:tcPr>
           <w:p>
             <w:pPr>
@@ -7383,7 +7383,7 @@
         </w:tc>
         <w:tc>
           <w:tcPr>
-            <w:tcW w:type="dxa" w:w="1814"/>
+            <w:tcW w:type="dxa" w:w="2326"/>
           </w:tcPr>
           <w:p>
             <w:pPr>
@@ -7400,7 +7400,7 @@
         </w:tc>
         <w:tc>
           <w:tcPr>
-            <w:tcW w:type="dxa" w:w="1814"/>
+            <w:tcW w:type="dxa" w:w="1701"/>
           </w:tcPr>
           <w:p>
             <w:pPr>
@@ -7417,23 +7417,23 @@
         </w:tc>
         <w:tc>
           <w:tcPr>
-            <w:tcW w:type="dxa" w:w="1814"/>
-          </w:tcPr>
-          <w:p>
-            <w:pPr>
-              <w:ind w:firstLine="0"/>
-            </w:pPr>
-            <w:r>
-              <w:rPr>
-                <w:rFonts w:ascii="Times New Roman" w:hAnsi="Times New Roman" w:eastAsia="宋体"/>
-                <w:sz w:val="20"/>
-              </w:rPr>
-            </w:r>
-          </w:p>
-        </w:tc>
-        <w:tc>
-          <w:tcPr>
-            <w:tcW w:type="dxa" w:w="1814"/>
+            <w:tcW w:type="dxa" w:w="1701"/>
+          </w:tcPr>
+          <w:p>
+            <w:pPr>
+              <w:ind w:firstLine="0"/>
+            </w:pPr>
+            <w:r>
+              <w:rPr>
+                <w:rFonts w:ascii="Times New Roman" w:hAnsi="Times New Roman" w:eastAsia="宋体"/>
+                <w:sz w:val="20"/>
+              </w:rPr>
+            </w:r>
+          </w:p>
+        </w:tc>
+        <w:tc>
+          <w:tcPr>
+            <w:tcW w:type="dxa" w:w="2558"/>
           </w:tcPr>
           <w:p>
             <w:pPr>
@@ -7452,7 +7452,7 @@
       <w:tr>
         <w:tc>
           <w:tcPr>
-            <w:tcW w:type="dxa" w:w="1814"/>
+            <w:tcW w:type="dxa" w:w="2326"/>
           </w:tcPr>
           <w:p>
             <w:pPr>
@@ -7469,7 +7469,7 @@
         </w:tc>
         <w:tc>
           <w:tcPr>
-            <w:tcW w:type="dxa" w:w="1814"/>
+            <w:tcW w:type="dxa" w:w="2326"/>
           </w:tcPr>
           <w:p>
             <w:pPr>
@@ -7486,7 +7486,7 @@
         </w:tc>
         <w:tc>
           <w:tcPr>
-            <w:tcW w:type="dxa" w:w="1814"/>
+            <w:tcW w:type="dxa" w:w="1701"/>
           </w:tcPr>
           <w:p>
             <w:pPr>
@@ -7503,23 +7503,23 @@
         </w:tc>
         <w:tc>
           <w:tcPr>
-            <w:tcW w:type="dxa" w:w="1814"/>
-          </w:tcPr>
-          <w:p>
-            <w:pPr>
-              <w:ind w:firstLine="0"/>
-            </w:pPr>
-            <w:r>
-              <w:rPr>
-                <w:rFonts w:ascii="Times New Roman" w:hAnsi="Times New Roman" w:eastAsia="宋体"/>
-                <w:sz w:val="20"/>
-              </w:rPr>
-            </w:r>
-          </w:p>
-        </w:tc>
-        <w:tc>
-          <w:tcPr>
-            <w:tcW w:type="dxa" w:w="1814"/>
+            <w:tcW w:type="dxa" w:w="1701"/>
+          </w:tcPr>
+          <w:p>
+            <w:pPr>
+              <w:ind w:firstLine="0"/>
+            </w:pPr>
+            <w:r>
+              <w:rPr>
+                <w:rFonts w:ascii="Times New Roman" w:hAnsi="Times New Roman" w:eastAsia="宋体"/>
+                <w:sz w:val="20"/>
+              </w:rPr>
+            </w:r>
+          </w:p>
+        </w:tc>
+        <w:tc>
+          <w:tcPr>
+            <w:tcW w:type="dxa" w:w="2558"/>
           </w:tcPr>
           <w:p>
             <w:pPr>
@@ -7550,7 +7550,7 @@
         <w:tblStyle w:val="TableGrid"/>
         <w:tblW w:type="auto" w:w="0"/>
         <w:jc w:val="center"/>
-        <w:tblLayout w:type="autofit"/>
+        <w:tblLayout w:type="fixed"/>
         <w:tblLook w:firstColumn="1" w:firstRow="1" w:lastColumn="0" w:lastRow="0" w:noHBand="0" w:noVBand="1" w:val="04A0"/>
       </w:tblPr>
       <w:tblGrid>
@@ -7563,7 +7563,7 @@
       <w:tr>
         <w:tc>
           <w:tcPr>
-            <w:tcW w:type="dxa" w:w="1814"/>
+            <w:tcW w:type="dxa" w:w="1701"/>
           </w:tcPr>
           <w:p>
             <w:pPr>
@@ -7581,7 +7581,7 @@
         </w:tc>
         <w:tc>
           <w:tcPr>
-            <w:tcW w:type="dxa" w:w="1814"/>
+            <w:tcW w:type="dxa" w:w="6195"/>
           </w:tcPr>
           <w:p>
             <w:pPr>
@@ -7599,7 +7599,7 @@
         </w:tc>
         <w:tc>
           <w:tcPr>
-            <w:tcW w:type="dxa" w:w="1814"/>
+            <w:tcW w:type="dxa" w:w="1701"/>
           </w:tcPr>
           <w:p>
             <w:pPr>
@@ -7617,7 +7617,7 @@
         </w:tc>
         <w:tc>
           <w:tcPr>
-            <w:tcW w:type="dxa" w:w="1814"/>
+            <w:tcW w:type="dxa" w:w="1701"/>
           </w:tcPr>
           <w:p>
             <w:pPr>
@@ -7635,7 +7635,7 @@
         </w:tc>
         <w:tc>
           <w:tcPr>
-            <w:tcW w:type="dxa" w:w="1814"/>
+            <w:tcW w:type="dxa" w:w="1701"/>
           </w:tcPr>
           <w:p>
             <w:pPr>
@@ -7655,7 +7655,7 @@
       <w:tr>
         <w:tc>
           <w:tcPr>
-            <w:tcW w:type="dxa" w:w="1814"/>
+            <w:tcW w:type="dxa" w:w="1701"/>
           </w:tcPr>
           <w:p>
             <w:pPr>
@@ -7672,7 +7672,7 @@
         </w:tc>
         <w:tc>
           <w:tcPr>
-            <w:tcW w:type="dxa" w:w="1814"/>
+            <w:tcW w:type="dxa" w:w="6195"/>
           </w:tcPr>
           <w:p>
             <w:pPr>
@@ -7689,7 +7689,7 @@
         </w:tc>
         <w:tc>
           <w:tcPr>
-            <w:tcW w:type="dxa" w:w="1814"/>
+            <w:tcW w:type="dxa" w:w="1701"/>
           </w:tcPr>
           <w:p>
             <w:pPr>
@@ -7706,7 +7706,7 @@
         </w:tc>
         <w:tc>
           <w:tcPr>
-            <w:tcW w:type="dxa" w:w="1814"/>
+            <w:tcW w:type="dxa" w:w="1701"/>
           </w:tcPr>
           <w:p>
             <w:pPr>
@@ -7723,7 +7723,7 @@
         </w:tc>
         <w:tc>
           <w:tcPr>
-            <w:tcW w:type="dxa" w:w="1814"/>
+            <w:tcW w:type="dxa" w:w="1701"/>
           </w:tcPr>
           <w:p>
             <w:pPr>
@@ -7742,7 +7742,7 @@
       <w:tr>
         <w:tc>
           <w:tcPr>
-            <w:tcW w:type="dxa" w:w="1814"/>
+            <w:tcW w:type="dxa" w:w="1701"/>
           </w:tcPr>
           <w:p>
             <w:pPr>
@@ -7759,7 +7759,7 @@
         </w:tc>
         <w:tc>
           <w:tcPr>
-            <w:tcW w:type="dxa" w:w="1814"/>
+            <w:tcW w:type="dxa" w:w="6195"/>
           </w:tcPr>
           <w:p>
             <w:pPr>
@@ -7776,7 +7776,7 @@
         </w:tc>
         <w:tc>
           <w:tcPr>
-            <w:tcW w:type="dxa" w:w="1814"/>
+            <w:tcW w:type="dxa" w:w="1701"/>
           </w:tcPr>
           <w:p>
             <w:pPr>
@@ -7793,7 +7793,7 @@
         </w:tc>
         <w:tc>
           <w:tcPr>
-            <w:tcW w:type="dxa" w:w="1814"/>
+            <w:tcW w:type="dxa" w:w="1701"/>
           </w:tcPr>
           <w:p>
             <w:pPr>
@@ -7810,7 +7810,7 @@
         </w:tc>
         <w:tc>
           <w:tcPr>
-            <w:tcW w:type="dxa" w:w="1814"/>
+            <w:tcW w:type="dxa" w:w="1701"/>
           </w:tcPr>
           <w:p>
             <w:pPr>
@@ -7829,7 +7829,7 @@
       <w:tr>
         <w:tc>
           <w:tcPr>
-            <w:tcW w:type="dxa" w:w="1814"/>
+            <w:tcW w:type="dxa" w:w="1701"/>
           </w:tcPr>
           <w:p>
             <w:pPr>
@@ -7846,7 +7846,7 @@
         </w:tc>
         <w:tc>
           <w:tcPr>
-            <w:tcW w:type="dxa" w:w="1814"/>
+            <w:tcW w:type="dxa" w:w="6195"/>
           </w:tcPr>
           <w:p>
             <w:pPr>
@@ -7863,7 +7863,7 @@
         </w:tc>
         <w:tc>
           <w:tcPr>
-            <w:tcW w:type="dxa" w:w="1814"/>
+            <w:tcW w:type="dxa" w:w="1701"/>
           </w:tcPr>
           <w:p>
             <w:pPr>
@@ -7880,7 +7880,7 @@
         </w:tc>
         <w:tc>
           <w:tcPr>
-            <w:tcW w:type="dxa" w:w="1814"/>
+            <w:tcW w:type="dxa" w:w="1701"/>
           </w:tcPr>
           <w:p>
             <w:pPr>
@@ -7897,7 +7897,7 @@
         </w:tc>
         <w:tc>
           <w:tcPr>
-            <w:tcW w:type="dxa" w:w="1814"/>
+            <w:tcW w:type="dxa" w:w="1701"/>
           </w:tcPr>
           <w:p>
             <w:pPr>
@@ -7916,7 +7916,7 @@
       <w:tr>
         <w:tc>
           <w:tcPr>
-            <w:tcW w:type="dxa" w:w="1814"/>
+            <w:tcW w:type="dxa" w:w="1701"/>
           </w:tcPr>
           <w:p>
             <w:pPr>
@@ -7933,7 +7933,7 @@
         </w:tc>
         <w:tc>
           <w:tcPr>
-            <w:tcW w:type="dxa" w:w="1814"/>
+            <w:tcW w:type="dxa" w:w="6195"/>
           </w:tcPr>
           <w:p>
             <w:pPr>
@@ -7950,7 +7950,7 @@
         </w:tc>
         <w:tc>
           <w:tcPr>
-            <w:tcW w:type="dxa" w:w="1814"/>
+            <w:tcW w:type="dxa" w:w="1701"/>
           </w:tcPr>
           <w:p>
             <w:pPr>
@@ -7967,23 +7967,23 @@
         </w:tc>
         <w:tc>
           <w:tcPr>
-            <w:tcW w:type="dxa" w:w="1814"/>
-          </w:tcPr>
-          <w:p>
-            <w:pPr>
-              <w:ind w:firstLine="0"/>
-            </w:pPr>
-            <w:r>
-              <w:rPr>
-                <w:rFonts w:ascii="Times New Roman" w:hAnsi="Times New Roman" w:eastAsia="宋体"/>
-                <w:sz w:val="20"/>
-              </w:rPr>
-            </w:r>
-          </w:p>
-        </w:tc>
-        <w:tc>
-          <w:tcPr>
-            <w:tcW w:type="dxa" w:w="1814"/>
+            <w:tcW w:type="dxa" w:w="1701"/>
+          </w:tcPr>
+          <w:p>
+            <w:pPr>
+              <w:ind w:firstLine="0"/>
+            </w:pPr>
+            <w:r>
+              <w:rPr>
+                <w:rFonts w:ascii="Times New Roman" w:hAnsi="Times New Roman" w:eastAsia="宋体"/>
+                <w:sz w:val="20"/>
+              </w:rPr>
+            </w:r>
+          </w:p>
+        </w:tc>
+        <w:tc>
+          <w:tcPr>
+            <w:tcW w:type="dxa" w:w="1701"/>
           </w:tcPr>
           <w:p>
             <w:pPr>
@@ -8002,7 +8002,7 @@
       <w:tr>
         <w:tc>
           <w:tcPr>
-            <w:tcW w:type="dxa" w:w="1814"/>
+            <w:tcW w:type="dxa" w:w="1701"/>
           </w:tcPr>
           <w:p>
             <w:pPr>
@@ -8019,7 +8019,7 @@
         </w:tc>
         <w:tc>
           <w:tcPr>
-            <w:tcW w:type="dxa" w:w="1814"/>
+            <w:tcW w:type="dxa" w:w="6195"/>
           </w:tcPr>
           <w:p>
             <w:pPr>
@@ -8036,7 +8036,7 @@
         </w:tc>
         <w:tc>
           <w:tcPr>
-            <w:tcW w:type="dxa" w:w="1814"/>
+            <w:tcW w:type="dxa" w:w="1701"/>
           </w:tcPr>
           <w:p>
             <w:pPr>
@@ -8053,23 +8053,23 @@
         </w:tc>
         <w:tc>
           <w:tcPr>
-            <w:tcW w:type="dxa" w:w="1814"/>
-          </w:tcPr>
-          <w:p>
-            <w:pPr>
-              <w:ind w:firstLine="0"/>
-            </w:pPr>
-            <w:r>
-              <w:rPr>
-                <w:rFonts w:ascii="Times New Roman" w:hAnsi="Times New Roman" w:eastAsia="宋体"/>
-                <w:sz w:val="20"/>
-              </w:rPr>
-            </w:r>
-          </w:p>
-        </w:tc>
-        <w:tc>
-          <w:tcPr>
-            <w:tcW w:type="dxa" w:w="1814"/>
+            <w:tcW w:type="dxa" w:w="1701"/>
+          </w:tcPr>
+          <w:p>
+            <w:pPr>
+              <w:ind w:firstLine="0"/>
+            </w:pPr>
+            <w:r>
+              <w:rPr>
+                <w:rFonts w:ascii="Times New Roman" w:hAnsi="Times New Roman" w:eastAsia="宋体"/>
+                <w:sz w:val="20"/>
+              </w:rPr>
+            </w:r>
+          </w:p>
+        </w:tc>
+        <w:tc>
+          <w:tcPr>
+            <w:tcW w:type="dxa" w:w="1701"/>
           </w:tcPr>
           <w:p>
             <w:pPr>
@@ -8088,7 +8088,7 @@
       <w:tr>
         <w:tc>
           <w:tcPr>
-            <w:tcW w:type="dxa" w:w="1814"/>
+            <w:tcW w:type="dxa" w:w="1701"/>
           </w:tcPr>
           <w:p>
             <w:pPr>
@@ -8105,7 +8105,7 @@
         </w:tc>
         <w:tc>
           <w:tcPr>
-            <w:tcW w:type="dxa" w:w="1814"/>
+            <w:tcW w:type="dxa" w:w="6195"/>
           </w:tcPr>
           <w:p>
             <w:pPr>
@@ -8122,7 +8122,7 @@
         </w:tc>
         <w:tc>
           <w:tcPr>
-            <w:tcW w:type="dxa" w:w="1814"/>
+            <w:tcW w:type="dxa" w:w="1701"/>
           </w:tcPr>
           <w:p>
             <w:pPr>
@@ -8139,23 +8139,23 @@
         </w:tc>
         <w:tc>
           <w:tcPr>
-            <w:tcW w:type="dxa" w:w="1814"/>
-          </w:tcPr>
-          <w:p>
-            <w:pPr>
-              <w:ind w:firstLine="0"/>
-            </w:pPr>
-            <w:r>
-              <w:rPr>
-                <w:rFonts w:ascii="Times New Roman" w:hAnsi="Times New Roman" w:eastAsia="宋体"/>
-                <w:sz w:val="20"/>
-              </w:rPr>
-            </w:r>
-          </w:p>
-        </w:tc>
-        <w:tc>
-          <w:tcPr>
-            <w:tcW w:type="dxa" w:w="1814"/>
+            <w:tcW w:type="dxa" w:w="1701"/>
+          </w:tcPr>
+          <w:p>
+            <w:pPr>
+              <w:ind w:firstLine="0"/>
+            </w:pPr>
+            <w:r>
+              <w:rPr>
+                <w:rFonts w:ascii="Times New Roman" w:hAnsi="Times New Roman" w:eastAsia="宋体"/>
+                <w:sz w:val="20"/>
+              </w:rPr>
+            </w:r>
+          </w:p>
+        </w:tc>
+        <w:tc>
+          <w:tcPr>
+            <w:tcW w:type="dxa" w:w="1701"/>
           </w:tcPr>
           <w:p>
             <w:pPr>
@@ -8186,7 +8186,7 @@
         <w:tblStyle w:val="TableGrid"/>
         <w:tblW w:type="auto" w:w="0"/>
         <w:jc w:val="center"/>
-        <w:tblLayout w:type="autofit"/>
+        <w:tblLayout w:type="fixed"/>
         <w:tblLook w:firstColumn="1" w:firstRow="1" w:lastColumn="0" w:lastRow="0" w:noHBand="0" w:noVBand="1" w:val="04A0"/>
       </w:tblPr>
       <w:tblGrid>
@@ -8199,7 +8199,7 @@
       <w:tr>
         <w:tc>
           <w:tcPr>
-            <w:tcW w:type="dxa" w:w="1814"/>
+            <w:tcW w:type="dxa" w:w="2326"/>
           </w:tcPr>
           <w:p>
             <w:pPr>
@@ -8217,7 +8217,7 @@
         </w:tc>
         <w:tc>
           <w:tcPr>
-            <w:tcW w:type="dxa" w:w="1814"/>
+            <w:tcW w:type="dxa" w:w="2326"/>
           </w:tcPr>
           <w:p>
             <w:pPr>
@@ -8235,7 +8235,7 @@
         </w:tc>
         <w:tc>
           <w:tcPr>
-            <w:tcW w:type="dxa" w:w="1814"/>
+            <w:tcW w:type="dxa" w:w="1701"/>
           </w:tcPr>
           <w:p>
             <w:pPr>
@@ -8253,7 +8253,7 @@
         </w:tc>
         <w:tc>
           <w:tcPr>
-            <w:tcW w:type="dxa" w:w="1814"/>
+            <w:tcW w:type="dxa" w:w="1701"/>
           </w:tcPr>
           <w:p>
             <w:pPr>
@@ -8271,7 +8271,7 @@
         </w:tc>
         <w:tc>
           <w:tcPr>
-            <w:tcW w:type="dxa" w:w="1814"/>
+            <w:tcW w:type="dxa" w:w="2558"/>
           </w:tcPr>
           <w:p>
             <w:pPr>
@@ -8291,7 +8291,7 @@
       <w:tr>
         <w:tc>
           <w:tcPr>
-            <w:tcW w:type="dxa" w:w="1814"/>
+            <w:tcW w:type="dxa" w:w="2326"/>
           </w:tcPr>
           <w:p>
             <w:pPr>
@@ -8308,7 +8308,7 @@
         </w:tc>
         <w:tc>
           <w:tcPr>
-            <w:tcW w:type="dxa" w:w="1814"/>
+            <w:tcW w:type="dxa" w:w="2326"/>
           </w:tcPr>
           <w:p>
             <w:pPr>
@@ -8325,7 +8325,7 @@
         </w:tc>
         <w:tc>
           <w:tcPr>
-            <w:tcW w:type="dxa" w:w="1814"/>
+            <w:tcW w:type="dxa" w:w="1701"/>
           </w:tcPr>
           <w:p>
             <w:pPr>
@@ -8342,7 +8342,7 @@
         </w:tc>
         <w:tc>
           <w:tcPr>
-            <w:tcW w:type="dxa" w:w="1814"/>
+            <w:tcW w:type="dxa" w:w="1701"/>
           </w:tcPr>
           <w:p>
             <w:pPr>
@@ -8359,7 +8359,7 @@
         </w:tc>
         <w:tc>
           <w:tcPr>
-            <w:tcW w:type="dxa" w:w="1814"/>
+            <w:tcW w:type="dxa" w:w="2558"/>
           </w:tcPr>
           <w:p>
             <w:pPr>
@@ -8378,7 +8378,7 @@
       <w:tr>
         <w:tc>
           <w:tcPr>
-            <w:tcW w:type="dxa" w:w="1814"/>
+            <w:tcW w:type="dxa" w:w="2326"/>
           </w:tcPr>
           <w:p>
             <w:pPr>
@@ -8395,7 +8395,7 @@
         </w:tc>
         <w:tc>
           <w:tcPr>
-            <w:tcW w:type="dxa" w:w="1814"/>
+            <w:tcW w:type="dxa" w:w="2326"/>
           </w:tcPr>
           <w:p>
             <w:pPr>
@@ -8412,7 +8412,7 @@
         </w:tc>
         <w:tc>
           <w:tcPr>
-            <w:tcW w:type="dxa" w:w="1814"/>
+            <w:tcW w:type="dxa" w:w="1701"/>
           </w:tcPr>
           <w:p>
             <w:pPr>
@@ -8429,7 +8429,7 @@
         </w:tc>
         <w:tc>
           <w:tcPr>
-            <w:tcW w:type="dxa" w:w="1814"/>
+            <w:tcW w:type="dxa" w:w="1701"/>
           </w:tcPr>
           <w:p>
             <w:pPr>
@@ -8446,7 +8446,7 @@
         </w:tc>
         <w:tc>
           <w:tcPr>
-            <w:tcW w:type="dxa" w:w="1814"/>
+            <w:tcW w:type="dxa" w:w="2558"/>
           </w:tcPr>
           <w:p>
             <w:pPr>
@@ -8465,7 +8465,7 @@
       <w:tr>
         <w:tc>
           <w:tcPr>
-            <w:tcW w:type="dxa" w:w="1814"/>
+            <w:tcW w:type="dxa" w:w="2326"/>
           </w:tcPr>
           <w:p>
             <w:pPr>
@@ -8482,7 +8482,7 @@
         </w:tc>
         <w:tc>
           <w:tcPr>
-            <w:tcW w:type="dxa" w:w="1814"/>
+            <w:tcW w:type="dxa" w:w="2326"/>
           </w:tcPr>
           <w:p>
             <w:pPr>
@@ -8499,7 +8499,7 @@
         </w:tc>
         <w:tc>
           <w:tcPr>
-            <w:tcW w:type="dxa" w:w="1814"/>
+            <w:tcW w:type="dxa" w:w="1701"/>
           </w:tcPr>
           <w:p>
             <w:pPr>
@@ -8516,7 +8516,7 @@
         </w:tc>
         <w:tc>
           <w:tcPr>
-            <w:tcW w:type="dxa" w:w="1814"/>
+            <w:tcW w:type="dxa" w:w="1701"/>
           </w:tcPr>
           <w:p>
             <w:pPr>
@@ -8533,7 +8533,7 @@
         </w:tc>
         <w:tc>
           <w:tcPr>
-            <w:tcW w:type="dxa" w:w="1814"/>
+            <w:tcW w:type="dxa" w:w="2558"/>
           </w:tcPr>
           <w:p>
             <w:pPr>
@@ -8552,7 +8552,7 @@
       <w:tr>
         <w:tc>
           <w:tcPr>
-            <w:tcW w:type="dxa" w:w="1814"/>
+            <w:tcW w:type="dxa" w:w="2326"/>
           </w:tcPr>
           <w:p>
             <w:pPr>
@@ -8569,7 +8569,7 @@
         </w:tc>
         <w:tc>
           <w:tcPr>
-            <w:tcW w:type="dxa" w:w="1814"/>
+            <w:tcW w:type="dxa" w:w="2326"/>
           </w:tcPr>
           <w:p>
             <w:pPr>
@@ -8586,7 +8586,7 @@
         </w:tc>
         <w:tc>
           <w:tcPr>
-            <w:tcW w:type="dxa" w:w="1814"/>
+            <w:tcW w:type="dxa" w:w="1701"/>
           </w:tcPr>
           <w:p>
             <w:pPr>
@@ -8603,23 +8603,23 @@
         </w:tc>
         <w:tc>
           <w:tcPr>
-            <w:tcW w:type="dxa" w:w="1814"/>
-          </w:tcPr>
-          <w:p>
-            <w:pPr>
-              <w:ind w:firstLine="0"/>
-            </w:pPr>
-            <w:r>
-              <w:rPr>
-                <w:rFonts w:ascii="Times New Roman" w:hAnsi="Times New Roman" w:eastAsia="宋体"/>
-                <w:sz w:val="20"/>
-              </w:rPr>
-            </w:r>
-          </w:p>
-        </w:tc>
-        <w:tc>
-          <w:tcPr>
-            <w:tcW w:type="dxa" w:w="1814"/>
+            <w:tcW w:type="dxa" w:w="1701"/>
+          </w:tcPr>
+          <w:p>
+            <w:pPr>
+              <w:ind w:firstLine="0"/>
+            </w:pPr>
+            <w:r>
+              <w:rPr>
+                <w:rFonts w:ascii="Times New Roman" w:hAnsi="Times New Roman" w:eastAsia="宋体"/>
+                <w:sz w:val="20"/>
+              </w:rPr>
+            </w:r>
+          </w:p>
+        </w:tc>
+        <w:tc>
+          <w:tcPr>
+            <w:tcW w:type="dxa" w:w="2558"/>
           </w:tcPr>
           <w:p>
             <w:pPr>
@@ -8659,7 +8659,7 @@
         <w:tblStyle w:val="TableGrid"/>
         <w:tblW w:type="auto" w:w="0"/>
         <w:jc w:val="center"/>
-        <w:tblLayout w:type="autofit"/>
+        <w:tblLayout w:type="fixed"/>
         <w:tblLook w:firstColumn="1" w:firstRow="1" w:lastColumn="0" w:lastRow="0" w:noHBand="0" w:noVBand="1" w:val="04A0"/>
       </w:tblPr>
       <w:tblGrid>
@@ -8672,7 +8672,7 @@
       <w:tr>
         <w:tc>
           <w:tcPr>
-            <w:tcW w:type="dxa" w:w="1814"/>
+            <w:tcW w:type="dxa" w:w="2520"/>
           </w:tcPr>
           <w:p>
             <w:pPr>
@@ -8690,7 +8690,7 @@
         </w:tc>
         <w:tc>
           <w:tcPr>
-            <w:tcW w:type="dxa" w:w="1814"/>
+            <w:tcW w:type="dxa" w:w="2520"/>
           </w:tcPr>
           <w:p>
             <w:pPr>
@@ -8708,7 +8708,7 @@
         </w:tc>
         <w:tc>
           <w:tcPr>
-            <w:tcW w:type="dxa" w:w="1814"/>
+            <w:tcW w:type="dxa" w:w="1701"/>
           </w:tcPr>
           <w:p>
             <w:pPr>
@@ -8726,7 +8726,7 @@
         </w:tc>
         <w:tc>
           <w:tcPr>
-            <w:tcW w:type="dxa" w:w="1814"/>
+            <w:tcW w:type="dxa" w:w="1701"/>
           </w:tcPr>
           <w:p>
             <w:pPr>
@@ -8744,7 +8744,7 @@
         </w:tc>
         <w:tc>
           <w:tcPr>
-            <w:tcW w:type="dxa" w:w="1814"/>
+            <w:tcW w:type="dxa" w:w="2016"/>
           </w:tcPr>
           <w:p>
             <w:pPr>
@@ -8764,7 +8764,7 @@
       <w:tr>
         <w:tc>
           <w:tcPr>
-            <w:tcW w:type="dxa" w:w="1814"/>
+            <w:tcW w:type="dxa" w:w="2520"/>
           </w:tcPr>
           <w:p>
             <w:pPr>
@@ -8781,7 +8781,7 @@
         </w:tc>
         <w:tc>
           <w:tcPr>
-            <w:tcW w:type="dxa" w:w="1814"/>
+            <w:tcW w:type="dxa" w:w="2520"/>
           </w:tcPr>
           <w:p>
             <w:pPr>
@@ -8798,7 +8798,7 @@
         </w:tc>
         <w:tc>
           <w:tcPr>
-            <w:tcW w:type="dxa" w:w="1814"/>
+            <w:tcW w:type="dxa" w:w="1701"/>
           </w:tcPr>
           <w:p>
             <w:pPr>
@@ -8815,7 +8815,7 @@
         </w:tc>
         <w:tc>
           <w:tcPr>
-            <w:tcW w:type="dxa" w:w="1814"/>
+            <w:tcW w:type="dxa" w:w="1701"/>
           </w:tcPr>
           <w:p>
             <w:pPr>
@@ -8832,7 +8832,7 @@
         </w:tc>
         <w:tc>
           <w:tcPr>
-            <w:tcW w:type="dxa" w:w="1814"/>
+            <w:tcW w:type="dxa" w:w="2016"/>
           </w:tcPr>
           <w:p>
             <w:pPr>
@@ -8851,7 +8851,7 @@
       <w:tr>
         <w:tc>
           <w:tcPr>
-            <w:tcW w:type="dxa" w:w="1814"/>
+            <w:tcW w:type="dxa" w:w="2520"/>
           </w:tcPr>
           <w:p>
             <w:pPr>
@@ -8868,7 +8868,7 @@
         </w:tc>
         <w:tc>
           <w:tcPr>
-            <w:tcW w:type="dxa" w:w="1814"/>
+            <w:tcW w:type="dxa" w:w="2520"/>
           </w:tcPr>
           <w:p>
             <w:pPr>
@@ -8885,7 +8885,7 @@
         </w:tc>
         <w:tc>
           <w:tcPr>
-            <w:tcW w:type="dxa" w:w="1814"/>
+            <w:tcW w:type="dxa" w:w="1701"/>
           </w:tcPr>
           <w:p>
             <w:pPr>
@@ -8902,7 +8902,7 @@
         </w:tc>
         <w:tc>
           <w:tcPr>
-            <w:tcW w:type="dxa" w:w="1814"/>
+            <w:tcW w:type="dxa" w:w="1701"/>
           </w:tcPr>
           <w:p>
             <w:pPr>
@@ -8919,7 +8919,7 @@
         </w:tc>
         <w:tc>
           <w:tcPr>
-            <w:tcW w:type="dxa" w:w="1814"/>
+            <w:tcW w:type="dxa" w:w="2016"/>
           </w:tcPr>
           <w:p>
             <w:pPr>
@@ -8938,7 +8938,7 @@
       <w:tr>
         <w:tc>
           <w:tcPr>
-            <w:tcW w:type="dxa" w:w="1814"/>
+            <w:tcW w:type="dxa" w:w="2520"/>
           </w:tcPr>
           <w:p>
             <w:pPr>
@@ -8955,7 +8955,7 @@
         </w:tc>
         <w:tc>
           <w:tcPr>
-            <w:tcW w:type="dxa" w:w="1814"/>
+            <w:tcW w:type="dxa" w:w="2520"/>
           </w:tcPr>
           <w:p>
             <w:pPr>
@@ -8972,7 +8972,7 @@
         </w:tc>
         <w:tc>
           <w:tcPr>
-            <w:tcW w:type="dxa" w:w="1814"/>
+            <w:tcW w:type="dxa" w:w="1701"/>
           </w:tcPr>
           <w:p>
             <w:pPr>
@@ -8989,7 +8989,7 @@
         </w:tc>
         <w:tc>
           <w:tcPr>
-            <w:tcW w:type="dxa" w:w="1814"/>
+            <w:tcW w:type="dxa" w:w="1701"/>
           </w:tcPr>
           <w:p>
             <w:pPr>
@@ -9006,7 +9006,7 @@
         </w:tc>
         <w:tc>
           <w:tcPr>
-            <w:tcW w:type="dxa" w:w="1814"/>
+            <w:tcW w:type="dxa" w:w="2016"/>
           </w:tcPr>
           <w:p>
             <w:pPr>
@@ -9025,7 +9025,7 @@
       <w:tr>
         <w:tc>
           <w:tcPr>
-            <w:tcW w:type="dxa" w:w="1814"/>
+            <w:tcW w:type="dxa" w:w="2520"/>
           </w:tcPr>
           <w:p>
             <w:pPr>
@@ -9042,7 +9042,7 @@
         </w:tc>
         <w:tc>
           <w:tcPr>
-            <w:tcW w:type="dxa" w:w="1814"/>
+            <w:tcW w:type="dxa" w:w="2520"/>
           </w:tcPr>
           <w:p>
             <w:pPr>
@@ -9059,7 +9059,7 @@
         </w:tc>
         <w:tc>
           <w:tcPr>
-            <w:tcW w:type="dxa" w:w="1814"/>
+            <w:tcW w:type="dxa" w:w="1701"/>
           </w:tcPr>
           <w:p>
             <w:pPr>
@@ -9076,23 +9076,23 @@
         </w:tc>
         <w:tc>
           <w:tcPr>
-            <w:tcW w:type="dxa" w:w="1814"/>
-          </w:tcPr>
-          <w:p>
-            <w:pPr>
-              <w:ind w:firstLine="0"/>
-            </w:pPr>
-            <w:r>
-              <w:rPr>
-                <w:rFonts w:ascii="Times New Roman" w:hAnsi="Times New Roman" w:eastAsia="宋体"/>
-                <w:sz w:val="20"/>
-              </w:rPr>
-            </w:r>
-          </w:p>
-        </w:tc>
-        <w:tc>
-          <w:tcPr>
-            <w:tcW w:type="dxa" w:w="1814"/>
+            <w:tcW w:type="dxa" w:w="1701"/>
+          </w:tcPr>
+          <w:p>
+            <w:pPr>
+              <w:ind w:firstLine="0"/>
+            </w:pPr>
+            <w:r>
+              <w:rPr>
+                <w:rFonts w:ascii="Times New Roman" w:hAnsi="Times New Roman" w:eastAsia="宋体"/>
+                <w:sz w:val="20"/>
+              </w:rPr>
+            </w:r>
+          </w:p>
+        </w:tc>
+        <w:tc>
+          <w:tcPr>
+            <w:tcW w:type="dxa" w:w="2016"/>
           </w:tcPr>
           <w:p>
             <w:pPr>
@@ -9132,7 +9132,7 @@
         <w:tblStyle w:val="TableGrid"/>
         <w:tblW w:type="auto" w:w="0"/>
         <w:jc w:val="center"/>
-        <w:tblLayout w:type="autofit"/>
+        <w:tblLayout w:type="fixed"/>
         <w:tblLook w:firstColumn="1" w:firstRow="1" w:lastColumn="0" w:lastRow="0" w:noHBand="0" w:noVBand="1" w:val="04A0"/>
       </w:tblPr>
       <w:tblGrid>
@@ -9145,7 +9145,7 @@
       <w:tr>
         <w:tc>
           <w:tcPr>
-            <w:tcW w:type="dxa" w:w="1814"/>
+            <w:tcW w:type="dxa" w:w="1930"/>
           </w:tcPr>
           <w:p>
             <w:pPr>
@@ -9163,7 +9163,7 @@
         </w:tc>
         <w:tc>
           <w:tcPr>
-            <w:tcW w:type="dxa" w:w="1814"/>
+            <w:tcW w:type="dxa" w:w="1930"/>
           </w:tcPr>
           <w:p>
             <w:pPr>
@@ -9181,7 +9181,7 @@
         </w:tc>
         <w:tc>
           <w:tcPr>
-            <w:tcW w:type="dxa" w:w="1814"/>
+            <w:tcW w:type="dxa" w:w="1701"/>
           </w:tcPr>
           <w:p>
             <w:pPr>
@@ -9199,7 +9199,7 @@
         </w:tc>
         <w:tc>
           <w:tcPr>
-            <w:tcW w:type="dxa" w:w="1814"/>
+            <w:tcW w:type="dxa" w:w="1930"/>
           </w:tcPr>
           <w:p>
             <w:pPr>
@@ -9217,7 +9217,7 @@
         </w:tc>
         <w:tc>
           <w:tcPr>
-            <w:tcW w:type="dxa" w:w="1814"/>
+            <w:tcW w:type="dxa" w:w="2123"/>
           </w:tcPr>
           <w:p>
             <w:pPr>
@@ -9237,7 +9237,7 @@
       <w:tr>
         <w:tc>
           <w:tcPr>
-            <w:tcW w:type="dxa" w:w="1814"/>
+            <w:tcW w:type="dxa" w:w="1930"/>
           </w:tcPr>
           <w:p>
             <w:pPr>
@@ -9254,7 +9254,7 @@
         </w:tc>
         <w:tc>
           <w:tcPr>
-            <w:tcW w:type="dxa" w:w="1814"/>
+            <w:tcW w:type="dxa" w:w="1930"/>
           </w:tcPr>
           <w:p>
             <w:pPr>
@@ -9271,7 +9271,7 @@
         </w:tc>
         <w:tc>
           <w:tcPr>
-            <w:tcW w:type="dxa" w:w="1814"/>
+            <w:tcW w:type="dxa" w:w="1701"/>
           </w:tcPr>
           <w:p>
             <w:pPr>
@@ -9288,7 +9288,7 @@
         </w:tc>
         <w:tc>
           <w:tcPr>
-            <w:tcW w:type="dxa" w:w="1814"/>
+            <w:tcW w:type="dxa" w:w="1930"/>
           </w:tcPr>
           <w:p>
             <w:pPr>
@@ -9305,7 +9305,7 @@
         </w:tc>
         <w:tc>
           <w:tcPr>
-            <w:tcW w:type="dxa" w:w="1814"/>
+            <w:tcW w:type="dxa" w:w="2123"/>
           </w:tcPr>
           <w:p>
             <w:pPr>
@@ -9324,7 +9324,7 @@
       <w:tr>
         <w:tc>
           <w:tcPr>
-            <w:tcW w:type="dxa" w:w="1814"/>
+            <w:tcW w:type="dxa" w:w="1930"/>
           </w:tcPr>
           <w:p>
             <w:pPr>
@@ -9341,7 +9341,7 @@
         </w:tc>
         <w:tc>
           <w:tcPr>
-            <w:tcW w:type="dxa" w:w="1814"/>
+            <w:tcW w:type="dxa" w:w="1930"/>
           </w:tcPr>
           <w:p>
             <w:pPr>
@@ -9358,7 +9358,7 @@
         </w:tc>
         <w:tc>
           <w:tcPr>
-            <w:tcW w:type="dxa" w:w="1814"/>
+            <w:tcW w:type="dxa" w:w="1701"/>
           </w:tcPr>
           <w:p>
             <w:pPr>
@@ -9375,7 +9375,7 @@
         </w:tc>
         <w:tc>
           <w:tcPr>
-            <w:tcW w:type="dxa" w:w="1814"/>
+            <w:tcW w:type="dxa" w:w="1930"/>
           </w:tcPr>
           <w:p>
             <w:pPr>
@@ -9392,7 +9392,7 @@
         </w:tc>
         <w:tc>
           <w:tcPr>
-            <w:tcW w:type="dxa" w:w="1814"/>
+            <w:tcW w:type="dxa" w:w="2123"/>
           </w:tcPr>
           <w:p>
             <w:pPr>
@@ -9411,7 +9411,7 @@
       <w:tr>
         <w:tc>
           <w:tcPr>
-            <w:tcW w:type="dxa" w:w="1814"/>
+            <w:tcW w:type="dxa" w:w="1930"/>
           </w:tcPr>
           <w:p>
             <w:pPr>
@@ -9428,7 +9428,7 @@
         </w:tc>
         <w:tc>
           <w:tcPr>
-            <w:tcW w:type="dxa" w:w="1814"/>
+            <w:tcW w:type="dxa" w:w="1930"/>
           </w:tcPr>
           <w:p>
             <w:pPr>
@@ -9445,7 +9445,7 @@
         </w:tc>
         <w:tc>
           <w:tcPr>
-            <w:tcW w:type="dxa" w:w="1814"/>
+            <w:tcW w:type="dxa" w:w="1701"/>
           </w:tcPr>
           <w:p>
             <w:pPr>
@@ -9462,7 +9462,7 @@
         </w:tc>
         <w:tc>
           <w:tcPr>
-            <w:tcW w:type="dxa" w:w="1814"/>
+            <w:tcW w:type="dxa" w:w="1930"/>
           </w:tcPr>
           <w:p>
             <w:pPr>
@@ -9479,7 +9479,7 @@
         </w:tc>
         <w:tc>
           <w:tcPr>
-            <w:tcW w:type="dxa" w:w="1814"/>
+            <w:tcW w:type="dxa" w:w="2123"/>
           </w:tcPr>
           <w:p>
             <w:pPr>
@@ -9498,7 +9498,7 @@
       <w:tr>
         <w:tc>
           <w:tcPr>
-            <w:tcW w:type="dxa" w:w="1814"/>
+            <w:tcW w:type="dxa" w:w="1930"/>
           </w:tcPr>
           <w:p>
             <w:pPr>
@@ -9515,7 +9515,7 @@
         </w:tc>
         <w:tc>
           <w:tcPr>
-            <w:tcW w:type="dxa" w:w="1814"/>
+            <w:tcW w:type="dxa" w:w="1930"/>
           </w:tcPr>
           <w:p>
             <w:pPr>
@@ -9532,7 +9532,7 @@
         </w:tc>
         <w:tc>
           <w:tcPr>
-            <w:tcW w:type="dxa" w:w="1814"/>
+            <w:tcW w:type="dxa" w:w="1701"/>
           </w:tcPr>
           <w:p>
             <w:pPr>
@@ -9549,7 +9549,7 @@
         </w:tc>
         <w:tc>
           <w:tcPr>
-            <w:tcW w:type="dxa" w:w="1814"/>
+            <w:tcW w:type="dxa" w:w="1930"/>
           </w:tcPr>
           <w:p>
             <w:pPr>
@@ -9566,7 +9566,7 @@
         </w:tc>
         <w:tc>
           <w:tcPr>
-            <w:tcW w:type="dxa" w:w="1814"/>
+            <w:tcW w:type="dxa" w:w="2123"/>
           </w:tcPr>
           <w:p>
             <w:pPr>
@@ -9585,7 +9585,7 @@
       <w:tr>
         <w:tc>
           <w:tcPr>
-            <w:tcW w:type="dxa" w:w="1814"/>
+            <w:tcW w:type="dxa" w:w="1930"/>
           </w:tcPr>
           <w:p>
             <w:pPr>
@@ -9602,7 +9602,7 @@
         </w:tc>
         <w:tc>
           <w:tcPr>
-            <w:tcW w:type="dxa" w:w="1814"/>
+            <w:tcW w:type="dxa" w:w="1930"/>
           </w:tcPr>
           <w:p>
             <w:pPr>
@@ -9619,7 +9619,7 @@
         </w:tc>
         <w:tc>
           <w:tcPr>
-            <w:tcW w:type="dxa" w:w="1814"/>
+            <w:tcW w:type="dxa" w:w="1701"/>
           </w:tcPr>
           <w:p>
             <w:pPr>
@@ -9636,7 +9636,7 @@
         </w:tc>
         <w:tc>
           <w:tcPr>
-            <w:tcW w:type="dxa" w:w="1814"/>
+            <w:tcW w:type="dxa" w:w="1930"/>
           </w:tcPr>
           <w:p>
             <w:pPr>
@@ -9653,7 +9653,7 @@
         </w:tc>
         <w:tc>
           <w:tcPr>
-            <w:tcW w:type="dxa" w:w="1814"/>
+            <w:tcW w:type="dxa" w:w="2123"/>
           </w:tcPr>
           <w:p>
             <w:pPr>
@@ -9672,7 +9672,7 @@
       <w:tr>
         <w:tc>
           <w:tcPr>
-            <w:tcW w:type="dxa" w:w="1814"/>
+            <w:tcW w:type="dxa" w:w="1930"/>
           </w:tcPr>
           <w:p>
             <w:pPr>
@@ -9689,7 +9689,7 @@
         </w:tc>
         <w:tc>
           <w:tcPr>
-            <w:tcW w:type="dxa" w:w="1814"/>
+            <w:tcW w:type="dxa" w:w="1930"/>
           </w:tcPr>
           <w:p>
             <w:pPr>
@@ -9706,7 +9706,7 @@
         </w:tc>
         <w:tc>
           <w:tcPr>
-            <w:tcW w:type="dxa" w:w="1814"/>
+            <w:tcW w:type="dxa" w:w="1701"/>
           </w:tcPr>
           <w:p>
             <w:pPr>
@@ -9723,7 +9723,7 @@
         </w:tc>
         <w:tc>
           <w:tcPr>
-            <w:tcW w:type="dxa" w:w="1814"/>
+            <w:tcW w:type="dxa" w:w="1930"/>
           </w:tcPr>
           <w:p>
             <w:pPr>
@@ -9740,7 +9740,7 @@
         </w:tc>
         <w:tc>
           <w:tcPr>
-            <w:tcW w:type="dxa" w:w="1814"/>
+            <w:tcW w:type="dxa" w:w="2123"/>
           </w:tcPr>
           <w:p>
             <w:pPr>
@@ -9759,7 +9759,7 @@
       <w:tr>
         <w:tc>
           <w:tcPr>
-            <w:tcW w:type="dxa" w:w="1814"/>
+            <w:tcW w:type="dxa" w:w="1930"/>
           </w:tcPr>
           <w:p>
             <w:pPr>
@@ -9776,7 +9776,7 @@
         </w:tc>
         <w:tc>
           <w:tcPr>
-            <w:tcW w:type="dxa" w:w="1814"/>
+            <w:tcW w:type="dxa" w:w="1930"/>
           </w:tcPr>
           <w:p>
             <w:pPr>
@@ -9793,7 +9793,7 @@
         </w:tc>
         <w:tc>
           <w:tcPr>
-            <w:tcW w:type="dxa" w:w="1814"/>
+            <w:tcW w:type="dxa" w:w="1701"/>
           </w:tcPr>
           <w:p>
             <w:pPr>
@@ -9810,7 +9810,7 @@
         </w:tc>
         <w:tc>
           <w:tcPr>
-            <w:tcW w:type="dxa" w:w="1814"/>
+            <w:tcW w:type="dxa" w:w="1930"/>
           </w:tcPr>
           <w:p>
             <w:pPr>
@@ -9827,7 +9827,7 @@
         </w:tc>
         <w:tc>
           <w:tcPr>
-            <w:tcW w:type="dxa" w:w="1814"/>
+            <w:tcW w:type="dxa" w:w="2123"/>
           </w:tcPr>
           <w:p>
             <w:pPr>
@@ -9846,7 +9846,7 @@
       <w:tr>
         <w:tc>
           <w:tcPr>
-            <w:tcW w:type="dxa" w:w="1814"/>
+            <w:tcW w:type="dxa" w:w="1930"/>
           </w:tcPr>
           <w:p>
             <w:pPr>
@@ -9863,7 +9863,7 @@
         </w:tc>
         <w:tc>
           <w:tcPr>
-            <w:tcW w:type="dxa" w:w="1814"/>
+            <w:tcW w:type="dxa" w:w="1930"/>
           </w:tcPr>
           <w:p>
             <w:pPr>
@@ -9880,7 +9880,7 @@
         </w:tc>
         <w:tc>
           <w:tcPr>
-            <w:tcW w:type="dxa" w:w="1814"/>
+            <w:tcW w:type="dxa" w:w="1701"/>
           </w:tcPr>
           <w:p>
             <w:pPr>
@@ -9897,7 +9897,7 @@
         </w:tc>
         <w:tc>
           <w:tcPr>
-            <w:tcW w:type="dxa" w:w="1814"/>
+            <w:tcW w:type="dxa" w:w="1930"/>
           </w:tcPr>
           <w:p>
             <w:pPr>
@@ -9914,7 +9914,7 @@
         </w:tc>
         <w:tc>
           <w:tcPr>
-            <w:tcW w:type="dxa" w:w="1814"/>
+            <w:tcW w:type="dxa" w:w="2123"/>
           </w:tcPr>
           <w:p>
             <w:pPr>
@@ -9933,7 +9933,7 @@
       <w:tr>
         <w:tc>
           <w:tcPr>
-            <w:tcW w:type="dxa" w:w="1814"/>
+            <w:tcW w:type="dxa" w:w="1930"/>
           </w:tcPr>
           <w:p>
             <w:pPr>
@@ -9950,7 +9950,7 @@
         </w:tc>
         <w:tc>
           <w:tcPr>
-            <w:tcW w:type="dxa" w:w="1814"/>
+            <w:tcW w:type="dxa" w:w="1930"/>
           </w:tcPr>
           <w:p>
             <w:pPr>
@@ -9967,7 +9967,7 @@
         </w:tc>
         <w:tc>
           <w:tcPr>
-            <w:tcW w:type="dxa" w:w="1814"/>
+            <w:tcW w:type="dxa" w:w="1701"/>
           </w:tcPr>
           <w:p>
             <w:pPr>
@@ -9984,23 +9984,23 @@
         </w:tc>
         <w:tc>
           <w:tcPr>
-            <w:tcW w:type="dxa" w:w="1814"/>
-          </w:tcPr>
-          <w:p>
-            <w:pPr>
-              <w:ind w:firstLine="0"/>
-            </w:pPr>
-            <w:r>
-              <w:rPr>
-                <w:rFonts w:ascii="Times New Roman" w:hAnsi="Times New Roman" w:eastAsia="宋体"/>
-                <w:sz w:val="20"/>
-              </w:rPr>
-            </w:r>
-          </w:p>
-        </w:tc>
-        <w:tc>
-          <w:tcPr>
-            <w:tcW w:type="dxa" w:w="1814"/>
+            <w:tcW w:type="dxa" w:w="1930"/>
+          </w:tcPr>
+          <w:p>
+            <w:pPr>
+              <w:ind w:firstLine="0"/>
+            </w:pPr>
+            <w:r>
+              <w:rPr>
+                <w:rFonts w:ascii="Times New Roman" w:hAnsi="Times New Roman" w:eastAsia="宋体"/>
+                <w:sz w:val="20"/>
+              </w:rPr>
+            </w:r>
+          </w:p>
+        </w:tc>
+        <w:tc>
+          <w:tcPr>
+            <w:tcW w:type="dxa" w:w="2123"/>
           </w:tcPr>
           <w:p>
             <w:pPr>
@@ -10145,7 +10145,7 @@
         <w:tblStyle w:val="TableGrid"/>
         <w:tblW w:type="auto" w:w="0"/>
         <w:jc w:val="center"/>
-        <w:tblLayout w:type="autofit"/>
+        <w:tblLayout w:type="fixed"/>
         <w:tblLook w:firstColumn="1" w:firstRow="1" w:lastColumn="0" w:lastRow="0" w:noHBand="0" w:noVBand="1" w:val="04A0"/>
       </w:tblPr>
       <w:tblGrid>
@@ -10157,7 +10157,7 @@
       <w:tr>
         <w:tc>
           <w:tcPr>
-            <w:tcW w:type="dxa" w:w="2268"/>
+            <w:tcW w:type="dxa" w:w="1701"/>
           </w:tcPr>
           <w:p>
             <w:pPr>
@@ -10175,7 +10175,7 @@
         </w:tc>
         <w:tc>
           <w:tcPr>
-            <w:tcW w:type="dxa" w:w="2268"/>
+            <w:tcW w:type="dxa" w:w="1701"/>
           </w:tcPr>
           <w:p>
             <w:pPr>
@@ -10193,7 +10193,7 @@
         </w:tc>
         <w:tc>
           <w:tcPr>
-            <w:tcW w:type="dxa" w:w="2268"/>
+            <w:tcW w:type="dxa" w:w="1979"/>
           </w:tcPr>
           <w:p>
             <w:pPr>
@@ -10211,7 +10211,7 @@
         </w:tc>
         <w:tc>
           <w:tcPr>
-            <w:tcW w:type="dxa" w:w="2268"/>
+            <w:tcW w:type="dxa" w:w="5113"/>
           </w:tcPr>
           <w:p>
             <w:pPr>
@@ -10231,7 +10231,7 @@
       <w:tr>
         <w:tc>
           <w:tcPr>
-            <w:tcW w:type="dxa" w:w="2268"/>
+            <w:tcW w:type="dxa" w:w="1701"/>
           </w:tcPr>
           <w:p>
             <w:pPr>
@@ -10248,7 +10248,7 @@
         </w:tc>
         <w:tc>
           <w:tcPr>
-            <w:tcW w:type="dxa" w:w="2268"/>
+            <w:tcW w:type="dxa" w:w="1701"/>
           </w:tcPr>
           <w:p>
             <w:pPr>
@@ -10265,7 +10265,7 @@
         </w:tc>
         <w:tc>
           <w:tcPr>
-            <w:tcW w:type="dxa" w:w="2268"/>
+            <w:tcW w:type="dxa" w:w="1979"/>
           </w:tcPr>
           <w:p>
             <w:pPr>
@@ -10282,7 +10282,7 @@
         </w:tc>
         <w:tc>
           <w:tcPr>
-            <w:tcW w:type="dxa" w:w="2268"/>
+            <w:tcW w:type="dxa" w:w="5113"/>
           </w:tcPr>
           <w:p>
             <w:pPr>
@@ -10301,7 +10301,7 @@
       <w:tr>
         <w:tc>
           <w:tcPr>
-            <w:tcW w:type="dxa" w:w="2268"/>
+            <w:tcW w:type="dxa" w:w="1701"/>
           </w:tcPr>
           <w:p>
             <w:pPr>
@@ -10318,7 +10318,7 @@
         </w:tc>
         <w:tc>
           <w:tcPr>
-            <w:tcW w:type="dxa" w:w="2268"/>
+            <w:tcW w:type="dxa" w:w="1701"/>
           </w:tcPr>
           <w:p>
             <w:pPr>
@@ -10335,7 +10335,7 @@
         </w:tc>
         <w:tc>
           <w:tcPr>
-            <w:tcW w:type="dxa" w:w="2268"/>
+            <w:tcW w:type="dxa" w:w="1979"/>
           </w:tcPr>
           <w:p>
             <w:pPr>
@@ -10352,7 +10352,7 @@
         </w:tc>
         <w:tc>
           <w:tcPr>
-            <w:tcW w:type="dxa" w:w="2268"/>
+            <w:tcW w:type="dxa" w:w="5113"/>
           </w:tcPr>
           <w:p>
             <w:pPr>
@@ -10371,7 +10371,7 @@
       <w:tr>
         <w:tc>
           <w:tcPr>
-            <w:tcW w:type="dxa" w:w="2268"/>
+            <w:tcW w:type="dxa" w:w="1701"/>
           </w:tcPr>
           <w:p>
             <w:pPr>
@@ -10388,7 +10388,7 @@
         </w:tc>
         <w:tc>
           <w:tcPr>
-            <w:tcW w:type="dxa" w:w="2268"/>
+            <w:tcW w:type="dxa" w:w="1701"/>
           </w:tcPr>
           <w:p>
             <w:pPr>
@@ -10405,7 +10405,7 @@
         </w:tc>
         <w:tc>
           <w:tcPr>
-            <w:tcW w:type="dxa" w:w="2268"/>
+            <w:tcW w:type="dxa" w:w="1979"/>
           </w:tcPr>
           <w:p>
             <w:pPr>
@@ -10422,7 +10422,7 @@
         </w:tc>
         <w:tc>
           <w:tcPr>
-            <w:tcW w:type="dxa" w:w="2268"/>
+            <w:tcW w:type="dxa" w:w="5113"/>
           </w:tcPr>
           <w:p>
             <w:pPr>
@@ -10441,7 +10441,7 @@
       <w:tr>
         <w:tc>
           <w:tcPr>
-            <w:tcW w:type="dxa" w:w="2268"/>
+            <w:tcW w:type="dxa" w:w="1701"/>
           </w:tcPr>
           <w:p>
             <w:pPr>
@@ -10458,7 +10458,7 @@
         </w:tc>
         <w:tc>
           <w:tcPr>
-            <w:tcW w:type="dxa" w:w="2268"/>
+            <w:tcW w:type="dxa" w:w="1701"/>
           </w:tcPr>
           <w:p>
             <w:pPr>
@@ -10475,7 +10475,7 @@
         </w:tc>
         <w:tc>
           <w:tcPr>
-            <w:tcW w:type="dxa" w:w="2268"/>
+            <w:tcW w:type="dxa" w:w="1979"/>
           </w:tcPr>
           <w:p>
             <w:pPr>
@@ -10492,7 +10492,7 @@
         </w:tc>
         <w:tc>
           <w:tcPr>
-            <w:tcW w:type="dxa" w:w="2268"/>
+            <w:tcW w:type="dxa" w:w="5113"/>
           </w:tcPr>
           <w:p>
             <w:pPr>
@@ -10511,7 +10511,7 @@
       <w:tr>
         <w:tc>
           <w:tcPr>
-            <w:tcW w:type="dxa" w:w="2268"/>
+            <w:tcW w:type="dxa" w:w="1701"/>
           </w:tcPr>
           <w:p>
             <w:pPr>
@@ -10528,7 +10528,7 @@
         </w:tc>
         <w:tc>
           <w:tcPr>
-            <w:tcW w:type="dxa" w:w="2268"/>
+            <w:tcW w:type="dxa" w:w="1701"/>
           </w:tcPr>
           <w:p>
             <w:pPr>
@@ -10545,7 +10545,7 @@
         </w:tc>
         <w:tc>
           <w:tcPr>
-            <w:tcW w:type="dxa" w:w="2268"/>
+            <w:tcW w:type="dxa" w:w="1979"/>
           </w:tcPr>
           <w:p>
             <w:pPr>
@@ -10562,7 +10562,7 @@
         </w:tc>
         <w:tc>
           <w:tcPr>
-            <w:tcW w:type="dxa" w:w="2268"/>
+            <w:tcW w:type="dxa" w:w="5113"/>
           </w:tcPr>
           <w:p>
             <w:pPr>
@@ -10581,7 +10581,7 @@
       <w:tr>
         <w:tc>
           <w:tcPr>
-            <w:tcW w:type="dxa" w:w="2268"/>
+            <w:tcW w:type="dxa" w:w="1701"/>
           </w:tcPr>
           <w:p>
             <w:pPr>
@@ -10598,7 +10598,7 @@
         </w:tc>
         <w:tc>
           <w:tcPr>
-            <w:tcW w:type="dxa" w:w="2268"/>
+            <w:tcW w:type="dxa" w:w="1701"/>
           </w:tcPr>
           <w:p>
             <w:pPr>
@@ -10615,7 +10615,7 @@
         </w:tc>
         <w:tc>
           <w:tcPr>
-            <w:tcW w:type="dxa" w:w="2268"/>
+            <w:tcW w:type="dxa" w:w="1979"/>
           </w:tcPr>
           <w:p>
             <w:pPr>
@@ -10632,7 +10632,7 @@
         </w:tc>
         <w:tc>
           <w:tcPr>
-            <w:tcW w:type="dxa" w:w="2268"/>
+            <w:tcW w:type="dxa" w:w="5113"/>
           </w:tcPr>
           <w:p>
             <w:pPr>
@@ -10651,7 +10651,7 @@
       <w:tr>
         <w:tc>
           <w:tcPr>
-            <w:tcW w:type="dxa" w:w="2268"/>
+            <w:tcW w:type="dxa" w:w="1701"/>
           </w:tcPr>
           <w:p>
             <w:pPr>
@@ -10668,7 +10668,7 @@
         </w:tc>
         <w:tc>
           <w:tcPr>
-            <w:tcW w:type="dxa" w:w="2268"/>
+            <w:tcW w:type="dxa" w:w="1701"/>
           </w:tcPr>
           <w:p>
             <w:pPr>
@@ -10685,7 +10685,7 @@
         </w:tc>
         <w:tc>
           <w:tcPr>
-            <w:tcW w:type="dxa" w:w="2268"/>
+            <w:tcW w:type="dxa" w:w="1979"/>
           </w:tcPr>
           <w:p>
             <w:pPr>
@@ -10702,7 +10702,7 @@
         </w:tc>
         <w:tc>
           <w:tcPr>
-            <w:tcW w:type="dxa" w:w="2268"/>
+            <w:tcW w:type="dxa" w:w="5113"/>
           </w:tcPr>
           <w:p>
             <w:pPr>
@@ -10721,7 +10721,7 @@
       <w:tr>
         <w:tc>
           <w:tcPr>
-            <w:tcW w:type="dxa" w:w="2268"/>
+            <w:tcW w:type="dxa" w:w="1701"/>
           </w:tcPr>
           <w:p>
             <w:pPr>
@@ -10738,7 +10738,7 @@
         </w:tc>
         <w:tc>
           <w:tcPr>
-            <w:tcW w:type="dxa" w:w="2268"/>
+            <w:tcW w:type="dxa" w:w="1701"/>
           </w:tcPr>
           <w:p>
             <w:pPr>
@@ -10755,7 +10755,7 @@
         </w:tc>
         <w:tc>
           <w:tcPr>
-            <w:tcW w:type="dxa" w:w="2268"/>
+            <w:tcW w:type="dxa" w:w="1979"/>
           </w:tcPr>
           <w:p>
             <w:pPr>
@@ -10772,7 +10772,7 @@
         </w:tc>
         <w:tc>
           <w:tcPr>
-            <w:tcW w:type="dxa" w:w="2268"/>
+            <w:tcW w:type="dxa" w:w="5113"/>
           </w:tcPr>
           <w:p>
             <w:pPr>
@@ -10791,7 +10791,7 @@
       <w:tr>
         <w:tc>
           <w:tcPr>
-            <w:tcW w:type="dxa" w:w="2268"/>
+            <w:tcW w:type="dxa" w:w="1701"/>
           </w:tcPr>
           <w:p>
             <w:pPr>
@@ -10808,7 +10808,7 @@
         </w:tc>
         <w:tc>
           <w:tcPr>
-            <w:tcW w:type="dxa" w:w="2268"/>
+            <w:tcW w:type="dxa" w:w="1701"/>
           </w:tcPr>
           <w:p>
             <w:pPr>
@@ -10825,7 +10825,7 @@
         </w:tc>
         <w:tc>
           <w:tcPr>
-            <w:tcW w:type="dxa" w:w="2268"/>
+            <w:tcW w:type="dxa" w:w="1979"/>
           </w:tcPr>
           <w:p>
             <w:pPr>
@@ -10842,7 +10842,7 @@
         </w:tc>
         <w:tc>
           <w:tcPr>
-            <w:tcW w:type="dxa" w:w="2268"/>
+            <w:tcW w:type="dxa" w:w="5113"/>
           </w:tcPr>
           <w:p>
             <w:pPr>
@@ -10861,7 +10861,7 @@
       <w:tr>
         <w:tc>
           <w:tcPr>
-            <w:tcW w:type="dxa" w:w="2268"/>
+            <w:tcW w:type="dxa" w:w="1701"/>
           </w:tcPr>
           <w:p>
             <w:pPr>
@@ -10878,7 +10878,7 @@
         </w:tc>
         <w:tc>
           <w:tcPr>
-            <w:tcW w:type="dxa" w:w="2268"/>
+            <w:tcW w:type="dxa" w:w="1701"/>
           </w:tcPr>
           <w:p>
             <w:pPr>
@@ -10895,7 +10895,7 @@
         </w:tc>
         <w:tc>
           <w:tcPr>
-            <w:tcW w:type="dxa" w:w="2268"/>
+            <w:tcW w:type="dxa" w:w="1979"/>
           </w:tcPr>
           <w:p>
             <w:pPr>
@@ -10912,7 +10912,7 @@
         </w:tc>
         <w:tc>
           <w:tcPr>
-            <w:tcW w:type="dxa" w:w="2268"/>
+            <w:tcW w:type="dxa" w:w="5113"/>
           </w:tcPr>
           <w:p>
             <w:pPr>
@@ -10931,7 +10931,7 @@
       <w:tr>
         <w:tc>
           <w:tcPr>
-            <w:tcW w:type="dxa" w:w="2268"/>
+            <w:tcW w:type="dxa" w:w="1701"/>
           </w:tcPr>
           <w:p>
             <w:pPr>
@@ -10948,7 +10948,7 @@
         </w:tc>
         <w:tc>
           <w:tcPr>
-            <w:tcW w:type="dxa" w:w="2268"/>
+            <w:tcW w:type="dxa" w:w="1701"/>
           </w:tcPr>
           <w:p>
             <w:pPr>
@@ -10965,7 +10965,7 @@
         </w:tc>
         <w:tc>
           <w:tcPr>
-            <w:tcW w:type="dxa" w:w="2268"/>
+            <w:tcW w:type="dxa" w:w="1979"/>
           </w:tcPr>
           <w:p>
             <w:pPr>
@@ -10982,7 +10982,7 @@
         </w:tc>
         <w:tc>
           <w:tcPr>
-            <w:tcW w:type="dxa" w:w="2268"/>
+            <w:tcW w:type="dxa" w:w="5113"/>
           </w:tcPr>
           <w:p>
             <w:pPr>
@@ -11001,7 +11001,7 @@
       <w:tr>
         <w:tc>
           <w:tcPr>
-            <w:tcW w:type="dxa" w:w="2268"/>
+            <w:tcW w:type="dxa" w:w="1701"/>
           </w:tcPr>
           <w:p>
             <w:pPr>
@@ -11018,7 +11018,7 @@
         </w:tc>
         <w:tc>
           <w:tcPr>
-            <w:tcW w:type="dxa" w:w="2268"/>
+            <w:tcW w:type="dxa" w:w="1701"/>
           </w:tcPr>
           <w:p>
             <w:pPr>
@@ -11035,7 +11035,7 @@
         </w:tc>
         <w:tc>
           <w:tcPr>
-            <w:tcW w:type="dxa" w:w="2268"/>
+            <w:tcW w:type="dxa" w:w="1979"/>
           </w:tcPr>
           <w:p>
             <w:pPr>
@@ -11052,7 +11052,7 @@
         </w:tc>
         <w:tc>
           <w:tcPr>
-            <w:tcW w:type="dxa" w:w="2268"/>
+            <w:tcW w:type="dxa" w:w="5113"/>
           </w:tcPr>
           <w:p>
             <w:pPr>
@@ -11071,7 +11071,7 @@
       <w:tr>
         <w:tc>
           <w:tcPr>
-            <w:tcW w:type="dxa" w:w="2268"/>
+            <w:tcW w:type="dxa" w:w="1701"/>
           </w:tcPr>
           <w:p>
             <w:pPr>
@@ -11088,7 +11088,7 @@
         </w:tc>
         <w:tc>
           <w:tcPr>
-            <w:tcW w:type="dxa" w:w="2268"/>
+            <w:tcW w:type="dxa" w:w="1701"/>
           </w:tcPr>
           <w:p>
             <w:pPr>
@@ -11105,7 +11105,7 @@
         </w:tc>
         <w:tc>
           <w:tcPr>
-            <w:tcW w:type="dxa" w:w="2268"/>
+            <w:tcW w:type="dxa" w:w="1979"/>
           </w:tcPr>
           <w:p>
             <w:pPr>
@@ -11122,7 +11122,7 @@
         </w:tc>
         <w:tc>
           <w:tcPr>
-            <w:tcW w:type="dxa" w:w="2268"/>
+            <w:tcW w:type="dxa" w:w="5113"/>
           </w:tcPr>
           <w:p>
             <w:pPr>
@@ -11327,7 +11327,7 @@
         <w:tblStyle w:val="TableGrid"/>
         <w:tblW w:type="auto" w:w="0"/>
         <w:jc w:val="center"/>
-        <w:tblLayout w:type="autofit"/>
+        <w:tblLayout w:type="fixed"/>
         <w:tblLook w:firstColumn="1" w:firstRow="1" w:lastColumn="0" w:lastRow="0" w:noHBand="0" w:noVBand="1" w:val="04A0"/>
       </w:tblPr>
       <w:tblGrid>
@@ -11339,7 +11339,7 @@
       <w:tr>
         <w:tc>
           <w:tcPr>
-            <w:tcW w:type="dxa" w:w="2268"/>
+            <w:tcW w:type="dxa" w:w="1701"/>
           </w:tcPr>
           <w:p>
             <w:pPr>
@@ -11357,7 +11357,7 @@
         </w:tc>
         <w:tc>
           <w:tcPr>
-            <w:tcW w:type="dxa" w:w="2268"/>
+            <w:tcW w:type="dxa" w:w="1831"/>
           </w:tcPr>
           <w:p>
             <w:pPr>
@@ -11375,7 +11375,7 @@
         </w:tc>
         <w:tc>
           <w:tcPr>
-            <w:tcW w:type="dxa" w:w="2268"/>
+            <w:tcW w:type="dxa" w:w="1831"/>
           </w:tcPr>
           <w:p>
             <w:pPr>
@@ -11393,7 +11393,7 @@
         </w:tc>
         <w:tc>
           <w:tcPr>
-            <w:tcW w:type="dxa" w:w="2268"/>
+            <w:tcW w:type="dxa" w:w="5076"/>
           </w:tcPr>
           <w:p>
             <w:pPr>
@@ -11413,7 +11413,7 @@
       <w:tr>
         <w:tc>
           <w:tcPr>
-            <w:tcW w:type="dxa" w:w="2268"/>
+            <w:tcW w:type="dxa" w:w="1701"/>
           </w:tcPr>
           <w:p>
             <w:pPr>
@@ -11430,7 +11430,7 @@
         </w:tc>
         <w:tc>
           <w:tcPr>
-            <w:tcW w:type="dxa" w:w="2268"/>
+            <w:tcW w:type="dxa" w:w="1831"/>
           </w:tcPr>
           <w:p>
             <w:pPr>
@@ -11447,7 +11447,7 @@
         </w:tc>
         <w:tc>
           <w:tcPr>
-            <w:tcW w:type="dxa" w:w="2268"/>
+            <w:tcW w:type="dxa" w:w="1831"/>
           </w:tcPr>
           <w:p>
             <w:pPr>
@@ -11464,7 +11464,7 @@
         </w:tc>
         <w:tc>
           <w:tcPr>
-            <w:tcW w:type="dxa" w:w="2268"/>
+            <w:tcW w:type="dxa" w:w="5076"/>
           </w:tcPr>
           <w:p>
             <w:pPr>
@@ -11483,7 +11483,7 @@
       <w:tr>
         <w:tc>
           <w:tcPr>
-            <w:tcW w:type="dxa" w:w="2268"/>
+            <w:tcW w:type="dxa" w:w="1701"/>
           </w:tcPr>
           <w:p>
             <w:pPr>
@@ -11500,7 +11500,7 @@
         </w:tc>
         <w:tc>
           <w:tcPr>
-            <w:tcW w:type="dxa" w:w="2268"/>
+            <w:tcW w:type="dxa" w:w="1831"/>
           </w:tcPr>
           <w:p>
             <w:pPr>
@@ -11517,7 +11517,7 @@
         </w:tc>
         <w:tc>
           <w:tcPr>
-            <w:tcW w:type="dxa" w:w="2268"/>
+            <w:tcW w:type="dxa" w:w="1831"/>
           </w:tcPr>
           <w:p>
             <w:pPr>
@@ -11534,7 +11534,7 @@
         </w:tc>
         <w:tc>
           <w:tcPr>
-            <w:tcW w:type="dxa" w:w="2268"/>
+            <w:tcW w:type="dxa" w:w="5076"/>
           </w:tcPr>
           <w:p>
             <w:pPr>
@@ -11553,7 +11553,7 @@
       <w:tr>
         <w:tc>
           <w:tcPr>
-            <w:tcW w:type="dxa" w:w="2268"/>
+            <w:tcW w:type="dxa" w:w="1701"/>
           </w:tcPr>
           <w:p>
             <w:pPr>
@@ -11570,7 +11570,7 @@
         </w:tc>
         <w:tc>
           <w:tcPr>
-            <w:tcW w:type="dxa" w:w="2268"/>
+            <w:tcW w:type="dxa" w:w="1831"/>
           </w:tcPr>
           <w:p>
             <w:pPr>
@@ -11587,7 +11587,7 @@
         </w:tc>
         <w:tc>
           <w:tcPr>
-            <w:tcW w:type="dxa" w:w="2268"/>
+            <w:tcW w:type="dxa" w:w="1831"/>
           </w:tcPr>
           <w:p>
             <w:pPr>
@@ -11604,7 +11604,7 @@
         </w:tc>
         <w:tc>
           <w:tcPr>
-            <w:tcW w:type="dxa" w:w="2268"/>
+            <w:tcW w:type="dxa" w:w="5076"/>
           </w:tcPr>
           <w:p>
             <w:pPr>
@@ -11623,7 +11623,7 @@
       <w:tr>
         <w:tc>
           <w:tcPr>
-            <w:tcW w:type="dxa" w:w="2268"/>
+            <w:tcW w:type="dxa" w:w="1701"/>
           </w:tcPr>
           <w:p>
             <w:pPr>
@@ -11640,7 +11640,7 @@
         </w:tc>
         <w:tc>
           <w:tcPr>
-            <w:tcW w:type="dxa" w:w="2268"/>
+            <w:tcW w:type="dxa" w:w="1831"/>
           </w:tcPr>
           <w:p>
             <w:pPr>
@@ -11657,7 +11657,7 @@
         </w:tc>
         <w:tc>
           <w:tcPr>
-            <w:tcW w:type="dxa" w:w="2268"/>
+            <w:tcW w:type="dxa" w:w="1831"/>
           </w:tcPr>
           <w:p>
             <w:pPr>
@@ -11674,7 +11674,7 @@
         </w:tc>
         <w:tc>
           <w:tcPr>
-            <w:tcW w:type="dxa" w:w="2268"/>
+            <w:tcW w:type="dxa" w:w="5076"/>
           </w:tcPr>
           <w:p>
             <w:pPr>
@@ -11693,7 +11693,7 @@
       <w:tr>
         <w:tc>
           <w:tcPr>
-            <w:tcW w:type="dxa" w:w="2268"/>
+            <w:tcW w:type="dxa" w:w="1701"/>
           </w:tcPr>
           <w:p>
             <w:pPr>
@@ -11710,7 +11710,7 @@
         </w:tc>
         <w:tc>
           <w:tcPr>
-            <w:tcW w:type="dxa" w:w="2268"/>
+            <w:tcW w:type="dxa" w:w="1831"/>
           </w:tcPr>
           <w:p>
             <w:pPr>
@@ -11727,7 +11727,7 @@
         </w:tc>
         <w:tc>
           <w:tcPr>
-            <w:tcW w:type="dxa" w:w="2268"/>
+            <w:tcW w:type="dxa" w:w="1831"/>
           </w:tcPr>
           <w:p>
             <w:pPr>
@@ -11744,7 +11744,7 @@
         </w:tc>
         <w:tc>
           <w:tcPr>
-            <w:tcW w:type="dxa" w:w="2268"/>
+            <w:tcW w:type="dxa" w:w="5076"/>
           </w:tcPr>
           <w:p>
             <w:pPr>
@@ -11763,7 +11763,7 @@
       <w:tr>
         <w:tc>
           <w:tcPr>
-            <w:tcW w:type="dxa" w:w="2268"/>
+            <w:tcW w:type="dxa" w:w="1701"/>
           </w:tcPr>
           <w:p>
             <w:pPr>
@@ -11780,7 +11780,7 @@
         </w:tc>
         <w:tc>
           <w:tcPr>
-            <w:tcW w:type="dxa" w:w="2268"/>
+            <w:tcW w:type="dxa" w:w="1831"/>
           </w:tcPr>
           <w:p>
             <w:pPr>
@@ -11797,7 +11797,7 @@
         </w:tc>
         <w:tc>
           <w:tcPr>
-            <w:tcW w:type="dxa" w:w="2268"/>
+            <w:tcW w:type="dxa" w:w="1831"/>
           </w:tcPr>
           <w:p>
             <w:pPr>
@@ -11814,7 +11814,7 @@
         </w:tc>
         <w:tc>
           <w:tcPr>
-            <w:tcW w:type="dxa" w:w="2268"/>
+            <w:tcW w:type="dxa" w:w="5076"/>
           </w:tcPr>
           <w:p>
             <w:pPr>
@@ -11833,7 +11833,7 @@
       <w:tr>
         <w:tc>
           <w:tcPr>
-            <w:tcW w:type="dxa" w:w="2268"/>
+            <w:tcW w:type="dxa" w:w="1701"/>
           </w:tcPr>
           <w:p>
             <w:pPr>
@@ -11850,7 +11850,7 @@
         </w:tc>
         <w:tc>
           <w:tcPr>
-            <w:tcW w:type="dxa" w:w="2268"/>
+            <w:tcW w:type="dxa" w:w="1831"/>
           </w:tcPr>
           <w:p>
             <w:pPr>
@@ -11867,7 +11867,7 @@
         </w:tc>
         <w:tc>
           <w:tcPr>
-            <w:tcW w:type="dxa" w:w="2268"/>
+            <w:tcW w:type="dxa" w:w="1831"/>
           </w:tcPr>
           <w:p>
             <w:pPr>
@@ -11884,7 +11884,7 @@
         </w:tc>
         <w:tc>
           <w:tcPr>
-            <w:tcW w:type="dxa" w:w="2268"/>
+            <w:tcW w:type="dxa" w:w="5076"/>
           </w:tcPr>
           <w:p>
             <w:pPr>
@@ -11903,7 +11903,7 @@
       <w:tr>
         <w:tc>
           <w:tcPr>
-            <w:tcW w:type="dxa" w:w="2268"/>
+            <w:tcW w:type="dxa" w:w="1701"/>
           </w:tcPr>
           <w:p>
             <w:pPr>
@@ -11920,7 +11920,7 @@
         </w:tc>
         <w:tc>
           <w:tcPr>
-            <w:tcW w:type="dxa" w:w="2268"/>
+            <w:tcW w:type="dxa" w:w="1831"/>
           </w:tcPr>
           <w:p>
             <w:pPr>
@@ -11937,7 +11937,7 @@
         </w:tc>
         <w:tc>
           <w:tcPr>
-            <w:tcW w:type="dxa" w:w="2268"/>
+            <w:tcW w:type="dxa" w:w="1831"/>
           </w:tcPr>
           <w:p>
             <w:pPr>
@@ -11954,7 +11954,7 @@
         </w:tc>
         <w:tc>
           <w:tcPr>
-            <w:tcW w:type="dxa" w:w="2268"/>
+            <w:tcW w:type="dxa" w:w="5076"/>
           </w:tcPr>
           <w:p>
             <w:pPr>
@@ -11973,7 +11973,7 @@
       <w:tr>
         <w:tc>
           <w:tcPr>
-            <w:tcW w:type="dxa" w:w="2268"/>
+            <w:tcW w:type="dxa" w:w="1701"/>
           </w:tcPr>
           <w:p>
             <w:pPr>
@@ -11990,7 +11990,7 @@
         </w:tc>
         <w:tc>
           <w:tcPr>
-            <w:tcW w:type="dxa" w:w="2268"/>
+            <w:tcW w:type="dxa" w:w="1831"/>
           </w:tcPr>
           <w:p>
             <w:pPr>
@@ -12007,7 +12007,7 @@
         </w:tc>
         <w:tc>
           <w:tcPr>
-            <w:tcW w:type="dxa" w:w="2268"/>
+            <w:tcW w:type="dxa" w:w="1831"/>
           </w:tcPr>
           <w:p>
             <w:pPr>
@@ -12024,7 +12024,7 @@
         </w:tc>
         <w:tc>
           <w:tcPr>
-            <w:tcW w:type="dxa" w:w="2268"/>
+            <w:tcW w:type="dxa" w:w="5076"/>
           </w:tcPr>
           <w:p>
             <w:pPr>
@@ -12043,7 +12043,7 @@
       <w:tr>
         <w:tc>
           <w:tcPr>
-            <w:tcW w:type="dxa" w:w="2268"/>
+            <w:tcW w:type="dxa" w:w="1701"/>
           </w:tcPr>
           <w:p>
             <w:pPr>
@@ -12060,7 +12060,7 @@
         </w:tc>
         <w:tc>
           <w:tcPr>
-            <w:tcW w:type="dxa" w:w="2268"/>
+            <w:tcW w:type="dxa" w:w="1831"/>
           </w:tcPr>
           <w:p>
             <w:pPr>
@@ -12077,7 +12077,7 @@
         </w:tc>
         <w:tc>
           <w:tcPr>
-            <w:tcW w:type="dxa" w:w="2268"/>
+            <w:tcW w:type="dxa" w:w="1831"/>
           </w:tcPr>
           <w:p>
             <w:pPr>
@@ -12094,7 +12094,7 @@
         </w:tc>
         <w:tc>
           <w:tcPr>
-            <w:tcW w:type="dxa" w:w="2268"/>
+            <w:tcW w:type="dxa" w:w="5076"/>
           </w:tcPr>
           <w:p>
             <w:pPr>
@@ -12113,7 +12113,7 @@
       <w:tr>
         <w:tc>
           <w:tcPr>
-            <w:tcW w:type="dxa" w:w="2268"/>
+            <w:tcW w:type="dxa" w:w="1701"/>
           </w:tcPr>
           <w:p>
             <w:pPr>
@@ -12130,7 +12130,7 @@
         </w:tc>
         <w:tc>
           <w:tcPr>
-            <w:tcW w:type="dxa" w:w="2268"/>
+            <w:tcW w:type="dxa" w:w="1831"/>
           </w:tcPr>
           <w:p>
             <w:pPr>
@@ -12147,7 +12147,7 @@
         </w:tc>
         <w:tc>
           <w:tcPr>
-            <w:tcW w:type="dxa" w:w="2268"/>
+            <w:tcW w:type="dxa" w:w="1831"/>
           </w:tcPr>
           <w:p>
             <w:pPr>
@@ -12164,7 +12164,7 @@
         </w:tc>
         <w:tc>
           <w:tcPr>
-            <w:tcW w:type="dxa" w:w="2268"/>
+            <w:tcW w:type="dxa" w:w="5076"/>
           </w:tcPr>
           <w:p>
             <w:pPr>
@@ -12183,7 +12183,7 @@
       <w:tr>
         <w:tc>
           <w:tcPr>
-            <w:tcW w:type="dxa" w:w="2268"/>
+            <w:tcW w:type="dxa" w:w="1701"/>
           </w:tcPr>
           <w:p>
             <w:pPr>
@@ -12200,7 +12200,7 @@
         </w:tc>
         <w:tc>
           <w:tcPr>
-            <w:tcW w:type="dxa" w:w="2268"/>
+            <w:tcW w:type="dxa" w:w="1831"/>
           </w:tcPr>
           <w:p>
             <w:pPr>
@@ -12217,7 +12217,7 @@
         </w:tc>
         <w:tc>
           <w:tcPr>
-            <w:tcW w:type="dxa" w:w="2268"/>
+            <w:tcW w:type="dxa" w:w="1831"/>
           </w:tcPr>
           <w:p>
             <w:pPr>
@@ -12234,7 +12234,7 @@
         </w:tc>
         <w:tc>
           <w:tcPr>
-            <w:tcW w:type="dxa" w:w="2268"/>
+            <w:tcW w:type="dxa" w:w="5076"/>
           </w:tcPr>
           <w:p>
             <w:pPr>
@@ -12253,7 +12253,7 @@
       <w:tr>
         <w:tc>
           <w:tcPr>
-            <w:tcW w:type="dxa" w:w="2268"/>
+            <w:tcW w:type="dxa" w:w="1701"/>
           </w:tcPr>
           <w:p>
             <w:pPr>
@@ -12270,7 +12270,7 @@
         </w:tc>
         <w:tc>
           <w:tcPr>
-            <w:tcW w:type="dxa" w:w="2268"/>
+            <w:tcW w:type="dxa" w:w="1831"/>
           </w:tcPr>
           <w:p>
             <w:pPr>
@@ -12287,7 +12287,7 @@
         </w:tc>
         <w:tc>
           <w:tcPr>
-            <w:tcW w:type="dxa" w:w="2268"/>
+            <w:tcW w:type="dxa" w:w="1831"/>
           </w:tcPr>
           <w:p>
             <w:pPr>
@@ -12304,7 +12304,7 @@
         </w:tc>
         <w:tc>
           <w:tcPr>
-            <w:tcW w:type="dxa" w:w="2268"/>
+            <w:tcW w:type="dxa" w:w="5076"/>
           </w:tcPr>
           <w:p>
             <w:pPr>
@@ -12323,7 +12323,7 @@
       <w:tr>
         <w:tc>
           <w:tcPr>
-            <w:tcW w:type="dxa" w:w="2268"/>
+            <w:tcW w:type="dxa" w:w="1701"/>
           </w:tcPr>
           <w:p>
             <w:pPr>
@@ -12340,7 +12340,7 @@
         </w:tc>
         <w:tc>
           <w:tcPr>
-            <w:tcW w:type="dxa" w:w="2268"/>
+            <w:tcW w:type="dxa" w:w="1831"/>
           </w:tcPr>
           <w:p>
             <w:pPr>
@@ -12357,7 +12357,7 @@
         </w:tc>
         <w:tc>
           <w:tcPr>
-            <w:tcW w:type="dxa" w:w="2268"/>
+            <w:tcW w:type="dxa" w:w="1831"/>
           </w:tcPr>
           <w:p>
             <w:pPr>
@@ -12374,7 +12374,7 @@
         </w:tc>
         <w:tc>
           <w:tcPr>
-            <w:tcW w:type="dxa" w:w="2268"/>
+            <w:tcW w:type="dxa" w:w="5076"/>
           </w:tcPr>
           <w:p>
             <w:pPr>
@@ -12393,7 +12393,7 @@
       <w:tr>
         <w:tc>
           <w:tcPr>
-            <w:tcW w:type="dxa" w:w="2268"/>
+            <w:tcW w:type="dxa" w:w="1701"/>
           </w:tcPr>
           <w:p>
             <w:pPr>
@@ -12410,7 +12410,7 @@
         </w:tc>
         <w:tc>
           <w:tcPr>
-            <w:tcW w:type="dxa" w:w="2268"/>
+            <w:tcW w:type="dxa" w:w="1831"/>
           </w:tcPr>
           <w:p>
             <w:pPr>
@@ -12427,7 +12427,7 @@
         </w:tc>
         <w:tc>
           <w:tcPr>
-            <w:tcW w:type="dxa" w:w="2268"/>
+            <w:tcW w:type="dxa" w:w="1831"/>
           </w:tcPr>
           <w:p>
             <w:pPr>
@@ -12444,7 +12444,7 @@
         </w:tc>
         <w:tc>
           <w:tcPr>
-            <w:tcW w:type="dxa" w:w="2268"/>
+            <w:tcW w:type="dxa" w:w="5076"/>
           </w:tcPr>
           <w:p>
             <w:pPr>
@@ -12463,7 +12463,7 @@
       <w:tr>
         <w:tc>
           <w:tcPr>
-            <w:tcW w:type="dxa" w:w="2268"/>
+            <w:tcW w:type="dxa" w:w="1701"/>
           </w:tcPr>
           <w:p>
             <w:pPr>
@@ -12480,7 +12480,7 @@
         </w:tc>
         <w:tc>
           <w:tcPr>
-            <w:tcW w:type="dxa" w:w="2268"/>
+            <w:tcW w:type="dxa" w:w="1831"/>
           </w:tcPr>
           <w:p>
             <w:pPr>
@@ -12497,7 +12497,7 @@
         </w:tc>
         <w:tc>
           <w:tcPr>
-            <w:tcW w:type="dxa" w:w="2268"/>
+            <w:tcW w:type="dxa" w:w="1831"/>
           </w:tcPr>
           <w:p>
             <w:pPr>
@@ -12514,7 +12514,7 @@
         </w:tc>
         <w:tc>
           <w:tcPr>
-            <w:tcW w:type="dxa" w:w="2268"/>
+            <w:tcW w:type="dxa" w:w="5076"/>
           </w:tcPr>
           <w:p>
             <w:pPr>
@@ -12636,7 +12636,7 @@
         <w:tblStyle w:val="TableGrid"/>
         <w:tblW w:type="auto" w:w="0"/>
         <w:jc w:val="center"/>
-        <w:tblLayout w:type="autofit"/>
+        <w:tblLayout w:type="fixed"/>
         <w:tblLook w:firstColumn="1" w:firstRow="1" w:lastColumn="0" w:lastRow="0" w:noHBand="0" w:noVBand="1" w:val="04A0"/>
       </w:tblPr>
       <w:tblGrid>
@@ -12648,7 +12648,7 @@
       <w:tr>
         <w:tc>
           <w:tcPr>
-            <w:tcW w:type="dxa" w:w="2268"/>
+            <w:tcW w:type="dxa" w:w="1701"/>
           </w:tcPr>
           <w:p>
             <w:pPr>
@@ -12666,7 +12666,7 @@
         </w:tc>
         <w:tc>
           <w:tcPr>
-            <w:tcW w:type="dxa" w:w="2268"/>
+            <w:tcW w:type="dxa" w:w="4097"/>
           </w:tcPr>
           <w:p>
             <w:pPr>
@@ -12684,7 +12684,7 @@
         </w:tc>
         <w:tc>
           <w:tcPr>
-            <w:tcW w:type="dxa" w:w="2268"/>
+            <w:tcW w:type="dxa" w:w="1756"/>
           </w:tcPr>
           <w:p>
             <w:pPr>
@@ -12702,7 +12702,7 @@
         </w:tc>
         <w:tc>
           <w:tcPr>
-            <w:tcW w:type="dxa" w:w="2268"/>
+            <w:tcW w:type="dxa" w:w="2633"/>
           </w:tcPr>
           <w:p>
             <w:pPr>
@@ -12722,7 +12722,7 @@
       <w:tr>
         <w:tc>
           <w:tcPr>
-            <w:tcW w:type="dxa" w:w="2268"/>
+            <w:tcW w:type="dxa" w:w="1701"/>
           </w:tcPr>
           <w:p>
             <w:pPr>
@@ -12739,7 +12739,7 @@
         </w:tc>
         <w:tc>
           <w:tcPr>
-            <w:tcW w:type="dxa" w:w="2268"/>
+            <w:tcW w:type="dxa" w:w="4097"/>
           </w:tcPr>
           <w:p>
             <w:pPr>
@@ -12756,7 +12756,7 @@
         </w:tc>
         <w:tc>
           <w:tcPr>
-            <w:tcW w:type="dxa" w:w="2268"/>
+            <w:tcW w:type="dxa" w:w="1756"/>
           </w:tcPr>
           <w:p>
             <w:pPr>
@@ -12773,7 +12773,7 @@
         </w:tc>
         <w:tc>
           <w:tcPr>
-            <w:tcW w:type="dxa" w:w="2268"/>
+            <w:tcW w:type="dxa" w:w="2633"/>
           </w:tcPr>
           <w:p/>
         </w:tc>
@@ -12781,7 +12781,7 @@
       <w:tr>
         <w:tc>
           <w:tcPr>
-            <w:tcW w:type="dxa" w:w="2268"/>
+            <w:tcW w:type="dxa" w:w="1701"/>
           </w:tcPr>
           <w:p>
             <w:pPr>
@@ -12798,7 +12798,7 @@
         </w:tc>
         <w:tc>
           <w:tcPr>
-            <w:tcW w:type="dxa" w:w="2268"/>
+            <w:tcW w:type="dxa" w:w="4097"/>
           </w:tcPr>
           <w:p>
             <w:pPr>
@@ -12815,7 +12815,7 @@
         </w:tc>
         <w:tc>
           <w:tcPr>
-            <w:tcW w:type="dxa" w:w="2268"/>
+            <w:tcW w:type="dxa" w:w="1756"/>
           </w:tcPr>
           <w:p>
             <w:pPr>
@@ -12832,7 +12832,7 @@
         </w:tc>
         <w:tc>
           <w:tcPr>
-            <w:tcW w:type="dxa" w:w="2268"/>
+            <w:tcW w:type="dxa" w:w="2633"/>
           </w:tcPr>
           <w:p>
             <w:pPr>
@@ -12851,7 +12851,7 @@
       <w:tr>
         <w:tc>
           <w:tcPr>
-            <w:tcW w:type="dxa" w:w="2268"/>
+            <w:tcW w:type="dxa" w:w="1701"/>
           </w:tcPr>
           <w:p>
             <w:pPr>
@@ -12868,7 +12868,7 @@
         </w:tc>
         <w:tc>
           <w:tcPr>
-            <w:tcW w:type="dxa" w:w="2268"/>
+            <w:tcW w:type="dxa" w:w="4097"/>
           </w:tcPr>
           <w:p>
             <w:pPr>
@@ -12885,7 +12885,7 @@
         </w:tc>
         <w:tc>
           <w:tcPr>
-            <w:tcW w:type="dxa" w:w="2268"/>
+            <w:tcW w:type="dxa" w:w="1756"/>
           </w:tcPr>
           <w:p>
             <w:pPr>
@@ -12902,7 +12902,7 @@
         </w:tc>
         <w:tc>
           <w:tcPr>
-            <w:tcW w:type="dxa" w:w="2268"/>
+            <w:tcW w:type="dxa" w:w="2633"/>
           </w:tcPr>
           <w:p>
             <w:pPr>
@@ -12921,7 +12921,7 @@
       <w:tr>
         <w:tc>
           <w:tcPr>
-            <w:tcW w:type="dxa" w:w="2268"/>
+            <w:tcW w:type="dxa" w:w="1701"/>
           </w:tcPr>
           <w:p>
             <w:pPr>
@@ -12938,7 +12938,7 @@
         </w:tc>
         <w:tc>
           <w:tcPr>
-            <w:tcW w:type="dxa" w:w="2268"/>
+            <w:tcW w:type="dxa" w:w="4097"/>
           </w:tcPr>
           <w:p>
             <w:pPr>
@@ -12955,7 +12955,7 @@
         </w:tc>
         <w:tc>
           <w:tcPr>
-            <w:tcW w:type="dxa" w:w="2268"/>
+            <w:tcW w:type="dxa" w:w="1756"/>
           </w:tcPr>
           <w:p>
             <w:pPr>
@@ -12972,7 +12972,7 @@
         </w:tc>
         <w:tc>
           <w:tcPr>
-            <w:tcW w:type="dxa" w:w="2268"/>
+            <w:tcW w:type="dxa" w:w="2633"/>
           </w:tcPr>
           <w:p>
             <w:pPr>
@@ -12991,7 +12991,7 @@
       <w:tr>
         <w:tc>
           <w:tcPr>
-            <w:tcW w:type="dxa" w:w="2268"/>
+            <w:tcW w:type="dxa" w:w="1701"/>
           </w:tcPr>
           <w:p>
             <w:pPr>
@@ -13008,7 +13008,7 @@
         </w:tc>
         <w:tc>
           <w:tcPr>
-            <w:tcW w:type="dxa" w:w="2268"/>
+            <w:tcW w:type="dxa" w:w="4097"/>
           </w:tcPr>
           <w:p>
             <w:pPr>
@@ -13025,7 +13025,7 @@
         </w:tc>
         <w:tc>
           <w:tcPr>
-            <w:tcW w:type="dxa" w:w="2268"/>
+            <w:tcW w:type="dxa" w:w="1756"/>
           </w:tcPr>
           <w:p>
             <w:pPr>
@@ -13042,7 +13042,7 @@
         </w:tc>
         <w:tc>
           <w:tcPr>
-            <w:tcW w:type="dxa" w:w="2268"/>
+            <w:tcW w:type="dxa" w:w="2633"/>
           </w:tcPr>
           <w:p>
             <w:pPr>
@@ -13091,7 +13091,7 @@
         <w:tblStyle w:val="TableGrid"/>
         <w:tblW w:type="auto" w:w="0"/>
         <w:jc w:val="center"/>
-        <w:tblLayout w:type="autofit"/>
+        <w:tblLayout w:type="fixed"/>
         <w:tblLook w:firstColumn="1" w:firstRow="1" w:lastColumn="0" w:lastRow="0" w:noHBand="0" w:noVBand="1" w:val="04A0"/>
       </w:tblPr>
       <w:tblGrid>
@@ -13103,7 +13103,7 @@
       <w:tr>
         <w:tc>
           <w:tcPr>
-            <w:tcW w:type="dxa" w:w="2268"/>
+            <w:tcW w:type="dxa" w:w="1701"/>
           </w:tcPr>
           <w:p>
             <w:pPr>
@@ -13121,7 +13121,7 @@
         </w:tc>
         <w:tc>
           <w:tcPr>
-            <w:tcW w:type="dxa" w:w="2268"/>
+            <w:tcW w:type="dxa" w:w="3342"/>
           </w:tcPr>
           <w:p>
             <w:pPr>
@@ -13139,7 +13139,7 @@
         </w:tc>
         <w:tc>
           <w:tcPr>
-            <w:tcW w:type="dxa" w:w="2268"/>
+            <w:tcW w:type="dxa" w:w="1701"/>
           </w:tcPr>
           <w:p>
             <w:pPr>
@@ -13157,7 +13157,7 @@
         </w:tc>
         <w:tc>
           <w:tcPr>
-            <w:tcW w:type="dxa" w:w="2268"/>
+            <w:tcW w:type="dxa" w:w="3461"/>
           </w:tcPr>
           <w:p>
             <w:pPr>
@@ -13177,7 +13177,7 @@
       <w:tr>
         <w:tc>
           <w:tcPr>
-            <w:tcW w:type="dxa" w:w="2268"/>
+            <w:tcW w:type="dxa" w:w="1701"/>
           </w:tcPr>
           <w:p>
             <w:pPr>
@@ -13194,7 +13194,7 @@
         </w:tc>
         <w:tc>
           <w:tcPr>
-            <w:tcW w:type="dxa" w:w="2268"/>
+            <w:tcW w:type="dxa" w:w="3342"/>
           </w:tcPr>
           <w:p>
             <w:pPr>
@@ -13211,7 +13211,7 @@
         </w:tc>
         <w:tc>
           <w:tcPr>
-            <w:tcW w:type="dxa" w:w="2268"/>
+            <w:tcW w:type="dxa" w:w="1701"/>
           </w:tcPr>
           <w:p>
             <w:pPr>
@@ -13228,7 +13228,7 @@
         </w:tc>
         <w:tc>
           <w:tcPr>
-            <w:tcW w:type="dxa" w:w="2268"/>
+            <w:tcW w:type="dxa" w:w="3461"/>
           </w:tcPr>
           <w:p/>
         </w:tc>
@@ -13236,7 +13236,7 @@
       <w:tr>
         <w:tc>
           <w:tcPr>
-            <w:tcW w:type="dxa" w:w="2268"/>
+            <w:tcW w:type="dxa" w:w="1701"/>
           </w:tcPr>
           <w:p>
             <w:pPr>
@@ -13253,7 +13253,7 @@
         </w:tc>
         <w:tc>
           <w:tcPr>
-            <w:tcW w:type="dxa" w:w="2268"/>
+            <w:tcW w:type="dxa" w:w="3342"/>
           </w:tcPr>
           <w:p>
             <w:pPr>
@@ -13270,7 +13270,7 @@
         </w:tc>
         <w:tc>
           <w:tcPr>
-            <w:tcW w:type="dxa" w:w="2268"/>
+            <w:tcW w:type="dxa" w:w="1701"/>
           </w:tcPr>
           <w:p>
             <w:pPr>
@@ -13287,7 +13287,7 @@
         </w:tc>
         <w:tc>
           <w:tcPr>
-            <w:tcW w:type="dxa" w:w="2268"/>
+            <w:tcW w:type="dxa" w:w="3461"/>
           </w:tcPr>
           <w:p>
             <w:pPr>
@@ -13306,7 +13306,7 @@
       <w:tr>
         <w:tc>
           <w:tcPr>
-            <w:tcW w:type="dxa" w:w="2268"/>
+            <w:tcW w:type="dxa" w:w="1701"/>
           </w:tcPr>
           <w:p>
             <w:pPr>
@@ -13323,7 +13323,7 @@
         </w:tc>
         <w:tc>
           <w:tcPr>
-            <w:tcW w:type="dxa" w:w="2268"/>
+            <w:tcW w:type="dxa" w:w="3342"/>
           </w:tcPr>
           <w:p>
             <w:pPr>
@@ -13340,7 +13340,7 @@
         </w:tc>
         <w:tc>
           <w:tcPr>
-            <w:tcW w:type="dxa" w:w="2268"/>
+            <w:tcW w:type="dxa" w:w="1701"/>
           </w:tcPr>
           <w:p>
             <w:pPr>
@@ -13357,7 +13357,7 @@
         </w:tc>
         <w:tc>
           <w:tcPr>
-            <w:tcW w:type="dxa" w:w="2268"/>
+            <w:tcW w:type="dxa" w:w="3461"/>
           </w:tcPr>
           <w:p>
             <w:pPr>
@@ -13376,7 +13376,7 @@
       <w:tr>
         <w:tc>
           <w:tcPr>
-            <w:tcW w:type="dxa" w:w="2268"/>
+            <w:tcW w:type="dxa" w:w="1701"/>
           </w:tcPr>
           <w:p>
             <w:pPr>
@@ -13393,7 +13393,7 @@
         </w:tc>
         <w:tc>
           <w:tcPr>
-            <w:tcW w:type="dxa" w:w="2268"/>
+            <w:tcW w:type="dxa" w:w="3342"/>
           </w:tcPr>
           <w:p>
             <w:pPr>
@@ -13410,7 +13410,7 @@
         </w:tc>
         <w:tc>
           <w:tcPr>
-            <w:tcW w:type="dxa" w:w="2268"/>
+            <w:tcW w:type="dxa" w:w="1701"/>
           </w:tcPr>
           <w:p>
             <w:pPr>
@@ -13427,7 +13427,7 @@
         </w:tc>
         <w:tc>
           <w:tcPr>
-            <w:tcW w:type="dxa" w:w="2268"/>
+            <w:tcW w:type="dxa" w:w="3461"/>
           </w:tcPr>
           <w:p>
             <w:pPr>
@@ -13446,7 +13446,7 @@
       <w:tr>
         <w:tc>
           <w:tcPr>
-            <w:tcW w:type="dxa" w:w="2268"/>
+            <w:tcW w:type="dxa" w:w="1701"/>
           </w:tcPr>
           <w:p>
             <w:pPr>
@@ -13463,7 +13463,7 @@
         </w:tc>
         <w:tc>
           <w:tcPr>
-            <w:tcW w:type="dxa" w:w="2268"/>
+            <w:tcW w:type="dxa" w:w="3342"/>
           </w:tcPr>
           <w:p>
             <w:pPr>
@@ -13480,7 +13480,7 @@
         </w:tc>
         <w:tc>
           <w:tcPr>
-            <w:tcW w:type="dxa" w:w="2268"/>
+            <w:tcW w:type="dxa" w:w="1701"/>
           </w:tcPr>
           <w:p>
             <w:pPr>
@@ -13497,7 +13497,7 @@
         </w:tc>
         <w:tc>
           <w:tcPr>
-            <w:tcW w:type="dxa" w:w="2268"/>
+            <w:tcW w:type="dxa" w:w="3461"/>
           </w:tcPr>
           <w:p>
             <w:pPr>
@@ -13516,7 +13516,7 @@
       <w:tr>
         <w:tc>
           <w:tcPr>
-            <w:tcW w:type="dxa" w:w="2268"/>
+            <w:tcW w:type="dxa" w:w="1701"/>
           </w:tcPr>
           <w:p>
             <w:pPr>
@@ -13533,7 +13533,7 @@
         </w:tc>
         <w:tc>
           <w:tcPr>
-            <w:tcW w:type="dxa" w:w="2268"/>
+            <w:tcW w:type="dxa" w:w="3342"/>
           </w:tcPr>
           <w:p>
             <w:pPr>
@@ -13550,7 +13550,7 @@
         </w:tc>
         <w:tc>
           <w:tcPr>
-            <w:tcW w:type="dxa" w:w="2268"/>
+            <w:tcW w:type="dxa" w:w="1701"/>
           </w:tcPr>
           <w:p>
             <w:pPr>
@@ -13567,7 +13567,7 @@
         </w:tc>
         <w:tc>
           <w:tcPr>
-            <w:tcW w:type="dxa" w:w="2268"/>
+            <w:tcW w:type="dxa" w:w="3461"/>
           </w:tcPr>
           <w:p>
             <w:pPr>
@@ -13586,7 +13586,7 @@
       <w:tr>
         <w:tc>
           <w:tcPr>
-            <w:tcW w:type="dxa" w:w="2268"/>
+            <w:tcW w:type="dxa" w:w="1701"/>
           </w:tcPr>
           <w:p>
             <w:pPr>
@@ -13603,7 +13603,7 @@
         </w:tc>
         <w:tc>
           <w:tcPr>
-            <w:tcW w:type="dxa" w:w="2268"/>
+            <w:tcW w:type="dxa" w:w="3342"/>
           </w:tcPr>
           <w:p>
             <w:pPr>
@@ -13620,7 +13620,7 @@
         </w:tc>
         <w:tc>
           <w:tcPr>
-            <w:tcW w:type="dxa" w:w="2268"/>
+            <w:tcW w:type="dxa" w:w="1701"/>
           </w:tcPr>
           <w:p>
             <w:pPr>
@@ -13637,7 +13637,7 @@
         </w:tc>
         <w:tc>
           <w:tcPr>
-            <w:tcW w:type="dxa" w:w="2268"/>
+            <w:tcW w:type="dxa" w:w="3461"/>
           </w:tcPr>
           <w:p>
             <w:pPr>

--- a/docs/docx/概要设计说明书.docx
+++ b/docs/docx/概要设计说明书.docx
@@ -1408,7 +1408,7 @@
       <w:tr>
         <w:tc>
           <w:tcPr>
-            <w:tcW w:type="dxa" w:w="3969"/>
+            <w:tcW w:type="dxa" w:w="3628"/>
           </w:tcPr>
           <w:p>
             <w:pPr>
@@ -1426,7 +1426,7 @@
         </w:tc>
         <w:tc>
           <w:tcPr>
-            <w:tcW w:type="dxa" w:w="2835"/>
+            <w:tcW w:type="dxa" w:w="3024"/>
           </w:tcPr>
           <w:p>
             <w:pPr>
@@ -1444,7 +1444,7 @@
         </w:tc>
         <w:tc>
           <w:tcPr>
-            <w:tcW w:type="dxa" w:w="2268"/>
+            <w:tcW w:type="dxa" w:w="2419"/>
           </w:tcPr>
           <w:p>
             <w:pPr>
@@ -1464,24 +1464,24 @@
       <w:tr>
         <w:tc>
           <w:tcPr>
-            <w:tcW w:type="dxa" w:w="3969"/>
-          </w:tcPr>
-          <w:p>
-            <w:pPr>
-              <w:ind w:firstLine="0"/>
-            </w:pPr>
-            <w:r>
-              <w:rPr>
-                <w:rFonts w:ascii="Times New Roman" w:hAnsi="Times New Roman" w:eastAsia="宋体"/>
-                <w:sz w:val="20"/>
-              </w:rPr>
-              <w:t>`user`</w:t>
-            </w:r>
-          </w:p>
-        </w:tc>
-        <w:tc>
-          <w:tcPr>
-            <w:tcW w:type="dxa" w:w="2835"/>
+            <w:tcW w:type="dxa" w:w="3628"/>
+          </w:tcPr>
+          <w:p>
+            <w:pPr>
+              <w:ind w:firstLine="0"/>
+            </w:pPr>
+            <w:r>
+              <w:rPr>
+                <w:rFonts w:ascii="Times New Roman" w:hAnsi="Times New Roman" w:eastAsia="宋体"/>
+                <w:sz w:val="20"/>
+              </w:rPr>
+              <w:t>user</w:t>
+            </w:r>
+          </w:p>
+        </w:tc>
+        <w:tc>
+          <w:tcPr>
+            <w:tcW w:type="dxa" w:w="3024"/>
           </w:tcPr>
           <w:p>
             <w:pPr>
@@ -1498,7 +1498,7 @@
         </w:tc>
         <w:tc>
           <w:tcPr>
-            <w:tcW w:type="dxa" w:w="2268"/>
+            <w:tcW w:type="dxa" w:w="2419"/>
           </w:tcPr>
           <w:p>
             <w:pPr>
@@ -1517,24 +1517,24 @@
       <w:tr>
         <w:tc>
           <w:tcPr>
-            <w:tcW w:type="dxa" w:w="3969"/>
-          </w:tcPr>
-          <w:p>
-            <w:pPr>
-              <w:ind w:firstLine="0"/>
-            </w:pPr>
-            <w:r>
-              <w:rPr>
-                <w:rFonts w:ascii="Times New Roman" w:hAnsi="Times New Roman" w:eastAsia="宋体"/>
-                <w:sz w:val="20"/>
-              </w:rPr>
-              <w:t>`cat`</w:t>
-            </w:r>
-          </w:p>
-        </w:tc>
-        <w:tc>
-          <w:tcPr>
-            <w:tcW w:type="dxa" w:w="2835"/>
+            <w:tcW w:type="dxa" w:w="3628"/>
+          </w:tcPr>
+          <w:p>
+            <w:pPr>
+              <w:ind w:firstLine="0"/>
+            </w:pPr>
+            <w:r>
+              <w:rPr>
+                <w:rFonts w:ascii="Times New Roman" w:hAnsi="Times New Roman" w:eastAsia="宋体"/>
+                <w:sz w:val="20"/>
+              </w:rPr>
+              <w:t>cat</w:t>
+            </w:r>
+          </w:p>
+        </w:tc>
+        <w:tc>
+          <w:tcPr>
+            <w:tcW w:type="dxa" w:w="3024"/>
           </w:tcPr>
           <w:p>
             <w:pPr>
@@ -1551,7 +1551,7 @@
         </w:tc>
         <w:tc>
           <w:tcPr>
-            <w:tcW w:type="dxa" w:w="2268"/>
+            <w:tcW w:type="dxa" w:w="2419"/>
           </w:tcPr>
           <w:p>
             <w:pPr>
@@ -1570,24 +1570,24 @@
       <w:tr>
         <w:tc>
           <w:tcPr>
-            <w:tcW w:type="dxa" w:w="3969"/>
-          </w:tcPr>
-          <w:p>
-            <w:pPr>
-              <w:ind w:firstLine="0"/>
-            </w:pPr>
-            <w:r>
-              <w:rPr>
-                <w:rFonts w:ascii="Times New Roman" w:hAnsi="Times New Roman" w:eastAsia="宋体"/>
-                <w:sz w:val="20"/>
-              </w:rPr>
-              <w:t>`photo`</w:t>
-            </w:r>
-          </w:p>
-        </w:tc>
-        <w:tc>
-          <w:tcPr>
-            <w:tcW w:type="dxa" w:w="2835"/>
+            <w:tcW w:type="dxa" w:w="3628"/>
+          </w:tcPr>
+          <w:p>
+            <w:pPr>
+              <w:ind w:firstLine="0"/>
+            </w:pPr>
+            <w:r>
+              <w:rPr>
+                <w:rFonts w:ascii="Times New Roman" w:hAnsi="Times New Roman" w:eastAsia="宋体"/>
+                <w:sz w:val="20"/>
+              </w:rPr>
+              <w:t>photo</w:t>
+            </w:r>
+          </w:p>
+        </w:tc>
+        <w:tc>
+          <w:tcPr>
+            <w:tcW w:type="dxa" w:w="3024"/>
           </w:tcPr>
           <w:p>
             <w:pPr>
@@ -1604,7 +1604,7 @@
         </w:tc>
         <w:tc>
           <w:tcPr>
-            <w:tcW w:type="dxa" w:w="2268"/>
+            <w:tcW w:type="dxa" w:w="2419"/>
           </w:tcPr>
           <w:p>
             <w:pPr>
@@ -1623,24 +1623,24 @@
       <w:tr>
         <w:tc>
           <w:tcPr>
-            <w:tcW w:type="dxa" w:w="3969"/>
-          </w:tcPr>
-          <w:p>
-            <w:pPr>
-              <w:ind w:firstLine="0"/>
-            </w:pPr>
-            <w:r>
-              <w:rPr>
-                <w:rFonts w:ascii="Times New Roman" w:hAnsi="Times New Roman" w:eastAsia="宋体"/>
-                <w:sz w:val="20"/>
-              </w:rPr>
-              <w:t>`comment`</w:t>
-            </w:r>
-          </w:p>
-        </w:tc>
-        <w:tc>
-          <w:tcPr>
-            <w:tcW w:type="dxa" w:w="2835"/>
+            <w:tcW w:type="dxa" w:w="3628"/>
+          </w:tcPr>
+          <w:p>
+            <w:pPr>
+              <w:ind w:firstLine="0"/>
+            </w:pPr>
+            <w:r>
+              <w:rPr>
+                <w:rFonts w:ascii="Times New Roman" w:hAnsi="Times New Roman" w:eastAsia="宋体"/>
+                <w:sz w:val="20"/>
+              </w:rPr>
+              <w:t>comment</w:t>
+            </w:r>
+          </w:p>
+        </w:tc>
+        <w:tc>
+          <w:tcPr>
+            <w:tcW w:type="dxa" w:w="3024"/>
           </w:tcPr>
           <w:p>
             <w:pPr>
@@ -1657,7 +1657,7 @@
         </w:tc>
         <w:tc>
           <w:tcPr>
-            <w:tcW w:type="dxa" w:w="2268"/>
+            <w:tcW w:type="dxa" w:w="2419"/>
           </w:tcPr>
           <w:p>
             <w:pPr>
@@ -1676,24 +1676,24 @@
       <w:tr>
         <w:tc>
           <w:tcPr>
-            <w:tcW w:type="dxa" w:w="3969"/>
-          </w:tcPr>
-          <w:p>
-            <w:pPr>
-              <w:ind w:firstLine="0"/>
-            </w:pPr>
-            <w:r>
-              <w:rPr>
-                <w:rFonts w:ascii="Times New Roman" w:hAnsi="Times New Roman" w:eastAsia="宋体"/>
-                <w:sz w:val="20"/>
-              </w:rPr>
-              <w:t>`activity_log`</w:t>
-            </w:r>
-          </w:p>
-        </w:tc>
-        <w:tc>
-          <w:tcPr>
-            <w:tcW w:type="dxa" w:w="2835"/>
+            <w:tcW w:type="dxa" w:w="3628"/>
+          </w:tcPr>
+          <w:p>
+            <w:pPr>
+              <w:ind w:firstLine="0"/>
+            </w:pPr>
+            <w:r>
+              <w:rPr>
+                <w:rFonts w:ascii="Times New Roman" w:hAnsi="Times New Roman" w:eastAsia="宋体"/>
+                <w:sz w:val="20"/>
+              </w:rPr>
+              <w:t>activity_log</w:t>
+            </w:r>
+          </w:p>
+        </w:tc>
+        <w:tc>
+          <w:tcPr>
+            <w:tcW w:type="dxa" w:w="3024"/>
           </w:tcPr>
           <w:p>
             <w:pPr>
@@ -1710,7 +1710,7 @@
         </w:tc>
         <w:tc>
           <w:tcPr>
-            <w:tcW w:type="dxa" w:w="2268"/>
+            <w:tcW w:type="dxa" w:w="2419"/>
           </w:tcPr>
           <w:p>
             <w:pPr>
@@ -1729,24 +1729,24 @@
       <w:tr>
         <w:tc>
           <w:tcPr>
-            <w:tcW w:type="dxa" w:w="3969"/>
-          </w:tcPr>
-          <w:p>
-            <w:pPr>
-              <w:ind w:firstLine="0"/>
-            </w:pPr>
-            <w:r>
-              <w:rPr>
-                <w:rFonts w:ascii="Times New Roman" w:hAnsi="Times New Roman" w:eastAsia="宋体"/>
-                <w:sz w:val="20"/>
-              </w:rPr>
-              <w:t>`photo_like`</w:t>
-            </w:r>
-          </w:p>
-        </w:tc>
-        <w:tc>
-          <w:tcPr>
-            <w:tcW w:type="dxa" w:w="2835"/>
+            <w:tcW w:type="dxa" w:w="3628"/>
+          </w:tcPr>
+          <w:p>
+            <w:pPr>
+              <w:ind w:firstLine="0"/>
+            </w:pPr>
+            <w:r>
+              <w:rPr>
+                <w:rFonts w:ascii="Times New Roman" w:hAnsi="Times New Roman" w:eastAsia="宋体"/>
+                <w:sz w:val="20"/>
+              </w:rPr>
+              <w:t>photo_like</w:t>
+            </w:r>
+          </w:p>
+        </w:tc>
+        <w:tc>
+          <w:tcPr>
+            <w:tcW w:type="dxa" w:w="3024"/>
           </w:tcPr>
           <w:p>
             <w:pPr>
@@ -1763,7 +1763,7 @@
         </w:tc>
         <w:tc>
           <w:tcPr>
-            <w:tcW w:type="dxa" w:w="2268"/>
+            <w:tcW w:type="dxa" w:w="2419"/>
           </w:tcPr>
           <w:p>
             <w:pPr>
@@ -1782,24 +1782,24 @@
       <w:tr>
         <w:tc>
           <w:tcPr>
-            <w:tcW w:type="dxa" w:w="3969"/>
-          </w:tcPr>
-          <w:p>
-            <w:pPr>
-              <w:ind w:firstLine="0"/>
-            </w:pPr>
-            <w:r>
-              <w:rPr>
-                <w:rFonts w:ascii="Times New Roman" w:hAnsi="Times New Roman" w:eastAsia="宋体"/>
-                <w:sz w:val="20"/>
-              </w:rPr>
-              <w:t>`cat_follow`</w:t>
-            </w:r>
-          </w:p>
-        </w:tc>
-        <w:tc>
-          <w:tcPr>
-            <w:tcW w:type="dxa" w:w="2835"/>
+            <w:tcW w:type="dxa" w:w="3628"/>
+          </w:tcPr>
+          <w:p>
+            <w:pPr>
+              <w:ind w:firstLine="0"/>
+            </w:pPr>
+            <w:r>
+              <w:rPr>
+                <w:rFonts w:ascii="Times New Roman" w:hAnsi="Times New Roman" w:eastAsia="宋体"/>
+                <w:sz w:val="20"/>
+              </w:rPr>
+              <w:t>cat_follow</w:t>
+            </w:r>
+          </w:p>
+        </w:tc>
+        <w:tc>
+          <w:tcPr>
+            <w:tcW w:type="dxa" w:w="3024"/>
           </w:tcPr>
           <w:p>
             <w:pPr>
@@ -1816,7 +1816,7 @@
         </w:tc>
         <w:tc>
           <w:tcPr>
-            <w:tcW w:type="dxa" w:w="2268"/>
+            <w:tcW w:type="dxa" w:w="2419"/>
           </w:tcPr>
           <w:p>
             <w:pPr>
@@ -1835,24 +1835,24 @@
       <w:tr>
         <w:tc>
           <w:tcPr>
-            <w:tcW w:type="dxa" w:w="3969"/>
-          </w:tcPr>
-          <w:p>
-            <w:pPr>
-              <w:ind w:firstLine="0"/>
-            </w:pPr>
-            <w:r>
-              <w:rPr>
-                <w:rFonts w:ascii="Times New Roman" w:hAnsi="Times New Roman" w:eastAsia="宋体"/>
-                <w:sz w:val="20"/>
-              </w:rPr>
-              <w:t>`cat_rating`</w:t>
-            </w:r>
-          </w:p>
-        </w:tc>
-        <w:tc>
-          <w:tcPr>
-            <w:tcW w:type="dxa" w:w="2835"/>
+            <w:tcW w:type="dxa" w:w="3628"/>
+          </w:tcPr>
+          <w:p>
+            <w:pPr>
+              <w:ind w:firstLine="0"/>
+            </w:pPr>
+            <w:r>
+              <w:rPr>
+                <w:rFonts w:ascii="Times New Roman" w:hAnsi="Times New Roman" w:eastAsia="宋体"/>
+                <w:sz w:val="20"/>
+              </w:rPr>
+              <w:t>cat_rating</w:t>
+            </w:r>
+          </w:p>
+        </w:tc>
+        <w:tc>
+          <w:tcPr>
+            <w:tcW w:type="dxa" w:w="3024"/>
           </w:tcPr>
           <w:p>
             <w:pPr>
@@ -1869,7 +1869,7 @@
         </w:tc>
         <w:tc>
           <w:tcPr>
-            <w:tcW w:type="dxa" w:w="2268"/>
+            <w:tcW w:type="dxa" w:w="2419"/>
           </w:tcPr>
           <w:p>
             <w:pPr>
@@ -1900,7 +1900,7 @@
         <w:pStyle w:val="Heading4"/>
       </w:pPr>
       <w:r>
-        <w:t>3.3.1 `user` — 用户表</w:t>
+        <w:t>3.3.1 user — 用户表</w:t>
       </w:r>
     </w:p>
     <w:tbl>
@@ -2965,7 +2965,7 @@
         <w:pStyle w:val="Heading4"/>
       </w:pPr>
       <w:r>
-        <w:t>3.3.2 `cat` — 猫咪表</w:t>
+        <w:t>3.3.2 cat — 猫咪表</w:t>
       </w:r>
     </w:p>
     <w:tbl>
@@ -5839,7 +5839,7 @@
         <w:pStyle w:val="Heading4"/>
       </w:pPr>
       <w:r>
-        <w:t>3.3.3 `photo` — 照片表</w:t>
+        <w:t>3.3.3 photo — 照片表</w:t>
       </w:r>
     </w:p>
     <w:tbl>
@@ -6992,7 +6992,7 @@
         <w:pStyle w:val="Heading4"/>
       </w:pPr>
       <w:r>
-        <w:t>3.3.4 `comment` — 评论表</w:t>
+        <w:t>3.3.4 comment — 评论表</w:t>
       </w:r>
     </w:p>
     <w:tbl>
@@ -7542,7 +7542,7 @@
         <w:pStyle w:val="Heading4"/>
       </w:pPr>
       <w:r>
-        <w:t>3.3.5 `activity_log` — 行为日志表</w:t>
+        <w:t>3.3.5 activity_log — 行为日志表</w:t>
       </w:r>
     </w:p>
     <w:tbl>
@@ -8178,7 +8178,7 @@
         <w:pStyle w:val="Heading4"/>
       </w:pPr>
       <w:r>
-        <w:t>3.3.6 `photo_like` — 照片点赞表</w:t>
+        <w:t>3.3.6 photo_like — 照片点赞表</w:t>
       </w:r>
     </w:p>
     <w:tbl>
@@ -8651,7 +8651,7 @@
         <w:pStyle w:val="Heading4"/>
       </w:pPr>
       <w:r>
-        <w:t>3.3.7 `cat_follow` — 猫咪关注表</w:t>
+        <w:t>3.3.7 cat_follow — 猫咪关注表</w:t>
       </w:r>
     </w:p>
     <w:tbl>
@@ -9124,7 +9124,7 @@
         <w:pStyle w:val="Heading4"/>
       </w:pPr>
       <w:r>
-        <w:t>3.3.8 `cat_rating` — 猫咪评分表</w:t>
+        <w:t>3.3.8 cat_rating — 猫咪评分表</w:t>
       </w:r>
     </w:p>
     <w:tbl>

--- a/docs/docx/概要设计说明书.docx
+++ b/docs/docx/概要设计说明书.docx
@@ -14094,7 +14094,7 @@
       <w:keepLines/>
       <w:spacing w:before="480" w:after="0"/>
       <w:ind w:firstLine="0"/>
-      <w:jc w:val="center"/>
+      <w:jc w:val="left"/>
       <w:outlineLvl w:val="0"/>
     </w:pPr>
     <w:rPr>
@@ -14102,7 +14102,7 @@
       <w:b/>
       <w:bCs/>
       <w:color w:val="000000"/>
-      <w:sz w:val="32"/>
+      <w:sz w:val="28"/>
       <w:szCs w:val="28"/>
     </w:rPr>
   </w:style>
@@ -14120,6 +14120,7 @@
       <w:keepLines/>
       <w:spacing w:before="200" w:after="0"/>
       <w:ind w:firstLine="0"/>
+      <w:jc w:val="left"/>
       <w:outlineLvl w:val="1"/>
     </w:pPr>
     <w:rPr>
@@ -14127,7 +14128,7 @@
       <w:b/>
       <w:bCs/>
       <w:color w:val="000000"/>
-      <w:sz w:val="28"/>
+      <w:sz w:val="24"/>
       <w:szCs w:val="26"/>
     </w:rPr>
   </w:style>
@@ -14145,11 +14146,12 @@
       <w:keepLines/>
       <w:spacing w:before="200" w:after="0"/>
       <w:ind w:firstLine="0"/>
+      <w:jc w:val="left"/>
       <w:outlineLvl w:val="2"/>
     </w:pPr>
     <w:rPr>
-      <w:rFonts w:asciiTheme="majorHAnsi" w:eastAsiaTheme="majorEastAsia" w:hAnsiTheme="majorHAnsi" w:cstheme="majorBidi" w:ascii="Times New Roman" w:hAnsi="Times New Roman" w:eastAsia="黑体"/>
-      <w:b/>
+      <w:rFonts w:asciiTheme="majorHAnsi" w:eastAsiaTheme="majorEastAsia" w:hAnsiTheme="majorHAnsi" w:cstheme="majorBidi" w:ascii="Times New Roman" w:hAnsi="Times New Roman" w:eastAsia="宋体"/>
+      <w:b w:val="0"/>
       <w:bCs/>
       <w:color w:val="000000"/>
       <w:sz w:val="24"/>
@@ -14170,11 +14172,12 @@
       <w:keepLines/>
       <w:spacing w:before="200" w:after="0"/>
       <w:ind w:firstLine="0"/>
+      <w:jc w:val="left"/>
       <w:outlineLvl w:val="3"/>
     </w:pPr>
     <w:rPr>
-      <w:rFonts w:asciiTheme="majorHAnsi" w:eastAsiaTheme="majorEastAsia" w:hAnsiTheme="majorHAnsi" w:cstheme="majorBidi" w:ascii="Times New Roman" w:hAnsi="Times New Roman" w:eastAsia="黑体"/>
-      <w:b/>
+      <w:rFonts w:asciiTheme="majorHAnsi" w:eastAsiaTheme="majorEastAsia" w:hAnsiTheme="majorHAnsi" w:cstheme="majorBidi" w:ascii="Times New Roman" w:hAnsi="Times New Roman" w:eastAsia="宋体"/>
+      <w:b w:val="0"/>
       <w:bCs/>
       <w:i/>
       <w:iCs/>
